--- a/public/files/contract_gold_template.docx
+++ b/public/files/contract_gold_template.docx
@@ -154,33 +154,7 @@
           <w:color w:val="000000" w:themeColor="text1"/>
           <w:lang w:val="en-GB"/>
         </w:rPr>
-        <w:t>${</w:t>
-      </w:r>
-      <w:proofErr w:type="spellStart"/>
-      <w:r>
-        <w:rPr>
-          <w:rFonts w:ascii="Times New Roman" w:eastAsia="Times New Roman" w:hAnsi="Times New Roman" w:cs="Times New Roman"/>
-          <w:b/>
-          <w:bCs/>
-          <w:i/>
-          <w:iCs/>
-          <w:color w:val="000000" w:themeColor="text1"/>
-          <w:lang w:val="en-GB"/>
-        </w:rPr>
-        <w:t>num</w:t>
-      </w:r>
-      <w:proofErr w:type="spellEnd"/>
-      <w:r>
-        <w:rPr>
-          <w:rFonts w:ascii="Times New Roman" w:eastAsia="Times New Roman" w:hAnsi="Times New Roman" w:cs="Times New Roman"/>
-          <w:b/>
-          <w:bCs/>
-          <w:i/>
-          <w:iCs/>
-          <w:color w:val="000000" w:themeColor="text1"/>
-          <w:lang w:val="en-GB"/>
-        </w:rPr>
-        <w:t>}</w:t>
+        <w:t>${num}</w:t>
       </w:r>
     </w:p>
     <w:tbl>
@@ -397,86 +371,8 @@
           <w:szCs w:val="18"/>
           <w:lang w:val="en-GB"/>
         </w:rPr>
-        <w:t xml:space="preserve">53 </w:t>
-      </w:r>
-      <w:proofErr w:type="spellStart"/>
-      <w:r>
-        <w:rPr>
-          <w:rFonts w:ascii="Times New Roman" w:eastAsia="Times New Roman" w:hAnsi="Times New Roman" w:cs="Times New Roman"/>
-          <w:color w:val="000000" w:themeColor="text1"/>
-          <w:sz w:val="18"/>
-          <w:szCs w:val="18"/>
-          <w:lang w:val="en-GB"/>
-        </w:rPr>
-        <w:t>շենք</w:t>
-      </w:r>
-      <w:proofErr w:type="spellEnd"/>
-      <w:r>
-        <w:rPr>
-          <w:rFonts w:ascii="Times New Roman" w:eastAsia="Times New Roman" w:hAnsi="Times New Roman" w:cs="Times New Roman"/>
-          <w:color w:val="000000" w:themeColor="text1"/>
-          <w:sz w:val="18"/>
-          <w:szCs w:val="18"/>
-          <w:lang w:val="en-GB"/>
-        </w:rPr>
-        <w:t xml:space="preserve">, 35 </w:t>
-      </w:r>
-      <w:proofErr w:type="spellStart"/>
-      <w:r>
-        <w:rPr>
-          <w:rFonts w:ascii="Times New Roman" w:eastAsia="Times New Roman" w:hAnsi="Times New Roman" w:cs="Times New Roman"/>
-          <w:color w:val="000000" w:themeColor="text1"/>
-          <w:sz w:val="18"/>
-          <w:szCs w:val="18"/>
-          <w:lang w:val="en-GB"/>
-        </w:rPr>
-        <w:t>ոչ</w:t>
-      </w:r>
-      <w:proofErr w:type="spellEnd"/>
-      <w:r>
-        <w:rPr>
-          <w:rFonts w:ascii="Times New Roman" w:eastAsia="Times New Roman" w:hAnsi="Times New Roman" w:cs="Times New Roman"/>
-          <w:color w:val="000000" w:themeColor="text1"/>
-          <w:sz w:val="18"/>
-          <w:szCs w:val="18"/>
-          <w:lang w:val="en-GB"/>
-        </w:rPr>
-        <w:t xml:space="preserve"> </w:t>
-      </w:r>
-      <w:proofErr w:type="spellStart"/>
-      <w:r>
-        <w:rPr>
-          <w:rFonts w:ascii="Times New Roman" w:eastAsia="Times New Roman" w:hAnsi="Times New Roman" w:cs="Times New Roman"/>
-          <w:color w:val="000000" w:themeColor="text1"/>
-          <w:sz w:val="18"/>
-          <w:szCs w:val="18"/>
-          <w:lang w:val="en-GB"/>
-        </w:rPr>
-        <w:t>բնակելի</w:t>
-      </w:r>
-      <w:proofErr w:type="spellEnd"/>
-      <w:r>
-        <w:rPr>
-          <w:rFonts w:ascii="Times New Roman" w:eastAsia="Times New Roman" w:hAnsi="Times New Roman" w:cs="Times New Roman"/>
-          <w:color w:val="000000" w:themeColor="text1"/>
-          <w:sz w:val="18"/>
-          <w:szCs w:val="18"/>
-          <w:lang w:val="en-GB"/>
-        </w:rPr>
-        <w:t xml:space="preserve"> </w:t>
-      </w:r>
-      <w:proofErr w:type="spellStart"/>
-      <w:r>
-        <w:rPr>
-          <w:rFonts w:ascii="Times New Roman" w:eastAsia="Times New Roman" w:hAnsi="Times New Roman" w:cs="Times New Roman"/>
-          <w:color w:val="000000" w:themeColor="text1"/>
-          <w:sz w:val="18"/>
-          <w:szCs w:val="18"/>
-          <w:lang w:val="en-GB"/>
-        </w:rPr>
-        <w:t>տարածք</w:t>
-      </w:r>
-      <w:proofErr w:type="spellEnd"/>
+        <w:t>53 շենք, 35 ոչ բնակելի տարածք</w:t>
+      </w:r>
       <w:r>
         <w:rPr>
           <w:rFonts w:ascii="Times New Roman" w:eastAsia="Times New Roman" w:hAnsi="Times New Roman" w:cs="Times New Roman"/>
@@ -1402,9 +1298,8 @@
                 <w:szCs w:val="16"/>
                 <w:lang w:val="en-GB"/>
               </w:rPr>
-              <w:t>${</w:t>
-            </w:r>
-            <w:proofErr w:type="spellStart"/>
+              <w:t>${contra</w:t>
+            </w:r>
             <w:r>
               <w:rPr>
                 <w:rFonts w:ascii="Times New Roman" w:hAnsi="Times New Roman" w:cs="Times New Roman"/>
@@ -1414,7 +1309,7 @@
                 <w:szCs w:val="16"/>
                 <w:lang w:val="en-GB"/>
               </w:rPr>
-              <w:t>contra</w:t>
+              <w:t>c</w:t>
             </w:r>
             <w:r>
               <w:rPr>
@@ -1425,30 +1320,7 @@
                 <w:szCs w:val="16"/>
                 <w:lang w:val="en-GB"/>
               </w:rPr>
-              <w:t>c</w:t>
-            </w:r>
-            <w:r>
-              <w:rPr>
-                <w:rFonts w:ascii="Times New Roman" w:hAnsi="Times New Roman" w:cs="Times New Roman"/>
-                <w:b/>
-                <w:i/>
-                <w:sz w:val="16"/>
-                <w:szCs w:val="16"/>
-                <w:lang w:val="en-GB"/>
-              </w:rPr>
-              <w:t>t_amount</w:t>
-            </w:r>
-            <w:proofErr w:type="spellEnd"/>
-            <w:r>
-              <w:rPr>
-                <w:rFonts w:ascii="Times New Roman" w:hAnsi="Times New Roman" w:cs="Times New Roman"/>
-                <w:b/>
-                <w:i/>
-                <w:sz w:val="16"/>
-                <w:szCs w:val="16"/>
-                <w:lang w:val="en-GB"/>
-              </w:rPr>
-              <w:t>}</w:t>
+              <w:t>t_amount}</w:t>
             </w:r>
             <w:r>
               <w:rPr>
@@ -1659,31 +1531,7 @@
                 <w:szCs w:val="16"/>
                 <w:lang w:val="en-GB"/>
               </w:rPr>
-              <w:t>${</w:t>
-            </w:r>
-            <w:proofErr w:type="spellStart"/>
-            <w:r>
-              <w:rPr>
-                <w:rFonts w:ascii="Times New Roman" w:hAnsi="Times New Roman" w:cs="Times New Roman"/>
-                <w:b/>
-                <w:i/>
-                <w:sz w:val="16"/>
-                <w:szCs w:val="16"/>
-                <w:lang w:val="en-GB"/>
-              </w:rPr>
-              <w:t>effective_annual_rate</w:t>
-            </w:r>
-            <w:proofErr w:type="spellEnd"/>
-            <w:r>
-              <w:rPr>
-                <w:rFonts w:ascii="Times New Roman" w:hAnsi="Times New Roman" w:cs="Times New Roman"/>
-                <w:b/>
-                <w:i/>
-                <w:sz w:val="16"/>
-                <w:szCs w:val="16"/>
-                <w:lang w:val="en-GB"/>
-              </w:rPr>
-              <w:t>}</w:t>
+              <w:t>${effective_annual_rate}</w:t>
             </w:r>
           </w:p>
         </w:tc>
@@ -3061,9 +2909,8 @@
                 <w:szCs w:val="16"/>
                 <w:lang w:val="en-GB"/>
               </w:rPr>
-              <w:t>${</w:t>
-            </w:r>
-            <w:proofErr w:type="spellStart"/>
+              <w:t>${mother_amount}</w:t>
+            </w:r>
             <w:r>
               <w:rPr>
                 <w:rFonts w:ascii="Times New Roman" w:hAnsi="Times New Roman" w:cs="Times New Roman"/>
@@ -3073,19 +2920,7 @@
                 <w:szCs w:val="16"/>
                 <w:lang w:val="en-GB"/>
               </w:rPr>
-              <w:t>mother_amount</w:t>
-            </w:r>
-            <w:proofErr w:type="spellEnd"/>
-            <w:r>
-              <w:rPr>
-                <w:rFonts w:ascii="Times New Roman" w:hAnsi="Times New Roman" w:cs="Times New Roman"/>
-                <w:bCs/>
-                <w:iCs/>
-                <w:sz w:val="16"/>
-                <w:szCs w:val="16"/>
-                <w:lang w:val="en-GB"/>
-              </w:rPr>
-              <w:t xml:space="preserve">} </w:t>
+              <w:t xml:space="preserve"> </w:t>
             </w:r>
             <w:r>
               <w:rPr>
@@ -7373,7 +7208,6 @@
                 <w:lang w:val="en-GB"/>
               </w:rPr>
             </w:pPr>
-            <w:proofErr w:type="spellStart"/>
             <w:r>
               <w:rPr>
                 <w:rFonts w:ascii="Times New Roman" w:hAnsi="Times New Roman" w:cs="Times New Roman"/>
@@ -7383,9 +7217,8 @@
                 <w:szCs w:val="18"/>
                 <w:lang w:val="en-GB"/>
               </w:rPr>
-              <w:t>Քարտի</w:t>
-            </w:r>
-            <w:proofErr w:type="spellEnd"/>
+              <w:t xml:space="preserve">Քարտի համար՝ </w:t>
+            </w:r>
             <w:r>
               <w:rPr>
                 <w:rFonts w:ascii="Times New Roman" w:hAnsi="Times New Roman" w:cs="Times New Roman"/>
@@ -7395,66 +7228,7 @@
                 <w:szCs w:val="18"/>
                 <w:lang w:val="en-GB"/>
               </w:rPr>
-              <w:t xml:space="preserve"> </w:t>
-            </w:r>
-            <w:proofErr w:type="spellStart"/>
-            <w:r>
-              <w:rPr>
-                <w:rFonts w:ascii="Times New Roman" w:hAnsi="Times New Roman" w:cs="Times New Roman"/>
-                <w:b/>
-                <w:bCs/>
-                <w:sz w:val="18"/>
-                <w:szCs w:val="18"/>
-                <w:lang w:val="en-GB"/>
-              </w:rPr>
-              <w:t>համար</w:t>
-            </w:r>
-            <w:proofErr w:type="spellEnd"/>
-            <w:r>
-              <w:rPr>
-                <w:rFonts w:ascii="Times New Roman" w:hAnsi="Times New Roman" w:cs="Times New Roman"/>
-                <w:b/>
-                <w:bCs/>
-                <w:sz w:val="18"/>
-                <w:szCs w:val="18"/>
-                <w:lang w:val="en-GB"/>
-              </w:rPr>
-              <w:t xml:space="preserve">՝ </w:t>
-            </w:r>
-            <w:r>
-              <w:rPr>
-                <w:rFonts w:ascii="Times New Roman" w:hAnsi="Times New Roman" w:cs="Times New Roman"/>
-                <w:b/>
-                <w:bCs/>
-                <w:sz w:val="18"/>
-                <w:szCs w:val="18"/>
-                <w:lang w:val="en-GB"/>
-              </w:rPr>
-              <w:t>${</w:t>
-            </w:r>
-            <w:proofErr w:type="spellStart"/>
-            <w:r>
-              <w:rPr>
-                <w:rFonts w:ascii="Times New Roman" w:hAnsi="Times New Roman" w:cs="Times New Roman"/>
-                <w:b/>
-                <w:bCs/>
-                <w:sz w:val="18"/>
-                <w:szCs w:val="18"/>
-                <w:lang w:val="en-GB"/>
-              </w:rPr>
-              <w:t>card_number</w:t>
-            </w:r>
-            <w:proofErr w:type="spellEnd"/>
-            <w:r>
-              <w:rPr>
-                <w:rFonts w:ascii="Times New Roman" w:hAnsi="Times New Roman" w:cs="Times New Roman"/>
-                <w:b/>
-                <w:bCs/>
-                <w:sz w:val="18"/>
-                <w:szCs w:val="18"/>
-                <w:lang w:val="en-GB"/>
-              </w:rPr>
-              <w:t>}</w:t>
+              <w:t>${card_number}</w:t>
             </w:r>
           </w:p>
           <w:p>
@@ -8055,7 +7829,6 @@
           <w:lang w:val="en-GB"/>
         </w:rPr>
       </w:pPr>
-      <w:proofErr w:type="spellStart"/>
       <w:r>
         <w:rPr>
           <w:rFonts w:ascii="Times New Roman" w:eastAsia="Times New Roman" w:hAnsi="Times New Roman" w:cs="Times New Roman"/>
@@ -8066,10 +7839,13 @@
           <w:szCs w:val="13"/>
           <w:lang w:val="en-GB"/>
         </w:rPr>
-        <w:t>Վարկային</w:t>
-      </w:r>
-      <w:proofErr w:type="spellEnd"/>
-      <w:r>
+        <w:t xml:space="preserve">Վարկային կոդ՝ </w:t>
+      </w:r>
+    </w:p>
+    <w:p>
+      <w:pPr>
+        <w:spacing w:after="0" w:line="276" w:lineRule="auto"/>
+        <w:jc w:val="right"/>
         <w:rPr>
           <w:rFonts w:ascii="Times New Roman" w:eastAsia="Times New Roman" w:hAnsi="Times New Roman" w:cs="Times New Roman"/>
           <w:i/>
@@ -8079,9 +7855,7 @@
           <w:szCs w:val="13"/>
           <w:lang w:val="en-GB"/>
         </w:rPr>
-        <w:t xml:space="preserve"> </w:t>
-      </w:r>
-      <w:proofErr w:type="spellStart"/>
+      </w:pPr>
       <w:r>
         <w:rPr>
           <w:rFonts w:ascii="Times New Roman" w:eastAsia="Times New Roman" w:hAnsi="Times New Roman" w:cs="Times New Roman"/>
@@ -8090,11 +7864,10 @@
           <w:color w:val="000000" w:themeColor="text1"/>
           <w:sz w:val="18"/>
           <w:szCs w:val="13"/>
-          <w:lang w:val="en-GB"/>
-        </w:rPr>
-        <w:t>կոդ</w:t>
-      </w:r>
-      <w:proofErr w:type="spellEnd"/>
+          <w:lang w:val="hy-AM"/>
+        </w:rPr>
+        <w:t xml:space="preserve">Վարկային և ոսկյա իրերի գրավի խառը պայմանագիր </w:t>
+      </w:r>
       <w:r>
         <w:rPr>
           <w:rFonts w:ascii="Times New Roman" w:eastAsia="Times New Roman" w:hAnsi="Times New Roman" w:cs="Times New Roman"/>
@@ -8103,15 +7876,11 @@
           <w:color w:val="000000" w:themeColor="text1"/>
           <w:sz w:val="18"/>
           <w:szCs w:val="13"/>
-          <w:lang w:val="en-GB"/>
-        </w:rPr>
-        <w:t xml:space="preserve">՝ </w:t>
-      </w:r>
-    </w:p>
-    <w:p>
-      <w:pPr>
-        <w:spacing w:after="0" w:line="276" w:lineRule="auto"/>
-        <w:jc w:val="right"/>
+          <w:lang w:val="hy-AM"/>
+        </w:rPr>
+        <w:t xml:space="preserve">№ </w:t>
+      </w:r>
+      <w:r>
         <w:rPr>
           <w:rFonts w:ascii="Times New Roman" w:eastAsia="Times New Roman" w:hAnsi="Times New Roman" w:cs="Times New Roman"/>
           <w:i/>
@@ -8121,68 +7890,7 @@
           <w:szCs w:val="13"/>
           <w:lang w:val="en-GB"/>
         </w:rPr>
-      </w:pPr>
-      <w:r>
-        <w:rPr>
-          <w:rFonts w:ascii="Times New Roman" w:eastAsia="Times New Roman" w:hAnsi="Times New Roman" w:cs="Times New Roman"/>
-          <w:i/>
-          <w:iCs/>
-          <w:color w:val="000000" w:themeColor="text1"/>
-          <w:sz w:val="18"/>
-          <w:szCs w:val="13"/>
-          <w:lang w:val="hy-AM"/>
-        </w:rPr>
-        <w:t xml:space="preserve">Վարկային և ոսկյա իրերի գրավի խառը պայմանագիր </w:t>
-      </w:r>
-      <w:r>
-        <w:rPr>
-          <w:rFonts w:ascii="Times New Roman" w:eastAsia="Times New Roman" w:hAnsi="Times New Roman" w:cs="Times New Roman"/>
-          <w:i/>
-          <w:iCs/>
-          <w:color w:val="000000" w:themeColor="text1"/>
-          <w:sz w:val="18"/>
-          <w:szCs w:val="13"/>
-          <w:lang w:val="hy-AM"/>
-        </w:rPr>
-        <w:t xml:space="preserve">№ </w:t>
-      </w:r>
-      <w:r>
-        <w:rPr>
-          <w:rFonts w:ascii="Times New Roman" w:eastAsia="Times New Roman" w:hAnsi="Times New Roman" w:cs="Times New Roman"/>
-          <w:i/>
-          <w:iCs/>
-          <w:color w:val="000000" w:themeColor="text1"/>
-          <w:sz w:val="18"/>
-          <w:szCs w:val="13"/>
-          <w:lang w:val="en-GB"/>
-        </w:rPr>
-        <w:t>${</w:t>
-      </w:r>
-      <w:proofErr w:type="spellStart"/>
-      <w:r>
-        <w:rPr>
-          <w:rFonts w:ascii="Times New Roman" w:eastAsia="Times New Roman" w:hAnsi="Times New Roman" w:cs="Times New Roman"/>
-          <w:i/>
-          <w:iCs/>
-          <w:color w:val="000000" w:themeColor="text1"/>
-          <w:sz w:val="18"/>
-          <w:szCs w:val="13"/>
-          <w:lang w:val="en-GB"/>
-        </w:rPr>
-        <w:t>num</w:t>
-      </w:r>
-      <w:proofErr w:type="spellEnd"/>
-      <w:r>
-        <w:rPr>
-          <w:rFonts w:ascii="Times New Roman" w:eastAsia="Times New Roman" w:hAnsi="Times New Roman" w:cs="Times New Roman"/>
-          <w:i/>
-          <w:iCs/>
-          <w:color w:val="000000" w:themeColor="text1"/>
-          <w:sz w:val="18"/>
-          <w:szCs w:val="13"/>
-          <w:lang w:val="en-GB"/>
-        </w:rPr>
-        <w:t>}</w:t>
+        <w:t>${num}</w:t>
       </w:r>
     </w:p>
     <w:p>
@@ -8727,7 +8435,6 @@
           <w:lang w:val="en-GB"/>
         </w:rPr>
       </w:pPr>
-      <w:proofErr w:type="spellStart"/>
       <w:r>
         <w:rPr>
           <w:rFonts w:ascii="Times New Roman" w:eastAsia="Times New Roman" w:hAnsi="Times New Roman" w:cs="Times New Roman"/>
@@ -8738,46 +8445,7 @@
           <w:szCs w:val="13"/>
           <w:lang w:val="en-GB"/>
         </w:rPr>
-        <w:t>Վարկային</w:t>
-      </w:r>
-      <w:proofErr w:type="spellEnd"/>
-      <w:r>
-        <w:rPr>
-          <w:rFonts w:ascii="Times New Roman" w:eastAsia="Times New Roman" w:hAnsi="Times New Roman" w:cs="Times New Roman"/>
-          <w:i/>
-          <w:iCs/>
-          <w:color w:val="000000" w:themeColor="text1"/>
-          <w:sz w:val="18"/>
-          <w:szCs w:val="13"/>
-          <w:lang w:val="en-GB"/>
-        </w:rPr>
-        <w:t xml:space="preserve"> </w:t>
-      </w:r>
-      <w:proofErr w:type="spellStart"/>
-      <w:r>
-        <w:rPr>
-          <w:rFonts w:ascii="Times New Roman" w:eastAsia="Times New Roman" w:hAnsi="Times New Roman" w:cs="Times New Roman"/>
-          <w:i/>
-          <w:iCs/>
-          <w:color w:val="000000" w:themeColor="text1"/>
-          <w:sz w:val="18"/>
-          <w:szCs w:val="13"/>
-          <w:lang w:val="en-GB"/>
-        </w:rPr>
-        <w:t>կոդ</w:t>
-      </w:r>
-      <w:proofErr w:type="spellEnd"/>
-      <w:r>
-        <w:rPr>
-          <w:rFonts w:ascii="Times New Roman" w:eastAsia="Times New Roman" w:hAnsi="Times New Roman" w:cs="Times New Roman"/>
-          <w:i/>
-          <w:iCs/>
-          <w:color w:val="000000" w:themeColor="text1"/>
-          <w:sz w:val="18"/>
-          <w:szCs w:val="13"/>
-          <w:lang w:val="en-GB"/>
-        </w:rPr>
-        <w:t>՝</w:t>
+        <w:t>Վարկային կոդ՝</w:t>
       </w:r>
     </w:p>
     <w:p>
@@ -8946,45 +8614,8 @@
                 <w:highlight w:val="yellow"/>
                 <w:lang w:val="en-GB"/>
               </w:rPr>
-              <w:t xml:space="preserve">2026 </w:t>
-            </w:r>
-            <w:proofErr w:type="spellStart"/>
-            <w:r>
-              <w:rPr>
-                <w:rFonts w:ascii="Times New Roman" w:eastAsia="Times New Roman" w:hAnsi="Times New Roman" w:cs="Times New Roman"/>
-                <w:color w:val="000000" w:themeColor="text1"/>
-                <w:sz w:val="18"/>
-                <w:szCs w:val="18"/>
-                <w:highlight w:val="yellow"/>
-                <w:lang w:val="en-GB"/>
-              </w:rPr>
-              <w:t>թվականի</w:t>
-            </w:r>
-            <w:proofErr w:type="spellEnd"/>
-            <w:r>
-              <w:rPr>
-                <w:rFonts w:ascii="Times New Roman" w:eastAsia="Times New Roman" w:hAnsi="Times New Roman" w:cs="Times New Roman"/>
-                <w:color w:val="000000" w:themeColor="text1"/>
-                <w:sz w:val="18"/>
-                <w:szCs w:val="18"/>
-                <w:highlight w:val="yellow"/>
-                <w:lang w:val="en-GB"/>
-              </w:rPr>
-              <w:t xml:space="preserve"> </w:t>
-            </w:r>
-            <w:proofErr w:type="spellStart"/>
-            <w:r>
-              <w:rPr>
-                <w:rFonts w:ascii="Times New Roman" w:eastAsia="Times New Roman" w:hAnsi="Times New Roman" w:cs="Times New Roman"/>
-                <w:color w:val="000000" w:themeColor="text1"/>
-                <w:sz w:val="18"/>
-                <w:szCs w:val="18"/>
-                <w:highlight w:val="yellow"/>
-                <w:lang w:val="en-GB"/>
-              </w:rPr>
-              <w:t>հունվար</w:t>
-            </w:r>
-            <w:proofErr w:type="spellEnd"/>
+              <w:t>2026 թվականի հունվար</w:t>
+            </w:r>
             <w:r>
               <w:rPr>
                 <w:rFonts w:ascii="Times New Roman" w:eastAsia="Times New Roman" w:hAnsi="Times New Roman" w:cs="Times New Roman"/>
@@ -9058,52 +8689,14 @@
                 <w:szCs w:val="16"/>
               </w:rPr>
             </w:pPr>
-            <w:proofErr w:type="spellStart"/>
-            <w:r>
-              <w:rPr>
-                <w:rFonts w:ascii="Times New Roman" w:hAnsi="Times New Roman" w:cs="Times New Roman"/>
-                <w:sz w:val="16"/>
-                <w:szCs w:val="16"/>
-              </w:rPr>
-              <w:t>Գրավի</w:t>
-            </w:r>
-            <w:proofErr w:type="spellEnd"/>
-            <w:r>
-              <w:rPr>
-                <w:rFonts w:ascii="Times New Roman" w:hAnsi="Times New Roman" w:cs="Times New Roman"/>
-                <w:sz w:val="16"/>
-                <w:szCs w:val="16"/>
-              </w:rPr>
-              <w:t xml:space="preserve"> </w:t>
-            </w:r>
-            <w:proofErr w:type="spellStart"/>
-            <w:r>
-              <w:rPr>
-                <w:rFonts w:ascii="Times New Roman" w:hAnsi="Times New Roman" w:cs="Times New Roman"/>
-                <w:sz w:val="16"/>
-                <w:szCs w:val="16"/>
-              </w:rPr>
-              <w:t>առարկայի</w:t>
-            </w:r>
-            <w:proofErr w:type="spellEnd"/>
-            <w:r>
-              <w:rPr>
-                <w:rFonts w:ascii="Times New Roman" w:hAnsi="Times New Roman" w:cs="Times New Roman"/>
-                <w:sz w:val="16"/>
-                <w:szCs w:val="16"/>
-              </w:rPr>
-              <w:t xml:space="preserve"> </w:t>
-            </w:r>
-            <w:proofErr w:type="spellStart"/>
-            <w:r>
-              <w:rPr>
-                <w:rFonts w:ascii="Times New Roman" w:hAnsi="Times New Roman" w:cs="Times New Roman"/>
-                <w:sz w:val="16"/>
-                <w:szCs w:val="16"/>
-              </w:rPr>
-              <w:t>նկարագիրը</w:t>
-            </w:r>
-            <w:proofErr w:type="spellEnd"/>
+            <w:r>
+              <w:rPr>
+                <w:rFonts w:ascii="Times New Roman" w:hAnsi="Times New Roman" w:cs="Times New Roman"/>
+                <w:sz w:val="16"/>
+                <w:szCs w:val="16"/>
+              </w:rPr>
+              <w:t>Գրավի առարկայի նկարագիրը</w:t>
+            </w:r>
           </w:p>
         </w:tc>
         <w:tc>
@@ -9121,7 +8714,6 @@
                 <w:szCs w:val="16"/>
               </w:rPr>
             </w:pPr>
-            <w:proofErr w:type="spellStart"/>
             <w:r>
               <w:rPr>
                 <w:rFonts w:ascii="Times New Roman" w:hAnsi="Times New Roman" w:cs="Times New Roman"/>
@@ -9130,7 +8722,6 @@
               </w:rPr>
               <w:t>Քանակը</w:t>
             </w:r>
-            <w:proofErr w:type="spellEnd"/>
           </w:p>
           <w:p>
             <w:pPr>
@@ -9141,7 +8732,6 @@
                 <w:szCs w:val="16"/>
               </w:rPr>
             </w:pPr>
-            <w:proofErr w:type="spellStart"/>
             <w:r>
               <w:rPr>
                 <w:rFonts w:ascii="Times New Roman" w:hAnsi="Times New Roman" w:cs="Times New Roman"/>
@@ -9150,7 +8740,6 @@
               </w:rPr>
               <w:t>հատ</w:t>
             </w:r>
-            <w:proofErr w:type="spellEnd"/>
           </w:p>
         </w:tc>
         <w:tc>
@@ -9171,7 +8760,6 @@
                 <w:szCs w:val="16"/>
               </w:rPr>
             </w:pPr>
-            <w:proofErr w:type="spellStart"/>
             <w:r>
               <w:rPr>
                 <w:rFonts w:ascii="Times New Roman" w:hAnsi="Times New Roman" w:cs="Times New Roman"/>
@@ -9180,7 +8768,6 @@
               </w:rPr>
               <w:t>Զանգվածը</w:t>
             </w:r>
-            <w:proofErr w:type="spellEnd"/>
           </w:p>
           <w:p>
             <w:pPr>
@@ -9191,7 +8778,6 @@
                 <w:szCs w:val="16"/>
               </w:rPr>
             </w:pPr>
-            <w:proofErr w:type="spellStart"/>
             <w:r>
               <w:rPr>
                 <w:rFonts w:ascii="Times New Roman" w:hAnsi="Times New Roman" w:cs="Times New Roman"/>
@@ -9200,7 +8786,6 @@
               </w:rPr>
               <w:t>գրամ</w:t>
             </w:r>
-            <w:proofErr w:type="spellEnd"/>
           </w:p>
         </w:tc>
         <w:tc>
@@ -9218,7 +8803,6 @@
                 <w:szCs w:val="16"/>
               </w:rPr>
             </w:pPr>
-            <w:proofErr w:type="spellStart"/>
             <w:r>
               <w:rPr>
                 <w:rFonts w:ascii="Times New Roman" w:hAnsi="Times New Roman" w:cs="Times New Roman"/>
@@ -9227,7 +8811,6 @@
               </w:rPr>
               <w:t>Հարգը</w:t>
             </w:r>
-            <w:proofErr w:type="spellEnd"/>
           </w:p>
         </w:tc>
         <w:tc>
@@ -9245,70 +8828,14 @@
                 <w:szCs w:val="16"/>
               </w:rPr>
             </w:pPr>
-            <w:proofErr w:type="spellStart"/>
-            <w:r>
-              <w:rPr>
-                <w:rFonts w:ascii="Times New Roman" w:hAnsi="Times New Roman" w:cs="Times New Roman"/>
-                <w:sz w:val="16"/>
-                <w:szCs w:val="16"/>
-              </w:rPr>
-              <w:t>Մեկ</w:t>
-            </w:r>
-            <w:proofErr w:type="spellEnd"/>
-            <w:r>
-              <w:rPr>
-                <w:rFonts w:ascii="Times New Roman" w:hAnsi="Times New Roman" w:cs="Times New Roman"/>
-                <w:sz w:val="16"/>
-                <w:szCs w:val="16"/>
-              </w:rPr>
-              <w:t xml:space="preserve"> </w:t>
-            </w:r>
-            <w:proofErr w:type="spellStart"/>
-            <w:r>
-              <w:rPr>
-                <w:rFonts w:ascii="Times New Roman" w:hAnsi="Times New Roman" w:cs="Times New Roman"/>
-                <w:sz w:val="16"/>
-                <w:szCs w:val="16"/>
-              </w:rPr>
-              <w:t>գրամի</w:t>
-            </w:r>
-            <w:proofErr w:type="spellEnd"/>
-            <w:r>
-              <w:rPr>
-                <w:rFonts w:ascii="Times New Roman" w:hAnsi="Times New Roman" w:cs="Times New Roman"/>
-                <w:sz w:val="16"/>
-                <w:szCs w:val="16"/>
-              </w:rPr>
-              <w:t xml:space="preserve"> </w:t>
-            </w:r>
-            <w:proofErr w:type="spellStart"/>
-            <w:r>
-              <w:rPr>
-                <w:rFonts w:ascii="Times New Roman" w:hAnsi="Times New Roman" w:cs="Times New Roman"/>
-                <w:sz w:val="16"/>
-                <w:szCs w:val="16"/>
-              </w:rPr>
-              <w:t>արժեքը</w:t>
-            </w:r>
-            <w:proofErr w:type="spellEnd"/>
-            <w:r>
-              <w:rPr>
-                <w:rFonts w:ascii="Times New Roman" w:hAnsi="Times New Roman" w:cs="Times New Roman"/>
-                <w:sz w:val="16"/>
-                <w:szCs w:val="16"/>
-              </w:rPr>
-              <w:t xml:space="preserve"> ՀՀ </w:t>
-            </w:r>
-            <w:proofErr w:type="spellStart"/>
-            <w:r>
-              <w:rPr>
-                <w:rFonts w:ascii="Times New Roman" w:hAnsi="Times New Roman" w:cs="Times New Roman"/>
-                <w:sz w:val="16"/>
-                <w:szCs w:val="16"/>
-              </w:rPr>
-              <w:t>դրամով</w:t>
-            </w:r>
-            <w:proofErr w:type="spellEnd"/>
+            <w:r>
+              <w:rPr>
+                <w:rFonts w:ascii="Times New Roman" w:hAnsi="Times New Roman" w:cs="Times New Roman"/>
+                <w:sz w:val="16"/>
+                <w:szCs w:val="16"/>
+              </w:rPr>
+              <w:t>Մեկ գրամի արժեքը ՀՀ դրամով</w:t>
+            </w:r>
           </w:p>
         </w:tc>
         <w:tc>
@@ -9326,52 +8853,14 @@
                 <w:szCs w:val="16"/>
               </w:rPr>
             </w:pPr>
-            <w:proofErr w:type="spellStart"/>
-            <w:r>
-              <w:rPr>
-                <w:rFonts w:ascii="Times New Roman" w:hAnsi="Times New Roman" w:cs="Times New Roman"/>
-                <w:sz w:val="16"/>
-                <w:szCs w:val="16"/>
-              </w:rPr>
-              <w:t>Ընդհանւոր</w:t>
-            </w:r>
-            <w:proofErr w:type="spellEnd"/>
-            <w:r>
-              <w:rPr>
-                <w:rFonts w:ascii="Times New Roman" w:hAnsi="Times New Roman" w:cs="Times New Roman"/>
-                <w:sz w:val="16"/>
-                <w:szCs w:val="16"/>
-              </w:rPr>
-              <w:t xml:space="preserve"> </w:t>
-            </w:r>
-            <w:proofErr w:type="spellStart"/>
-            <w:r>
-              <w:rPr>
-                <w:rFonts w:ascii="Times New Roman" w:hAnsi="Times New Roman" w:cs="Times New Roman"/>
-                <w:sz w:val="16"/>
-                <w:szCs w:val="16"/>
-              </w:rPr>
-              <w:t>գումարի</w:t>
-            </w:r>
-            <w:proofErr w:type="spellEnd"/>
-            <w:r>
-              <w:rPr>
-                <w:rFonts w:ascii="Times New Roman" w:hAnsi="Times New Roman" w:cs="Times New Roman"/>
-                <w:sz w:val="16"/>
-                <w:szCs w:val="16"/>
-              </w:rPr>
-              <w:t xml:space="preserve"> </w:t>
-            </w:r>
-            <w:proofErr w:type="spellStart"/>
-            <w:r>
-              <w:rPr>
-                <w:rFonts w:ascii="Times New Roman" w:hAnsi="Times New Roman" w:cs="Times New Roman"/>
-                <w:sz w:val="16"/>
-                <w:szCs w:val="16"/>
-              </w:rPr>
-              <w:t>չափը</w:t>
-            </w:r>
-            <w:proofErr w:type="spellEnd"/>
+            <w:r>
+              <w:rPr>
+                <w:rFonts w:ascii="Times New Roman" w:hAnsi="Times New Roman" w:cs="Times New Roman"/>
+                <w:sz w:val="16"/>
+                <w:szCs w:val="16"/>
+              </w:rPr>
+              <w:t>Ընդհանւոր գումարի չափը</w:t>
+            </w:r>
           </w:p>
         </w:tc>
       </w:tr>
@@ -9427,34 +8916,14 @@
                 <w:szCs w:val="16"/>
               </w:rPr>
             </w:pPr>
-            <w:proofErr w:type="spellStart"/>
-            <w:r>
-              <w:rPr>
-                <w:rFonts w:ascii="Times New Roman" w:hAnsi="Times New Roman" w:cs="Times New Roman"/>
-                <w:sz w:val="16"/>
-                <w:szCs w:val="16"/>
-              </w:rPr>
-              <w:t>Ընդհանուր</w:t>
-            </w:r>
-            <w:proofErr w:type="spellEnd"/>
-            <w:r>
-              <w:rPr>
-                <w:rFonts w:ascii="Times New Roman" w:hAnsi="Times New Roman" w:cs="Times New Roman"/>
-                <w:sz w:val="16"/>
-                <w:szCs w:val="16"/>
-              </w:rPr>
-              <w:t xml:space="preserve"> </w:t>
-            </w:r>
-            <w:proofErr w:type="spellStart"/>
-            <w:r>
-              <w:rPr>
-                <w:rFonts w:ascii="Times New Roman" w:hAnsi="Times New Roman" w:cs="Times New Roman"/>
-                <w:sz w:val="16"/>
-                <w:szCs w:val="16"/>
-              </w:rPr>
-              <w:t>քաշ</w:t>
-            </w:r>
-            <w:proofErr w:type="spellEnd"/>
+            <w:r>
+              <w:rPr>
+                <w:rFonts w:ascii="Times New Roman" w:hAnsi="Times New Roman" w:cs="Times New Roman"/>
+                <w:sz w:val="16"/>
+                <w:szCs w:val="16"/>
+              </w:rPr>
+              <w:t>Ընդհանուր քաշ</w:t>
+            </w:r>
           </w:p>
         </w:tc>
         <w:tc>
@@ -9474,34 +8943,14 @@
                 <w:szCs w:val="16"/>
               </w:rPr>
             </w:pPr>
-            <w:proofErr w:type="spellStart"/>
-            <w:r>
-              <w:rPr>
-                <w:rFonts w:ascii="Times New Roman" w:hAnsi="Times New Roman" w:cs="Times New Roman"/>
-                <w:sz w:val="16"/>
-                <w:szCs w:val="16"/>
-              </w:rPr>
-              <w:t>մաքուր</w:t>
-            </w:r>
-            <w:proofErr w:type="spellEnd"/>
-            <w:r>
-              <w:rPr>
-                <w:rFonts w:ascii="Times New Roman" w:hAnsi="Times New Roman" w:cs="Times New Roman"/>
-                <w:sz w:val="16"/>
-                <w:szCs w:val="16"/>
-              </w:rPr>
-              <w:t xml:space="preserve"> </w:t>
-            </w:r>
-            <w:proofErr w:type="spellStart"/>
-            <w:r>
-              <w:rPr>
-                <w:rFonts w:ascii="Times New Roman" w:hAnsi="Times New Roman" w:cs="Times New Roman"/>
-                <w:sz w:val="16"/>
-                <w:szCs w:val="16"/>
-              </w:rPr>
-              <w:t>քաշ</w:t>
-            </w:r>
-            <w:proofErr w:type="spellEnd"/>
+            <w:r>
+              <w:rPr>
+                <w:rFonts w:ascii="Times New Roman" w:hAnsi="Times New Roman" w:cs="Times New Roman"/>
+                <w:sz w:val="16"/>
+                <w:szCs w:val="16"/>
+              </w:rPr>
+              <w:t>մաքուր քաշ</w:t>
+            </w:r>
           </w:p>
         </w:tc>
         <w:tc>
@@ -10259,23 +9708,13 @@
                 <w:szCs w:val="16"/>
               </w:rPr>
             </w:pPr>
-            <w:proofErr w:type="spellStart"/>
-            <w:r>
-              <w:rPr>
-                <w:rFonts w:ascii="Times New Roman" w:hAnsi="Times New Roman" w:cs="Times New Roman"/>
-                <w:sz w:val="16"/>
-                <w:szCs w:val="16"/>
-              </w:rPr>
-              <w:t>Ընդամենը</w:t>
-            </w:r>
-            <w:proofErr w:type="spellEnd"/>
-            <w:r>
-              <w:rPr>
-                <w:rFonts w:ascii="Times New Roman" w:hAnsi="Times New Roman" w:cs="Times New Roman"/>
-                <w:sz w:val="16"/>
-                <w:szCs w:val="16"/>
-              </w:rPr>
-              <w:t>՝</w:t>
+            <w:r>
+              <w:rPr>
+                <w:rFonts w:ascii="Times New Roman" w:hAnsi="Times New Roman" w:cs="Times New Roman"/>
+                <w:sz w:val="16"/>
+                <w:szCs w:val="16"/>
+              </w:rPr>
+              <w:t>Ընդամենը՝</w:t>
             </w:r>
           </w:p>
         </w:tc>
@@ -10419,7 +9858,6 @@
           <w:szCs w:val="22"/>
         </w:rPr>
       </w:pPr>
-      <w:proofErr w:type="spellStart"/>
       <w:r>
         <w:rPr>
           <w:sz w:val="18"/>
@@ -10432,121 +9870,15 @@
           <w:sz w:val="18"/>
           <w:szCs w:val="22"/>
         </w:rPr>
-        <w:t>ը</w:t>
-      </w:r>
-      <w:proofErr w:type="spellEnd"/>
+        <w:t>ը խարտելու և թթվային թեստի եղանակով ստուգեց</w:t>
+      </w:r>
       <w:r>
         <w:rPr>
           <w:sz w:val="18"/>
           <w:szCs w:val="22"/>
         </w:rPr>
-        <w:t xml:space="preserve"> </w:t>
-      </w:r>
-      <w:proofErr w:type="spellStart"/>
-      <w:r>
-        <w:rPr>
-          <w:sz w:val="18"/>
-          <w:szCs w:val="22"/>
-        </w:rPr>
-        <w:t>խարտելու</w:t>
-      </w:r>
-      <w:proofErr w:type="spellEnd"/>
-      <w:r>
-        <w:rPr>
-          <w:sz w:val="18"/>
-          <w:szCs w:val="22"/>
-        </w:rPr>
-        <w:t xml:space="preserve"> և </w:t>
-      </w:r>
-      <w:proofErr w:type="spellStart"/>
-      <w:r>
-        <w:rPr>
-          <w:sz w:val="18"/>
-          <w:szCs w:val="22"/>
-        </w:rPr>
-        <w:t>թթվային</w:t>
-      </w:r>
-      <w:proofErr w:type="spellEnd"/>
-      <w:r>
-        <w:rPr>
-          <w:sz w:val="18"/>
-          <w:szCs w:val="22"/>
-        </w:rPr>
-        <w:t xml:space="preserve"> </w:t>
-      </w:r>
-      <w:proofErr w:type="spellStart"/>
-      <w:r>
-        <w:rPr>
-          <w:sz w:val="18"/>
-          <w:szCs w:val="22"/>
-        </w:rPr>
-        <w:t>թեստի</w:t>
-      </w:r>
-      <w:proofErr w:type="spellEnd"/>
-      <w:r>
-        <w:rPr>
-          <w:sz w:val="18"/>
-          <w:szCs w:val="22"/>
-        </w:rPr>
-        <w:t xml:space="preserve"> </w:t>
-      </w:r>
-      <w:proofErr w:type="spellStart"/>
-      <w:r>
-        <w:rPr>
-          <w:sz w:val="18"/>
-          <w:szCs w:val="22"/>
-        </w:rPr>
-        <w:t>եղանակով</w:t>
-      </w:r>
-      <w:proofErr w:type="spellEnd"/>
-      <w:r>
-        <w:rPr>
-          <w:sz w:val="18"/>
-          <w:szCs w:val="22"/>
-        </w:rPr>
-        <w:t xml:space="preserve"> </w:t>
-      </w:r>
-      <w:proofErr w:type="spellStart"/>
-      <w:r>
-        <w:rPr>
-          <w:sz w:val="18"/>
-          <w:szCs w:val="22"/>
-        </w:rPr>
-        <w:t>ստուգեց</w:t>
-      </w:r>
-      <w:proofErr w:type="spellEnd"/>
-      <w:r>
-        <w:rPr>
-          <w:sz w:val="18"/>
-          <w:szCs w:val="22"/>
-        </w:rPr>
-        <w:t xml:space="preserve"> </w:t>
-      </w:r>
-      <w:proofErr w:type="spellStart"/>
-      <w:r>
-        <w:rPr>
-          <w:sz w:val="18"/>
-          <w:szCs w:val="22"/>
-        </w:rPr>
-        <w:t>Ոսկյա</w:t>
-      </w:r>
-      <w:proofErr w:type="spellEnd"/>
-      <w:r>
-        <w:rPr>
-          <w:sz w:val="18"/>
-          <w:szCs w:val="22"/>
-        </w:rPr>
-        <w:t xml:space="preserve"> </w:t>
-      </w:r>
-      <w:proofErr w:type="spellStart"/>
-      <w:r>
-        <w:rPr>
-          <w:sz w:val="18"/>
-          <w:szCs w:val="22"/>
-        </w:rPr>
-        <w:t>իրերը</w:t>
-      </w:r>
-      <w:proofErr w:type="spellEnd"/>
+        <w:t xml:space="preserve"> Ոսկյա իրերը</w:t>
+      </w:r>
       <w:r>
         <w:rPr>
           <w:sz w:val="18"/>
@@ -10564,58 +9896,21 @@
           <w:szCs w:val="22"/>
         </w:rPr>
       </w:pPr>
-      <w:proofErr w:type="spellStart"/>
       <w:r>
         <w:rPr>
           <w:sz w:val="18"/>
           <w:szCs w:val="22"/>
         </w:rPr>
-        <w:t>Պայմանագրով</w:t>
-      </w:r>
-      <w:proofErr w:type="spellEnd"/>
-      <w:r>
-        <w:rPr>
-          <w:sz w:val="18"/>
-          <w:szCs w:val="22"/>
-        </w:rPr>
-        <w:t xml:space="preserve"> </w:t>
-      </w:r>
-      <w:proofErr w:type="spellStart"/>
-      <w:r>
-        <w:rPr>
-          <w:sz w:val="18"/>
-          <w:szCs w:val="22"/>
-        </w:rPr>
-        <w:t>Գրավատուն</w:t>
-      </w:r>
-      <w:proofErr w:type="spellEnd"/>
+        <w:t>Պայմանագրով Գրավատուն</w:t>
+      </w:r>
       <w:r>
         <w:rPr>
           <w:sz w:val="18"/>
           <w:szCs w:val="22"/>
           <w:lang w:val="en-GB"/>
         </w:rPr>
-        <w:t xml:space="preserve"> (</w:t>
-      </w:r>
-      <w:proofErr w:type="spellStart"/>
-      <w:r>
-        <w:rPr>
-          <w:sz w:val="18"/>
-          <w:szCs w:val="22"/>
-          <w:lang w:val="en-GB"/>
-        </w:rPr>
-        <w:t>այսուհետ</w:t>
-      </w:r>
-      <w:proofErr w:type="spellEnd"/>
-      <w:r>
-        <w:rPr>
-          <w:sz w:val="18"/>
-          <w:szCs w:val="22"/>
-          <w:lang w:val="en-GB"/>
-        </w:rPr>
-        <w:t xml:space="preserve">՝ </w:t>
-      </w:r>
-      <w:proofErr w:type="spellStart"/>
+        <w:t xml:space="preserve"> (այսուհետ՝ </w:t>
+      </w:r>
       <w:r>
         <w:rPr>
           <w:b/>
@@ -10625,173 +9920,12 @@
         </w:rPr>
         <w:t>Հանձնող</w:t>
       </w:r>
-      <w:proofErr w:type="spellEnd"/>
       <w:r>
         <w:rPr>
           <w:sz w:val="18"/>
           <w:szCs w:val="22"/>
         </w:rPr>
-        <w:t xml:space="preserve">) </w:t>
-      </w:r>
-      <w:proofErr w:type="spellStart"/>
-      <w:r>
-        <w:rPr>
-          <w:sz w:val="18"/>
-          <w:szCs w:val="22"/>
-        </w:rPr>
-        <w:t>հանձնեց</w:t>
-      </w:r>
-      <w:proofErr w:type="spellEnd"/>
-      <w:r>
-        <w:rPr>
-          <w:sz w:val="18"/>
-          <w:szCs w:val="22"/>
-        </w:rPr>
-        <w:t xml:space="preserve">, </w:t>
-      </w:r>
-      <w:proofErr w:type="spellStart"/>
-      <w:r>
-        <w:rPr>
-          <w:sz w:val="18"/>
-          <w:szCs w:val="22"/>
-        </w:rPr>
-        <w:t>իսկ</w:t>
-      </w:r>
-      <w:proofErr w:type="spellEnd"/>
-      <w:r>
-        <w:rPr>
-          <w:sz w:val="18"/>
-          <w:szCs w:val="22"/>
-        </w:rPr>
-        <w:t xml:space="preserve"> </w:t>
-      </w:r>
-      <w:proofErr w:type="spellStart"/>
-      <w:r>
-        <w:rPr>
-          <w:sz w:val="18"/>
-          <w:szCs w:val="22"/>
-        </w:rPr>
-        <w:t>Գրավառուն</w:t>
-      </w:r>
-      <w:proofErr w:type="spellEnd"/>
-      <w:r>
-        <w:rPr>
-          <w:sz w:val="18"/>
-          <w:szCs w:val="22"/>
-        </w:rPr>
-        <w:t xml:space="preserve"> </w:t>
-      </w:r>
-      <w:proofErr w:type="spellStart"/>
-      <w:r>
-        <w:rPr>
-          <w:sz w:val="18"/>
-          <w:szCs w:val="22"/>
-        </w:rPr>
-        <w:t>ընդունեց</w:t>
-      </w:r>
-      <w:proofErr w:type="spellEnd"/>
-      <w:r>
-        <w:rPr>
-          <w:sz w:val="18"/>
-          <w:szCs w:val="22"/>
-        </w:rPr>
-        <w:t xml:space="preserve"> </w:t>
-      </w:r>
-      <w:proofErr w:type="spellStart"/>
-      <w:r>
-        <w:rPr>
-          <w:sz w:val="18"/>
-          <w:szCs w:val="22"/>
-        </w:rPr>
-        <w:t>վերը</w:t>
-      </w:r>
-      <w:proofErr w:type="spellEnd"/>
-      <w:r>
-        <w:rPr>
-          <w:sz w:val="18"/>
-          <w:szCs w:val="22"/>
-        </w:rPr>
-        <w:t xml:space="preserve"> </w:t>
-      </w:r>
-      <w:proofErr w:type="spellStart"/>
-      <w:r>
-        <w:rPr>
-          <w:sz w:val="18"/>
-          <w:szCs w:val="22"/>
-        </w:rPr>
-        <w:t>նշված</w:t>
-      </w:r>
-      <w:proofErr w:type="spellEnd"/>
-      <w:r>
-        <w:rPr>
-          <w:sz w:val="18"/>
-          <w:szCs w:val="22"/>
-        </w:rPr>
-        <w:t xml:space="preserve"> </w:t>
-      </w:r>
-      <w:proofErr w:type="spellStart"/>
-      <w:r>
-        <w:rPr>
-          <w:sz w:val="18"/>
-          <w:szCs w:val="22"/>
-        </w:rPr>
-        <w:t>աղյուսակում</w:t>
-      </w:r>
-      <w:proofErr w:type="spellEnd"/>
-      <w:r>
-        <w:rPr>
-          <w:sz w:val="18"/>
-          <w:szCs w:val="22"/>
-        </w:rPr>
-        <w:t xml:space="preserve"> </w:t>
-      </w:r>
-      <w:proofErr w:type="spellStart"/>
-      <w:r>
-        <w:rPr>
-          <w:sz w:val="18"/>
-          <w:szCs w:val="22"/>
-        </w:rPr>
-        <w:t>թվարկված</w:t>
-      </w:r>
-      <w:proofErr w:type="spellEnd"/>
-      <w:r>
-        <w:rPr>
-          <w:sz w:val="18"/>
-          <w:szCs w:val="22"/>
-        </w:rPr>
-        <w:t xml:space="preserve"> </w:t>
-      </w:r>
-      <w:proofErr w:type="spellStart"/>
-      <w:r>
-        <w:rPr>
-          <w:sz w:val="18"/>
-          <w:szCs w:val="22"/>
-        </w:rPr>
-        <w:t>ոսկյա</w:t>
-      </w:r>
-      <w:proofErr w:type="spellEnd"/>
-      <w:r>
-        <w:rPr>
-          <w:sz w:val="18"/>
-          <w:szCs w:val="22"/>
-        </w:rPr>
-        <w:t xml:space="preserve"> </w:t>
-      </w:r>
-      <w:proofErr w:type="spellStart"/>
-      <w:r>
-        <w:rPr>
-          <w:sz w:val="18"/>
-          <w:szCs w:val="22"/>
-        </w:rPr>
-        <w:t>իրերը</w:t>
-      </w:r>
-      <w:proofErr w:type="spellEnd"/>
-      <w:r>
-        <w:rPr>
-          <w:sz w:val="18"/>
-          <w:szCs w:val="22"/>
-        </w:rPr>
-        <w:t>։</w:t>
+        <w:t>) հանձնեց, իսկ Գրավառուն ընդունեց վերը նշված աղյուսակում թվարկված ոսկյա իրերը։</w:t>
       </w:r>
     </w:p>
     <w:p>
@@ -10803,255 +9937,13 @@
           <w:szCs w:val="22"/>
         </w:rPr>
       </w:pPr>
-      <w:proofErr w:type="spellStart"/>
       <w:r>
         <w:rPr>
           <w:sz w:val="18"/>
           <w:szCs w:val="22"/>
         </w:rPr>
-        <w:t>Հանձնողը</w:t>
-      </w:r>
-      <w:proofErr w:type="spellEnd"/>
-      <w:r>
-        <w:rPr>
-          <w:sz w:val="18"/>
-          <w:szCs w:val="22"/>
-        </w:rPr>
-        <w:t xml:space="preserve"> </w:t>
-      </w:r>
-      <w:proofErr w:type="spellStart"/>
-      <w:r>
-        <w:rPr>
-          <w:sz w:val="18"/>
-          <w:szCs w:val="22"/>
-        </w:rPr>
-        <w:t>հավաստիացնում</w:t>
-      </w:r>
-      <w:proofErr w:type="spellEnd"/>
-      <w:r>
-        <w:rPr>
-          <w:sz w:val="18"/>
-          <w:szCs w:val="22"/>
-        </w:rPr>
-        <w:t xml:space="preserve"> է, </w:t>
-      </w:r>
-      <w:proofErr w:type="spellStart"/>
-      <w:r>
-        <w:rPr>
-          <w:sz w:val="18"/>
-          <w:szCs w:val="22"/>
-        </w:rPr>
-        <w:t>որ</w:t>
-      </w:r>
-      <w:proofErr w:type="spellEnd"/>
-      <w:r>
-        <w:rPr>
-          <w:sz w:val="18"/>
-          <w:szCs w:val="22"/>
-        </w:rPr>
-        <w:t xml:space="preserve"> </w:t>
-      </w:r>
-      <w:proofErr w:type="spellStart"/>
-      <w:r>
-        <w:rPr>
-          <w:sz w:val="18"/>
-          <w:szCs w:val="22"/>
-        </w:rPr>
-        <w:t>գրավի</w:t>
-      </w:r>
-      <w:proofErr w:type="spellEnd"/>
-      <w:r>
-        <w:rPr>
-          <w:sz w:val="18"/>
-          <w:szCs w:val="22"/>
-        </w:rPr>
-        <w:t xml:space="preserve"> </w:t>
-      </w:r>
-      <w:proofErr w:type="spellStart"/>
-      <w:r>
-        <w:rPr>
-          <w:sz w:val="18"/>
-          <w:szCs w:val="22"/>
-        </w:rPr>
-        <w:t>առարկաները</w:t>
-      </w:r>
-      <w:proofErr w:type="spellEnd"/>
-      <w:r>
-        <w:rPr>
-          <w:sz w:val="18"/>
-          <w:szCs w:val="22"/>
-        </w:rPr>
-        <w:t xml:space="preserve"> </w:t>
-      </w:r>
-      <w:proofErr w:type="spellStart"/>
-      <w:r>
-        <w:rPr>
-          <w:sz w:val="18"/>
-          <w:szCs w:val="22"/>
-        </w:rPr>
-        <w:t>ամբողջությամբ</w:t>
-      </w:r>
-      <w:proofErr w:type="spellEnd"/>
-      <w:r>
-        <w:rPr>
-          <w:sz w:val="18"/>
-          <w:szCs w:val="22"/>
-        </w:rPr>
-        <w:t xml:space="preserve"> </w:t>
-      </w:r>
-      <w:proofErr w:type="spellStart"/>
-      <w:r>
-        <w:rPr>
-          <w:sz w:val="18"/>
-          <w:szCs w:val="22"/>
-        </w:rPr>
-        <w:t>սեփականության</w:t>
-      </w:r>
-      <w:proofErr w:type="spellEnd"/>
-      <w:r>
-        <w:rPr>
-          <w:sz w:val="18"/>
-          <w:szCs w:val="22"/>
-        </w:rPr>
-        <w:t xml:space="preserve"> </w:t>
-      </w:r>
-      <w:proofErr w:type="spellStart"/>
-      <w:r>
-        <w:rPr>
-          <w:sz w:val="18"/>
-          <w:szCs w:val="22"/>
-        </w:rPr>
-        <w:t>իրավունքով</w:t>
-      </w:r>
-      <w:proofErr w:type="spellEnd"/>
-      <w:r>
-        <w:rPr>
-          <w:sz w:val="18"/>
-          <w:szCs w:val="22"/>
-        </w:rPr>
-        <w:t xml:space="preserve"> </w:t>
-      </w:r>
-      <w:proofErr w:type="spellStart"/>
-      <w:r>
-        <w:rPr>
-          <w:sz w:val="18"/>
-          <w:szCs w:val="22"/>
-        </w:rPr>
-        <w:t>պատկանում</w:t>
-      </w:r>
-      <w:proofErr w:type="spellEnd"/>
-      <w:r>
-        <w:rPr>
-          <w:sz w:val="18"/>
-          <w:szCs w:val="22"/>
-        </w:rPr>
-        <w:t xml:space="preserve"> </w:t>
-      </w:r>
-      <w:proofErr w:type="spellStart"/>
-      <w:r>
-        <w:rPr>
-          <w:sz w:val="18"/>
-          <w:szCs w:val="22"/>
-        </w:rPr>
-        <w:t>են</w:t>
-      </w:r>
-      <w:proofErr w:type="spellEnd"/>
-      <w:r>
-        <w:rPr>
-          <w:sz w:val="18"/>
-          <w:szCs w:val="22"/>
-        </w:rPr>
-        <w:t xml:space="preserve"> </w:t>
-      </w:r>
-      <w:proofErr w:type="spellStart"/>
-      <w:r>
-        <w:rPr>
-          <w:sz w:val="18"/>
-          <w:szCs w:val="22"/>
-        </w:rPr>
-        <w:t>իրեն</w:t>
-      </w:r>
-      <w:proofErr w:type="spellEnd"/>
-      <w:r>
-        <w:rPr>
-          <w:sz w:val="18"/>
-          <w:szCs w:val="22"/>
-        </w:rPr>
-        <w:t xml:space="preserve">, </w:t>
-      </w:r>
-      <w:proofErr w:type="spellStart"/>
-      <w:r>
-        <w:rPr>
-          <w:sz w:val="18"/>
-          <w:szCs w:val="22"/>
-        </w:rPr>
-        <w:t>ազատ</w:t>
-      </w:r>
-      <w:proofErr w:type="spellEnd"/>
-      <w:r>
-        <w:rPr>
-          <w:sz w:val="18"/>
-          <w:szCs w:val="22"/>
-        </w:rPr>
-        <w:t xml:space="preserve"> </w:t>
-      </w:r>
-      <w:proofErr w:type="spellStart"/>
-      <w:r>
-        <w:rPr>
-          <w:sz w:val="18"/>
-          <w:szCs w:val="22"/>
-        </w:rPr>
-        <w:t>են</w:t>
-      </w:r>
-      <w:proofErr w:type="spellEnd"/>
-      <w:r>
-        <w:rPr>
-          <w:sz w:val="18"/>
-          <w:szCs w:val="22"/>
-        </w:rPr>
-        <w:t xml:space="preserve"> </w:t>
-      </w:r>
-      <w:proofErr w:type="spellStart"/>
-      <w:r>
-        <w:rPr>
-          <w:sz w:val="18"/>
-          <w:szCs w:val="22"/>
-        </w:rPr>
-        <w:t>այլ</w:t>
-      </w:r>
-      <w:proofErr w:type="spellEnd"/>
-      <w:r>
-        <w:rPr>
-          <w:sz w:val="18"/>
-          <w:szCs w:val="22"/>
-        </w:rPr>
-        <w:t xml:space="preserve"> </w:t>
-      </w:r>
-      <w:proofErr w:type="spellStart"/>
-      <w:r>
-        <w:rPr>
-          <w:sz w:val="18"/>
-          <w:szCs w:val="22"/>
-        </w:rPr>
-        <w:t>անձանց</w:t>
-      </w:r>
-      <w:proofErr w:type="spellEnd"/>
-      <w:r>
-        <w:rPr>
-          <w:sz w:val="18"/>
-          <w:szCs w:val="22"/>
-        </w:rPr>
-        <w:t xml:space="preserve"> </w:t>
-      </w:r>
-      <w:proofErr w:type="spellStart"/>
-      <w:r>
-        <w:rPr>
-          <w:sz w:val="18"/>
-          <w:szCs w:val="22"/>
-        </w:rPr>
-        <w:t>պահանջներից</w:t>
-      </w:r>
-      <w:proofErr w:type="spellEnd"/>
+        <w:t>Հանձնողը հավաստիացնում է, որ գրավի առարկաները ամբողջությամբ սեփականության իրավունքով պատկանում են իրեն, ազատ են այլ անձանց պահանջներից</w:t>
+      </w:r>
       <w:r>
         <w:rPr>
           <w:sz w:val="18"/>
@@ -11106,65 +9998,68 @@
                 <w:szCs w:val="18"/>
               </w:rPr>
             </w:pPr>
-            <w:proofErr w:type="spellStart"/>
             <w:r>
               <w:rPr>
                 <w:rFonts w:ascii="Times New Roman" w:hAnsi="Times New Roman" w:cs="Times New Roman"/>
                 <w:sz w:val="18"/>
                 <w:szCs w:val="18"/>
               </w:rPr>
-              <w:t>Ընդունեցին</w:t>
-            </w:r>
-            <w:proofErr w:type="spellEnd"/>
-            <w:r>
+              <w:t>Ընդունեցին՝</w:t>
+            </w:r>
+          </w:p>
+        </w:tc>
+        <w:tc>
+          <w:tcPr>
+            <w:tcW w:w="4189" w:type="dxa"/>
+            <w:gridSpan w:val="3"/>
+          </w:tcPr>
+          <w:p>
+            <w:pPr>
+              <w:spacing w:line="276" w:lineRule="auto"/>
               <w:rPr>
                 <w:rFonts w:ascii="Times New Roman" w:hAnsi="Times New Roman" w:cs="Times New Roman"/>
                 <w:sz w:val="18"/>
                 <w:szCs w:val="18"/>
               </w:rPr>
-              <w:t>՝</w:t>
-            </w:r>
-          </w:p>
-        </w:tc>
-        <w:tc>
-          <w:tcPr>
-            <w:tcW w:w="4189" w:type="dxa"/>
-            <w:gridSpan w:val="3"/>
-          </w:tcPr>
-          <w:p>
-            <w:pPr>
-              <w:spacing w:line="276" w:lineRule="auto"/>
+            </w:pPr>
+            <w:r>
               <w:rPr>
                 <w:rFonts w:ascii="Times New Roman" w:hAnsi="Times New Roman" w:cs="Times New Roman"/>
                 <w:sz w:val="18"/>
                 <w:szCs w:val="18"/>
               </w:rPr>
-            </w:pPr>
-            <w:proofErr w:type="spellStart"/>
-            <w:r>
+              <w:t xml:space="preserve">Հանձնեց՝      </w:t>
+            </w:r>
+          </w:p>
+        </w:tc>
+      </w:tr>
+      <w:tr>
+        <w:tc>
+          <w:tcPr>
+            <w:tcW w:w="1817" w:type="dxa"/>
+          </w:tcPr>
+          <w:p>
+            <w:pPr>
+              <w:spacing w:line="276" w:lineRule="auto"/>
               <w:rPr>
                 <w:rFonts w:ascii="Times New Roman" w:hAnsi="Times New Roman" w:cs="Times New Roman"/>
                 <w:sz w:val="18"/>
                 <w:szCs w:val="18"/>
               </w:rPr>
-              <w:t>Հանձնեց</w:t>
-            </w:r>
-            <w:proofErr w:type="spellEnd"/>
+            </w:pPr>
             <w:r>
               <w:rPr>
                 <w:rFonts w:ascii="Times New Roman" w:hAnsi="Times New Roman" w:cs="Times New Roman"/>
                 <w:sz w:val="18"/>
                 <w:szCs w:val="18"/>
               </w:rPr>
-              <w:t xml:space="preserve">՝      </w:t>
-            </w:r>
-          </w:p>
-        </w:tc>
-      </w:tr>
-      <w:tr>
-        <w:tc>
-          <w:tcPr>
-            <w:tcW w:w="1817" w:type="dxa"/>
+              <w:t>Գլխավոր տնօրեն</w:t>
+            </w:r>
+          </w:p>
+        </w:tc>
+        <w:tc>
+          <w:tcPr>
+            <w:tcW w:w="1174" w:type="dxa"/>
           </w:tcPr>
           <w:p>
             <w:pPr>
@@ -11175,118 +10070,53 @@
                 <w:szCs w:val="18"/>
               </w:rPr>
             </w:pPr>
-            <w:proofErr w:type="spellStart"/>
-            <w:r>
+          </w:p>
+        </w:tc>
+        <w:tc>
+          <w:tcPr>
+            <w:tcW w:w="2596" w:type="dxa"/>
+          </w:tcPr>
+          <w:p>
+            <w:pPr>
+              <w:spacing w:line="276" w:lineRule="auto"/>
+              <w:ind w:left="77"/>
               <w:rPr>
                 <w:rFonts w:ascii="Times New Roman" w:hAnsi="Times New Roman" w:cs="Times New Roman"/>
                 <w:sz w:val="18"/>
                 <w:szCs w:val="18"/>
               </w:rPr>
-              <w:t>Գլխավոր</w:t>
-            </w:r>
-            <w:proofErr w:type="spellEnd"/>
+            </w:pPr>
             <w:r>
               <w:rPr>
                 <w:rFonts w:ascii="Times New Roman" w:hAnsi="Times New Roman" w:cs="Times New Roman"/>
                 <w:sz w:val="18"/>
                 <w:szCs w:val="18"/>
               </w:rPr>
-              <w:t xml:space="preserve"> </w:t>
-            </w:r>
-            <w:proofErr w:type="spellStart"/>
-            <w:r>
+              <w:t>Գրիգոր Սահականը</w:t>
+            </w:r>
+          </w:p>
+        </w:tc>
+        <w:tc>
+          <w:tcPr>
+            <w:tcW w:w="1120" w:type="dxa"/>
+          </w:tcPr>
+          <w:p>
+            <w:pPr>
+              <w:spacing w:line="276" w:lineRule="auto"/>
               <w:rPr>
                 <w:rFonts w:ascii="Times New Roman" w:hAnsi="Times New Roman" w:cs="Times New Roman"/>
                 <w:sz w:val="18"/>
                 <w:szCs w:val="18"/>
               </w:rPr>
-              <w:t>տնօրեն</w:t>
-            </w:r>
-            <w:proofErr w:type="spellEnd"/>
-          </w:p>
-        </w:tc>
-        <w:tc>
-          <w:tcPr>
-            <w:tcW w:w="1174" w:type="dxa"/>
-          </w:tcPr>
-          <w:p>
-            <w:pPr>
-              <w:spacing w:line="276" w:lineRule="auto"/>
+            </w:pPr>
+            <w:r>
               <w:rPr>
                 <w:rFonts w:ascii="Times New Roman" w:hAnsi="Times New Roman" w:cs="Times New Roman"/>
                 <w:sz w:val="18"/>
                 <w:szCs w:val="18"/>
               </w:rPr>
-            </w:pPr>
-          </w:p>
-        </w:tc>
-        <w:tc>
-          <w:tcPr>
-            <w:tcW w:w="2596" w:type="dxa"/>
-          </w:tcPr>
-          <w:p>
-            <w:pPr>
-              <w:spacing w:line="276" w:lineRule="auto"/>
-              <w:ind w:left="77"/>
-              <w:rPr>
-                <w:rFonts w:ascii="Times New Roman" w:hAnsi="Times New Roman" w:cs="Times New Roman"/>
-                <w:sz w:val="18"/>
-                <w:szCs w:val="18"/>
-              </w:rPr>
-            </w:pPr>
-            <w:proofErr w:type="spellStart"/>
-            <w:r>
-              <w:rPr>
-                <w:rFonts w:ascii="Times New Roman" w:hAnsi="Times New Roman" w:cs="Times New Roman"/>
-                <w:sz w:val="18"/>
-                <w:szCs w:val="18"/>
-              </w:rPr>
-              <w:t>Գրիգոր</w:t>
-            </w:r>
-            <w:proofErr w:type="spellEnd"/>
-            <w:r>
-              <w:rPr>
-                <w:rFonts w:ascii="Times New Roman" w:hAnsi="Times New Roman" w:cs="Times New Roman"/>
-                <w:sz w:val="18"/>
-                <w:szCs w:val="18"/>
-              </w:rPr>
-              <w:t xml:space="preserve"> </w:t>
-            </w:r>
-            <w:proofErr w:type="spellStart"/>
-            <w:r>
-              <w:rPr>
-                <w:rFonts w:ascii="Times New Roman" w:hAnsi="Times New Roman" w:cs="Times New Roman"/>
-                <w:sz w:val="18"/>
-                <w:szCs w:val="18"/>
-              </w:rPr>
-              <w:t>Սահականը</w:t>
-            </w:r>
-            <w:proofErr w:type="spellEnd"/>
-          </w:p>
-        </w:tc>
-        <w:tc>
-          <w:tcPr>
-            <w:tcW w:w="1120" w:type="dxa"/>
-          </w:tcPr>
-          <w:p>
-            <w:pPr>
-              <w:spacing w:line="276" w:lineRule="auto"/>
-              <w:rPr>
-                <w:rFonts w:ascii="Times New Roman" w:hAnsi="Times New Roman" w:cs="Times New Roman"/>
-                <w:sz w:val="18"/>
-                <w:szCs w:val="18"/>
-              </w:rPr>
-            </w:pPr>
-            <w:proofErr w:type="spellStart"/>
-            <w:r>
-              <w:rPr>
-                <w:rFonts w:ascii="Times New Roman" w:hAnsi="Times New Roman" w:cs="Times New Roman"/>
-                <w:sz w:val="18"/>
-                <w:szCs w:val="18"/>
-              </w:rPr>
               <w:t>Գրավատու</w:t>
             </w:r>
-            <w:proofErr w:type="spellEnd"/>
           </w:p>
         </w:tc>
         <w:tc>
@@ -11368,7 +10198,6 @@
                 <w:szCs w:val="18"/>
               </w:rPr>
             </w:pPr>
-            <w:proofErr w:type="spellStart"/>
             <w:r>
               <w:rPr>
                 <w:rFonts w:ascii="Times New Roman" w:hAnsi="Times New Roman" w:cs="Times New Roman"/>
@@ -11377,7 +10206,6 @@
               </w:rPr>
               <w:t>Ոսկերիչ-մասնագետ</w:t>
             </w:r>
-            <w:proofErr w:type="spellEnd"/>
           </w:p>
         </w:tc>
         <w:tc>
@@ -11557,7 +10385,7 @@
               </wp:anchor>
             </w:drawing>
           </mc:Choice>
-          <mc:Fallback xmlns:w16sdtfl="http://schemas.microsoft.com/office/word/2024/wordml/sdtformatlock" xmlns:w16du="http://schemas.microsoft.com/office/word/2023/wordml/word16du">
+          <mc:Fallback xmlns:w16du="http://schemas.microsoft.com/office/word/2023/wordml/word16du" xmlns:w16sdtfl="http://schemas.microsoft.com/office/word/2024/wordml/sdtformatlock">
             <w:pict>
               <v:line w14:anchorId="6A9B0DF6" id="Straight Connector 2" o:spid="_x0000_s1026" style="position:absolute;z-index:251659264;visibility:visible;mso-wrap-style:square;mso-wrap-distance-left:9pt;mso-wrap-distance-top:0;mso-wrap-distance-right:9pt;mso-wrap-distance-bottom:0;mso-position-horizontal:absolute;mso-position-horizontal-relative:text;mso-position-vertical:absolute;mso-position-vertical-relative:text" from="-2.8pt,12.7pt" to="488.9pt,12.7pt" o:gfxdata="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" strokecolor="black [3213]" strokeweight="1.25pt">
                 <v:stroke linestyle="thinThick" joinstyle="miter"/>
@@ -11581,7 +10409,6 @@
           <w:lang w:val="en-GB"/>
         </w:rPr>
       </w:pPr>
-      <w:proofErr w:type="spellStart"/>
       <w:r>
         <w:rPr>
           <w:rFonts w:ascii="Times New Roman" w:hAnsi="Times New Roman" w:cs="Times New Roman"/>
@@ -11593,9 +10420,8 @@
           <w:szCs w:val="18"/>
           <w:lang w:val="en-GB"/>
         </w:rPr>
-        <w:t>Ոսկյա</w:t>
-      </w:r>
-      <w:proofErr w:type="spellEnd"/>
+        <w:t>Ոսկյա իրերի պարկի բացման և ս</w:t>
+      </w:r>
       <w:r>
         <w:rPr>
           <w:rFonts w:ascii="Times New Roman" w:hAnsi="Times New Roman" w:cs="Times New Roman"/>
@@ -11607,160 +10433,7 @@
           <w:szCs w:val="18"/>
           <w:lang w:val="en-GB"/>
         </w:rPr>
-        <w:t xml:space="preserve"> </w:t>
-      </w:r>
-      <w:proofErr w:type="spellStart"/>
-      <w:r>
-        <w:rPr>
-          <w:rFonts w:ascii="Times New Roman" w:hAnsi="Times New Roman" w:cs="Times New Roman"/>
-          <w:b/>
-          <w:bCs/>
-          <w:i/>
-          <w:iCs/>
-          <w:sz w:val="18"/>
-          <w:szCs w:val="18"/>
-          <w:lang w:val="en-GB"/>
-        </w:rPr>
-        <w:t>իրերի</w:t>
-      </w:r>
-      <w:proofErr w:type="spellEnd"/>
-      <w:r>
-        <w:rPr>
-          <w:rFonts w:ascii="Times New Roman" w:hAnsi="Times New Roman" w:cs="Times New Roman"/>
-          <w:b/>
-          <w:bCs/>
-          <w:i/>
-          <w:iCs/>
-          <w:sz w:val="18"/>
-          <w:szCs w:val="18"/>
-          <w:lang w:val="en-GB"/>
-        </w:rPr>
-        <w:t xml:space="preserve"> </w:t>
-      </w:r>
-      <w:proofErr w:type="spellStart"/>
-      <w:r>
-        <w:rPr>
-          <w:rFonts w:ascii="Times New Roman" w:hAnsi="Times New Roman" w:cs="Times New Roman"/>
-          <w:b/>
-          <w:bCs/>
-          <w:i/>
-          <w:iCs/>
-          <w:sz w:val="18"/>
-          <w:szCs w:val="18"/>
-          <w:lang w:val="en-GB"/>
-        </w:rPr>
-        <w:t>պարկի</w:t>
-      </w:r>
-      <w:proofErr w:type="spellEnd"/>
-      <w:r>
-        <w:rPr>
-          <w:rFonts w:ascii="Times New Roman" w:hAnsi="Times New Roman" w:cs="Times New Roman"/>
-          <w:b/>
-          <w:bCs/>
-          <w:i/>
-          <w:iCs/>
-          <w:sz w:val="18"/>
-          <w:szCs w:val="18"/>
-          <w:lang w:val="en-GB"/>
-        </w:rPr>
-        <w:t xml:space="preserve"> </w:t>
-      </w:r>
-      <w:proofErr w:type="spellStart"/>
-      <w:r>
-        <w:rPr>
-          <w:rFonts w:ascii="Times New Roman" w:hAnsi="Times New Roman" w:cs="Times New Roman"/>
-          <w:b/>
-          <w:bCs/>
-          <w:i/>
-          <w:iCs/>
-          <w:sz w:val="18"/>
-          <w:szCs w:val="18"/>
-          <w:lang w:val="en-GB"/>
-        </w:rPr>
-        <w:t>բացման</w:t>
-      </w:r>
-      <w:proofErr w:type="spellEnd"/>
-      <w:r>
-        <w:rPr>
-          <w:rFonts w:ascii="Times New Roman" w:hAnsi="Times New Roman" w:cs="Times New Roman"/>
-          <w:b/>
-          <w:bCs/>
-          <w:i/>
-          <w:iCs/>
-          <w:sz w:val="18"/>
-          <w:szCs w:val="18"/>
-          <w:lang w:val="en-GB"/>
-        </w:rPr>
-        <w:t xml:space="preserve"> և </w:t>
-      </w:r>
-      <w:proofErr w:type="spellStart"/>
-      <w:r>
-        <w:rPr>
-          <w:rFonts w:ascii="Times New Roman" w:hAnsi="Times New Roman" w:cs="Times New Roman"/>
-          <w:b/>
-          <w:bCs/>
-          <w:i/>
-          <w:iCs/>
-          <w:sz w:val="18"/>
-          <w:szCs w:val="18"/>
-          <w:lang w:val="en-GB"/>
-        </w:rPr>
-        <w:t>ս</w:t>
-      </w:r>
-      <w:r>
-        <w:rPr>
-          <w:rFonts w:ascii="Times New Roman" w:hAnsi="Times New Roman" w:cs="Times New Roman"/>
-          <w:b/>
-          <w:bCs/>
-          <w:i/>
-          <w:iCs/>
-          <w:sz w:val="18"/>
-          <w:szCs w:val="18"/>
-          <w:lang w:val="en-GB"/>
-        </w:rPr>
-        <w:t>տուգման</w:t>
-      </w:r>
-      <w:proofErr w:type="spellEnd"/>
-      <w:r>
-        <w:rPr>
-          <w:rFonts w:ascii="Times New Roman" w:hAnsi="Times New Roman" w:cs="Times New Roman"/>
-          <w:b/>
-          <w:bCs/>
-          <w:i/>
-          <w:iCs/>
-          <w:sz w:val="18"/>
-          <w:szCs w:val="18"/>
-          <w:lang w:val="en-GB"/>
-        </w:rPr>
-        <w:t xml:space="preserve"> </w:t>
-      </w:r>
-      <w:proofErr w:type="spellStart"/>
-      <w:r>
-        <w:rPr>
-          <w:rFonts w:ascii="Times New Roman" w:hAnsi="Times New Roman" w:cs="Times New Roman"/>
-          <w:b/>
-          <w:bCs/>
-          <w:i/>
-          <w:iCs/>
-          <w:sz w:val="18"/>
-          <w:szCs w:val="18"/>
-          <w:lang w:val="en-GB"/>
-        </w:rPr>
-        <w:t>արձանագրություն</w:t>
-      </w:r>
-      <w:proofErr w:type="spellEnd"/>
-      <w:r>
-        <w:rPr>
-          <w:rFonts w:ascii="Times New Roman" w:hAnsi="Times New Roman" w:cs="Times New Roman"/>
-          <w:b/>
-          <w:bCs/>
-          <w:i/>
-          <w:iCs/>
-          <w:sz w:val="18"/>
-          <w:szCs w:val="18"/>
-          <w:lang w:val="en-GB"/>
-        </w:rPr>
-        <w:t xml:space="preserve"> </w:t>
+        <w:t xml:space="preserve">տուգման արձանագրություն </w:t>
       </w:r>
     </w:p>
     <w:p>
@@ -11773,95 +10446,13 @@
           <w:lang w:val="en-GB"/>
         </w:rPr>
       </w:pPr>
-      <w:proofErr w:type="spellStart"/>
-      <w:r>
-        <w:rPr>
-          <w:rFonts w:ascii="Times New Roman" w:hAnsi="Times New Roman" w:cs="Times New Roman"/>
-          <w:sz w:val="18"/>
-          <w:szCs w:val="18"/>
-        </w:rPr>
-        <w:t>Ստուգման</w:t>
-      </w:r>
-      <w:proofErr w:type="spellEnd"/>
-      <w:r>
-        <w:rPr>
-          <w:rFonts w:ascii="Times New Roman" w:hAnsi="Times New Roman" w:cs="Times New Roman"/>
-          <w:sz w:val="18"/>
-          <w:szCs w:val="18"/>
-        </w:rPr>
-        <w:t xml:space="preserve"> </w:t>
-      </w:r>
-      <w:proofErr w:type="spellStart"/>
-      <w:r>
-        <w:rPr>
-          <w:rFonts w:ascii="Times New Roman" w:hAnsi="Times New Roman" w:cs="Times New Roman"/>
-          <w:sz w:val="18"/>
-          <w:szCs w:val="18"/>
-        </w:rPr>
-        <w:t>նպատակով</w:t>
-      </w:r>
-      <w:proofErr w:type="spellEnd"/>
-      <w:r>
-        <w:rPr>
-          <w:rFonts w:ascii="Times New Roman" w:hAnsi="Times New Roman" w:cs="Times New Roman"/>
-          <w:sz w:val="18"/>
-          <w:szCs w:val="18"/>
-        </w:rPr>
-        <w:t xml:space="preserve"> </w:t>
-      </w:r>
-      <w:proofErr w:type="spellStart"/>
-      <w:r>
-        <w:rPr>
-          <w:rFonts w:ascii="Times New Roman" w:hAnsi="Times New Roman" w:cs="Times New Roman"/>
-          <w:sz w:val="18"/>
-          <w:szCs w:val="18"/>
-        </w:rPr>
-        <w:t>պարկի</w:t>
-      </w:r>
-      <w:proofErr w:type="spellEnd"/>
-      <w:r>
-        <w:rPr>
-          <w:rFonts w:ascii="Times New Roman" w:hAnsi="Times New Roman" w:cs="Times New Roman"/>
-          <w:sz w:val="18"/>
-          <w:szCs w:val="18"/>
-        </w:rPr>
-        <w:t xml:space="preserve"> </w:t>
-      </w:r>
-      <w:proofErr w:type="spellStart"/>
-      <w:r>
-        <w:rPr>
-          <w:rFonts w:ascii="Times New Roman" w:hAnsi="Times New Roman" w:cs="Times New Roman"/>
-          <w:sz w:val="18"/>
-          <w:szCs w:val="18"/>
-        </w:rPr>
-        <w:t>բացման</w:t>
-      </w:r>
-      <w:proofErr w:type="spellEnd"/>
-      <w:r>
-        <w:rPr>
-          <w:rFonts w:ascii="Times New Roman" w:hAnsi="Times New Roman" w:cs="Times New Roman"/>
-          <w:sz w:val="18"/>
-          <w:szCs w:val="18"/>
-        </w:rPr>
-        <w:t xml:space="preserve"> </w:t>
-      </w:r>
-      <w:proofErr w:type="spellStart"/>
-      <w:r>
-        <w:rPr>
-          <w:rFonts w:ascii="Times New Roman" w:hAnsi="Times New Roman" w:cs="Times New Roman"/>
-          <w:sz w:val="18"/>
-          <w:szCs w:val="18"/>
-        </w:rPr>
-        <w:t>ամսաթիվը</w:t>
-      </w:r>
-      <w:proofErr w:type="spellEnd"/>
-      <w:r>
-        <w:rPr>
-          <w:rFonts w:ascii="Times New Roman" w:hAnsi="Times New Roman" w:cs="Times New Roman"/>
-          <w:sz w:val="18"/>
-          <w:szCs w:val="18"/>
-        </w:rPr>
-        <w:t xml:space="preserve">    __</w:t>
+      <w:r>
+        <w:rPr>
+          <w:rFonts w:ascii="Times New Roman" w:hAnsi="Times New Roman" w:cs="Times New Roman"/>
+          <w:sz w:val="18"/>
+          <w:szCs w:val="18"/>
+        </w:rPr>
+        <w:t>Ստուգման նպատակով պարկի բացման ամսաթիվը    __</w:t>
       </w:r>
       <w:r>
         <w:rPr>
@@ -11956,136 +10547,76 @@
                 <w:szCs w:val="18"/>
               </w:rPr>
             </w:pPr>
-            <w:proofErr w:type="spellStart"/>
             <w:r>
               <w:rPr>
                 <w:rFonts w:ascii="Times New Roman" w:hAnsi="Times New Roman" w:cs="Times New Roman"/>
                 <w:sz w:val="18"/>
                 <w:szCs w:val="18"/>
               </w:rPr>
-              <w:t>Գլխավոր</w:t>
-            </w:r>
-            <w:proofErr w:type="spellEnd"/>
-            <w:r>
+              <w:t>Գլխավոր տնօրեն</w:t>
+            </w:r>
+          </w:p>
+        </w:tc>
+        <w:tc>
+          <w:tcPr>
+            <w:tcW w:w="1174" w:type="dxa"/>
+          </w:tcPr>
+          <w:p>
+            <w:pPr>
+              <w:spacing w:line="276" w:lineRule="auto"/>
               <w:rPr>
                 <w:rFonts w:ascii="Times New Roman" w:hAnsi="Times New Roman" w:cs="Times New Roman"/>
                 <w:sz w:val="18"/>
                 <w:szCs w:val="18"/>
               </w:rPr>
-              <w:t xml:space="preserve"> </w:t>
-            </w:r>
-            <w:proofErr w:type="spellStart"/>
-            <w:r>
+            </w:pPr>
+          </w:p>
+        </w:tc>
+        <w:tc>
+          <w:tcPr>
+            <w:tcW w:w="2112" w:type="dxa"/>
+          </w:tcPr>
+          <w:p>
+            <w:pPr>
+              <w:spacing w:line="276" w:lineRule="auto"/>
+              <w:ind w:left="77"/>
               <w:rPr>
                 <w:rFonts w:ascii="Times New Roman" w:hAnsi="Times New Roman" w:cs="Times New Roman"/>
                 <w:sz w:val="18"/>
                 <w:szCs w:val="18"/>
               </w:rPr>
-              <w:t>տնօրեն</w:t>
-            </w:r>
-            <w:proofErr w:type="spellEnd"/>
-          </w:p>
-        </w:tc>
-        <w:tc>
-          <w:tcPr>
-            <w:tcW w:w="1174" w:type="dxa"/>
-          </w:tcPr>
-          <w:p>
-            <w:pPr>
-              <w:spacing w:line="276" w:lineRule="auto"/>
+            </w:pPr>
+            <w:r>
               <w:rPr>
                 <w:rFonts w:ascii="Times New Roman" w:hAnsi="Times New Roman" w:cs="Times New Roman"/>
                 <w:sz w:val="18"/>
                 <w:szCs w:val="18"/>
               </w:rPr>
-            </w:pPr>
-          </w:p>
-        </w:tc>
-        <w:tc>
-          <w:tcPr>
-            <w:tcW w:w="2112" w:type="dxa"/>
+              <w:t>Գրիգոր Սահականը</w:t>
+            </w:r>
+          </w:p>
+        </w:tc>
+        <w:tc>
+          <w:tcPr>
+            <w:tcW w:w="1985" w:type="dxa"/>
           </w:tcPr>
           <w:p>
             <w:pPr>
               <w:spacing w:line="276" w:lineRule="auto"/>
-              <w:ind w:left="77"/>
               <w:rPr>
                 <w:rFonts w:ascii="Times New Roman" w:hAnsi="Times New Roman" w:cs="Times New Roman"/>
                 <w:sz w:val="18"/>
                 <w:szCs w:val="18"/>
               </w:rPr>
             </w:pPr>
-            <w:proofErr w:type="spellStart"/>
             <w:r>
               <w:rPr>
                 <w:rFonts w:ascii="Times New Roman" w:hAnsi="Times New Roman" w:cs="Times New Roman"/>
                 <w:sz w:val="18"/>
                 <w:szCs w:val="18"/>
               </w:rPr>
-              <w:t>Գրիգոր</w:t>
-            </w:r>
-            <w:proofErr w:type="spellEnd"/>
-            <w:r>
-              <w:rPr>
-                <w:rFonts w:ascii="Times New Roman" w:hAnsi="Times New Roman" w:cs="Times New Roman"/>
-                <w:sz w:val="18"/>
-                <w:szCs w:val="18"/>
-              </w:rPr>
-              <w:t xml:space="preserve"> </w:t>
-            </w:r>
-            <w:proofErr w:type="spellStart"/>
-            <w:r>
-              <w:rPr>
-                <w:rFonts w:ascii="Times New Roman" w:hAnsi="Times New Roman" w:cs="Times New Roman"/>
-                <w:sz w:val="18"/>
-                <w:szCs w:val="18"/>
-              </w:rPr>
-              <w:t>Սահականը</w:t>
-            </w:r>
-            <w:proofErr w:type="spellEnd"/>
-          </w:p>
-        </w:tc>
-        <w:tc>
-          <w:tcPr>
-            <w:tcW w:w="1985" w:type="dxa"/>
-          </w:tcPr>
-          <w:p>
-            <w:pPr>
-              <w:spacing w:line="276" w:lineRule="auto"/>
-              <w:rPr>
-                <w:rFonts w:ascii="Times New Roman" w:hAnsi="Times New Roman" w:cs="Times New Roman"/>
-                <w:sz w:val="18"/>
-                <w:szCs w:val="18"/>
-              </w:rPr>
-            </w:pPr>
-            <w:proofErr w:type="spellStart"/>
-            <w:r>
-              <w:rPr>
-                <w:rFonts w:ascii="Times New Roman" w:hAnsi="Times New Roman" w:cs="Times New Roman"/>
-                <w:sz w:val="18"/>
-                <w:szCs w:val="18"/>
-              </w:rPr>
-              <w:t>Վարկային</w:t>
-            </w:r>
-            <w:proofErr w:type="spellEnd"/>
-            <w:r>
-              <w:rPr>
-                <w:rFonts w:ascii="Times New Roman" w:hAnsi="Times New Roman" w:cs="Times New Roman"/>
-                <w:sz w:val="18"/>
-                <w:szCs w:val="18"/>
-              </w:rPr>
-              <w:t xml:space="preserve"> </w:t>
-            </w:r>
-            <w:proofErr w:type="spellStart"/>
-            <w:r>
-              <w:rPr>
-                <w:rFonts w:ascii="Times New Roman" w:hAnsi="Times New Roman" w:cs="Times New Roman"/>
-                <w:sz w:val="18"/>
-                <w:szCs w:val="18"/>
-              </w:rPr>
-              <w:t>մասնագետ</w:t>
-            </w:r>
-            <w:proofErr w:type="spellEnd"/>
+              <w:t>Վարկային մասնագետ</w:t>
+            </w:r>
           </w:p>
         </w:tc>
         <w:tc>
@@ -12156,7 +10687,6 @@
                 <w:szCs w:val="18"/>
               </w:rPr>
             </w:pPr>
-            <w:proofErr w:type="spellStart"/>
             <w:r>
               <w:rPr>
                 <w:rFonts w:ascii="Times New Roman" w:hAnsi="Times New Roman" w:cs="Times New Roman"/>
@@ -12165,7 +10695,6 @@
               </w:rPr>
               <w:t>Ոսկերիչ-մասնագետ</w:t>
             </w:r>
-            <w:proofErr w:type="spellEnd"/>
           </w:p>
         </w:tc>
         <w:tc>
@@ -12258,7 +10787,6 @@
                 <w:szCs w:val="18"/>
               </w:rPr>
             </w:pPr>
-            <w:proofErr w:type="spellStart"/>
             <w:r>
               <w:rPr>
                 <w:rFonts w:ascii="Times New Roman" w:hAnsi="Times New Roman" w:cs="Times New Roman"/>
@@ -12267,7 +10795,6 @@
               </w:rPr>
               <w:t>Գրավատու</w:t>
             </w:r>
-            <w:proofErr w:type="spellEnd"/>
           </w:p>
         </w:tc>
         <w:tc>
@@ -12376,7 +10903,7 @@
               </wp:anchor>
             </w:drawing>
           </mc:Choice>
-          <mc:Fallback xmlns:w16sdtfl="http://schemas.microsoft.com/office/word/2024/wordml/sdtformatlock" xmlns:w16du="http://schemas.microsoft.com/office/word/2023/wordml/word16du">
+          <mc:Fallback xmlns:w16du="http://schemas.microsoft.com/office/word/2023/wordml/word16du" xmlns:w16sdtfl="http://schemas.microsoft.com/office/word/2024/wordml/sdtformatlock">
             <w:pict>
               <v:line w14:anchorId="58052DD5" id="Straight Connector 2" o:spid="_x0000_s1026" style="position:absolute;z-index:251661312;visibility:visible;mso-wrap-style:square;mso-wrap-distance-left:9pt;mso-wrap-distance-top:0;mso-wrap-distance-right:9pt;mso-wrap-distance-bottom:0;mso-position-horizontal:absolute;mso-position-horizontal-relative:text;mso-position-vertical:absolute;mso-position-vertical-relative:text" from="0,13.4pt" to="491.7pt,13.4pt" o:gfxdata="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" strokecolor="black [3213]" strokeweight="1.25pt">
                 <v:stroke linestyle="thinThick" joinstyle="miter"/>
@@ -12401,7 +10928,6 @@
           <w:lang w:val="en-GB"/>
         </w:rPr>
       </w:pPr>
-      <w:proofErr w:type="spellStart"/>
       <w:r>
         <w:rPr>
           <w:rFonts w:ascii="Times New Roman" w:hAnsi="Times New Roman" w:cs="Times New Roman"/>
@@ -12413,37 +10939,8 @@
           <w:szCs w:val="18"/>
           <w:lang w:val="en-GB"/>
         </w:rPr>
-        <w:t>Վերադարձման</w:t>
-      </w:r>
-      <w:proofErr w:type="spellEnd"/>
-      <w:r>
-        <w:rPr>
-          <w:rFonts w:ascii="Times New Roman" w:hAnsi="Times New Roman" w:cs="Times New Roman"/>
-          <w:b/>
-          <w:bCs/>
-          <w:i/>
-          <w:iCs/>
-          <w:sz w:val="18"/>
-          <w:szCs w:val="18"/>
-          <w:lang w:val="en-GB"/>
-        </w:rPr>
-        <w:t xml:space="preserve"> </w:t>
-      </w:r>
-      <w:proofErr w:type="spellStart"/>
-      <w:r>
-        <w:rPr>
-          <w:rFonts w:ascii="Times New Roman" w:hAnsi="Times New Roman" w:cs="Times New Roman"/>
-          <w:b/>
-          <w:bCs/>
-          <w:i/>
-          <w:iCs/>
-          <w:sz w:val="18"/>
-          <w:szCs w:val="18"/>
-          <w:lang w:val="en-GB"/>
-        </w:rPr>
-        <w:t>ակտ</w:t>
-      </w:r>
-      <w:proofErr w:type="spellEnd"/>
+        <w:t>Վերադարձման ակտ</w:t>
+      </w:r>
     </w:p>
     <w:p>
       <w:pPr>
@@ -12468,204 +10965,19 @@
           <w:szCs w:val="22"/>
         </w:rPr>
       </w:pPr>
-      <w:proofErr w:type="spellStart"/>
       <w:r>
         <w:rPr>
           <w:sz w:val="18"/>
           <w:szCs w:val="22"/>
         </w:rPr>
-        <w:t>Գրավի</w:t>
-      </w:r>
-      <w:proofErr w:type="spellEnd"/>
+        <w:t>Գրավի ստուգման և Ընդունման-Հանձնման ակտ</w:t>
+      </w:r>
       <w:r>
         <w:rPr>
           <w:sz w:val="18"/>
           <w:szCs w:val="22"/>
         </w:rPr>
-        <w:t xml:space="preserve"> </w:t>
-      </w:r>
-      <w:proofErr w:type="spellStart"/>
-      <w:r>
-        <w:rPr>
-          <w:sz w:val="18"/>
-          <w:szCs w:val="22"/>
-        </w:rPr>
-        <w:t>ստուգման</w:t>
-      </w:r>
-      <w:proofErr w:type="spellEnd"/>
-      <w:r>
-        <w:rPr>
-          <w:sz w:val="18"/>
-          <w:szCs w:val="22"/>
-        </w:rPr>
-        <w:t xml:space="preserve"> և </w:t>
-      </w:r>
-      <w:proofErr w:type="spellStart"/>
-      <w:r>
-        <w:rPr>
-          <w:sz w:val="18"/>
-          <w:szCs w:val="22"/>
-        </w:rPr>
-        <w:t>Ընդունման-Հանձնման</w:t>
-      </w:r>
-      <w:proofErr w:type="spellEnd"/>
-      <w:r>
-        <w:rPr>
-          <w:sz w:val="18"/>
-          <w:szCs w:val="22"/>
-        </w:rPr>
-        <w:t xml:space="preserve"> </w:t>
-      </w:r>
-      <w:proofErr w:type="spellStart"/>
-      <w:r>
-        <w:rPr>
-          <w:sz w:val="18"/>
-          <w:szCs w:val="22"/>
-        </w:rPr>
-        <w:t>ակտ</w:t>
-      </w:r>
-      <w:r>
-        <w:rPr>
-          <w:sz w:val="18"/>
-          <w:szCs w:val="22"/>
-        </w:rPr>
-        <w:t>ում</w:t>
-      </w:r>
-      <w:proofErr w:type="spellEnd"/>
-      <w:r>
-        <w:rPr>
-          <w:sz w:val="18"/>
-          <w:szCs w:val="22"/>
-        </w:rPr>
-        <w:t xml:space="preserve"> </w:t>
-      </w:r>
-      <w:proofErr w:type="spellStart"/>
-      <w:r>
-        <w:rPr>
-          <w:sz w:val="18"/>
-          <w:szCs w:val="22"/>
-        </w:rPr>
-        <w:t>նշված</w:t>
-      </w:r>
-      <w:proofErr w:type="spellEnd"/>
-      <w:r>
-        <w:rPr>
-          <w:sz w:val="18"/>
-          <w:szCs w:val="22"/>
-        </w:rPr>
-        <w:t xml:space="preserve"> </w:t>
-      </w:r>
-      <w:proofErr w:type="spellStart"/>
-      <w:r>
-        <w:rPr>
-          <w:sz w:val="18"/>
-          <w:szCs w:val="22"/>
-        </w:rPr>
-        <w:t>Ոսկյա</w:t>
-      </w:r>
-      <w:proofErr w:type="spellEnd"/>
-      <w:r>
-        <w:rPr>
-          <w:sz w:val="18"/>
-          <w:szCs w:val="22"/>
-        </w:rPr>
-        <w:t xml:space="preserve"> </w:t>
-      </w:r>
-      <w:proofErr w:type="spellStart"/>
-      <w:r>
-        <w:rPr>
-          <w:sz w:val="18"/>
-          <w:szCs w:val="22"/>
-        </w:rPr>
-        <w:t>իրերը</w:t>
-      </w:r>
-      <w:proofErr w:type="spellEnd"/>
-      <w:r>
-        <w:rPr>
-          <w:sz w:val="18"/>
-          <w:szCs w:val="22"/>
-        </w:rPr>
-        <w:t xml:space="preserve"> </w:t>
-      </w:r>
-      <w:proofErr w:type="spellStart"/>
-      <w:r>
-        <w:rPr>
-          <w:sz w:val="18"/>
-          <w:szCs w:val="22"/>
-        </w:rPr>
-        <w:t>Գրավառուն</w:t>
-      </w:r>
-      <w:proofErr w:type="spellEnd"/>
-      <w:r>
-        <w:rPr>
-          <w:sz w:val="18"/>
-          <w:szCs w:val="22"/>
-        </w:rPr>
-        <w:t xml:space="preserve"> </w:t>
-      </w:r>
-      <w:proofErr w:type="spellStart"/>
-      <w:r>
-        <w:rPr>
-          <w:sz w:val="18"/>
-          <w:szCs w:val="22"/>
-        </w:rPr>
-        <w:t>ամբողջությամբ</w:t>
-      </w:r>
-      <w:proofErr w:type="spellEnd"/>
-      <w:r>
-        <w:rPr>
-          <w:sz w:val="18"/>
-          <w:szCs w:val="22"/>
-        </w:rPr>
-        <w:t xml:space="preserve">, </w:t>
-      </w:r>
-      <w:proofErr w:type="spellStart"/>
-      <w:r>
-        <w:rPr>
-          <w:sz w:val="18"/>
-          <w:szCs w:val="22"/>
-        </w:rPr>
-        <w:t>անվնաս</w:t>
-      </w:r>
-      <w:proofErr w:type="spellEnd"/>
-      <w:r>
-        <w:rPr>
-          <w:sz w:val="18"/>
-          <w:szCs w:val="22"/>
-        </w:rPr>
-        <w:t xml:space="preserve"> </w:t>
-      </w:r>
-      <w:proofErr w:type="spellStart"/>
-      <w:r>
-        <w:rPr>
-          <w:sz w:val="18"/>
-          <w:szCs w:val="22"/>
-        </w:rPr>
-        <w:t>հանձնեց</w:t>
-      </w:r>
-      <w:proofErr w:type="spellEnd"/>
-      <w:r>
-        <w:rPr>
-          <w:sz w:val="18"/>
-          <w:szCs w:val="22"/>
-        </w:rPr>
-        <w:t xml:space="preserve"> </w:t>
-      </w:r>
-      <w:proofErr w:type="spellStart"/>
-      <w:r>
-        <w:rPr>
-          <w:sz w:val="18"/>
-          <w:szCs w:val="22"/>
-        </w:rPr>
-        <w:t>Գրավատուին</w:t>
-      </w:r>
-      <w:proofErr w:type="spellEnd"/>
-      <w:r>
-        <w:rPr>
-          <w:sz w:val="18"/>
-          <w:szCs w:val="22"/>
-        </w:rPr>
-        <w:t xml:space="preserve">։ </w:t>
+        <w:t xml:space="preserve">ում նշված Ոսկյա իրերը Գրավառուն ամբողջությամբ, անվնաս հանձնեց Գրավատուին։ </w:t>
       </w:r>
     </w:p>
     <w:p>
@@ -12681,101 +10993,12 @@
           <w:szCs w:val="22"/>
         </w:rPr>
       </w:pPr>
-      <w:proofErr w:type="spellStart"/>
       <w:r>
         <w:rPr>
           <w:sz w:val="18"/>
           <w:szCs w:val="22"/>
         </w:rPr>
-        <w:t>Գրավատուն</w:t>
-      </w:r>
-      <w:proofErr w:type="spellEnd"/>
-      <w:r>
-        <w:rPr>
-          <w:sz w:val="18"/>
-          <w:szCs w:val="22"/>
-        </w:rPr>
-        <w:t xml:space="preserve"> </w:t>
-      </w:r>
-      <w:proofErr w:type="spellStart"/>
-      <w:r>
-        <w:rPr>
-          <w:sz w:val="18"/>
-          <w:szCs w:val="22"/>
-        </w:rPr>
-        <w:t>հավաստիացնում</w:t>
-      </w:r>
-      <w:proofErr w:type="spellEnd"/>
-      <w:r>
-        <w:rPr>
-          <w:sz w:val="18"/>
-          <w:szCs w:val="22"/>
-        </w:rPr>
-        <w:t xml:space="preserve"> է, </w:t>
-      </w:r>
-      <w:proofErr w:type="spellStart"/>
-      <w:r>
-        <w:rPr>
-          <w:sz w:val="18"/>
-          <w:szCs w:val="22"/>
-        </w:rPr>
-        <w:t>որ</w:t>
-      </w:r>
-      <w:proofErr w:type="spellEnd"/>
-      <w:r>
-        <w:rPr>
-          <w:sz w:val="18"/>
-          <w:szCs w:val="22"/>
-        </w:rPr>
-        <w:t xml:space="preserve"> </w:t>
-      </w:r>
-      <w:proofErr w:type="spellStart"/>
-      <w:r>
-        <w:rPr>
-          <w:sz w:val="18"/>
-          <w:szCs w:val="22"/>
-        </w:rPr>
-        <w:t>չունի</w:t>
-      </w:r>
-      <w:proofErr w:type="spellEnd"/>
-      <w:r>
-        <w:rPr>
-          <w:sz w:val="18"/>
-          <w:szCs w:val="22"/>
-        </w:rPr>
-        <w:t xml:space="preserve"> </w:t>
-      </w:r>
-      <w:proofErr w:type="spellStart"/>
-      <w:r>
-        <w:rPr>
-          <w:sz w:val="18"/>
-          <w:szCs w:val="22"/>
-        </w:rPr>
-        <w:t>որևէ</w:t>
-      </w:r>
-      <w:proofErr w:type="spellEnd"/>
-      <w:r>
-        <w:rPr>
-          <w:sz w:val="18"/>
-          <w:szCs w:val="22"/>
-        </w:rPr>
-        <w:t xml:space="preserve"> </w:t>
-      </w:r>
-      <w:proofErr w:type="spellStart"/>
-      <w:r>
-        <w:rPr>
-          <w:sz w:val="18"/>
-          <w:szCs w:val="22"/>
-        </w:rPr>
-        <w:t>պահանջ</w:t>
-      </w:r>
-      <w:proofErr w:type="spellEnd"/>
-      <w:r>
-        <w:rPr>
-          <w:sz w:val="18"/>
-          <w:szCs w:val="22"/>
-        </w:rPr>
-        <w:t xml:space="preserve">։ </w:t>
+        <w:t xml:space="preserve">Գրավատուն հավաստիացնում է, որ չունի որևէ պահանջ։ </w:t>
       </w:r>
     </w:p>
     <w:p>
@@ -12817,51 +11040,39 @@
                 <w:szCs w:val="18"/>
               </w:rPr>
             </w:pPr>
-            <w:proofErr w:type="spellStart"/>
             <w:r>
               <w:rPr>
                 <w:rFonts w:ascii="Times New Roman" w:hAnsi="Times New Roman" w:cs="Times New Roman"/>
                 <w:sz w:val="18"/>
                 <w:szCs w:val="18"/>
               </w:rPr>
-              <w:t>Հանձնեց</w:t>
-            </w:r>
-            <w:proofErr w:type="spellEnd"/>
-            <w:r>
+              <w:t>Հանձնեց՝</w:t>
+            </w:r>
+          </w:p>
+        </w:tc>
+      </w:tr>
+      <w:tr>
+        <w:tc>
+          <w:tcPr>
+            <w:tcW w:w="1817" w:type="dxa"/>
+          </w:tcPr>
+          <w:p>
+            <w:pPr>
+              <w:spacing w:line="276" w:lineRule="auto"/>
               <w:rPr>
                 <w:rFonts w:ascii="Times New Roman" w:hAnsi="Times New Roman" w:cs="Times New Roman"/>
                 <w:sz w:val="18"/>
                 <w:szCs w:val="18"/>
               </w:rPr>
-              <w:t>՝</w:t>
-            </w:r>
-          </w:p>
-        </w:tc>
-      </w:tr>
-      <w:tr>
-        <w:tc>
-          <w:tcPr>
-            <w:tcW w:w="1817" w:type="dxa"/>
-          </w:tcPr>
-          <w:p>
-            <w:pPr>
-              <w:spacing w:line="276" w:lineRule="auto"/>
+            </w:pPr>
+            <w:r>
               <w:rPr>
                 <w:rFonts w:ascii="Times New Roman" w:hAnsi="Times New Roman" w:cs="Times New Roman"/>
                 <w:sz w:val="18"/>
                 <w:szCs w:val="18"/>
               </w:rPr>
-            </w:pPr>
-            <w:proofErr w:type="spellStart"/>
-            <w:r>
-              <w:rPr>
-                <w:rFonts w:ascii="Times New Roman" w:hAnsi="Times New Roman" w:cs="Times New Roman"/>
-                <w:sz w:val="18"/>
-                <w:szCs w:val="18"/>
-              </w:rPr>
               <w:t>Ոսկերիչ-մասնագետ</w:t>
             </w:r>
-            <w:proofErr w:type="spellEnd"/>
           </w:p>
         </w:tc>
         <w:tc>
@@ -12917,7 +11128,6 @@
           <w:lang w:val="en-GB"/>
         </w:rPr>
       </w:pPr>
-      <w:proofErr w:type="spellStart"/>
       <w:r>
         <w:rPr>
           <w:rFonts w:ascii="Times New Roman" w:hAnsi="Times New Roman" w:cs="Times New Roman"/>
@@ -12926,7 +11136,6 @@
         </w:rPr>
         <w:t>Ես</w:t>
       </w:r>
-      <w:proofErr w:type="spellEnd"/>
       <w:r>
         <w:rPr>
           <w:rFonts w:ascii="Times New Roman" w:hAnsi="Times New Roman" w:cs="Times New Roman"/>
@@ -12942,347 +11151,7 @@
           <w:szCs w:val="18"/>
           <w:lang w:val="en-GB"/>
         </w:rPr>
-        <w:t xml:space="preserve">_____________________________________________________, </w:t>
-      </w:r>
-      <w:proofErr w:type="spellStart"/>
-      <w:r>
-        <w:rPr>
-          <w:rFonts w:ascii="Times New Roman" w:hAnsi="Times New Roman" w:cs="Times New Roman"/>
-          <w:sz w:val="18"/>
-          <w:szCs w:val="18"/>
-          <w:lang w:val="en-GB"/>
-        </w:rPr>
-        <w:t>ստացա</w:t>
-      </w:r>
-      <w:proofErr w:type="spellEnd"/>
-      <w:r>
-        <w:rPr>
-          <w:rFonts w:ascii="Times New Roman" w:hAnsi="Times New Roman" w:cs="Times New Roman"/>
-          <w:sz w:val="18"/>
-          <w:szCs w:val="18"/>
-          <w:lang w:val="en-GB"/>
-        </w:rPr>
-        <w:t xml:space="preserve"> </w:t>
-      </w:r>
-      <w:proofErr w:type="spellStart"/>
-      <w:r>
-        <w:rPr>
-          <w:rFonts w:ascii="Times New Roman" w:hAnsi="Times New Roman" w:cs="Times New Roman"/>
-          <w:sz w:val="18"/>
-          <w:szCs w:val="18"/>
-          <w:lang w:val="en-GB"/>
-        </w:rPr>
-        <w:t>Գրավի</w:t>
-      </w:r>
-      <w:proofErr w:type="spellEnd"/>
-      <w:r>
-        <w:rPr>
-          <w:rFonts w:ascii="Times New Roman" w:hAnsi="Times New Roman" w:cs="Times New Roman"/>
-          <w:sz w:val="18"/>
-          <w:szCs w:val="18"/>
-          <w:lang w:val="en-GB"/>
-        </w:rPr>
-        <w:t xml:space="preserve"> </w:t>
-      </w:r>
-      <w:proofErr w:type="spellStart"/>
-      <w:r>
-        <w:rPr>
-          <w:rFonts w:ascii="Times New Roman" w:hAnsi="Times New Roman" w:cs="Times New Roman"/>
-          <w:sz w:val="18"/>
-          <w:szCs w:val="18"/>
-          <w:lang w:val="en-GB"/>
-        </w:rPr>
-        <w:t>առարկան</w:t>
-      </w:r>
-      <w:proofErr w:type="spellEnd"/>
-      <w:r>
-        <w:rPr>
-          <w:rFonts w:ascii="Times New Roman" w:hAnsi="Times New Roman" w:cs="Times New Roman"/>
-          <w:sz w:val="18"/>
-          <w:szCs w:val="18"/>
-          <w:lang w:val="en-GB"/>
-        </w:rPr>
-        <w:t xml:space="preserve"> </w:t>
-      </w:r>
-      <w:proofErr w:type="spellStart"/>
-      <w:r>
-        <w:rPr>
-          <w:rFonts w:ascii="Times New Roman" w:hAnsi="Times New Roman" w:cs="Times New Roman"/>
-          <w:sz w:val="18"/>
-          <w:szCs w:val="18"/>
-          <w:lang w:val="en-GB"/>
-        </w:rPr>
-        <w:t>ամբողջությամբ</w:t>
-      </w:r>
-      <w:proofErr w:type="spellEnd"/>
-      <w:r>
-        <w:rPr>
-          <w:rFonts w:ascii="Times New Roman" w:hAnsi="Times New Roman" w:cs="Times New Roman"/>
-          <w:sz w:val="18"/>
-          <w:szCs w:val="18"/>
-          <w:lang w:val="en-GB"/>
-        </w:rPr>
-        <w:t xml:space="preserve">, </w:t>
-      </w:r>
-      <w:proofErr w:type="spellStart"/>
-      <w:r>
-        <w:rPr>
-          <w:rFonts w:ascii="Times New Roman" w:hAnsi="Times New Roman" w:cs="Times New Roman"/>
-          <w:sz w:val="18"/>
-          <w:szCs w:val="18"/>
-          <w:lang w:val="en-GB"/>
-        </w:rPr>
-        <w:t>այն</w:t>
-      </w:r>
-      <w:proofErr w:type="spellEnd"/>
-      <w:r>
-        <w:rPr>
-          <w:rFonts w:ascii="Times New Roman" w:hAnsi="Times New Roman" w:cs="Times New Roman"/>
-          <w:sz w:val="18"/>
-          <w:szCs w:val="18"/>
-          <w:lang w:val="en-GB"/>
-        </w:rPr>
-        <w:t xml:space="preserve"> </w:t>
-      </w:r>
-      <w:proofErr w:type="spellStart"/>
-      <w:r>
-        <w:rPr>
-          <w:rFonts w:ascii="Times New Roman" w:hAnsi="Times New Roman" w:cs="Times New Roman"/>
-          <w:sz w:val="18"/>
-          <w:szCs w:val="18"/>
-          <w:lang w:val="en-GB"/>
-        </w:rPr>
-        <w:t>վիճակում</w:t>
-      </w:r>
-      <w:proofErr w:type="spellEnd"/>
-      <w:r>
-        <w:rPr>
-          <w:rFonts w:ascii="Times New Roman" w:hAnsi="Times New Roman" w:cs="Times New Roman"/>
-          <w:sz w:val="18"/>
-          <w:szCs w:val="18"/>
-          <w:lang w:val="en-GB"/>
-        </w:rPr>
-        <w:t xml:space="preserve">, </w:t>
-      </w:r>
-      <w:proofErr w:type="spellStart"/>
-      <w:r>
-        <w:rPr>
-          <w:rFonts w:ascii="Times New Roman" w:hAnsi="Times New Roman" w:cs="Times New Roman"/>
-          <w:sz w:val="18"/>
-          <w:szCs w:val="18"/>
-          <w:lang w:val="en-GB"/>
-        </w:rPr>
-        <w:t>ինչպես</w:t>
-      </w:r>
-      <w:proofErr w:type="spellEnd"/>
-      <w:r>
-        <w:rPr>
-          <w:rFonts w:ascii="Times New Roman" w:hAnsi="Times New Roman" w:cs="Times New Roman"/>
-          <w:sz w:val="18"/>
-          <w:szCs w:val="18"/>
-          <w:lang w:val="en-GB"/>
-        </w:rPr>
-        <w:t xml:space="preserve"> </w:t>
-      </w:r>
-      <w:proofErr w:type="spellStart"/>
-      <w:r>
-        <w:rPr>
-          <w:rFonts w:ascii="Times New Roman" w:hAnsi="Times New Roman" w:cs="Times New Roman"/>
-          <w:sz w:val="18"/>
-          <w:szCs w:val="18"/>
-          <w:lang w:val="en-GB"/>
-        </w:rPr>
-        <w:t>հանձնել</w:t>
-      </w:r>
-      <w:proofErr w:type="spellEnd"/>
-      <w:r>
-        <w:rPr>
-          <w:rFonts w:ascii="Times New Roman" w:hAnsi="Times New Roman" w:cs="Times New Roman"/>
-          <w:sz w:val="18"/>
-          <w:szCs w:val="18"/>
-          <w:lang w:val="en-GB"/>
-        </w:rPr>
-        <w:t xml:space="preserve"> </w:t>
-      </w:r>
-      <w:proofErr w:type="spellStart"/>
-      <w:r>
-        <w:rPr>
-          <w:rFonts w:ascii="Times New Roman" w:hAnsi="Times New Roman" w:cs="Times New Roman"/>
-          <w:sz w:val="18"/>
-          <w:szCs w:val="18"/>
-          <w:lang w:val="en-GB"/>
-        </w:rPr>
-        <w:t>եմ</w:t>
-      </w:r>
-      <w:proofErr w:type="spellEnd"/>
-      <w:r>
-        <w:rPr>
-          <w:rFonts w:ascii="Times New Roman" w:hAnsi="Times New Roman" w:cs="Times New Roman"/>
-          <w:sz w:val="18"/>
-          <w:szCs w:val="18"/>
-          <w:lang w:val="en-GB"/>
-        </w:rPr>
-        <w:t xml:space="preserve"> </w:t>
-      </w:r>
-      <w:proofErr w:type="spellStart"/>
-      <w:r>
-        <w:rPr>
-          <w:rFonts w:ascii="Times New Roman" w:hAnsi="Times New Roman" w:cs="Times New Roman"/>
-          <w:sz w:val="18"/>
-          <w:szCs w:val="18"/>
-          <w:lang w:val="en-GB"/>
-        </w:rPr>
-        <w:t>Գրավի</w:t>
-      </w:r>
-      <w:proofErr w:type="spellEnd"/>
-      <w:r>
-        <w:rPr>
-          <w:rFonts w:ascii="Times New Roman" w:hAnsi="Times New Roman" w:cs="Times New Roman"/>
-          <w:sz w:val="18"/>
-          <w:szCs w:val="18"/>
-          <w:lang w:val="en-GB"/>
-        </w:rPr>
-        <w:t xml:space="preserve"> </w:t>
-      </w:r>
-      <w:proofErr w:type="spellStart"/>
-      <w:r>
-        <w:rPr>
-          <w:rFonts w:ascii="Times New Roman" w:hAnsi="Times New Roman" w:cs="Times New Roman"/>
-          <w:sz w:val="18"/>
-          <w:szCs w:val="18"/>
-          <w:lang w:val="en-GB"/>
-        </w:rPr>
-        <w:t>ստուգման</w:t>
-      </w:r>
-      <w:proofErr w:type="spellEnd"/>
-      <w:r>
-        <w:rPr>
-          <w:rFonts w:ascii="Times New Roman" w:hAnsi="Times New Roman" w:cs="Times New Roman"/>
-          <w:sz w:val="18"/>
-          <w:szCs w:val="18"/>
-          <w:lang w:val="en-GB"/>
-        </w:rPr>
-        <w:t xml:space="preserve"> և </w:t>
-      </w:r>
-      <w:proofErr w:type="spellStart"/>
-      <w:r>
-        <w:rPr>
-          <w:rFonts w:ascii="Times New Roman" w:hAnsi="Times New Roman" w:cs="Times New Roman"/>
-          <w:sz w:val="18"/>
-          <w:szCs w:val="18"/>
-          <w:lang w:val="en-GB"/>
-        </w:rPr>
-        <w:t>Ընդունման-Հանձնման</w:t>
-      </w:r>
-      <w:proofErr w:type="spellEnd"/>
-      <w:r>
-        <w:rPr>
-          <w:rFonts w:ascii="Times New Roman" w:hAnsi="Times New Roman" w:cs="Times New Roman"/>
-          <w:sz w:val="18"/>
-          <w:szCs w:val="18"/>
-          <w:lang w:val="en-GB"/>
-        </w:rPr>
-        <w:t xml:space="preserve"> </w:t>
-      </w:r>
-      <w:proofErr w:type="spellStart"/>
-      <w:r>
-        <w:rPr>
-          <w:rFonts w:ascii="Times New Roman" w:hAnsi="Times New Roman" w:cs="Times New Roman"/>
-          <w:sz w:val="18"/>
-          <w:szCs w:val="18"/>
-          <w:lang w:val="en-GB"/>
-        </w:rPr>
-        <w:t>ակտով</w:t>
-      </w:r>
-      <w:proofErr w:type="spellEnd"/>
-      <w:r>
-        <w:rPr>
-          <w:rFonts w:ascii="Times New Roman" w:hAnsi="Times New Roman" w:cs="Times New Roman"/>
-          <w:sz w:val="18"/>
-          <w:szCs w:val="18"/>
-          <w:lang w:val="en-GB"/>
-        </w:rPr>
-        <w:t xml:space="preserve">, </w:t>
-      </w:r>
-      <w:proofErr w:type="spellStart"/>
-      <w:r>
-        <w:rPr>
-          <w:rFonts w:ascii="Times New Roman" w:hAnsi="Times New Roman" w:cs="Times New Roman"/>
-          <w:sz w:val="18"/>
-          <w:szCs w:val="18"/>
-          <w:lang w:val="en-GB"/>
-        </w:rPr>
-        <w:t>որի</w:t>
-      </w:r>
-      <w:proofErr w:type="spellEnd"/>
-      <w:r>
-        <w:rPr>
-          <w:rFonts w:ascii="Times New Roman" w:hAnsi="Times New Roman" w:cs="Times New Roman"/>
-          <w:sz w:val="18"/>
-          <w:szCs w:val="18"/>
-          <w:lang w:val="en-GB"/>
-        </w:rPr>
-        <w:t xml:space="preserve"> </w:t>
-      </w:r>
-      <w:proofErr w:type="spellStart"/>
-      <w:r>
-        <w:rPr>
-          <w:rFonts w:ascii="Times New Roman" w:hAnsi="Times New Roman" w:cs="Times New Roman"/>
-          <w:sz w:val="18"/>
-          <w:szCs w:val="18"/>
-          <w:lang w:val="en-GB"/>
-        </w:rPr>
-        <w:t>համար</w:t>
-      </w:r>
-      <w:proofErr w:type="spellEnd"/>
-      <w:r>
-        <w:rPr>
-          <w:rFonts w:ascii="Times New Roman" w:hAnsi="Times New Roman" w:cs="Times New Roman"/>
-          <w:sz w:val="18"/>
-          <w:szCs w:val="18"/>
-          <w:lang w:val="en-GB"/>
-        </w:rPr>
-        <w:t xml:space="preserve"> </w:t>
-      </w:r>
-      <w:proofErr w:type="spellStart"/>
-      <w:r>
-        <w:rPr>
-          <w:rFonts w:ascii="Times New Roman" w:hAnsi="Times New Roman" w:cs="Times New Roman"/>
-          <w:sz w:val="18"/>
-          <w:szCs w:val="18"/>
-          <w:lang w:val="en-GB"/>
-        </w:rPr>
-        <w:t>ստորագրում</w:t>
-      </w:r>
-      <w:proofErr w:type="spellEnd"/>
-      <w:r>
-        <w:rPr>
-          <w:rFonts w:ascii="Times New Roman" w:hAnsi="Times New Roman" w:cs="Times New Roman"/>
-          <w:sz w:val="18"/>
-          <w:szCs w:val="18"/>
-          <w:lang w:val="en-GB"/>
-        </w:rPr>
-        <w:t xml:space="preserve"> </w:t>
-      </w:r>
-      <w:proofErr w:type="spellStart"/>
-      <w:r>
-        <w:rPr>
-          <w:rFonts w:ascii="Times New Roman" w:hAnsi="Times New Roman" w:cs="Times New Roman"/>
-          <w:sz w:val="18"/>
-          <w:szCs w:val="18"/>
-          <w:lang w:val="en-GB"/>
-        </w:rPr>
-        <w:t>եմ</w:t>
-      </w:r>
-      <w:proofErr w:type="spellEnd"/>
-      <w:r>
-        <w:rPr>
-          <w:rFonts w:ascii="Times New Roman" w:hAnsi="Times New Roman" w:cs="Times New Roman"/>
-          <w:sz w:val="18"/>
-          <w:szCs w:val="18"/>
-          <w:lang w:val="en-GB"/>
-        </w:rPr>
-        <w:t xml:space="preserve">։ </w:t>
+        <w:t xml:space="preserve">_____________________________________________________, ստացա Գրավի առարկան ամբողջությամբ, այն վիճակում, ինչպես հանձնել եմ Գրավի ստուգման և Ընդունման-Հանձնման ակտով, որի համար ստորագրում եմ։ </w:t>
       </w:r>
     </w:p>
     <w:tbl>
@@ -13319,51 +11188,39 @@
                 <w:szCs w:val="18"/>
               </w:rPr>
             </w:pPr>
-            <w:proofErr w:type="spellStart"/>
             <w:r>
               <w:rPr>
                 <w:rFonts w:ascii="Times New Roman" w:hAnsi="Times New Roman" w:cs="Times New Roman"/>
                 <w:sz w:val="18"/>
                 <w:szCs w:val="18"/>
               </w:rPr>
-              <w:t>Ընդունեց</w:t>
-            </w:r>
-            <w:proofErr w:type="spellEnd"/>
-            <w:r>
+              <w:t xml:space="preserve">Ընդունեց՝      </w:t>
+            </w:r>
+          </w:p>
+        </w:tc>
+      </w:tr>
+      <w:tr>
+        <w:tc>
+          <w:tcPr>
+            <w:tcW w:w="1120" w:type="dxa"/>
+          </w:tcPr>
+          <w:p>
+            <w:pPr>
+              <w:spacing w:line="276" w:lineRule="auto"/>
               <w:rPr>
                 <w:rFonts w:ascii="Times New Roman" w:hAnsi="Times New Roman" w:cs="Times New Roman"/>
                 <w:sz w:val="18"/>
                 <w:szCs w:val="18"/>
               </w:rPr>
-              <w:t xml:space="preserve">՝      </w:t>
-            </w:r>
-          </w:p>
-        </w:tc>
-      </w:tr>
-      <w:tr>
-        <w:tc>
-          <w:tcPr>
-            <w:tcW w:w="1120" w:type="dxa"/>
-          </w:tcPr>
-          <w:p>
-            <w:pPr>
-              <w:spacing w:line="276" w:lineRule="auto"/>
+            </w:pPr>
+            <w:r>
               <w:rPr>
                 <w:rFonts w:ascii="Times New Roman" w:hAnsi="Times New Roman" w:cs="Times New Roman"/>
                 <w:sz w:val="18"/>
                 <w:szCs w:val="18"/>
               </w:rPr>
-            </w:pPr>
-            <w:proofErr w:type="spellStart"/>
-            <w:r>
-              <w:rPr>
-                <w:rFonts w:ascii="Times New Roman" w:hAnsi="Times New Roman" w:cs="Times New Roman"/>
-                <w:sz w:val="18"/>
-                <w:szCs w:val="18"/>
-              </w:rPr>
               <w:t>Գրավատու</w:t>
             </w:r>
-            <w:proofErr w:type="spellEnd"/>
           </w:p>
         </w:tc>
         <w:tc>

--- a/public/files/contract_gold_template.docx
+++ b/public/files/contract_gold_template.docx
@@ -154,7 +154,33 @@
           <w:color w:val="000000" w:themeColor="text1"/>
           <w:lang w:val="en-GB"/>
         </w:rPr>
-        <w:t>${num}</w:t>
+        <w:t>${</w:t>
+      </w:r>
+      <w:proofErr w:type="spellStart"/>
+      <w:r>
+        <w:rPr>
+          <w:rFonts w:ascii="Times New Roman" w:eastAsia="Times New Roman" w:hAnsi="Times New Roman" w:cs="Times New Roman"/>
+          <w:b/>
+          <w:bCs/>
+          <w:i/>
+          <w:iCs/>
+          <w:color w:val="000000" w:themeColor="text1"/>
+          <w:lang w:val="en-GB"/>
+        </w:rPr>
+        <w:t>num</w:t>
+      </w:r>
+      <w:proofErr w:type="spellEnd"/>
+      <w:r>
+        <w:rPr>
+          <w:rFonts w:ascii="Times New Roman" w:eastAsia="Times New Roman" w:hAnsi="Times New Roman" w:cs="Times New Roman"/>
+          <w:b/>
+          <w:bCs/>
+          <w:i/>
+          <w:iCs/>
+          <w:color w:val="000000" w:themeColor="text1"/>
+          <w:lang w:val="en-GB"/>
+        </w:rPr>
+        <w:t>}</w:t>
       </w:r>
     </w:p>
     <w:tbl>
@@ -371,8 +397,86 @@
           <w:szCs w:val="18"/>
           <w:lang w:val="en-GB"/>
         </w:rPr>
-        <w:t>53 շենք, 35 ոչ բնակելի տարածք</w:t>
-      </w:r>
+        <w:t xml:space="preserve">53 </w:t>
+      </w:r>
+      <w:proofErr w:type="spellStart"/>
+      <w:r>
+        <w:rPr>
+          <w:rFonts w:ascii="Times New Roman" w:eastAsia="Times New Roman" w:hAnsi="Times New Roman" w:cs="Times New Roman"/>
+          <w:color w:val="000000" w:themeColor="text1"/>
+          <w:sz w:val="18"/>
+          <w:szCs w:val="18"/>
+          <w:lang w:val="en-GB"/>
+        </w:rPr>
+        <w:t>շենք</w:t>
+      </w:r>
+      <w:proofErr w:type="spellEnd"/>
+      <w:r>
+        <w:rPr>
+          <w:rFonts w:ascii="Times New Roman" w:eastAsia="Times New Roman" w:hAnsi="Times New Roman" w:cs="Times New Roman"/>
+          <w:color w:val="000000" w:themeColor="text1"/>
+          <w:sz w:val="18"/>
+          <w:szCs w:val="18"/>
+          <w:lang w:val="en-GB"/>
+        </w:rPr>
+        <w:t xml:space="preserve">, 35 </w:t>
+      </w:r>
+      <w:proofErr w:type="spellStart"/>
+      <w:r>
+        <w:rPr>
+          <w:rFonts w:ascii="Times New Roman" w:eastAsia="Times New Roman" w:hAnsi="Times New Roman" w:cs="Times New Roman"/>
+          <w:color w:val="000000" w:themeColor="text1"/>
+          <w:sz w:val="18"/>
+          <w:szCs w:val="18"/>
+          <w:lang w:val="en-GB"/>
+        </w:rPr>
+        <w:t>ոչ</w:t>
+      </w:r>
+      <w:proofErr w:type="spellEnd"/>
+      <w:r>
+        <w:rPr>
+          <w:rFonts w:ascii="Times New Roman" w:eastAsia="Times New Roman" w:hAnsi="Times New Roman" w:cs="Times New Roman"/>
+          <w:color w:val="000000" w:themeColor="text1"/>
+          <w:sz w:val="18"/>
+          <w:szCs w:val="18"/>
+          <w:lang w:val="en-GB"/>
+        </w:rPr>
+        <w:t xml:space="preserve"> </w:t>
+      </w:r>
+      <w:proofErr w:type="spellStart"/>
+      <w:r>
+        <w:rPr>
+          <w:rFonts w:ascii="Times New Roman" w:eastAsia="Times New Roman" w:hAnsi="Times New Roman" w:cs="Times New Roman"/>
+          <w:color w:val="000000" w:themeColor="text1"/>
+          <w:sz w:val="18"/>
+          <w:szCs w:val="18"/>
+          <w:lang w:val="en-GB"/>
+        </w:rPr>
+        <w:t>բնակելի</w:t>
+      </w:r>
+      <w:proofErr w:type="spellEnd"/>
+      <w:r>
+        <w:rPr>
+          <w:rFonts w:ascii="Times New Roman" w:eastAsia="Times New Roman" w:hAnsi="Times New Roman" w:cs="Times New Roman"/>
+          <w:color w:val="000000" w:themeColor="text1"/>
+          <w:sz w:val="18"/>
+          <w:szCs w:val="18"/>
+          <w:lang w:val="en-GB"/>
+        </w:rPr>
+        <w:t xml:space="preserve"> </w:t>
+      </w:r>
+      <w:proofErr w:type="spellStart"/>
+      <w:r>
+        <w:rPr>
+          <w:rFonts w:ascii="Times New Roman" w:eastAsia="Times New Roman" w:hAnsi="Times New Roman" w:cs="Times New Roman"/>
+          <w:color w:val="000000" w:themeColor="text1"/>
+          <w:sz w:val="18"/>
+          <w:szCs w:val="18"/>
+          <w:lang w:val="en-GB"/>
+        </w:rPr>
+        <w:t>տարածք</w:t>
+      </w:r>
+      <w:proofErr w:type="spellEnd"/>
       <w:r>
         <w:rPr>
           <w:rFonts w:ascii="Times New Roman" w:eastAsia="Times New Roman" w:hAnsi="Times New Roman" w:cs="Times New Roman"/>
@@ -1298,8 +1402,9 @@
                 <w:szCs w:val="16"/>
                 <w:lang w:val="en-GB"/>
               </w:rPr>
-              <w:t>${contra</w:t>
-            </w:r>
+              <w:t>${</w:t>
+            </w:r>
+            <w:proofErr w:type="spellStart"/>
             <w:r>
               <w:rPr>
                 <w:rFonts w:ascii="Times New Roman" w:hAnsi="Times New Roman" w:cs="Times New Roman"/>
@@ -1309,7 +1414,7 @@
                 <w:szCs w:val="16"/>
                 <w:lang w:val="en-GB"/>
               </w:rPr>
-              <w:t>c</w:t>
+              <w:t>contra</w:t>
             </w:r>
             <w:r>
               <w:rPr>
@@ -1320,7 +1425,30 @@
                 <w:szCs w:val="16"/>
                 <w:lang w:val="en-GB"/>
               </w:rPr>
-              <w:t>t_amount}</w:t>
+              <w:t>c</w:t>
+            </w:r>
+            <w:r>
+              <w:rPr>
+                <w:rFonts w:ascii="Times New Roman" w:hAnsi="Times New Roman" w:cs="Times New Roman"/>
+                <w:b/>
+                <w:i/>
+                <w:sz w:val="16"/>
+                <w:szCs w:val="16"/>
+                <w:lang w:val="en-GB"/>
+              </w:rPr>
+              <w:t>t_amount</w:t>
+            </w:r>
+            <w:proofErr w:type="spellEnd"/>
+            <w:r>
+              <w:rPr>
+                <w:rFonts w:ascii="Times New Roman" w:hAnsi="Times New Roman" w:cs="Times New Roman"/>
+                <w:b/>
+                <w:i/>
+                <w:sz w:val="16"/>
+                <w:szCs w:val="16"/>
+                <w:lang w:val="en-GB"/>
+              </w:rPr>
+              <w:t>}</w:t>
             </w:r>
             <w:r>
               <w:rPr>
@@ -1531,7 +1659,31 @@
                 <w:szCs w:val="16"/>
                 <w:lang w:val="en-GB"/>
               </w:rPr>
-              <w:t>${effective_annual_rate}</w:t>
+              <w:t>${</w:t>
+            </w:r>
+            <w:proofErr w:type="spellStart"/>
+            <w:r>
+              <w:rPr>
+                <w:rFonts w:ascii="Times New Roman" w:hAnsi="Times New Roman" w:cs="Times New Roman"/>
+                <w:b/>
+                <w:i/>
+                <w:sz w:val="16"/>
+                <w:szCs w:val="16"/>
+                <w:lang w:val="en-GB"/>
+              </w:rPr>
+              <w:t>effective_annual_rate</w:t>
+            </w:r>
+            <w:proofErr w:type="spellEnd"/>
+            <w:r>
+              <w:rPr>
+                <w:rFonts w:ascii="Times New Roman" w:hAnsi="Times New Roman" w:cs="Times New Roman"/>
+                <w:b/>
+                <w:i/>
+                <w:sz w:val="16"/>
+                <w:szCs w:val="16"/>
+                <w:lang w:val="en-GB"/>
+              </w:rPr>
+              <w:t>}</w:t>
             </w:r>
           </w:p>
         </w:tc>
@@ -2909,7 +3061,31 @@
                 <w:szCs w:val="16"/>
                 <w:lang w:val="en-GB"/>
               </w:rPr>
-              <w:t>${mother_amount}</w:t>
+              <w:t>${</w:t>
+            </w:r>
+            <w:proofErr w:type="spellStart"/>
+            <w:r>
+              <w:rPr>
+                <w:rFonts w:ascii="Times New Roman" w:hAnsi="Times New Roman" w:cs="Times New Roman"/>
+                <w:bCs/>
+                <w:iCs/>
+                <w:sz w:val="16"/>
+                <w:szCs w:val="16"/>
+                <w:lang w:val="en-GB"/>
+              </w:rPr>
+              <w:t>mother_amount</w:t>
+            </w:r>
+            <w:proofErr w:type="spellEnd"/>
+            <w:r>
+              <w:rPr>
+                <w:rFonts w:ascii="Times New Roman" w:hAnsi="Times New Roman" w:cs="Times New Roman"/>
+                <w:bCs/>
+                <w:iCs/>
+                <w:sz w:val="16"/>
+                <w:szCs w:val="16"/>
+                <w:lang w:val="en-GB"/>
+              </w:rPr>
+              <w:t>}</w:t>
             </w:r>
             <w:r>
               <w:rPr>
@@ -7208,6 +7384,7 @@
                 <w:lang w:val="en-GB"/>
               </w:rPr>
             </w:pPr>
+            <w:proofErr w:type="spellStart"/>
             <w:r>
               <w:rPr>
                 <w:rFonts w:ascii="Times New Roman" w:hAnsi="Times New Roman" w:cs="Times New Roman"/>
@@ -7217,8 +7394,9 @@
                 <w:szCs w:val="18"/>
                 <w:lang w:val="en-GB"/>
               </w:rPr>
-              <w:t xml:space="preserve">Քարտի համար՝ </w:t>
-            </w:r>
+              <w:t>Քարտի</w:t>
+            </w:r>
+            <w:proofErr w:type="spellEnd"/>
             <w:r>
               <w:rPr>
                 <w:rFonts w:ascii="Times New Roman" w:hAnsi="Times New Roman" w:cs="Times New Roman"/>
@@ -7228,7 +7406,66 @@
                 <w:szCs w:val="18"/>
                 <w:lang w:val="en-GB"/>
               </w:rPr>
-              <w:t>${card_number}</w:t>
+              <w:t xml:space="preserve"> </w:t>
+            </w:r>
+            <w:proofErr w:type="spellStart"/>
+            <w:r>
+              <w:rPr>
+                <w:rFonts w:ascii="Times New Roman" w:hAnsi="Times New Roman" w:cs="Times New Roman"/>
+                <w:b/>
+                <w:bCs/>
+                <w:sz w:val="18"/>
+                <w:szCs w:val="18"/>
+                <w:lang w:val="en-GB"/>
+              </w:rPr>
+              <w:t>համար</w:t>
+            </w:r>
+            <w:proofErr w:type="spellEnd"/>
+            <w:r>
+              <w:rPr>
+                <w:rFonts w:ascii="Times New Roman" w:hAnsi="Times New Roman" w:cs="Times New Roman"/>
+                <w:b/>
+                <w:bCs/>
+                <w:sz w:val="18"/>
+                <w:szCs w:val="18"/>
+                <w:lang w:val="en-GB"/>
+              </w:rPr>
+              <w:t xml:space="preserve">՝ </w:t>
+            </w:r>
+            <w:r>
+              <w:rPr>
+                <w:rFonts w:ascii="Times New Roman" w:hAnsi="Times New Roman" w:cs="Times New Roman"/>
+                <w:b/>
+                <w:bCs/>
+                <w:sz w:val="18"/>
+                <w:szCs w:val="18"/>
+                <w:lang w:val="en-GB"/>
+              </w:rPr>
+              <w:t>${</w:t>
+            </w:r>
+            <w:proofErr w:type="spellStart"/>
+            <w:r>
+              <w:rPr>
+                <w:rFonts w:ascii="Times New Roman" w:hAnsi="Times New Roman" w:cs="Times New Roman"/>
+                <w:b/>
+                <w:bCs/>
+                <w:sz w:val="18"/>
+                <w:szCs w:val="18"/>
+                <w:lang w:val="en-GB"/>
+              </w:rPr>
+              <w:t>card_number</w:t>
+            </w:r>
+            <w:proofErr w:type="spellEnd"/>
+            <w:r>
+              <w:rPr>
+                <w:rFonts w:ascii="Times New Roman" w:hAnsi="Times New Roman" w:cs="Times New Roman"/>
+                <w:b/>
+                <w:bCs/>
+                <w:sz w:val="18"/>
+                <w:szCs w:val="18"/>
+                <w:lang w:val="en-GB"/>
+              </w:rPr>
+              <w:t>}</w:t>
             </w:r>
           </w:p>
           <w:p>
@@ -7829,6 +8066,7 @@
           <w:lang w:val="en-GB"/>
         </w:rPr>
       </w:pPr>
+      <w:proofErr w:type="spellStart"/>
       <w:r>
         <w:rPr>
           <w:rFonts w:ascii="Times New Roman" w:eastAsia="Times New Roman" w:hAnsi="Times New Roman" w:cs="Times New Roman"/>
@@ -7839,13 +8077,10 @@
           <w:szCs w:val="13"/>
           <w:lang w:val="en-GB"/>
         </w:rPr>
-        <w:t xml:space="preserve">Վարկային կոդ՝ </w:t>
-      </w:r>
-    </w:p>
-    <w:p>
-      <w:pPr>
-        <w:spacing w:after="0" w:line="276" w:lineRule="auto"/>
-        <w:jc w:val="right"/>
+        <w:t>Վարկային</w:t>
+      </w:r>
+      <w:proofErr w:type="spellEnd"/>
+      <w:r>
         <w:rPr>
           <w:rFonts w:ascii="Times New Roman" w:eastAsia="Times New Roman" w:hAnsi="Times New Roman" w:cs="Times New Roman"/>
           <w:i/>
@@ -7855,7 +8090,9 @@
           <w:szCs w:val="13"/>
           <w:lang w:val="en-GB"/>
         </w:rPr>
-      </w:pPr>
+        <w:t xml:space="preserve"> </w:t>
+      </w:r>
+      <w:proofErr w:type="spellStart"/>
       <w:r>
         <w:rPr>
           <w:rFonts w:ascii="Times New Roman" w:eastAsia="Times New Roman" w:hAnsi="Times New Roman" w:cs="Times New Roman"/>
@@ -7864,10 +8101,11 @@
           <w:color w:val="000000" w:themeColor="text1"/>
           <w:sz w:val="18"/>
           <w:szCs w:val="13"/>
-          <w:lang w:val="hy-AM"/>
-        </w:rPr>
-        <w:t xml:space="preserve">Վարկային և ոսկյա իրերի գրավի խառը պայմանագիր </w:t>
-      </w:r>
+          <w:lang w:val="en-GB"/>
+        </w:rPr>
+        <w:t>կոդ</w:t>
+      </w:r>
+      <w:proofErr w:type="spellEnd"/>
       <w:r>
         <w:rPr>
           <w:rFonts w:ascii="Times New Roman" w:eastAsia="Times New Roman" w:hAnsi="Times New Roman" w:cs="Times New Roman"/>
@@ -7876,11 +8114,15 @@
           <w:color w:val="000000" w:themeColor="text1"/>
           <w:sz w:val="18"/>
           <w:szCs w:val="13"/>
-          <w:lang w:val="hy-AM"/>
-        </w:rPr>
-        <w:t xml:space="preserve">№ </w:t>
-      </w:r>
-      <w:r>
+          <w:lang w:val="en-GB"/>
+        </w:rPr>
+        <w:t xml:space="preserve">՝ </w:t>
+      </w:r>
+    </w:p>
+    <w:p>
+      <w:pPr>
+        <w:spacing w:after="0" w:line="276" w:lineRule="auto"/>
+        <w:jc w:val="right"/>
         <w:rPr>
           <w:rFonts w:ascii="Times New Roman" w:eastAsia="Times New Roman" w:hAnsi="Times New Roman" w:cs="Times New Roman"/>
           <w:i/>
@@ -7890,7 +8132,68 @@
           <w:szCs w:val="13"/>
           <w:lang w:val="en-GB"/>
         </w:rPr>
-        <w:t>${num}</w:t>
+      </w:pPr>
+      <w:r>
+        <w:rPr>
+          <w:rFonts w:ascii="Times New Roman" w:eastAsia="Times New Roman" w:hAnsi="Times New Roman" w:cs="Times New Roman"/>
+          <w:i/>
+          <w:iCs/>
+          <w:color w:val="000000" w:themeColor="text1"/>
+          <w:sz w:val="18"/>
+          <w:szCs w:val="13"/>
+          <w:lang w:val="hy-AM"/>
+        </w:rPr>
+        <w:t xml:space="preserve">Վարկային և ոսկյա իրերի գրավի խառը պայմանագիր </w:t>
+      </w:r>
+      <w:r>
+        <w:rPr>
+          <w:rFonts w:ascii="Times New Roman" w:eastAsia="Times New Roman" w:hAnsi="Times New Roman" w:cs="Times New Roman"/>
+          <w:i/>
+          <w:iCs/>
+          <w:color w:val="000000" w:themeColor="text1"/>
+          <w:sz w:val="18"/>
+          <w:szCs w:val="13"/>
+          <w:lang w:val="hy-AM"/>
+        </w:rPr>
+        <w:t xml:space="preserve">№ </w:t>
+      </w:r>
+      <w:r>
+        <w:rPr>
+          <w:rFonts w:ascii="Times New Roman" w:eastAsia="Times New Roman" w:hAnsi="Times New Roman" w:cs="Times New Roman"/>
+          <w:i/>
+          <w:iCs/>
+          <w:color w:val="000000" w:themeColor="text1"/>
+          <w:sz w:val="18"/>
+          <w:szCs w:val="13"/>
+          <w:lang w:val="en-GB"/>
+        </w:rPr>
+        <w:t>${</w:t>
+      </w:r>
+      <w:proofErr w:type="spellStart"/>
+      <w:r>
+        <w:rPr>
+          <w:rFonts w:ascii="Times New Roman" w:eastAsia="Times New Roman" w:hAnsi="Times New Roman" w:cs="Times New Roman"/>
+          <w:i/>
+          <w:iCs/>
+          <w:color w:val="000000" w:themeColor="text1"/>
+          <w:sz w:val="18"/>
+          <w:szCs w:val="13"/>
+          <w:lang w:val="en-GB"/>
+        </w:rPr>
+        <w:t>num</w:t>
+      </w:r>
+      <w:proofErr w:type="spellEnd"/>
+      <w:r>
+        <w:rPr>
+          <w:rFonts w:ascii="Times New Roman" w:eastAsia="Times New Roman" w:hAnsi="Times New Roman" w:cs="Times New Roman"/>
+          <w:i/>
+          <w:iCs/>
+          <w:color w:val="000000" w:themeColor="text1"/>
+          <w:sz w:val="18"/>
+          <w:szCs w:val="13"/>
+          <w:lang w:val="en-GB"/>
+        </w:rPr>
+        <w:t>}</w:t>
       </w:r>
     </w:p>
     <w:p>
@@ -8435,6 +8738,7 @@
           <w:lang w:val="en-GB"/>
         </w:rPr>
       </w:pPr>
+      <w:proofErr w:type="spellStart"/>
       <w:r>
         <w:rPr>
           <w:rFonts w:ascii="Times New Roman" w:eastAsia="Times New Roman" w:hAnsi="Times New Roman" w:cs="Times New Roman"/>
@@ -8445,13 +8749,10 @@
           <w:szCs w:val="13"/>
           <w:lang w:val="en-GB"/>
         </w:rPr>
-        <w:t>Վարկային կոդ՝</w:t>
-      </w:r>
-    </w:p>
-    <w:p>
-      <w:pPr>
-        <w:spacing w:after="0" w:line="276" w:lineRule="auto"/>
-        <w:jc w:val="right"/>
+        <w:t>Վարկային</w:t>
+      </w:r>
+      <w:proofErr w:type="spellEnd"/>
+      <w:r>
         <w:rPr>
           <w:rFonts w:ascii="Times New Roman" w:eastAsia="Times New Roman" w:hAnsi="Times New Roman" w:cs="Times New Roman"/>
           <w:i/>
@@ -8461,7 +8762,9 @@
           <w:szCs w:val="13"/>
           <w:lang w:val="en-GB"/>
         </w:rPr>
-      </w:pPr>
+        <w:t xml:space="preserve"> </w:t>
+      </w:r>
+      <w:proofErr w:type="spellStart"/>
       <w:r>
         <w:rPr>
           <w:rFonts w:ascii="Times New Roman" w:eastAsia="Times New Roman" w:hAnsi="Times New Roman" w:cs="Times New Roman"/>
@@ -8470,10 +8773,11 @@
           <w:color w:val="000000" w:themeColor="text1"/>
           <w:sz w:val="18"/>
           <w:szCs w:val="13"/>
-          <w:lang w:val="hy-AM"/>
-        </w:rPr>
-        <w:t xml:space="preserve">Վարկային և ոսկյա իրերի գրավի խառը պայմանագիր </w:t>
-      </w:r>
+          <w:lang w:val="en-GB"/>
+        </w:rPr>
+        <w:t>կոդ</w:t>
+      </w:r>
+      <w:proofErr w:type="spellEnd"/>
       <w:r>
         <w:rPr>
           <w:rFonts w:ascii="Times New Roman" w:eastAsia="Times New Roman" w:hAnsi="Times New Roman" w:cs="Times New Roman"/>
@@ -8482,12 +8786,15 @@
           <w:color w:val="000000" w:themeColor="text1"/>
           <w:sz w:val="18"/>
           <w:szCs w:val="13"/>
-          <w:highlight w:val="yellow"/>
-          <w:lang w:val="hy-AM"/>
-        </w:rPr>
-        <w:t xml:space="preserve">№ </w:t>
-      </w:r>
-      <w:r>
+          <w:lang w:val="en-GB"/>
+        </w:rPr>
+        <w:t>՝</w:t>
+      </w:r>
+    </w:p>
+    <w:p>
+      <w:pPr>
+        <w:spacing w:after="0" w:line="276" w:lineRule="auto"/>
+        <w:jc w:val="right"/>
         <w:rPr>
           <w:rFonts w:ascii="Times New Roman" w:eastAsia="Times New Roman" w:hAnsi="Times New Roman" w:cs="Times New Roman"/>
           <w:i/>
@@ -8495,10 +8802,82 @@
           <w:color w:val="000000" w:themeColor="text1"/>
           <w:sz w:val="18"/>
           <w:szCs w:val="13"/>
-          <w:highlight w:val="yellow"/>
           <w:lang w:val="en-GB"/>
         </w:rPr>
-        <w:t>00001</w:t>
+      </w:pPr>
+      <w:r>
+        <w:rPr>
+          <w:rFonts w:ascii="Times New Roman" w:eastAsia="Times New Roman" w:hAnsi="Times New Roman" w:cs="Times New Roman"/>
+          <w:i/>
+          <w:iCs/>
+          <w:color w:val="000000" w:themeColor="text1"/>
+          <w:sz w:val="18"/>
+          <w:szCs w:val="13"/>
+          <w:lang w:val="hy-AM"/>
+        </w:rPr>
+        <w:t xml:space="preserve">Վարկային և ոսկյա իրերի գրավի խառը պայմանագիր </w:t>
+      </w:r>
+      <w:r>
+        <w:rPr>
+          <w:rFonts w:ascii="Times New Roman" w:eastAsia="Times New Roman" w:hAnsi="Times New Roman" w:cs="Times New Roman"/>
+          <w:i/>
+          <w:iCs/>
+          <w:color w:val="000000" w:themeColor="text1"/>
+          <w:sz w:val="18"/>
+          <w:szCs w:val="13"/>
+          <w:lang w:val="hy-AM"/>
+        </w:rPr>
+        <w:t xml:space="preserve">№ </w:t>
+      </w:r>
+      <w:r>
+        <w:rPr>
+          <w:rFonts w:ascii="Times New Roman" w:eastAsia="Times New Roman" w:hAnsi="Times New Roman" w:cs="Times New Roman"/>
+          <w:i/>
+          <w:iCs/>
+          <w:color w:val="000000" w:themeColor="text1"/>
+          <w:sz w:val="18"/>
+          <w:szCs w:val="13"/>
+          <w:lang w:val="hy-AM"/>
+        </w:rPr>
+        <w:t>$</w:t>
+      </w:r>
+      <w:r>
+        <w:rPr>
+          <w:rFonts w:ascii="Times New Roman" w:eastAsia="Times New Roman" w:hAnsi="Times New Roman" w:cs="Times New Roman"/>
+          <w:i/>
+          <w:iCs/>
+          <w:color w:val="000000" w:themeColor="text1"/>
+          <w:sz w:val="18"/>
+          <w:szCs w:val="13"/>
+          <w:lang w:val="en-GB"/>
+        </w:rPr>
+        <w:t>{</w:t>
+      </w:r>
+      <w:proofErr w:type="spellStart"/>
+      <w:r>
+        <w:rPr>
+          <w:rFonts w:ascii="Times New Roman" w:eastAsia="Times New Roman" w:hAnsi="Times New Roman" w:cs="Times New Roman"/>
+          <w:i/>
+          <w:iCs/>
+          <w:color w:val="000000" w:themeColor="text1"/>
+          <w:sz w:val="18"/>
+          <w:szCs w:val="13"/>
+          <w:lang w:val="en-GB"/>
+        </w:rPr>
+        <w:t>num</w:t>
+      </w:r>
+      <w:proofErr w:type="spellEnd"/>
+      <w:r>
+        <w:rPr>
+          <w:rFonts w:ascii="Times New Roman" w:eastAsia="Times New Roman" w:hAnsi="Times New Roman" w:cs="Times New Roman"/>
+          <w:i/>
+          <w:iCs/>
+          <w:color w:val="000000" w:themeColor="text1"/>
+          <w:sz w:val="18"/>
+          <w:szCs w:val="13"/>
+          <w:lang w:val="en-GB"/>
+        </w:rPr>
+        <w:t>}</w:t>
       </w:r>
     </w:p>
     <w:p>
@@ -8611,29 +8990,9 @@
                 <w:color w:val="000000" w:themeColor="text1"/>
                 <w:sz w:val="18"/>
                 <w:szCs w:val="18"/>
-                <w:highlight w:val="yellow"/>
                 <w:lang w:val="en-GB"/>
               </w:rPr>
-              <w:t>2026 թվականի հունվար</w:t>
-            </w:r>
-            <w:r>
-              <w:rPr>
-                <w:rFonts w:ascii="Times New Roman" w:eastAsia="Times New Roman" w:hAnsi="Times New Roman" w:cs="Times New Roman"/>
-                <w:color w:val="000000" w:themeColor="text1"/>
-                <w:sz w:val="18"/>
-                <w:szCs w:val="18"/>
-                <w:lang w:val="hy-AM"/>
-              </w:rPr>
-              <w:t xml:space="preserve">ի </w:t>
-            </w:r>
-            <w:r>
-              <w:rPr>
-                <w:rFonts w:ascii="Times New Roman" w:eastAsia="Times New Roman" w:hAnsi="Times New Roman" w:cs="Times New Roman"/>
-                <w:color w:val="000000" w:themeColor="text1"/>
-                <w:sz w:val="18"/>
-                <w:szCs w:val="18"/>
-              </w:rPr>
-              <w:t>20</w:t>
+              <w:t>${date}</w:t>
             </w:r>
           </w:p>
         </w:tc>
@@ -8689,14 +9048,52 @@
                 <w:szCs w:val="16"/>
               </w:rPr>
             </w:pPr>
-            <w:r>
-              <w:rPr>
-                <w:rFonts w:ascii="Times New Roman" w:hAnsi="Times New Roman" w:cs="Times New Roman"/>
-                <w:sz w:val="16"/>
-                <w:szCs w:val="16"/>
-              </w:rPr>
-              <w:t>Գրավի առարկայի նկարագիրը</w:t>
-            </w:r>
+            <w:proofErr w:type="spellStart"/>
+            <w:r>
+              <w:rPr>
+                <w:rFonts w:ascii="Times New Roman" w:hAnsi="Times New Roman" w:cs="Times New Roman"/>
+                <w:sz w:val="16"/>
+                <w:szCs w:val="16"/>
+              </w:rPr>
+              <w:t>Գրավի</w:t>
+            </w:r>
+            <w:proofErr w:type="spellEnd"/>
+            <w:r>
+              <w:rPr>
+                <w:rFonts w:ascii="Times New Roman" w:hAnsi="Times New Roman" w:cs="Times New Roman"/>
+                <w:sz w:val="16"/>
+                <w:szCs w:val="16"/>
+              </w:rPr>
+              <w:t xml:space="preserve"> </w:t>
+            </w:r>
+            <w:proofErr w:type="spellStart"/>
+            <w:r>
+              <w:rPr>
+                <w:rFonts w:ascii="Times New Roman" w:hAnsi="Times New Roman" w:cs="Times New Roman"/>
+                <w:sz w:val="16"/>
+                <w:szCs w:val="16"/>
+              </w:rPr>
+              <w:t>առարկայի</w:t>
+            </w:r>
+            <w:proofErr w:type="spellEnd"/>
+            <w:r>
+              <w:rPr>
+                <w:rFonts w:ascii="Times New Roman" w:hAnsi="Times New Roman" w:cs="Times New Roman"/>
+                <w:sz w:val="16"/>
+                <w:szCs w:val="16"/>
+              </w:rPr>
+              <w:t xml:space="preserve"> </w:t>
+            </w:r>
+            <w:proofErr w:type="spellStart"/>
+            <w:r>
+              <w:rPr>
+                <w:rFonts w:ascii="Times New Roman" w:hAnsi="Times New Roman" w:cs="Times New Roman"/>
+                <w:sz w:val="16"/>
+                <w:szCs w:val="16"/>
+              </w:rPr>
+              <w:t>նկարագիրը</w:t>
+            </w:r>
+            <w:proofErr w:type="spellEnd"/>
           </w:p>
         </w:tc>
         <w:tc>
@@ -8714,6 +9111,7 @@
                 <w:szCs w:val="16"/>
               </w:rPr>
             </w:pPr>
+            <w:proofErr w:type="spellStart"/>
             <w:r>
               <w:rPr>
                 <w:rFonts w:ascii="Times New Roman" w:hAnsi="Times New Roman" w:cs="Times New Roman"/>
@@ -8722,6 +9120,7 @@
               </w:rPr>
               <w:t>Քանակը</w:t>
             </w:r>
+            <w:proofErr w:type="spellEnd"/>
           </w:p>
           <w:p>
             <w:pPr>
@@ -8732,6 +9131,7 @@
                 <w:szCs w:val="16"/>
               </w:rPr>
             </w:pPr>
+            <w:proofErr w:type="spellStart"/>
             <w:r>
               <w:rPr>
                 <w:rFonts w:ascii="Times New Roman" w:hAnsi="Times New Roman" w:cs="Times New Roman"/>
@@ -8740,6 +9140,7 @@
               </w:rPr>
               <w:t>հատ</w:t>
             </w:r>
+            <w:proofErr w:type="spellEnd"/>
           </w:p>
         </w:tc>
         <w:tc>
@@ -8760,6 +9161,7 @@
                 <w:szCs w:val="16"/>
               </w:rPr>
             </w:pPr>
+            <w:proofErr w:type="spellStart"/>
             <w:r>
               <w:rPr>
                 <w:rFonts w:ascii="Times New Roman" w:hAnsi="Times New Roman" w:cs="Times New Roman"/>
@@ -8768,6 +9170,7 @@
               </w:rPr>
               <w:t>Զանգվածը</w:t>
             </w:r>
+            <w:proofErr w:type="spellEnd"/>
           </w:p>
           <w:p>
             <w:pPr>
@@ -8778,6 +9181,7 @@
                 <w:szCs w:val="16"/>
               </w:rPr>
             </w:pPr>
+            <w:proofErr w:type="spellStart"/>
             <w:r>
               <w:rPr>
                 <w:rFonts w:ascii="Times New Roman" w:hAnsi="Times New Roman" w:cs="Times New Roman"/>
@@ -8786,6 +9190,7 @@
               </w:rPr>
               <w:t>գրամ</w:t>
             </w:r>
+            <w:proofErr w:type="spellEnd"/>
           </w:p>
         </w:tc>
         <w:tc>
@@ -8803,6 +9208,7 @@
                 <w:szCs w:val="16"/>
               </w:rPr>
             </w:pPr>
+            <w:proofErr w:type="spellStart"/>
             <w:r>
               <w:rPr>
                 <w:rFonts w:ascii="Times New Roman" w:hAnsi="Times New Roman" w:cs="Times New Roman"/>
@@ -8811,6 +9217,7 @@
               </w:rPr>
               <w:t>Հարգը</w:t>
             </w:r>
+            <w:proofErr w:type="spellEnd"/>
           </w:p>
         </w:tc>
         <w:tc>
@@ -8828,14 +9235,70 @@
                 <w:szCs w:val="16"/>
               </w:rPr>
             </w:pPr>
-            <w:r>
-              <w:rPr>
-                <w:rFonts w:ascii="Times New Roman" w:hAnsi="Times New Roman" w:cs="Times New Roman"/>
-                <w:sz w:val="16"/>
-                <w:szCs w:val="16"/>
-              </w:rPr>
-              <w:t>Մեկ գրամի արժեքը ՀՀ դրամով</w:t>
-            </w:r>
+            <w:proofErr w:type="spellStart"/>
+            <w:r>
+              <w:rPr>
+                <w:rFonts w:ascii="Times New Roman" w:hAnsi="Times New Roman" w:cs="Times New Roman"/>
+                <w:sz w:val="16"/>
+                <w:szCs w:val="16"/>
+              </w:rPr>
+              <w:t>Մեկ</w:t>
+            </w:r>
+            <w:proofErr w:type="spellEnd"/>
+            <w:r>
+              <w:rPr>
+                <w:rFonts w:ascii="Times New Roman" w:hAnsi="Times New Roman" w:cs="Times New Roman"/>
+                <w:sz w:val="16"/>
+                <w:szCs w:val="16"/>
+              </w:rPr>
+              <w:t xml:space="preserve"> </w:t>
+            </w:r>
+            <w:proofErr w:type="spellStart"/>
+            <w:r>
+              <w:rPr>
+                <w:rFonts w:ascii="Times New Roman" w:hAnsi="Times New Roman" w:cs="Times New Roman"/>
+                <w:sz w:val="16"/>
+                <w:szCs w:val="16"/>
+              </w:rPr>
+              <w:t>գրամի</w:t>
+            </w:r>
+            <w:proofErr w:type="spellEnd"/>
+            <w:r>
+              <w:rPr>
+                <w:rFonts w:ascii="Times New Roman" w:hAnsi="Times New Roman" w:cs="Times New Roman"/>
+                <w:sz w:val="16"/>
+                <w:szCs w:val="16"/>
+              </w:rPr>
+              <w:t xml:space="preserve"> </w:t>
+            </w:r>
+            <w:proofErr w:type="spellStart"/>
+            <w:r>
+              <w:rPr>
+                <w:rFonts w:ascii="Times New Roman" w:hAnsi="Times New Roman" w:cs="Times New Roman"/>
+                <w:sz w:val="16"/>
+                <w:szCs w:val="16"/>
+              </w:rPr>
+              <w:t>արժեքը</w:t>
+            </w:r>
+            <w:proofErr w:type="spellEnd"/>
+            <w:r>
+              <w:rPr>
+                <w:rFonts w:ascii="Times New Roman" w:hAnsi="Times New Roman" w:cs="Times New Roman"/>
+                <w:sz w:val="16"/>
+                <w:szCs w:val="16"/>
+              </w:rPr>
+              <w:t xml:space="preserve"> ՀՀ </w:t>
+            </w:r>
+            <w:proofErr w:type="spellStart"/>
+            <w:r>
+              <w:rPr>
+                <w:rFonts w:ascii="Times New Roman" w:hAnsi="Times New Roman" w:cs="Times New Roman"/>
+                <w:sz w:val="16"/>
+                <w:szCs w:val="16"/>
+              </w:rPr>
+              <w:t>դրամով</w:t>
+            </w:r>
+            <w:proofErr w:type="spellEnd"/>
           </w:p>
         </w:tc>
         <w:tc>
@@ -8853,14 +9316,52 @@
                 <w:szCs w:val="16"/>
               </w:rPr>
             </w:pPr>
-            <w:r>
-              <w:rPr>
-                <w:rFonts w:ascii="Times New Roman" w:hAnsi="Times New Roman" w:cs="Times New Roman"/>
-                <w:sz w:val="16"/>
-                <w:szCs w:val="16"/>
-              </w:rPr>
-              <w:t>Ընդհանւոր գումարի չափը</w:t>
-            </w:r>
+            <w:proofErr w:type="spellStart"/>
+            <w:r>
+              <w:rPr>
+                <w:rFonts w:ascii="Times New Roman" w:hAnsi="Times New Roman" w:cs="Times New Roman"/>
+                <w:sz w:val="16"/>
+                <w:szCs w:val="16"/>
+              </w:rPr>
+              <w:t>Ընդհանւոր</w:t>
+            </w:r>
+            <w:proofErr w:type="spellEnd"/>
+            <w:r>
+              <w:rPr>
+                <w:rFonts w:ascii="Times New Roman" w:hAnsi="Times New Roman" w:cs="Times New Roman"/>
+                <w:sz w:val="16"/>
+                <w:szCs w:val="16"/>
+              </w:rPr>
+              <w:t xml:space="preserve"> </w:t>
+            </w:r>
+            <w:proofErr w:type="spellStart"/>
+            <w:r>
+              <w:rPr>
+                <w:rFonts w:ascii="Times New Roman" w:hAnsi="Times New Roman" w:cs="Times New Roman"/>
+                <w:sz w:val="16"/>
+                <w:szCs w:val="16"/>
+              </w:rPr>
+              <w:t>գումարի</w:t>
+            </w:r>
+            <w:proofErr w:type="spellEnd"/>
+            <w:r>
+              <w:rPr>
+                <w:rFonts w:ascii="Times New Roman" w:hAnsi="Times New Roman" w:cs="Times New Roman"/>
+                <w:sz w:val="16"/>
+                <w:szCs w:val="16"/>
+              </w:rPr>
+              <w:t xml:space="preserve"> </w:t>
+            </w:r>
+            <w:proofErr w:type="spellStart"/>
+            <w:r>
+              <w:rPr>
+                <w:rFonts w:ascii="Times New Roman" w:hAnsi="Times New Roman" w:cs="Times New Roman"/>
+                <w:sz w:val="16"/>
+                <w:szCs w:val="16"/>
+              </w:rPr>
+              <w:t>չափը</w:t>
+            </w:r>
+            <w:proofErr w:type="spellEnd"/>
           </w:p>
         </w:tc>
       </w:tr>
@@ -8916,14 +9417,34 @@
                 <w:szCs w:val="16"/>
               </w:rPr>
             </w:pPr>
-            <w:r>
-              <w:rPr>
-                <w:rFonts w:ascii="Times New Roman" w:hAnsi="Times New Roman" w:cs="Times New Roman"/>
-                <w:sz w:val="16"/>
-                <w:szCs w:val="16"/>
-              </w:rPr>
-              <w:t>Ընդհանուր քաշ</w:t>
-            </w:r>
+            <w:proofErr w:type="spellStart"/>
+            <w:r>
+              <w:rPr>
+                <w:rFonts w:ascii="Times New Roman" w:hAnsi="Times New Roman" w:cs="Times New Roman"/>
+                <w:sz w:val="16"/>
+                <w:szCs w:val="16"/>
+              </w:rPr>
+              <w:t>Ընդհանուր</w:t>
+            </w:r>
+            <w:proofErr w:type="spellEnd"/>
+            <w:r>
+              <w:rPr>
+                <w:rFonts w:ascii="Times New Roman" w:hAnsi="Times New Roman" w:cs="Times New Roman"/>
+                <w:sz w:val="16"/>
+                <w:szCs w:val="16"/>
+              </w:rPr>
+              <w:t xml:space="preserve"> </w:t>
+            </w:r>
+            <w:proofErr w:type="spellStart"/>
+            <w:r>
+              <w:rPr>
+                <w:rFonts w:ascii="Times New Roman" w:hAnsi="Times New Roman" w:cs="Times New Roman"/>
+                <w:sz w:val="16"/>
+                <w:szCs w:val="16"/>
+              </w:rPr>
+              <w:t>քաշ</w:t>
+            </w:r>
+            <w:proofErr w:type="spellEnd"/>
           </w:p>
         </w:tc>
         <w:tc>
@@ -8943,14 +9464,34 @@
                 <w:szCs w:val="16"/>
               </w:rPr>
             </w:pPr>
-            <w:r>
-              <w:rPr>
-                <w:rFonts w:ascii="Times New Roman" w:hAnsi="Times New Roman" w:cs="Times New Roman"/>
-                <w:sz w:val="16"/>
-                <w:szCs w:val="16"/>
-              </w:rPr>
-              <w:t>մաքուր քաշ</w:t>
-            </w:r>
+            <w:proofErr w:type="spellStart"/>
+            <w:r>
+              <w:rPr>
+                <w:rFonts w:ascii="Times New Roman" w:hAnsi="Times New Roman" w:cs="Times New Roman"/>
+                <w:sz w:val="16"/>
+                <w:szCs w:val="16"/>
+              </w:rPr>
+              <w:t>մաքուր</w:t>
+            </w:r>
+            <w:proofErr w:type="spellEnd"/>
+            <w:r>
+              <w:rPr>
+                <w:rFonts w:ascii="Times New Roman" w:hAnsi="Times New Roman" w:cs="Times New Roman"/>
+                <w:sz w:val="16"/>
+                <w:szCs w:val="16"/>
+              </w:rPr>
+              <w:t xml:space="preserve"> </w:t>
+            </w:r>
+            <w:proofErr w:type="spellStart"/>
+            <w:r>
+              <w:rPr>
+                <w:rFonts w:ascii="Times New Roman" w:hAnsi="Times New Roman" w:cs="Times New Roman"/>
+                <w:sz w:val="16"/>
+                <w:szCs w:val="16"/>
+              </w:rPr>
+              <w:t>քաշ</w:t>
+            </w:r>
+            <w:proofErr w:type="spellEnd"/>
           </w:p>
         </w:tc>
         <w:tc>
@@ -9708,13 +10249,23 @@
                 <w:szCs w:val="16"/>
               </w:rPr>
             </w:pPr>
-            <w:r>
-              <w:rPr>
-                <w:rFonts w:ascii="Times New Roman" w:hAnsi="Times New Roman" w:cs="Times New Roman"/>
-                <w:sz w:val="16"/>
-                <w:szCs w:val="16"/>
-              </w:rPr>
-              <w:t>Ընդամենը՝</w:t>
+            <w:proofErr w:type="spellStart"/>
+            <w:r>
+              <w:rPr>
+                <w:rFonts w:ascii="Times New Roman" w:hAnsi="Times New Roman" w:cs="Times New Roman"/>
+                <w:sz w:val="16"/>
+                <w:szCs w:val="16"/>
+              </w:rPr>
+              <w:t>Ընդամենը</w:t>
+            </w:r>
+            <w:proofErr w:type="spellEnd"/>
+            <w:r>
+              <w:rPr>
+                <w:rFonts w:ascii="Times New Roman" w:hAnsi="Times New Roman" w:cs="Times New Roman"/>
+                <w:sz w:val="16"/>
+                <w:szCs w:val="16"/>
+              </w:rPr>
+              <w:t>՝</w:t>
             </w:r>
           </w:p>
         </w:tc>
@@ -9858,6 +10409,7 @@
           <w:szCs w:val="22"/>
         </w:rPr>
       </w:pPr>
+      <w:proofErr w:type="spellStart"/>
       <w:r>
         <w:rPr>
           <w:sz w:val="18"/>
@@ -9870,15 +10422,121 @@
           <w:sz w:val="18"/>
           <w:szCs w:val="22"/>
         </w:rPr>
-        <w:t>ը խարտելու և թթվային թեստի եղանակով ստուգեց</w:t>
-      </w:r>
+        <w:t>ը</w:t>
+      </w:r>
+      <w:proofErr w:type="spellEnd"/>
       <w:r>
         <w:rPr>
           <w:sz w:val="18"/>
           <w:szCs w:val="22"/>
         </w:rPr>
-        <w:t xml:space="preserve"> Ոսկյա իրերը</w:t>
-      </w:r>
+        <w:t xml:space="preserve"> </w:t>
+      </w:r>
+      <w:proofErr w:type="spellStart"/>
+      <w:r>
+        <w:rPr>
+          <w:sz w:val="18"/>
+          <w:szCs w:val="22"/>
+        </w:rPr>
+        <w:t>խարտելու</w:t>
+      </w:r>
+      <w:proofErr w:type="spellEnd"/>
+      <w:r>
+        <w:rPr>
+          <w:sz w:val="18"/>
+          <w:szCs w:val="22"/>
+        </w:rPr>
+        <w:t xml:space="preserve"> և </w:t>
+      </w:r>
+      <w:proofErr w:type="spellStart"/>
+      <w:r>
+        <w:rPr>
+          <w:sz w:val="18"/>
+          <w:szCs w:val="22"/>
+        </w:rPr>
+        <w:t>թթվային</w:t>
+      </w:r>
+      <w:proofErr w:type="spellEnd"/>
+      <w:r>
+        <w:rPr>
+          <w:sz w:val="18"/>
+          <w:szCs w:val="22"/>
+        </w:rPr>
+        <w:t xml:space="preserve"> </w:t>
+      </w:r>
+      <w:proofErr w:type="spellStart"/>
+      <w:r>
+        <w:rPr>
+          <w:sz w:val="18"/>
+          <w:szCs w:val="22"/>
+        </w:rPr>
+        <w:t>թեստի</w:t>
+      </w:r>
+      <w:proofErr w:type="spellEnd"/>
+      <w:r>
+        <w:rPr>
+          <w:sz w:val="18"/>
+          <w:szCs w:val="22"/>
+        </w:rPr>
+        <w:t xml:space="preserve"> </w:t>
+      </w:r>
+      <w:proofErr w:type="spellStart"/>
+      <w:r>
+        <w:rPr>
+          <w:sz w:val="18"/>
+          <w:szCs w:val="22"/>
+        </w:rPr>
+        <w:t>եղանակով</w:t>
+      </w:r>
+      <w:proofErr w:type="spellEnd"/>
+      <w:r>
+        <w:rPr>
+          <w:sz w:val="18"/>
+          <w:szCs w:val="22"/>
+        </w:rPr>
+        <w:t xml:space="preserve"> </w:t>
+      </w:r>
+      <w:proofErr w:type="spellStart"/>
+      <w:r>
+        <w:rPr>
+          <w:sz w:val="18"/>
+          <w:szCs w:val="22"/>
+        </w:rPr>
+        <w:t>ստուգեց</w:t>
+      </w:r>
+      <w:proofErr w:type="spellEnd"/>
+      <w:r>
+        <w:rPr>
+          <w:sz w:val="18"/>
+          <w:szCs w:val="22"/>
+        </w:rPr>
+        <w:t xml:space="preserve"> </w:t>
+      </w:r>
+      <w:proofErr w:type="spellStart"/>
+      <w:r>
+        <w:rPr>
+          <w:sz w:val="18"/>
+          <w:szCs w:val="22"/>
+        </w:rPr>
+        <w:t>Ոսկյա</w:t>
+      </w:r>
+      <w:proofErr w:type="spellEnd"/>
+      <w:r>
+        <w:rPr>
+          <w:sz w:val="18"/>
+          <w:szCs w:val="22"/>
+        </w:rPr>
+        <w:t xml:space="preserve"> </w:t>
+      </w:r>
+      <w:proofErr w:type="spellStart"/>
+      <w:r>
+        <w:rPr>
+          <w:sz w:val="18"/>
+          <w:szCs w:val="22"/>
+        </w:rPr>
+        <w:t>իրերը</w:t>
+      </w:r>
+      <w:proofErr w:type="spellEnd"/>
       <w:r>
         <w:rPr>
           <w:sz w:val="18"/>
@@ -9896,21 +10554,58 @@
           <w:szCs w:val="22"/>
         </w:rPr>
       </w:pPr>
+      <w:proofErr w:type="spellStart"/>
       <w:r>
         <w:rPr>
           <w:sz w:val="18"/>
           <w:szCs w:val="22"/>
         </w:rPr>
-        <w:t>Պայմանագրով Գրավատուն</w:t>
-      </w:r>
+        <w:t>Պայմանագրով</w:t>
+      </w:r>
+      <w:proofErr w:type="spellEnd"/>
+      <w:r>
+        <w:rPr>
+          <w:sz w:val="18"/>
+          <w:szCs w:val="22"/>
+        </w:rPr>
+        <w:t xml:space="preserve"> </w:t>
+      </w:r>
+      <w:proofErr w:type="spellStart"/>
+      <w:r>
+        <w:rPr>
+          <w:sz w:val="18"/>
+          <w:szCs w:val="22"/>
+        </w:rPr>
+        <w:t>Գրավատուն</w:t>
+      </w:r>
+      <w:proofErr w:type="spellEnd"/>
       <w:r>
         <w:rPr>
           <w:sz w:val="18"/>
           <w:szCs w:val="22"/>
           <w:lang w:val="en-GB"/>
         </w:rPr>
-        <w:t xml:space="preserve"> (այսուհետ՝ </w:t>
-      </w:r>
+        <w:t xml:space="preserve"> (</w:t>
+      </w:r>
+      <w:proofErr w:type="spellStart"/>
+      <w:r>
+        <w:rPr>
+          <w:sz w:val="18"/>
+          <w:szCs w:val="22"/>
+          <w:lang w:val="en-GB"/>
+        </w:rPr>
+        <w:t>այսուհետ</w:t>
+      </w:r>
+      <w:proofErr w:type="spellEnd"/>
+      <w:r>
+        <w:rPr>
+          <w:sz w:val="18"/>
+          <w:szCs w:val="22"/>
+          <w:lang w:val="en-GB"/>
+        </w:rPr>
+        <w:t xml:space="preserve">՝ </w:t>
+      </w:r>
+      <w:proofErr w:type="spellStart"/>
       <w:r>
         <w:rPr>
           <w:b/>
@@ -9920,12 +10615,173 @@
         </w:rPr>
         <w:t>Հանձնող</w:t>
       </w:r>
+      <w:proofErr w:type="spellEnd"/>
       <w:r>
         <w:rPr>
           <w:sz w:val="18"/>
           <w:szCs w:val="22"/>
         </w:rPr>
-        <w:t>) հանձնեց, իսկ Գրավառուն ընդունեց վերը նշված աղյուսակում թվարկված ոսկյա իրերը։</w:t>
+        <w:t xml:space="preserve">) </w:t>
+      </w:r>
+      <w:proofErr w:type="spellStart"/>
+      <w:r>
+        <w:rPr>
+          <w:sz w:val="18"/>
+          <w:szCs w:val="22"/>
+        </w:rPr>
+        <w:t>հանձնեց</w:t>
+      </w:r>
+      <w:proofErr w:type="spellEnd"/>
+      <w:r>
+        <w:rPr>
+          <w:sz w:val="18"/>
+          <w:szCs w:val="22"/>
+        </w:rPr>
+        <w:t xml:space="preserve">, </w:t>
+      </w:r>
+      <w:proofErr w:type="spellStart"/>
+      <w:r>
+        <w:rPr>
+          <w:sz w:val="18"/>
+          <w:szCs w:val="22"/>
+        </w:rPr>
+        <w:t>իսկ</w:t>
+      </w:r>
+      <w:proofErr w:type="spellEnd"/>
+      <w:r>
+        <w:rPr>
+          <w:sz w:val="18"/>
+          <w:szCs w:val="22"/>
+        </w:rPr>
+        <w:t xml:space="preserve"> </w:t>
+      </w:r>
+      <w:proofErr w:type="spellStart"/>
+      <w:r>
+        <w:rPr>
+          <w:sz w:val="18"/>
+          <w:szCs w:val="22"/>
+        </w:rPr>
+        <w:t>Գրավառուն</w:t>
+      </w:r>
+      <w:proofErr w:type="spellEnd"/>
+      <w:r>
+        <w:rPr>
+          <w:sz w:val="18"/>
+          <w:szCs w:val="22"/>
+        </w:rPr>
+        <w:t xml:space="preserve"> </w:t>
+      </w:r>
+      <w:proofErr w:type="spellStart"/>
+      <w:r>
+        <w:rPr>
+          <w:sz w:val="18"/>
+          <w:szCs w:val="22"/>
+        </w:rPr>
+        <w:t>ընդունեց</w:t>
+      </w:r>
+      <w:proofErr w:type="spellEnd"/>
+      <w:r>
+        <w:rPr>
+          <w:sz w:val="18"/>
+          <w:szCs w:val="22"/>
+        </w:rPr>
+        <w:t xml:space="preserve"> </w:t>
+      </w:r>
+      <w:proofErr w:type="spellStart"/>
+      <w:r>
+        <w:rPr>
+          <w:sz w:val="18"/>
+          <w:szCs w:val="22"/>
+        </w:rPr>
+        <w:t>վերը</w:t>
+      </w:r>
+      <w:proofErr w:type="spellEnd"/>
+      <w:r>
+        <w:rPr>
+          <w:sz w:val="18"/>
+          <w:szCs w:val="22"/>
+        </w:rPr>
+        <w:t xml:space="preserve"> </w:t>
+      </w:r>
+      <w:proofErr w:type="spellStart"/>
+      <w:r>
+        <w:rPr>
+          <w:sz w:val="18"/>
+          <w:szCs w:val="22"/>
+        </w:rPr>
+        <w:t>նշված</w:t>
+      </w:r>
+      <w:proofErr w:type="spellEnd"/>
+      <w:r>
+        <w:rPr>
+          <w:sz w:val="18"/>
+          <w:szCs w:val="22"/>
+        </w:rPr>
+        <w:t xml:space="preserve"> </w:t>
+      </w:r>
+      <w:proofErr w:type="spellStart"/>
+      <w:r>
+        <w:rPr>
+          <w:sz w:val="18"/>
+          <w:szCs w:val="22"/>
+        </w:rPr>
+        <w:t>աղյուսակում</w:t>
+      </w:r>
+      <w:proofErr w:type="spellEnd"/>
+      <w:r>
+        <w:rPr>
+          <w:sz w:val="18"/>
+          <w:szCs w:val="22"/>
+        </w:rPr>
+        <w:t xml:space="preserve"> </w:t>
+      </w:r>
+      <w:proofErr w:type="spellStart"/>
+      <w:r>
+        <w:rPr>
+          <w:sz w:val="18"/>
+          <w:szCs w:val="22"/>
+        </w:rPr>
+        <w:t>թվարկված</w:t>
+      </w:r>
+      <w:proofErr w:type="spellEnd"/>
+      <w:r>
+        <w:rPr>
+          <w:sz w:val="18"/>
+          <w:szCs w:val="22"/>
+        </w:rPr>
+        <w:t xml:space="preserve"> </w:t>
+      </w:r>
+      <w:proofErr w:type="spellStart"/>
+      <w:r>
+        <w:rPr>
+          <w:sz w:val="18"/>
+          <w:szCs w:val="22"/>
+        </w:rPr>
+        <w:t>ոսկյա</w:t>
+      </w:r>
+      <w:proofErr w:type="spellEnd"/>
+      <w:r>
+        <w:rPr>
+          <w:sz w:val="18"/>
+          <w:szCs w:val="22"/>
+        </w:rPr>
+        <w:t xml:space="preserve"> </w:t>
+      </w:r>
+      <w:proofErr w:type="spellStart"/>
+      <w:r>
+        <w:rPr>
+          <w:sz w:val="18"/>
+          <w:szCs w:val="22"/>
+        </w:rPr>
+        <w:t>իրերը</w:t>
+      </w:r>
+      <w:proofErr w:type="spellEnd"/>
+      <w:r>
+        <w:rPr>
+          <w:sz w:val="18"/>
+          <w:szCs w:val="22"/>
+        </w:rPr>
+        <w:t>։</w:t>
       </w:r>
     </w:p>
     <w:p>
@@ -9937,13 +10793,255 @@
           <w:szCs w:val="22"/>
         </w:rPr>
       </w:pPr>
+      <w:proofErr w:type="spellStart"/>
       <w:r>
         <w:rPr>
           <w:sz w:val="18"/>
           <w:szCs w:val="22"/>
         </w:rPr>
-        <w:t>Հանձնողը հավաստիացնում է, որ գրավի առարկաները ամբողջությամբ սեփականության իրավունքով պատկանում են իրեն, ազատ են այլ անձանց պահանջներից</w:t>
-      </w:r>
+        <w:t>Հանձնողը</w:t>
+      </w:r>
+      <w:proofErr w:type="spellEnd"/>
+      <w:r>
+        <w:rPr>
+          <w:sz w:val="18"/>
+          <w:szCs w:val="22"/>
+        </w:rPr>
+        <w:t xml:space="preserve"> </w:t>
+      </w:r>
+      <w:proofErr w:type="spellStart"/>
+      <w:r>
+        <w:rPr>
+          <w:sz w:val="18"/>
+          <w:szCs w:val="22"/>
+        </w:rPr>
+        <w:t>հավաստիացնում</w:t>
+      </w:r>
+      <w:proofErr w:type="spellEnd"/>
+      <w:r>
+        <w:rPr>
+          <w:sz w:val="18"/>
+          <w:szCs w:val="22"/>
+        </w:rPr>
+        <w:t xml:space="preserve"> է, </w:t>
+      </w:r>
+      <w:proofErr w:type="spellStart"/>
+      <w:r>
+        <w:rPr>
+          <w:sz w:val="18"/>
+          <w:szCs w:val="22"/>
+        </w:rPr>
+        <w:t>որ</w:t>
+      </w:r>
+      <w:proofErr w:type="spellEnd"/>
+      <w:r>
+        <w:rPr>
+          <w:sz w:val="18"/>
+          <w:szCs w:val="22"/>
+        </w:rPr>
+        <w:t xml:space="preserve"> </w:t>
+      </w:r>
+      <w:proofErr w:type="spellStart"/>
+      <w:r>
+        <w:rPr>
+          <w:sz w:val="18"/>
+          <w:szCs w:val="22"/>
+        </w:rPr>
+        <w:t>գրավի</w:t>
+      </w:r>
+      <w:proofErr w:type="spellEnd"/>
+      <w:r>
+        <w:rPr>
+          <w:sz w:val="18"/>
+          <w:szCs w:val="22"/>
+        </w:rPr>
+        <w:t xml:space="preserve"> </w:t>
+      </w:r>
+      <w:proofErr w:type="spellStart"/>
+      <w:r>
+        <w:rPr>
+          <w:sz w:val="18"/>
+          <w:szCs w:val="22"/>
+        </w:rPr>
+        <w:t>առարկաները</w:t>
+      </w:r>
+      <w:proofErr w:type="spellEnd"/>
+      <w:r>
+        <w:rPr>
+          <w:sz w:val="18"/>
+          <w:szCs w:val="22"/>
+        </w:rPr>
+        <w:t xml:space="preserve"> </w:t>
+      </w:r>
+      <w:proofErr w:type="spellStart"/>
+      <w:r>
+        <w:rPr>
+          <w:sz w:val="18"/>
+          <w:szCs w:val="22"/>
+        </w:rPr>
+        <w:t>ամբողջությամբ</w:t>
+      </w:r>
+      <w:proofErr w:type="spellEnd"/>
+      <w:r>
+        <w:rPr>
+          <w:sz w:val="18"/>
+          <w:szCs w:val="22"/>
+        </w:rPr>
+        <w:t xml:space="preserve"> </w:t>
+      </w:r>
+      <w:proofErr w:type="spellStart"/>
+      <w:r>
+        <w:rPr>
+          <w:sz w:val="18"/>
+          <w:szCs w:val="22"/>
+        </w:rPr>
+        <w:t>սեփականության</w:t>
+      </w:r>
+      <w:proofErr w:type="spellEnd"/>
+      <w:r>
+        <w:rPr>
+          <w:sz w:val="18"/>
+          <w:szCs w:val="22"/>
+        </w:rPr>
+        <w:t xml:space="preserve"> </w:t>
+      </w:r>
+      <w:proofErr w:type="spellStart"/>
+      <w:r>
+        <w:rPr>
+          <w:sz w:val="18"/>
+          <w:szCs w:val="22"/>
+        </w:rPr>
+        <w:t>իրավունքով</w:t>
+      </w:r>
+      <w:proofErr w:type="spellEnd"/>
+      <w:r>
+        <w:rPr>
+          <w:sz w:val="18"/>
+          <w:szCs w:val="22"/>
+        </w:rPr>
+        <w:t xml:space="preserve"> </w:t>
+      </w:r>
+      <w:proofErr w:type="spellStart"/>
+      <w:r>
+        <w:rPr>
+          <w:sz w:val="18"/>
+          <w:szCs w:val="22"/>
+        </w:rPr>
+        <w:t>պատկանում</w:t>
+      </w:r>
+      <w:proofErr w:type="spellEnd"/>
+      <w:r>
+        <w:rPr>
+          <w:sz w:val="18"/>
+          <w:szCs w:val="22"/>
+        </w:rPr>
+        <w:t xml:space="preserve"> </w:t>
+      </w:r>
+      <w:proofErr w:type="spellStart"/>
+      <w:r>
+        <w:rPr>
+          <w:sz w:val="18"/>
+          <w:szCs w:val="22"/>
+        </w:rPr>
+        <w:t>են</w:t>
+      </w:r>
+      <w:proofErr w:type="spellEnd"/>
+      <w:r>
+        <w:rPr>
+          <w:sz w:val="18"/>
+          <w:szCs w:val="22"/>
+        </w:rPr>
+        <w:t xml:space="preserve"> </w:t>
+      </w:r>
+      <w:proofErr w:type="spellStart"/>
+      <w:r>
+        <w:rPr>
+          <w:sz w:val="18"/>
+          <w:szCs w:val="22"/>
+        </w:rPr>
+        <w:t>իրեն</w:t>
+      </w:r>
+      <w:proofErr w:type="spellEnd"/>
+      <w:r>
+        <w:rPr>
+          <w:sz w:val="18"/>
+          <w:szCs w:val="22"/>
+        </w:rPr>
+        <w:t xml:space="preserve">, </w:t>
+      </w:r>
+      <w:proofErr w:type="spellStart"/>
+      <w:r>
+        <w:rPr>
+          <w:sz w:val="18"/>
+          <w:szCs w:val="22"/>
+        </w:rPr>
+        <w:t>ազատ</w:t>
+      </w:r>
+      <w:proofErr w:type="spellEnd"/>
+      <w:r>
+        <w:rPr>
+          <w:sz w:val="18"/>
+          <w:szCs w:val="22"/>
+        </w:rPr>
+        <w:t xml:space="preserve"> </w:t>
+      </w:r>
+      <w:proofErr w:type="spellStart"/>
+      <w:r>
+        <w:rPr>
+          <w:sz w:val="18"/>
+          <w:szCs w:val="22"/>
+        </w:rPr>
+        <w:t>են</w:t>
+      </w:r>
+      <w:proofErr w:type="spellEnd"/>
+      <w:r>
+        <w:rPr>
+          <w:sz w:val="18"/>
+          <w:szCs w:val="22"/>
+        </w:rPr>
+        <w:t xml:space="preserve"> </w:t>
+      </w:r>
+      <w:proofErr w:type="spellStart"/>
+      <w:r>
+        <w:rPr>
+          <w:sz w:val="18"/>
+          <w:szCs w:val="22"/>
+        </w:rPr>
+        <w:t>այլ</w:t>
+      </w:r>
+      <w:proofErr w:type="spellEnd"/>
+      <w:r>
+        <w:rPr>
+          <w:sz w:val="18"/>
+          <w:szCs w:val="22"/>
+        </w:rPr>
+        <w:t xml:space="preserve"> </w:t>
+      </w:r>
+      <w:proofErr w:type="spellStart"/>
+      <w:r>
+        <w:rPr>
+          <w:sz w:val="18"/>
+          <w:szCs w:val="22"/>
+        </w:rPr>
+        <w:t>անձանց</w:t>
+      </w:r>
+      <w:proofErr w:type="spellEnd"/>
+      <w:r>
+        <w:rPr>
+          <w:sz w:val="18"/>
+          <w:szCs w:val="22"/>
+        </w:rPr>
+        <w:t xml:space="preserve"> </w:t>
+      </w:r>
+      <w:proofErr w:type="spellStart"/>
+      <w:r>
+        <w:rPr>
+          <w:sz w:val="18"/>
+          <w:szCs w:val="22"/>
+        </w:rPr>
+        <w:t>պահանջներից</w:t>
+      </w:r>
+      <w:proofErr w:type="spellEnd"/>
       <w:r>
         <w:rPr>
           <w:sz w:val="18"/>
@@ -9998,13 +11096,23 @@
                 <w:szCs w:val="18"/>
               </w:rPr>
             </w:pPr>
+            <w:proofErr w:type="spellStart"/>
             <w:r>
               <w:rPr>
                 <w:rFonts w:ascii="Times New Roman" w:hAnsi="Times New Roman" w:cs="Times New Roman"/>
                 <w:sz w:val="18"/>
                 <w:szCs w:val="18"/>
               </w:rPr>
-              <w:t>Ընդունեցին՝</w:t>
+              <w:t>Ընդունեցին</w:t>
+            </w:r>
+            <w:proofErr w:type="spellEnd"/>
+            <w:r>
+              <w:rPr>
+                <w:rFonts w:ascii="Times New Roman" w:hAnsi="Times New Roman" w:cs="Times New Roman"/>
+                <w:sz w:val="18"/>
+                <w:szCs w:val="18"/>
+              </w:rPr>
+              <w:t>՝</w:t>
             </w:r>
           </w:p>
         </w:tc>
@@ -10022,13 +11130,23 @@
                 <w:szCs w:val="18"/>
               </w:rPr>
             </w:pPr>
+            <w:proofErr w:type="spellStart"/>
             <w:r>
               <w:rPr>
                 <w:rFonts w:ascii="Times New Roman" w:hAnsi="Times New Roman" w:cs="Times New Roman"/>
                 <w:sz w:val="18"/>
                 <w:szCs w:val="18"/>
               </w:rPr>
-              <w:t xml:space="preserve">Հանձնեց՝      </w:t>
+              <w:t>Հանձնեց</w:t>
+            </w:r>
+            <w:proofErr w:type="spellEnd"/>
+            <w:r>
+              <w:rPr>
+                <w:rFonts w:ascii="Times New Roman" w:hAnsi="Times New Roman" w:cs="Times New Roman"/>
+                <w:sz w:val="18"/>
+                <w:szCs w:val="18"/>
+              </w:rPr>
+              <w:t xml:space="preserve">՝      </w:t>
             </w:r>
           </w:p>
         </w:tc>
@@ -10047,14 +11165,34 @@
                 <w:szCs w:val="18"/>
               </w:rPr>
             </w:pPr>
+            <w:proofErr w:type="spellStart"/>
             <w:r>
               <w:rPr>
                 <w:rFonts w:ascii="Times New Roman" w:hAnsi="Times New Roman" w:cs="Times New Roman"/>
                 <w:sz w:val="18"/>
                 <w:szCs w:val="18"/>
               </w:rPr>
-              <w:t>Գլխավոր տնօրեն</w:t>
-            </w:r>
+              <w:t>Գլխավոր</w:t>
+            </w:r>
+            <w:proofErr w:type="spellEnd"/>
+            <w:r>
+              <w:rPr>
+                <w:rFonts w:ascii="Times New Roman" w:hAnsi="Times New Roman" w:cs="Times New Roman"/>
+                <w:sz w:val="18"/>
+                <w:szCs w:val="18"/>
+              </w:rPr>
+              <w:t xml:space="preserve"> </w:t>
+            </w:r>
+            <w:proofErr w:type="spellStart"/>
+            <w:r>
+              <w:rPr>
+                <w:rFonts w:ascii="Times New Roman" w:hAnsi="Times New Roman" w:cs="Times New Roman"/>
+                <w:sz w:val="18"/>
+                <w:szCs w:val="18"/>
+              </w:rPr>
+              <w:t>տնօրեն</w:t>
+            </w:r>
+            <w:proofErr w:type="spellEnd"/>
           </w:p>
         </w:tc>
         <w:tc>
@@ -10086,14 +11224,34 @@
                 <w:szCs w:val="18"/>
               </w:rPr>
             </w:pPr>
+            <w:proofErr w:type="spellStart"/>
             <w:r>
               <w:rPr>
                 <w:rFonts w:ascii="Times New Roman" w:hAnsi="Times New Roman" w:cs="Times New Roman"/>
                 <w:sz w:val="18"/>
                 <w:szCs w:val="18"/>
               </w:rPr>
-              <w:t>Գրիգոր Սահականը</w:t>
-            </w:r>
+              <w:t>Գրիգոր</w:t>
+            </w:r>
+            <w:proofErr w:type="spellEnd"/>
+            <w:r>
+              <w:rPr>
+                <w:rFonts w:ascii="Times New Roman" w:hAnsi="Times New Roman" w:cs="Times New Roman"/>
+                <w:sz w:val="18"/>
+                <w:szCs w:val="18"/>
+              </w:rPr>
+              <w:t xml:space="preserve"> </w:t>
+            </w:r>
+            <w:proofErr w:type="spellStart"/>
+            <w:r>
+              <w:rPr>
+                <w:rFonts w:ascii="Times New Roman" w:hAnsi="Times New Roman" w:cs="Times New Roman"/>
+                <w:sz w:val="18"/>
+                <w:szCs w:val="18"/>
+              </w:rPr>
+              <w:t>Սահականը</w:t>
+            </w:r>
+            <w:proofErr w:type="spellEnd"/>
           </w:p>
         </w:tc>
         <w:tc>
@@ -10109,6 +11267,7 @@
                 <w:szCs w:val="18"/>
               </w:rPr>
             </w:pPr>
+            <w:proofErr w:type="spellStart"/>
             <w:r>
               <w:rPr>
                 <w:rFonts w:ascii="Times New Roman" w:hAnsi="Times New Roman" w:cs="Times New Roman"/>
@@ -10117,6 +11276,7 @@
               </w:rPr>
               <w:t>Գրավատու</w:t>
             </w:r>
+            <w:proofErr w:type="spellEnd"/>
           </w:p>
         </w:tc>
         <w:tc>
@@ -10156,10 +11316,9 @@
                 <w:rFonts w:ascii="Times New Roman" w:hAnsi="Times New Roman" w:cs="Times New Roman"/>
                 <w:sz w:val="18"/>
                 <w:szCs w:val="18"/>
-                <w:highlight w:val="yellow"/>
-                <w:lang w:val="hy-AM"/>
-              </w:rPr>
-              <w:t>Անուն Ազգանուն</w:t>
+                <w:lang w:val="hy-AM"/>
+              </w:rPr>
+              <w:t>${user_name}</w:t>
             </w:r>
           </w:p>
         </w:tc>
@@ -10198,6 +11357,7 @@
                 <w:szCs w:val="18"/>
               </w:rPr>
             </w:pPr>
+            <w:proofErr w:type="spellStart"/>
             <w:r>
               <w:rPr>
                 <w:rFonts w:ascii="Times New Roman" w:hAnsi="Times New Roman" w:cs="Times New Roman"/>
@@ -10206,6 +11366,7 @@
               </w:rPr>
               <w:t>Ոսկերիչ-մասնագետ</w:t>
             </w:r>
+            <w:proofErr w:type="spellEnd"/>
           </w:p>
         </w:tc>
         <w:tc>
@@ -10385,7 +11546,7 @@
               </wp:anchor>
             </w:drawing>
           </mc:Choice>
-          <mc:Fallback xmlns:w16du="http://schemas.microsoft.com/office/word/2023/wordml/word16du" xmlns:w16sdtfl="http://schemas.microsoft.com/office/word/2024/wordml/sdtformatlock">
+          <mc:Fallback xmlns:w16sdtfl="http://schemas.microsoft.com/office/word/2024/wordml/sdtformatlock" xmlns:w16du="http://schemas.microsoft.com/office/word/2023/wordml/word16du">
             <w:pict>
               <v:line w14:anchorId="6A9B0DF6" id="Straight Connector 2" o:spid="_x0000_s1026" style="position:absolute;z-index:251659264;visibility:visible;mso-wrap-style:square;mso-wrap-distance-left:9pt;mso-wrap-distance-top:0;mso-wrap-distance-right:9pt;mso-wrap-distance-bottom:0;mso-position-horizontal:absolute;mso-position-horizontal-relative:text;mso-position-vertical:absolute;mso-position-vertical-relative:text" from="-2.8pt,12.7pt" to="488.9pt,12.7pt" o:gfxdata="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" strokecolor="black [3213]" strokeweight="1.25pt">
                 <v:stroke linestyle="thinThick" joinstyle="miter"/>
@@ -10409,6 +11570,7 @@
           <w:lang w:val="en-GB"/>
         </w:rPr>
       </w:pPr>
+      <w:proofErr w:type="spellStart"/>
       <w:r>
         <w:rPr>
           <w:rFonts w:ascii="Times New Roman" w:hAnsi="Times New Roman" w:cs="Times New Roman"/>
@@ -10420,8 +11582,9 @@
           <w:szCs w:val="18"/>
           <w:lang w:val="en-GB"/>
         </w:rPr>
-        <w:t>Ոսկյա իրերի պարկի բացման և ս</w:t>
-      </w:r>
+        <w:t>Ոսկյա</w:t>
+      </w:r>
+      <w:proofErr w:type="spellEnd"/>
       <w:r>
         <w:rPr>
           <w:rFonts w:ascii="Times New Roman" w:hAnsi="Times New Roman" w:cs="Times New Roman"/>
@@ -10433,7 +11596,160 @@
           <w:szCs w:val="18"/>
           <w:lang w:val="en-GB"/>
         </w:rPr>
-        <w:t xml:space="preserve">տուգման արձանագրություն </w:t>
+        <w:t xml:space="preserve"> </w:t>
+      </w:r>
+      <w:proofErr w:type="spellStart"/>
+      <w:r>
+        <w:rPr>
+          <w:rFonts w:ascii="Times New Roman" w:hAnsi="Times New Roman" w:cs="Times New Roman"/>
+          <w:b/>
+          <w:bCs/>
+          <w:i/>
+          <w:iCs/>
+          <w:sz w:val="18"/>
+          <w:szCs w:val="18"/>
+          <w:lang w:val="en-GB"/>
+        </w:rPr>
+        <w:t>իրերի</w:t>
+      </w:r>
+      <w:proofErr w:type="spellEnd"/>
+      <w:r>
+        <w:rPr>
+          <w:rFonts w:ascii="Times New Roman" w:hAnsi="Times New Roman" w:cs="Times New Roman"/>
+          <w:b/>
+          <w:bCs/>
+          <w:i/>
+          <w:iCs/>
+          <w:sz w:val="18"/>
+          <w:szCs w:val="18"/>
+          <w:lang w:val="en-GB"/>
+        </w:rPr>
+        <w:t xml:space="preserve"> </w:t>
+      </w:r>
+      <w:proofErr w:type="spellStart"/>
+      <w:r>
+        <w:rPr>
+          <w:rFonts w:ascii="Times New Roman" w:hAnsi="Times New Roman" w:cs="Times New Roman"/>
+          <w:b/>
+          <w:bCs/>
+          <w:i/>
+          <w:iCs/>
+          <w:sz w:val="18"/>
+          <w:szCs w:val="18"/>
+          <w:lang w:val="en-GB"/>
+        </w:rPr>
+        <w:t>պարկի</w:t>
+      </w:r>
+      <w:proofErr w:type="spellEnd"/>
+      <w:r>
+        <w:rPr>
+          <w:rFonts w:ascii="Times New Roman" w:hAnsi="Times New Roman" w:cs="Times New Roman"/>
+          <w:b/>
+          <w:bCs/>
+          <w:i/>
+          <w:iCs/>
+          <w:sz w:val="18"/>
+          <w:szCs w:val="18"/>
+          <w:lang w:val="en-GB"/>
+        </w:rPr>
+        <w:t xml:space="preserve"> </w:t>
+      </w:r>
+      <w:proofErr w:type="spellStart"/>
+      <w:r>
+        <w:rPr>
+          <w:rFonts w:ascii="Times New Roman" w:hAnsi="Times New Roman" w:cs="Times New Roman"/>
+          <w:b/>
+          <w:bCs/>
+          <w:i/>
+          <w:iCs/>
+          <w:sz w:val="18"/>
+          <w:szCs w:val="18"/>
+          <w:lang w:val="en-GB"/>
+        </w:rPr>
+        <w:t>բացման</w:t>
+      </w:r>
+      <w:proofErr w:type="spellEnd"/>
+      <w:r>
+        <w:rPr>
+          <w:rFonts w:ascii="Times New Roman" w:hAnsi="Times New Roman" w:cs="Times New Roman"/>
+          <w:b/>
+          <w:bCs/>
+          <w:i/>
+          <w:iCs/>
+          <w:sz w:val="18"/>
+          <w:szCs w:val="18"/>
+          <w:lang w:val="en-GB"/>
+        </w:rPr>
+        <w:t xml:space="preserve"> և </w:t>
+      </w:r>
+      <w:proofErr w:type="spellStart"/>
+      <w:r>
+        <w:rPr>
+          <w:rFonts w:ascii="Times New Roman" w:hAnsi="Times New Roman" w:cs="Times New Roman"/>
+          <w:b/>
+          <w:bCs/>
+          <w:i/>
+          <w:iCs/>
+          <w:sz w:val="18"/>
+          <w:szCs w:val="18"/>
+          <w:lang w:val="en-GB"/>
+        </w:rPr>
+        <w:t>ս</w:t>
+      </w:r>
+      <w:r>
+        <w:rPr>
+          <w:rFonts w:ascii="Times New Roman" w:hAnsi="Times New Roman" w:cs="Times New Roman"/>
+          <w:b/>
+          <w:bCs/>
+          <w:i/>
+          <w:iCs/>
+          <w:sz w:val="18"/>
+          <w:szCs w:val="18"/>
+          <w:lang w:val="en-GB"/>
+        </w:rPr>
+        <w:t>տուգման</w:t>
+      </w:r>
+      <w:proofErr w:type="spellEnd"/>
+      <w:r>
+        <w:rPr>
+          <w:rFonts w:ascii="Times New Roman" w:hAnsi="Times New Roman" w:cs="Times New Roman"/>
+          <w:b/>
+          <w:bCs/>
+          <w:i/>
+          <w:iCs/>
+          <w:sz w:val="18"/>
+          <w:szCs w:val="18"/>
+          <w:lang w:val="en-GB"/>
+        </w:rPr>
+        <w:t xml:space="preserve"> </w:t>
+      </w:r>
+      <w:proofErr w:type="spellStart"/>
+      <w:r>
+        <w:rPr>
+          <w:rFonts w:ascii="Times New Roman" w:hAnsi="Times New Roman" w:cs="Times New Roman"/>
+          <w:b/>
+          <w:bCs/>
+          <w:i/>
+          <w:iCs/>
+          <w:sz w:val="18"/>
+          <w:szCs w:val="18"/>
+          <w:lang w:val="en-GB"/>
+        </w:rPr>
+        <w:t>արձանագրություն</w:t>
+      </w:r>
+      <w:proofErr w:type="spellEnd"/>
+      <w:r>
+        <w:rPr>
+          <w:rFonts w:ascii="Times New Roman" w:hAnsi="Times New Roman" w:cs="Times New Roman"/>
+          <w:b/>
+          <w:bCs/>
+          <w:i/>
+          <w:iCs/>
+          <w:sz w:val="18"/>
+          <w:szCs w:val="18"/>
+          <w:lang w:val="en-GB"/>
+        </w:rPr>
+        <w:t xml:space="preserve"> </w:t>
       </w:r>
     </w:p>
     <w:p>
@@ -10446,13 +11762,95 @@
           <w:lang w:val="en-GB"/>
         </w:rPr>
       </w:pPr>
-      <w:r>
-        <w:rPr>
-          <w:rFonts w:ascii="Times New Roman" w:hAnsi="Times New Roman" w:cs="Times New Roman"/>
-          <w:sz w:val="18"/>
-          <w:szCs w:val="18"/>
-        </w:rPr>
-        <w:t>Ստուգման նպատակով պարկի բացման ամսաթիվը    __</w:t>
+      <w:proofErr w:type="spellStart"/>
+      <w:r>
+        <w:rPr>
+          <w:rFonts w:ascii="Times New Roman" w:hAnsi="Times New Roman" w:cs="Times New Roman"/>
+          <w:sz w:val="18"/>
+          <w:szCs w:val="18"/>
+        </w:rPr>
+        <w:t>Ստուգման</w:t>
+      </w:r>
+      <w:proofErr w:type="spellEnd"/>
+      <w:r>
+        <w:rPr>
+          <w:rFonts w:ascii="Times New Roman" w:hAnsi="Times New Roman" w:cs="Times New Roman"/>
+          <w:sz w:val="18"/>
+          <w:szCs w:val="18"/>
+        </w:rPr>
+        <w:t xml:space="preserve"> </w:t>
+      </w:r>
+      <w:proofErr w:type="spellStart"/>
+      <w:r>
+        <w:rPr>
+          <w:rFonts w:ascii="Times New Roman" w:hAnsi="Times New Roman" w:cs="Times New Roman"/>
+          <w:sz w:val="18"/>
+          <w:szCs w:val="18"/>
+        </w:rPr>
+        <w:t>նպատակով</w:t>
+      </w:r>
+      <w:proofErr w:type="spellEnd"/>
+      <w:r>
+        <w:rPr>
+          <w:rFonts w:ascii="Times New Roman" w:hAnsi="Times New Roman" w:cs="Times New Roman"/>
+          <w:sz w:val="18"/>
+          <w:szCs w:val="18"/>
+        </w:rPr>
+        <w:t xml:space="preserve"> </w:t>
+      </w:r>
+      <w:proofErr w:type="spellStart"/>
+      <w:r>
+        <w:rPr>
+          <w:rFonts w:ascii="Times New Roman" w:hAnsi="Times New Roman" w:cs="Times New Roman"/>
+          <w:sz w:val="18"/>
+          <w:szCs w:val="18"/>
+        </w:rPr>
+        <w:t>պարկի</w:t>
+      </w:r>
+      <w:proofErr w:type="spellEnd"/>
+      <w:r>
+        <w:rPr>
+          <w:rFonts w:ascii="Times New Roman" w:hAnsi="Times New Roman" w:cs="Times New Roman"/>
+          <w:sz w:val="18"/>
+          <w:szCs w:val="18"/>
+        </w:rPr>
+        <w:t xml:space="preserve"> </w:t>
+      </w:r>
+      <w:proofErr w:type="spellStart"/>
+      <w:r>
+        <w:rPr>
+          <w:rFonts w:ascii="Times New Roman" w:hAnsi="Times New Roman" w:cs="Times New Roman"/>
+          <w:sz w:val="18"/>
+          <w:szCs w:val="18"/>
+        </w:rPr>
+        <w:t>բացման</w:t>
+      </w:r>
+      <w:proofErr w:type="spellEnd"/>
+      <w:r>
+        <w:rPr>
+          <w:rFonts w:ascii="Times New Roman" w:hAnsi="Times New Roman" w:cs="Times New Roman"/>
+          <w:sz w:val="18"/>
+          <w:szCs w:val="18"/>
+        </w:rPr>
+        <w:t xml:space="preserve"> </w:t>
+      </w:r>
+      <w:proofErr w:type="spellStart"/>
+      <w:r>
+        <w:rPr>
+          <w:rFonts w:ascii="Times New Roman" w:hAnsi="Times New Roman" w:cs="Times New Roman"/>
+          <w:sz w:val="18"/>
+          <w:szCs w:val="18"/>
+        </w:rPr>
+        <w:t>ամսաթիվը</w:t>
+      </w:r>
+      <w:proofErr w:type="spellEnd"/>
+      <w:r>
+        <w:rPr>
+          <w:rFonts w:ascii="Times New Roman" w:hAnsi="Times New Roman" w:cs="Times New Roman"/>
+          <w:sz w:val="18"/>
+          <w:szCs w:val="18"/>
+        </w:rPr>
+        <w:t xml:space="preserve">    __</w:t>
       </w:r>
       <w:r>
         <w:rPr>
@@ -10469,7 +11867,43 @@
           <w:sz w:val="18"/>
           <w:szCs w:val="18"/>
         </w:rPr>
-        <w:t>__/______/__________ թվականին ժամը _</w:t>
+        <w:t xml:space="preserve">__/______/__________ </w:t>
+      </w:r>
+      <w:proofErr w:type="spellStart"/>
+      <w:r>
+        <w:rPr>
+          <w:rFonts w:ascii="Times New Roman" w:hAnsi="Times New Roman" w:cs="Times New Roman"/>
+          <w:sz w:val="18"/>
+          <w:szCs w:val="18"/>
+        </w:rPr>
+        <w:t>թվականին</w:t>
+      </w:r>
+      <w:proofErr w:type="spellEnd"/>
+      <w:r>
+        <w:rPr>
+          <w:rFonts w:ascii="Times New Roman" w:hAnsi="Times New Roman" w:cs="Times New Roman"/>
+          <w:sz w:val="18"/>
+          <w:szCs w:val="18"/>
+        </w:rPr>
+        <w:t xml:space="preserve"> </w:t>
+      </w:r>
+      <w:proofErr w:type="spellStart"/>
+      <w:r>
+        <w:rPr>
+          <w:rFonts w:ascii="Times New Roman" w:hAnsi="Times New Roman" w:cs="Times New Roman"/>
+          <w:sz w:val="18"/>
+          <w:szCs w:val="18"/>
+        </w:rPr>
+        <w:t>ժամը</w:t>
+      </w:r>
+      <w:proofErr w:type="spellEnd"/>
+      <w:r>
+        <w:rPr>
+          <w:rFonts w:ascii="Times New Roman" w:hAnsi="Times New Roman" w:cs="Times New Roman"/>
+          <w:sz w:val="18"/>
+          <w:szCs w:val="18"/>
+        </w:rPr>
+        <w:t xml:space="preserve"> _</w:t>
       </w:r>
       <w:r>
         <w:rPr>
@@ -10547,14 +11981,34 @@
                 <w:szCs w:val="18"/>
               </w:rPr>
             </w:pPr>
+            <w:proofErr w:type="spellStart"/>
             <w:r>
               <w:rPr>
                 <w:rFonts w:ascii="Times New Roman" w:hAnsi="Times New Roman" w:cs="Times New Roman"/>
                 <w:sz w:val="18"/>
                 <w:szCs w:val="18"/>
               </w:rPr>
-              <w:t>Գլխավոր տնօրեն</w:t>
-            </w:r>
+              <w:t>Գլխավոր</w:t>
+            </w:r>
+            <w:proofErr w:type="spellEnd"/>
+            <w:r>
+              <w:rPr>
+                <w:rFonts w:ascii="Times New Roman" w:hAnsi="Times New Roman" w:cs="Times New Roman"/>
+                <w:sz w:val="18"/>
+                <w:szCs w:val="18"/>
+              </w:rPr>
+              <w:t xml:space="preserve"> </w:t>
+            </w:r>
+            <w:proofErr w:type="spellStart"/>
+            <w:r>
+              <w:rPr>
+                <w:rFonts w:ascii="Times New Roman" w:hAnsi="Times New Roman" w:cs="Times New Roman"/>
+                <w:sz w:val="18"/>
+                <w:szCs w:val="18"/>
+              </w:rPr>
+              <w:t>տնօրեն</w:t>
+            </w:r>
+            <w:proofErr w:type="spellEnd"/>
           </w:p>
         </w:tc>
         <w:tc>
@@ -10586,14 +12040,34 @@
                 <w:szCs w:val="18"/>
               </w:rPr>
             </w:pPr>
+            <w:proofErr w:type="spellStart"/>
             <w:r>
               <w:rPr>
                 <w:rFonts w:ascii="Times New Roman" w:hAnsi="Times New Roman" w:cs="Times New Roman"/>
                 <w:sz w:val="18"/>
                 <w:szCs w:val="18"/>
               </w:rPr>
-              <w:t>Գրիգոր Սահականը</w:t>
-            </w:r>
+              <w:t>Գրիգոր</w:t>
+            </w:r>
+            <w:proofErr w:type="spellEnd"/>
+            <w:r>
+              <w:rPr>
+                <w:rFonts w:ascii="Times New Roman" w:hAnsi="Times New Roman" w:cs="Times New Roman"/>
+                <w:sz w:val="18"/>
+                <w:szCs w:val="18"/>
+              </w:rPr>
+              <w:t xml:space="preserve"> </w:t>
+            </w:r>
+            <w:proofErr w:type="spellStart"/>
+            <w:r>
+              <w:rPr>
+                <w:rFonts w:ascii="Times New Roman" w:hAnsi="Times New Roman" w:cs="Times New Roman"/>
+                <w:sz w:val="18"/>
+                <w:szCs w:val="18"/>
+              </w:rPr>
+              <w:t>Սահականը</w:t>
+            </w:r>
+            <w:proofErr w:type="spellEnd"/>
           </w:p>
         </w:tc>
         <w:tc>
@@ -10609,14 +12083,34 @@
                 <w:szCs w:val="18"/>
               </w:rPr>
             </w:pPr>
+            <w:proofErr w:type="spellStart"/>
             <w:r>
               <w:rPr>
                 <w:rFonts w:ascii="Times New Roman" w:hAnsi="Times New Roman" w:cs="Times New Roman"/>
                 <w:sz w:val="18"/>
                 <w:szCs w:val="18"/>
               </w:rPr>
-              <w:t>Վարկային մասնագետ</w:t>
-            </w:r>
+              <w:t>Վարկային</w:t>
+            </w:r>
+            <w:proofErr w:type="spellEnd"/>
+            <w:r>
+              <w:rPr>
+                <w:rFonts w:ascii="Times New Roman" w:hAnsi="Times New Roman" w:cs="Times New Roman"/>
+                <w:sz w:val="18"/>
+                <w:szCs w:val="18"/>
+              </w:rPr>
+              <w:t xml:space="preserve"> </w:t>
+            </w:r>
+            <w:proofErr w:type="spellStart"/>
+            <w:r>
+              <w:rPr>
+                <w:rFonts w:ascii="Times New Roman" w:hAnsi="Times New Roman" w:cs="Times New Roman"/>
+                <w:sz w:val="18"/>
+                <w:szCs w:val="18"/>
+              </w:rPr>
+              <w:t>մասնագետ</w:t>
+            </w:r>
+            <w:proofErr w:type="spellEnd"/>
           </w:p>
         </w:tc>
         <w:tc>
@@ -10687,6 +12181,7 @@
                 <w:szCs w:val="18"/>
               </w:rPr>
             </w:pPr>
+            <w:proofErr w:type="spellStart"/>
             <w:r>
               <w:rPr>
                 <w:rFonts w:ascii="Times New Roman" w:hAnsi="Times New Roman" w:cs="Times New Roman"/>
@@ -10695,6 +12190,7 @@
               </w:rPr>
               <w:t>Ոսկերիչ-մասնագետ</w:t>
             </w:r>
+            <w:proofErr w:type="spellEnd"/>
           </w:p>
         </w:tc>
         <w:tc>
@@ -10787,6 +12283,7 @@
                 <w:szCs w:val="18"/>
               </w:rPr>
             </w:pPr>
+            <w:proofErr w:type="spellStart"/>
             <w:r>
               <w:rPr>
                 <w:rFonts w:ascii="Times New Roman" w:hAnsi="Times New Roman" w:cs="Times New Roman"/>
@@ -10795,6 +12292,7 @@
               </w:rPr>
               <w:t>Գրավատու</w:t>
             </w:r>
+            <w:proofErr w:type="spellEnd"/>
           </w:p>
         </w:tc>
         <w:tc>
@@ -10903,7 +12401,7 @@
               </wp:anchor>
             </w:drawing>
           </mc:Choice>
-          <mc:Fallback xmlns:w16du="http://schemas.microsoft.com/office/word/2023/wordml/word16du" xmlns:w16sdtfl="http://schemas.microsoft.com/office/word/2024/wordml/sdtformatlock">
+          <mc:Fallback xmlns:w16sdtfl="http://schemas.microsoft.com/office/word/2024/wordml/sdtformatlock" xmlns:w16du="http://schemas.microsoft.com/office/word/2023/wordml/word16du">
             <w:pict>
               <v:line w14:anchorId="58052DD5" id="Straight Connector 2" o:spid="_x0000_s1026" style="position:absolute;z-index:251661312;visibility:visible;mso-wrap-style:square;mso-wrap-distance-left:9pt;mso-wrap-distance-top:0;mso-wrap-distance-right:9pt;mso-wrap-distance-bottom:0;mso-position-horizontal:absolute;mso-position-horizontal-relative:text;mso-position-vertical:absolute;mso-position-vertical-relative:text" from="0,13.4pt" to="491.7pt,13.4pt" o:gfxdata="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" strokecolor="black [3213]" strokeweight="1.25pt">
                 <v:stroke linestyle="thinThick" joinstyle="miter"/>
@@ -10928,6 +12426,7 @@
           <w:lang w:val="en-GB"/>
         </w:rPr>
       </w:pPr>
+      <w:proofErr w:type="spellStart"/>
       <w:r>
         <w:rPr>
           <w:rFonts w:ascii="Times New Roman" w:hAnsi="Times New Roman" w:cs="Times New Roman"/>
@@ -10939,8 +12438,37 @@
           <w:szCs w:val="18"/>
           <w:lang w:val="en-GB"/>
         </w:rPr>
-        <w:t>Վերադարձման ակտ</w:t>
-      </w:r>
+        <w:t>Վերադարձման</w:t>
+      </w:r>
+      <w:proofErr w:type="spellEnd"/>
+      <w:r>
+        <w:rPr>
+          <w:rFonts w:ascii="Times New Roman" w:hAnsi="Times New Roman" w:cs="Times New Roman"/>
+          <w:b/>
+          <w:bCs/>
+          <w:i/>
+          <w:iCs/>
+          <w:sz w:val="18"/>
+          <w:szCs w:val="18"/>
+          <w:lang w:val="en-GB"/>
+        </w:rPr>
+        <w:t xml:space="preserve"> </w:t>
+      </w:r>
+      <w:proofErr w:type="spellStart"/>
+      <w:r>
+        <w:rPr>
+          <w:rFonts w:ascii="Times New Roman" w:hAnsi="Times New Roman" w:cs="Times New Roman"/>
+          <w:b/>
+          <w:bCs/>
+          <w:i/>
+          <w:iCs/>
+          <w:sz w:val="18"/>
+          <w:szCs w:val="18"/>
+          <w:lang w:val="en-GB"/>
+        </w:rPr>
+        <w:t>ակտ</w:t>
+      </w:r>
+      <w:proofErr w:type="spellEnd"/>
     </w:p>
     <w:p>
       <w:pPr>
@@ -10965,19 +12493,204 @@
           <w:szCs w:val="22"/>
         </w:rPr>
       </w:pPr>
+      <w:proofErr w:type="spellStart"/>
       <w:r>
         <w:rPr>
           <w:sz w:val="18"/>
           <w:szCs w:val="22"/>
         </w:rPr>
-        <w:t>Գրավի ստուգման և Ընդունման-Հանձնման ակտ</w:t>
-      </w:r>
+        <w:t>Գրավի</w:t>
+      </w:r>
+      <w:proofErr w:type="spellEnd"/>
       <w:r>
         <w:rPr>
           <w:sz w:val="18"/>
           <w:szCs w:val="22"/>
         </w:rPr>
-        <w:t xml:space="preserve">ում նշված Ոսկյա իրերը Գրավառուն ամբողջությամբ, անվնաս հանձնեց Գրավատուին։ </w:t>
+        <w:t xml:space="preserve"> </w:t>
+      </w:r>
+      <w:proofErr w:type="spellStart"/>
+      <w:r>
+        <w:rPr>
+          <w:sz w:val="18"/>
+          <w:szCs w:val="22"/>
+        </w:rPr>
+        <w:t>ստուգման</w:t>
+      </w:r>
+      <w:proofErr w:type="spellEnd"/>
+      <w:r>
+        <w:rPr>
+          <w:sz w:val="18"/>
+          <w:szCs w:val="22"/>
+        </w:rPr>
+        <w:t xml:space="preserve"> և </w:t>
+      </w:r>
+      <w:proofErr w:type="spellStart"/>
+      <w:r>
+        <w:rPr>
+          <w:sz w:val="18"/>
+          <w:szCs w:val="22"/>
+        </w:rPr>
+        <w:t>Ընդունման-Հանձնման</w:t>
+      </w:r>
+      <w:proofErr w:type="spellEnd"/>
+      <w:r>
+        <w:rPr>
+          <w:sz w:val="18"/>
+          <w:szCs w:val="22"/>
+        </w:rPr>
+        <w:t xml:space="preserve"> </w:t>
+      </w:r>
+      <w:proofErr w:type="spellStart"/>
+      <w:r>
+        <w:rPr>
+          <w:sz w:val="18"/>
+          <w:szCs w:val="22"/>
+        </w:rPr>
+        <w:t>ակտ</w:t>
+      </w:r>
+      <w:r>
+        <w:rPr>
+          <w:sz w:val="18"/>
+          <w:szCs w:val="22"/>
+        </w:rPr>
+        <w:t>ում</w:t>
+      </w:r>
+      <w:proofErr w:type="spellEnd"/>
+      <w:r>
+        <w:rPr>
+          <w:sz w:val="18"/>
+          <w:szCs w:val="22"/>
+        </w:rPr>
+        <w:t xml:space="preserve"> </w:t>
+      </w:r>
+      <w:proofErr w:type="spellStart"/>
+      <w:r>
+        <w:rPr>
+          <w:sz w:val="18"/>
+          <w:szCs w:val="22"/>
+        </w:rPr>
+        <w:t>նշված</w:t>
+      </w:r>
+      <w:proofErr w:type="spellEnd"/>
+      <w:r>
+        <w:rPr>
+          <w:sz w:val="18"/>
+          <w:szCs w:val="22"/>
+        </w:rPr>
+        <w:t xml:space="preserve"> </w:t>
+      </w:r>
+      <w:proofErr w:type="spellStart"/>
+      <w:r>
+        <w:rPr>
+          <w:sz w:val="18"/>
+          <w:szCs w:val="22"/>
+        </w:rPr>
+        <w:t>Ոսկյա</w:t>
+      </w:r>
+      <w:proofErr w:type="spellEnd"/>
+      <w:r>
+        <w:rPr>
+          <w:sz w:val="18"/>
+          <w:szCs w:val="22"/>
+        </w:rPr>
+        <w:t xml:space="preserve"> </w:t>
+      </w:r>
+      <w:proofErr w:type="spellStart"/>
+      <w:r>
+        <w:rPr>
+          <w:sz w:val="18"/>
+          <w:szCs w:val="22"/>
+        </w:rPr>
+        <w:t>իրերը</w:t>
+      </w:r>
+      <w:proofErr w:type="spellEnd"/>
+      <w:r>
+        <w:rPr>
+          <w:sz w:val="18"/>
+          <w:szCs w:val="22"/>
+        </w:rPr>
+        <w:t xml:space="preserve"> </w:t>
+      </w:r>
+      <w:proofErr w:type="spellStart"/>
+      <w:r>
+        <w:rPr>
+          <w:sz w:val="18"/>
+          <w:szCs w:val="22"/>
+        </w:rPr>
+        <w:t>Գրավառուն</w:t>
+      </w:r>
+      <w:proofErr w:type="spellEnd"/>
+      <w:r>
+        <w:rPr>
+          <w:sz w:val="18"/>
+          <w:szCs w:val="22"/>
+        </w:rPr>
+        <w:t xml:space="preserve"> </w:t>
+      </w:r>
+      <w:proofErr w:type="spellStart"/>
+      <w:r>
+        <w:rPr>
+          <w:sz w:val="18"/>
+          <w:szCs w:val="22"/>
+        </w:rPr>
+        <w:t>ամբողջությամբ</w:t>
+      </w:r>
+      <w:proofErr w:type="spellEnd"/>
+      <w:r>
+        <w:rPr>
+          <w:sz w:val="18"/>
+          <w:szCs w:val="22"/>
+        </w:rPr>
+        <w:t xml:space="preserve">, </w:t>
+      </w:r>
+      <w:proofErr w:type="spellStart"/>
+      <w:r>
+        <w:rPr>
+          <w:sz w:val="18"/>
+          <w:szCs w:val="22"/>
+        </w:rPr>
+        <w:t>անվնաս</w:t>
+      </w:r>
+      <w:proofErr w:type="spellEnd"/>
+      <w:r>
+        <w:rPr>
+          <w:sz w:val="18"/>
+          <w:szCs w:val="22"/>
+        </w:rPr>
+        <w:t xml:space="preserve"> </w:t>
+      </w:r>
+      <w:proofErr w:type="spellStart"/>
+      <w:r>
+        <w:rPr>
+          <w:sz w:val="18"/>
+          <w:szCs w:val="22"/>
+        </w:rPr>
+        <w:t>հանձնեց</w:t>
+      </w:r>
+      <w:proofErr w:type="spellEnd"/>
+      <w:r>
+        <w:rPr>
+          <w:sz w:val="18"/>
+          <w:szCs w:val="22"/>
+        </w:rPr>
+        <w:t xml:space="preserve"> </w:t>
+      </w:r>
+      <w:proofErr w:type="spellStart"/>
+      <w:r>
+        <w:rPr>
+          <w:sz w:val="18"/>
+          <w:szCs w:val="22"/>
+        </w:rPr>
+        <w:t>Գրավատուին</w:t>
+      </w:r>
+      <w:proofErr w:type="spellEnd"/>
+      <w:r>
+        <w:rPr>
+          <w:sz w:val="18"/>
+          <w:szCs w:val="22"/>
+        </w:rPr>
+        <w:t xml:space="preserve">։ </w:t>
       </w:r>
     </w:p>
     <w:p>
@@ -10993,12 +12706,101 @@
           <w:szCs w:val="22"/>
         </w:rPr>
       </w:pPr>
+      <w:proofErr w:type="spellStart"/>
       <w:r>
         <w:rPr>
           <w:sz w:val="18"/>
           <w:szCs w:val="22"/>
         </w:rPr>
-        <w:t xml:space="preserve">Գրավատուն հավաստիացնում է, որ չունի որևէ պահանջ։ </w:t>
+        <w:t>Գրավատուն</w:t>
+      </w:r>
+      <w:proofErr w:type="spellEnd"/>
+      <w:r>
+        <w:rPr>
+          <w:sz w:val="18"/>
+          <w:szCs w:val="22"/>
+        </w:rPr>
+        <w:t xml:space="preserve"> </w:t>
+      </w:r>
+      <w:proofErr w:type="spellStart"/>
+      <w:r>
+        <w:rPr>
+          <w:sz w:val="18"/>
+          <w:szCs w:val="22"/>
+        </w:rPr>
+        <w:t>հավաստիացնում</w:t>
+      </w:r>
+      <w:proofErr w:type="spellEnd"/>
+      <w:r>
+        <w:rPr>
+          <w:sz w:val="18"/>
+          <w:szCs w:val="22"/>
+        </w:rPr>
+        <w:t xml:space="preserve"> է, </w:t>
+      </w:r>
+      <w:proofErr w:type="spellStart"/>
+      <w:r>
+        <w:rPr>
+          <w:sz w:val="18"/>
+          <w:szCs w:val="22"/>
+        </w:rPr>
+        <w:t>որ</w:t>
+      </w:r>
+      <w:proofErr w:type="spellEnd"/>
+      <w:r>
+        <w:rPr>
+          <w:sz w:val="18"/>
+          <w:szCs w:val="22"/>
+        </w:rPr>
+        <w:t xml:space="preserve"> </w:t>
+      </w:r>
+      <w:proofErr w:type="spellStart"/>
+      <w:r>
+        <w:rPr>
+          <w:sz w:val="18"/>
+          <w:szCs w:val="22"/>
+        </w:rPr>
+        <w:t>չունի</w:t>
+      </w:r>
+      <w:proofErr w:type="spellEnd"/>
+      <w:r>
+        <w:rPr>
+          <w:sz w:val="18"/>
+          <w:szCs w:val="22"/>
+        </w:rPr>
+        <w:t xml:space="preserve"> </w:t>
+      </w:r>
+      <w:proofErr w:type="spellStart"/>
+      <w:r>
+        <w:rPr>
+          <w:sz w:val="18"/>
+          <w:szCs w:val="22"/>
+        </w:rPr>
+        <w:t>որևէ</w:t>
+      </w:r>
+      <w:proofErr w:type="spellEnd"/>
+      <w:r>
+        <w:rPr>
+          <w:sz w:val="18"/>
+          <w:szCs w:val="22"/>
+        </w:rPr>
+        <w:t xml:space="preserve"> </w:t>
+      </w:r>
+      <w:proofErr w:type="spellStart"/>
+      <w:r>
+        <w:rPr>
+          <w:sz w:val="18"/>
+          <w:szCs w:val="22"/>
+        </w:rPr>
+        <w:t>պահանջ</w:t>
+      </w:r>
+      <w:proofErr w:type="spellEnd"/>
+      <w:r>
+        <w:rPr>
+          <w:sz w:val="18"/>
+          <w:szCs w:val="22"/>
+        </w:rPr>
+        <w:t xml:space="preserve">։ </w:t>
       </w:r>
     </w:p>
     <w:p>
@@ -11040,13 +12842,23 @@
                 <w:szCs w:val="18"/>
               </w:rPr>
             </w:pPr>
+            <w:proofErr w:type="spellStart"/>
             <w:r>
               <w:rPr>
                 <w:rFonts w:ascii="Times New Roman" w:hAnsi="Times New Roman" w:cs="Times New Roman"/>
                 <w:sz w:val="18"/>
                 <w:szCs w:val="18"/>
               </w:rPr>
-              <w:t>Հանձնեց՝</w:t>
+              <w:t>Հանձնեց</w:t>
+            </w:r>
+            <w:proofErr w:type="spellEnd"/>
+            <w:r>
+              <w:rPr>
+                <w:rFonts w:ascii="Times New Roman" w:hAnsi="Times New Roman" w:cs="Times New Roman"/>
+                <w:sz w:val="18"/>
+                <w:szCs w:val="18"/>
+              </w:rPr>
+              <w:t>՝</w:t>
             </w:r>
           </w:p>
         </w:tc>
@@ -11065,6 +12877,7 @@
                 <w:szCs w:val="18"/>
               </w:rPr>
             </w:pPr>
+            <w:proofErr w:type="spellStart"/>
             <w:r>
               <w:rPr>
                 <w:rFonts w:ascii="Times New Roman" w:hAnsi="Times New Roman" w:cs="Times New Roman"/>
@@ -11073,6 +12886,7 @@
               </w:rPr>
               <w:t>Ոսկերիչ-մասնագետ</w:t>
             </w:r>
+            <w:proofErr w:type="spellEnd"/>
           </w:p>
         </w:tc>
         <w:tc>
@@ -11128,6 +12942,7 @@
           <w:lang w:val="en-GB"/>
         </w:rPr>
       </w:pPr>
+      <w:proofErr w:type="spellStart"/>
       <w:r>
         <w:rPr>
           <w:rFonts w:ascii="Times New Roman" w:hAnsi="Times New Roman" w:cs="Times New Roman"/>
@@ -11136,6 +12951,7 @@
         </w:rPr>
         <w:t>Ես</w:t>
       </w:r>
+      <w:proofErr w:type="spellEnd"/>
       <w:r>
         <w:rPr>
           <w:rFonts w:ascii="Times New Roman" w:hAnsi="Times New Roman" w:cs="Times New Roman"/>
@@ -11151,7 +12967,347 @@
           <w:szCs w:val="18"/>
           <w:lang w:val="en-GB"/>
         </w:rPr>
-        <w:t xml:space="preserve">_____________________________________________________, ստացա Գրավի առարկան ամբողջությամբ, այն վիճակում, ինչպես հանձնել եմ Գրավի ստուգման և Ընդունման-Հանձնման ակտով, որի համար ստորագրում եմ։ </w:t>
+        <w:t xml:space="preserve">_____________________________________________________, </w:t>
+      </w:r>
+      <w:proofErr w:type="spellStart"/>
+      <w:r>
+        <w:rPr>
+          <w:rFonts w:ascii="Times New Roman" w:hAnsi="Times New Roman" w:cs="Times New Roman"/>
+          <w:sz w:val="18"/>
+          <w:szCs w:val="18"/>
+          <w:lang w:val="en-GB"/>
+        </w:rPr>
+        <w:t>ստացա</w:t>
+      </w:r>
+      <w:proofErr w:type="spellEnd"/>
+      <w:r>
+        <w:rPr>
+          <w:rFonts w:ascii="Times New Roman" w:hAnsi="Times New Roman" w:cs="Times New Roman"/>
+          <w:sz w:val="18"/>
+          <w:szCs w:val="18"/>
+          <w:lang w:val="en-GB"/>
+        </w:rPr>
+        <w:t xml:space="preserve"> </w:t>
+      </w:r>
+      <w:proofErr w:type="spellStart"/>
+      <w:r>
+        <w:rPr>
+          <w:rFonts w:ascii="Times New Roman" w:hAnsi="Times New Roman" w:cs="Times New Roman"/>
+          <w:sz w:val="18"/>
+          <w:szCs w:val="18"/>
+          <w:lang w:val="en-GB"/>
+        </w:rPr>
+        <w:t>Գրավի</w:t>
+      </w:r>
+      <w:proofErr w:type="spellEnd"/>
+      <w:r>
+        <w:rPr>
+          <w:rFonts w:ascii="Times New Roman" w:hAnsi="Times New Roman" w:cs="Times New Roman"/>
+          <w:sz w:val="18"/>
+          <w:szCs w:val="18"/>
+          <w:lang w:val="en-GB"/>
+        </w:rPr>
+        <w:t xml:space="preserve"> </w:t>
+      </w:r>
+      <w:proofErr w:type="spellStart"/>
+      <w:r>
+        <w:rPr>
+          <w:rFonts w:ascii="Times New Roman" w:hAnsi="Times New Roman" w:cs="Times New Roman"/>
+          <w:sz w:val="18"/>
+          <w:szCs w:val="18"/>
+          <w:lang w:val="en-GB"/>
+        </w:rPr>
+        <w:t>առարկան</w:t>
+      </w:r>
+      <w:proofErr w:type="spellEnd"/>
+      <w:r>
+        <w:rPr>
+          <w:rFonts w:ascii="Times New Roman" w:hAnsi="Times New Roman" w:cs="Times New Roman"/>
+          <w:sz w:val="18"/>
+          <w:szCs w:val="18"/>
+          <w:lang w:val="en-GB"/>
+        </w:rPr>
+        <w:t xml:space="preserve"> </w:t>
+      </w:r>
+      <w:proofErr w:type="spellStart"/>
+      <w:r>
+        <w:rPr>
+          <w:rFonts w:ascii="Times New Roman" w:hAnsi="Times New Roman" w:cs="Times New Roman"/>
+          <w:sz w:val="18"/>
+          <w:szCs w:val="18"/>
+          <w:lang w:val="en-GB"/>
+        </w:rPr>
+        <w:t>ամբողջությամբ</w:t>
+      </w:r>
+      <w:proofErr w:type="spellEnd"/>
+      <w:r>
+        <w:rPr>
+          <w:rFonts w:ascii="Times New Roman" w:hAnsi="Times New Roman" w:cs="Times New Roman"/>
+          <w:sz w:val="18"/>
+          <w:szCs w:val="18"/>
+          <w:lang w:val="en-GB"/>
+        </w:rPr>
+        <w:t xml:space="preserve">, </w:t>
+      </w:r>
+      <w:proofErr w:type="spellStart"/>
+      <w:r>
+        <w:rPr>
+          <w:rFonts w:ascii="Times New Roman" w:hAnsi="Times New Roman" w:cs="Times New Roman"/>
+          <w:sz w:val="18"/>
+          <w:szCs w:val="18"/>
+          <w:lang w:val="en-GB"/>
+        </w:rPr>
+        <w:t>այն</w:t>
+      </w:r>
+      <w:proofErr w:type="spellEnd"/>
+      <w:r>
+        <w:rPr>
+          <w:rFonts w:ascii="Times New Roman" w:hAnsi="Times New Roman" w:cs="Times New Roman"/>
+          <w:sz w:val="18"/>
+          <w:szCs w:val="18"/>
+          <w:lang w:val="en-GB"/>
+        </w:rPr>
+        <w:t xml:space="preserve"> </w:t>
+      </w:r>
+      <w:proofErr w:type="spellStart"/>
+      <w:r>
+        <w:rPr>
+          <w:rFonts w:ascii="Times New Roman" w:hAnsi="Times New Roman" w:cs="Times New Roman"/>
+          <w:sz w:val="18"/>
+          <w:szCs w:val="18"/>
+          <w:lang w:val="en-GB"/>
+        </w:rPr>
+        <w:t>վիճակում</w:t>
+      </w:r>
+      <w:proofErr w:type="spellEnd"/>
+      <w:r>
+        <w:rPr>
+          <w:rFonts w:ascii="Times New Roman" w:hAnsi="Times New Roman" w:cs="Times New Roman"/>
+          <w:sz w:val="18"/>
+          <w:szCs w:val="18"/>
+          <w:lang w:val="en-GB"/>
+        </w:rPr>
+        <w:t xml:space="preserve">, </w:t>
+      </w:r>
+      <w:proofErr w:type="spellStart"/>
+      <w:r>
+        <w:rPr>
+          <w:rFonts w:ascii="Times New Roman" w:hAnsi="Times New Roman" w:cs="Times New Roman"/>
+          <w:sz w:val="18"/>
+          <w:szCs w:val="18"/>
+          <w:lang w:val="en-GB"/>
+        </w:rPr>
+        <w:t>ինչպես</w:t>
+      </w:r>
+      <w:proofErr w:type="spellEnd"/>
+      <w:r>
+        <w:rPr>
+          <w:rFonts w:ascii="Times New Roman" w:hAnsi="Times New Roman" w:cs="Times New Roman"/>
+          <w:sz w:val="18"/>
+          <w:szCs w:val="18"/>
+          <w:lang w:val="en-GB"/>
+        </w:rPr>
+        <w:t xml:space="preserve"> </w:t>
+      </w:r>
+      <w:proofErr w:type="spellStart"/>
+      <w:r>
+        <w:rPr>
+          <w:rFonts w:ascii="Times New Roman" w:hAnsi="Times New Roman" w:cs="Times New Roman"/>
+          <w:sz w:val="18"/>
+          <w:szCs w:val="18"/>
+          <w:lang w:val="en-GB"/>
+        </w:rPr>
+        <w:t>հանձնել</w:t>
+      </w:r>
+      <w:proofErr w:type="spellEnd"/>
+      <w:r>
+        <w:rPr>
+          <w:rFonts w:ascii="Times New Roman" w:hAnsi="Times New Roman" w:cs="Times New Roman"/>
+          <w:sz w:val="18"/>
+          <w:szCs w:val="18"/>
+          <w:lang w:val="en-GB"/>
+        </w:rPr>
+        <w:t xml:space="preserve"> </w:t>
+      </w:r>
+      <w:proofErr w:type="spellStart"/>
+      <w:r>
+        <w:rPr>
+          <w:rFonts w:ascii="Times New Roman" w:hAnsi="Times New Roman" w:cs="Times New Roman"/>
+          <w:sz w:val="18"/>
+          <w:szCs w:val="18"/>
+          <w:lang w:val="en-GB"/>
+        </w:rPr>
+        <w:t>եմ</w:t>
+      </w:r>
+      <w:proofErr w:type="spellEnd"/>
+      <w:r>
+        <w:rPr>
+          <w:rFonts w:ascii="Times New Roman" w:hAnsi="Times New Roman" w:cs="Times New Roman"/>
+          <w:sz w:val="18"/>
+          <w:szCs w:val="18"/>
+          <w:lang w:val="en-GB"/>
+        </w:rPr>
+        <w:t xml:space="preserve"> </w:t>
+      </w:r>
+      <w:proofErr w:type="spellStart"/>
+      <w:r>
+        <w:rPr>
+          <w:rFonts w:ascii="Times New Roman" w:hAnsi="Times New Roman" w:cs="Times New Roman"/>
+          <w:sz w:val="18"/>
+          <w:szCs w:val="18"/>
+          <w:lang w:val="en-GB"/>
+        </w:rPr>
+        <w:t>Գրավի</w:t>
+      </w:r>
+      <w:proofErr w:type="spellEnd"/>
+      <w:r>
+        <w:rPr>
+          <w:rFonts w:ascii="Times New Roman" w:hAnsi="Times New Roman" w:cs="Times New Roman"/>
+          <w:sz w:val="18"/>
+          <w:szCs w:val="18"/>
+          <w:lang w:val="en-GB"/>
+        </w:rPr>
+        <w:t xml:space="preserve"> </w:t>
+      </w:r>
+      <w:proofErr w:type="spellStart"/>
+      <w:r>
+        <w:rPr>
+          <w:rFonts w:ascii="Times New Roman" w:hAnsi="Times New Roman" w:cs="Times New Roman"/>
+          <w:sz w:val="18"/>
+          <w:szCs w:val="18"/>
+          <w:lang w:val="en-GB"/>
+        </w:rPr>
+        <w:t>ստուգման</w:t>
+      </w:r>
+      <w:proofErr w:type="spellEnd"/>
+      <w:r>
+        <w:rPr>
+          <w:rFonts w:ascii="Times New Roman" w:hAnsi="Times New Roman" w:cs="Times New Roman"/>
+          <w:sz w:val="18"/>
+          <w:szCs w:val="18"/>
+          <w:lang w:val="en-GB"/>
+        </w:rPr>
+        <w:t xml:space="preserve"> և </w:t>
+      </w:r>
+      <w:proofErr w:type="spellStart"/>
+      <w:r>
+        <w:rPr>
+          <w:rFonts w:ascii="Times New Roman" w:hAnsi="Times New Roman" w:cs="Times New Roman"/>
+          <w:sz w:val="18"/>
+          <w:szCs w:val="18"/>
+          <w:lang w:val="en-GB"/>
+        </w:rPr>
+        <w:t>Ընդունման-Հանձնման</w:t>
+      </w:r>
+      <w:proofErr w:type="spellEnd"/>
+      <w:r>
+        <w:rPr>
+          <w:rFonts w:ascii="Times New Roman" w:hAnsi="Times New Roman" w:cs="Times New Roman"/>
+          <w:sz w:val="18"/>
+          <w:szCs w:val="18"/>
+          <w:lang w:val="en-GB"/>
+        </w:rPr>
+        <w:t xml:space="preserve"> </w:t>
+      </w:r>
+      <w:proofErr w:type="spellStart"/>
+      <w:r>
+        <w:rPr>
+          <w:rFonts w:ascii="Times New Roman" w:hAnsi="Times New Roman" w:cs="Times New Roman"/>
+          <w:sz w:val="18"/>
+          <w:szCs w:val="18"/>
+          <w:lang w:val="en-GB"/>
+        </w:rPr>
+        <w:t>ակտով</w:t>
+      </w:r>
+      <w:proofErr w:type="spellEnd"/>
+      <w:r>
+        <w:rPr>
+          <w:rFonts w:ascii="Times New Roman" w:hAnsi="Times New Roman" w:cs="Times New Roman"/>
+          <w:sz w:val="18"/>
+          <w:szCs w:val="18"/>
+          <w:lang w:val="en-GB"/>
+        </w:rPr>
+        <w:t xml:space="preserve">, </w:t>
+      </w:r>
+      <w:proofErr w:type="spellStart"/>
+      <w:r>
+        <w:rPr>
+          <w:rFonts w:ascii="Times New Roman" w:hAnsi="Times New Roman" w:cs="Times New Roman"/>
+          <w:sz w:val="18"/>
+          <w:szCs w:val="18"/>
+          <w:lang w:val="en-GB"/>
+        </w:rPr>
+        <w:t>որի</w:t>
+      </w:r>
+      <w:proofErr w:type="spellEnd"/>
+      <w:r>
+        <w:rPr>
+          <w:rFonts w:ascii="Times New Roman" w:hAnsi="Times New Roman" w:cs="Times New Roman"/>
+          <w:sz w:val="18"/>
+          <w:szCs w:val="18"/>
+          <w:lang w:val="en-GB"/>
+        </w:rPr>
+        <w:t xml:space="preserve"> </w:t>
+      </w:r>
+      <w:proofErr w:type="spellStart"/>
+      <w:r>
+        <w:rPr>
+          <w:rFonts w:ascii="Times New Roman" w:hAnsi="Times New Roman" w:cs="Times New Roman"/>
+          <w:sz w:val="18"/>
+          <w:szCs w:val="18"/>
+          <w:lang w:val="en-GB"/>
+        </w:rPr>
+        <w:t>համար</w:t>
+      </w:r>
+      <w:proofErr w:type="spellEnd"/>
+      <w:r>
+        <w:rPr>
+          <w:rFonts w:ascii="Times New Roman" w:hAnsi="Times New Roman" w:cs="Times New Roman"/>
+          <w:sz w:val="18"/>
+          <w:szCs w:val="18"/>
+          <w:lang w:val="en-GB"/>
+        </w:rPr>
+        <w:t xml:space="preserve"> </w:t>
+      </w:r>
+      <w:proofErr w:type="spellStart"/>
+      <w:r>
+        <w:rPr>
+          <w:rFonts w:ascii="Times New Roman" w:hAnsi="Times New Roman" w:cs="Times New Roman"/>
+          <w:sz w:val="18"/>
+          <w:szCs w:val="18"/>
+          <w:lang w:val="en-GB"/>
+        </w:rPr>
+        <w:t>ստորագրում</w:t>
+      </w:r>
+      <w:proofErr w:type="spellEnd"/>
+      <w:r>
+        <w:rPr>
+          <w:rFonts w:ascii="Times New Roman" w:hAnsi="Times New Roman" w:cs="Times New Roman"/>
+          <w:sz w:val="18"/>
+          <w:szCs w:val="18"/>
+          <w:lang w:val="en-GB"/>
+        </w:rPr>
+        <w:t xml:space="preserve"> </w:t>
+      </w:r>
+      <w:proofErr w:type="spellStart"/>
+      <w:r>
+        <w:rPr>
+          <w:rFonts w:ascii="Times New Roman" w:hAnsi="Times New Roman" w:cs="Times New Roman"/>
+          <w:sz w:val="18"/>
+          <w:szCs w:val="18"/>
+          <w:lang w:val="en-GB"/>
+        </w:rPr>
+        <w:t>եմ</w:t>
+      </w:r>
+      <w:proofErr w:type="spellEnd"/>
+      <w:r>
+        <w:rPr>
+          <w:rFonts w:ascii="Times New Roman" w:hAnsi="Times New Roman" w:cs="Times New Roman"/>
+          <w:sz w:val="18"/>
+          <w:szCs w:val="18"/>
+          <w:lang w:val="en-GB"/>
+        </w:rPr>
+        <w:t xml:space="preserve">։ </w:t>
       </w:r>
     </w:p>
     <w:tbl>
@@ -11188,13 +13344,23 @@
                 <w:szCs w:val="18"/>
               </w:rPr>
             </w:pPr>
+            <w:proofErr w:type="spellStart"/>
             <w:r>
               <w:rPr>
                 <w:rFonts w:ascii="Times New Roman" w:hAnsi="Times New Roman" w:cs="Times New Roman"/>
                 <w:sz w:val="18"/>
                 <w:szCs w:val="18"/>
               </w:rPr>
-              <w:t xml:space="preserve">Ընդունեց՝      </w:t>
+              <w:t>Ընդունեց</w:t>
+            </w:r>
+            <w:proofErr w:type="spellEnd"/>
+            <w:r>
+              <w:rPr>
+                <w:rFonts w:ascii="Times New Roman" w:hAnsi="Times New Roman" w:cs="Times New Roman"/>
+                <w:sz w:val="18"/>
+                <w:szCs w:val="18"/>
+              </w:rPr>
+              <w:t xml:space="preserve">՝      </w:t>
             </w:r>
           </w:p>
         </w:tc>
@@ -11213,6 +13379,7 @@
                 <w:szCs w:val="18"/>
               </w:rPr>
             </w:pPr>
+            <w:proofErr w:type="spellStart"/>
             <w:r>
               <w:rPr>
                 <w:rFonts w:ascii="Times New Roman" w:hAnsi="Times New Roman" w:cs="Times New Roman"/>
@@ -11221,6 +13388,7 @@
               </w:rPr>
               <w:t>Գրավատու</w:t>
             </w:r>
+            <w:proofErr w:type="spellEnd"/>
           </w:p>
         </w:tc>
         <w:tc>

--- a/public/files/contract_gold_template.docx
+++ b/public/files/contract_gold_template.docx
@@ -9562,6 +9562,32 @@
                 <w:szCs w:val="16"/>
               </w:rPr>
             </w:pPr>
+            <w:r>
+              <w:rPr>
+                <w:rFonts w:ascii="Times New Roman" w:hAnsi="Times New Roman" w:cs="Times New Roman"/>
+                <w:sz w:val="16"/>
+                <w:szCs w:val="16"/>
+              </w:rPr>
+              <w:t>${</w:t>
+            </w:r>
+            <w:proofErr w:type="spellStart"/>
+            <w:r>
+              <w:rPr>
+                <w:rFonts w:ascii="Times New Roman" w:hAnsi="Times New Roman" w:cs="Times New Roman"/>
+                <w:sz w:val="16"/>
+                <w:szCs w:val="16"/>
+              </w:rPr>
+              <w:t>i_desc</w:t>
+            </w:r>
+            <w:proofErr w:type="spellEnd"/>
+            <w:r>
+              <w:rPr>
+                <w:rFonts w:ascii="Times New Roman" w:hAnsi="Times New Roman" w:cs="Times New Roman"/>
+                <w:sz w:val="16"/>
+                <w:szCs w:val="16"/>
+              </w:rPr>
+              <w:t>}</w:t>
+            </w:r>
           </w:p>
         </w:tc>
         <w:tc>
@@ -9576,6 +9602,32 @@
                 <w:szCs w:val="16"/>
               </w:rPr>
             </w:pPr>
+            <w:r>
+              <w:rPr>
+                <w:rFonts w:ascii="Times New Roman" w:hAnsi="Times New Roman" w:cs="Times New Roman"/>
+                <w:sz w:val="16"/>
+                <w:szCs w:val="16"/>
+              </w:rPr>
+              <w:t>${</w:t>
+            </w:r>
+            <w:proofErr w:type="spellStart"/>
+            <w:r>
+              <w:rPr>
+                <w:rFonts w:ascii="Times New Roman" w:hAnsi="Times New Roman" w:cs="Times New Roman"/>
+                <w:sz w:val="16"/>
+                <w:szCs w:val="16"/>
+              </w:rPr>
+              <w:t>i_c</w:t>
+            </w:r>
+            <w:proofErr w:type="spellEnd"/>
+            <w:r>
+              <w:rPr>
+                <w:rFonts w:ascii="Times New Roman" w:hAnsi="Times New Roman" w:cs="Times New Roman"/>
+                <w:sz w:val="16"/>
+                <w:szCs w:val="16"/>
+              </w:rPr>
+              <w:t>}</w:t>
+            </w:r>
           </w:p>
         </w:tc>
         <w:tc>
@@ -9590,6 +9642,32 @@
                 <w:szCs w:val="16"/>
               </w:rPr>
             </w:pPr>
+            <w:r>
+              <w:rPr>
+                <w:rFonts w:ascii="Times New Roman" w:hAnsi="Times New Roman" w:cs="Times New Roman"/>
+                <w:sz w:val="16"/>
+                <w:szCs w:val="16"/>
+              </w:rPr>
+              <w:t>${</w:t>
+            </w:r>
+            <w:proofErr w:type="spellStart"/>
+            <w:r>
+              <w:rPr>
+                <w:rFonts w:ascii="Times New Roman" w:hAnsi="Times New Roman" w:cs="Times New Roman"/>
+                <w:sz w:val="16"/>
+                <w:szCs w:val="16"/>
+              </w:rPr>
+              <w:t>i_w</w:t>
+            </w:r>
+            <w:proofErr w:type="spellEnd"/>
+            <w:r>
+              <w:rPr>
+                <w:rFonts w:ascii="Times New Roman" w:hAnsi="Times New Roman" w:cs="Times New Roman"/>
+                <w:sz w:val="16"/>
+                <w:szCs w:val="16"/>
+              </w:rPr>
+              <w:t>}</w:t>
+            </w:r>
           </w:p>
         </w:tc>
         <w:tc>
@@ -9604,6 +9682,32 @@
                 <w:szCs w:val="16"/>
               </w:rPr>
             </w:pPr>
+            <w:r>
+              <w:rPr>
+                <w:rFonts w:ascii="Times New Roman" w:hAnsi="Times New Roman" w:cs="Times New Roman"/>
+                <w:sz w:val="16"/>
+                <w:szCs w:val="16"/>
+              </w:rPr>
+              <w:t>${</w:t>
+            </w:r>
+            <w:proofErr w:type="spellStart"/>
+            <w:r>
+              <w:rPr>
+                <w:rFonts w:ascii="Times New Roman" w:hAnsi="Times New Roman" w:cs="Times New Roman"/>
+                <w:sz w:val="16"/>
+                <w:szCs w:val="16"/>
+              </w:rPr>
+              <w:t>i_cw</w:t>
+            </w:r>
+            <w:proofErr w:type="spellEnd"/>
+            <w:r>
+              <w:rPr>
+                <w:rFonts w:ascii="Times New Roman" w:hAnsi="Times New Roman" w:cs="Times New Roman"/>
+                <w:sz w:val="16"/>
+                <w:szCs w:val="16"/>
+              </w:rPr>
+              <w:t>}</w:t>
+            </w:r>
           </w:p>
         </w:tc>
         <w:tc>
@@ -9618,6 +9722,32 @@
                 <w:szCs w:val="16"/>
               </w:rPr>
             </w:pPr>
+            <w:r>
+              <w:rPr>
+                <w:rFonts w:ascii="Times New Roman" w:hAnsi="Times New Roman" w:cs="Times New Roman"/>
+                <w:sz w:val="16"/>
+                <w:szCs w:val="16"/>
+              </w:rPr>
+              <w:t>${</w:t>
+            </w:r>
+            <w:proofErr w:type="spellStart"/>
+            <w:r>
+              <w:rPr>
+                <w:rFonts w:ascii="Times New Roman" w:hAnsi="Times New Roman" w:cs="Times New Roman"/>
+                <w:sz w:val="16"/>
+                <w:szCs w:val="16"/>
+              </w:rPr>
+              <w:t>i_h</w:t>
+            </w:r>
+            <w:proofErr w:type="spellEnd"/>
+            <w:r>
+              <w:rPr>
+                <w:rFonts w:ascii="Times New Roman" w:hAnsi="Times New Roman" w:cs="Times New Roman"/>
+                <w:sz w:val="16"/>
+                <w:szCs w:val="16"/>
+              </w:rPr>
+              <w:t>}</w:t>
+            </w:r>
           </w:p>
         </w:tc>
         <w:tc>
@@ -9646,6 +9776,32 @@
                 <w:szCs w:val="16"/>
               </w:rPr>
             </w:pPr>
+            <w:r>
+              <w:rPr>
+                <w:rFonts w:ascii="Times New Roman" w:hAnsi="Times New Roman" w:cs="Times New Roman"/>
+                <w:sz w:val="16"/>
+                <w:szCs w:val="16"/>
+              </w:rPr>
+              <w:t>${</w:t>
+            </w:r>
+            <w:proofErr w:type="spellStart"/>
+            <w:r>
+              <w:rPr>
+                <w:rFonts w:ascii="Times New Roman" w:hAnsi="Times New Roman" w:cs="Times New Roman"/>
+                <w:sz w:val="16"/>
+                <w:szCs w:val="16"/>
+              </w:rPr>
+              <w:t>i_a</w:t>
+            </w:r>
+            <w:proofErr w:type="spellEnd"/>
+            <w:r>
+              <w:rPr>
+                <w:rFonts w:ascii="Times New Roman" w:hAnsi="Times New Roman" w:cs="Times New Roman"/>
+                <w:sz w:val="16"/>
+                <w:szCs w:val="16"/>
+              </w:rPr>
+              <w:t>}</w:t>
+            </w:r>
           </w:p>
         </w:tc>
       </w:tr>
@@ -11546,7 +11702,7 @@
               </wp:anchor>
             </w:drawing>
           </mc:Choice>
-          <mc:Fallback xmlns:w16sdtfl="http://schemas.microsoft.com/office/word/2024/wordml/sdtformatlock" xmlns:w16du="http://schemas.microsoft.com/office/word/2023/wordml/word16du">
+          <mc:Fallback xmlns:w16du="http://schemas.microsoft.com/office/word/2023/wordml/word16du" xmlns:w16sdtfl="http://schemas.microsoft.com/office/word/2024/wordml/sdtformatlock">
             <w:pict>
               <v:line w14:anchorId="6A9B0DF6" id="Straight Connector 2" o:spid="_x0000_s1026" style="position:absolute;z-index:251659264;visibility:visible;mso-wrap-style:square;mso-wrap-distance-left:9pt;mso-wrap-distance-top:0;mso-wrap-distance-right:9pt;mso-wrap-distance-bottom:0;mso-position-horizontal:absolute;mso-position-horizontal-relative:text;mso-position-vertical:absolute;mso-position-vertical-relative:text" from="-2.8pt,12.7pt" to="488.9pt,12.7pt" o:gfxdata="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" strokecolor="black [3213]" strokeweight="1.25pt">
                 <v:stroke linestyle="thinThick" joinstyle="miter"/>
@@ -12401,7 +12557,7 @@
               </wp:anchor>
             </w:drawing>
           </mc:Choice>
-          <mc:Fallback xmlns:w16sdtfl="http://schemas.microsoft.com/office/word/2024/wordml/sdtformatlock" xmlns:w16du="http://schemas.microsoft.com/office/word/2023/wordml/word16du">
+          <mc:Fallback xmlns:w16du="http://schemas.microsoft.com/office/word/2023/wordml/word16du" xmlns:w16sdtfl="http://schemas.microsoft.com/office/word/2024/wordml/sdtformatlock">
             <w:pict>
               <v:line w14:anchorId="58052DD5" id="Straight Connector 2" o:spid="_x0000_s1026" style="position:absolute;z-index:251661312;visibility:visible;mso-wrap-style:square;mso-wrap-distance-left:9pt;mso-wrap-distance-top:0;mso-wrap-distance-right:9pt;mso-wrap-distance-bottom:0;mso-position-horizontal:absolute;mso-position-horizontal-relative:text;mso-position-vertical:absolute;mso-position-vertical-relative:text" from="0,13.4pt" to="491.7pt,13.4pt" o:gfxdata="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" strokecolor="black [3213]" strokeweight="1.25pt">
                 <v:stroke linestyle="thinThick" joinstyle="miter"/>

--- a/public/files/contract_gold_template.docx
+++ b/public/files/contract_gold_template.docx
@@ -154,33 +154,7 @@
           <w:color w:val="000000" w:themeColor="text1"/>
           <w:lang w:val="en-GB"/>
         </w:rPr>
-        <w:t>${</w:t>
-      </w:r>
-      <w:proofErr w:type="spellStart"/>
-      <w:r>
-        <w:rPr>
-          <w:rFonts w:ascii="Times New Roman" w:eastAsia="Times New Roman" w:hAnsi="Times New Roman" w:cs="Times New Roman"/>
-          <w:b/>
-          <w:bCs/>
-          <w:i/>
-          <w:iCs/>
-          <w:color w:val="000000" w:themeColor="text1"/>
-          <w:lang w:val="en-GB"/>
-        </w:rPr>
-        <w:t>num</w:t>
-      </w:r>
-      <w:proofErr w:type="spellEnd"/>
-      <w:r>
-        <w:rPr>
-          <w:rFonts w:ascii="Times New Roman" w:eastAsia="Times New Roman" w:hAnsi="Times New Roman" w:cs="Times New Roman"/>
-          <w:b/>
-          <w:bCs/>
-          <w:i/>
-          <w:iCs/>
-          <w:color w:val="000000" w:themeColor="text1"/>
-          <w:lang w:val="en-GB"/>
-        </w:rPr>
-        <w:t>}</w:t>
+        <w:t>${num}</w:t>
       </w:r>
     </w:p>
     <w:tbl>
@@ -397,86 +371,8 @@
           <w:szCs w:val="18"/>
           <w:lang w:val="en-GB"/>
         </w:rPr>
-        <w:t xml:space="preserve">53 </w:t>
-      </w:r>
-      <w:proofErr w:type="spellStart"/>
-      <w:r>
-        <w:rPr>
-          <w:rFonts w:ascii="Times New Roman" w:eastAsia="Times New Roman" w:hAnsi="Times New Roman" w:cs="Times New Roman"/>
-          <w:color w:val="000000" w:themeColor="text1"/>
-          <w:sz w:val="18"/>
-          <w:szCs w:val="18"/>
-          <w:lang w:val="en-GB"/>
-        </w:rPr>
-        <w:t>շենք</w:t>
-      </w:r>
-      <w:proofErr w:type="spellEnd"/>
-      <w:r>
-        <w:rPr>
-          <w:rFonts w:ascii="Times New Roman" w:eastAsia="Times New Roman" w:hAnsi="Times New Roman" w:cs="Times New Roman"/>
-          <w:color w:val="000000" w:themeColor="text1"/>
-          <w:sz w:val="18"/>
-          <w:szCs w:val="18"/>
-          <w:lang w:val="en-GB"/>
-        </w:rPr>
-        <w:t xml:space="preserve">, 35 </w:t>
-      </w:r>
-      <w:proofErr w:type="spellStart"/>
-      <w:r>
-        <w:rPr>
-          <w:rFonts w:ascii="Times New Roman" w:eastAsia="Times New Roman" w:hAnsi="Times New Roman" w:cs="Times New Roman"/>
-          <w:color w:val="000000" w:themeColor="text1"/>
-          <w:sz w:val="18"/>
-          <w:szCs w:val="18"/>
-          <w:lang w:val="en-GB"/>
-        </w:rPr>
-        <w:t>ոչ</w:t>
-      </w:r>
-      <w:proofErr w:type="spellEnd"/>
-      <w:r>
-        <w:rPr>
-          <w:rFonts w:ascii="Times New Roman" w:eastAsia="Times New Roman" w:hAnsi="Times New Roman" w:cs="Times New Roman"/>
-          <w:color w:val="000000" w:themeColor="text1"/>
-          <w:sz w:val="18"/>
-          <w:szCs w:val="18"/>
-          <w:lang w:val="en-GB"/>
-        </w:rPr>
-        <w:t xml:space="preserve"> </w:t>
-      </w:r>
-      <w:proofErr w:type="spellStart"/>
-      <w:r>
-        <w:rPr>
-          <w:rFonts w:ascii="Times New Roman" w:eastAsia="Times New Roman" w:hAnsi="Times New Roman" w:cs="Times New Roman"/>
-          <w:color w:val="000000" w:themeColor="text1"/>
-          <w:sz w:val="18"/>
-          <w:szCs w:val="18"/>
-          <w:lang w:val="en-GB"/>
-        </w:rPr>
-        <w:t>բնակելի</w:t>
-      </w:r>
-      <w:proofErr w:type="spellEnd"/>
-      <w:r>
-        <w:rPr>
-          <w:rFonts w:ascii="Times New Roman" w:eastAsia="Times New Roman" w:hAnsi="Times New Roman" w:cs="Times New Roman"/>
-          <w:color w:val="000000" w:themeColor="text1"/>
-          <w:sz w:val="18"/>
-          <w:szCs w:val="18"/>
-          <w:lang w:val="en-GB"/>
-        </w:rPr>
-        <w:t xml:space="preserve"> </w:t>
-      </w:r>
-      <w:proofErr w:type="spellStart"/>
-      <w:r>
-        <w:rPr>
-          <w:rFonts w:ascii="Times New Roman" w:eastAsia="Times New Roman" w:hAnsi="Times New Roman" w:cs="Times New Roman"/>
-          <w:color w:val="000000" w:themeColor="text1"/>
-          <w:sz w:val="18"/>
-          <w:szCs w:val="18"/>
-          <w:lang w:val="en-GB"/>
-        </w:rPr>
-        <w:t>տարածք</w:t>
-      </w:r>
-      <w:proofErr w:type="spellEnd"/>
+        <w:t>53 շենք, 35 ոչ բնակելի տարածք</w:t>
+      </w:r>
       <w:r>
         <w:rPr>
           <w:rFonts w:ascii="Times New Roman" w:eastAsia="Times New Roman" w:hAnsi="Times New Roman" w:cs="Times New Roman"/>
@@ -1402,9 +1298,8 @@
                 <w:szCs w:val="16"/>
                 <w:lang w:val="en-GB"/>
               </w:rPr>
-              <w:t>${</w:t>
-            </w:r>
-            <w:proofErr w:type="spellStart"/>
+              <w:t>${contra</w:t>
+            </w:r>
             <w:r>
               <w:rPr>
                 <w:rFonts w:ascii="Times New Roman" w:hAnsi="Times New Roman" w:cs="Times New Roman"/>
@@ -1414,7 +1309,7 @@
                 <w:szCs w:val="16"/>
                 <w:lang w:val="en-GB"/>
               </w:rPr>
-              <w:t>contra</w:t>
+              <w:t>c</w:t>
             </w:r>
             <w:r>
               <w:rPr>
@@ -1425,30 +1320,7 @@
                 <w:szCs w:val="16"/>
                 <w:lang w:val="en-GB"/>
               </w:rPr>
-              <w:t>c</w:t>
-            </w:r>
-            <w:r>
-              <w:rPr>
-                <w:rFonts w:ascii="Times New Roman" w:hAnsi="Times New Roman" w:cs="Times New Roman"/>
-                <w:b/>
-                <w:i/>
-                <w:sz w:val="16"/>
-                <w:szCs w:val="16"/>
-                <w:lang w:val="en-GB"/>
-              </w:rPr>
-              <w:t>t_amount</w:t>
-            </w:r>
-            <w:proofErr w:type="spellEnd"/>
-            <w:r>
-              <w:rPr>
-                <w:rFonts w:ascii="Times New Roman" w:hAnsi="Times New Roman" w:cs="Times New Roman"/>
-                <w:b/>
-                <w:i/>
-                <w:sz w:val="16"/>
-                <w:szCs w:val="16"/>
-                <w:lang w:val="en-GB"/>
-              </w:rPr>
-              <w:t>}</w:t>
+              <w:t>t_amount}</w:t>
             </w:r>
             <w:r>
               <w:rPr>
@@ -1659,31 +1531,7 @@
                 <w:szCs w:val="16"/>
                 <w:lang w:val="en-GB"/>
               </w:rPr>
-              <w:t>${</w:t>
-            </w:r>
-            <w:proofErr w:type="spellStart"/>
-            <w:r>
-              <w:rPr>
-                <w:rFonts w:ascii="Times New Roman" w:hAnsi="Times New Roman" w:cs="Times New Roman"/>
-                <w:b/>
-                <w:i/>
-                <w:sz w:val="16"/>
-                <w:szCs w:val="16"/>
-                <w:lang w:val="en-GB"/>
-              </w:rPr>
-              <w:t>effective_annual_rate</w:t>
-            </w:r>
-            <w:proofErr w:type="spellEnd"/>
-            <w:r>
-              <w:rPr>
-                <w:rFonts w:ascii="Times New Roman" w:hAnsi="Times New Roman" w:cs="Times New Roman"/>
-                <w:b/>
-                <w:i/>
-                <w:sz w:val="16"/>
-                <w:szCs w:val="16"/>
-                <w:lang w:val="en-GB"/>
-              </w:rPr>
-              <w:t>}</w:t>
+              <w:t>${effective_annual_rate}</w:t>
             </w:r>
           </w:p>
         </w:tc>
@@ -3061,31 +2909,7 @@
                 <w:szCs w:val="16"/>
                 <w:lang w:val="en-GB"/>
               </w:rPr>
-              <w:t>${</w:t>
-            </w:r>
-            <w:proofErr w:type="spellStart"/>
-            <w:r>
-              <w:rPr>
-                <w:rFonts w:ascii="Times New Roman" w:hAnsi="Times New Roman" w:cs="Times New Roman"/>
-                <w:bCs/>
-                <w:iCs/>
-                <w:sz w:val="16"/>
-                <w:szCs w:val="16"/>
-                <w:lang w:val="en-GB"/>
-              </w:rPr>
-              <w:t>mother_amount</w:t>
-            </w:r>
-            <w:proofErr w:type="spellEnd"/>
-            <w:r>
-              <w:rPr>
-                <w:rFonts w:ascii="Times New Roman" w:hAnsi="Times New Roman" w:cs="Times New Roman"/>
-                <w:bCs/>
-                <w:iCs/>
-                <w:sz w:val="16"/>
-                <w:szCs w:val="16"/>
-                <w:lang w:val="en-GB"/>
-              </w:rPr>
-              <w:t>}</w:t>
+              <w:t>${mother_amount}</w:t>
             </w:r>
             <w:r>
               <w:rPr>
@@ -7384,7 +7208,6 @@
                 <w:lang w:val="en-GB"/>
               </w:rPr>
             </w:pPr>
-            <w:proofErr w:type="spellStart"/>
             <w:r>
               <w:rPr>
                 <w:rFonts w:ascii="Times New Roman" w:hAnsi="Times New Roman" w:cs="Times New Roman"/>
@@ -7394,9 +7217,8 @@
                 <w:szCs w:val="18"/>
                 <w:lang w:val="en-GB"/>
               </w:rPr>
-              <w:t>Քարտի</w:t>
-            </w:r>
-            <w:proofErr w:type="spellEnd"/>
+              <w:t xml:space="preserve">Քարտի համար՝ </w:t>
+            </w:r>
             <w:r>
               <w:rPr>
                 <w:rFonts w:ascii="Times New Roman" w:hAnsi="Times New Roman" w:cs="Times New Roman"/>
@@ -7406,66 +7228,7 @@
                 <w:szCs w:val="18"/>
                 <w:lang w:val="en-GB"/>
               </w:rPr>
-              <w:t xml:space="preserve"> </w:t>
-            </w:r>
-            <w:proofErr w:type="spellStart"/>
-            <w:r>
-              <w:rPr>
-                <w:rFonts w:ascii="Times New Roman" w:hAnsi="Times New Roman" w:cs="Times New Roman"/>
-                <w:b/>
-                <w:bCs/>
-                <w:sz w:val="18"/>
-                <w:szCs w:val="18"/>
-                <w:lang w:val="en-GB"/>
-              </w:rPr>
-              <w:t>համար</w:t>
-            </w:r>
-            <w:proofErr w:type="spellEnd"/>
-            <w:r>
-              <w:rPr>
-                <w:rFonts w:ascii="Times New Roman" w:hAnsi="Times New Roman" w:cs="Times New Roman"/>
-                <w:b/>
-                <w:bCs/>
-                <w:sz w:val="18"/>
-                <w:szCs w:val="18"/>
-                <w:lang w:val="en-GB"/>
-              </w:rPr>
-              <w:t xml:space="preserve">՝ </w:t>
-            </w:r>
-            <w:r>
-              <w:rPr>
-                <w:rFonts w:ascii="Times New Roman" w:hAnsi="Times New Roman" w:cs="Times New Roman"/>
-                <w:b/>
-                <w:bCs/>
-                <w:sz w:val="18"/>
-                <w:szCs w:val="18"/>
-                <w:lang w:val="en-GB"/>
-              </w:rPr>
-              <w:t>${</w:t>
-            </w:r>
-            <w:proofErr w:type="spellStart"/>
-            <w:r>
-              <w:rPr>
-                <w:rFonts w:ascii="Times New Roman" w:hAnsi="Times New Roman" w:cs="Times New Roman"/>
-                <w:b/>
-                <w:bCs/>
-                <w:sz w:val="18"/>
-                <w:szCs w:val="18"/>
-                <w:lang w:val="en-GB"/>
-              </w:rPr>
-              <w:t>card_number</w:t>
-            </w:r>
-            <w:proofErr w:type="spellEnd"/>
-            <w:r>
-              <w:rPr>
-                <w:rFonts w:ascii="Times New Roman" w:hAnsi="Times New Roman" w:cs="Times New Roman"/>
-                <w:b/>
-                <w:bCs/>
-                <w:sz w:val="18"/>
-                <w:szCs w:val="18"/>
-                <w:lang w:val="en-GB"/>
-              </w:rPr>
-              <w:t>}</w:t>
+              <w:t>${card_number}</w:t>
             </w:r>
           </w:p>
           <w:p>
@@ -7916,7 +7679,6 @@
                 <w:iCs/>
                 <w:sz w:val="18"/>
                 <w:szCs w:val="18"/>
-                <w:lang w:val="hy-AM"/>
               </w:rPr>
             </w:pPr>
             <w:r>
@@ -7927,9 +7689,8 @@
                 <w:iCs/>
                 <w:sz w:val="18"/>
                 <w:szCs w:val="18"/>
-                <w:lang w:val="hy-AM"/>
-              </w:rPr>
-              <w:t>Պողոս Պողոսյան</w:t>
+              </w:rPr>
+              <w:t>${client}</w:t>
             </w:r>
           </w:p>
         </w:tc>
@@ -8066,7 +7827,6 @@
           <w:lang w:val="en-GB"/>
         </w:rPr>
       </w:pPr>
-      <w:proofErr w:type="spellStart"/>
       <w:r>
         <w:rPr>
           <w:rFonts w:ascii="Times New Roman" w:eastAsia="Times New Roman" w:hAnsi="Times New Roman" w:cs="Times New Roman"/>
@@ -8077,10 +7837,13 @@
           <w:szCs w:val="13"/>
           <w:lang w:val="en-GB"/>
         </w:rPr>
-        <w:t>Վարկային</w:t>
-      </w:r>
-      <w:proofErr w:type="spellEnd"/>
-      <w:r>
+        <w:t xml:space="preserve">Վարկային կոդ՝ </w:t>
+      </w:r>
+    </w:p>
+    <w:p>
+      <w:pPr>
+        <w:spacing w:after="0" w:line="276" w:lineRule="auto"/>
+        <w:jc w:val="right"/>
         <w:rPr>
           <w:rFonts w:ascii="Times New Roman" w:eastAsia="Times New Roman" w:hAnsi="Times New Roman" w:cs="Times New Roman"/>
           <w:i/>
@@ -8090,9 +7853,7 @@
           <w:szCs w:val="13"/>
           <w:lang w:val="en-GB"/>
         </w:rPr>
-        <w:t xml:space="preserve"> </w:t>
-      </w:r>
-      <w:proofErr w:type="spellStart"/>
+      </w:pPr>
       <w:r>
         <w:rPr>
           <w:rFonts w:ascii="Times New Roman" w:eastAsia="Times New Roman" w:hAnsi="Times New Roman" w:cs="Times New Roman"/>
@@ -8101,11 +7862,10 @@
           <w:color w:val="000000" w:themeColor="text1"/>
           <w:sz w:val="18"/>
           <w:szCs w:val="13"/>
-          <w:lang w:val="en-GB"/>
-        </w:rPr>
-        <w:t>կոդ</w:t>
-      </w:r>
-      <w:proofErr w:type="spellEnd"/>
+          <w:lang w:val="hy-AM"/>
+        </w:rPr>
+        <w:t xml:space="preserve">Վարկային և ոսկյա իրերի գրավի խառը պայմանագիր </w:t>
+      </w:r>
       <w:r>
         <w:rPr>
           <w:rFonts w:ascii="Times New Roman" w:eastAsia="Times New Roman" w:hAnsi="Times New Roman" w:cs="Times New Roman"/>
@@ -8114,15 +7874,11 @@
           <w:color w:val="000000" w:themeColor="text1"/>
           <w:sz w:val="18"/>
           <w:szCs w:val="13"/>
-          <w:lang w:val="en-GB"/>
-        </w:rPr>
-        <w:t xml:space="preserve">՝ </w:t>
-      </w:r>
-    </w:p>
-    <w:p>
-      <w:pPr>
-        <w:spacing w:after="0" w:line="276" w:lineRule="auto"/>
-        <w:jc w:val="right"/>
+          <w:lang w:val="hy-AM"/>
+        </w:rPr>
+        <w:t xml:space="preserve">№ </w:t>
+      </w:r>
+      <w:r>
         <w:rPr>
           <w:rFonts w:ascii="Times New Roman" w:eastAsia="Times New Roman" w:hAnsi="Times New Roman" w:cs="Times New Roman"/>
           <w:i/>
@@ -8132,68 +7888,7 @@
           <w:szCs w:val="13"/>
           <w:lang w:val="en-GB"/>
         </w:rPr>
-      </w:pPr>
-      <w:r>
-        <w:rPr>
-          <w:rFonts w:ascii="Times New Roman" w:eastAsia="Times New Roman" w:hAnsi="Times New Roman" w:cs="Times New Roman"/>
-          <w:i/>
-          <w:iCs/>
-          <w:color w:val="000000" w:themeColor="text1"/>
-          <w:sz w:val="18"/>
-          <w:szCs w:val="13"/>
-          <w:lang w:val="hy-AM"/>
-        </w:rPr>
-        <w:t xml:space="preserve">Վարկային և ոսկյա իրերի գրավի խառը պայմանագիր </w:t>
-      </w:r>
-      <w:r>
-        <w:rPr>
-          <w:rFonts w:ascii="Times New Roman" w:eastAsia="Times New Roman" w:hAnsi="Times New Roman" w:cs="Times New Roman"/>
-          <w:i/>
-          <w:iCs/>
-          <w:color w:val="000000" w:themeColor="text1"/>
-          <w:sz w:val="18"/>
-          <w:szCs w:val="13"/>
-          <w:lang w:val="hy-AM"/>
-        </w:rPr>
-        <w:t xml:space="preserve">№ </w:t>
-      </w:r>
-      <w:r>
-        <w:rPr>
-          <w:rFonts w:ascii="Times New Roman" w:eastAsia="Times New Roman" w:hAnsi="Times New Roman" w:cs="Times New Roman"/>
-          <w:i/>
-          <w:iCs/>
-          <w:color w:val="000000" w:themeColor="text1"/>
-          <w:sz w:val="18"/>
-          <w:szCs w:val="13"/>
-          <w:lang w:val="en-GB"/>
-        </w:rPr>
-        <w:t>${</w:t>
-      </w:r>
-      <w:proofErr w:type="spellStart"/>
-      <w:r>
-        <w:rPr>
-          <w:rFonts w:ascii="Times New Roman" w:eastAsia="Times New Roman" w:hAnsi="Times New Roman" w:cs="Times New Roman"/>
-          <w:i/>
-          <w:iCs/>
-          <w:color w:val="000000" w:themeColor="text1"/>
-          <w:sz w:val="18"/>
-          <w:szCs w:val="13"/>
-          <w:lang w:val="en-GB"/>
-        </w:rPr>
-        <w:t>num</w:t>
-      </w:r>
-      <w:proofErr w:type="spellEnd"/>
-      <w:r>
-        <w:rPr>
-          <w:rFonts w:ascii="Times New Roman" w:eastAsia="Times New Roman" w:hAnsi="Times New Roman" w:cs="Times New Roman"/>
-          <w:i/>
-          <w:iCs/>
-          <w:color w:val="000000" w:themeColor="text1"/>
-          <w:sz w:val="18"/>
-          <w:szCs w:val="13"/>
-          <w:lang w:val="en-GB"/>
-        </w:rPr>
-        <w:t>}</w:t>
+        <w:t>${num}</w:t>
       </w:r>
     </w:p>
     <w:p>
@@ -8738,7 +8433,6 @@
           <w:lang w:val="en-GB"/>
         </w:rPr>
       </w:pPr>
-      <w:proofErr w:type="spellStart"/>
       <w:r>
         <w:rPr>
           <w:rFonts w:ascii="Times New Roman" w:eastAsia="Times New Roman" w:hAnsi="Times New Roman" w:cs="Times New Roman"/>
@@ -8749,10 +8443,13 @@
           <w:szCs w:val="13"/>
           <w:lang w:val="en-GB"/>
         </w:rPr>
-        <w:t>Վարկային</w:t>
-      </w:r>
-      <w:proofErr w:type="spellEnd"/>
-      <w:r>
+        <w:t>Վարկային կոդ՝</w:t>
+      </w:r>
+    </w:p>
+    <w:p>
+      <w:pPr>
+        <w:spacing w:after="0" w:line="276" w:lineRule="auto"/>
+        <w:jc w:val="right"/>
         <w:rPr>
           <w:rFonts w:ascii="Times New Roman" w:eastAsia="Times New Roman" w:hAnsi="Times New Roman" w:cs="Times New Roman"/>
           <w:i/>
@@ -8762,9 +8459,7 @@
           <w:szCs w:val="13"/>
           <w:lang w:val="en-GB"/>
         </w:rPr>
-        <w:t xml:space="preserve"> </w:t>
-      </w:r>
-      <w:proofErr w:type="spellStart"/>
+      </w:pPr>
       <w:r>
         <w:rPr>
           <w:rFonts w:ascii="Times New Roman" w:eastAsia="Times New Roman" w:hAnsi="Times New Roman" w:cs="Times New Roman"/>
@@ -8773,11 +8468,10 @@
           <w:color w:val="000000" w:themeColor="text1"/>
           <w:sz w:val="18"/>
           <w:szCs w:val="13"/>
-          <w:lang w:val="en-GB"/>
-        </w:rPr>
-        <w:t>կոդ</w:t>
-      </w:r>
-      <w:proofErr w:type="spellEnd"/>
+          <w:lang w:val="hy-AM"/>
+        </w:rPr>
+        <w:t xml:space="preserve">Վարկային և ոսկյա իրերի գրավի խառը պայմանագիր </w:t>
+      </w:r>
       <w:r>
         <w:rPr>
           <w:rFonts w:ascii="Times New Roman" w:eastAsia="Times New Roman" w:hAnsi="Times New Roman" w:cs="Times New Roman"/>
@@ -8786,15 +8480,11 @@
           <w:color w:val="000000" w:themeColor="text1"/>
           <w:sz w:val="18"/>
           <w:szCs w:val="13"/>
-          <w:lang w:val="en-GB"/>
-        </w:rPr>
-        <w:t>՝</w:t>
-      </w:r>
-    </w:p>
-    <w:p>
-      <w:pPr>
-        <w:spacing w:after="0" w:line="276" w:lineRule="auto"/>
-        <w:jc w:val="right"/>
+          <w:lang w:val="hy-AM"/>
+        </w:rPr>
+        <w:t xml:space="preserve">№ </w:t>
+      </w:r>
+      <w:r>
         <w:rPr>
           <w:rFonts w:ascii="Times New Roman" w:eastAsia="Times New Roman" w:hAnsi="Times New Roman" w:cs="Times New Roman"/>
           <w:i/>
@@ -8802,9 +8492,10 @@
           <w:color w:val="000000" w:themeColor="text1"/>
           <w:sz w:val="18"/>
           <w:szCs w:val="13"/>
-          <w:lang w:val="en-GB"/>
-        </w:rPr>
-      </w:pPr>
+          <w:lang w:val="hy-AM"/>
+        </w:rPr>
+        <w:t>$</w:t>
+      </w:r>
       <w:r>
         <w:rPr>
           <w:rFonts w:ascii="Times New Roman" w:eastAsia="Times New Roman" w:hAnsi="Times New Roman" w:cs="Times New Roman"/>
@@ -8813,71 +8504,9 @@
           <w:color w:val="000000" w:themeColor="text1"/>
           <w:sz w:val="18"/>
           <w:szCs w:val="13"/>
-          <w:lang w:val="hy-AM"/>
-        </w:rPr>
-        <w:t xml:space="preserve">Վարկային և ոսկյա իրերի գրավի խառը պայմանագիր </w:t>
-      </w:r>
-      <w:r>
-        <w:rPr>
-          <w:rFonts w:ascii="Times New Roman" w:eastAsia="Times New Roman" w:hAnsi="Times New Roman" w:cs="Times New Roman"/>
-          <w:i/>
-          <w:iCs/>
-          <w:color w:val="000000" w:themeColor="text1"/>
-          <w:sz w:val="18"/>
-          <w:szCs w:val="13"/>
-          <w:lang w:val="hy-AM"/>
-        </w:rPr>
-        <w:t xml:space="preserve">№ </w:t>
-      </w:r>
-      <w:r>
-        <w:rPr>
-          <w:rFonts w:ascii="Times New Roman" w:eastAsia="Times New Roman" w:hAnsi="Times New Roman" w:cs="Times New Roman"/>
-          <w:i/>
-          <w:iCs/>
-          <w:color w:val="000000" w:themeColor="text1"/>
-          <w:sz w:val="18"/>
-          <w:szCs w:val="13"/>
-          <w:lang w:val="hy-AM"/>
-        </w:rPr>
-        <w:t>$</w:t>
-      </w:r>
-      <w:r>
-        <w:rPr>
-          <w:rFonts w:ascii="Times New Roman" w:eastAsia="Times New Roman" w:hAnsi="Times New Roman" w:cs="Times New Roman"/>
-          <w:i/>
-          <w:iCs/>
-          <w:color w:val="000000" w:themeColor="text1"/>
-          <w:sz w:val="18"/>
-          <w:szCs w:val="13"/>
           <w:lang w:val="en-GB"/>
         </w:rPr>
-        <w:t>{</w:t>
-      </w:r>
-      <w:proofErr w:type="spellStart"/>
-      <w:r>
-        <w:rPr>
-          <w:rFonts w:ascii="Times New Roman" w:eastAsia="Times New Roman" w:hAnsi="Times New Roman" w:cs="Times New Roman"/>
-          <w:i/>
-          <w:iCs/>
-          <w:color w:val="000000" w:themeColor="text1"/>
-          <w:sz w:val="18"/>
-          <w:szCs w:val="13"/>
-          <w:lang w:val="en-GB"/>
-        </w:rPr>
-        <w:t>num</w:t>
-      </w:r>
-      <w:proofErr w:type="spellEnd"/>
-      <w:r>
-        <w:rPr>
-          <w:rFonts w:ascii="Times New Roman" w:eastAsia="Times New Roman" w:hAnsi="Times New Roman" w:cs="Times New Roman"/>
-          <w:i/>
-          <w:iCs/>
-          <w:color w:val="000000" w:themeColor="text1"/>
-          <w:sz w:val="18"/>
-          <w:szCs w:val="13"/>
-          <w:lang w:val="en-GB"/>
-        </w:rPr>
-        <w:t>}</w:t>
+        <w:t>{num}</w:t>
       </w:r>
     </w:p>
     <w:p>
@@ -9048,52 +8677,14 @@
                 <w:szCs w:val="16"/>
               </w:rPr>
             </w:pPr>
-            <w:proofErr w:type="spellStart"/>
-            <w:r>
-              <w:rPr>
-                <w:rFonts w:ascii="Times New Roman" w:hAnsi="Times New Roman" w:cs="Times New Roman"/>
-                <w:sz w:val="16"/>
-                <w:szCs w:val="16"/>
-              </w:rPr>
-              <w:t>Գրավի</w:t>
-            </w:r>
-            <w:proofErr w:type="spellEnd"/>
-            <w:r>
-              <w:rPr>
-                <w:rFonts w:ascii="Times New Roman" w:hAnsi="Times New Roman" w:cs="Times New Roman"/>
-                <w:sz w:val="16"/>
-                <w:szCs w:val="16"/>
-              </w:rPr>
-              <w:t xml:space="preserve"> </w:t>
-            </w:r>
-            <w:proofErr w:type="spellStart"/>
-            <w:r>
-              <w:rPr>
-                <w:rFonts w:ascii="Times New Roman" w:hAnsi="Times New Roman" w:cs="Times New Roman"/>
-                <w:sz w:val="16"/>
-                <w:szCs w:val="16"/>
-              </w:rPr>
-              <w:t>առարկայի</w:t>
-            </w:r>
-            <w:proofErr w:type="spellEnd"/>
-            <w:r>
-              <w:rPr>
-                <w:rFonts w:ascii="Times New Roman" w:hAnsi="Times New Roman" w:cs="Times New Roman"/>
-                <w:sz w:val="16"/>
-                <w:szCs w:val="16"/>
-              </w:rPr>
-              <w:t xml:space="preserve"> </w:t>
-            </w:r>
-            <w:proofErr w:type="spellStart"/>
-            <w:r>
-              <w:rPr>
-                <w:rFonts w:ascii="Times New Roman" w:hAnsi="Times New Roman" w:cs="Times New Roman"/>
-                <w:sz w:val="16"/>
-                <w:szCs w:val="16"/>
-              </w:rPr>
-              <w:t>նկարագիրը</w:t>
-            </w:r>
-            <w:proofErr w:type="spellEnd"/>
+            <w:r>
+              <w:rPr>
+                <w:rFonts w:ascii="Times New Roman" w:hAnsi="Times New Roman" w:cs="Times New Roman"/>
+                <w:sz w:val="16"/>
+                <w:szCs w:val="16"/>
+              </w:rPr>
+              <w:t>Գրավի առարկայի նկարագիրը</w:t>
+            </w:r>
           </w:p>
         </w:tc>
         <w:tc>
@@ -9111,7 +8702,6 @@
                 <w:szCs w:val="16"/>
               </w:rPr>
             </w:pPr>
-            <w:proofErr w:type="spellStart"/>
             <w:r>
               <w:rPr>
                 <w:rFonts w:ascii="Times New Roman" w:hAnsi="Times New Roman" w:cs="Times New Roman"/>
@@ -9120,7 +8710,6 @@
               </w:rPr>
               <w:t>Քանակը</w:t>
             </w:r>
-            <w:proofErr w:type="spellEnd"/>
           </w:p>
           <w:p>
             <w:pPr>
@@ -9131,7 +8720,6 @@
                 <w:szCs w:val="16"/>
               </w:rPr>
             </w:pPr>
-            <w:proofErr w:type="spellStart"/>
             <w:r>
               <w:rPr>
                 <w:rFonts w:ascii="Times New Roman" w:hAnsi="Times New Roman" w:cs="Times New Roman"/>
@@ -9140,7 +8728,6 @@
               </w:rPr>
               <w:t>հատ</w:t>
             </w:r>
-            <w:proofErr w:type="spellEnd"/>
           </w:p>
         </w:tc>
         <w:tc>
@@ -9161,7 +8748,6 @@
                 <w:szCs w:val="16"/>
               </w:rPr>
             </w:pPr>
-            <w:proofErr w:type="spellStart"/>
             <w:r>
               <w:rPr>
                 <w:rFonts w:ascii="Times New Roman" w:hAnsi="Times New Roman" w:cs="Times New Roman"/>
@@ -9170,7 +8756,6 @@
               </w:rPr>
               <w:t>Զանգվածը</w:t>
             </w:r>
-            <w:proofErr w:type="spellEnd"/>
           </w:p>
           <w:p>
             <w:pPr>
@@ -9181,7 +8766,6 @@
                 <w:szCs w:val="16"/>
               </w:rPr>
             </w:pPr>
-            <w:proofErr w:type="spellStart"/>
             <w:r>
               <w:rPr>
                 <w:rFonts w:ascii="Times New Roman" w:hAnsi="Times New Roman" w:cs="Times New Roman"/>
@@ -9190,7 +8774,6 @@
               </w:rPr>
               <w:t>գրամ</w:t>
             </w:r>
-            <w:proofErr w:type="spellEnd"/>
           </w:p>
         </w:tc>
         <w:tc>
@@ -9208,7 +8791,6 @@
                 <w:szCs w:val="16"/>
               </w:rPr>
             </w:pPr>
-            <w:proofErr w:type="spellStart"/>
             <w:r>
               <w:rPr>
                 <w:rFonts w:ascii="Times New Roman" w:hAnsi="Times New Roman" w:cs="Times New Roman"/>
@@ -9217,7 +8799,6 @@
               </w:rPr>
               <w:t>Հարգը</w:t>
             </w:r>
-            <w:proofErr w:type="spellEnd"/>
           </w:p>
         </w:tc>
         <w:tc>
@@ -9235,70 +8816,14 @@
                 <w:szCs w:val="16"/>
               </w:rPr>
             </w:pPr>
-            <w:proofErr w:type="spellStart"/>
-            <w:r>
-              <w:rPr>
-                <w:rFonts w:ascii="Times New Roman" w:hAnsi="Times New Roman" w:cs="Times New Roman"/>
-                <w:sz w:val="16"/>
-                <w:szCs w:val="16"/>
-              </w:rPr>
-              <w:t>Մեկ</w:t>
-            </w:r>
-            <w:proofErr w:type="spellEnd"/>
-            <w:r>
-              <w:rPr>
-                <w:rFonts w:ascii="Times New Roman" w:hAnsi="Times New Roman" w:cs="Times New Roman"/>
-                <w:sz w:val="16"/>
-                <w:szCs w:val="16"/>
-              </w:rPr>
-              <w:t xml:space="preserve"> </w:t>
-            </w:r>
-            <w:proofErr w:type="spellStart"/>
-            <w:r>
-              <w:rPr>
-                <w:rFonts w:ascii="Times New Roman" w:hAnsi="Times New Roman" w:cs="Times New Roman"/>
-                <w:sz w:val="16"/>
-                <w:szCs w:val="16"/>
-              </w:rPr>
-              <w:t>գրամի</w:t>
-            </w:r>
-            <w:proofErr w:type="spellEnd"/>
-            <w:r>
-              <w:rPr>
-                <w:rFonts w:ascii="Times New Roman" w:hAnsi="Times New Roman" w:cs="Times New Roman"/>
-                <w:sz w:val="16"/>
-                <w:szCs w:val="16"/>
-              </w:rPr>
-              <w:t xml:space="preserve"> </w:t>
-            </w:r>
-            <w:proofErr w:type="spellStart"/>
-            <w:r>
-              <w:rPr>
-                <w:rFonts w:ascii="Times New Roman" w:hAnsi="Times New Roman" w:cs="Times New Roman"/>
-                <w:sz w:val="16"/>
-                <w:szCs w:val="16"/>
-              </w:rPr>
-              <w:t>արժեքը</w:t>
-            </w:r>
-            <w:proofErr w:type="spellEnd"/>
-            <w:r>
-              <w:rPr>
-                <w:rFonts w:ascii="Times New Roman" w:hAnsi="Times New Roman" w:cs="Times New Roman"/>
-                <w:sz w:val="16"/>
-                <w:szCs w:val="16"/>
-              </w:rPr>
-              <w:t xml:space="preserve"> ՀՀ </w:t>
-            </w:r>
-            <w:proofErr w:type="spellStart"/>
-            <w:r>
-              <w:rPr>
-                <w:rFonts w:ascii="Times New Roman" w:hAnsi="Times New Roman" w:cs="Times New Roman"/>
-                <w:sz w:val="16"/>
-                <w:szCs w:val="16"/>
-              </w:rPr>
-              <w:t>դրամով</w:t>
-            </w:r>
-            <w:proofErr w:type="spellEnd"/>
+            <w:r>
+              <w:rPr>
+                <w:rFonts w:ascii="Times New Roman" w:hAnsi="Times New Roman" w:cs="Times New Roman"/>
+                <w:sz w:val="16"/>
+                <w:szCs w:val="16"/>
+              </w:rPr>
+              <w:t>Մեկ գրամի արժեքը ՀՀ դրամով</w:t>
+            </w:r>
           </w:p>
         </w:tc>
         <w:tc>
@@ -9316,52 +8841,14 @@
                 <w:szCs w:val="16"/>
               </w:rPr>
             </w:pPr>
-            <w:proofErr w:type="spellStart"/>
-            <w:r>
-              <w:rPr>
-                <w:rFonts w:ascii="Times New Roman" w:hAnsi="Times New Roman" w:cs="Times New Roman"/>
-                <w:sz w:val="16"/>
-                <w:szCs w:val="16"/>
-              </w:rPr>
-              <w:t>Ընդհանւոր</w:t>
-            </w:r>
-            <w:proofErr w:type="spellEnd"/>
-            <w:r>
-              <w:rPr>
-                <w:rFonts w:ascii="Times New Roman" w:hAnsi="Times New Roman" w:cs="Times New Roman"/>
-                <w:sz w:val="16"/>
-                <w:szCs w:val="16"/>
-              </w:rPr>
-              <w:t xml:space="preserve"> </w:t>
-            </w:r>
-            <w:proofErr w:type="spellStart"/>
-            <w:r>
-              <w:rPr>
-                <w:rFonts w:ascii="Times New Roman" w:hAnsi="Times New Roman" w:cs="Times New Roman"/>
-                <w:sz w:val="16"/>
-                <w:szCs w:val="16"/>
-              </w:rPr>
-              <w:t>գումարի</w:t>
-            </w:r>
-            <w:proofErr w:type="spellEnd"/>
-            <w:r>
-              <w:rPr>
-                <w:rFonts w:ascii="Times New Roman" w:hAnsi="Times New Roman" w:cs="Times New Roman"/>
-                <w:sz w:val="16"/>
-                <w:szCs w:val="16"/>
-              </w:rPr>
-              <w:t xml:space="preserve"> </w:t>
-            </w:r>
-            <w:proofErr w:type="spellStart"/>
-            <w:r>
-              <w:rPr>
-                <w:rFonts w:ascii="Times New Roman" w:hAnsi="Times New Roman" w:cs="Times New Roman"/>
-                <w:sz w:val="16"/>
-                <w:szCs w:val="16"/>
-              </w:rPr>
-              <w:t>չափը</w:t>
-            </w:r>
-            <w:proofErr w:type="spellEnd"/>
+            <w:r>
+              <w:rPr>
+                <w:rFonts w:ascii="Times New Roman" w:hAnsi="Times New Roman" w:cs="Times New Roman"/>
+                <w:sz w:val="16"/>
+                <w:szCs w:val="16"/>
+              </w:rPr>
+              <w:t>Ընդհանւոր գումարի չափը</w:t>
+            </w:r>
           </w:p>
         </w:tc>
       </w:tr>
@@ -9417,34 +8904,14 @@
                 <w:szCs w:val="16"/>
               </w:rPr>
             </w:pPr>
-            <w:proofErr w:type="spellStart"/>
-            <w:r>
-              <w:rPr>
-                <w:rFonts w:ascii="Times New Roman" w:hAnsi="Times New Roman" w:cs="Times New Roman"/>
-                <w:sz w:val="16"/>
-                <w:szCs w:val="16"/>
-              </w:rPr>
-              <w:t>Ընդհանուր</w:t>
-            </w:r>
-            <w:proofErr w:type="spellEnd"/>
-            <w:r>
-              <w:rPr>
-                <w:rFonts w:ascii="Times New Roman" w:hAnsi="Times New Roman" w:cs="Times New Roman"/>
-                <w:sz w:val="16"/>
-                <w:szCs w:val="16"/>
-              </w:rPr>
-              <w:t xml:space="preserve"> </w:t>
-            </w:r>
-            <w:proofErr w:type="spellStart"/>
-            <w:r>
-              <w:rPr>
-                <w:rFonts w:ascii="Times New Roman" w:hAnsi="Times New Roman" w:cs="Times New Roman"/>
-                <w:sz w:val="16"/>
-                <w:szCs w:val="16"/>
-              </w:rPr>
-              <w:t>քաշ</w:t>
-            </w:r>
-            <w:proofErr w:type="spellEnd"/>
+            <w:r>
+              <w:rPr>
+                <w:rFonts w:ascii="Times New Roman" w:hAnsi="Times New Roman" w:cs="Times New Roman"/>
+                <w:sz w:val="16"/>
+                <w:szCs w:val="16"/>
+              </w:rPr>
+              <w:t>Ընդհանուր քաշ</w:t>
+            </w:r>
           </w:p>
         </w:tc>
         <w:tc>
@@ -9464,34 +8931,14 @@
                 <w:szCs w:val="16"/>
               </w:rPr>
             </w:pPr>
-            <w:proofErr w:type="spellStart"/>
-            <w:r>
-              <w:rPr>
-                <w:rFonts w:ascii="Times New Roman" w:hAnsi="Times New Roman" w:cs="Times New Roman"/>
-                <w:sz w:val="16"/>
-                <w:szCs w:val="16"/>
-              </w:rPr>
-              <w:t>մաքուր</w:t>
-            </w:r>
-            <w:proofErr w:type="spellEnd"/>
-            <w:r>
-              <w:rPr>
-                <w:rFonts w:ascii="Times New Roman" w:hAnsi="Times New Roman" w:cs="Times New Roman"/>
-                <w:sz w:val="16"/>
-                <w:szCs w:val="16"/>
-              </w:rPr>
-              <w:t xml:space="preserve"> </w:t>
-            </w:r>
-            <w:proofErr w:type="spellStart"/>
-            <w:r>
-              <w:rPr>
-                <w:rFonts w:ascii="Times New Roman" w:hAnsi="Times New Roman" w:cs="Times New Roman"/>
-                <w:sz w:val="16"/>
-                <w:szCs w:val="16"/>
-              </w:rPr>
-              <w:t>քաշ</w:t>
-            </w:r>
-            <w:proofErr w:type="spellEnd"/>
+            <w:r>
+              <w:rPr>
+                <w:rFonts w:ascii="Times New Roman" w:hAnsi="Times New Roman" w:cs="Times New Roman"/>
+                <w:sz w:val="16"/>
+                <w:szCs w:val="16"/>
+              </w:rPr>
+              <w:t>մաքուր քաշ</w:t>
+            </w:r>
           </w:p>
         </w:tc>
         <w:tc>
@@ -9568,25 +9015,7 @@
                 <w:sz w:val="16"/>
                 <w:szCs w:val="16"/>
               </w:rPr>
-              <w:t>${</w:t>
-            </w:r>
-            <w:proofErr w:type="spellStart"/>
-            <w:r>
-              <w:rPr>
-                <w:rFonts w:ascii="Times New Roman" w:hAnsi="Times New Roman" w:cs="Times New Roman"/>
-                <w:sz w:val="16"/>
-                <w:szCs w:val="16"/>
-              </w:rPr>
-              <w:t>i_desc</w:t>
-            </w:r>
-            <w:proofErr w:type="spellEnd"/>
-            <w:r>
-              <w:rPr>
-                <w:rFonts w:ascii="Times New Roman" w:hAnsi="Times New Roman" w:cs="Times New Roman"/>
-                <w:sz w:val="16"/>
-                <w:szCs w:val="16"/>
-              </w:rPr>
-              <w:t>}</w:t>
+              <w:t>${i_desc}</w:t>
             </w:r>
           </w:p>
         </w:tc>
@@ -9608,25 +9037,7 @@
                 <w:sz w:val="16"/>
                 <w:szCs w:val="16"/>
               </w:rPr>
-              <w:t>${</w:t>
-            </w:r>
-            <w:proofErr w:type="spellStart"/>
-            <w:r>
-              <w:rPr>
-                <w:rFonts w:ascii="Times New Roman" w:hAnsi="Times New Roman" w:cs="Times New Roman"/>
-                <w:sz w:val="16"/>
-                <w:szCs w:val="16"/>
-              </w:rPr>
-              <w:t>i_c</w:t>
-            </w:r>
-            <w:proofErr w:type="spellEnd"/>
-            <w:r>
-              <w:rPr>
-                <w:rFonts w:ascii="Times New Roman" w:hAnsi="Times New Roman" w:cs="Times New Roman"/>
-                <w:sz w:val="16"/>
-                <w:szCs w:val="16"/>
-              </w:rPr>
-              <w:t>}</w:t>
+              <w:t>${i_c}</w:t>
             </w:r>
           </w:p>
         </w:tc>
@@ -9648,25 +9059,7 @@
                 <w:sz w:val="16"/>
                 <w:szCs w:val="16"/>
               </w:rPr>
-              <w:t>${</w:t>
-            </w:r>
-            <w:proofErr w:type="spellStart"/>
-            <w:r>
-              <w:rPr>
-                <w:rFonts w:ascii="Times New Roman" w:hAnsi="Times New Roman" w:cs="Times New Roman"/>
-                <w:sz w:val="16"/>
-                <w:szCs w:val="16"/>
-              </w:rPr>
-              <w:t>i_w</w:t>
-            </w:r>
-            <w:proofErr w:type="spellEnd"/>
-            <w:r>
-              <w:rPr>
-                <w:rFonts w:ascii="Times New Roman" w:hAnsi="Times New Roman" w:cs="Times New Roman"/>
-                <w:sz w:val="16"/>
-                <w:szCs w:val="16"/>
-              </w:rPr>
-              <w:t>}</w:t>
+              <w:t>${i_w}</w:t>
             </w:r>
           </w:p>
         </w:tc>
@@ -9688,25 +9081,7 @@
                 <w:sz w:val="16"/>
                 <w:szCs w:val="16"/>
               </w:rPr>
-              <w:t>${</w:t>
-            </w:r>
-            <w:proofErr w:type="spellStart"/>
-            <w:r>
-              <w:rPr>
-                <w:rFonts w:ascii="Times New Roman" w:hAnsi="Times New Roman" w:cs="Times New Roman"/>
-                <w:sz w:val="16"/>
-                <w:szCs w:val="16"/>
-              </w:rPr>
-              <w:t>i_cw</w:t>
-            </w:r>
-            <w:proofErr w:type="spellEnd"/>
-            <w:r>
-              <w:rPr>
-                <w:rFonts w:ascii="Times New Roman" w:hAnsi="Times New Roman" w:cs="Times New Roman"/>
-                <w:sz w:val="16"/>
-                <w:szCs w:val="16"/>
-              </w:rPr>
-              <w:t>}</w:t>
+              <w:t>${i_cw}</w:t>
             </w:r>
           </w:p>
         </w:tc>
@@ -9728,25 +9103,7 @@
                 <w:sz w:val="16"/>
                 <w:szCs w:val="16"/>
               </w:rPr>
-              <w:t>${</w:t>
-            </w:r>
-            <w:proofErr w:type="spellStart"/>
-            <w:r>
-              <w:rPr>
-                <w:rFonts w:ascii="Times New Roman" w:hAnsi="Times New Roman" w:cs="Times New Roman"/>
-                <w:sz w:val="16"/>
-                <w:szCs w:val="16"/>
-              </w:rPr>
-              <w:t>i_h</w:t>
-            </w:r>
-            <w:proofErr w:type="spellEnd"/>
-            <w:r>
-              <w:rPr>
-                <w:rFonts w:ascii="Times New Roman" w:hAnsi="Times New Roman" w:cs="Times New Roman"/>
-                <w:sz w:val="16"/>
-                <w:szCs w:val="16"/>
-              </w:rPr>
-              <w:t>}</w:t>
+              <w:t>${i_h}</w:t>
             </w:r>
           </w:p>
         </w:tc>
@@ -9782,25 +9139,7 @@
                 <w:sz w:val="16"/>
                 <w:szCs w:val="16"/>
               </w:rPr>
-              <w:t>${</w:t>
-            </w:r>
-            <w:proofErr w:type="spellStart"/>
-            <w:r>
-              <w:rPr>
-                <w:rFonts w:ascii="Times New Roman" w:hAnsi="Times New Roman" w:cs="Times New Roman"/>
-                <w:sz w:val="16"/>
-                <w:szCs w:val="16"/>
-              </w:rPr>
-              <w:t>i_a</w:t>
-            </w:r>
-            <w:proofErr w:type="spellEnd"/>
-            <w:r>
-              <w:rPr>
-                <w:rFonts w:ascii="Times New Roman" w:hAnsi="Times New Roman" w:cs="Times New Roman"/>
-                <w:sz w:val="16"/>
-                <w:szCs w:val="16"/>
-              </w:rPr>
-              <w:t>}</w:t>
+              <w:t>${i_a}</w:t>
             </w:r>
           </w:p>
         </w:tc>
@@ -10405,23 +9744,13 @@
                 <w:szCs w:val="16"/>
               </w:rPr>
             </w:pPr>
-            <w:proofErr w:type="spellStart"/>
-            <w:r>
-              <w:rPr>
-                <w:rFonts w:ascii="Times New Roman" w:hAnsi="Times New Roman" w:cs="Times New Roman"/>
-                <w:sz w:val="16"/>
-                <w:szCs w:val="16"/>
-              </w:rPr>
-              <w:t>Ընդամենը</w:t>
-            </w:r>
-            <w:proofErr w:type="spellEnd"/>
-            <w:r>
-              <w:rPr>
-                <w:rFonts w:ascii="Times New Roman" w:hAnsi="Times New Roman" w:cs="Times New Roman"/>
-                <w:sz w:val="16"/>
-                <w:szCs w:val="16"/>
-              </w:rPr>
-              <w:t>՝</w:t>
+            <w:r>
+              <w:rPr>
+                <w:rFonts w:ascii="Times New Roman" w:hAnsi="Times New Roman" w:cs="Times New Roman"/>
+                <w:sz w:val="16"/>
+                <w:szCs w:val="16"/>
+              </w:rPr>
+              <w:t>Ընդամենը՝</w:t>
             </w:r>
           </w:p>
         </w:tc>
@@ -10565,7 +9894,6 @@
           <w:szCs w:val="22"/>
         </w:rPr>
       </w:pPr>
-      <w:proofErr w:type="spellStart"/>
       <w:r>
         <w:rPr>
           <w:sz w:val="18"/>
@@ -10578,121 +9906,15 @@
           <w:sz w:val="18"/>
           <w:szCs w:val="22"/>
         </w:rPr>
-        <w:t>ը</w:t>
-      </w:r>
-      <w:proofErr w:type="spellEnd"/>
+        <w:t>ը խարտելու և թթվային թեստի եղանակով ստուգեց</w:t>
+      </w:r>
       <w:r>
         <w:rPr>
           <w:sz w:val="18"/>
           <w:szCs w:val="22"/>
         </w:rPr>
-        <w:t xml:space="preserve"> </w:t>
-      </w:r>
-      <w:proofErr w:type="spellStart"/>
-      <w:r>
-        <w:rPr>
-          <w:sz w:val="18"/>
-          <w:szCs w:val="22"/>
-        </w:rPr>
-        <w:t>խարտելու</w:t>
-      </w:r>
-      <w:proofErr w:type="spellEnd"/>
-      <w:r>
-        <w:rPr>
-          <w:sz w:val="18"/>
-          <w:szCs w:val="22"/>
-        </w:rPr>
-        <w:t xml:space="preserve"> և </w:t>
-      </w:r>
-      <w:proofErr w:type="spellStart"/>
-      <w:r>
-        <w:rPr>
-          <w:sz w:val="18"/>
-          <w:szCs w:val="22"/>
-        </w:rPr>
-        <w:t>թթվային</w:t>
-      </w:r>
-      <w:proofErr w:type="spellEnd"/>
-      <w:r>
-        <w:rPr>
-          <w:sz w:val="18"/>
-          <w:szCs w:val="22"/>
-        </w:rPr>
-        <w:t xml:space="preserve"> </w:t>
-      </w:r>
-      <w:proofErr w:type="spellStart"/>
-      <w:r>
-        <w:rPr>
-          <w:sz w:val="18"/>
-          <w:szCs w:val="22"/>
-        </w:rPr>
-        <w:t>թեստի</w:t>
-      </w:r>
-      <w:proofErr w:type="spellEnd"/>
-      <w:r>
-        <w:rPr>
-          <w:sz w:val="18"/>
-          <w:szCs w:val="22"/>
-        </w:rPr>
-        <w:t xml:space="preserve"> </w:t>
-      </w:r>
-      <w:proofErr w:type="spellStart"/>
-      <w:r>
-        <w:rPr>
-          <w:sz w:val="18"/>
-          <w:szCs w:val="22"/>
-        </w:rPr>
-        <w:t>եղանակով</w:t>
-      </w:r>
-      <w:proofErr w:type="spellEnd"/>
-      <w:r>
-        <w:rPr>
-          <w:sz w:val="18"/>
-          <w:szCs w:val="22"/>
-        </w:rPr>
-        <w:t xml:space="preserve"> </w:t>
-      </w:r>
-      <w:proofErr w:type="spellStart"/>
-      <w:r>
-        <w:rPr>
-          <w:sz w:val="18"/>
-          <w:szCs w:val="22"/>
-        </w:rPr>
-        <w:t>ստուգեց</w:t>
-      </w:r>
-      <w:proofErr w:type="spellEnd"/>
-      <w:r>
-        <w:rPr>
-          <w:sz w:val="18"/>
-          <w:szCs w:val="22"/>
-        </w:rPr>
-        <w:t xml:space="preserve"> </w:t>
-      </w:r>
-      <w:proofErr w:type="spellStart"/>
-      <w:r>
-        <w:rPr>
-          <w:sz w:val="18"/>
-          <w:szCs w:val="22"/>
-        </w:rPr>
-        <w:t>Ոսկյա</w:t>
-      </w:r>
-      <w:proofErr w:type="spellEnd"/>
-      <w:r>
-        <w:rPr>
-          <w:sz w:val="18"/>
-          <w:szCs w:val="22"/>
-        </w:rPr>
-        <w:t xml:space="preserve"> </w:t>
-      </w:r>
-      <w:proofErr w:type="spellStart"/>
-      <w:r>
-        <w:rPr>
-          <w:sz w:val="18"/>
-          <w:szCs w:val="22"/>
-        </w:rPr>
-        <w:t>իրերը</w:t>
-      </w:r>
-      <w:proofErr w:type="spellEnd"/>
+        <w:t xml:space="preserve"> Ոսկյա իրերը</w:t>
+      </w:r>
       <w:r>
         <w:rPr>
           <w:sz w:val="18"/>
@@ -10710,58 +9932,21 @@
           <w:szCs w:val="22"/>
         </w:rPr>
       </w:pPr>
-      <w:proofErr w:type="spellStart"/>
       <w:r>
         <w:rPr>
           <w:sz w:val="18"/>
           <w:szCs w:val="22"/>
         </w:rPr>
-        <w:t>Պայմանագրով</w:t>
-      </w:r>
-      <w:proofErr w:type="spellEnd"/>
-      <w:r>
-        <w:rPr>
-          <w:sz w:val="18"/>
-          <w:szCs w:val="22"/>
-        </w:rPr>
-        <w:t xml:space="preserve"> </w:t>
-      </w:r>
-      <w:proofErr w:type="spellStart"/>
-      <w:r>
-        <w:rPr>
-          <w:sz w:val="18"/>
-          <w:szCs w:val="22"/>
-        </w:rPr>
-        <w:t>Գրավատուն</w:t>
-      </w:r>
-      <w:proofErr w:type="spellEnd"/>
+        <w:t>Պայմանագրով Գրավատուն</w:t>
+      </w:r>
       <w:r>
         <w:rPr>
           <w:sz w:val="18"/>
           <w:szCs w:val="22"/>
           <w:lang w:val="en-GB"/>
         </w:rPr>
-        <w:t xml:space="preserve"> (</w:t>
-      </w:r>
-      <w:proofErr w:type="spellStart"/>
-      <w:r>
-        <w:rPr>
-          <w:sz w:val="18"/>
-          <w:szCs w:val="22"/>
-          <w:lang w:val="en-GB"/>
-        </w:rPr>
-        <w:t>այսուհետ</w:t>
-      </w:r>
-      <w:proofErr w:type="spellEnd"/>
-      <w:r>
-        <w:rPr>
-          <w:sz w:val="18"/>
-          <w:szCs w:val="22"/>
-          <w:lang w:val="en-GB"/>
-        </w:rPr>
-        <w:t xml:space="preserve">՝ </w:t>
-      </w:r>
-      <w:proofErr w:type="spellStart"/>
+        <w:t xml:space="preserve"> (այսուհետ՝ </w:t>
+      </w:r>
       <w:r>
         <w:rPr>
           <w:b/>
@@ -10771,173 +9956,12 @@
         </w:rPr>
         <w:t>Հանձնող</w:t>
       </w:r>
-      <w:proofErr w:type="spellEnd"/>
       <w:r>
         <w:rPr>
           <w:sz w:val="18"/>
           <w:szCs w:val="22"/>
         </w:rPr>
-        <w:t xml:space="preserve">) </w:t>
-      </w:r>
-      <w:proofErr w:type="spellStart"/>
-      <w:r>
-        <w:rPr>
-          <w:sz w:val="18"/>
-          <w:szCs w:val="22"/>
-        </w:rPr>
-        <w:t>հանձնեց</w:t>
-      </w:r>
-      <w:proofErr w:type="spellEnd"/>
-      <w:r>
-        <w:rPr>
-          <w:sz w:val="18"/>
-          <w:szCs w:val="22"/>
-        </w:rPr>
-        <w:t xml:space="preserve">, </w:t>
-      </w:r>
-      <w:proofErr w:type="spellStart"/>
-      <w:r>
-        <w:rPr>
-          <w:sz w:val="18"/>
-          <w:szCs w:val="22"/>
-        </w:rPr>
-        <w:t>իսկ</w:t>
-      </w:r>
-      <w:proofErr w:type="spellEnd"/>
-      <w:r>
-        <w:rPr>
-          <w:sz w:val="18"/>
-          <w:szCs w:val="22"/>
-        </w:rPr>
-        <w:t xml:space="preserve"> </w:t>
-      </w:r>
-      <w:proofErr w:type="spellStart"/>
-      <w:r>
-        <w:rPr>
-          <w:sz w:val="18"/>
-          <w:szCs w:val="22"/>
-        </w:rPr>
-        <w:t>Գրավառուն</w:t>
-      </w:r>
-      <w:proofErr w:type="spellEnd"/>
-      <w:r>
-        <w:rPr>
-          <w:sz w:val="18"/>
-          <w:szCs w:val="22"/>
-        </w:rPr>
-        <w:t xml:space="preserve"> </w:t>
-      </w:r>
-      <w:proofErr w:type="spellStart"/>
-      <w:r>
-        <w:rPr>
-          <w:sz w:val="18"/>
-          <w:szCs w:val="22"/>
-        </w:rPr>
-        <w:t>ընդունեց</w:t>
-      </w:r>
-      <w:proofErr w:type="spellEnd"/>
-      <w:r>
-        <w:rPr>
-          <w:sz w:val="18"/>
-          <w:szCs w:val="22"/>
-        </w:rPr>
-        <w:t xml:space="preserve"> </w:t>
-      </w:r>
-      <w:proofErr w:type="spellStart"/>
-      <w:r>
-        <w:rPr>
-          <w:sz w:val="18"/>
-          <w:szCs w:val="22"/>
-        </w:rPr>
-        <w:t>վերը</w:t>
-      </w:r>
-      <w:proofErr w:type="spellEnd"/>
-      <w:r>
-        <w:rPr>
-          <w:sz w:val="18"/>
-          <w:szCs w:val="22"/>
-        </w:rPr>
-        <w:t xml:space="preserve"> </w:t>
-      </w:r>
-      <w:proofErr w:type="spellStart"/>
-      <w:r>
-        <w:rPr>
-          <w:sz w:val="18"/>
-          <w:szCs w:val="22"/>
-        </w:rPr>
-        <w:t>նշված</w:t>
-      </w:r>
-      <w:proofErr w:type="spellEnd"/>
-      <w:r>
-        <w:rPr>
-          <w:sz w:val="18"/>
-          <w:szCs w:val="22"/>
-        </w:rPr>
-        <w:t xml:space="preserve"> </w:t>
-      </w:r>
-      <w:proofErr w:type="spellStart"/>
-      <w:r>
-        <w:rPr>
-          <w:sz w:val="18"/>
-          <w:szCs w:val="22"/>
-        </w:rPr>
-        <w:t>աղյուսակում</w:t>
-      </w:r>
-      <w:proofErr w:type="spellEnd"/>
-      <w:r>
-        <w:rPr>
-          <w:sz w:val="18"/>
-          <w:szCs w:val="22"/>
-        </w:rPr>
-        <w:t xml:space="preserve"> </w:t>
-      </w:r>
-      <w:proofErr w:type="spellStart"/>
-      <w:r>
-        <w:rPr>
-          <w:sz w:val="18"/>
-          <w:szCs w:val="22"/>
-        </w:rPr>
-        <w:t>թվարկված</w:t>
-      </w:r>
-      <w:proofErr w:type="spellEnd"/>
-      <w:r>
-        <w:rPr>
-          <w:sz w:val="18"/>
-          <w:szCs w:val="22"/>
-        </w:rPr>
-        <w:t xml:space="preserve"> </w:t>
-      </w:r>
-      <w:proofErr w:type="spellStart"/>
-      <w:r>
-        <w:rPr>
-          <w:sz w:val="18"/>
-          <w:szCs w:val="22"/>
-        </w:rPr>
-        <w:t>ոսկյա</w:t>
-      </w:r>
-      <w:proofErr w:type="spellEnd"/>
-      <w:r>
-        <w:rPr>
-          <w:sz w:val="18"/>
-          <w:szCs w:val="22"/>
-        </w:rPr>
-        <w:t xml:space="preserve"> </w:t>
-      </w:r>
-      <w:proofErr w:type="spellStart"/>
-      <w:r>
-        <w:rPr>
-          <w:sz w:val="18"/>
-          <w:szCs w:val="22"/>
-        </w:rPr>
-        <w:t>իրերը</w:t>
-      </w:r>
-      <w:proofErr w:type="spellEnd"/>
-      <w:r>
-        <w:rPr>
-          <w:sz w:val="18"/>
-          <w:szCs w:val="22"/>
-        </w:rPr>
-        <w:t>։</w:t>
+        <w:t>) հանձնեց, իսկ Գրավառուն ընդունեց վերը նշված աղյուսակում թվարկված ոսկյա իրերը։</w:t>
       </w:r>
     </w:p>
     <w:p>
@@ -10949,255 +9973,13 @@
           <w:szCs w:val="22"/>
         </w:rPr>
       </w:pPr>
-      <w:proofErr w:type="spellStart"/>
       <w:r>
         <w:rPr>
           <w:sz w:val="18"/>
           <w:szCs w:val="22"/>
         </w:rPr>
-        <w:t>Հանձնողը</w:t>
-      </w:r>
-      <w:proofErr w:type="spellEnd"/>
-      <w:r>
-        <w:rPr>
-          <w:sz w:val="18"/>
-          <w:szCs w:val="22"/>
-        </w:rPr>
-        <w:t xml:space="preserve"> </w:t>
-      </w:r>
-      <w:proofErr w:type="spellStart"/>
-      <w:r>
-        <w:rPr>
-          <w:sz w:val="18"/>
-          <w:szCs w:val="22"/>
-        </w:rPr>
-        <w:t>հավաստիացնում</w:t>
-      </w:r>
-      <w:proofErr w:type="spellEnd"/>
-      <w:r>
-        <w:rPr>
-          <w:sz w:val="18"/>
-          <w:szCs w:val="22"/>
-        </w:rPr>
-        <w:t xml:space="preserve"> է, </w:t>
-      </w:r>
-      <w:proofErr w:type="spellStart"/>
-      <w:r>
-        <w:rPr>
-          <w:sz w:val="18"/>
-          <w:szCs w:val="22"/>
-        </w:rPr>
-        <w:t>որ</w:t>
-      </w:r>
-      <w:proofErr w:type="spellEnd"/>
-      <w:r>
-        <w:rPr>
-          <w:sz w:val="18"/>
-          <w:szCs w:val="22"/>
-        </w:rPr>
-        <w:t xml:space="preserve"> </w:t>
-      </w:r>
-      <w:proofErr w:type="spellStart"/>
-      <w:r>
-        <w:rPr>
-          <w:sz w:val="18"/>
-          <w:szCs w:val="22"/>
-        </w:rPr>
-        <w:t>գրավի</w:t>
-      </w:r>
-      <w:proofErr w:type="spellEnd"/>
-      <w:r>
-        <w:rPr>
-          <w:sz w:val="18"/>
-          <w:szCs w:val="22"/>
-        </w:rPr>
-        <w:t xml:space="preserve"> </w:t>
-      </w:r>
-      <w:proofErr w:type="spellStart"/>
-      <w:r>
-        <w:rPr>
-          <w:sz w:val="18"/>
-          <w:szCs w:val="22"/>
-        </w:rPr>
-        <w:t>առարկաները</w:t>
-      </w:r>
-      <w:proofErr w:type="spellEnd"/>
-      <w:r>
-        <w:rPr>
-          <w:sz w:val="18"/>
-          <w:szCs w:val="22"/>
-        </w:rPr>
-        <w:t xml:space="preserve"> </w:t>
-      </w:r>
-      <w:proofErr w:type="spellStart"/>
-      <w:r>
-        <w:rPr>
-          <w:sz w:val="18"/>
-          <w:szCs w:val="22"/>
-        </w:rPr>
-        <w:t>ամբողջությամբ</w:t>
-      </w:r>
-      <w:proofErr w:type="spellEnd"/>
-      <w:r>
-        <w:rPr>
-          <w:sz w:val="18"/>
-          <w:szCs w:val="22"/>
-        </w:rPr>
-        <w:t xml:space="preserve"> </w:t>
-      </w:r>
-      <w:proofErr w:type="spellStart"/>
-      <w:r>
-        <w:rPr>
-          <w:sz w:val="18"/>
-          <w:szCs w:val="22"/>
-        </w:rPr>
-        <w:t>սեփականության</w:t>
-      </w:r>
-      <w:proofErr w:type="spellEnd"/>
-      <w:r>
-        <w:rPr>
-          <w:sz w:val="18"/>
-          <w:szCs w:val="22"/>
-        </w:rPr>
-        <w:t xml:space="preserve"> </w:t>
-      </w:r>
-      <w:proofErr w:type="spellStart"/>
-      <w:r>
-        <w:rPr>
-          <w:sz w:val="18"/>
-          <w:szCs w:val="22"/>
-        </w:rPr>
-        <w:t>իրավունքով</w:t>
-      </w:r>
-      <w:proofErr w:type="spellEnd"/>
-      <w:r>
-        <w:rPr>
-          <w:sz w:val="18"/>
-          <w:szCs w:val="22"/>
-        </w:rPr>
-        <w:t xml:space="preserve"> </w:t>
-      </w:r>
-      <w:proofErr w:type="spellStart"/>
-      <w:r>
-        <w:rPr>
-          <w:sz w:val="18"/>
-          <w:szCs w:val="22"/>
-        </w:rPr>
-        <w:t>պատկանում</w:t>
-      </w:r>
-      <w:proofErr w:type="spellEnd"/>
-      <w:r>
-        <w:rPr>
-          <w:sz w:val="18"/>
-          <w:szCs w:val="22"/>
-        </w:rPr>
-        <w:t xml:space="preserve"> </w:t>
-      </w:r>
-      <w:proofErr w:type="spellStart"/>
-      <w:r>
-        <w:rPr>
-          <w:sz w:val="18"/>
-          <w:szCs w:val="22"/>
-        </w:rPr>
-        <w:t>են</w:t>
-      </w:r>
-      <w:proofErr w:type="spellEnd"/>
-      <w:r>
-        <w:rPr>
-          <w:sz w:val="18"/>
-          <w:szCs w:val="22"/>
-        </w:rPr>
-        <w:t xml:space="preserve"> </w:t>
-      </w:r>
-      <w:proofErr w:type="spellStart"/>
-      <w:r>
-        <w:rPr>
-          <w:sz w:val="18"/>
-          <w:szCs w:val="22"/>
-        </w:rPr>
-        <w:t>իրեն</w:t>
-      </w:r>
-      <w:proofErr w:type="spellEnd"/>
-      <w:r>
-        <w:rPr>
-          <w:sz w:val="18"/>
-          <w:szCs w:val="22"/>
-        </w:rPr>
-        <w:t xml:space="preserve">, </w:t>
-      </w:r>
-      <w:proofErr w:type="spellStart"/>
-      <w:r>
-        <w:rPr>
-          <w:sz w:val="18"/>
-          <w:szCs w:val="22"/>
-        </w:rPr>
-        <w:t>ազատ</w:t>
-      </w:r>
-      <w:proofErr w:type="spellEnd"/>
-      <w:r>
-        <w:rPr>
-          <w:sz w:val="18"/>
-          <w:szCs w:val="22"/>
-        </w:rPr>
-        <w:t xml:space="preserve"> </w:t>
-      </w:r>
-      <w:proofErr w:type="spellStart"/>
-      <w:r>
-        <w:rPr>
-          <w:sz w:val="18"/>
-          <w:szCs w:val="22"/>
-        </w:rPr>
-        <w:t>են</w:t>
-      </w:r>
-      <w:proofErr w:type="spellEnd"/>
-      <w:r>
-        <w:rPr>
-          <w:sz w:val="18"/>
-          <w:szCs w:val="22"/>
-        </w:rPr>
-        <w:t xml:space="preserve"> </w:t>
-      </w:r>
-      <w:proofErr w:type="spellStart"/>
-      <w:r>
-        <w:rPr>
-          <w:sz w:val="18"/>
-          <w:szCs w:val="22"/>
-        </w:rPr>
-        <w:t>այլ</w:t>
-      </w:r>
-      <w:proofErr w:type="spellEnd"/>
-      <w:r>
-        <w:rPr>
-          <w:sz w:val="18"/>
-          <w:szCs w:val="22"/>
-        </w:rPr>
-        <w:t xml:space="preserve"> </w:t>
-      </w:r>
-      <w:proofErr w:type="spellStart"/>
-      <w:r>
-        <w:rPr>
-          <w:sz w:val="18"/>
-          <w:szCs w:val="22"/>
-        </w:rPr>
-        <w:t>անձանց</w:t>
-      </w:r>
-      <w:proofErr w:type="spellEnd"/>
-      <w:r>
-        <w:rPr>
-          <w:sz w:val="18"/>
-          <w:szCs w:val="22"/>
-        </w:rPr>
-        <w:t xml:space="preserve"> </w:t>
-      </w:r>
-      <w:proofErr w:type="spellStart"/>
-      <w:r>
-        <w:rPr>
-          <w:sz w:val="18"/>
-          <w:szCs w:val="22"/>
-        </w:rPr>
-        <w:t>պահանջներից</w:t>
-      </w:r>
-      <w:proofErr w:type="spellEnd"/>
+        <w:t>Հանձնողը հավաստիացնում է, որ գրավի առարկաները ամբողջությամբ սեփականության իրավունքով պատկանում են իրեն, ազատ են այլ անձանց պահանջներից</w:t>
+      </w:r>
       <w:r>
         <w:rPr>
           <w:sz w:val="18"/>
@@ -11252,65 +10034,68 @@
                 <w:szCs w:val="18"/>
               </w:rPr>
             </w:pPr>
-            <w:proofErr w:type="spellStart"/>
             <w:r>
               <w:rPr>
                 <w:rFonts w:ascii="Times New Roman" w:hAnsi="Times New Roman" w:cs="Times New Roman"/>
                 <w:sz w:val="18"/>
                 <w:szCs w:val="18"/>
               </w:rPr>
-              <w:t>Ընդունեցին</w:t>
-            </w:r>
-            <w:proofErr w:type="spellEnd"/>
-            <w:r>
+              <w:t>Ընդունեցին՝</w:t>
+            </w:r>
+          </w:p>
+        </w:tc>
+        <w:tc>
+          <w:tcPr>
+            <w:tcW w:w="4189" w:type="dxa"/>
+            <w:gridSpan w:val="3"/>
+          </w:tcPr>
+          <w:p>
+            <w:pPr>
+              <w:spacing w:line="276" w:lineRule="auto"/>
               <w:rPr>
                 <w:rFonts w:ascii="Times New Roman" w:hAnsi="Times New Roman" w:cs="Times New Roman"/>
                 <w:sz w:val="18"/>
                 <w:szCs w:val="18"/>
               </w:rPr>
-              <w:t>՝</w:t>
-            </w:r>
-          </w:p>
-        </w:tc>
-        <w:tc>
-          <w:tcPr>
-            <w:tcW w:w="4189" w:type="dxa"/>
-            <w:gridSpan w:val="3"/>
-          </w:tcPr>
-          <w:p>
-            <w:pPr>
-              <w:spacing w:line="276" w:lineRule="auto"/>
+            </w:pPr>
+            <w:r>
               <w:rPr>
                 <w:rFonts w:ascii="Times New Roman" w:hAnsi="Times New Roman" w:cs="Times New Roman"/>
                 <w:sz w:val="18"/>
                 <w:szCs w:val="18"/>
               </w:rPr>
-            </w:pPr>
-            <w:proofErr w:type="spellStart"/>
-            <w:r>
+              <w:t xml:space="preserve">Հանձնեց՝      </w:t>
+            </w:r>
+          </w:p>
+        </w:tc>
+      </w:tr>
+      <w:tr>
+        <w:tc>
+          <w:tcPr>
+            <w:tcW w:w="1817" w:type="dxa"/>
+          </w:tcPr>
+          <w:p>
+            <w:pPr>
+              <w:spacing w:line="276" w:lineRule="auto"/>
               <w:rPr>
                 <w:rFonts w:ascii="Times New Roman" w:hAnsi="Times New Roman" w:cs="Times New Roman"/>
                 <w:sz w:val="18"/>
                 <w:szCs w:val="18"/>
               </w:rPr>
-              <w:t>Հանձնեց</w:t>
-            </w:r>
-            <w:proofErr w:type="spellEnd"/>
+            </w:pPr>
             <w:r>
               <w:rPr>
                 <w:rFonts w:ascii="Times New Roman" w:hAnsi="Times New Roman" w:cs="Times New Roman"/>
                 <w:sz w:val="18"/>
                 <w:szCs w:val="18"/>
               </w:rPr>
-              <w:t xml:space="preserve">՝      </w:t>
-            </w:r>
-          </w:p>
-        </w:tc>
-      </w:tr>
-      <w:tr>
-        <w:tc>
-          <w:tcPr>
-            <w:tcW w:w="1817" w:type="dxa"/>
+              <w:t>Գլխավոր տնօրեն</w:t>
+            </w:r>
+          </w:p>
+        </w:tc>
+        <w:tc>
+          <w:tcPr>
+            <w:tcW w:w="1174" w:type="dxa"/>
           </w:tcPr>
           <w:p>
             <w:pPr>
@@ -11321,118 +10106,53 @@
                 <w:szCs w:val="18"/>
               </w:rPr>
             </w:pPr>
-            <w:proofErr w:type="spellStart"/>
-            <w:r>
+          </w:p>
+        </w:tc>
+        <w:tc>
+          <w:tcPr>
+            <w:tcW w:w="2596" w:type="dxa"/>
+          </w:tcPr>
+          <w:p>
+            <w:pPr>
+              <w:spacing w:line="276" w:lineRule="auto"/>
+              <w:ind w:left="77"/>
               <w:rPr>
                 <w:rFonts w:ascii="Times New Roman" w:hAnsi="Times New Roman" w:cs="Times New Roman"/>
                 <w:sz w:val="18"/>
                 <w:szCs w:val="18"/>
               </w:rPr>
-              <w:t>Գլխավոր</w:t>
-            </w:r>
-            <w:proofErr w:type="spellEnd"/>
+            </w:pPr>
             <w:r>
               <w:rPr>
                 <w:rFonts w:ascii="Times New Roman" w:hAnsi="Times New Roman" w:cs="Times New Roman"/>
                 <w:sz w:val="18"/>
                 <w:szCs w:val="18"/>
               </w:rPr>
-              <w:t xml:space="preserve"> </w:t>
-            </w:r>
-            <w:proofErr w:type="spellStart"/>
-            <w:r>
+              <w:t>Գրիգոր Սահականը</w:t>
+            </w:r>
+          </w:p>
+        </w:tc>
+        <w:tc>
+          <w:tcPr>
+            <w:tcW w:w="1120" w:type="dxa"/>
+          </w:tcPr>
+          <w:p>
+            <w:pPr>
+              <w:spacing w:line="276" w:lineRule="auto"/>
               <w:rPr>
                 <w:rFonts w:ascii="Times New Roman" w:hAnsi="Times New Roman" w:cs="Times New Roman"/>
                 <w:sz w:val="18"/>
                 <w:szCs w:val="18"/>
               </w:rPr>
-              <w:t>տնօրեն</w:t>
-            </w:r>
-            <w:proofErr w:type="spellEnd"/>
-          </w:p>
-        </w:tc>
-        <w:tc>
-          <w:tcPr>
-            <w:tcW w:w="1174" w:type="dxa"/>
-          </w:tcPr>
-          <w:p>
-            <w:pPr>
-              <w:spacing w:line="276" w:lineRule="auto"/>
+            </w:pPr>
+            <w:r>
               <w:rPr>
                 <w:rFonts w:ascii="Times New Roman" w:hAnsi="Times New Roman" w:cs="Times New Roman"/>
                 <w:sz w:val="18"/>
                 <w:szCs w:val="18"/>
               </w:rPr>
-            </w:pPr>
-          </w:p>
-        </w:tc>
-        <w:tc>
-          <w:tcPr>
-            <w:tcW w:w="2596" w:type="dxa"/>
-          </w:tcPr>
-          <w:p>
-            <w:pPr>
-              <w:spacing w:line="276" w:lineRule="auto"/>
-              <w:ind w:left="77"/>
-              <w:rPr>
-                <w:rFonts w:ascii="Times New Roman" w:hAnsi="Times New Roman" w:cs="Times New Roman"/>
-                <w:sz w:val="18"/>
-                <w:szCs w:val="18"/>
-              </w:rPr>
-            </w:pPr>
-            <w:proofErr w:type="spellStart"/>
-            <w:r>
-              <w:rPr>
-                <w:rFonts w:ascii="Times New Roman" w:hAnsi="Times New Roman" w:cs="Times New Roman"/>
-                <w:sz w:val="18"/>
-                <w:szCs w:val="18"/>
-              </w:rPr>
-              <w:t>Գրիգոր</w:t>
-            </w:r>
-            <w:proofErr w:type="spellEnd"/>
-            <w:r>
-              <w:rPr>
-                <w:rFonts w:ascii="Times New Roman" w:hAnsi="Times New Roman" w:cs="Times New Roman"/>
-                <w:sz w:val="18"/>
-                <w:szCs w:val="18"/>
-              </w:rPr>
-              <w:t xml:space="preserve"> </w:t>
-            </w:r>
-            <w:proofErr w:type="spellStart"/>
-            <w:r>
-              <w:rPr>
-                <w:rFonts w:ascii="Times New Roman" w:hAnsi="Times New Roman" w:cs="Times New Roman"/>
-                <w:sz w:val="18"/>
-                <w:szCs w:val="18"/>
-              </w:rPr>
-              <w:t>Սահականը</w:t>
-            </w:r>
-            <w:proofErr w:type="spellEnd"/>
-          </w:p>
-        </w:tc>
-        <w:tc>
-          <w:tcPr>
-            <w:tcW w:w="1120" w:type="dxa"/>
-          </w:tcPr>
-          <w:p>
-            <w:pPr>
-              <w:spacing w:line="276" w:lineRule="auto"/>
-              <w:rPr>
-                <w:rFonts w:ascii="Times New Roman" w:hAnsi="Times New Roman" w:cs="Times New Roman"/>
-                <w:sz w:val="18"/>
-                <w:szCs w:val="18"/>
-              </w:rPr>
-            </w:pPr>
-            <w:proofErr w:type="spellStart"/>
-            <w:r>
-              <w:rPr>
-                <w:rFonts w:ascii="Times New Roman" w:hAnsi="Times New Roman" w:cs="Times New Roman"/>
-                <w:sz w:val="18"/>
-                <w:szCs w:val="18"/>
-              </w:rPr>
               <w:t>Գրավատու</w:t>
             </w:r>
-            <w:proofErr w:type="spellEnd"/>
           </w:p>
         </w:tc>
         <w:tc>
@@ -11513,7 +10233,6 @@
                 <w:szCs w:val="18"/>
               </w:rPr>
             </w:pPr>
-            <w:proofErr w:type="spellStart"/>
             <w:r>
               <w:rPr>
                 <w:rFonts w:ascii="Times New Roman" w:hAnsi="Times New Roman" w:cs="Times New Roman"/>
@@ -11522,7 +10241,6 @@
               </w:rPr>
               <w:t>Ոսկերիչ-մասնագետ</w:t>
             </w:r>
-            <w:proofErr w:type="spellEnd"/>
           </w:p>
         </w:tc>
         <w:tc>
@@ -11702,7 +10420,7 @@
               </wp:anchor>
             </w:drawing>
           </mc:Choice>
-          <mc:Fallback xmlns:w16du="http://schemas.microsoft.com/office/word/2023/wordml/word16du" xmlns:w16sdtfl="http://schemas.microsoft.com/office/word/2024/wordml/sdtformatlock">
+          <mc:Fallback xmlns:w16sdtfl="http://schemas.microsoft.com/office/word/2024/wordml/sdtformatlock" xmlns:w16du="http://schemas.microsoft.com/office/word/2023/wordml/word16du">
             <w:pict>
               <v:line w14:anchorId="6A9B0DF6" id="Straight Connector 2" o:spid="_x0000_s1026" style="position:absolute;z-index:251659264;visibility:visible;mso-wrap-style:square;mso-wrap-distance-left:9pt;mso-wrap-distance-top:0;mso-wrap-distance-right:9pt;mso-wrap-distance-bottom:0;mso-position-horizontal:absolute;mso-position-horizontal-relative:text;mso-position-vertical:absolute;mso-position-vertical-relative:text" from="-2.8pt,12.7pt" to="488.9pt,12.7pt" o:gfxdata="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" strokecolor="black [3213]" strokeweight="1.25pt">
                 <v:stroke linestyle="thinThick" joinstyle="miter"/>
@@ -11726,7 +10444,6 @@
           <w:lang w:val="en-GB"/>
         </w:rPr>
       </w:pPr>
-      <w:proofErr w:type="spellStart"/>
       <w:r>
         <w:rPr>
           <w:rFonts w:ascii="Times New Roman" w:hAnsi="Times New Roman" w:cs="Times New Roman"/>
@@ -11738,9 +10455,8 @@
           <w:szCs w:val="18"/>
           <w:lang w:val="en-GB"/>
         </w:rPr>
-        <w:t>Ոսկյա</w:t>
-      </w:r>
-      <w:proofErr w:type="spellEnd"/>
+        <w:t>Ոսկյա իրերի պարկի բացման և ս</w:t>
+      </w:r>
       <w:r>
         <w:rPr>
           <w:rFonts w:ascii="Times New Roman" w:hAnsi="Times New Roman" w:cs="Times New Roman"/>
@@ -11752,160 +10468,7 @@
           <w:szCs w:val="18"/>
           <w:lang w:val="en-GB"/>
         </w:rPr>
-        <w:t xml:space="preserve"> </w:t>
-      </w:r>
-      <w:proofErr w:type="spellStart"/>
-      <w:r>
-        <w:rPr>
-          <w:rFonts w:ascii="Times New Roman" w:hAnsi="Times New Roman" w:cs="Times New Roman"/>
-          <w:b/>
-          <w:bCs/>
-          <w:i/>
-          <w:iCs/>
-          <w:sz w:val="18"/>
-          <w:szCs w:val="18"/>
-          <w:lang w:val="en-GB"/>
-        </w:rPr>
-        <w:t>իրերի</w:t>
-      </w:r>
-      <w:proofErr w:type="spellEnd"/>
-      <w:r>
-        <w:rPr>
-          <w:rFonts w:ascii="Times New Roman" w:hAnsi="Times New Roman" w:cs="Times New Roman"/>
-          <w:b/>
-          <w:bCs/>
-          <w:i/>
-          <w:iCs/>
-          <w:sz w:val="18"/>
-          <w:szCs w:val="18"/>
-          <w:lang w:val="en-GB"/>
-        </w:rPr>
-        <w:t xml:space="preserve"> </w:t>
-      </w:r>
-      <w:proofErr w:type="spellStart"/>
-      <w:r>
-        <w:rPr>
-          <w:rFonts w:ascii="Times New Roman" w:hAnsi="Times New Roman" w:cs="Times New Roman"/>
-          <w:b/>
-          <w:bCs/>
-          <w:i/>
-          <w:iCs/>
-          <w:sz w:val="18"/>
-          <w:szCs w:val="18"/>
-          <w:lang w:val="en-GB"/>
-        </w:rPr>
-        <w:t>պարկի</w:t>
-      </w:r>
-      <w:proofErr w:type="spellEnd"/>
-      <w:r>
-        <w:rPr>
-          <w:rFonts w:ascii="Times New Roman" w:hAnsi="Times New Roman" w:cs="Times New Roman"/>
-          <w:b/>
-          <w:bCs/>
-          <w:i/>
-          <w:iCs/>
-          <w:sz w:val="18"/>
-          <w:szCs w:val="18"/>
-          <w:lang w:val="en-GB"/>
-        </w:rPr>
-        <w:t xml:space="preserve"> </w:t>
-      </w:r>
-      <w:proofErr w:type="spellStart"/>
-      <w:r>
-        <w:rPr>
-          <w:rFonts w:ascii="Times New Roman" w:hAnsi="Times New Roman" w:cs="Times New Roman"/>
-          <w:b/>
-          <w:bCs/>
-          <w:i/>
-          <w:iCs/>
-          <w:sz w:val="18"/>
-          <w:szCs w:val="18"/>
-          <w:lang w:val="en-GB"/>
-        </w:rPr>
-        <w:t>բացման</w:t>
-      </w:r>
-      <w:proofErr w:type="spellEnd"/>
-      <w:r>
-        <w:rPr>
-          <w:rFonts w:ascii="Times New Roman" w:hAnsi="Times New Roman" w:cs="Times New Roman"/>
-          <w:b/>
-          <w:bCs/>
-          <w:i/>
-          <w:iCs/>
-          <w:sz w:val="18"/>
-          <w:szCs w:val="18"/>
-          <w:lang w:val="en-GB"/>
-        </w:rPr>
-        <w:t xml:space="preserve"> և </w:t>
-      </w:r>
-      <w:proofErr w:type="spellStart"/>
-      <w:r>
-        <w:rPr>
-          <w:rFonts w:ascii="Times New Roman" w:hAnsi="Times New Roman" w:cs="Times New Roman"/>
-          <w:b/>
-          <w:bCs/>
-          <w:i/>
-          <w:iCs/>
-          <w:sz w:val="18"/>
-          <w:szCs w:val="18"/>
-          <w:lang w:val="en-GB"/>
-        </w:rPr>
-        <w:t>ս</w:t>
-      </w:r>
-      <w:r>
-        <w:rPr>
-          <w:rFonts w:ascii="Times New Roman" w:hAnsi="Times New Roman" w:cs="Times New Roman"/>
-          <w:b/>
-          <w:bCs/>
-          <w:i/>
-          <w:iCs/>
-          <w:sz w:val="18"/>
-          <w:szCs w:val="18"/>
-          <w:lang w:val="en-GB"/>
-        </w:rPr>
-        <w:t>տուգման</w:t>
-      </w:r>
-      <w:proofErr w:type="spellEnd"/>
-      <w:r>
-        <w:rPr>
-          <w:rFonts w:ascii="Times New Roman" w:hAnsi="Times New Roman" w:cs="Times New Roman"/>
-          <w:b/>
-          <w:bCs/>
-          <w:i/>
-          <w:iCs/>
-          <w:sz w:val="18"/>
-          <w:szCs w:val="18"/>
-          <w:lang w:val="en-GB"/>
-        </w:rPr>
-        <w:t xml:space="preserve"> </w:t>
-      </w:r>
-      <w:proofErr w:type="spellStart"/>
-      <w:r>
-        <w:rPr>
-          <w:rFonts w:ascii="Times New Roman" w:hAnsi="Times New Roman" w:cs="Times New Roman"/>
-          <w:b/>
-          <w:bCs/>
-          <w:i/>
-          <w:iCs/>
-          <w:sz w:val="18"/>
-          <w:szCs w:val="18"/>
-          <w:lang w:val="en-GB"/>
-        </w:rPr>
-        <w:t>արձանագրություն</w:t>
-      </w:r>
-      <w:proofErr w:type="spellEnd"/>
-      <w:r>
-        <w:rPr>
-          <w:rFonts w:ascii="Times New Roman" w:hAnsi="Times New Roman" w:cs="Times New Roman"/>
-          <w:b/>
-          <w:bCs/>
-          <w:i/>
-          <w:iCs/>
-          <w:sz w:val="18"/>
-          <w:szCs w:val="18"/>
-          <w:lang w:val="en-GB"/>
-        </w:rPr>
-        <w:t xml:space="preserve"> </w:t>
+        <w:t xml:space="preserve">տուգման արձանագրություն </w:t>
       </w:r>
     </w:p>
     <w:p>
@@ -11918,95 +10481,13 @@
           <w:lang w:val="en-GB"/>
         </w:rPr>
       </w:pPr>
-      <w:proofErr w:type="spellStart"/>
-      <w:r>
-        <w:rPr>
-          <w:rFonts w:ascii="Times New Roman" w:hAnsi="Times New Roman" w:cs="Times New Roman"/>
-          <w:sz w:val="18"/>
-          <w:szCs w:val="18"/>
-        </w:rPr>
-        <w:t>Ստուգման</w:t>
-      </w:r>
-      <w:proofErr w:type="spellEnd"/>
-      <w:r>
-        <w:rPr>
-          <w:rFonts w:ascii="Times New Roman" w:hAnsi="Times New Roman" w:cs="Times New Roman"/>
-          <w:sz w:val="18"/>
-          <w:szCs w:val="18"/>
-        </w:rPr>
-        <w:t xml:space="preserve"> </w:t>
-      </w:r>
-      <w:proofErr w:type="spellStart"/>
-      <w:r>
-        <w:rPr>
-          <w:rFonts w:ascii="Times New Roman" w:hAnsi="Times New Roman" w:cs="Times New Roman"/>
-          <w:sz w:val="18"/>
-          <w:szCs w:val="18"/>
-        </w:rPr>
-        <w:t>նպատակով</w:t>
-      </w:r>
-      <w:proofErr w:type="spellEnd"/>
-      <w:r>
-        <w:rPr>
-          <w:rFonts w:ascii="Times New Roman" w:hAnsi="Times New Roman" w:cs="Times New Roman"/>
-          <w:sz w:val="18"/>
-          <w:szCs w:val="18"/>
-        </w:rPr>
-        <w:t xml:space="preserve"> </w:t>
-      </w:r>
-      <w:proofErr w:type="spellStart"/>
-      <w:r>
-        <w:rPr>
-          <w:rFonts w:ascii="Times New Roman" w:hAnsi="Times New Roman" w:cs="Times New Roman"/>
-          <w:sz w:val="18"/>
-          <w:szCs w:val="18"/>
-        </w:rPr>
-        <w:t>պարկի</w:t>
-      </w:r>
-      <w:proofErr w:type="spellEnd"/>
-      <w:r>
-        <w:rPr>
-          <w:rFonts w:ascii="Times New Roman" w:hAnsi="Times New Roman" w:cs="Times New Roman"/>
-          <w:sz w:val="18"/>
-          <w:szCs w:val="18"/>
-        </w:rPr>
-        <w:t xml:space="preserve"> </w:t>
-      </w:r>
-      <w:proofErr w:type="spellStart"/>
-      <w:r>
-        <w:rPr>
-          <w:rFonts w:ascii="Times New Roman" w:hAnsi="Times New Roman" w:cs="Times New Roman"/>
-          <w:sz w:val="18"/>
-          <w:szCs w:val="18"/>
-        </w:rPr>
-        <w:t>բացման</w:t>
-      </w:r>
-      <w:proofErr w:type="spellEnd"/>
-      <w:r>
-        <w:rPr>
-          <w:rFonts w:ascii="Times New Roman" w:hAnsi="Times New Roman" w:cs="Times New Roman"/>
-          <w:sz w:val="18"/>
-          <w:szCs w:val="18"/>
-        </w:rPr>
-        <w:t xml:space="preserve"> </w:t>
-      </w:r>
-      <w:proofErr w:type="spellStart"/>
-      <w:r>
-        <w:rPr>
-          <w:rFonts w:ascii="Times New Roman" w:hAnsi="Times New Roman" w:cs="Times New Roman"/>
-          <w:sz w:val="18"/>
-          <w:szCs w:val="18"/>
-        </w:rPr>
-        <w:t>ամսաթիվը</w:t>
-      </w:r>
-      <w:proofErr w:type="spellEnd"/>
-      <w:r>
-        <w:rPr>
-          <w:rFonts w:ascii="Times New Roman" w:hAnsi="Times New Roman" w:cs="Times New Roman"/>
-          <w:sz w:val="18"/>
-          <w:szCs w:val="18"/>
-        </w:rPr>
-        <w:t xml:space="preserve">    __</w:t>
+      <w:r>
+        <w:rPr>
+          <w:rFonts w:ascii="Times New Roman" w:hAnsi="Times New Roman" w:cs="Times New Roman"/>
+          <w:sz w:val="18"/>
+          <w:szCs w:val="18"/>
+        </w:rPr>
+        <w:t>Ստուգման նպատակով պարկի բացման ամսաթիվը    __</w:t>
       </w:r>
       <w:r>
         <w:rPr>
@@ -12023,43 +10504,7 @@
           <w:sz w:val="18"/>
           <w:szCs w:val="18"/>
         </w:rPr>
-        <w:t xml:space="preserve">__/______/__________ </w:t>
-      </w:r>
-      <w:proofErr w:type="spellStart"/>
-      <w:r>
-        <w:rPr>
-          <w:rFonts w:ascii="Times New Roman" w:hAnsi="Times New Roman" w:cs="Times New Roman"/>
-          <w:sz w:val="18"/>
-          <w:szCs w:val="18"/>
-        </w:rPr>
-        <w:t>թվականին</w:t>
-      </w:r>
-      <w:proofErr w:type="spellEnd"/>
-      <w:r>
-        <w:rPr>
-          <w:rFonts w:ascii="Times New Roman" w:hAnsi="Times New Roman" w:cs="Times New Roman"/>
-          <w:sz w:val="18"/>
-          <w:szCs w:val="18"/>
-        </w:rPr>
-        <w:t xml:space="preserve"> </w:t>
-      </w:r>
-      <w:proofErr w:type="spellStart"/>
-      <w:r>
-        <w:rPr>
-          <w:rFonts w:ascii="Times New Roman" w:hAnsi="Times New Roman" w:cs="Times New Roman"/>
-          <w:sz w:val="18"/>
-          <w:szCs w:val="18"/>
-        </w:rPr>
-        <w:t>ժամը</w:t>
-      </w:r>
-      <w:proofErr w:type="spellEnd"/>
-      <w:r>
-        <w:rPr>
-          <w:rFonts w:ascii="Times New Roman" w:hAnsi="Times New Roman" w:cs="Times New Roman"/>
-          <w:sz w:val="18"/>
-          <w:szCs w:val="18"/>
-        </w:rPr>
-        <w:t xml:space="preserve"> _</w:t>
+        <w:t>__/______/__________ թվականին ժամը _</w:t>
       </w:r>
       <w:r>
         <w:rPr>
@@ -12137,136 +10582,76 @@
                 <w:szCs w:val="18"/>
               </w:rPr>
             </w:pPr>
-            <w:proofErr w:type="spellStart"/>
             <w:r>
               <w:rPr>
                 <w:rFonts w:ascii="Times New Roman" w:hAnsi="Times New Roman" w:cs="Times New Roman"/>
                 <w:sz w:val="18"/>
                 <w:szCs w:val="18"/>
               </w:rPr>
-              <w:t>Գլխավոր</w:t>
-            </w:r>
-            <w:proofErr w:type="spellEnd"/>
-            <w:r>
+              <w:t>Գլխավոր տնօրեն</w:t>
+            </w:r>
+          </w:p>
+        </w:tc>
+        <w:tc>
+          <w:tcPr>
+            <w:tcW w:w="1174" w:type="dxa"/>
+          </w:tcPr>
+          <w:p>
+            <w:pPr>
+              <w:spacing w:line="276" w:lineRule="auto"/>
               <w:rPr>
                 <w:rFonts w:ascii="Times New Roman" w:hAnsi="Times New Roman" w:cs="Times New Roman"/>
                 <w:sz w:val="18"/>
                 <w:szCs w:val="18"/>
               </w:rPr>
-              <w:t xml:space="preserve"> </w:t>
-            </w:r>
-            <w:proofErr w:type="spellStart"/>
-            <w:r>
+            </w:pPr>
+          </w:p>
+        </w:tc>
+        <w:tc>
+          <w:tcPr>
+            <w:tcW w:w="2112" w:type="dxa"/>
+          </w:tcPr>
+          <w:p>
+            <w:pPr>
+              <w:spacing w:line="276" w:lineRule="auto"/>
+              <w:ind w:left="77"/>
               <w:rPr>
                 <w:rFonts w:ascii="Times New Roman" w:hAnsi="Times New Roman" w:cs="Times New Roman"/>
                 <w:sz w:val="18"/>
                 <w:szCs w:val="18"/>
               </w:rPr>
-              <w:t>տնօրեն</w:t>
-            </w:r>
-            <w:proofErr w:type="spellEnd"/>
-          </w:p>
-        </w:tc>
-        <w:tc>
-          <w:tcPr>
-            <w:tcW w:w="1174" w:type="dxa"/>
-          </w:tcPr>
-          <w:p>
-            <w:pPr>
-              <w:spacing w:line="276" w:lineRule="auto"/>
+            </w:pPr>
+            <w:r>
               <w:rPr>
                 <w:rFonts w:ascii="Times New Roman" w:hAnsi="Times New Roman" w:cs="Times New Roman"/>
                 <w:sz w:val="18"/>
                 <w:szCs w:val="18"/>
               </w:rPr>
-            </w:pPr>
-          </w:p>
-        </w:tc>
-        <w:tc>
-          <w:tcPr>
-            <w:tcW w:w="2112" w:type="dxa"/>
+              <w:t>Գրիգոր Սահականը</w:t>
+            </w:r>
+          </w:p>
+        </w:tc>
+        <w:tc>
+          <w:tcPr>
+            <w:tcW w:w="1985" w:type="dxa"/>
           </w:tcPr>
           <w:p>
             <w:pPr>
               <w:spacing w:line="276" w:lineRule="auto"/>
-              <w:ind w:left="77"/>
               <w:rPr>
                 <w:rFonts w:ascii="Times New Roman" w:hAnsi="Times New Roman" w:cs="Times New Roman"/>
                 <w:sz w:val="18"/>
                 <w:szCs w:val="18"/>
               </w:rPr>
             </w:pPr>
-            <w:proofErr w:type="spellStart"/>
             <w:r>
               <w:rPr>
                 <w:rFonts w:ascii="Times New Roman" w:hAnsi="Times New Roman" w:cs="Times New Roman"/>
                 <w:sz w:val="18"/>
                 <w:szCs w:val="18"/>
               </w:rPr>
-              <w:t>Գրիգոր</w:t>
-            </w:r>
-            <w:proofErr w:type="spellEnd"/>
-            <w:r>
-              <w:rPr>
-                <w:rFonts w:ascii="Times New Roman" w:hAnsi="Times New Roman" w:cs="Times New Roman"/>
-                <w:sz w:val="18"/>
-                <w:szCs w:val="18"/>
-              </w:rPr>
-              <w:t xml:space="preserve"> </w:t>
-            </w:r>
-            <w:proofErr w:type="spellStart"/>
-            <w:r>
-              <w:rPr>
-                <w:rFonts w:ascii="Times New Roman" w:hAnsi="Times New Roman" w:cs="Times New Roman"/>
-                <w:sz w:val="18"/>
-                <w:szCs w:val="18"/>
-              </w:rPr>
-              <w:t>Սահականը</w:t>
-            </w:r>
-            <w:proofErr w:type="spellEnd"/>
-          </w:p>
-        </w:tc>
-        <w:tc>
-          <w:tcPr>
-            <w:tcW w:w="1985" w:type="dxa"/>
-          </w:tcPr>
-          <w:p>
-            <w:pPr>
-              <w:spacing w:line="276" w:lineRule="auto"/>
-              <w:rPr>
-                <w:rFonts w:ascii="Times New Roman" w:hAnsi="Times New Roman" w:cs="Times New Roman"/>
-                <w:sz w:val="18"/>
-                <w:szCs w:val="18"/>
-              </w:rPr>
-            </w:pPr>
-            <w:proofErr w:type="spellStart"/>
-            <w:r>
-              <w:rPr>
-                <w:rFonts w:ascii="Times New Roman" w:hAnsi="Times New Roman" w:cs="Times New Roman"/>
-                <w:sz w:val="18"/>
-                <w:szCs w:val="18"/>
-              </w:rPr>
-              <w:t>Վարկային</w:t>
-            </w:r>
-            <w:proofErr w:type="spellEnd"/>
-            <w:r>
-              <w:rPr>
-                <w:rFonts w:ascii="Times New Roman" w:hAnsi="Times New Roman" w:cs="Times New Roman"/>
-                <w:sz w:val="18"/>
-                <w:szCs w:val="18"/>
-              </w:rPr>
-              <w:t xml:space="preserve"> </w:t>
-            </w:r>
-            <w:proofErr w:type="spellStart"/>
-            <w:r>
-              <w:rPr>
-                <w:rFonts w:ascii="Times New Roman" w:hAnsi="Times New Roman" w:cs="Times New Roman"/>
-                <w:sz w:val="18"/>
-                <w:szCs w:val="18"/>
-              </w:rPr>
-              <w:t>մասնագետ</w:t>
-            </w:r>
-            <w:proofErr w:type="spellEnd"/>
+              <w:t>Վարկային մասնագետ</w:t>
+            </w:r>
           </w:p>
         </w:tc>
         <w:tc>
@@ -12337,7 +10722,6 @@
                 <w:szCs w:val="18"/>
               </w:rPr>
             </w:pPr>
-            <w:proofErr w:type="spellStart"/>
             <w:r>
               <w:rPr>
                 <w:rFonts w:ascii="Times New Roman" w:hAnsi="Times New Roman" w:cs="Times New Roman"/>
@@ -12346,7 +10730,6 @@
               </w:rPr>
               <w:t>Ոսկերիչ-մասնագետ</w:t>
             </w:r>
-            <w:proofErr w:type="spellEnd"/>
           </w:p>
         </w:tc>
         <w:tc>
@@ -12439,7 +10822,6 @@
                 <w:szCs w:val="18"/>
               </w:rPr>
             </w:pPr>
-            <w:proofErr w:type="spellStart"/>
             <w:r>
               <w:rPr>
                 <w:rFonts w:ascii="Times New Roman" w:hAnsi="Times New Roman" w:cs="Times New Roman"/>
@@ -12448,7 +10830,6 @@
               </w:rPr>
               <w:t>Գրավատու</w:t>
             </w:r>
-            <w:proofErr w:type="spellEnd"/>
           </w:p>
         </w:tc>
         <w:tc>
@@ -12557,7 +10938,7 @@
               </wp:anchor>
             </w:drawing>
           </mc:Choice>
-          <mc:Fallback xmlns:w16du="http://schemas.microsoft.com/office/word/2023/wordml/word16du" xmlns:w16sdtfl="http://schemas.microsoft.com/office/word/2024/wordml/sdtformatlock">
+          <mc:Fallback xmlns:w16sdtfl="http://schemas.microsoft.com/office/word/2024/wordml/sdtformatlock" xmlns:w16du="http://schemas.microsoft.com/office/word/2023/wordml/word16du">
             <w:pict>
               <v:line w14:anchorId="58052DD5" id="Straight Connector 2" o:spid="_x0000_s1026" style="position:absolute;z-index:251661312;visibility:visible;mso-wrap-style:square;mso-wrap-distance-left:9pt;mso-wrap-distance-top:0;mso-wrap-distance-right:9pt;mso-wrap-distance-bottom:0;mso-position-horizontal:absolute;mso-position-horizontal-relative:text;mso-position-vertical:absolute;mso-position-vertical-relative:text" from="0,13.4pt" to="491.7pt,13.4pt" o:gfxdata="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" strokecolor="black [3213]" strokeweight="1.25pt">
                 <v:stroke linestyle="thinThick" joinstyle="miter"/>
@@ -12582,7 +10963,6 @@
           <w:lang w:val="en-GB"/>
         </w:rPr>
       </w:pPr>
-      <w:proofErr w:type="spellStart"/>
       <w:r>
         <w:rPr>
           <w:rFonts w:ascii="Times New Roman" w:hAnsi="Times New Roman" w:cs="Times New Roman"/>
@@ -12594,37 +10974,8 @@
           <w:szCs w:val="18"/>
           <w:lang w:val="en-GB"/>
         </w:rPr>
-        <w:t>Վերադարձման</w:t>
-      </w:r>
-      <w:proofErr w:type="spellEnd"/>
-      <w:r>
-        <w:rPr>
-          <w:rFonts w:ascii="Times New Roman" w:hAnsi="Times New Roman" w:cs="Times New Roman"/>
-          <w:b/>
-          <w:bCs/>
-          <w:i/>
-          <w:iCs/>
-          <w:sz w:val="18"/>
-          <w:szCs w:val="18"/>
-          <w:lang w:val="en-GB"/>
-        </w:rPr>
-        <w:t xml:space="preserve"> </w:t>
-      </w:r>
-      <w:proofErr w:type="spellStart"/>
-      <w:r>
-        <w:rPr>
-          <w:rFonts w:ascii="Times New Roman" w:hAnsi="Times New Roman" w:cs="Times New Roman"/>
-          <w:b/>
-          <w:bCs/>
-          <w:i/>
-          <w:iCs/>
-          <w:sz w:val="18"/>
-          <w:szCs w:val="18"/>
-          <w:lang w:val="en-GB"/>
-        </w:rPr>
-        <w:t>ակտ</w:t>
-      </w:r>
-      <w:proofErr w:type="spellEnd"/>
+        <w:t>Վերադարձման ակտ</w:t>
+      </w:r>
     </w:p>
     <w:p>
       <w:pPr>
@@ -12649,204 +11000,19 @@
           <w:szCs w:val="22"/>
         </w:rPr>
       </w:pPr>
-      <w:proofErr w:type="spellStart"/>
       <w:r>
         <w:rPr>
           <w:sz w:val="18"/>
           <w:szCs w:val="22"/>
         </w:rPr>
-        <w:t>Գրավի</w:t>
-      </w:r>
-      <w:proofErr w:type="spellEnd"/>
+        <w:t>Գրավի ստուգման և Ընդունման-Հանձնման ակտ</w:t>
+      </w:r>
       <w:r>
         <w:rPr>
           <w:sz w:val="18"/>
           <w:szCs w:val="22"/>
         </w:rPr>
-        <w:t xml:space="preserve"> </w:t>
-      </w:r>
-      <w:proofErr w:type="spellStart"/>
-      <w:r>
-        <w:rPr>
-          <w:sz w:val="18"/>
-          <w:szCs w:val="22"/>
-        </w:rPr>
-        <w:t>ստուգման</w:t>
-      </w:r>
-      <w:proofErr w:type="spellEnd"/>
-      <w:r>
-        <w:rPr>
-          <w:sz w:val="18"/>
-          <w:szCs w:val="22"/>
-        </w:rPr>
-        <w:t xml:space="preserve"> և </w:t>
-      </w:r>
-      <w:proofErr w:type="spellStart"/>
-      <w:r>
-        <w:rPr>
-          <w:sz w:val="18"/>
-          <w:szCs w:val="22"/>
-        </w:rPr>
-        <w:t>Ընդունման-Հանձնման</w:t>
-      </w:r>
-      <w:proofErr w:type="spellEnd"/>
-      <w:r>
-        <w:rPr>
-          <w:sz w:val="18"/>
-          <w:szCs w:val="22"/>
-        </w:rPr>
-        <w:t xml:space="preserve"> </w:t>
-      </w:r>
-      <w:proofErr w:type="spellStart"/>
-      <w:r>
-        <w:rPr>
-          <w:sz w:val="18"/>
-          <w:szCs w:val="22"/>
-        </w:rPr>
-        <w:t>ակտ</w:t>
-      </w:r>
-      <w:r>
-        <w:rPr>
-          <w:sz w:val="18"/>
-          <w:szCs w:val="22"/>
-        </w:rPr>
-        <w:t>ում</w:t>
-      </w:r>
-      <w:proofErr w:type="spellEnd"/>
-      <w:r>
-        <w:rPr>
-          <w:sz w:val="18"/>
-          <w:szCs w:val="22"/>
-        </w:rPr>
-        <w:t xml:space="preserve"> </w:t>
-      </w:r>
-      <w:proofErr w:type="spellStart"/>
-      <w:r>
-        <w:rPr>
-          <w:sz w:val="18"/>
-          <w:szCs w:val="22"/>
-        </w:rPr>
-        <w:t>նշված</w:t>
-      </w:r>
-      <w:proofErr w:type="spellEnd"/>
-      <w:r>
-        <w:rPr>
-          <w:sz w:val="18"/>
-          <w:szCs w:val="22"/>
-        </w:rPr>
-        <w:t xml:space="preserve"> </w:t>
-      </w:r>
-      <w:proofErr w:type="spellStart"/>
-      <w:r>
-        <w:rPr>
-          <w:sz w:val="18"/>
-          <w:szCs w:val="22"/>
-        </w:rPr>
-        <w:t>Ոսկյա</w:t>
-      </w:r>
-      <w:proofErr w:type="spellEnd"/>
-      <w:r>
-        <w:rPr>
-          <w:sz w:val="18"/>
-          <w:szCs w:val="22"/>
-        </w:rPr>
-        <w:t xml:space="preserve"> </w:t>
-      </w:r>
-      <w:proofErr w:type="spellStart"/>
-      <w:r>
-        <w:rPr>
-          <w:sz w:val="18"/>
-          <w:szCs w:val="22"/>
-        </w:rPr>
-        <w:t>իրերը</w:t>
-      </w:r>
-      <w:proofErr w:type="spellEnd"/>
-      <w:r>
-        <w:rPr>
-          <w:sz w:val="18"/>
-          <w:szCs w:val="22"/>
-        </w:rPr>
-        <w:t xml:space="preserve"> </w:t>
-      </w:r>
-      <w:proofErr w:type="spellStart"/>
-      <w:r>
-        <w:rPr>
-          <w:sz w:val="18"/>
-          <w:szCs w:val="22"/>
-        </w:rPr>
-        <w:t>Գրավառուն</w:t>
-      </w:r>
-      <w:proofErr w:type="spellEnd"/>
-      <w:r>
-        <w:rPr>
-          <w:sz w:val="18"/>
-          <w:szCs w:val="22"/>
-        </w:rPr>
-        <w:t xml:space="preserve"> </w:t>
-      </w:r>
-      <w:proofErr w:type="spellStart"/>
-      <w:r>
-        <w:rPr>
-          <w:sz w:val="18"/>
-          <w:szCs w:val="22"/>
-        </w:rPr>
-        <w:t>ամբողջությամբ</w:t>
-      </w:r>
-      <w:proofErr w:type="spellEnd"/>
-      <w:r>
-        <w:rPr>
-          <w:sz w:val="18"/>
-          <w:szCs w:val="22"/>
-        </w:rPr>
-        <w:t xml:space="preserve">, </w:t>
-      </w:r>
-      <w:proofErr w:type="spellStart"/>
-      <w:r>
-        <w:rPr>
-          <w:sz w:val="18"/>
-          <w:szCs w:val="22"/>
-        </w:rPr>
-        <w:t>անվնաս</w:t>
-      </w:r>
-      <w:proofErr w:type="spellEnd"/>
-      <w:r>
-        <w:rPr>
-          <w:sz w:val="18"/>
-          <w:szCs w:val="22"/>
-        </w:rPr>
-        <w:t xml:space="preserve"> </w:t>
-      </w:r>
-      <w:proofErr w:type="spellStart"/>
-      <w:r>
-        <w:rPr>
-          <w:sz w:val="18"/>
-          <w:szCs w:val="22"/>
-        </w:rPr>
-        <w:t>հանձնեց</w:t>
-      </w:r>
-      <w:proofErr w:type="spellEnd"/>
-      <w:r>
-        <w:rPr>
-          <w:sz w:val="18"/>
-          <w:szCs w:val="22"/>
-        </w:rPr>
-        <w:t xml:space="preserve"> </w:t>
-      </w:r>
-      <w:proofErr w:type="spellStart"/>
-      <w:r>
-        <w:rPr>
-          <w:sz w:val="18"/>
-          <w:szCs w:val="22"/>
-        </w:rPr>
-        <w:t>Գրավատուին</w:t>
-      </w:r>
-      <w:proofErr w:type="spellEnd"/>
-      <w:r>
-        <w:rPr>
-          <w:sz w:val="18"/>
-          <w:szCs w:val="22"/>
-        </w:rPr>
-        <w:t xml:space="preserve">։ </w:t>
+        <w:t xml:space="preserve">ում նշված Ոսկյա իրերը Գրավառուն ամբողջությամբ, անվնաս հանձնեց Գրավատուին։ </w:t>
       </w:r>
     </w:p>
     <w:p>
@@ -12862,101 +11028,12 @@
           <w:szCs w:val="22"/>
         </w:rPr>
       </w:pPr>
-      <w:proofErr w:type="spellStart"/>
       <w:r>
         <w:rPr>
           <w:sz w:val="18"/>
           <w:szCs w:val="22"/>
         </w:rPr>
-        <w:t>Գրավատուն</w:t>
-      </w:r>
-      <w:proofErr w:type="spellEnd"/>
-      <w:r>
-        <w:rPr>
-          <w:sz w:val="18"/>
-          <w:szCs w:val="22"/>
-        </w:rPr>
-        <w:t xml:space="preserve"> </w:t>
-      </w:r>
-      <w:proofErr w:type="spellStart"/>
-      <w:r>
-        <w:rPr>
-          <w:sz w:val="18"/>
-          <w:szCs w:val="22"/>
-        </w:rPr>
-        <w:t>հավաստիացնում</w:t>
-      </w:r>
-      <w:proofErr w:type="spellEnd"/>
-      <w:r>
-        <w:rPr>
-          <w:sz w:val="18"/>
-          <w:szCs w:val="22"/>
-        </w:rPr>
-        <w:t xml:space="preserve"> է, </w:t>
-      </w:r>
-      <w:proofErr w:type="spellStart"/>
-      <w:r>
-        <w:rPr>
-          <w:sz w:val="18"/>
-          <w:szCs w:val="22"/>
-        </w:rPr>
-        <w:t>որ</w:t>
-      </w:r>
-      <w:proofErr w:type="spellEnd"/>
-      <w:r>
-        <w:rPr>
-          <w:sz w:val="18"/>
-          <w:szCs w:val="22"/>
-        </w:rPr>
-        <w:t xml:space="preserve"> </w:t>
-      </w:r>
-      <w:proofErr w:type="spellStart"/>
-      <w:r>
-        <w:rPr>
-          <w:sz w:val="18"/>
-          <w:szCs w:val="22"/>
-        </w:rPr>
-        <w:t>չունի</w:t>
-      </w:r>
-      <w:proofErr w:type="spellEnd"/>
-      <w:r>
-        <w:rPr>
-          <w:sz w:val="18"/>
-          <w:szCs w:val="22"/>
-        </w:rPr>
-        <w:t xml:space="preserve"> </w:t>
-      </w:r>
-      <w:proofErr w:type="spellStart"/>
-      <w:r>
-        <w:rPr>
-          <w:sz w:val="18"/>
-          <w:szCs w:val="22"/>
-        </w:rPr>
-        <w:t>որևէ</w:t>
-      </w:r>
-      <w:proofErr w:type="spellEnd"/>
-      <w:r>
-        <w:rPr>
-          <w:sz w:val="18"/>
-          <w:szCs w:val="22"/>
-        </w:rPr>
-        <w:t xml:space="preserve"> </w:t>
-      </w:r>
-      <w:proofErr w:type="spellStart"/>
-      <w:r>
-        <w:rPr>
-          <w:sz w:val="18"/>
-          <w:szCs w:val="22"/>
-        </w:rPr>
-        <w:t>պահանջ</w:t>
-      </w:r>
-      <w:proofErr w:type="spellEnd"/>
-      <w:r>
-        <w:rPr>
-          <w:sz w:val="18"/>
-          <w:szCs w:val="22"/>
-        </w:rPr>
-        <w:t xml:space="preserve">։ </w:t>
+        <w:t xml:space="preserve">Գրավատուն հավաստիացնում է, որ չունի որևէ պահանջ։ </w:t>
       </w:r>
     </w:p>
     <w:p>
@@ -12998,51 +11075,39 @@
                 <w:szCs w:val="18"/>
               </w:rPr>
             </w:pPr>
-            <w:proofErr w:type="spellStart"/>
             <w:r>
               <w:rPr>
                 <w:rFonts w:ascii="Times New Roman" w:hAnsi="Times New Roman" w:cs="Times New Roman"/>
                 <w:sz w:val="18"/>
                 <w:szCs w:val="18"/>
               </w:rPr>
-              <w:t>Հանձնեց</w:t>
-            </w:r>
-            <w:proofErr w:type="spellEnd"/>
-            <w:r>
+              <w:t>Հանձնեց՝</w:t>
+            </w:r>
+          </w:p>
+        </w:tc>
+      </w:tr>
+      <w:tr>
+        <w:tc>
+          <w:tcPr>
+            <w:tcW w:w="1817" w:type="dxa"/>
+          </w:tcPr>
+          <w:p>
+            <w:pPr>
+              <w:spacing w:line="276" w:lineRule="auto"/>
               <w:rPr>
                 <w:rFonts w:ascii="Times New Roman" w:hAnsi="Times New Roman" w:cs="Times New Roman"/>
                 <w:sz w:val="18"/>
                 <w:szCs w:val="18"/>
               </w:rPr>
-              <w:t>՝</w:t>
-            </w:r>
-          </w:p>
-        </w:tc>
-      </w:tr>
-      <w:tr>
-        <w:tc>
-          <w:tcPr>
-            <w:tcW w:w="1817" w:type="dxa"/>
-          </w:tcPr>
-          <w:p>
-            <w:pPr>
-              <w:spacing w:line="276" w:lineRule="auto"/>
+            </w:pPr>
+            <w:r>
               <w:rPr>
                 <w:rFonts w:ascii="Times New Roman" w:hAnsi="Times New Roman" w:cs="Times New Roman"/>
                 <w:sz w:val="18"/>
                 <w:szCs w:val="18"/>
               </w:rPr>
-            </w:pPr>
-            <w:proofErr w:type="spellStart"/>
-            <w:r>
-              <w:rPr>
-                <w:rFonts w:ascii="Times New Roman" w:hAnsi="Times New Roman" w:cs="Times New Roman"/>
-                <w:sz w:val="18"/>
-                <w:szCs w:val="18"/>
-              </w:rPr>
               <w:t>Ոսկերիչ-մասնագետ</w:t>
             </w:r>
-            <w:proofErr w:type="spellEnd"/>
           </w:p>
         </w:tc>
         <w:tc>
@@ -13098,7 +11163,6 @@
           <w:lang w:val="en-GB"/>
         </w:rPr>
       </w:pPr>
-      <w:proofErr w:type="spellStart"/>
       <w:r>
         <w:rPr>
           <w:rFonts w:ascii="Times New Roman" w:hAnsi="Times New Roman" w:cs="Times New Roman"/>
@@ -13107,7 +11171,6 @@
         </w:rPr>
         <w:t>Ես</w:t>
       </w:r>
-      <w:proofErr w:type="spellEnd"/>
       <w:r>
         <w:rPr>
           <w:rFonts w:ascii="Times New Roman" w:hAnsi="Times New Roman" w:cs="Times New Roman"/>
@@ -13123,347 +11186,7 @@
           <w:szCs w:val="18"/>
           <w:lang w:val="en-GB"/>
         </w:rPr>
-        <w:t xml:space="preserve">_____________________________________________________, </w:t>
-      </w:r>
-      <w:proofErr w:type="spellStart"/>
-      <w:r>
-        <w:rPr>
-          <w:rFonts w:ascii="Times New Roman" w:hAnsi="Times New Roman" w:cs="Times New Roman"/>
-          <w:sz w:val="18"/>
-          <w:szCs w:val="18"/>
-          <w:lang w:val="en-GB"/>
-        </w:rPr>
-        <w:t>ստացա</w:t>
-      </w:r>
-      <w:proofErr w:type="spellEnd"/>
-      <w:r>
-        <w:rPr>
-          <w:rFonts w:ascii="Times New Roman" w:hAnsi="Times New Roman" w:cs="Times New Roman"/>
-          <w:sz w:val="18"/>
-          <w:szCs w:val="18"/>
-          <w:lang w:val="en-GB"/>
-        </w:rPr>
-        <w:t xml:space="preserve"> </w:t>
-      </w:r>
-      <w:proofErr w:type="spellStart"/>
-      <w:r>
-        <w:rPr>
-          <w:rFonts w:ascii="Times New Roman" w:hAnsi="Times New Roman" w:cs="Times New Roman"/>
-          <w:sz w:val="18"/>
-          <w:szCs w:val="18"/>
-          <w:lang w:val="en-GB"/>
-        </w:rPr>
-        <w:t>Գրավի</w:t>
-      </w:r>
-      <w:proofErr w:type="spellEnd"/>
-      <w:r>
-        <w:rPr>
-          <w:rFonts w:ascii="Times New Roman" w:hAnsi="Times New Roman" w:cs="Times New Roman"/>
-          <w:sz w:val="18"/>
-          <w:szCs w:val="18"/>
-          <w:lang w:val="en-GB"/>
-        </w:rPr>
-        <w:t xml:space="preserve"> </w:t>
-      </w:r>
-      <w:proofErr w:type="spellStart"/>
-      <w:r>
-        <w:rPr>
-          <w:rFonts w:ascii="Times New Roman" w:hAnsi="Times New Roman" w:cs="Times New Roman"/>
-          <w:sz w:val="18"/>
-          <w:szCs w:val="18"/>
-          <w:lang w:val="en-GB"/>
-        </w:rPr>
-        <w:t>առարկան</w:t>
-      </w:r>
-      <w:proofErr w:type="spellEnd"/>
-      <w:r>
-        <w:rPr>
-          <w:rFonts w:ascii="Times New Roman" w:hAnsi="Times New Roman" w:cs="Times New Roman"/>
-          <w:sz w:val="18"/>
-          <w:szCs w:val="18"/>
-          <w:lang w:val="en-GB"/>
-        </w:rPr>
-        <w:t xml:space="preserve"> </w:t>
-      </w:r>
-      <w:proofErr w:type="spellStart"/>
-      <w:r>
-        <w:rPr>
-          <w:rFonts w:ascii="Times New Roman" w:hAnsi="Times New Roman" w:cs="Times New Roman"/>
-          <w:sz w:val="18"/>
-          <w:szCs w:val="18"/>
-          <w:lang w:val="en-GB"/>
-        </w:rPr>
-        <w:t>ամբողջությամբ</w:t>
-      </w:r>
-      <w:proofErr w:type="spellEnd"/>
-      <w:r>
-        <w:rPr>
-          <w:rFonts w:ascii="Times New Roman" w:hAnsi="Times New Roman" w:cs="Times New Roman"/>
-          <w:sz w:val="18"/>
-          <w:szCs w:val="18"/>
-          <w:lang w:val="en-GB"/>
-        </w:rPr>
-        <w:t xml:space="preserve">, </w:t>
-      </w:r>
-      <w:proofErr w:type="spellStart"/>
-      <w:r>
-        <w:rPr>
-          <w:rFonts w:ascii="Times New Roman" w:hAnsi="Times New Roman" w:cs="Times New Roman"/>
-          <w:sz w:val="18"/>
-          <w:szCs w:val="18"/>
-          <w:lang w:val="en-GB"/>
-        </w:rPr>
-        <w:t>այն</w:t>
-      </w:r>
-      <w:proofErr w:type="spellEnd"/>
-      <w:r>
-        <w:rPr>
-          <w:rFonts w:ascii="Times New Roman" w:hAnsi="Times New Roman" w:cs="Times New Roman"/>
-          <w:sz w:val="18"/>
-          <w:szCs w:val="18"/>
-          <w:lang w:val="en-GB"/>
-        </w:rPr>
-        <w:t xml:space="preserve"> </w:t>
-      </w:r>
-      <w:proofErr w:type="spellStart"/>
-      <w:r>
-        <w:rPr>
-          <w:rFonts w:ascii="Times New Roman" w:hAnsi="Times New Roman" w:cs="Times New Roman"/>
-          <w:sz w:val="18"/>
-          <w:szCs w:val="18"/>
-          <w:lang w:val="en-GB"/>
-        </w:rPr>
-        <w:t>վիճակում</w:t>
-      </w:r>
-      <w:proofErr w:type="spellEnd"/>
-      <w:r>
-        <w:rPr>
-          <w:rFonts w:ascii="Times New Roman" w:hAnsi="Times New Roman" w:cs="Times New Roman"/>
-          <w:sz w:val="18"/>
-          <w:szCs w:val="18"/>
-          <w:lang w:val="en-GB"/>
-        </w:rPr>
-        <w:t xml:space="preserve">, </w:t>
-      </w:r>
-      <w:proofErr w:type="spellStart"/>
-      <w:r>
-        <w:rPr>
-          <w:rFonts w:ascii="Times New Roman" w:hAnsi="Times New Roman" w:cs="Times New Roman"/>
-          <w:sz w:val="18"/>
-          <w:szCs w:val="18"/>
-          <w:lang w:val="en-GB"/>
-        </w:rPr>
-        <w:t>ինչպես</w:t>
-      </w:r>
-      <w:proofErr w:type="spellEnd"/>
-      <w:r>
-        <w:rPr>
-          <w:rFonts w:ascii="Times New Roman" w:hAnsi="Times New Roman" w:cs="Times New Roman"/>
-          <w:sz w:val="18"/>
-          <w:szCs w:val="18"/>
-          <w:lang w:val="en-GB"/>
-        </w:rPr>
-        <w:t xml:space="preserve"> </w:t>
-      </w:r>
-      <w:proofErr w:type="spellStart"/>
-      <w:r>
-        <w:rPr>
-          <w:rFonts w:ascii="Times New Roman" w:hAnsi="Times New Roman" w:cs="Times New Roman"/>
-          <w:sz w:val="18"/>
-          <w:szCs w:val="18"/>
-          <w:lang w:val="en-GB"/>
-        </w:rPr>
-        <w:t>հանձնել</w:t>
-      </w:r>
-      <w:proofErr w:type="spellEnd"/>
-      <w:r>
-        <w:rPr>
-          <w:rFonts w:ascii="Times New Roman" w:hAnsi="Times New Roman" w:cs="Times New Roman"/>
-          <w:sz w:val="18"/>
-          <w:szCs w:val="18"/>
-          <w:lang w:val="en-GB"/>
-        </w:rPr>
-        <w:t xml:space="preserve"> </w:t>
-      </w:r>
-      <w:proofErr w:type="spellStart"/>
-      <w:r>
-        <w:rPr>
-          <w:rFonts w:ascii="Times New Roman" w:hAnsi="Times New Roman" w:cs="Times New Roman"/>
-          <w:sz w:val="18"/>
-          <w:szCs w:val="18"/>
-          <w:lang w:val="en-GB"/>
-        </w:rPr>
-        <w:t>եմ</w:t>
-      </w:r>
-      <w:proofErr w:type="spellEnd"/>
-      <w:r>
-        <w:rPr>
-          <w:rFonts w:ascii="Times New Roman" w:hAnsi="Times New Roman" w:cs="Times New Roman"/>
-          <w:sz w:val="18"/>
-          <w:szCs w:val="18"/>
-          <w:lang w:val="en-GB"/>
-        </w:rPr>
-        <w:t xml:space="preserve"> </w:t>
-      </w:r>
-      <w:proofErr w:type="spellStart"/>
-      <w:r>
-        <w:rPr>
-          <w:rFonts w:ascii="Times New Roman" w:hAnsi="Times New Roman" w:cs="Times New Roman"/>
-          <w:sz w:val="18"/>
-          <w:szCs w:val="18"/>
-          <w:lang w:val="en-GB"/>
-        </w:rPr>
-        <w:t>Գրավի</w:t>
-      </w:r>
-      <w:proofErr w:type="spellEnd"/>
-      <w:r>
-        <w:rPr>
-          <w:rFonts w:ascii="Times New Roman" w:hAnsi="Times New Roman" w:cs="Times New Roman"/>
-          <w:sz w:val="18"/>
-          <w:szCs w:val="18"/>
-          <w:lang w:val="en-GB"/>
-        </w:rPr>
-        <w:t xml:space="preserve"> </w:t>
-      </w:r>
-      <w:proofErr w:type="spellStart"/>
-      <w:r>
-        <w:rPr>
-          <w:rFonts w:ascii="Times New Roman" w:hAnsi="Times New Roman" w:cs="Times New Roman"/>
-          <w:sz w:val="18"/>
-          <w:szCs w:val="18"/>
-          <w:lang w:val="en-GB"/>
-        </w:rPr>
-        <w:t>ստուգման</w:t>
-      </w:r>
-      <w:proofErr w:type="spellEnd"/>
-      <w:r>
-        <w:rPr>
-          <w:rFonts w:ascii="Times New Roman" w:hAnsi="Times New Roman" w:cs="Times New Roman"/>
-          <w:sz w:val="18"/>
-          <w:szCs w:val="18"/>
-          <w:lang w:val="en-GB"/>
-        </w:rPr>
-        <w:t xml:space="preserve"> և </w:t>
-      </w:r>
-      <w:proofErr w:type="spellStart"/>
-      <w:r>
-        <w:rPr>
-          <w:rFonts w:ascii="Times New Roman" w:hAnsi="Times New Roman" w:cs="Times New Roman"/>
-          <w:sz w:val="18"/>
-          <w:szCs w:val="18"/>
-          <w:lang w:val="en-GB"/>
-        </w:rPr>
-        <w:t>Ընդունման-Հանձնման</w:t>
-      </w:r>
-      <w:proofErr w:type="spellEnd"/>
-      <w:r>
-        <w:rPr>
-          <w:rFonts w:ascii="Times New Roman" w:hAnsi="Times New Roman" w:cs="Times New Roman"/>
-          <w:sz w:val="18"/>
-          <w:szCs w:val="18"/>
-          <w:lang w:val="en-GB"/>
-        </w:rPr>
-        <w:t xml:space="preserve"> </w:t>
-      </w:r>
-      <w:proofErr w:type="spellStart"/>
-      <w:r>
-        <w:rPr>
-          <w:rFonts w:ascii="Times New Roman" w:hAnsi="Times New Roman" w:cs="Times New Roman"/>
-          <w:sz w:val="18"/>
-          <w:szCs w:val="18"/>
-          <w:lang w:val="en-GB"/>
-        </w:rPr>
-        <w:t>ակտով</w:t>
-      </w:r>
-      <w:proofErr w:type="spellEnd"/>
-      <w:r>
-        <w:rPr>
-          <w:rFonts w:ascii="Times New Roman" w:hAnsi="Times New Roman" w:cs="Times New Roman"/>
-          <w:sz w:val="18"/>
-          <w:szCs w:val="18"/>
-          <w:lang w:val="en-GB"/>
-        </w:rPr>
-        <w:t xml:space="preserve">, </w:t>
-      </w:r>
-      <w:proofErr w:type="spellStart"/>
-      <w:r>
-        <w:rPr>
-          <w:rFonts w:ascii="Times New Roman" w:hAnsi="Times New Roman" w:cs="Times New Roman"/>
-          <w:sz w:val="18"/>
-          <w:szCs w:val="18"/>
-          <w:lang w:val="en-GB"/>
-        </w:rPr>
-        <w:t>որի</w:t>
-      </w:r>
-      <w:proofErr w:type="spellEnd"/>
-      <w:r>
-        <w:rPr>
-          <w:rFonts w:ascii="Times New Roman" w:hAnsi="Times New Roman" w:cs="Times New Roman"/>
-          <w:sz w:val="18"/>
-          <w:szCs w:val="18"/>
-          <w:lang w:val="en-GB"/>
-        </w:rPr>
-        <w:t xml:space="preserve"> </w:t>
-      </w:r>
-      <w:proofErr w:type="spellStart"/>
-      <w:r>
-        <w:rPr>
-          <w:rFonts w:ascii="Times New Roman" w:hAnsi="Times New Roman" w:cs="Times New Roman"/>
-          <w:sz w:val="18"/>
-          <w:szCs w:val="18"/>
-          <w:lang w:val="en-GB"/>
-        </w:rPr>
-        <w:t>համար</w:t>
-      </w:r>
-      <w:proofErr w:type="spellEnd"/>
-      <w:r>
-        <w:rPr>
-          <w:rFonts w:ascii="Times New Roman" w:hAnsi="Times New Roman" w:cs="Times New Roman"/>
-          <w:sz w:val="18"/>
-          <w:szCs w:val="18"/>
-          <w:lang w:val="en-GB"/>
-        </w:rPr>
-        <w:t xml:space="preserve"> </w:t>
-      </w:r>
-      <w:proofErr w:type="spellStart"/>
-      <w:r>
-        <w:rPr>
-          <w:rFonts w:ascii="Times New Roman" w:hAnsi="Times New Roman" w:cs="Times New Roman"/>
-          <w:sz w:val="18"/>
-          <w:szCs w:val="18"/>
-          <w:lang w:val="en-GB"/>
-        </w:rPr>
-        <w:t>ստորագրում</w:t>
-      </w:r>
-      <w:proofErr w:type="spellEnd"/>
-      <w:r>
-        <w:rPr>
-          <w:rFonts w:ascii="Times New Roman" w:hAnsi="Times New Roman" w:cs="Times New Roman"/>
-          <w:sz w:val="18"/>
-          <w:szCs w:val="18"/>
-          <w:lang w:val="en-GB"/>
-        </w:rPr>
-        <w:t xml:space="preserve"> </w:t>
-      </w:r>
-      <w:proofErr w:type="spellStart"/>
-      <w:r>
-        <w:rPr>
-          <w:rFonts w:ascii="Times New Roman" w:hAnsi="Times New Roman" w:cs="Times New Roman"/>
-          <w:sz w:val="18"/>
-          <w:szCs w:val="18"/>
-          <w:lang w:val="en-GB"/>
-        </w:rPr>
-        <w:t>եմ</w:t>
-      </w:r>
-      <w:proofErr w:type="spellEnd"/>
-      <w:r>
-        <w:rPr>
-          <w:rFonts w:ascii="Times New Roman" w:hAnsi="Times New Roman" w:cs="Times New Roman"/>
-          <w:sz w:val="18"/>
-          <w:szCs w:val="18"/>
-          <w:lang w:val="en-GB"/>
-        </w:rPr>
-        <w:t xml:space="preserve">։ </w:t>
+        <w:t xml:space="preserve">_____________________________________________________, ստացա Գրավի առարկան ամբողջությամբ, այն վիճակում, ինչպես հանձնել եմ Գրավի ստուգման և Ընդունման-Հանձնման ակտով, որի համար ստորագրում եմ։ </w:t>
       </w:r>
     </w:p>
     <w:tbl>
@@ -13500,51 +11223,39 @@
                 <w:szCs w:val="18"/>
               </w:rPr>
             </w:pPr>
-            <w:proofErr w:type="spellStart"/>
             <w:r>
               <w:rPr>
                 <w:rFonts w:ascii="Times New Roman" w:hAnsi="Times New Roman" w:cs="Times New Roman"/>
                 <w:sz w:val="18"/>
                 <w:szCs w:val="18"/>
               </w:rPr>
-              <w:t>Ընդունեց</w:t>
-            </w:r>
-            <w:proofErr w:type="spellEnd"/>
-            <w:r>
+              <w:t xml:space="preserve">Ընդունեց՝      </w:t>
+            </w:r>
+          </w:p>
+        </w:tc>
+      </w:tr>
+      <w:tr>
+        <w:tc>
+          <w:tcPr>
+            <w:tcW w:w="1120" w:type="dxa"/>
+          </w:tcPr>
+          <w:p>
+            <w:pPr>
+              <w:spacing w:line="276" w:lineRule="auto"/>
               <w:rPr>
                 <w:rFonts w:ascii="Times New Roman" w:hAnsi="Times New Roman" w:cs="Times New Roman"/>
                 <w:sz w:val="18"/>
                 <w:szCs w:val="18"/>
               </w:rPr>
-              <w:t xml:space="preserve">՝      </w:t>
-            </w:r>
-          </w:p>
-        </w:tc>
-      </w:tr>
-      <w:tr>
-        <w:tc>
-          <w:tcPr>
-            <w:tcW w:w="1120" w:type="dxa"/>
-          </w:tcPr>
-          <w:p>
-            <w:pPr>
-              <w:spacing w:line="276" w:lineRule="auto"/>
+            </w:pPr>
+            <w:r>
               <w:rPr>
                 <w:rFonts w:ascii="Times New Roman" w:hAnsi="Times New Roman" w:cs="Times New Roman"/>
                 <w:sz w:val="18"/>
                 <w:szCs w:val="18"/>
               </w:rPr>
-            </w:pPr>
-            <w:proofErr w:type="spellStart"/>
-            <w:r>
-              <w:rPr>
-                <w:rFonts w:ascii="Times New Roman" w:hAnsi="Times New Roman" w:cs="Times New Roman"/>
-                <w:sz w:val="18"/>
-                <w:szCs w:val="18"/>
-              </w:rPr>
               <w:t>Գրավատու</w:t>
             </w:r>
-            <w:proofErr w:type="spellEnd"/>
           </w:p>
         </w:tc>
         <w:tc>

--- a/public/files/contract_gold_template.docx
+++ b/public/files/contract_gold_template.docx
@@ -1115,34 +1115,17 @@
           <w:szCs w:val="18"/>
           <w:lang w:val="hy-AM"/>
         </w:rPr>
-        <w:t xml:space="preserve">վերադարձնել վարկը և վճարել Պայմանագրով սահմանված տոկոսներն ու վճարները մինչև 2029 </w:t>
-      </w:r>
-      <w:r>
-        <w:rPr>
-          <w:rFonts w:ascii="Times New Roman" w:hAnsi="Times New Roman" w:cs="Times New Roman"/>
-          <w:sz w:val="18"/>
-          <w:szCs w:val="18"/>
-          <w:lang w:val="hy-AM"/>
-        </w:rPr>
-        <w:t>թ</w:t>
-      </w:r>
-      <w:r>
-        <w:rPr>
-          <w:rFonts w:ascii="Times New Roman" w:hAnsi="Times New Roman" w:cs="Times New Roman"/>
-          <w:sz w:val="18"/>
-          <w:szCs w:val="18"/>
-          <w:lang w:val="hy-AM"/>
-        </w:rPr>
-        <w:t xml:space="preserve">վականի հունվարի </w:t>
-      </w:r>
-      <w:r>
-        <w:rPr>
-          <w:rFonts w:ascii="Times New Roman" w:hAnsi="Times New Roman" w:cs="Times New Roman"/>
-          <w:sz w:val="18"/>
-          <w:szCs w:val="18"/>
-          <w:lang w:val="hy-AM"/>
-        </w:rPr>
-        <w:t>10</w:t>
+        <w:t xml:space="preserve">վերադարձնել վարկը և վճարել Պայմանագրով սահմանված տոկոսներն ու վճարները մինչև </w:t>
+      </w:r>
+      <w:r>
+        <w:rPr>
+          <w:rFonts w:ascii="Times New Roman" w:hAnsi="Times New Roman" w:cs="Times New Roman"/>
+          <w:sz w:val="18"/>
+          <w:szCs w:val="18"/>
+          <w:lang w:val="hy-AM"/>
+        </w:rPr>
+        <w:tab/>
+        <w:t>${deadline}</w:t>
       </w:r>
       <w:r>
         <w:rPr>
@@ -2996,19 +2979,7 @@
                 <w:szCs w:val="16"/>
                 <w:lang w:val="hy-AM"/>
               </w:rPr>
-              <w:t xml:space="preserve">Պատասխանատվության միջոցները Վարկի և տոկոսների մարման </w:t>
-            </w:r>
-            <w:r>
-              <w:rPr>
-                <w:rFonts w:ascii="Times New Roman" w:hAnsi="Times New Roman" w:cs="Times New Roman"/>
-                <w:b/>
-                <w:i/>
-                <w:sz w:val="16"/>
-                <w:szCs w:val="16"/>
-                <w:lang w:val="hy-AM"/>
-              </w:rPr>
-              <w:lastRenderedPageBreak/>
-              <w:t>կետանցի դեպքում</w:t>
+              <w:t>Պատասխանատվության միջոցները Վարկի և տոկոսների մարման կետանցի դեպքում</w:t>
             </w:r>
           </w:p>
         </w:tc>
@@ -3043,8 +3014,7 @@
                 <w:szCs w:val="16"/>
                 <w:lang w:val="hy-AM"/>
               </w:rPr>
-              <w:lastRenderedPageBreak/>
-              <w:t xml:space="preserve">Վարկի գումարը կամ տոկոսը կամ դրանց մի մասը ժամկետանց դառնալու օրվանից մինչև համապատասխանաբար Վարկի կամ ժամկետանց մասի կամ </w:t>
+              <w:t xml:space="preserve">Վարկի գումարը կամ տոկոսը կամ դրանց մի մասը ժամկետանց դառնալու օրվանից մինչև համապատասխանաբար Վարկի կամ ժամկետանց մասի կամ տոկոսի մարման օրը Վարկառուն պարտավոր է Վարկատուին վճարել </w:t>
             </w:r>
             <w:r>
               <w:rPr>
@@ -3056,7 +3026,7 @@
                 <w:lang w:val="hy-AM"/>
               </w:rPr>
               <w:lastRenderedPageBreak/>
-              <w:t xml:space="preserve">տոկոսի մարման օրը Վարկառուն պարտավոր է Վարկատուին վճարել ժամկետանց վարկի նկատմամբ Պայմանագրի հիման վրա հաշվարկվող անվանական տոկոսադրույքը և ժամկետանց վարկի և/կամ տոկոսի նկատմամբ հաշվարկված </w:t>
+              <w:t xml:space="preserve">ժամկետանց վարկի նկատմամբ Պայմանագրի հիման վրա հաշվարկվող անվանական տոկոսադրույքը և ժամկետանց վարկի և/կամ տոկոսի նկատմամբ հաշվարկված </w:t>
             </w:r>
             <w:r>
               <w:rPr>
@@ -3283,7 +3253,7 @@
           <w:szCs w:val="18"/>
           <w:lang w:val="hy-AM"/>
         </w:rPr>
-        <w:t>1.1</w:t>
+        <w:t>1</w:t>
       </w:r>
       <w:r>
         <w:rPr>
@@ -3293,6 +3263,15 @@
           <w:lang w:val="hy-AM"/>
         </w:rPr>
         <w:fldChar w:fldCharType="end"/>
+      </w:r>
+      <w:r>
+        <w:rPr>
+          <w:rFonts w:ascii="Times New Roman" w:hAnsi="Times New Roman" w:cs="Times New Roman"/>
+          <w:sz w:val="18"/>
+          <w:szCs w:val="18"/>
+          <w:lang w:val="hy-AM"/>
+        </w:rPr>
+        <w:t>․2</w:t>
       </w:r>
       <w:r>
         <w:rPr>
@@ -3578,51 +3557,7 @@
           <w:szCs w:val="18"/>
           <w:lang w:val="hy-AM"/>
         </w:rPr>
-        <w:fldChar w:fldCharType="begin"/>
-      </w:r>
-      <w:r>
-        <w:rPr>
-          <w:rFonts w:ascii="Times New Roman" w:hAnsi="Times New Roman" w:cs="Times New Roman"/>
-          <w:sz w:val="18"/>
-          <w:szCs w:val="18"/>
-          <w:lang w:val="hy-AM"/>
-        </w:rPr>
-        <w:instrText xml:space="preserve"> REF _Ref219158915 \r \h  \* MERGEFORMAT </w:instrText>
-      </w:r>
-      <w:r>
-        <w:rPr>
-          <w:rFonts w:ascii="Times New Roman" w:hAnsi="Times New Roman" w:cs="Times New Roman"/>
-          <w:sz w:val="18"/>
-          <w:szCs w:val="18"/>
-          <w:lang w:val="hy-AM"/>
-        </w:rPr>
-      </w:r>
-      <w:r>
-        <w:rPr>
-          <w:rFonts w:ascii="Times New Roman" w:hAnsi="Times New Roman" w:cs="Times New Roman"/>
-          <w:sz w:val="18"/>
-          <w:szCs w:val="18"/>
-          <w:lang w:val="hy-AM"/>
-        </w:rPr>
-        <w:fldChar w:fldCharType="separate"/>
-      </w:r>
-      <w:r>
-        <w:rPr>
-          <w:rFonts w:ascii="Times New Roman" w:hAnsi="Times New Roman" w:cs="Times New Roman"/>
-          <w:sz w:val="18"/>
-          <w:szCs w:val="18"/>
-          <w:lang w:val="hy-AM"/>
-        </w:rPr>
-        <w:t>1.1</w:t>
-      </w:r>
-      <w:r>
-        <w:rPr>
-          <w:rFonts w:ascii="Times New Roman" w:hAnsi="Times New Roman" w:cs="Times New Roman"/>
-          <w:sz w:val="18"/>
-          <w:szCs w:val="18"/>
-          <w:lang w:val="hy-AM"/>
-        </w:rPr>
-        <w:fldChar w:fldCharType="end"/>
+        <w:t>1․2</w:t>
       </w:r>
       <w:r>
         <w:rPr>
@@ -4061,7 +3996,6 @@
           <w:szCs w:val="18"/>
           <w:lang w:val="hy-AM"/>
         </w:rPr>
-        <w:lastRenderedPageBreak/>
         <w:t xml:space="preserve">Վարկառուն </w:t>
       </w:r>
       <w:r>
@@ -4100,6 +4034,7 @@
           <w:szCs w:val="18"/>
           <w:lang w:val="hy-AM"/>
         </w:rPr>
+        <w:lastRenderedPageBreak/>
         <w:t xml:space="preserve">Վարկի գումարի չափով արգելանք է դրվել Վարկառուի գույքի նկատմամբ և այդ արգելանքը տևում է 5 օրից ավել։ </w:t>
       </w:r>
     </w:p>
@@ -4776,7 +4711,6 @@
           <w:szCs w:val="18"/>
           <w:lang w:val="hy-AM"/>
         </w:rPr>
-        <w:lastRenderedPageBreak/>
         <w:t>Վարկատուի կողմից սահմանված սակագների համապատասխան վճարումը կատարելուց հետո ստուգել գրավի առարկա ոսկյա իրերի առկայությունը, քանակը, զանգվածը, վիճակը.</w:t>
       </w:r>
     </w:p>
@@ -4805,6 +4739,7 @@
           <w:szCs w:val="18"/>
           <w:lang w:val="hy-AM"/>
         </w:rPr>
+        <w:lastRenderedPageBreak/>
         <w:t>Վարկառուն պարտավոր է՝</w:t>
       </w:r>
     </w:p>
@@ -5452,8 +5387,17 @@
           <w:szCs w:val="18"/>
           <w:lang w:val="hy-AM"/>
         </w:rPr>
+        <w:t xml:space="preserve">Պայմանագրով Գրավատուն տալիս է իր անվերապահ համաձայնությունը, առ այն, որ Գրավի առարկայի ֆիզիական ստուգման ընթացքում Գրավառուն առանց Գրավատուի ներկայության բացի Գրավի առարկայի պահպանման փակ, թափանցիկ պարկը։ Պարկն առանց Գրավատուի բացելու դեպքում Գրավի առարկայի ստուգման </w:t>
+      </w:r>
+      <w:r>
+        <w:rPr>
+          <w:rFonts w:ascii="Times New Roman" w:hAnsi="Times New Roman" w:cs="Times New Roman"/>
+          <w:sz w:val="18"/>
+          <w:szCs w:val="18"/>
+          <w:lang w:val="hy-AM"/>
+        </w:rPr>
         <w:lastRenderedPageBreak/>
-        <w:t xml:space="preserve">Պայմանագրով Գրավատուն տալիս է իր անվերապահ համաձայնությունը, առ այն, որ Գրավի առարկայի ֆիզիական ստուգման ընթացքում Գրավառուն առանց Գրավատուի ներկայության բացի Գրավի առարկայի պահպանման փակ, թափանցիկ պարկը։ Պարկն առանց Գրավատուի բացելու դեպքում Գրավի առարկայի ստուգման արդյունքում կազմվում է արձանագրություն։ </w:t>
+        <w:t xml:space="preserve">արդյունքում կազմվում է արձանագրություն։ </w:t>
       </w:r>
     </w:p>
     <w:p>
@@ -5882,26 +5826,35 @@
           <w:szCs w:val="18"/>
           <w:lang w:val="hy-AM"/>
         </w:rPr>
+        <w:t xml:space="preserve">Վարկատուից ստանա </w:t>
+      </w:r>
+      <w:r>
+        <w:rPr>
+          <w:rFonts w:ascii="Times New Roman" w:hAnsi="Times New Roman" w:cs="Times New Roman"/>
+          <w:sz w:val="18"/>
+          <w:szCs w:val="18"/>
+          <w:lang w:val="hy-AM"/>
+        </w:rPr>
+        <w:t>SMS հաղորդագրություններ, էլեկտրոնային կամ այլ նամակներ վարկի, տոկոսների և այլ վճարների հերթական</w:t>
+      </w:r>
+      <w:r>
+        <w:rPr>
+          <w:rFonts w:ascii="Times New Roman" w:hAnsi="Times New Roman" w:cs="Times New Roman"/>
+          <w:sz w:val="18"/>
+          <w:szCs w:val="18"/>
+          <w:lang w:val="hy-AM"/>
+        </w:rPr>
+        <w:t xml:space="preserve"> մարման, դրանց ժամկետանց դառնալու, իրեն ծանուցումներ ուղարկելու վերաբերյալ, ինչպես նաև Վարկատուի կողմից մատուցվող </w:t>
+      </w:r>
+      <w:r>
+        <w:rPr>
+          <w:rFonts w:ascii="Times New Roman" w:hAnsi="Times New Roman" w:cs="Times New Roman"/>
+          <w:sz w:val="18"/>
+          <w:szCs w:val="18"/>
+          <w:lang w:val="hy-AM"/>
+        </w:rPr>
         <w:lastRenderedPageBreak/>
-        <w:t xml:space="preserve">Վարկատուից ստանա </w:t>
-      </w:r>
-      <w:r>
-        <w:rPr>
-          <w:rFonts w:ascii="Times New Roman" w:hAnsi="Times New Roman" w:cs="Times New Roman"/>
-          <w:sz w:val="18"/>
-          <w:szCs w:val="18"/>
-          <w:lang w:val="hy-AM"/>
-        </w:rPr>
-        <w:t>SMS հաղորդագրություններ, էլեկտրոնային կամ այլ նամակներ վարկի, տոկոսների և այլ վճարների հերթական</w:t>
-      </w:r>
-      <w:r>
-        <w:rPr>
-          <w:rFonts w:ascii="Times New Roman" w:hAnsi="Times New Roman" w:cs="Times New Roman"/>
-          <w:sz w:val="18"/>
-          <w:szCs w:val="18"/>
-          <w:lang w:val="hy-AM"/>
-        </w:rPr>
-        <w:t xml:space="preserve"> մարման, դրանց ժամկետանց դառնալու, իրեն ծանուցումներ ուղարկելու վերաբերյալ, ինչպես նաև Վարկատուի կողմից մատուցվող ծառայությունների վերաբերյալ գովազդային, առևտրային կամ այլ բնույթի նյութեր։ կողմից վերջինիս վերաբերյալ ՀՀ տարածքում գործող բոլոր վարկային բյուրոներից հարցումներ կատարելու և հարցման ամբողջական պատասխան ստանալու վերաբերյալ.</w:t>
+        <w:t>ծառայությունների վերաբերյալ գովազդային, առևտրային կամ այլ բնույթի նյութեր։ կողմից վերջինիս վերաբերյալ ՀՀ տարածքում գործող բոլոր վարկային բյուրոներից հարցումներ կատարելու և հարցման ամբողջական պատասխան ստանալու վերաբերյալ.</w:t>
       </w:r>
     </w:p>
     <w:p>
@@ -6563,8 +6516,25 @@
           <w:szCs w:val="18"/>
           <w:lang w:val="hy-AM"/>
         </w:rPr>
-        <w:lastRenderedPageBreak/>
-        <w:t>Վարկառուի՝ Պայմանագրի կնքումից հետո առաջացող պահանջները, դիմումները, բողոքները Վարկատուին ներկայացնելու կարգը, ինչպես նաև Վարկատուի կողմից պահանջնրտի, դիմումների, բողոքների քննարկման կարգը և ժամկետները,</w:t>
+        <w:t>Վարկառուի՝ Պայմանագրի կնքումից հետո առաջացող պահանջները, դիմումները, բողոքները Վարկատուին ներկայացնելու կարգը, ինչպես նաև Վարկատուի կողմից պահանջն</w:t>
+      </w:r>
+      <w:r>
+        <w:rPr>
+          <w:rFonts w:ascii="Times New Roman" w:hAnsi="Times New Roman" w:cs="Times New Roman"/>
+          <w:sz w:val="18"/>
+          <w:szCs w:val="18"/>
+          <w:lang w:val="hy-AM"/>
+        </w:rPr>
+        <w:t>եր</w:t>
+      </w:r>
+      <w:r>
+        <w:rPr>
+          <w:rFonts w:ascii="Times New Roman" w:hAnsi="Times New Roman" w:cs="Times New Roman"/>
+          <w:sz w:val="18"/>
+          <w:szCs w:val="18"/>
+          <w:lang w:val="hy-AM"/>
+        </w:rPr>
+        <w:t>ի, դիմումների, բողոքների քննարկման կարգը և ժամկետները,</w:t>
       </w:r>
     </w:p>
     <w:p>
@@ -6593,6 +6563,7 @@
           <w:szCs w:val="18"/>
           <w:lang w:val="hy-AM"/>
         </w:rPr>
+        <w:lastRenderedPageBreak/>
         <w:t>Վարկառուի իրավունքները դատական կարգով, ինչպես նաև արբիտրաժային դատարանի և/կամ Ֆինանսական համակարգի հաշտարարի միջոցով պաշտպանելու հնարավորության մասին՝ տրամադրելով «Ինչ անել, եթե բողոք ունեք» ձևաթուղթը,</w:t>
       </w:r>
     </w:p>
@@ -10420,7 +10391,7 @@
               </wp:anchor>
             </w:drawing>
           </mc:Choice>
-          <mc:Fallback xmlns:w16sdtfl="http://schemas.microsoft.com/office/word/2024/wordml/sdtformatlock" xmlns:w16du="http://schemas.microsoft.com/office/word/2023/wordml/word16du">
+          <mc:Fallback xmlns:w16du="http://schemas.microsoft.com/office/word/2023/wordml/word16du" xmlns:w16sdtfl="http://schemas.microsoft.com/office/word/2024/wordml/sdtformatlock">
             <w:pict>
               <v:line w14:anchorId="6A9B0DF6" id="Straight Connector 2" o:spid="_x0000_s1026" style="position:absolute;z-index:251659264;visibility:visible;mso-wrap-style:square;mso-wrap-distance-left:9pt;mso-wrap-distance-top:0;mso-wrap-distance-right:9pt;mso-wrap-distance-bottom:0;mso-position-horizontal:absolute;mso-position-horizontal-relative:text;mso-position-vertical:absolute;mso-position-vertical-relative:text" from="-2.8pt,12.7pt" to="488.9pt,12.7pt" o:gfxdata="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" strokecolor="black [3213]" strokeweight="1.25pt">
                 <v:stroke linestyle="thinThick" joinstyle="miter"/>
@@ -10938,7 +10909,7 @@
               </wp:anchor>
             </w:drawing>
           </mc:Choice>
-          <mc:Fallback xmlns:w16sdtfl="http://schemas.microsoft.com/office/word/2024/wordml/sdtformatlock" xmlns:w16du="http://schemas.microsoft.com/office/word/2023/wordml/word16du">
+          <mc:Fallback xmlns:w16du="http://schemas.microsoft.com/office/word/2023/wordml/word16du" xmlns:w16sdtfl="http://schemas.microsoft.com/office/word/2024/wordml/sdtformatlock">
             <w:pict>
               <v:line w14:anchorId="58052DD5" id="Straight Connector 2" o:spid="_x0000_s1026" style="position:absolute;z-index:251661312;visibility:visible;mso-wrap-style:square;mso-wrap-distance-left:9pt;mso-wrap-distance-top:0;mso-wrap-distance-right:9pt;mso-wrap-distance-bottom:0;mso-position-horizontal:absolute;mso-position-horizontal-relative:text;mso-position-vertical:absolute;mso-position-vertical-relative:text" from="0,13.4pt" to="491.7pt,13.4pt" o:gfxdata="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" strokecolor="black [3213]" strokeweight="1.25pt">
                 <v:stroke linestyle="thinThick" joinstyle="miter"/>

--- a/public/files/contract_gold_template.docx
+++ b/public/files/contract_gold_template.docx
@@ -8621,12 +8621,12 @@
         <w:tblLook w:val="04A0" w:firstRow="1" w:lastRow="0" w:firstColumn="1" w:lastColumn="0" w:noHBand="0" w:noVBand="1"/>
       </w:tblPr>
       <w:tblGrid>
-        <w:gridCol w:w="2972"/>
-        <w:gridCol w:w="960"/>
+        <w:gridCol w:w="2946"/>
+        <w:gridCol w:w="958"/>
         <w:gridCol w:w="1025"/>
-        <w:gridCol w:w="860"/>
-        <w:gridCol w:w="849"/>
-        <w:gridCol w:w="1411"/>
+        <w:gridCol w:w="899"/>
+        <w:gridCol w:w="847"/>
+        <w:gridCol w:w="1402"/>
         <w:gridCol w:w="1273"/>
       </w:tblGrid>
       <w:tr>
@@ -9090,6 +9090,14 @@
                 <w:szCs w:val="16"/>
               </w:rPr>
             </w:pPr>
+            <w:r>
+              <w:rPr>
+                <w:rFonts w:ascii="Times New Roman" w:hAnsi="Times New Roman" w:cs="Times New Roman"/>
+                <w:sz w:val="16"/>
+                <w:szCs w:val="16"/>
+              </w:rPr>
+              <w:t>${i_am}</w:t>
+            </w:r>
           </w:p>
         </w:tc>
         <w:tc>
@@ -9110,441 +9118,24 @@
                 <w:sz w:val="16"/>
                 <w:szCs w:val="16"/>
               </w:rPr>
-              <w:t>${i_a}</w:t>
-            </w:r>
-          </w:p>
-        </w:tc>
-      </w:tr>
-      <w:tr>
-        <w:trPr>
-          <w:trHeight w:val="227"/>
-        </w:trPr>
-        <w:tc>
-          <w:tcPr>
-            <w:tcW w:w="2972" w:type="dxa"/>
-          </w:tcPr>
-          <w:p>
-            <w:pPr>
-              <w:rPr>
-                <w:rFonts w:ascii="Times New Roman" w:hAnsi="Times New Roman" w:cs="Times New Roman"/>
-                <w:sz w:val="16"/>
-                <w:szCs w:val="16"/>
-              </w:rPr>
-            </w:pPr>
-          </w:p>
-        </w:tc>
-        <w:tc>
-          <w:tcPr>
-            <w:tcW w:w="960" w:type="dxa"/>
-          </w:tcPr>
-          <w:p>
-            <w:pPr>
-              <w:rPr>
-                <w:rFonts w:ascii="Times New Roman" w:hAnsi="Times New Roman" w:cs="Times New Roman"/>
-                <w:sz w:val="16"/>
-                <w:szCs w:val="16"/>
-              </w:rPr>
-            </w:pPr>
-          </w:p>
-        </w:tc>
-        <w:tc>
-          <w:tcPr>
-            <w:tcW w:w="1025" w:type="dxa"/>
-          </w:tcPr>
-          <w:p>
-            <w:pPr>
-              <w:rPr>
-                <w:rFonts w:ascii="Times New Roman" w:hAnsi="Times New Roman" w:cs="Times New Roman"/>
-                <w:sz w:val="16"/>
-                <w:szCs w:val="16"/>
-              </w:rPr>
-            </w:pPr>
-          </w:p>
-        </w:tc>
-        <w:tc>
-          <w:tcPr>
-            <w:tcW w:w="860" w:type="dxa"/>
-          </w:tcPr>
-          <w:p>
-            <w:pPr>
-              <w:rPr>
-                <w:rFonts w:ascii="Times New Roman" w:hAnsi="Times New Roman" w:cs="Times New Roman"/>
-                <w:sz w:val="16"/>
-                <w:szCs w:val="16"/>
-              </w:rPr>
-            </w:pPr>
-          </w:p>
-        </w:tc>
-        <w:tc>
-          <w:tcPr>
-            <w:tcW w:w="849" w:type="dxa"/>
-          </w:tcPr>
-          <w:p>
-            <w:pPr>
-              <w:rPr>
-                <w:rFonts w:ascii="Times New Roman" w:hAnsi="Times New Roman" w:cs="Times New Roman"/>
-                <w:sz w:val="16"/>
-                <w:szCs w:val="16"/>
-              </w:rPr>
-            </w:pPr>
-          </w:p>
-        </w:tc>
-        <w:tc>
-          <w:tcPr>
-            <w:tcW w:w="1411" w:type="dxa"/>
-          </w:tcPr>
-          <w:p>
-            <w:pPr>
-              <w:rPr>
-                <w:rFonts w:ascii="Times New Roman" w:hAnsi="Times New Roman" w:cs="Times New Roman"/>
-                <w:sz w:val="16"/>
-                <w:szCs w:val="16"/>
-              </w:rPr>
-            </w:pPr>
-          </w:p>
-        </w:tc>
-        <w:tc>
-          <w:tcPr>
-            <w:tcW w:w="1273" w:type="dxa"/>
-          </w:tcPr>
-          <w:p>
-            <w:pPr>
-              <w:rPr>
-                <w:rFonts w:ascii="Times New Roman" w:hAnsi="Times New Roman" w:cs="Times New Roman"/>
-                <w:sz w:val="16"/>
-                <w:szCs w:val="16"/>
-              </w:rPr>
-            </w:pPr>
-          </w:p>
-        </w:tc>
-      </w:tr>
-      <w:tr>
-        <w:trPr>
-          <w:trHeight w:val="227"/>
-        </w:trPr>
-        <w:tc>
-          <w:tcPr>
-            <w:tcW w:w="2972" w:type="dxa"/>
-          </w:tcPr>
-          <w:p>
-            <w:pPr>
-              <w:rPr>
-                <w:rFonts w:ascii="Times New Roman" w:hAnsi="Times New Roman" w:cs="Times New Roman"/>
-                <w:sz w:val="16"/>
-                <w:szCs w:val="16"/>
-              </w:rPr>
-            </w:pPr>
-          </w:p>
-        </w:tc>
-        <w:tc>
-          <w:tcPr>
-            <w:tcW w:w="960" w:type="dxa"/>
-          </w:tcPr>
-          <w:p>
-            <w:pPr>
-              <w:rPr>
-                <w:rFonts w:ascii="Times New Roman" w:hAnsi="Times New Roman" w:cs="Times New Roman"/>
-                <w:sz w:val="16"/>
-                <w:szCs w:val="16"/>
-              </w:rPr>
-            </w:pPr>
-          </w:p>
-        </w:tc>
-        <w:tc>
-          <w:tcPr>
-            <w:tcW w:w="1025" w:type="dxa"/>
-          </w:tcPr>
-          <w:p>
-            <w:pPr>
-              <w:rPr>
-                <w:rFonts w:ascii="Times New Roman" w:hAnsi="Times New Roman" w:cs="Times New Roman"/>
-                <w:sz w:val="16"/>
-                <w:szCs w:val="16"/>
-              </w:rPr>
-            </w:pPr>
-          </w:p>
-        </w:tc>
-        <w:tc>
-          <w:tcPr>
-            <w:tcW w:w="860" w:type="dxa"/>
-          </w:tcPr>
-          <w:p>
-            <w:pPr>
-              <w:rPr>
-                <w:rFonts w:ascii="Times New Roman" w:hAnsi="Times New Roman" w:cs="Times New Roman"/>
-                <w:sz w:val="16"/>
-                <w:szCs w:val="16"/>
-              </w:rPr>
-            </w:pPr>
-          </w:p>
-        </w:tc>
-        <w:tc>
-          <w:tcPr>
-            <w:tcW w:w="849" w:type="dxa"/>
-          </w:tcPr>
-          <w:p>
-            <w:pPr>
-              <w:rPr>
-                <w:rFonts w:ascii="Times New Roman" w:hAnsi="Times New Roman" w:cs="Times New Roman"/>
-                <w:sz w:val="16"/>
-                <w:szCs w:val="16"/>
-              </w:rPr>
-            </w:pPr>
-          </w:p>
-        </w:tc>
-        <w:tc>
-          <w:tcPr>
-            <w:tcW w:w="1411" w:type="dxa"/>
-          </w:tcPr>
-          <w:p>
-            <w:pPr>
-              <w:rPr>
-                <w:rFonts w:ascii="Times New Roman" w:hAnsi="Times New Roman" w:cs="Times New Roman"/>
-                <w:sz w:val="16"/>
-                <w:szCs w:val="16"/>
-              </w:rPr>
-            </w:pPr>
-          </w:p>
-        </w:tc>
-        <w:tc>
-          <w:tcPr>
-            <w:tcW w:w="1273" w:type="dxa"/>
-          </w:tcPr>
-          <w:p>
-            <w:pPr>
-              <w:rPr>
-                <w:rFonts w:ascii="Times New Roman" w:hAnsi="Times New Roman" w:cs="Times New Roman"/>
-                <w:sz w:val="16"/>
-                <w:szCs w:val="16"/>
-              </w:rPr>
-            </w:pPr>
-          </w:p>
-        </w:tc>
-      </w:tr>
-      <w:tr>
-        <w:trPr>
-          <w:trHeight w:val="227"/>
-        </w:trPr>
-        <w:tc>
-          <w:tcPr>
-            <w:tcW w:w="2972" w:type="dxa"/>
-          </w:tcPr>
-          <w:p>
-            <w:pPr>
-              <w:rPr>
-                <w:rFonts w:ascii="Times New Roman" w:hAnsi="Times New Roman" w:cs="Times New Roman"/>
-                <w:sz w:val="16"/>
-                <w:szCs w:val="16"/>
-              </w:rPr>
-            </w:pPr>
-          </w:p>
-        </w:tc>
-        <w:tc>
-          <w:tcPr>
-            <w:tcW w:w="960" w:type="dxa"/>
-          </w:tcPr>
-          <w:p>
-            <w:pPr>
-              <w:rPr>
-                <w:rFonts w:ascii="Times New Roman" w:hAnsi="Times New Roman" w:cs="Times New Roman"/>
-                <w:sz w:val="16"/>
-                <w:szCs w:val="16"/>
-              </w:rPr>
-            </w:pPr>
-          </w:p>
-        </w:tc>
-        <w:tc>
-          <w:tcPr>
-            <w:tcW w:w="1025" w:type="dxa"/>
-          </w:tcPr>
-          <w:p>
-            <w:pPr>
-              <w:rPr>
-                <w:rFonts w:ascii="Times New Roman" w:hAnsi="Times New Roman" w:cs="Times New Roman"/>
-                <w:sz w:val="16"/>
-                <w:szCs w:val="16"/>
-              </w:rPr>
-            </w:pPr>
-          </w:p>
-        </w:tc>
-        <w:tc>
-          <w:tcPr>
-            <w:tcW w:w="860" w:type="dxa"/>
-          </w:tcPr>
-          <w:p>
-            <w:pPr>
-              <w:rPr>
-                <w:rFonts w:ascii="Times New Roman" w:hAnsi="Times New Roman" w:cs="Times New Roman"/>
-                <w:sz w:val="16"/>
-                <w:szCs w:val="16"/>
-              </w:rPr>
-            </w:pPr>
-          </w:p>
-        </w:tc>
-        <w:tc>
-          <w:tcPr>
-            <w:tcW w:w="849" w:type="dxa"/>
-          </w:tcPr>
-          <w:p>
-            <w:pPr>
-              <w:rPr>
-                <w:rFonts w:ascii="Times New Roman" w:hAnsi="Times New Roman" w:cs="Times New Roman"/>
-                <w:sz w:val="16"/>
-                <w:szCs w:val="16"/>
-              </w:rPr>
-            </w:pPr>
-          </w:p>
-        </w:tc>
-        <w:tc>
-          <w:tcPr>
-            <w:tcW w:w="1411" w:type="dxa"/>
-          </w:tcPr>
-          <w:p>
-            <w:pPr>
-              <w:rPr>
-                <w:rFonts w:ascii="Times New Roman" w:hAnsi="Times New Roman" w:cs="Times New Roman"/>
-                <w:sz w:val="16"/>
-                <w:szCs w:val="16"/>
-              </w:rPr>
-            </w:pPr>
-          </w:p>
-        </w:tc>
-        <w:tc>
-          <w:tcPr>
-            <w:tcW w:w="1273" w:type="dxa"/>
-          </w:tcPr>
-          <w:p>
-            <w:pPr>
-              <w:rPr>
-                <w:rFonts w:ascii="Times New Roman" w:hAnsi="Times New Roman" w:cs="Times New Roman"/>
-                <w:sz w:val="16"/>
-                <w:szCs w:val="16"/>
-              </w:rPr>
-            </w:pPr>
-          </w:p>
-        </w:tc>
-      </w:tr>
-      <w:tr>
-        <w:trPr>
-          <w:trHeight w:val="227"/>
-        </w:trPr>
-        <w:tc>
-          <w:tcPr>
-            <w:tcW w:w="2972" w:type="dxa"/>
-            <w:tcBorders>
-              <w:bottom w:val="single" w:sz="4" w:space="0" w:color="auto"/>
-            </w:tcBorders>
-          </w:tcPr>
-          <w:p>
-            <w:pPr>
-              <w:rPr>
-                <w:rFonts w:ascii="Times New Roman" w:hAnsi="Times New Roman" w:cs="Times New Roman"/>
-                <w:sz w:val="16"/>
-                <w:szCs w:val="16"/>
-              </w:rPr>
-            </w:pPr>
-          </w:p>
-        </w:tc>
-        <w:tc>
-          <w:tcPr>
-            <w:tcW w:w="960" w:type="dxa"/>
-            <w:tcBorders>
-              <w:bottom w:val="single" w:sz="4" w:space="0" w:color="auto"/>
-            </w:tcBorders>
-          </w:tcPr>
-          <w:p>
-            <w:pPr>
-              <w:rPr>
-                <w:rFonts w:ascii="Times New Roman" w:hAnsi="Times New Roman" w:cs="Times New Roman"/>
-                <w:sz w:val="16"/>
-                <w:szCs w:val="16"/>
-              </w:rPr>
-            </w:pPr>
-          </w:p>
-        </w:tc>
-        <w:tc>
-          <w:tcPr>
-            <w:tcW w:w="1025" w:type="dxa"/>
-            <w:tcBorders>
-              <w:bottom w:val="single" w:sz="4" w:space="0" w:color="auto"/>
-            </w:tcBorders>
-          </w:tcPr>
-          <w:p>
-            <w:pPr>
-              <w:rPr>
-                <w:rFonts w:ascii="Times New Roman" w:hAnsi="Times New Roman" w:cs="Times New Roman"/>
-                <w:sz w:val="16"/>
-                <w:szCs w:val="16"/>
-              </w:rPr>
-            </w:pPr>
-          </w:p>
-        </w:tc>
-        <w:tc>
-          <w:tcPr>
-            <w:tcW w:w="860" w:type="dxa"/>
-            <w:tcBorders>
-              <w:bottom w:val="single" w:sz="4" w:space="0" w:color="auto"/>
-            </w:tcBorders>
-          </w:tcPr>
-          <w:p>
-            <w:pPr>
-              <w:rPr>
-                <w:rFonts w:ascii="Times New Roman" w:hAnsi="Times New Roman" w:cs="Times New Roman"/>
-                <w:sz w:val="16"/>
-                <w:szCs w:val="16"/>
-              </w:rPr>
-            </w:pPr>
-          </w:p>
-        </w:tc>
-        <w:tc>
-          <w:tcPr>
-            <w:tcW w:w="849" w:type="dxa"/>
-            <w:tcBorders>
-              <w:bottom w:val="single" w:sz="4" w:space="0" w:color="auto"/>
-            </w:tcBorders>
-          </w:tcPr>
-          <w:p>
-            <w:pPr>
-              <w:rPr>
-                <w:rFonts w:ascii="Times New Roman" w:hAnsi="Times New Roman" w:cs="Times New Roman"/>
-                <w:sz w:val="16"/>
-                <w:szCs w:val="16"/>
-              </w:rPr>
-            </w:pPr>
-          </w:p>
-        </w:tc>
-        <w:tc>
-          <w:tcPr>
-            <w:tcW w:w="1411" w:type="dxa"/>
-            <w:tcBorders>
-              <w:bottom w:val="single" w:sz="4" w:space="0" w:color="auto"/>
-            </w:tcBorders>
-          </w:tcPr>
-          <w:p>
-            <w:pPr>
-              <w:rPr>
-                <w:rFonts w:ascii="Times New Roman" w:hAnsi="Times New Roman" w:cs="Times New Roman"/>
-                <w:sz w:val="16"/>
-                <w:szCs w:val="16"/>
-              </w:rPr>
-            </w:pPr>
-          </w:p>
-        </w:tc>
-        <w:tc>
-          <w:tcPr>
-            <w:tcW w:w="1273" w:type="dxa"/>
-            <w:tcBorders>
-              <w:bottom w:val="single" w:sz="4" w:space="0" w:color="auto"/>
-            </w:tcBorders>
-          </w:tcPr>
-          <w:p>
-            <w:pPr>
-              <w:rPr>
-                <w:rFonts w:ascii="Times New Roman" w:hAnsi="Times New Roman" w:cs="Times New Roman"/>
-                <w:sz w:val="16"/>
-                <w:szCs w:val="16"/>
-              </w:rPr>
-            </w:pPr>
+              <w:t>${i</w:t>
+            </w:r>
+            <w:r>
+              <w:rPr>
+                <w:rFonts w:ascii="Times New Roman" w:hAnsi="Times New Roman" w:cs="Times New Roman"/>
+                <w:sz w:val="16"/>
+                <w:szCs w:val="16"/>
+              </w:rPr>
+              <w:t>_total_</w:t>
+            </w:r>
+            <w:r>
+              <w:rPr>
+                <w:rFonts w:ascii="Times New Roman" w:hAnsi="Times New Roman" w:cs="Times New Roman"/>
+                <w:sz w:val="16"/>
+                <w:szCs w:val="16"/>
+              </w:rPr>
+              <w:t>a}</w:t>
+            </w:r>
           </w:p>
         </w:tc>
       </w:tr>
@@ -9570,6 +9161,14 @@
                 <w:szCs w:val="16"/>
               </w:rPr>
             </w:pPr>
+            <w:r>
+              <w:rPr>
+                <w:rFonts w:ascii="Times New Roman" w:hAnsi="Times New Roman" w:cs="Times New Roman"/>
+                <w:sz w:val="16"/>
+                <w:szCs w:val="16"/>
+              </w:rPr>
+              <w:t>Ընդամենը՝</w:t>
+            </w:r>
           </w:p>
         </w:tc>
         <w:tc>
@@ -9590,6 +9189,14 @@
                 <w:szCs w:val="16"/>
               </w:rPr>
             </w:pPr>
+            <w:r>
+              <w:rPr>
+                <w:rFonts w:ascii="Times New Roman" w:hAnsi="Times New Roman" w:cs="Times New Roman"/>
+                <w:sz w:val="16"/>
+                <w:szCs w:val="16"/>
+              </w:rPr>
+              <w:t>${t_i_c}</w:t>
+            </w:r>
           </w:p>
         </w:tc>
         <w:tc>
@@ -9610,6 +9217,14 @@
                 <w:szCs w:val="16"/>
               </w:rPr>
             </w:pPr>
+            <w:r>
+              <w:rPr>
+                <w:rFonts w:ascii="Times New Roman" w:hAnsi="Times New Roman" w:cs="Times New Roman"/>
+                <w:sz w:val="16"/>
+                <w:szCs w:val="16"/>
+              </w:rPr>
+              <w:t>${t_i_w}</w:t>
+            </w:r>
           </w:p>
         </w:tc>
         <w:tc>
@@ -9630,6 +9245,14 @@
                 <w:szCs w:val="16"/>
               </w:rPr>
             </w:pPr>
+            <w:r>
+              <w:rPr>
+                <w:rFonts w:ascii="Times New Roman" w:hAnsi="Times New Roman" w:cs="Times New Roman"/>
+                <w:sz w:val="16"/>
+                <w:szCs w:val="16"/>
+              </w:rPr>
+              <w:t>${t_i_cw+</w:t>
+            </w:r>
           </w:p>
         </w:tc>
         <w:tc>
@@ -9670,6 +9293,14 @@
                 <w:szCs w:val="16"/>
               </w:rPr>
             </w:pPr>
+            <w:r>
+              <w:rPr>
+                <w:rFonts w:ascii="Times New Roman" w:hAnsi="Times New Roman" w:cs="Times New Roman"/>
+                <w:sz w:val="16"/>
+                <w:szCs w:val="16"/>
+              </w:rPr>
+              <w:t>${t_am}</w:t>
+            </w:r>
           </w:p>
         </w:tc>
         <w:tc>
@@ -9690,159 +9321,14 @@
                 <w:szCs w:val="16"/>
               </w:rPr>
             </w:pPr>
-          </w:p>
-        </w:tc>
-      </w:tr>
-      <w:tr>
-        <w:trPr>
-          <w:trHeight w:val="227"/>
-        </w:trPr>
-        <w:tc>
-          <w:tcPr>
-            <w:tcW w:w="2972" w:type="dxa"/>
-            <w:tcBorders>
-              <w:top w:val="single" w:sz="4" w:space="0" w:color="auto"/>
-              <w:left w:val="single" w:sz="4" w:space="0" w:color="auto"/>
-              <w:bottom w:val="single" w:sz="4" w:space="0" w:color="auto"/>
-              <w:right w:val="single" w:sz="4" w:space="0" w:color="auto"/>
-            </w:tcBorders>
-          </w:tcPr>
-          <w:p>
-            <w:pPr>
-              <w:rPr>
-                <w:rFonts w:ascii="Times New Roman" w:hAnsi="Times New Roman" w:cs="Times New Roman"/>
-                <w:sz w:val="16"/>
-                <w:szCs w:val="16"/>
-              </w:rPr>
-            </w:pPr>
-            <w:r>
-              <w:rPr>
-                <w:rFonts w:ascii="Times New Roman" w:hAnsi="Times New Roman" w:cs="Times New Roman"/>
-                <w:sz w:val="16"/>
-                <w:szCs w:val="16"/>
-              </w:rPr>
-              <w:t>Ընդամենը՝</w:t>
-            </w:r>
-          </w:p>
-        </w:tc>
-        <w:tc>
-          <w:tcPr>
-            <w:tcW w:w="960" w:type="dxa"/>
-            <w:tcBorders>
-              <w:top w:val="single" w:sz="4" w:space="0" w:color="auto"/>
-              <w:left w:val="single" w:sz="4" w:space="0" w:color="auto"/>
-              <w:bottom w:val="single" w:sz="4" w:space="0" w:color="auto"/>
-              <w:right w:val="single" w:sz="4" w:space="0" w:color="auto"/>
-            </w:tcBorders>
-          </w:tcPr>
-          <w:p>
-            <w:pPr>
-              <w:rPr>
-                <w:rFonts w:ascii="Times New Roman" w:hAnsi="Times New Roman" w:cs="Times New Roman"/>
-                <w:sz w:val="16"/>
-                <w:szCs w:val="16"/>
-              </w:rPr>
-            </w:pPr>
-          </w:p>
-        </w:tc>
-        <w:tc>
-          <w:tcPr>
-            <w:tcW w:w="1025" w:type="dxa"/>
-            <w:tcBorders>
-              <w:top w:val="single" w:sz="4" w:space="0" w:color="auto"/>
-              <w:left w:val="single" w:sz="4" w:space="0" w:color="auto"/>
-              <w:bottom w:val="single" w:sz="4" w:space="0" w:color="auto"/>
-              <w:right w:val="single" w:sz="4" w:space="0" w:color="auto"/>
-            </w:tcBorders>
-          </w:tcPr>
-          <w:p>
-            <w:pPr>
-              <w:rPr>
-                <w:rFonts w:ascii="Times New Roman" w:hAnsi="Times New Roman" w:cs="Times New Roman"/>
-                <w:sz w:val="16"/>
-                <w:szCs w:val="16"/>
-              </w:rPr>
-            </w:pPr>
-          </w:p>
-        </w:tc>
-        <w:tc>
-          <w:tcPr>
-            <w:tcW w:w="860" w:type="dxa"/>
-            <w:tcBorders>
-              <w:top w:val="single" w:sz="4" w:space="0" w:color="auto"/>
-              <w:left w:val="single" w:sz="4" w:space="0" w:color="auto"/>
-              <w:bottom w:val="single" w:sz="4" w:space="0" w:color="auto"/>
-              <w:right w:val="single" w:sz="4" w:space="0" w:color="auto"/>
-            </w:tcBorders>
-          </w:tcPr>
-          <w:p>
-            <w:pPr>
-              <w:rPr>
-                <w:rFonts w:ascii="Times New Roman" w:hAnsi="Times New Roman" w:cs="Times New Roman"/>
-                <w:sz w:val="16"/>
-                <w:szCs w:val="16"/>
-              </w:rPr>
-            </w:pPr>
-          </w:p>
-        </w:tc>
-        <w:tc>
-          <w:tcPr>
-            <w:tcW w:w="849" w:type="dxa"/>
-            <w:tcBorders>
-              <w:top w:val="single" w:sz="4" w:space="0" w:color="auto"/>
-              <w:left w:val="single" w:sz="4" w:space="0" w:color="auto"/>
-              <w:bottom w:val="single" w:sz="4" w:space="0" w:color="auto"/>
-              <w:right w:val="single" w:sz="4" w:space="0" w:color="auto"/>
-            </w:tcBorders>
-          </w:tcPr>
-          <w:p>
-            <w:pPr>
-              <w:rPr>
-                <w:rFonts w:ascii="Times New Roman" w:hAnsi="Times New Roman" w:cs="Times New Roman"/>
-                <w:sz w:val="16"/>
-                <w:szCs w:val="16"/>
-              </w:rPr>
-            </w:pPr>
-          </w:p>
-        </w:tc>
-        <w:tc>
-          <w:tcPr>
-            <w:tcW w:w="1411" w:type="dxa"/>
-            <w:tcBorders>
-              <w:top w:val="single" w:sz="4" w:space="0" w:color="auto"/>
-              <w:left w:val="single" w:sz="4" w:space="0" w:color="auto"/>
-              <w:bottom w:val="single" w:sz="4" w:space="0" w:color="auto"/>
-              <w:right w:val="single" w:sz="4" w:space="0" w:color="auto"/>
-            </w:tcBorders>
-          </w:tcPr>
-          <w:p>
-            <w:pPr>
-              <w:rPr>
-                <w:rFonts w:ascii="Times New Roman" w:hAnsi="Times New Roman" w:cs="Times New Roman"/>
-                <w:sz w:val="16"/>
-                <w:szCs w:val="16"/>
-              </w:rPr>
-            </w:pPr>
-          </w:p>
-        </w:tc>
-        <w:tc>
-          <w:tcPr>
-            <w:tcW w:w="1273" w:type="dxa"/>
-            <w:tcBorders>
-              <w:top w:val="single" w:sz="4" w:space="0" w:color="auto"/>
-              <w:left w:val="single" w:sz="4" w:space="0" w:color="auto"/>
-              <w:bottom w:val="single" w:sz="4" w:space="0" w:color="auto"/>
-              <w:right w:val="single" w:sz="4" w:space="0" w:color="auto"/>
-            </w:tcBorders>
-          </w:tcPr>
-          <w:p>
-            <w:pPr>
-              <w:rPr>
-                <w:rFonts w:ascii="Times New Roman" w:hAnsi="Times New Roman" w:cs="Times New Roman"/>
-                <w:sz w:val="16"/>
-                <w:szCs w:val="16"/>
-              </w:rPr>
-            </w:pPr>
+            <w:r>
+              <w:rPr>
+                <w:rFonts w:ascii="Times New Roman" w:hAnsi="Times New Roman" w:cs="Times New Roman"/>
+                <w:sz w:val="16"/>
+                <w:szCs w:val="16"/>
+              </w:rPr>
+              <w:t>${t_i_total_am}</w:t>
+            </w:r>
           </w:p>
         </w:tc>
       </w:tr>
@@ -10391,7 +9877,7 @@
               </wp:anchor>
             </w:drawing>
           </mc:Choice>
-          <mc:Fallback xmlns:w16du="http://schemas.microsoft.com/office/word/2023/wordml/word16du" xmlns:w16sdtfl="http://schemas.microsoft.com/office/word/2024/wordml/sdtformatlock">
+          <mc:Fallback xmlns:w16sdtfl="http://schemas.microsoft.com/office/word/2024/wordml/sdtformatlock" xmlns:w16du="http://schemas.microsoft.com/office/word/2023/wordml/word16du">
             <w:pict>
               <v:line w14:anchorId="6A9B0DF6" id="Straight Connector 2" o:spid="_x0000_s1026" style="position:absolute;z-index:251659264;visibility:visible;mso-wrap-style:square;mso-wrap-distance-left:9pt;mso-wrap-distance-top:0;mso-wrap-distance-right:9pt;mso-wrap-distance-bottom:0;mso-position-horizontal:absolute;mso-position-horizontal-relative:text;mso-position-vertical:absolute;mso-position-vertical-relative:text" from="-2.8pt,12.7pt" to="488.9pt,12.7pt" o:gfxdata="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" strokecolor="black [3213]" strokeweight="1.25pt">
                 <v:stroke linestyle="thinThick" joinstyle="miter"/>
@@ -10909,7 +10395,7 @@
               </wp:anchor>
             </w:drawing>
           </mc:Choice>
-          <mc:Fallback xmlns:w16du="http://schemas.microsoft.com/office/word/2023/wordml/word16du" xmlns:w16sdtfl="http://schemas.microsoft.com/office/word/2024/wordml/sdtformatlock">
+          <mc:Fallback xmlns:w16sdtfl="http://schemas.microsoft.com/office/word/2024/wordml/sdtformatlock" xmlns:w16du="http://schemas.microsoft.com/office/word/2023/wordml/word16du">
             <w:pict>
               <v:line w14:anchorId="58052DD5" id="Straight Connector 2" o:spid="_x0000_s1026" style="position:absolute;z-index:251661312;visibility:visible;mso-wrap-style:square;mso-wrap-distance-left:9pt;mso-wrap-distance-top:0;mso-wrap-distance-right:9pt;mso-wrap-distance-bottom:0;mso-position-horizontal:absolute;mso-position-horizontal-relative:text;mso-position-vertical:absolute;mso-position-vertical-relative:text" from="0,13.4pt" to="491.7pt,13.4pt" o:gfxdata="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" strokecolor="black [3213]" strokeweight="1.25pt">
                 <v:stroke linestyle="thinThick" joinstyle="miter"/>

--- a/public/files/contract_gold_template.docx
+++ b/public/files/contract_gold_template.docx
@@ -154,7 +154,33 @@
           <w:color w:val="000000" w:themeColor="text1"/>
           <w:lang w:val="en-GB"/>
         </w:rPr>
-        <w:t>${num}</w:t>
+        <w:t>${</w:t>
+      </w:r>
+      <w:proofErr w:type="spellStart"/>
+      <w:r>
+        <w:rPr>
+          <w:rFonts w:ascii="Times New Roman" w:eastAsia="Times New Roman" w:hAnsi="Times New Roman" w:cs="Times New Roman"/>
+          <w:b/>
+          <w:bCs/>
+          <w:i/>
+          <w:iCs/>
+          <w:color w:val="000000" w:themeColor="text1"/>
+          <w:lang w:val="en-GB"/>
+        </w:rPr>
+        <w:t>num</w:t>
+      </w:r>
+      <w:proofErr w:type="spellEnd"/>
+      <w:r>
+        <w:rPr>
+          <w:rFonts w:ascii="Times New Roman" w:eastAsia="Times New Roman" w:hAnsi="Times New Roman" w:cs="Times New Roman"/>
+          <w:b/>
+          <w:bCs/>
+          <w:i/>
+          <w:iCs/>
+          <w:color w:val="000000" w:themeColor="text1"/>
+          <w:lang w:val="en-GB"/>
+        </w:rPr>
+        <w:t>}</w:t>
       </w:r>
     </w:p>
     <w:tbl>
@@ -371,8 +397,86 @@
           <w:szCs w:val="18"/>
           <w:lang w:val="en-GB"/>
         </w:rPr>
-        <w:t>53 շենք, 35 ոչ բնակելի տարածք</w:t>
-      </w:r>
+        <w:t xml:space="preserve">53 </w:t>
+      </w:r>
+      <w:proofErr w:type="spellStart"/>
+      <w:r>
+        <w:rPr>
+          <w:rFonts w:ascii="Times New Roman" w:eastAsia="Times New Roman" w:hAnsi="Times New Roman" w:cs="Times New Roman"/>
+          <w:color w:val="000000" w:themeColor="text1"/>
+          <w:sz w:val="18"/>
+          <w:szCs w:val="18"/>
+          <w:lang w:val="en-GB"/>
+        </w:rPr>
+        <w:t>շենք</w:t>
+      </w:r>
+      <w:proofErr w:type="spellEnd"/>
+      <w:r>
+        <w:rPr>
+          <w:rFonts w:ascii="Times New Roman" w:eastAsia="Times New Roman" w:hAnsi="Times New Roman" w:cs="Times New Roman"/>
+          <w:color w:val="000000" w:themeColor="text1"/>
+          <w:sz w:val="18"/>
+          <w:szCs w:val="18"/>
+          <w:lang w:val="en-GB"/>
+        </w:rPr>
+        <w:t xml:space="preserve">, 35 </w:t>
+      </w:r>
+      <w:proofErr w:type="spellStart"/>
+      <w:r>
+        <w:rPr>
+          <w:rFonts w:ascii="Times New Roman" w:eastAsia="Times New Roman" w:hAnsi="Times New Roman" w:cs="Times New Roman"/>
+          <w:color w:val="000000" w:themeColor="text1"/>
+          <w:sz w:val="18"/>
+          <w:szCs w:val="18"/>
+          <w:lang w:val="en-GB"/>
+        </w:rPr>
+        <w:t>ոչ</w:t>
+      </w:r>
+      <w:proofErr w:type="spellEnd"/>
+      <w:r>
+        <w:rPr>
+          <w:rFonts w:ascii="Times New Roman" w:eastAsia="Times New Roman" w:hAnsi="Times New Roman" w:cs="Times New Roman"/>
+          <w:color w:val="000000" w:themeColor="text1"/>
+          <w:sz w:val="18"/>
+          <w:szCs w:val="18"/>
+          <w:lang w:val="en-GB"/>
+        </w:rPr>
+        <w:t xml:space="preserve"> </w:t>
+      </w:r>
+      <w:proofErr w:type="spellStart"/>
+      <w:r>
+        <w:rPr>
+          <w:rFonts w:ascii="Times New Roman" w:eastAsia="Times New Roman" w:hAnsi="Times New Roman" w:cs="Times New Roman"/>
+          <w:color w:val="000000" w:themeColor="text1"/>
+          <w:sz w:val="18"/>
+          <w:szCs w:val="18"/>
+          <w:lang w:val="en-GB"/>
+        </w:rPr>
+        <w:t>բնակելի</w:t>
+      </w:r>
+      <w:proofErr w:type="spellEnd"/>
+      <w:r>
+        <w:rPr>
+          <w:rFonts w:ascii="Times New Roman" w:eastAsia="Times New Roman" w:hAnsi="Times New Roman" w:cs="Times New Roman"/>
+          <w:color w:val="000000" w:themeColor="text1"/>
+          <w:sz w:val="18"/>
+          <w:szCs w:val="18"/>
+          <w:lang w:val="en-GB"/>
+        </w:rPr>
+        <w:t xml:space="preserve"> </w:t>
+      </w:r>
+      <w:proofErr w:type="spellStart"/>
+      <w:r>
+        <w:rPr>
+          <w:rFonts w:ascii="Times New Roman" w:eastAsia="Times New Roman" w:hAnsi="Times New Roman" w:cs="Times New Roman"/>
+          <w:color w:val="000000" w:themeColor="text1"/>
+          <w:sz w:val="18"/>
+          <w:szCs w:val="18"/>
+          <w:lang w:val="en-GB"/>
+        </w:rPr>
+        <w:t>տարածք</w:t>
+      </w:r>
+      <w:proofErr w:type="spellEnd"/>
       <w:r>
         <w:rPr>
           <w:rFonts w:ascii="Times New Roman" w:eastAsia="Times New Roman" w:hAnsi="Times New Roman" w:cs="Times New Roman"/>
@@ -1281,8 +1385,9 @@
                 <w:szCs w:val="16"/>
                 <w:lang w:val="en-GB"/>
               </w:rPr>
-              <w:t>${contra</w:t>
-            </w:r>
+              <w:t>${</w:t>
+            </w:r>
+            <w:proofErr w:type="spellStart"/>
             <w:r>
               <w:rPr>
                 <w:rFonts w:ascii="Times New Roman" w:hAnsi="Times New Roman" w:cs="Times New Roman"/>
@@ -1292,7 +1397,7 @@
                 <w:szCs w:val="16"/>
                 <w:lang w:val="en-GB"/>
               </w:rPr>
-              <w:t>c</w:t>
+              <w:t>contra</w:t>
             </w:r>
             <w:r>
               <w:rPr>
@@ -1303,7 +1408,30 @@
                 <w:szCs w:val="16"/>
                 <w:lang w:val="en-GB"/>
               </w:rPr>
-              <w:t>t_amount}</w:t>
+              <w:t>c</w:t>
+            </w:r>
+            <w:r>
+              <w:rPr>
+                <w:rFonts w:ascii="Times New Roman" w:hAnsi="Times New Roman" w:cs="Times New Roman"/>
+                <w:b/>
+                <w:i/>
+                <w:sz w:val="16"/>
+                <w:szCs w:val="16"/>
+                <w:lang w:val="en-GB"/>
+              </w:rPr>
+              <w:t>t_amount</w:t>
+            </w:r>
+            <w:proofErr w:type="spellEnd"/>
+            <w:r>
+              <w:rPr>
+                <w:rFonts w:ascii="Times New Roman" w:hAnsi="Times New Roman" w:cs="Times New Roman"/>
+                <w:b/>
+                <w:i/>
+                <w:sz w:val="16"/>
+                <w:szCs w:val="16"/>
+                <w:lang w:val="en-GB"/>
+              </w:rPr>
+              <w:t>}</w:t>
             </w:r>
             <w:r>
               <w:rPr>
@@ -1514,7 +1642,31 @@
                 <w:szCs w:val="16"/>
                 <w:lang w:val="en-GB"/>
               </w:rPr>
-              <w:t>${effective_annual_rate}</w:t>
+              <w:t>${</w:t>
+            </w:r>
+            <w:proofErr w:type="spellStart"/>
+            <w:r>
+              <w:rPr>
+                <w:rFonts w:ascii="Times New Roman" w:hAnsi="Times New Roman" w:cs="Times New Roman"/>
+                <w:b/>
+                <w:i/>
+                <w:sz w:val="16"/>
+                <w:szCs w:val="16"/>
+                <w:lang w:val="en-GB"/>
+              </w:rPr>
+              <w:t>effective_annual_rate</w:t>
+            </w:r>
+            <w:proofErr w:type="spellEnd"/>
+            <w:r>
+              <w:rPr>
+                <w:rFonts w:ascii="Times New Roman" w:hAnsi="Times New Roman" w:cs="Times New Roman"/>
+                <w:b/>
+                <w:i/>
+                <w:sz w:val="16"/>
+                <w:szCs w:val="16"/>
+                <w:lang w:val="en-GB"/>
+              </w:rPr>
+              <w:t>}</w:t>
             </w:r>
           </w:p>
         </w:tc>
@@ -2892,7 +3044,31 @@
                 <w:szCs w:val="16"/>
                 <w:lang w:val="en-GB"/>
               </w:rPr>
-              <w:t>${mother_amount}</w:t>
+              <w:t>${</w:t>
+            </w:r>
+            <w:proofErr w:type="spellStart"/>
+            <w:r>
+              <w:rPr>
+                <w:rFonts w:ascii="Times New Roman" w:hAnsi="Times New Roman" w:cs="Times New Roman"/>
+                <w:bCs/>
+                <w:iCs/>
+                <w:sz w:val="16"/>
+                <w:szCs w:val="16"/>
+                <w:lang w:val="en-GB"/>
+              </w:rPr>
+              <w:t>mother_amount</w:t>
+            </w:r>
+            <w:proofErr w:type="spellEnd"/>
+            <w:r>
+              <w:rPr>
+                <w:rFonts w:ascii="Times New Roman" w:hAnsi="Times New Roman" w:cs="Times New Roman"/>
+                <w:bCs/>
+                <w:iCs/>
+                <w:sz w:val="16"/>
+                <w:szCs w:val="16"/>
+                <w:lang w:val="en-GB"/>
+              </w:rPr>
+              <w:t>}</w:t>
             </w:r>
             <w:r>
               <w:rPr>
@@ -7179,6 +7355,7 @@
                 <w:lang w:val="en-GB"/>
               </w:rPr>
             </w:pPr>
+            <w:proofErr w:type="spellStart"/>
             <w:r>
               <w:rPr>
                 <w:rFonts w:ascii="Times New Roman" w:hAnsi="Times New Roman" w:cs="Times New Roman"/>
@@ -7188,8 +7365,9 @@
                 <w:szCs w:val="18"/>
                 <w:lang w:val="en-GB"/>
               </w:rPr>
-              <w:t xml:space="preserve">Քարտի համար՝ </w:t>
-            </w:r>
+              <w:t>Քարտի</w:t>
+            </w:r>
+            <w:proofErr w:type="spellEnd"/>
             <w:r>
               <w:rPr>
                 <w:rFonts w:ascii="Times New Roman" w:hAnsi="Times New Roman" w:cs="Times New Roman"/>
@@ -7199,7 +7377,66 @@
                 <w:szCs w:val="18"/>
                 <w:lang w:val="en-GB"/>
               </w:rPr>
-              <w:t>${card_number}</w:t>
+              <w:t xml:space="preserve"> </w:t>
+            </w:r>
+            <w:proofErr w:type="spellStart"/>
+            <w:r>
+              <w:rPr>
+                <w:rFonts w:ascii="Times New Roman" w:hAnsi="Times New Roman" w:cs="Times New Roman"/>
+                <w:b/>
+                <w:bCs/>
+                <w:sz w:val="18"/>
+                <w:szCs w:val="18"/>
+                <w:lang w:val="en-GB"/>
+              </w:rPr>
+              <w:t>համար</w:t>
+            </w:r>
+            <w:proofErr w:type="spellEnd"/>
+            <w:r>
+              <w:rPr>
+                <w:rFonts w:ascii="Times New Roman" w:hAnsi="Times New Roman" w:cs="Times New Roman"/>
+                <w:b/>
+                <w:bCs/>
+                <w:sz w:val="18"/>
+                <w:szCs w:val="18"/>
+                <w:lang w:val="en-GB"/>
+              </w:rPr>
+              <w:t xml:space="preserve">՝ </w:t>
+            </w:r>
+            <w:r>
+              <w:rPr>
+                <w:rFonts w:ascii="Times New Roman" w:hAnsi="Times New Roman" w:cs="Times New Roman"/>
+                <w:b/>
+                <w:bCs/>
+                <w:sz w:val="18"/>
+                <w:szCs w:val="18"/>
+                <w:lang w:val="en-GB"/>
+              </w:rPr>
+              <w:t>${</w:t>
+            </w:r>
+            <w:proofErr w:type="spellStart"/>
+            <w:r>
+              <w:rPr>
+                <w:rFonts w:ascii="Times New Roman" w:hAnsi="Times New Roman" w:cs="Times New Roman"/>
+                <w:b/>
+                <w:bCs/>
+                <w:sz w:val="18"/>
+                <w:szCs w:val="18"/>
+                <w:lang w:val="en-GB"/>
+              </w:rPr>
+              <w:t>card_number</w:t>
+            </w:r>
+            <w:proofErr w:type="spellEnd"/>
+            <w:r>
+              <w:rPr>
+                <w:rFonts w:ascii="Times New Roman" w:hAnsi="Times New Roman" w:cs="Times New Roman"/>
+                <w:b/>
+                <w:bCs/>
+                <w:sz w:val="18"/>
+                <w:szCs w:val="18"/>
+                <w:lang w:val="en-GB"/>
+              </w:rPr>
+              <w:t>}</w:t>
             </w:r>
           </w:p>
           <w:p>
@@ -7798,6 +8035,7 @@
           <w:lang w:val="en-GB"/>
         </w:rPr>
       </w:pPr>
+      <w:proofErr w:type="spellStart"/>
       <w:r>
         <w:rPr>
           <w:rFonts w:ascii="Times New Roman" w:eastAsia="Times New Roman" w:hAnsi="Times New Roman" w:cs="Times New Roman"/>
@@ -7808,13 +8046,10 @@
           <w:szCs w:val="13"/>
           <w:lang w:val="en-GB"/>
         </w:rPr>
-        <w:t xml:space="preserve">Վարկային կոդ՝ </w:t>
-      </w:r>
-    </w:p>
-    <w:p>
-      <w:pPr>
-        <w:spacing w:after="0" w:line="276" w:lineRule="auto"/>
-        <w:jc w:val="right"/>
+        <w:t>Վարկային</w:t>
+      </w:r>
+      <w:proofErr w:type="spellEnd"/>
+      <w:r>
         <w:rPr>
           <w:rFonts w:ascii="Times New Roman" w:eastAsia="Times New Roman" w:hAnsi="Times New Roman" w:cs="Times New Roman"/>
           <w:i/>
@@ -7824,7 +8059,9 @@
           <w:szCs w:val="13"/>
           <w:lang w:val="en-GB"/>
         </w:rPr>
-      </w:pPr>
+        <w:t xml:space="preserve"> </w:t>
+      </w:r>
+      <w:proofErr w:type="spellStart"/>
       <w:r>
         <w:rPr>
           <w:rFonts w:ascii="Times New Roman" w:eastAsia="Times New Roman" w:hAnsi="Times New Roman" w:cs="Times New Roman"/>
@@ -7833,10 +8070,11 @@
           <w:color w:val="000000" w:themeColor="text1"/>
           <w:sz w:val="18"/>
           <w:szCs w:val="13"/>
-          <w:lang w:val="hy-AM"/>
-        </w:rPr>
-        <w:t xml:space="preserve">Վարկային և ոսկյա իրերի գրավի խառը պայմանագիր </w:t>
-      </w:r>
+          <w:lang w:val="en-GB"/>
+        </w:rPr>
+        <w:t>կոդ</w:t>
+      </w:r>
+      <w:proofErr w:type="spellEnd"/>
       <w:r>
         <w:rPr>
           <w:rFonts w:ascii="Times New Roman" w:eastAsia="Times New Roman" w:hAnsi="Times New Roman" w:cs="Times New Roman"/>
@@ -7845,11 +8083,15 @@
           <w:color w:val="000000" w:themeColor="text1"/>
           <w:sz w:val="18"/>
           <w:szCs w:val="13"/>
-          <w:lang w:val="hy-AM"/>
-        </w:rPr>
-        <w:t xml:space="preserve">№ </w:t>
-      </w:r>
-      <w:r>
+          <w:lang w:val="en-GB"/>
+        </w:rPr>
+        <w:t xml:space="preserve">՝ </w:t>
+      </w:r>
+    </w:p>
+    <w:p>
+      <w:pPr>
+        <w:spacing w:after="0" w:line="276" w:lineRule="auto"/>
+        <w:jc w:val="right"/>
         <w:rPr>
           <w:rFonts w:ascii="Times New Roman" w:eastAsia="Times New Roman" w:hAnsi="Times New Roman" w:cs="Times New Roman"/>
           <w:i/>
@@ -7859,7 +8101,68 @@
           <w:szCs w:val="13"/>
           <w:lang w:val="en-GB"/>
         </w:rPr>
-        <w:t>${num}</w:t>
+      </w:pPr>
+      <w:r>
+        <w:rPr>
+          <w:rFonts w:ascii="Times New Roman" w:eastAsia="Times New Roman" w:hAnsi="Times New Roman" w:cs="Times New Roman"/>
+          <w:i/>
+          <w:iCs/>
+          <w:color w:val="000000" w:themeColor="text1"/>
+          <w:sz w:val="18"/>
+          <w:szCs w:val="13"/>
+          <w:lang w:val="hy-AM"/>
+        </w:rPr>
+        <w:t xml:space="preserve">Վարկային և ոսկյա իրերի գրավի խառը պայմանագիր </w:t>
+      </w:r>
+      <w:r>
+        <w:rPr>
+          <w:rFonts w:ascii="Times New Roman" w:eastAsia="Times New Roman" w:hAnsi="Times New Roman" w:cs="Times New Roman"/>
+          <w:i/>
+          <w:iCs/>
+          <w:color w:val="000000" w:themeColor="text1"/>
+          <w:sz w:val="18"/>
+          <w:szCs w:val="13"/>
+          <w:lang w:val="hy-AM"/>
+        </w:rPr>
+        <w:t xml:space="preserve">№ </w:t>
+      </w:r>
+      <w:r>
+        <w:rPr>
+          <w:rFonts w:ascii="Times New Roman" w:eastAsia="Times New Roman" w:hAnsi="Times New Roman" w:cs="Times New Roman"/>
+          <w:i/>
+          <w:iCs/>
+          <w:color w:val="000000" w:themeColor="text1"/>
+          <w:sz w:val="18"/>
+          <w:szCs w:val="13"/>
+          <w:lang w:val="en-GB"/>
+        </w:rPr>
+        <w:t>${</w:t>
+      </w:r>
+      <w:proofErr w:type="spellStart"/>
+      <w:r>
+        <w:rPr>
+          <w:rFonts w:ascii="Times New Roman" w:eastAsia="Times New Roman" w:hAnsi="Times New Roman" w:cs="Times New Roman"/>
+          <w:i/>
+          <w:iCs/>
+          <w:color w:val="000000" w:themeColor="text1"/>
+          <w:sz w:val="18"/>
+          <w:szCs w:val="13"/>
+          <w:lang w:val="en-GB"/>
+        </w:rPr>
+        <w:t>num</w:t>
+      </w:r>
+      <w:proofErr w:type="spellEnd"/>
+      <w:r>
+        <w:rPr>
+          <w:rFonts w:ascii="Times New Roman" w:eastAsia="Times New Roman" w:hAnsi="Times New Roman" w:cs="Times New Roman"/>
+          <w:i/>
+          <w:iCs/>
+          <w:color w:val="000000" w:themeColor="text1"/>
+          <w:sz w:val="18"/>
+          <w:szCs w:val="13"/>
+          <w:lang w:val="en-GB"/>
+        </w:rPr>
+        <w:t>}</w:t>
       </w:r>
     </w:p>
     <w:p>
@@ -8404,6 +8707,7 @@
           <w:lang w:val="en-GB"/>
         </w:rPr>
       </w:pPr>
+      <w:proofErr w:type="spellStart"/>
       <w:r>
         <w:rPr>
           <w:rFonts w:ascii="Times New Roman" w:eastAsia="Times New Roman" w:hAnsi="Times New Roman" w:cs="Times New Roman"/>
@@ -8414,13 +8718,10 @@
           <w:szCs w:val="13"/>
           <w:lang w:val="en-GB"/>
         </w:rPr>
-        <w:t>Վարկային կոդ՝</w:t>
-      </w:r>
-    </w:p>
-    <w:p>
-      <w:pPr>
-        <w:spacing w:after="0" w:line="276" w:lineRule="auto"/>
-        <w:jc w:val="right"/>
+        <w:t>Վարկային</w:t>
+      </w:r>
+      <w:proofErr w:type="spellEnd"/>
+      <w:r>
         <w:rPr>
           <w:rFonts w:ascii="Times New Roman" w:eastAsia="Times New Roman" w:hAnsi="Times New Roman" w:cs="Times New Roman"/>
           <w:i/>
@@ -8430,7 +8731,9 @@
           <w:szCs w:val="13"/>
           <w:lang w:val="en-GB"/>
         </w:rPr>
-      </w:pPr>
+        <w:t xml:space="preserve"> </w:t>
+      </w:r>
+      <w:proofErr w:type="spellStart"/>
       <w:r>
         <w:rPr>
           <w:rFonts w:ascii="Times New Roman" w:eastAsia="Times New Roman" w:hAnsi="Times New Roman" w:cs="Times New Roman"/>
@@ -8439,10 +8742,11 @@
           <w:color w:val="000000" w:themeColor="text1"/>
           <w:sz w:val="18"/>
           <w:szCs w:val="13"/>
-          <w:lang w:val="hy-AM"/>
-        </w:rPr>
-        <w:t xml:space="preserve">Վարկային և ոսկյա իրերի գրավի խառը պայմանագիր </w:t>
-      </w:r>
+          <w:lang w:val="en-GB"/>
+        </w:rPr>
+        <w:t>կոդ</w:t>
+      </w:r>
+      <w:proofErr w:type="spellEnd"/>
       <w:r>
         <w:rPr>
           <w:rFonts w:ascii="Times New Roman" w:eastAsia="Times New Roman" w:hAnsi="Times New Roman" w:cs="Times New Roman"/>
@@ -8451,11 +8755,15 @@
           <w:color w:val="000000" w:themeColor="text1"/>
           <w:sz w:val="18"/>
           <w:szCs w:val="13"/>
-          <w:lang w:val="hy-AM"/>
-        </w:rPr>
-        <w:t xml:space="preserve">№ </w:t>
-      </w:r>
-      <w:r>
+          <w:lang w:val="en-GB"/>
+        </w:rPr>
+        <w:t>՝</w:t>
+      </w:r>
+    </w:p>
+    <w:p>
+      <w:pPr>
+        <w:spacing w:after="0" w:line="276" w:lineRule="auto"/>
+        <w:jc w:val="right"/>
         <w:rPr>
           <w:rFonts w:ascii="Times New Roman" w:eastAsia="Times New Roman" w:hAnsi="Times New Roman" w:cs="Times New Roman"/>
           <w:i/>
@@ -8463,10 +8771,9 @@
           <w:color w:val="000000" w:themeColor="text1"/>
           <w:sz w:val="18"/>
           <w:szCs w:val="13"/>
-          <w:lang w:val="hy-AM"/>
-        </w:rPr>
-        <w:t>$</w:t>
-      </w:r>
+          <w:lang w:val="en-GB"/>
+        </w:rPr>
+      </w:pPr>
       <w:r>
         <w:rPr>
           <w:rFonts w:ascii="Times New Roman" w:eastAsia="Times New Roman" w:hAnsi="Times New Roman" w:cs="Times New Roman"/>
@@ -8475,9 +8782,71 @@
           <w:color w:val="000000" w:themeColor="text1"/>
           <w:sz w:val="18"/>
           <w:szCs w:val="13"/>
+          <w:lang w:val="hy-AM"/>
+        </w:rPr>
+        <w:t xml:space="preserve">Վարկային և ոսկյա իրերի գրավի խառը պայմանագիր </w:t>
+      </w:r>
+      <w:r>
+        <w:rPr>
+          <w:rFonts w:ascii="Times New Roman" w:eastAsia="Times New Roman" w:hAnsi="Times New Roman" w:cs="Times New Roman"/>
+          <w:i/>
+          <w:iCs/>
+          <w:color w:val="000000" w:themeColor="text1"/>
+          <w:sz w:val="18"/>
+          <w:szCs w:val="13"/>
+          <w:lang w:val="hy-AM"/>
+        </w:rPr>
+        <w:t xml:space="preserve">№ </w:t>
+      </w:r>
+      <w:r>
+        <w:rPr>
+          <w:rFonts w:ascii="Times New Roman" w:eastAsia="Times New Roman" w:hAnsi="Times New Roman" w:cs="Times New Roman"/>
+          <w:i/>
+          <w:iCs/>
+          <w:color w:val="000000" w:themeColor="text1"/>
+          <w:sz w:val="18"/>
+          <w:szCs w:val="13"/>
+          <w:lang w:val="hy-AM"/>
+        </w:rPr>
+        <w:t>$</w:t>
+      </w:r>
+      <w:r>
+        <w:rPr>
+          <w:rFonts w:ascii="Times New Roman" w:eastAsia="Times New Roman" w:hAnsi="Times New Roman" w:cs="Times New Roman"/>
+          <w:i/>
+          <w:iCs/>
+          <w:color w:val="000000" w:themeColor="text1"/>
+          <w:sz w:val="18"/>
+          <w:szCs w:val="13"/>
           <w:lang w:val="en-GB"/>
         </w:rPr>
-        <w:t>{num}</w:t>
+        <w:t>{</w:t>
+      </w:r>
+      <w:proofErr w:type="spellStart"/>
+      <w:r>
+        <w:rPr>
+          <w:rFonts w:ascii="Times New Roman" w:eastAsia="Times New Roman" w:hAnsi="Times New Roman" w:cs="Times New Roman"/>
+          <w:i/>
+          <w:iCs/>
+          <w:color w:val="000000" w:themeColor="text1"/>
+          <w:sz w:val="18"/>
+          <w:szCs w:val="13"/>
+          <w:lang w:val="en-GB"/>
+        </w:rPr>
+        <w:t>num</w:t>
+      </w:r>
+      <w:proofErr w:type="spellEnd"/>
+      <w:r>
+        <w:rPr>
+          <w:rFonts w:ascii="Times New Roman" w:eastAsia="Times New Roman" w:hAnsi="Times New Roman" w:cs="Times New Roman"/>
+          <w:i/>
+          <w:iCs/>
+          <w:color w:val="000000" w:themeColor="text1"/>
+          <w:sz w:val="18"/>
+          <w:szCs w:val="13"/>
+          <w:lang w:val="en-GB"/>
+        </w:rPr>
+        <w:t>}</w:t>
       </w:r>
     </w:p>
     <w:p>
@@ -8621,12 +8990,12 @@
         <w:tblLook w:val="04A0" w:firstRow="1" w:lastRow="0" w:firstColumn="1" w:lastColumn="0" w:noHBand="0" w:noVBand="1"/>
       </w:tblPr>
       <w:tblGrid>
-        <w:gridCol w:w="2946"/>
-        <w:gridCol w:w="958"/>
+        <w:gridCol w:w="2955"/>
+        <w:gridCol w:w="959"/>
         <w:gridCol w:w="1025"/>
-        <w:gridCol w:w="899"/>
+        <w:gridCol w:w="886"/>
         <w:gridCol w:w="847"/>
-        <w:gridCol w:w="1402"/>
+        <w:gridCol w:w="1405"/>
         <w:gridCol w:w="1273"/>
       </w:tblGrid>
       <w:tr>
@@ -8648,14 +9017,52 @@
                 <w:szCs w:val="16"/>
               </w:rPr>
             </w:pPr>
-            <w:r>
-              <w:rPr>
-                <w:rFonts w:ascii="Times New Roman" w:hAnsi="Times New Roman" w:cs="Times New Roman"/>
-                <w:sz w:val="16"/>
-                <w:szCs w:val="16"/>
-              </w:rPr>
-              <w:t>Գրավի առարկայի նկարագիրը</w:t>
-            </w:r>
+            <w:proofErr w:type="spellStart"/>
+            <w:r>
+              <w:rPr>
+                <w:rFonts w:ascii="Times New Roman" w:hAnsi="Times New Roman" w:cs="Times New Roman"/>
+                <w:sz w:val="16"/>
+                <w:szCs w:val="16"/>
+              </w:rPr>
+              <w:t>Գրավի</w:t>
+            </w:r>
+            <w:proofErr w:type="spellEnd"/>
+            <w:r>
+              <w:rPr>
+                <w:rFonts w:ascii="Times New Roman" w:hAnsi="Times New Roman" w:cs="Times New Roman"/>
+                <w:sz w:val="16"/>
+                <w:szCs w:val="16"/>
+              </w:rPr>
+              <w:t xml:space="preserve"> </w:t>
+            </w:r>
+            <w:proofErr w:type="spellStart"/>
+            <w:r>
+              <w:rPr>
+                <w:rFonts w:ascii="Times New Roman" w:hAnsi="Times New Roman" w:cs="Times New Roman"/>
+                <w:sz w:val="16"/>
+                <w:szCs w:val="16"/>
+              </w:rPr>
+              <w:t>առարկայի</w:t>
+            </w:r>
+            <w:proofErr w:type="spellEnd"/>
+            <w:r>
+              <w:rPr>
+                <w:rFonts w:ascii="Times New Roman" w:hAnsi="Times New Roman" w:cs="Times New Roman"/>
+                <w:sz w:val="16"/>
+                <w:szCs w:val="16"/>
+              </w:rPr>
+              <w:t xml:space="preserve"> </w:t>
+            </w:r>
+            <w:proofErr w:type="spellStart"/>
+            <w:r>
+              <w:rPr>
+                <w:rFonts w:ascii="Times New Roman" w:hAnsi="Times New Roman" w:cs="Times New Roman"/>
+                <w:sz w:val="16"/>
+                <w:szCs w:val="16"/>
+              </w:rPr>
+              <w:t>նկարագիրը</w:t>
+            </w:r>
+            <w:proofErr w:type="spellEnd"/>
           </w:p>
         </w:tc>
         <w:tc>
@@ -8673,6 +9080,7 @@
                 <w:szCs w:val="16"/>
               </w:rPr>
             </w:pPr>
+            <w:proofErr w:type="spellStart"/>
             <w:r>
               <w:rPr>
                 <w:rFonts w:ascii="Times New Roman" w:hAnsi="Times New Roman" w:cs="Times New Roman"/>
@@ -8681,6 +9089,7 @@
               </w:rPr>
               <w:t>Քանակը</w:t>
             </w:r>
+            <w:proofErr w:type="spellEnd"/>
           </w:p>
           <w:p>
             <w:pPr>
@@ -8691,6 +9100,7 @@
                 <w:szCs w:val="16"/>
               </w:rPr>
             </w:pPr>
+            <w:proofErr w:type="spellStart"/>
             <w:r>
               <w:rPr>
                 <w:rFonts w:ascii="Times New Roman" w:hAnsi="Times New Roman" w:cs="Times New Roman"/>
@@ -8699,6 +9109,7 @@
               </w:rPr>
               <w:t>հատ</w:t>
             </w:r>
+            <w:proofErr w:type="spellEnd"/>
           </w:p>
         </w:tc>
         <w:tc>
@@ -8719,6 +9130,7 @@
                 <w:szCs w:val="16"/>
               </w:rPr>
             </w:pPr>
+            <w:proofErr w:type="spellStart"/>
             <w:r>
               <w:rPr>
                 <w:rFonts w:ascii="Times New Roman" w:hAnsi="Times New Roman" w:cs="Times New Roman"/>
@@ -8727,6 +9139,7 @@
               </w:rPr>
               <w:t>Զանգվածը</w:t>
             </w:r>
+            <w:proofErr w:type="spellEnd"/>
           </w:p>
           <w:p>
             <w:pPr>
@@ -8737,6 +9150,7 @@
                 <w:szCs w:val="16"/>
               </w:rPr>
             </w:pPr>
+            <w:proofErr w:type="spellStart"/>
             <w:r>
               <w:rPr>
                 <w:rFonts w:ascii="Times New Roman" w:hAnsi="Times New Roman" w:cs="Times New Roman"/>
@@ -8745,6 +9159,7 @@
               </w:rPr>
               <w:t>գրամ</w:t>
             </w:r>
+            <w:proofErr w:type="spellEnd"/>
           </w:p>
         </w:tc>
         <w:tc>
@@ -8762,6 +9177,7 @@
                 <w:szCs w:val="16"/>
               </w:rPr>
             </w:pPr>
+            <w:proofErr w:type="spellStart"/>
             <w:r>
               <w:rPr>
                 <w:rFonts w:ascii="Times New Roman" w:hAnsi="Times New Roman" w:cs="Times New Roman"/>
@@ -8770,6 +9186,7 @@
               </w:rPr>
               <w:t>Հարգը</w:t>
             </w:r>
+            <w:proofErr w:type="spellEnd"/>
           </w:p>
         </w:tc>
         <w:tc>
@@ -8787,14 +9204,70 @@
                 <w:szCs w:val="16"/>
               </w:rPr>
             </w:pPr>
-            <w:r>
-              <w:rPr>
-                <w:rFonts w:ascii="Times New Roman" w:hAnsi="Times New Roman" w:cs="Times New Roman"/>
-                <w:sz w:val="16"/>
-                <w:szCs w:val="16"/>
-              </w:rPr>
-              <w:t>Մեկ գրամի արժեքը ՀՀ դրամով</w:t>
-            </w:r>
+            <w:proofErr w:type="spellStart"/>
+            <w:r>
+              <w:rPr>
+                <w:rFonts w:ascii="Times New Roman" w:hAnsi="Times New Roman" w:cs="Times New Roman"/>
+                <w:sz w:val="16"/>
+                <w:szCs w:val="16"/>
+              </w:rPr>
+              <w:t>Մեկ</w:t>
+            </w:r>
+            <w:proofErr w:type="spellEnd"/>
+            <w:r>
+              <w:rPr>
+                <w:rFonts w:ascii="Times New Roman" w:hAnsi="Times New Roman" w:cs="Times New Roman"/>
+                <w:sz w:val="16"/>
+                <w:szCs w:val="16"/>
+              </w:rPr>
+              <w:t xml:space="preserve"> </w:t>
+            </w:r>
+            <w:proofErr w:type="spellStart"/>
+            <w:r>
+              <w:rPr>
+                <w:rFonts w:ascii="Times New Roman" w:hAnsi="Times New Roman" w:cs="Times New Roman"/>
+                <w:sz w:val="16"/>
+                <w:szCs w:val="16"/>
+              </w:rPr>
+              <w:t>գրամի</w:t>
+            </w:r>
+            <w:proofErr w:type="spellEnd"/>
+            <w:r>
+              <w:rPr>
+                <w:rFonts w:ascii="Times New Roman" w:hAnsi="Times New Roman" w:cs="Times New Roman"/>
+                <w:sz w:val="16"/>
+                <w:szCs w:val="16"/>
+              </w:rPr>
+              <w:t xml:space="preserve"> </w:t>
+            </w:r>
+            <w:proofErr w:type="spellStart"/>
+            <w:r>
+              <w:rPr>
+                <w:rFonts w:ascii="Times New Roman" w:hAnsi="Times New Roman" w:cs="Times New Roman"/>
+                <w:sz w:val="16"/>
+                <w:szCs w:val="16"/>
+              </w:rPr>
+              <w:t>արժեքը</w:t>
+            </w:r>
+            <w:proofErr w:type="spellEnd"/>
+            <w:r>
+              <w:rPr>
+                <w:rFonts w:ascii="Times New Roman" w:hAnsi="Times New Roman" w:cs="Times New Roman"/>
+                <w:sz w:val="16"/>
+                <w:szCs w:val="16"/>
+              </w:rPr>
+              <w:t xml:space="preserve"> ՀՀ </w:t>
+            </w:r>
+            <w:proofErr w:type="spellStart"/>
+            <w:r>
+              <w:rPr>
+                <w:rFonts w:ascii="Times New Roman" w:hAnsi="Times New Roman" w:cs="Times New Roman"/>
+                <w:sz w:val="16"/>
+                <w:szCs w:val="16"/>
+              </w:rPr>
+              <w:t>դրամով</w:t>
+            </w:r>
+            <w:proofErr w:type="spellEnd"/>
           </w:p>
         </w:tc>
         <w:tc>
@@ -8812,14 +9285,52 @@
                 <w:szCs w:val="16"/>
               </w:rPr>
             </w:pPr>
-            <w:r>
-              <w:rPr>
-                <w:rFonts w:ascii="Times New Roman" w:hAnsi="Times New Roman" w:cs="Times New Roman"/>
-                <w:sz w:val="16"/>
-                <w:szCs w:val="16"/>
-              </w:rPr>
-              <w:t>Ընդհանւոր գումարի չափը</w:t>
-            </w:r>
+            <w:proofErr w:type="spellStart"/>
+            <w:r>
+              <w:rPr>
+                <w:rFonts w:ascii="Times New Roman" w:hAnsi="Times New Roman" w:cs="Times New Roman"/>
+                <w:sz w:val="16"/>
+                <w:szCs w:val="16"/>
+              </w:rPr>
+              <w:t>Ընդհանւոր</w:t>
+            </w:r>
+            <w:proofErr w:type="spellEnd"/>
+            <w:r>
+              <w:rPr>
+                <w:rFonts w:ascii="Times New Roman" w:hAnsi="Times New Roman" w:cs="Times New Roman"/>
+                <w:sz w:val="16"/>
+                <w:szCs w:val="16"/>
+              </w:rPr>
+              <w:t xml:space="preserve"> </w:t>
+            </w:r>
+            <w:proofErr w:type="spellStart"/>
+            <w:r>
+              <w:rPr>
+                <w:rFonts w:ascii="Times New Roman" w:hAnsi="Times New Roman" w:cs="Times New Roman"/>
+                <w:sz w:val="16"/>
+                <w:szCs w:val="16"/>
+              </w:rPr>
+              <w:t>գումարի</w:t>
+            </w:r>
+            <w:proofErr w:type="spellEnd"/>
+            <w:r>
+              <w:rPr>
+                <w:rFonts w:ascii="Times New Roman" w:hAnsi="Times New Roman" w:cs="Times New Roman"/>
+                <w:sz w:val="16"/>
+                <w:szCs w:val="16"/>
+              </w:rPr>
+              <w:t xml:space="preserve"> </w:t>
+            </w:r>
+            <w:proofErr w:type="spellStart"/>
+            <w:r>
+              <w:rPr>
+                <w:rFonts w:ascii="Times New Roman" w:hAnsi="Times New Roman" w:cs="Times New Roman"/>
+                <w:sz w:val="16"/>
+                <w:szCs w:val="16"/>
+              </w:rPr>
+              <w:t>չափը</w:t>
+            </w:r>
+            <w:proofErr w:type="spellEnd"/>
           </w:p>
         </w:tc>
       </w:tr>
@@ -8875,14 +9386,34 @@
                 <w:szCs w:val="16"/>
               </w:rPr>
             </w:pPr>
-            <w:r>
-              <w:rPr>
-                <w:rFonts w:ascii="Times New Roman" w:hAnsi="Times New Roman" w:cs="Times New Roman"/>
-                <w:sz w:val="16"/>
-                <w:szCs w:val="16"/>
-              </w:rPr>
-              <w:t>Ընդհանուր քաշ</w:t>
-            </w:r>
+            <w:proofErr w:type="spellStart"/>
+            <w:r>
+              <w:rPr>
+                <w:rFonts w:ascii="Times New Roman" w:hAnsi="Times New Roman" w:cs="Times New Roman"/>
+                <w:sz w:val="16"/>
+                <w:szCs w:val="16"/>
+              </w:rPr>
+              <w:t>Ընդհանուր</w:t>
+            </w:r>
+            <w:proofErr w:type="spellEnd"/>
+            <w:r>
+              <w:rPr>
+                <w:rFonts w:ascii="Times New Roman" w:hAnsi="Times New Roman" w:cs="Times New Roman"/>
+                <w:sz w:val="16"/>
+                <w:szCs w:val="16"/>
+              </w:rPr>
+              <w:t xml:space="preserve"> </w:t>
+            </w:r>
+            <w:proofErr w:type="spellStart"/>
+            <w:r>
+              <w:rPr>
+                <w:rFonts w:ascii="Times New Roman" w:hAnsi="Times New Roman" w:cs="Times New Roman"/>
+                <w:sz w:val="16"/>
+                <w:szCs w:val="16"/>
+              </w:rPr>
+              <w:t>քաշ</w:t>
+            </w:r>
+            <w:proofErr w:type="spellEnd"/>
           </w:p>
         </w:tc>
         <w:tc>
@@ -8902,14 +9433,34 @@
                 <w:szCs w:val="16"/>
               </w:rPr>
             </w:pPr>
-            <w:r>
-              <w:rPr>
-                <w:rFonts w:ascii="Times New Roman" w:hAnsi="Times New Roman" w:cs="Times New Roman"/>
-                <w:sz w:val="16"/>
-                <w:szCs w:val="16"/>
-              </w:rPr>
-              <w:t>մաքուր քաշ</w:t>
-            </w:r>
+            <w:proofErr w:type="spellStart"/>
+            <w:r>
+              <w:rPr>
+                <w:rFonts w:ascii="Times New Roman" w:hAnsi="Times New Roman" w:cs="Times New Roman"/>
+                <w:sz w:val="16"/>
+                <w:szCs w:val="16"/>
+              </w:rPr>
+              <w:t>մաքուր</w:t>
+            </w:r>
+            <w:proofErr w:type="spellEnd"/>
+            <w:r>
+              <w:rPr>
+                <w:rFonts w:ascii="Times New Roman" w:hAnsi="Times New Roman" w:cs="Times New Roman"/>
+                <w:sz w:val="16"/>
+                <w:szCs w:val="16"/>
+              </w:rPr>
+              <w:t xml:space="preserve"> </w:t>
+            </w:r>
+            <w:proofErr w:type="spellStart"/>
+            <w:r>
+              <w:rPr>
+                <w:rFonts w:ascii="Times New Roman" w:hAnsi="Times New Roman" w:cs="Times New Roman"/>
+                <w:sz w:val="16"/>
+                <w:szCs w:val="16"/>
+              </w:rPr>
+              <w:t>քաշ</w:t>
+            </w:r>
+            <w:proofErr w:type="spellEnd"/>
           </w:p>
         </w:tc>
         <w:tc>
@@ -8986,7 +9537,25 @@
                 <w:sz w:val="16"/>
                 <w:szCs w:val="16"/>
               </w:rPr>
-              <w:t>${i_desc}</w:t>
+              <w:t>${</w:t>
+            </w:r>
+            <w:proofErr w:type="spellStart"/>
+            <w:r>
+              <w:rPr>
+                <w:rFonts w:ascii="Times New Roman" w:hAnsi="Times New Roman" w:cs="Times New Roman"/>
+                <w:sz w:val="16"/>
+                <w:szCs w:val="16"/>
+              </w:rPr>
+              <w:t>i_desc</w:t>
+            </w:r>
+            <w:proofErr w:type="spellEnd"/>
+            <w:r>
+              <w:rPr>
+                <w:rFonts w:ascii="Times New Roman" w:hAnsi="Times New Roman" w:cs="Times New Roman"/>
+                <w:sz w:val="16"/>
+                <w:szCs w:val="16"/>
+              </w:rPr>
+              <w:t>}</w:t>
             </w:r>
           </w:p>
         </w:tc>
@@ -9008,7 +9577,25 @@
                 <w:sz w:val="16"/>
                 <w:szCs w:val="16"/>
               </w:rPr>
-              <w:t>${i_c}</w:t>
+              <w:t>${</w:t>
+            </w:r>
+            <w:proofErr w:type="spellStart"/>
+            <w:r>
+              <w:rPr>
+                <w:rFonts w:ascii="Times New Roman" w:hAnsi="Times New Roman" w:cs="Times New Roman"/>
+                <w:sz w:val="16"/>
+                <w:szCs w:val="16"/>
+              </w:rPr>
+              <w:t>i_c</w:t>
+            </w:r>
+            <w:proofErr w:type="spellEnd"/>
+            <w:r>
+              <w:rPr>
+                <w:rFonts w:ascii="Times New Roman" w:hAnsi="Times New Roman" w:cs="Times New Roman"/>
+                <w:sz w:val="16"/>
+                <w:szCs w:val="16"/>
+              </w:rPr>
+              <w:t>}</w:t>
             </w:r>
           </w:p>
         </w:tc>
@@ -9030,7 +9617,25 @@
                 <w:sz w:val="16"/>
                 <w:szCs w:val="16"/>
               </w:rPr>
-              <w:t>${i_w}</w:t>
+              <w:t>${</w:t>
+            </w:r>
+            <w:proofErr w:type="spellStart"/>
+            <w:r>
+              <w:rPr>
+                <w:rFonts w:ascii="Times New Roman" w:hAnsi="Times New Roman" w:cs="Times New Roman"/>
+                <w:sz w:val="16"/>
+                <w:szCs w:val="16"/>
+              </w:rPr>
+              <w:t>i_w</w:t>
+            </w:r>
+            <w:proofErr w:type="spellEnd"/>
+            <w:r>
+              <w:rPr>
+                <w:rFonts w:ascii="Times New Roman" w:hAnsi="Times New Roman" w:cs="Times New Roman"/>
+                <w:sz w:val="16"/>
+                <w:szCs w:val="16"/>
+              </w:rPr>
+              <w:t>}</w:t>
             </w:r>
           </w:p>
         </w:tc>
@@ -9052,7 +9657,25 @@
                 <w:sz w:val="16"/>
                 <w:szCs w:val="16"/>
               </w:rPr>
-              <w:t>${i_cw}</w:t>
+              <w:t>${</w:t>
+            </w:r>
+            <w:proofErr w:type="spellStart"/>
+            <w:r>
+              <w:rPr>
+                <w:rFonts w:ascii="Times New Roman" w:hAnsi="Times New Roman" w:cs="Times New Roman"/>
+                <w:sz w:val="16"/>
+                <w:szCs w:val="16"/>
+              </w:rPr>
+              <w:t>i_cw</w:t>
+            </w:r>
+            <w:proofErr w:type="spellEnd"/>
+            <w:r>
+              <w:rPr>
+                <w:rFonts w:ascii="Times New Roman" w:hAnsi="Times New Roman" w:cs="Times New Roman"/>
+                <w:sz w:val="16"/>
+                <w:szCs w:val="16"/>
+              </w:rPr>
+              <w:t>}</w:t>
             </w:r>
           </w:p>
         </w:tc>
@@ -9074,7 +9697,25 @@
                 <w:sz w:val="16"/>
                 <w:szCs w:val="16"/>
               </w:rPr>
-              <w:t>${i_h}</w:t>
+              <w:t>${</w:t>
+            </w:r>
+            <w:proofErr w:type="spellStart"/>
+            <w:r>
+              <w:rPr>
+                <w:rFonts w:ascii="Times New Roman" w:hAnsi="Times New Roman" w:cs="Times New Roman"/>
+                <w:sz w:val="16"/>
+                <w:szCs w:val="16"/>
+              </w:rPr>
+              <w:t>i_h</w:t>
+            </w:r>
+            <w:proofErr w:type="spellEnd"/>
+            <w:r>
+              <w:rPr>
+                <w:rFonts w:ascii="Times New Roman" w:hAnsi="Times New Roman" w:cs="Times New Roman"/>
+                <w:sz w:val="16"/>
+                <w:szCs w:val="16"/>
+              </w:rPr>
+              <w:t>}</w:t>
             </w:r>
           </w:p>
         </w:tc>
@@ -9096,7 +9737,25 @@
                 <w:sz w:val="16"/>
                 <w:szCs w:val="16"/>
               </w:rPr>
-              <w:t>${i_am}</w:t>
+              <w:t>${</w:t>
+            </w:r>
+            <w:proofErr w:type="spellStart"/>
+            <w:r>
+              <w:rPr>
+                <w:rFonts w:ascii="Times New Roman" w:hAnsi="Times New Roman" w:cs="Times New Roman"/>
+                <w:sz w:val="16"/>
+                <w:szCs w:val="16"/>
+              </w:rPr>
+              <w:t>i_am</w:t>
+            </w:r>
+            <w:proofErr w:type="spellEnd"/>
+            <w:r>
+              <w:rPr>
+                <w:rFonts w:ascii="Times New Roman" w:hAnsi="Times New Roman" w:cs="Times New Roman"/>
+                <w:sz w:val="16"/>
+                <w:szCs w:val="16"/>
+              </w:rPr>
+              <w:t>}</w:t>
             </w:r>
           </w:p>
         </w:tc>
@@ -9118,7 +9777,16 @@
                 <w:sz w:val="16"/>
                 <w:szCs w:val="16"/>
               </w:rPr>
-              <w:t>${i</w:t>
+              <w:t>${</w:t>
+            </w:r>
+            <w:proofErr w:type="spellStart"/>
+            <w:r>
+              <w:rPr>
+                <w:rFonts w:ascii="Times New Roman" w:hAnsi="Times New Roman" w:cs="Times New Roman"/>
+                <w:sz w:val="16"/>
+                <w:szCs w:val="16"/>
+              </w:rPr>
+              <w:t>i</w:t>
             </w:r>
             <w:r>
               <w:rPr>
@@ -9134,7 +9802,24 @@
                 <w:sz w:val="16"/>
                 <w:szCs w:val="16"/>
               </w:rPr>
-              <w:t>a}</w:t>
+              <w:t>a</w:t>
+            </w:r>
+            <w:r>
+              <w:rPr>
+                <w:rFonts w:ascii="Times New Roman" w:hAnsi="Times New Roman" w:cs="Times New Roman"/>
+                <w:sz w:val="16"/>
+                <w:szCs w:val="16"/>
+              </w:rPr>
+              <w:t>m</w:t>
+            </w:r>
+            <w:proofErr w:type="spellEnd"/>
+            <w:r>
+              <w:rPr>
+                <w:rFonts w:ascii="Times New Roman" w:hAnsi="Times New Roman" w:cs="Times New Roman"/>
+                <w:sz w:val="16"/>
+                <w:szCs w:val="16"/>
+              </w:rPr>
+              <w:t>}</w:t>
             </w:r>
           </w:p>
         </w:tc>
@@ -9161,13 +9846,23 @@
                 <w:szCs w:val="16"/>
               </w:rPr>
             </w:pPr>
-            <w:r>
-              <w:rPr>
-                <w:rFonts w:ascii="Times New Roman" w:hAnsi="Times New Roman" w:cs="Times New Roman"/>
-                <w:sz w:val="16"/>
-                <w:szCs w:val="16"/>
-              </w:rPr>
-              <w:t>Ընդամենը՝</w:t>
+            <w:proofErr w:type="spellStart"/>
+            <w:r>
+              <w:rPr>
+                <w:rFonts w:ascii="Times New Roman" w:hAnsi="Times New Roman" w:cs="Times New Roman"/>
+                <w:sz w:val="16"/>
+                <w:szCs w:val="16"/>
+              </w:rPr>
+              <w:t>Ընդամենը</w:t>
+            </w:r>
+            <w:proofErr w:type="spellEnd"/>
+            <w:r>
+              <w:rPr>
+                <w:rFonts w:ascii="Times New Roman" w:hAnsi="Times New Roman" w:cs="Times New Roman"/>
+                <w:sz w:val="16"/>
+                <w:szCs w:val="16"/>
+              </w:rPr>
+              <w:t>՝</w:t>
             </w:r>
           </w:p>
         </w:tc>
@@ -9195,7 +9890,25 @@
                 <w:sz w:val="16"/>
                 <w:szCs w:val="16"/>
               </w:rPr>
-              <w:t>${t_i_c}</w:t>
+              <w:t>${</w:t>
+            </w:r>
+            <w:proofErr w:type="spellStart"/>
+            <w:r>
+              <w:rPr>
+                <w:rFonts w:ascii="Times New Roman" w:hAnsi="Times New Roman" w:cs="Times New Roman"/>
+                <w:sz w:val="16"/>
+                <w:szCs w:val="16"/>
+              </w:rPr>
+              <w:t>t_i_c</w:t>
+            </w:r>
+            <w:proofErr w:type="spellEnd"/>
+            <w:r>
+              <w:rPr>
+                <w:rFonts w:ascii="Times New Roman" w:hAnsi="Times New Roman" w:cs="Times New Roman"/>
+                <w:sz w:val="16"/>
+                <w:szCs w:val="16"/>
+              </w:rPr>
+              <w:t>}</w:t>
             </w:r>
           </w:p>
         </w:tc>
@@ -9223,7 +9936,25 @@
                 <w:sz w:val="16"/>
                 <w:szCs w:val="16"/>
               </w:rPr>
-              <w:t>${t_i_w}</w:t>
+              <w:t>${</w:t>
+            </w:r>
+            <w:proofErr w:type="spellStart"/>
+            <w:r>
+              <w:rPr>
+                <w:rFonts w:ascii="Times New Roman" w:hAnsi="Times New Roman" w:cs="Times New Roman"/>
+                <w:sz w:val="16"/>
+                <w:szCs w:val="16"/>
+              </w:rPr>
+              <w:t>t_i_w</w:t>
+            </w:r>
+            <w:proofErr w:type="spellEnd"/>
+            <w:r>
+              <w:rPr>
+                <w:rFonts w:ascii="Times New Roman" w:hAnsi="Times New Roman" w:cs="Times New Roman"/>
+                <w:sz w:val="16"/>
+                <w:szCs w:val="16"/>
+              </w:rPr>
+              <w:t>}</w:t>
             </w:r>
           </w:p>
         </w:tc>
@@ -9251,7 +9982,25 @@
                 <w:sz w:val="16"/>
                 <w:szCs w:val="16"/>
               </w:rPr>
-              <w:t>${t_i_cw+</w:t>
+              <w:t>${</w:t>
+            </w:r>
+            <w:proofErr w:type="spellStart"/>
+            <w:r>
+              <w:rPr>
+                <w:rFonts w:ascii="Times New Roman" w:hAnsi="Times New Roman" w:cs="Times New Roman"/>
+                <w:sz w:val="16"/>
+                <w:szCs w:val="16"/>
+              </w:rPr>
+              <w:t>t_i_cw</w:t>
+            </w:r>
+            <w:proofErr w:type="spellEnd"/>
+            <w:r>
+              <w:rPr>
+                <w:rFonts w:ascii="Times New Roman" w:hAnsi="Times New Roman" w:cs="Times New Roman"/>
+                <w:sz w:val="16"/>
+                <w:szCs w:val="16"/>
+              </w:rPr>
+              <w:t>}</w:t>
             </w:r>
           </w:p>
         </w:tc>
@@ -9299,7 +10048,25 @@
                 <w:sz w:val="16"/>
                 <w:szCs w:val="16"/>
               </w:rPr>
-              <w:t>${t_am}</w:t>
+              <w:t>${</w:t>
+            </w:r>
+            <w:proofErr w:type="spellStart"/>
+            <w:r>
+              <w:rPr>
+                <w:rFonts w:ascii="Times New Roman" w:hAnsi="Times New Roman" w:cs="Times New Roman"/>
+                <w:sz w:val="16"/>
+                <w:szCs w:val="16"/>
+              </w:rPr>
+              <w:t>t_am</w:t>
+            </w:r>
+            <w:proofErr w:type="spellEnd"/>
+            <w:r>
+              <w:rPr>
+                <w:rFonts w:ascii="Times New Roman" w:hAnsi="Times New Roman" w:cs="Times New Roman"/>
+                <w:sz w:val="16"/>
+                <w:szCs w:val="16"/>
+              </w:rPr>
+              <w:t>}</w:t>
             </w:r>
           </w:p>
         </w:tc>
@@ -9327,7 +10094,25 @@
                 <w:sz w:val="16"/>
                 <w:szCs w:val="16"/>
               </w:rPr>
-              <w:t>${t_i_total_am}</w:t>
+              <w:t>${</w:t>
+            </w:r>
+            <w:proofErr w:type="spellStart"/>
+            <w:r>
+              <w:rPr>
+                <w:rFonts w:ascii="Times New Roman" w:hAnsi="Times New Roman" w:cs="Times New Roman"/>
+                <w:sz w:val="16"/>
+                <w:szCs w:val="16"/>
+              </w:rPr>
+              <w:t>t_i_total_am</w:t>
+            </w:r>
+            <w:proofErr w:type="spellEnd"/>
+            <w:r>
+              <w:rPr>
+                <w:rFonts w:ascii="Times New Roman" w:hAnsi="Times New Roman" w:cs="Times New Roman"/>
+                <w:sz w:val="16"/>
+                <w:szCs w:val="16"/>
+              </w:rPr>
+              <w:t>}</w:t>
             </w:r>
           </w:p>
         </w:tc>
@@ -9351,6 +10136,7 @@
           <w:szCs w:val="22"/>
         </w:rPr>
       </w:pPr>
+      <w:proofErr w:type="spellStart"/>
       <w:r>
         <w:rPr>
           <w:sz w:val="18"/>
@@ -9363,15 +10149,121 @@
           <w:sz w:val="18"/>
           <w:szCs w:val="22"/>
         </w:rPr>
-        <w:t>ը խարտելու և թթվային թեստի եղանակով ստուգեց</w:t>
-      </w:r>
+        <w:t>ը</w:t>
+      </w:r>
+      <w:proofErr w:type="spellEnd"/>
       <w:r>
         <w:rPr>
           <w:sz w:val="18"/>
           <w:szCs w:val="22"/>
         </w:rPr>
-        <w:t xml:space="preserve"> Ոսկյա իրերը</w:t>
-      </w:r>
+        <w:t xml:space="preserve"> </w:t>
+      </w:r>
+      <w:proofErr w:type="spellStart"/>
+      <w:r>
+        <w:rPr>
+          <w:sz w:val="18"/>
+          <w:szCs w:val="22"/>
+        </w:rPr>
+        <w:t>խարտելու</w:t>
+      </w:r>
+      <w:proofErr w:type="spellEnd"/>
+      <w:r>
+        <w:rPr>
+          <w:sz w:val="18"/>
+          <w:szCs w:val="22"/>
+        </w:rPr>
+        <w:t xml:space="preserve"> և </w:t>
+      </w:r>
+      <w:proofErr w:type="spellStart"/>
+      <w:r>
+        <w:rPr>
+          <w:sz w:val="18"/>
+          <w:szCs w:val="22"/>
+        </w:rPr>
+        <w:t>թթվային</w:t>
+      </w:r>
+      <w:proofErr w:type="spellEnd"/>
+      <w:r>
+        <w:rPr>
+          <w:sz w:val="18"/>
+          <w:szCs w:val="22"/>
+        </w:rPr>
+        <w:t xml:space="preserve"> </w:t>
+      </w:r>
+      <w:proofErr w:type="spellStart"/>
+      <w:r>
+        <w:rPr>
+          <w:sz w:val="18"/>
+          <w:szCs w:val="22"/>
+        </w:rPr>
+        <w:t>թեստի</w:t>
+      </w:r>
+      <w:proofErr w:type="spellEnd"/>
+      <w:r>
+        <w:rPr>
+          <w:sz w:val="18"/>
+          <w:szCs w:val="22"/>
+        </w:rPr>
+        <w:t xml:space="preserve"> </w:t>
+      </w:r>
+      <w:proofErr w:type="spellStart"/>
+      <w:r>
+        <w:rPr>
+          <w:sz w:val="18"/>
+          <w:szCs w:val="22"/>
+        </w:rPr>
+        <w:t>եղանակով</w:t>
+      </w:r>
+      <w:proofErr w:type="spellEnd"/>
+      <w:r>
+        <w:rPr>
+          <w:sz w:val="18"/>
+          <w:szCs w:val="22"/>
+        </w:rPr>
+        <w:t xml:space="preserve"> </w:t>
+      </w:r>
+      <w:proofErr w:type="spellStart"/>
+      <w:r>
+        <w:rPr>
+          <w:sz w:val="18"/>
+          <w:szCs w:val="22"/>
+        </w:rPr>
+        <w:t>ստուգեց</w:t>
+      </w:r>
+      <w:proofErr w:type="spellEnd"/>
+      <w:r>
+        <w:rPr>
+          <w:sz w:val="18"/>
+          <w:szCs w:val="22"/>
+        </w:rPr>
+        <w:t xml:space="preserve"> </w:t>
+      </w:r>
+      <w:proofErr w:type="spellStart"/>
+      <w:r>
+        <w:rPr>
+          <w:sz w:val="18"/>
+          <w:szCs w:val="22"/>
+        </w:rPr>
+        <w:t>Ոսկյա</w:t>
+      </w:r>
+      <w:proofErr w:type="spellEnd"/>
+      <w:r>
+        <w:rPr>
+          <w:sz w:val="18"/>
+          <w:szCs w:val="22"/>
+        </w:rPr>
+        <w:t xml:space="preserve"> </w:t>
+      </w:r>
+      <w:proofErr w:type="spellStart"/>
+      <w:r>
+        <w:rPr>
+          <w:sz w:val="18"/>
+          <w:szCs w:val="22"/>
+        </w:rPr>
+        <w:t>իրերը</w:t>
+      </w:r>
+      <w:proofErr w:type="spellEnd"/>
       <w:r>
         <w:rPr>
           <w:sz w:val="18"/>
@@ -9389,21 +10281,58 @@
           <w:szCs w:val="22"/>
         </w:rPr>
       </w:pPr>
+      <w:proofErr w:type="spellStart"/>
       <w:r>
         <w:rPr>
           <w:sz w:val="18"/>
           <w:szCs w:val="22"/>
         </w:rPr>
-        <w:t>Պայմանագրով Գրավատուն</w:t>
-      </w:r>
+        <w:t>Պայմանագրով</w:t>
+      </w:r>
+      <w:proofErr w:type="spellEnd"/>
+      <w:r>
+        <w:rPr>
+          <w:sz w:val="18"/>
+          <w:szCs w:val="22"/>
+        </w:rPr>
+        <w:t xml:space="preserve"> </w:t>
+      </w:r>
+      <w:proofErr w:type="spellStart"/>
+      <w:r>
+        <w:rPr>
+          <w:sz w:val="18"/>
+          <w:szCs w:val="22"/>
+        </w:rPr>
+        <w:t>Գրավատուն</w:t>
+      </w:r>
+      <w:proofErr w:type="spellEnd"/>
       <w:r>
         <w:rPr>
           <w:sz w:val="18"/>
           <w:szCs w:val="22"/>
           <w:lang w:val="en-GB"/>
         </w:rPr>
-        <w:t xml:space="preserve"> (այսուհետ՝ </w:t>
-      </w:r>
+        <w:t xml:space="preserve"> (</w:t>
+      </w:r>
+      <w:proofErr w:type="spellStart"/>
+      <w:r>
+        <w:rPr>
+          <w:sz w:val="18"/>
+          <w:szCs w:val="22"/>
+          <w:lang w:val="en-GB"/>
+        </w:rPr>
+        <w:t>այսուհետ</w:t>
+      </w:r>
+      <w:proofErr w:type="spellEnd"/>
+      <w:r>
+        <w:rPr>
+          <w:sz w:val="18"/>
+          <w:szCs w:val="22"/>
+          <w:lang w:val="en-GB"/>
+        </w:rPr>
+        <w:t xml:space="preserve">՝ </w:t>
+      </w:r>
+      <w:proofErr w:type="spellStart"/>
       <w:r>
         <w:rPr>
           <w:b/>
@@ -9413,12 +10342,173 @@
         </w:rPr>
         <w:t>Հանձնող</w:t>
       </w:r>
+      <w:proofErr w:type="spellEnd"/>
       <w:r>
         <w:rPr>
           <w:sz w:val="18"/>
           <w:szCs w:val="22"/>
         </w:rPr>
-        <w:t>) հանձնեց, իսկ Գրավառուն ընդունեց վերը նշված աղյուսակում թվարկված ոսկյա իրերը։</w:t>
+        <w:t xml:space="preserve">) </w:t>
+      </w:r>
+      <w:proofErr w:type="spellStart"/>
+      <w:r>
+        <w:rPr>
+          <w:sz w:val="18"/>
+          <w:szCs w:val="22"/>
+        </w:rPr>
+        <w:t>հանձնեց</w:t>
+      </w:r>
+      <w:proofErr w:type="spellEnd"/>
+      <w:r>
+        <w:rPr>
+          <w:sz w:val="18"/>
+          <w:szCs w:val="22"/>
+        </w:rPr>
+        <w:t xml:space="preserve">, </w:t>
+      </w:r>
+      <w:proofErr w:type="spellStart"/>
+      <w:r>
+        <w:rPr>
+          <w:sz w:val="18"/>
+          <w:szCs w:val="22"/>
+        </w:rPr>
+        <w:t>իսկ</w:t>
+      </w:r>
+      <w:proofErr w:type="spellEnd"/>
+      <w:r>
+        <w:rPr>
+          <w:sz w:val="18"/>
+          <w:szCs w:val="22"/>
+        </w:rPr>
+        <w:t xml:space="preserve"> </w:t>
+      </w:r>
+      <w:proofErr w:type="spellStart"/>
+      <w:r>
+        <w:rPr>
+          <w:sz w:val="18"/>
+          <w:szCs w:val="22"/>
+        </w:rPr>
+        <w:t>Գրավառուն</w:t>
+      </w:r>
+      <w:proofErr w:type="spellEnd"/>
+      <w:r>
+        <w:rPr>
+          <w:sz w:val="18"/>
+          <w:szCs w:val="22"/>
+        </w:rPr>
+        <w:t xml:space="preserve"> </w:t>
+      </w:r>
+      <w:proofErr w:type="spellStart"/>
+      <w:r>
+        <w:rPr>
+          <w:sz w:val="18"/>
+          <w:szCs w:val="22"/>
+        </w:rPr>
+        <w:t>ընդունեց</w:t>
+      </w:r>
+      <w:proofErr w:type="spellEnd"/>
+      <w:r>
+        <w:rPr>
+          <w:sz w:val="18"/>
+          <w:szCs w:val="22"/>
+        </w:rPr>
+        <w:t xml:space="preserve"> </w:t>
+      </w:r>
+      <w:proofErr w:type="spellStart"/>
+      <w:r>
+        <w:rPr>
+          <w:sz w:val="18"/>
+          <w:szCs w:val="22"/>
+        </w:rPr>
+        <w:t>վերը</w:t>
+      </w:r>
+      <w:proofErr w:type="spellEnd"/>
+      <w:r>
+        <w:rPr>
+          <w:sz w:val="18"/>
+          <w:szCs w:val="22"/>
+        </w:rPr>
+        <w:t xml:space="preserve"> </w:t>
+      </w:r>
+      <w:proofErr w:type="spellStart"/>
+      <w:r>
+        <w:rPr>
+          <w:sz w:val="18"/>
+          <w:szCs w:val="22"/>
+        </w:rPr>
+        <w:t>նշված</w:t>
+      </w:r>
+      <w:proofErr w:type="spellEnd"/>
+      <w:r>
+        <w:rPr>
+          <w:sz w:val="18"/>
+          <w:szCs w:val="22"/>
+        </w:rPr>
+        <w:t xml:space="preserve"> </w:t>
+      </w:r>
+      <w:proofErr w:type="spellStart"/>
+      <w:r>
+        <w:rPr>
+          <w:sz w:val="18"/>
+          <w:szCs w:val="22"/>
+        </w:rPr>
+        <w:t>աղյուսակում</w:t>
+      </w:r>
+      <w:proofErr w:type="spellEnd"/>
+      <w:r>
+        <w:rPr>
+          <w:sz w:val="18"/>
+          <w:szCs w:val="22"/>
+        </w:rPr>
+        <w:t xml:space="preserve"> </w:t>
+      </w:r>
+      <w:proofErr w:type="spellStart"/>
+      <w:r>
+        <w:rPr>
+          <w:sz w:val="18"/>
+          <w:szCs w:val="22"/>
+        </w:rPr>
+        <w:t>թվարկված</w:t>
+      </w:r>
+      <w:proofErr w:type="spellEnd"/>
+      <w:r>
+        <w:rPr>
+          <w:sz w:val="18"/>
+          <w:szCs w:val="22"/>
+        </w:rPr>
+        <w:t xml:space="preserve"> </w:t>
+      </w:r>
+      <w:proofErr w:type="spellStart"/>
+      <w:r>
+        <w:rPr>
+          <w:sz w:val="18"/>
+          <w:szCs w:val="22"/>
+        </w:rPr>
+        <w:t>ոսկյա</w:t>
+      </w:r>
+      <w:proofErr w:type="spellEnd"/>
+      <w:r>
+        <w:rPr>
+          <w:sz w:val="18"/>
+          <w:szCs w:val="22"/>
+        </w:rPr>
+        <w:t xml:space="preserve"> </w:t>
+      </w:r>
+      <w:proofErr w:type="spellStart"/>
+      <w:r>
+        <w:rPr>
+          <w:sz w:val="18"/>
+          <w:szCs w:val="22"/>
+        </w:rPr>
+        <w:t>իրերը</w:t>
+      </w:r>
+      <w:proofErr w:type="spellEnd"/>
+      <w:r>
+        <w:rPr>
+          <w:sz w:val="18"/>
+          <w:szCs w:val="22"/>
+        </w:rPr>
+        <w:t>։</w:t>
       </w:r>
     </w:p>
     <w:p>
@@ -9430,13 +10520,255 @@
           <w:szCs w:val="22"/>
         </w:rPr>
       </w:pPr>
+      <w:proofErr w:type="spellStart"/>
       <w:r>
         <w:rPr>
           <w:sz w:val="18"/>
           <w:szCs w:val="22"/>
         </w:rPr>
-        <w:t>Հանձնողը հավաստիացնում է, որ գրավի առարկաները ամբողջությամբ սեփականության իրավունքով պատկանում են իրեն, ազատ են այլ անձանց պահանջներից</w:t>
-      </w:r>
+        <w:t>Հանձնողը</w:t>
+      </w:r>
+      <w:proofErr w:type="spellEnd"/>
+      <w:r>
+        <w:rPr>
+          <w:sz w:val="18"/>
+          <w:szCs w:val="22"/>
+        </w:rPr>
+        <w:t xml:space="preserve"> </w:t>
+      </w:r>
+      <w:proofErr w:type="spellStart"/>
+      <w:r>
+        <w:rPr>
+          <w:sz w:val="18"/>
+          <w:szCs w:val="22"/>
+        </w:rPr>
+        <w:t>հավաստիացնում</w:t>
+      </w:r>
+      <w:proofErr w:type="spellEnd"/>
+      <w:r>
+        <w:rPr>
+          <w:sz w:val="18"/>
+          <w:szCs w:val="22"/>
+        </w:rPr>
+        <w:t xml:space="preserve"> է, </w:t>
+      </w:r>
+      <w:proofErr w:type="spellStart"/>
+      <w:r>
+        <w:rPr>
+          <w:sz w:val="18"/>
+          <w:szCs w:val="22"/>
+        </w:rPr>
+        <w:t>որ</w:t>
+      </w:r>
+      <w:proofErr w:type="spellEnd"/>
+      <w:r>
+        <w:rPr>
+          <w:sz w:val="18"/>
+          <w:szCs w:val="22"/>
+        </w:rPr>
+        <w:t xml:space="preserve"> </w:t>
+      </w:r>
+      <w:proofErr w:type="spellStart"/>
+      <w:r>
+        <w:rPr>
+          <w:sz w:val="18"/>
+          <w:szCs w:val="22"/>
+        </w:rPr>
+        <w:t>գրավի</w:t>
+      </w:r>
+      <w:proofErr w:type="spellEnd"/>
+      <w:r>
+        <w:rPr>
+          <w:sz w:val="18"/>
+          <w:szCs w:val="22"/>
+        </w:rPr>
+        <w:t xml:space="preserve"> </w:t>
+      </w:r>
+      <w:proofErr w:type="spellStart"/>
+      <w:r>
+        <w:rPr>
+          <w:sz w:val="18"/>
+          <w:szCs w:val="22"/>
+        </w:rPr>
+        <w:t>առարկաները</w:t>
+      </w:r>
+      <w:proofErr w:type="spellEnd"/>
+      <w:r>
+        <w:rPr>
+          <w:sz w:val="18"/>
+          <w:szCs w:val="22"/>
+        </w:rPr>
+        <w:t xml:space="preserve"> </w:t>
+      </w:r>
+      <w:proofErr w:type="spellStart"/>
+      <w:r>
+        <w:rPr>
+          <w:sz w:val="18"/>
+          <w:szCs w:val="22"/>
+        </w:rPr>
+        <w:t>ամբողջությամբ</w:t>
+      </w:r>
+      <w:proofErr w:type="spellEnd"/>
+      <w:r>
+        <w:rPr>
+          <w:sz w:val="18"/>
+          <w:szCs w:val="22"/>
+        </w:rPr>
+        <w:t xml:space="preserve"> </w:t>
+      </w:r>
+      <w:proofErr w:type="spellStart"/>
+      <w:r>
+        <w:rPr>
+          <w:sz w:val="18"/>
+          <w:szCs w:val="22"/>
+        </w:rPr>
+        <w:t>սեփականության</w:t>
+      </w:r>
+      <w:proofErr w:type="spellEnd"/>
+      <w:r>
+        <w:rPr>
+          <w:sz w:val="18"/>
+          <w:szCs w:val="22"/>
+        </w:rPr>
+        <w:t xml:space="preserve"> </w:t>
+      </w:r>
+      <w:proofErr w:type="spellStart"/>
+      <w:r>
+        <w:rPr>
+          <w:sz w:val="18"/>
+          <w:szCs w:val="22"/>
+        </w:rPr>
+        <w:t>իրավունքով</w:t>
+      </w:r>
+      <w:proofErr w:type="spellEnd"/>
+      <w:r>
+        <w:rPr>
+          <w:sz w:val="18"/>
+          <w:szCs w:val="22"/>
+        </w:rPr>
+        <w:t xml:space="preserve"> </w:t>
+      </w:r>
+      <w:proofErr w:type="spellStart"/>
+      <w:r>
+        <w:rPr>
+          <w:sz w:val="18"/>
+          <w:szCs w:val="22"/>
+        </w:rPr>
+        <w:t>պատկանում</w:t>
+      </w:r>
+      <w:proofErr w:type="spellEnd"/>
+      <w:r>
+        <w:rPr>
+          <w:sz w:val="18"/>
+          <w:szCs w:val="22"/>
+        </w:rPr>
+        <w:t xml:space="preserve"> </w:t>
+      </w:r>
+      <w:proofErr w:type="spellStart"/>
+      <w:r>
+        <w:rPr>
+          <w:sz w:val="18"/>
+          <w:szCs w:val="22"/>
+        </w:rPr>
+        <w:t>են</w:t>
+      </w:r>
+      <w:proofErr w:type="spellEnd"/>
+      <w:r>
+        <w:rPr>
+          <w:sz w:val="18"/>
+          <w:szCs w:val="22"/>
+        </w:rPr>
+        <w:t xml:space="preserve"> </w:t>
+      </w:r>
+      <w:proofErr w:type="spellStart"/>
+      <w:r>
+        <w:rPr>
+          <w:sz w:val="18"/>
+          <w:szCs w:val="22"/>
+        </w:rPr>
+        <w:t>իրեն</w:t>
+      </w:r>
+      <w:proofErr w:type="spellEnd"/>
+      <w:r>
+        <w:rPr>
+          <w:sz w:val="18"/>
+          <w:szCs w:val="22"/>
+        </w:rPr>
+        <w:t xml:space="preserve">, </w:t>
+      </w:r>
+      <w:proofErr w:type="spellStart"/>
+      <w:r>
+        <w:rPr>
+          <w:sz w:val="18"/>
+          <w:szCs w:val="22"/>
+        </w:rPr>
+        <w:t>ազատ</w:t>
+      </w:r>
+      <w:proofErr w:type="spellEnd"/>
+      <w:r>
+        <w:rPr>
+          <w:sz w:val="18"/>
+          <w:szCs w:val="22"/>
+        </w:rPr>
+        <w:t xml:space="preserve"> </w:t>
+      </w:r>
+      <w:proofErr w:type="spellStart"/>
+      <w:r>
+        <w:rPr>
+          <w:sz w:val="18"/>
+          <w:szCs w:val="22"/>
+        </w:rPr>
+        <w:t>են</w:t>
+      </w:r>
+      <w:proofErr w:type="spellEnd"/>
+      <w:r>
+        <w:rPr>
+          <w:sz w:val="18"/>
+          <w:szCs w:val="22"/>
+        </w:rPr>
+        <w:t xml:space="preserve"> </w:t>
+      </w:r>
+      <w:proofErr w:type="spellStart"/>
+      <w:r>
+        <w:rPr>
+          <w:sz w:val="18"/>
+          <w:szCs w:val="22"/>
+        </w:rPr>
+        <w:t>այլ</w:t>
+      </w:r>
+      <w:proofErr w:type="spellEnd"/>
+      <w:r>
+        <w:rPr>
+          <w:sz w:val="18"/>
+          <w:szCs w:val="22"/>
+        </w:rPr>
+        <w:t xml:space="preserve"> </w:t>
+      </w:r>
+      <w:proofErr w:type="spellStart"/>
+      <w:r>
+        <w:rPr>
+          <w:sz w:val="18"/>
+          <w:szCs w:val="22"/>
+        </w:rPr>
+        <w:t>անձանց</w:t>
+      </w:r>
+      <w:proofErr w:type="spellEnd"/>
+      <w:r>
+        <w:rPr>
+          <w:sz w:val="18"/>
+          <w:szCs w:val="22"/>
+        </w:rPr>
+        <w:t xml:space="preserve"> </w:t>
+      </w:r>
+      <w:proofErr w:type="spellStart"/>
+      <w:r>
+        <w:rPr>
+          <w:sz w:val="18"/>
+          <w:szCs w:val="22"/>
+        </w:rPr>
+        <w:t>պահանջներից</w:t>
+      </w:r>
+      <w:proofErr w:type="spellEnd"/>
       <w:r>
         <w:rPr>
           <w:sz w:val="18"/>
@@ -9491,13 +10823,23 @@
                 <w:szCs w:val="18"/>
               </w:rPr>
             </w:pPr>
+            <w:proofErr w:type="spellStart"/>
             <w:r>
               <w:rPr>
                 <w:rFonts w:ascii="Times New Roman" w:hAnsi="Times New Roman" w:cs="Times New Roman"/>
                 <w:sz w:val="18"/>
                 <w:szCs w:val="18"/>
               </w:rPr>
-              <w:t>Ընդունեցին՝</w:t>
+              <w:t>Ընդունեցին</w:t>
+            </w:r>
+            <w:proofErr w:type="spellEnd"/>
+            <w:r>
+              <w:rPr>
+                <w:rFonts w:ascii="Times New Roman" w:hAnsi="Times New Roman" w:cs="Times New Roman"/>
+                <w:sz w:val="18"/>
+                <w:szCs w:val="18"/>
+              </w:rPr>
+              <w:t>՝</w:t>
             </w:r>
           </w:p>
         </w:tc>
@@ -9515,13 +10857,23 @@
                 <w:szCs w:val="18"/>
               </w:rPr>
             </w:pPr>
+            <w:proofErr w:type="spellStart"/>
             <w:r>
               <w:rPr>
                 <w:rFonts w:ascii="Times New Roman" w:hAnsi="Times New Roman" w:cs="Times New Roman"/>
                 <w:sz w:val="18"/>
                 <w:szCs w:val="18"/>
               </w:rPr>
-              <w:t xml:space="preserve">Հանձնեց՝      </w:t>
+              <w:t>Հանձնեց</w:t>
+            </w:r>
+            <w:proofErr w:type="spellEnd"/>
+            <w:r>
+              <w:rPr>
+                <w:rFonts w:ascii="Times New Roman" w:hAnsi="Times New Roman" w:cs="Times New Roman"/>
+                <w:sz w:val="18"/>
+                <w:szCs w:val="18"/>
+              </w:rPr>
+              <w:t xml:space="preserve">՝      </w:t>
             </w:r>
           </w:p>
         </w:tc>
@@ -9540,14 +10892,34 @@
                 <w:szCs w:val="18"/>
               </w:rPr>
             </w:pPr>
+            <w:proofErr w:type="spellStart"/>
             <w:r>
               <w:rPr>
                 <w:rFonts w:ascii="Times New Roman" w:hAnsi="Times New Roman" w:cs="Times New Roman"/>
                 <w:sz w:val="18"/>
                 <w:szCs w:val="18"/>
               </w:rPr>
-              <w:t>Գլխավոր տնօրեն</w:t>
-            </w:r>
+              <w:t>Գլխավոր</w:t>
+            </w:r>
+            <w:proofErr w:type="spellEnd"/>
+            <w:r>
+              <w:rPr>
+                <w:rFonts w:ascii="Times New Roman" w:hAnsi="Times New Roman" w:cs="Times New Roman"/>
+                <w:sz w:val="18"/>
+                <w:szCs w:val="18"/>
+              </w:rPr>
+              <w:t xml:space="preserve"> </w:t>
+            </w:r>
+            <w:proofErr w:type="spellStart"/>
+            <w:r>
+              <w:rPr>
+                <w:rFonts w:ascii="Times New Roman" w:hAnsi="Times New Roman" w:cs="Times New Roman"/>
+                <w:sz w:val="18"/>
+                <w:szCs w:val="18"/>
+              </w:rPr>
+              <w:t>տնօրեն</w:t>
+            </w:r>
+            <w:proofErr w:type="spellEnd"/>
           </w:p>
         </w:tc>
         <w:tc>
@@ -9579,14 +10951,34 @@
                 <w:szCs w:val="18"/>
               </w:rPr>
             </w:pPr>
+            <w:proofErr w:type="spellStart"/>
             <w:r>
               <w:rPr>
                 <w:rFonts w:ascii="Times New Roman" w:hAnsi="Times New Roman" w:cs="Times New Roman"/>
                 <w:sz w:val="18"/>
                 <w:szCs w:val="18"/>
               </w:rPr>
-              <w:t>Գրիգոր Սահականը</w:t>
-            </w:r>
+              <w:t>Գրիգոր</w:t>
+            </w:r>
+            <w:proofErr w:type="spellEnd"/>
+            <w:r>
+              <w:rPr>
+                <w:rFonts w:ascii="Times New Roman" w:hAnsi="Times New Roman" w:cs="Times New Roman"/>
+                <w:sz w:val="18"/>
+                <w:szCs w:val="18"/>
+              </w:rPr>
+              <w:t xml:space="preserve"> </w:t>
+            </w:r>
+            <w:proofErr w:type="spellStart"/>
+            <w:r>
+              <w:rPr>
+                <w:rFonts w:ascii="Times New Roman" w:hAnsi="Times New Roman" w:cs="Times New Roman"/>
+                <w:sz w:val="18"/>
+                <w:szCs w:val="18"/>
+              </w:rPr>
+              <w:t>Սահականը</w:t>
+            </w:r>
+            <w:proofErr w:type="spellEnd"/>
           </w:p>
         </w:tc>
         <w:tc>
@@ -9602,6 +10994,7 @@
                 <w:szCs w:val="18"/>
               </w:rPr>
             </w:pPr>
+            <w:proofErr w:type="spellStart"/>
             <w:r>
               <w:rPr>
                 <w:rFonts w:ascii="Times New Roman" w:hAnsi="Times New Roman" w:cs="Times New Roman"/>
@@ -9610,6 +11003,7 @@
               </w:rPr>
               <w:t>Գրավատու</w:t>
             </w:r>
+            <w:proofErr w:type="spellEnd"/>
           </w:p>
         </w:tc>
         <w:tc>
@@ -9690,6 +11084,7 @@
                 <w:szCs w:val="18"/>
               </w:rPr>
             </w:pPr>
+            <w:proofErr w:type="spellStart"/>
             <w:r>
               <w:rPr>
                 <w:rFonts w:ascii="Times New Roman" w:hAnsi="Times New Roman" w:cs="Times New Roman"/>
@@ -9698,6 +11093,7 @@
               </w:rPr>
               <w:t>Ոսկերիչ-մասնագետ</w:t>
             </w:r>
+            <w:proofErr w:type="spellEnd"/>
           </w:p>
         </w:tc>
         <w:tc>
@@ -9877,7 +11273,7 @@
               </wp:anchor>
             </w:drawing>
           </mc:Choice>
-          <mc:Fallback xmlns:w16sdtfl="http://schemas.microsoft.com/office/word/2024/wordml/sdtformatlock" xmlns:w16du="http://schemas.microsoft.com/office/word/2023/wordml/word16du">
+          <mc:Fallback xmlns:w16du="http://schemas.microsoft.com/office/word/2023/wordml/word16du" xmlns:w16sdtfl="http://schemas.microsoft.com/office/word/2024/wordml/sdtformatlock">
             <w:pict>
               <v:line w14:anchorId="6A9B0DF6" id="Straight Connector 2" o:spid="_x0000_s1026" style="position:absolute;z-index:251659264;visibility:visible;mso-wrap-style:square;mso-wrap-distance-left:9pt;mso-wrap-distance-top:0;mso-wrap-distance-right:9pt;mso-wrap-distance-bottom:0;mso-position-horizontal:absolute;mso-position-horizontal-relative:text;mso-position-vertical:absolute;mso-position-vertical-relative:text" from="-2.8pt,12.7pt" to="488.9pt,12.7pt" o:gfxdata="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" strokecolor="black [3213]" strokeweight="1.25pt">
                 <v:stroke linestyle="thinThick" joinstyle="miter"/>
@@ -9901,6 +11297,7 @@
           <w:lang w:val="en-GB"/>
         </w:rPr>
       </w:pPr>
+      <w:proofErr w:type="spellStart"/>
       <w:r>
         <w:rPr>
           <w:rFonts w:ascii="Times New Roman" w:hAnsi="Times New Roman" w:cs="Times New Roman"/>
@@ -9912,8 +11309,9 @@
           <w:szCs w:val="18"/>
           <w:lang w:val="en-GB"/>
         </w:rPr>
-        <w:t>Ոսկյա իրերի պարկի բացման և ս</w:t>
-      </w:r>
+        <w:t>Ոսկյա</w:t>
+      </w:r>
+      <w:proofErr w:type="spellEnd"/>
       <w:r>
         <w:rPr>
           <w:rFonts w:ascii="Times New Roman" w:hAnsi="Times New Roman" w:cs="Times New Roman"/>
@@ -9925,7 +11323,160 @@
           <w:szCs w:val="18"/>
           <w:lang w:val="en-GB"/>
         </w:rPr>
-        <w:t xml:space="preserve">տուգման արձանագրություն </w:t>
+        <w:t xml:space="preserve"> </w:t>
+      </w:r>
+      <w:proofErr w:type="spellStart"/>
+      <w:r>
+        <w:rPr>
+          <w:rFonts w:ascii="Times New Roman" w:hAnsi="Times New Roman" w:cs="Times New Roman"/>
+          <w:b/>
+          <w:bCs/>
+          <w:i/>
+          <w:iCs/>
+          <w:sz w:val="18"/>
+          <w:szCs w:val="18"/>
+          <w:lang w:val="en-GB"/>
+        </w:rPr>
+        <w:t>իրերի</w:t>
+      </w:r>
+      <w:proofErr w:type="spellEnd"/>
+      <w:r>
+        <w:rPr>
+          <w:rFonts w:ascii="Times New Roman" w:hAnsi="Times New Roman" w:cs="Times New Roman"/>
+          <w:b/>
+          <w:bCs/>
+          <w:i/>
+          <w:iCs/>
+          <w:sz w:val="18"/>
+          <w:szCs w:val="18"/>
+          <w:lang w:val="en-GB"/>
+        </w:rPr>
+        <w:t xml:space="preserve"> </w:t>
+      </w:r>
+      <w:proofErr w:type="spellStart"/>
+      <w:r>
+        <w:rPr>
+          <w:rFonts w:ascii="Times New Roman" w:hAnsi="Times New Roman" w:cs="Times New Roman"/>
+          <w:b/>
+          <w:bCs/>
+          <w:i/>
+          <w:iCs/>
+          <w:sz w:val="18"/>
+          <w:szCs w:val="18"/>
+          <w:lang w:val="en-GB"/>
+        </w:rPr>
+        <w:t>պարկի</w:t>
+      </w:r>
+      <w:proofErr w:type="spellEnd"/>
+      <w:r>
+        <w:rPr>
+          <w:rFonts w:ascii="Times New Roman" w:hAnsi="Times New Roman" w:cs="Times New Roman"/>
+          <w:b/>
+          <w:bCs/>
+          <w:i/>
+          <w:iCs/>
+          <w:sz w:val="18"/>
+          <w:szCs w:val="18"/>
+          <w:lang w:val="en-GB"/>
+        </w:rPr>
+        <w:t xml:space="preserve"> </w:t>
+      </w:r>
+      <w:proofErr w:type="spellStart"/>
+      <w:r>
+        <w:rPr>
+          <w:rFonts w:ascii="Times New Roman" w:hAnsi="Times New Roman" w:cs="Times New Roman"/>
+          <w:b/>
+          <w:bCs/>
+          <w:i/>
+          <w:iCs/>
+          <w:sz w:val="18"/>
+          <w:szCs w:val="18"/>
+          <w:lang w:val="en-GB"/>
+        </w:rPr>
+        <w:t>բացման</w:t>
+      </w:r>
+      <w:proofErr w:type="spellEnd"/>
+      <w:r>
+        <w:rPr>
+          <w:rFonts w:ascii="Times New Roman" w:hAnsi="Times New Roman" w:cs="Times New Roman"/>
+          <w:b/>
+          <w:bCs/>
+          <w:i/>
+          <w:iCs/>
+          <w:sz w:val="18"/>
+          <w:szCs w:val="18"/>
+          <w:lang w:val="en-GB"/>
+        </w:rPr>
+        <w:t xml:space="preserve"> և </w:t>
+      </w:r>
+      <w:proofErr w:type="spellStart"/>
+      <w:r>
+        <w:rPr>
+          <w:rFonts w:ascii="Times New Roman" w:hAnsi="Times New Roman" w:cs="Times New Roman"/>
+          <w:b/>
+          <w:bCs/>
+          <w:i/>
+          <w:iCs/>
+          <w:sz w:val="18"/>
+          <w:szCs w:val="18"/>
+          <w:lang w:val="en-GB"/>
+        </w:rPr>
+        <w:t>ս</w:t>
+      </w:r>
+      <w:r>
+        <w:rPr>
+          <w:rFonts w:ascii="Times New Roman" w:hAnsi="Times New Roman" w:cs="Times New Roman"/>
+          <w:b/>
+          <w:bCs/>
+          <w:i/>
+          <w:iCs/>
+          <w:sz w:val="18"/>
+          <w:szCs w:val="18"/>
+          <w:lang w:val="en-GB"/>
+        </w:rPr>
+        <w:t>տուգման</w:t>
+      </w:r>
+      <w:proofErr w:type="spellEnd"/>
+      <w:r>
+        <w:rPr>
+          <w:rFonts w:ascii="Times New Roman" w:hAnsi="Times New Roman" w:cs="Times New Roman"/>
+          <w:b/>
+          <w:bCs/>
+          <w:i/>
+          <w:iCs/>
+          <w:sz w:val="18"/>
+          <w:szCs w:val="18"/>
+          <w:lang w:val="en-GB"/>
+        </w:rPr>
+        <w:t xml:space="preserve"> </w:t>
+      </w:r>
+      <w:proofErr w:type="spellStart"/>
+      <w:r>
+        <w:rPr>
+          <w:rFonts w:ascii="Times New Roman" w:hAnsi="Times New Roman" w:cs="Times New Roman"/>
+          <w:b/>
+          <w:bCs/>
+          <w:i/>
+          <w:iCs/>
+          <w:sz w:val="18"/>
+          <w:szCs w:val="18"/>
+          <w:lang w:val="en-GB"/>
+        </w:rPr>
+        <w:t>արձանագրություն</w:t>
+      </w:r>
+      <w:proofErr w:type="spellEnd"/>
+      <w:r>
+        <w:rPr>
+          <w:rFonts w:ascii="Times New Roman" w:hAnsi="Times New Roman" w:cs="Times New Roman"/>
+          <w:b/>
+          <w:bCs/>
+          <w:i/>
+          <w:iCs/>
+          <w:sz w:val="18"/>
+          <w:szCs w:val="18"/>
+          <w:lang w:val="en-GB"/>
+        </w:rPr>
+        <w:t xml:space="preserve"> </w:t>
       </w:r>
     </w:p>
     <w:p>
@@ -9938,13 +11489,95 @@
           <w:lang w:val="en-GB"/>
         </w:rPr>
       </w:pPr>
-      <w:r>
-        <w:rPr>
-          <w:rFonts w:ascii="Times New Roman" w:hAnsi="Times New Roman" w:cs="Times New Roman"/>
-          <w:sz w:val="18"/>
-          <w:szCs w:val="18"/>
-        </w:rPr>
-        <w:t>Ստուգման նպատակով պարկի բացման ամսաթիվը    __</w:t>
+      <w:proofErr w:type="spellStart"/>
+      <w:r>
+        <w:rPr>
+          <w:rFonts w:ascii="Times New Roman" w:hAnsi="Times New Roman" w:cs="Times New Roman"/>
+          <w:sz w:val="18"/>
+          <w:szCs w:val="18"/>
+        </w:rPr>
+        <w:t>Ստուգման</w:t>
+      </w:r>
+      <w:proofErr w:type="spellEnd"/>
+      <w:r>
+        <w:rPr>
+          <w:rFonts w:ascii="Times New Roman" w:hAnsi="Times New Roman" w:cs="Times New Roman"/>
+          <w:sz w:val="18"/>
+          <w:szCs w:val="18"/>
+        </w:rPr>
+        <w:t xml:space="preserve"> </w:t>
+      </w:r>
+      <w:proofErr w:type="spellStart"/>
+      <w:r>
+        <w:rPr>
+          <w:rFonts w:ascii="Times New Roman" w:hAnsi="Times New Roman" w:cs="Times New Roman"/>
+          <w:sz w:val="18"/>
+          <w:szCs w:val="18"/>
+        </w:rPr>
+        <w:t>նպատակով</w:t>
+      </w:r>
+      <w:proofErr w:type="spellEnd"/>
+      <w:r>
+        <w:rPr>
+          <w:rFonts w:ascii="Times New Roman" w:hAnsi="Times New Roman" w:cs="Times New Roman"/>
+          <w:sz w:val="18"/>
+          <w:szCs w:val="18"/>
+        </w:rPr>
+        <w:t xml:space="preserve"> </w:t>
+      </w:r>
+      <w:proofErr w:type="spellStart"/>
+      <w:r>
+        <w:rPr>
+          <w:rFonts w:ascii="Times New Roman" w:hAnsi="Times New Roman" w:cs="Times New Roman"/>
+          <w:sz w:val="18"/>
+          <w:szCs w:val="18"/>
+        </w:rPr>
+        <w:t>պարկի</w:t>
+      </w:r>
+      <w:proofErr w:type="spellEnd"/>
+      <w:r>
+        <w:rPr>
+          <w:rFonts w:ascii="Times New Roman" w:hAnsi="Times New Roman" w:cs="Times New Roman"/>
+          <w:sz w:val="18"/>
+          <w:szCs w:val="18"/>
+        </w:rPr>
+        <w:t xml:space="preserve"> </w:t>
+      </w:r>
+      <w:proofErr w:type="spellStart"/>
+      <w:r>
+        <w:rPr>
+          <w:rFonts w:ascii="Times New Roman" w:hAnsi="Times New Roman" w:cs="Times New Roman"/>
+          <w:sz w:val="18"/>
+          <w:szCs w:val="18"/>
+        </w:rPr>
+        <w:t>բացման</w:t>
+      </w:r>
+      <w:proofErr w:type="spellEnd"/>
+      <w:r>
+        <w:rPr>
+          <w:rFonts w:ascii="Times New Roman" w:hAnsi="Times New Roman" w:cs="Times New Roman"/>
+          <w:sz w:val="18"/>
+          <w:szCs w:val="18"/>
+        </w:rPr>
+        <w:t xml:space="preserve"> </w:t>
+      </w:r>
+      <w:proofErr w:type="spellStart"/>
+      <w:r>
+        <w:rPr>
+          <w:rFonts w:ascii="Times New Roman" w:hAnsi="Times New Roman" w:cs="Times New Roman"/>
+          <w:sz w:val="18"/>
+          <w:szCs w:val="18"/>
+        </w:rPr>
+        <w:t>ամսաթիվը</w:t>
+      </w:r>
+      <w:proofErr w:type="spellEnd"/>
+      <w:r>
+        <w:rPr>
+          <w:rFonts w:ascii="Times New Roman" w:hAnsi="Times New Roman" w:cs="Times New Roman"/>
+          <w:sz w:val="18"/>
+          <w:szCs w:val="18"/>
+        </w:rPr>
+        <w:t xml:space="preserve">    __</w:t>
       </w:r>
       <w:r>
         <w:rPr>
@@ -9961,7 +11594,43 @@
           <w:sz w:val="18"/>
           <w:szCs w:val="18"/>
         </w:rPr>
-        <w:t>__/______/__________ թվականին ժամը _</w:t>
+        <w:t xml:space="preserve">__/______/__________ </w:t>
+      </w:r>
+      <w:proofErr w:type="spellStart"/>
+      <w:r>
+        <w:rPr>
+          <w:rFonts w:ascii="Times New Roman" w:hAnsi="Times New Roman" w:cs="Times New Roman"/>
+          <w:sz w:val="18"/>
+          <w:szCs w:val="18"/>
+        </w:rPr>
+        <w:t>թվականին</w:t>
+      </w:r>
+      <w:proofErr w:type="spellEnd"/>
+      <w:r>
+        <w:rPr>
+          <w:rFonts w:ascii="Times New Roman" w:hAnsi="Times New Roman" w:cs="Times New Roman"/>
+          <w:sz w:val="18"/>
+          <w:szCs w:val="18"/>
+        </w:rPr>
+        <w:t xml:space="preserve"> </w:t>
+      </w:r>
+      <w:proofErr w:type="spellStart"/>
+      <w:r>
+        <w:rPr>
+          <w:rFonts w:ascii="Times New Roman" w:hAnsi="Times New Roman" w:cs="Times New Roman"/>
+          <w:sz w:val="18"/>
+          <w:szCs w:val="18"/>
+        </w:rPr>
+        <w:t>ժամը</w:t>
+      </w:r>
+      <w:proofErr w:type="spellEnd"/>
+      <w:r>
+        <w:rPr>
+          <w:rFonts w:ascii="Times New Roman" w:hAnsi="Times New Roman" w:cs="Times New Roman"/>
+          <w:sz w:val="18"/>
+          <w:szCs w:val="18"/>
+        </w:rPr>
+        <w:t xml:space="preserve"> _</w:t>
       </w:r>
       <w:r>
         <w:rPr>
@@ -10039,14 +11708,34 @@
                 <w:szCs w:val="18"/>
               </w:rPr>
             </w:pPr>
+            <w:proofErr w:type="spellStart"/>
             <w:r>
               <w:rPr>
                 <w:rFonts w:ascii="Times New Roman" w:hAnsi="Times New Roman" w:cs="Times New Roman"/>
                 <w:sz w:val="18"/>
                 <w:szCs w:val="18"/>
               </w:rPr>
-              <w:t>Գլխավոր տնօրեն</w:t>
-            </w:r>
+              <w:t>Գլխավոր</w:t>
+            </w:r>
+            <w:proofErr w:type="spellEnd"/>
+            <w:r>
+              <w:rPr>
+                <w:rFonts w:ascii="Times New Roman" w:hAnsi="Times New Roman" w:cs="Times New Roman"/>
+                <w:sz w:val="18"/>
+                <w:szCs w:val="18"/>
+              </w:rPr>
+              <w:t xml:space="preserve"> </w:t>
+            </w:r>
+            <w:proofErr w:type="spellStart"/>
+            <w:r>
+              <w:rPr>
+                <w:rFonts w:ascii="Times New Roman" w:hAnsi="Times New Roman" w:cs="Times New Roman"/>
+                <w:sz w:val="18"/>
+                <w:szCs w:val="18"/>
+              </w:rPr>
+              <w:t>տնօրեն</w:t>
+            </w:r>
+            <w:proofErr w:type="spellEnd"/>
           </w:p>
         </w:tc>
         <w:tc>
@@ -10078,14 +11767,34 @@
                 <w:szCs w:val="18"/>
               </w:rPr>
             </w:pPr>
+            <w:proofErr w:type="spellStart"/>
             <w:r>
               <w:rPr>
                 <w:rFonts w:ascii="Times New Roman" w:hAnsi="Times New Roman" w:cs="Times New Roman"/>
                 <w:sz w:val="18"/>
                 <w:szCs w:val="18"/>
               </w:rPr>
-              <w:t>Գրիգոր Սահականը</w:t>
-            </w:r>
+              <w:t>Գրիգոր</w:t>
+            </w:r>
+            <w:proofErr w:type="spellEnd"/>
+            <w:r>
+              <w:rPr>
+                <w:rFonts w:ascii="Times New Roman" w:hAnsi="Times New Roman" w:cs="Times New Roman"/>
+                <w:sz w:val="18"/>
+                <w:szCs w:val="18"/>
+              </w:rPr>
+              <w:t xml:space="preserve"> </w:t>
+            </w:r>
+            <w:proofErr w:type="spellStart"/>
+            <w:r>
+              <w:rPr>
+                <w:rFonts w:ascii="Times New Roman" w:hAnsi="Times New Roman" w:cs="Times New Roman"/>
+                <w:sz w:val="18"/>
+                <w:szCs w:val="18"/>
+              </w:rPr>
+              <w:t>Սահականը</w:t>
+            </w:r>
+            <w:proofErr w:type="spellEnd"/>
           </w:p>
         </w:tc>
         <w:tc>
@@ -10101,14 +11810,34 @@
                 <w:szCs w:val="18"/>
               </w:rPr>
             </w:pPr>
+            <w:proofErr w:type="spellStart"/>
             <w:r>
               <w:rPr>
                 <w:rFonts w:ascii="Times New Roman" w:hAnsi="Times New Roman" w:cs="Times New Roman"/>
                 <w:sz w:val="18"/>
                 <w:szCs w:val="18"/>
               </w:rPr>
-              <w:t>Վարկային մասնագետ</w:t>
-            </w:r>
+              <w:t>Վարկային</w:t>
+            </w:r>
+            <w:proofErr w:type="spellEnd"/>
+            <w:r>
+              <w:rPr>
+                <w:rFonts w:ascii="Times New Roman" w:hAnsi="Times New Roman" w:cs="Times New Roman"/>
+                <w:sz w:val="18"/>
+                <w:szCs w:val="18"/>
+              </w:rPr>
+              <w:t xml:space="preserve"> </w:t>
+            </w:r>
+            <w:proofErr w:type="spellStart"/>
+            <w:r>
+              <w:rPr>
+                <w:rFonts w:ascii="Times New Roman" w:hAnsi="Times New Roman" w:cs="Times New Roman"/>
+                <w:sz w:val="18"/>
+                <w:szCs w:val="18"/>
+              </w:rPr>
+              <w:t>մասնագետ</w:t>
+            </w:r>
+            <w:proofErr w:type="spellEnd"/>
           </w:p>
         </w:tc>
         <w:tc>
@@ -10179,6 +11908,7 @@
                 <w:szCs w:val="18"/>
               </w:rPr>
             </w:pPr>
+            <w:proofErr w:type="spellStart"/>
             <w:r>
               <w:rPr>
                 <w:rFonts w:ascii="Times New Roman" w:hAnsi="Times New Roman" w:cs="Times New Roman"/>
@@ -10187,6 +11917,7 @@
               </w:rPr>
               <w:t>Ոսկերիչ-մասնագետ</w:t>
             </w:r>
+            <w:proofErr w:type="spellEnd"/>
           </w:p>
         </w:tc>
         <w:tc>
@@ -10279,6 +12010,7 @@
                 <w:szCs w:val="18"/>
               </w:rPr>
             </w:pPr>
+            <w:proofErr w:type="spellStart"/>
             <w:r>
               <w:rPr>
                 <w:rFonts w:ascii="Times New Roman" w:hAnsi="Times New Roman" w:cs="Times New Roman"/>
@@ -10287,6 +12019,7 @@
               </w:rPr>
               <w:t>Գրավատու</w:t>
             </w:r>
+            <w:proofErr w:type="spellEnd"/>
           </w:p>
         </w:tc>
         <w:tc>
@@ -10395,7 +12128,7 @@
               </wp:anchor>
             </w:drawing>
           </mc:Choice>
-          <mc:Fallback xmlns:w16sdtfl="http://schemas.microsoft.com/office/word/2024/wordml/sdtformatlock" xmlns:w16du="http://schemas.microsoft.com/office/word/2023/wordml/word16du">
+          <mc:Fallback xmlns:w16du="http://schemas.microsoft.com/office/word/2023/wordml/word16du" xmlns:w16sdtfl="http://schemas.microsoft.com/office/word/2024/wordml/sdtformatlock">
             <w:pict>
               <v:line w14:anchorId="58052DD5" id="Straight Connector 2" o:spid="_x0000_s1026" style="position:absolute;z-index:251661312;visibility:visible;mso-wrap-style:square;mso-wrap-distance-left:9pt;mso-wrap-distance-top:0;mso-wrap-distance-right:9pt;mso-wrap-distance-bottom:0;mso-position-horizontal:absolute;mso-position-horizontal-relative:text;mso-position-vertical:absolute;mso-position-vertical-relative:text" from="0,13.4pt" to="491.7pt,13.4pt" o:gfxdata="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" strokecolor="black [3213]" strokeweight="1.25pt">
                 <v:stroke linestyle="thinThick" joinstyle="miter"/>
@@ -10420,6 +12153,7 @@
           <w:lang w:val="en-GB"/>
         </w:rPr>
       </w:pPr>
+      <w:proofErr w:type="spellStart"/>
       <w:r>
         <w:rPr>
           <w:rFonts w:ascii="Times New Roman" w:hAnsi="Times New Roman" w:cs="Times New Roman"/>
@@ -10431,8 +12165,37 @@
           <w:szCs w:val="18"/>
           <w:lang w:val="en-GB"/>
         </w:rPr>
-        <w:t>Վերադարձման ակտ</w:t>
-      </w:r>
+        <w:t>Վերադարձման</w:t>
+      </w:r>
+      <w:proofErr w:type="spellEnd"/>
+      <w:r>
+        <w:rPr>
+          <w:rFonts w:ascii="Times New Roman" w:hAnsi="Times New Roman" w:cs="Times New Roman"/>
+          <w:b/>
+          <w:bCs/>
+          <w:i/>
+          <w:iCs/>
+          <w:sz w:val="18"/>
+          <w:szCs w:val="18"/>
+          <w:lang w:val="en-GB"/>
+        </w:rPr>
+        <w:t xml:space="preserve"> </w:t>
+      </w:r>
+      <w:proofErr w:type="spellStart"/>
+      <w:r>
+        <w:rPr>
+          <w:rFonts w:ascii="Times New Roman" w:hAnsi="Times New Roman" w:cs="Times New Roman"/>
+          <w:b/>
+          <w:bCs/>
+          <w:i/>
+          <w:iCs/>
+          <w:sz w:val="18"/>
+          <w:szCs w:val="18"/>
+          <w:lang w:val="en-GB"/>
+        </w:rPr>
+        <w:t>ակտ</w:t>
+      </w:r>
+      <w:proofErr w:type="spellEnd"/>
     </w:p>
     <w:p>
       <w:pPr>
@@ -10457,19 +12220,204 @@
           <w:szCs w:val="22"/>
         </w:rPr>
       </w:pPr>
+      <w:proofErr w:type="spellStart"/>
       <w:r>
         <w:rPr>
           <w:sz w:val="18"/>
           <w:szCs w:val="22"/>
         </w:rPr>
-        <w:t>Գրավի ստուգման և Ընդունման-Հանձնման ակտ</w:t>
-      </w:r>
+        <w:t>Գրավի</w:t>
+      </w:r>
+      <w:proofErr w:type="spellEnd"/>
       <w:r>
         <w:rPr>
           <w:sz w:val="18"/>
           <w:szCs w:val="22"/>
         </w:rPr>
-        <w:t xml:space="preserve">ում նշված Ոսկյա իրերը Գրավառուն ամբողջությամբ, անվնաս հանձնեց Գրավատուին։ </w:t>
+        <w:t xml:space="preserve"> </w:t>
+      </w:r>
+      <w:proofErr w:type="spellStart"/>
+      <w:r>
+        <w:rPr>
+          <w:sz w:val="18"/>
+          <w:szCs w:val="22"/>
+        </w:rPr>
+        <w:t>ստուգման</w:t>
+      </w:r>
+      <w:proofErr w:type="spellEnd"/>
+      <w:r>
+        <w:rPr>
+          <w:sz w:val="18"/>
+          <w:szCs w:val="22"/>
+        </w:rPr>
+        <w:t xml:space="preserve"> և </w:t>
+      </w:r>
+      <w:proofErr w:type="spellStart"/>
+      <w:r>
+        <w:rPr>
+          <w:sz w:val="18"/>
+          <w:szCs w:val="22"/>
+        </w:rPr>
+        <w:t>Ընդունման-Հանձնման</w:t>
+      </w:r>
+      <w:proofErr w:type="spellEnd"/>
+      <w:r>
+        <w:rPr>
+          <w:sz w:val="18"/>
+          <w:szCs w:val="22"/>
+        </w:rPr>
+        <w:t xml:space="preserve"> </w:t>
+      </w:r>
+      <w:proofErr w:type="spellStart"/>
+      <w:r>
+        <w:rPr>
+          <w:sz w:val="18"/>
+          <w:szCs w:val="22"/>
+        </w:rPr>
+        <w:t>ակտ</w:t>
+      </w:r>
+      <w:r>
+        <w:rPr>
+          <w:sz w:val="18"/>
+          <w:szCs w:val="22"/>
+        </w:rPr>
+        <w:t>ում</w:t>
+      </w:r>
+      <w:proofErr w:type="spellEnd"/>
+      <w:r>
+        <w:rPr>
+          <w:sz w:val="18"/>
+          <w:szCs w:val="22"/>
+        </w:rPr>
+        <w:t xml:space="preserve"> </w:t>
+      </w:r>
+      <w:proofErr w:type="spellStart"/>
+      <w:r>
+        <w:rPr>
+          <w:sz w:val="18"/>
+          <w:szCs w:val="22"/>
+        </w:rPr>
+        <w:t>նշված</w:t>
+      </w:r>
+      <w:proofErr w:type="spellEnd"/>
+      <w:r>
+        <w:rPr>
+          <w:sz w:val="18"/>
+          <w:szCs w:val="22"/>
+        </w:rPr>
+        <w:t xml:space="preserve"> </w:t>
+      </w:r>
+      <w:proofErr w:type="spellStart"/>
+      <w:r>
+        <w:rPr>
+          <w:sz w:val="18"/>
+          <w:szCs w:val="22"/>
+        </w:rPr>
+        <w:t>Ոսկյա</w:t>
+      </w:r>
+      <w:proofErr w:type="spellEnd"/>
+      <w:r>
+        <w:rPr>
+          <w:sz w:val="18"/>
+          <w:szCs w:val="22"/>
+        </w:rPr>
+        <w:t xml:space="preserve"> </w:t>
+      </w:r>
+      <w:proofErr w:type="spellStart"/>
+      <w:r>
+        <w:rPr>
+          <w:sz w:val="18"/>
+          <w:szCs w:val="22"/>
+        </w:rPr>
+        <w:t>իրերը</w:t>
+      </w:r>
+      <w:proofErr w:type="spellEnd"/>
+      <w:r>
+        <w:rPr>
+          <w:sz w:val="18"/>
+          <w:szCs w:val="22"/>
+        </w:rPr>
+        <w:t xml:space="preserve"> </w:t>
+      </w:r>
+      <w:proofErr w:type="spellStart"/>
+      <w:r>
+        <w:rPr>
+          <w:sz w:val="18"/>
+          <w:szCs w:val="22"/>
+        </w:rPr>
+        <w:t>Գրավառուն</w:t>
+      </w:r>
+      <w:proofErr w:type="spellEnd"/>
+      <w:r>
+        <w:rPr>
+          <w:sz w:val="18"/>
+          <w:szCs w:val="22"/>
+        </w:rPr>
+        <w:t xml:space="preserve"> </w:t>
+      </w:r>
+      <w:proofErr w:type="spellStart"/>
+      <w:r>
+        <w:rPr>
+          <w:sz w:val="18"/>
+          <w:szCs w:val="22"/>
+        </w:rPr>
+        <w:t>ամբողջությամբ</w:t>
+      </w:r>
+      <w:proofErr w:type="spellEnd"/>
+      <w:r>
+        <w:rPr>
+          <w:sz w:val="18"/>
+          <w:szCs w:val="22"/>
+        </w:rPr>
+        <w:t xml:space="preserve">, </w:t>
+      </w:r>
+      <w:proofErr w:type="spellStart"/>
+      <w:r>
+        <w:rPr>
+          <w:sz w:val="18"/>
+          <w:szCs w:val="22"/>
+        </w:rPr>
+        <w:t>անվնաս</w:t>
+      </w:r>
+      <w:proofErr w:type="spellEnd"/>
+      <w:r>
+        <w:rPr>
+          <w:sz w:val="18"/>
+          <w:szCs w:val="22"/>
+        </w:rPr>
+        <w:t xml:space="preserve"> </w:t>
+      </w:r>
+      <w:proofErr w:type="spellStart"/>
+      <w:r>
+        <w:rPr>
+          <w:sz w:val="18"/>
+          <w:szCs w:val="22"/>
+        </w:rPr>
+        <w:t>հանձնեց</w:t>
+      </w:r>
+      <w:proofErr w:type="spellEnd"/>
+      <w:r>
+        <w:rPr>
+          <w:sz w:val="18"/>
+          <w:szCs w:val="22"/>
+        </w:rPr>
+        <w:t xml:space="preserve"> </w:t>
+      </w:r>
+      <w:proofErr w:type="spellStart"/>
+      <w:r>
+        <w:rPr>
+          <w:sz w:val="18"/>
+          <w:szCs w:val="22"/>
+        </w:rPr>
+        <w:t>Գրավատուին</w:t>
+      </w:r>
+      <w:proofErr w:type="spellEnd"/>
+      <w:r>
+        <w:rPr>
+          <w:sz w:val="18"/>
+          <w:szCs w:val="22"/>
+        </w:rPr>
+        <w:t xml:space="preserve">։ </w:t>
       </w:r>
     </w:p>
     <w:p>
@@ -10485,12 +12433,101 @@
           <w:szCs w:val="22"/>
         </w:rPr>
       </w:pPr>
+      <w:proofErr w:type="spellStart"/>
       <w:r>
         <w:rPr>
           <w:sz w:val="18"/>
           <w:szCs w:val="22"/>
         </w:rPr>
-        <w:t xml:space="preserve">Գրավատուն հավաստիացնում է, որ չունի որևէ պահանջ։ </w:t>
+        <w:t>Գրավատուն</w:t>
+      </w:r>
+      <w:proofErr w:type="spellEnd"/>
+      <w:r>
+        <w:rPr>
+          <w:sz w:val="18"/>
+          <w:szCs w:val="22"/>
+        </w:rPr>
+        <w:t xml:space="preserve"> </w:t>
+      </w:r>
+      <w:proofErr w:type="spellStart"/>
+      <w:r>
+        <w:rPr>
+          <w:sz w:val="18"/>
+          <w:szCs w:val="22"/>
+        </w:rPr>
+        <w:t>հավաստիացնում</w:t>
+      </w:r>
+      <w:proofErr w:type="spellEnd"/>
+      <w:r>
+        <w:rPr>
+          <w:sz w:val="18"/>
+          <w:szCs w:val="22"/>
+        </w:rPr>
+        <w:t xml:space="preserve"> է, </w:t>
+      </w:r>
+      <w:proofErr w:type="spellStart"/>
+      <w:r>
+        <w:rPr>
+          <w:sz w:val="18"/>
+          <w:szCs w:val="22"/>
+        </w:rPr>
+        <w:t>որ</w:t>
+      </w:r>
+      <w:proofErr w:type="spellEnd"/>
+      <w:r>
+        <w:rPr>
+          <w:sz w:val="18"/>
+          <w:szCs w:val="22"/>
+        </w:rPr>
+        <w:t xml:space="preserve"> </w:t>
+      </w:r>
+      <w:proofErr w:type="spellStart"/>
+      <w:r>
+        <w:rPr>
+          <w:sz w:val="18"/>
+          <w:szCs w:val="22"/>
+        </w:rPr>
+        <w:t>չունի</w:t>
+      </w:r>
+      <w:proofErr w:type="spellEnd"/>
+      <w:r>
+        <w:rPr>
+          <w:sz w:val="18"/>
+          <w:szCs w:val="22"/>
+        </w:rPr>
+        <w:t xml:space="preserve"> </w:t>
+      </w:r>
+      <w:proofErr w:type="spellStart"/>
+      <w:r>
+        <w:rPr>
+          <w:sz w:val="18"/>
+          <w:szCs w:val="22"/>
+        </w:rPr>
+        <w:t>որևէ</w:t>
+      </w:r>
+      <w:proofErr w:type="spellEnd"/>
+      <w:r>
+        <w:rPr>
+          <w:sz w:val="18"/>
+          <w:szCs w:val="22"/>
+        </w:rPr>
+        <w:t xml:space="preserve"> </w:t>
+      </w:r>
+      <w:proofErr w:type="spellStart"/>
+      <w:r>
+        <w:rPr>
+          <w:sz w:val="18"/>
+          <w:szCs w:val="22"/>
+        </w:rPr>
+        <w:t>պահանջ</w:t>
+      </w:r>
+      <w:proofErr w:type="spellEnd"/>
+      <w:r>
+        <w:rPr>
+          <w:sz w:val="18"/>
+          <w:szCs w:val="22"/>
+        </w:rPr>
+        <w:t xml:space="preserve">։ </w:t>
       </w:r>
     </w:p>
     <w:p>
@@ -10532,13 +12569,23 @@
                 <w:szCs w:val="18"/>
               </w:rPr>
             </w:pPr>
+            <w:proofErr w:type="spellStart"/>
             <w:r>
               <w:rPr>
                 <w:rFonts w:ascii="Times New Roman" w:hAnsi="Times New Roman" w:cs="Times New Roman"/>
                 <w:sz w:val="18"/>
                 <w:szCs w:val="18"/>
               </w:rPr>
-              <w:t>Հանձնեց՝</w:t>
+              <w:t>Հանձնեց</w:t>
+            </w:r>
+            <w:proofErr w:type="spellEnd"/>
+            <w:r>
+              <w:rPr>
+                <w:rFonts w:ascii="Times New Roman" w:hAnsi="Times New Roman" w:cs="Times New Roman"/>
+                <w:sz w:val="18"/>
+                <w:szCs w:val="18"/>
+              </w:rPr>
+              <w:t>՝</w:t>
             </w:r>
           </w:p>
         </w:tc>
@@ -10557,6 +12604,7 @@
                 <w:szCs w:val="18"/>
               </w:rPr>
             </w:pPr>
+            <w:proofErr w:type="spellStart"/>
             <w:r>
               <w:rPr>
                 <w:rFonts w:ascii="Times New Roman" w:hAnsi="Times New Roman" w:cs="Times New Roman"/>
@@ -10565,6 +12613,7 @@
               </w:rPr>
               <w:t>Ոսկերիչ-մասնագետ</w:t>
             </w:r>
+            <w:proofErr w:type="spellEnd"/>
           </w:p>
         </w:tc>
         <w:tc>
@@ -10620,6 +12669,7 @@
           <w:lang w:val="en-GB"/>
         </w:rPr>
       </w:pPr>
+      <w:proofErr w:type="spellStart"/>
       <w:r>
         <w:rPr>
           <w:rFonts w:ascii="Times New Roman" w:hAnsi="Times New Roman" w:cs="Times New Roman"/>
@@ -10628,6 +12678,7 @@
         </w:rPr>
         <w:t>Ես</w:t>
       </w:r>
+      <w:proofErr w:type="spellEnd"/>
       <w:r>
         <w:rPr>
           <w:rFonts w:ascii="Times New Roman" w:hAnsi="Times New Roman" w:cs="Times New Roman"/>
@@ -10643,7 +12694,347 @@
           <w:szCs w:val="18"/>
           <w:lang w:val="en-GB"/>
         </w:rPr>
-        <w:t xml:space="preserve">_____________________________________________________, ստացա Գրավի առարկան ամբողջությամբ, այն վիճակում, ինչպես հանձնել եմ Գրավի ստուգման և Ընդունման-Հանձնման ակտով, որի համար ստորագրում եմ։ </w:t>
+        <w:t xml:space="preserve">_____________________________________________________, </w:t>
+      </w:r>
+      <w:proofErr w:type="spellStart"/>
+      <w:r>
+        <w:rPr>
+          <w:rFonts w:ascii="Times New Roman" w:hAnsi="Times New Roman" w:cs="Times New Roman"/>
+          <w:sz w:val="18"/>
+          <w:szCs w:val="18"/>
+          <w:lang w:val="en-GB"/>
+        </w:rPr>
+        <w:t>ստացա</w:t>
+      </w:r>
+      <w:proofErr w:type="spellEnd"/>
+      <w:r>
+        <w:rPr>
+          <w:rFonts w:ascii="Times New Roman" w:hAnsi="Times New Roman" w:cs="Times New Roman"/>
+          <w:sz w:val="18"/>
+          <w:szCs w:val="18"/>
+          <w:lang w:val="en-GB"/>
+        </w:rPr>
+        <w:t xml:space="preserve"> </w:t>
+      </w:r>
+      <w:proofErr w:type="spellStart"/>
+      <w:r>
+        <w:rPr>
+          <w:rFonts w:ascii="Times New Roman" w:hAnsi="Times New Roman" w:cs="Times New Roman"/>
+          <w:sz w:val="18"/>
+          <w:szCs w:val="18"/>
+          <w:lang w:val="en-GB"/>
+        </w:rPr>
+        <w:t>Գրավի</w:t>
+      </w:r>
+      <w:proofErr w:type="spellEnd"/>
+      <w:r>
+        <w:rPr>
+          <w:rFonts w:ascii="Times New Roman" w:hAnsi="Times New Roman" w:cs="Times New Roman"/>
+          <w:sz w:val="18"/>
+          <w:szCs w:val="18"/>
+          <w:lang w:val="en-GB"/>
+        </w:rPr>
+        <w:t xml:space="preserve"> </w:t>
+      </w:r>
+      <w:proofErr w:type="spellStart"/>
+      <w:r>
+        <w:rPr>
+          <w:rFonts w:ascii="Times New Roman" w:hAnsi="Times New Roman" w:cs="Times New Roman"/>
+          <w:sz w:val="18"/>
+          <w:szCs w:val="18"/>
+          <w:lang w:val="en-GB"/>
+        </w:rPr>
+        <w:t>առարկան</w:t>
+      </w:r>
+      <w:proofErr w:type="spellEnd"/>
+      <w:r>
+        <w:rPr>
+          <w:rFonts w:ascii="Times New Roman" w:hAnsi="Times New Roman" w:cs="Times New Roman"/>
+          <w:sz w:val="18"/>
+          <w:szCs w:val="18"/>
+          <w:lang w:val="en-GB"/>
+        </w:rPr>
+        <w:t xml:space="preserve"> </w:t>
+      </w:r>
+      <w:proofErr w:type="spellStart"/>
+      <w:r>
+        <w:rPr>
+          <w:rFonts w:ascii="Times New Roman" w:hAnsi="Times New Roman" w:cs="Times New Roman"/>
+          <w:sz w:val="18"/>
+          <w:szCs w:val="18"/>
+          <w:lang w:val="en-GB"/>
+        </w:rPr>
+        <w:t>ամբողջությամբ</w:t>
+      </w:r>
+      <w:proofErr w:type="spellEnd"/>
+      <w:r>
+        <w:rPr>
+          <w:rFonts w:ascii="Times New Roman" w:hAnsi="Times New Roman" w:cs="Times New Roman"/>
+          <w:sz w:val="18"/>
+          <w:szCs w:val="18"/>
+          <w:lang w:val="en-GB"/>
+        </w:rPr>
+        <w:t xml:space="preserve">, </w:t>
+      </w:r>
+      <w:proofErr w:type="spellStart"/>
+      <w:r>
+        <w:rPr>
+          <w:rFonts w:ascii="Times New Roman" w:hAnsi="Times New Roman" w:cs="Times New Roman"/>
+          <w:sz w:val="18"/>
+          <w:szCs w:val="18"/>
+          <w:lang w:val="en-GB"/>
+        </w:rPr>
+        <w:t>այն</w:t>
+      </w:r>
+      <w:proofErr w:type="spellEnd"/>
+      <w:r>
+        <w:rPr>
+          <w:rFonts w:ascii="Times New Roman" w:hAnsi="Times New Roman" w:cs="Times New Roman"/>
+          <w:sz w:val="18"/>
+          <w:szCs w:val="18"/>
+          <w:lang w:val="en-GB"/>
+        </w:rPr>
+        <w:t xml:space="preserve"> </w:t>
+      </w:r>
+      <w:proofErr w:type="spellStart"/>
+      <w:r>
+        <w:rPr>
+          <w:rFonts w:ascii="Times New Roman" w:hAnsi="Times New Roman" w:cs="Times New Roman"/>
+          <w:sz w:val="18"/>
+          <w:szCs w:val="18"/>
+          <w:lang w:val="en-GB"/>
+        </w:rPr>
+        <w:t>վիճակում</w:t>
+      </w:r>
+      <w:proofErr w:type="spellEnd"/>
+      <w:r>
+        <w:rPr>
+          <w:rFonts w:ascii="Times New Roman" w:hAnsi="Times New Roman" w:cs="Times New Roman"/>
+          <w:sz w:val="18"/>
+          <w:szCs w:val="18"/>
+          <w:lang w:val="en-GB"/>
+        </w:rPr>
+        <w:t xml:space="preserve">, </w:t>
+      </w:r>
+      <w:proofErr w:type="spellStart"/>
+      <w:r>
+        <w:rPr>
+          <w:rFonts w:ascii="Times New Roman" w:hAnsi="Times New Roman" w:cs="Times New Roman"/>
+          <w:sz w:val="18"/>
+          <w:szCs w:val="18"/>
+          <w:lang w:val="en-GB"/>
+        </w:rPr>
+        <w:t>ինչպես</w:t>
+      </w:r>
+      <w:proofErr w:type="spellEnd"/>
+      <w:r>
+        <w:rPr>
+          <w:rFonts w:ascii="Times New Roman" w:hAnsi="Times New Roman" w:cs="Times New Roman"/>
+          <w:sz w:val="18"/>
+          <w:szCs w:val="18"/>
+          <w:lang w:val="en-GB"/>
+        </w:rPr>
+        <w:t xml:space="preserve"> </w:t>
+      </w:r>
+      <w:proofErr w:type="spellStart"/>
+      <w:r>
+        <w:rPr>
+          <w:rFonts w:ascii="Times New Roman" w:hAnsi="Times New Roman" w:cs="Times New Roman"/>
+          <w:sz w:val="18"/>
+          <w:szCs w:val="18"/>
+          <w:lang w:val="en-GB"/>
+        </w:rPr>
+        <w:t>հանձնել</w:t>
+      </w:r>
+      <w:proofErr w:type="spellEnd"/>
+      <w:r>
+        <w:rPr>
+          <w:rFonts w:ascii="Times New Roman" w:hAnsi="Times New Roman" w:cs="Times New Roman"/>
+          <w:sz w:val="18"/>
+          <w:szCs w:val="18"/>
+          <w:lang w:val="en-GB"/>
+        </w:rPr>
+        <w:t xml:space="preserve"> </w:t>
+      </w:r>
+      <w:proofErr w:type="spellStart"/>
+      <w:r>
+        <w:rPr>
+          <w:rFonts w:ascii="Times New Roman" w:hAnsi="Times New Roman" w:cs="Times New Roman"/>
+          <w:sz w:val="18"/>
+          <w:szCs w:val="18"/>
+          <w:lang w:val="en-GB"/>
+        </w:rPr>
+        <w:t>եմ</w:t>
+      </w:r>
+      <w:proofErr w:type="spellEnd"/>
+      <w:r>
+        <w:rPr>
+          <w:rFonts w:ascii="Times New Roman" w:hAnsi="Times New Roman" w:cs="Times New Roman"/>
+          <w:sz w:val="18"/>
+          <w:szCs w:val="18"/>
+          <w:lang w:val="en-GB"/>
+        </w:rPr>
+        <w:t xml:space="preserve"> </w:t>
+      </w:r>
+      <w:proofErr w:type="spellStart"/>
+      <w:r>
+        <w:rPr>
+          <w:rFonts w:ascii="Times New Roman" w:hAnsi="Times New Roman" w:cs="Times New Roman"/>
+          <w:sz w:val="18"/>
+          <w:szCs w:val="18"/>
+          <w:lang w:val="en-GB"/>
+        </w:rPr>
+        <w:t>Գրավի</w:t>
+      </w:r>
+      <w:proofErr w:type="spellEnd"/>
+      <w:r>
+        <w:rPr>
+          <w:rFonts w:ascii="Times New Roman" w:hAnsi="Times New Roman" w:cs="Times New Roman"/>
+          <w:sz w:val="18"/>
+          <w:szCs w:val="18"/>
+          <w:lang w:val="en-GB"/>
+        </w:rPr>
+        <w:t xml:space="preserve"> </w:t>
+      </w:r>
+      <w:proofErr w:type="spellStart"/>
+      <w:r>
+        <w:rPr>
+          <w:rFonts w:ascii="Times New Roman" w:hAnsi="Times New Roman" w:cs="Times New Roman"/>
+          <w:sz w:val="18"/>
+          <w:szCs w:val="18"/>
+          <w:lang w:val="en-GB"/>
+        </w:rPr>
+        <w:t>ստուգման</w:t>
+      </w:r>
+      <w:proofErr w:type="spellEnd"/>
+      <w:r>
+        <w:rPr>
+          <w:rFonts w:ascii="Times New Roman" w:hAnsi="Times New Roman" w:cs="Times New Roman"/>
+          <w:sz w:val="18"/>
+          <w:szCs w:val="18"/>
+          <w:lang w:val="en-GB"/>
+        </w:rPr>
+        <w:t xml:space="preserve"> և </w:t>
+      </w:r>
+      <w:proofErr w:type="spellStart"/>
+      <w:r>
+        <w:rPr>
+          <w:rFonts w:ascii="Times New Roman" w:hAnsi="Times New Roman" w:cs="Times New Roman"/>
+          <w:sz w:val="18"/>
+          <w:szCs w:val="18"/>
+          <w:lang w:val="en-GB"/>
+        </w:rPr>
+        <w:t>Ընդունման-Հանձնման</w:t>
+      </w:r>
+      <w:proofErr w:type="spellEnd"/>
+      <w:r>
+        <w:rPr>
+          <w:rFonts w:ascii="Times New Roman" w:hAnsi="Times New Roman" w:cs="Times New Roman"/>
+          <w:sz w:val="18"/>
+          <w:szCs w:val="18"/>
+          <w:lang w:val="en-GB"/>
+        </w:rPr>
+        <w:t xml:space="preserve"> </w:t>
+      </w:r>
+      <w:proofErr w:type="spellStart"/>
+      <w:r>
+        <w:rPr>
+          <w:rFonts w:ascii="Times New Roman" w:hAnsi="Times New Roman" w:cs="Times New Roman"/>
+          <w:sz w:val="18"/>
+          <w:szCs w:val="18"/>
+          <w:lang w:val="en-GB"/>
+        </w:rPr>
+        <w:t>ակտով</w:t>
+      </w:r>
+      <w:proofErr w:type="spellEnd"/>
+      <w:r>
+        <w:rPr>
+          <w:rFonts w:ascii="Times New Roman" w:hAnsi="Times New Roman" w:cs="Times New Roman"/>
+          <w:sz w:val="18"/>
+          <w:szCs w:val="18"/>
+          <w:lang w:val="en-GB"/>
+        </w:rPr>
+        <w:t xml:space="preserve">, </w:t>
+      </w:r>
+      <w:proofErr w:type="spellStart"/>
+      <w:r>
+        <w:rPr>
+          <w:rFonts w:ascii="Times New Roman" w:hAnsi="Times New Roman" w:cs="Times New Roman"/>
+          <w:sz w:val="18"/>
+          <w:szCs w:val="18"/>
+          <w:lang w:val="en-GB"/>
+        </w:rPr>
+        <w:t>որի</w:t>
+      </w:r>
+      <w:proofErr w:type="spellEnd"/>
+      <w:r>
+        <w:rPr>
+          <w:rFonts w:ascii="Times New Roman" w:hAnsi="Times New Roman" w:cs="Times New Roman"/>
+          <w:sz w:val="18"/>
+          <w:szCs w:val="18"/>
+          <w:lang w:val="en-GB"/>
+        </w:rPr>
+        <w:t xml:space="preserve"> </w:t>
+      </w:r>
+      <w:proofErr w:type="spellStart"/>
+      <w:r>
+        <w:rPr>
+          <w:rFonts w:ascii="Times New Roman" w:hAnsi="Times New Roman" w:cs="Times New Roman"/>
+          <w:sz w:val="18"/>
+          <w:szCs w:val="18"/>
+          <w:lang w:val="en-GB"/>
+        </w:rPr>
+        <w:t>համար</w:t>
+      </w:r>
+      <w:proofErr w:type="spellEnd"/>
+      <w:r>
+        <w:rPr>
+          <w:rFonts w:ascii="Times New Roman" w:hAnsi="Times New Roman" w:cs="Times New Roman"/>
+          <w:sz w:val="18"/>
+          <w:szCs w:val="18"/>
+          <w:lang w:val="en-GB"/>
+        </w:rPr>
+        <w:t xml:space="preserve"> </w:t>
+      </w:r>
+      <w:proofErr w:type="spellStart"/>
+      <w:r>
+        <w:rPr>
+          <w:rFonts w:ascii="Times New Roman" w:hAnsi="Times New Roman" w:cs="Times New Roman"/>
+          <w:sz w:val="18"/>
+          <w:szCs w:val="18"/>
+          <w:lang w:val="en-GB"/>
+        </w:rPr>
+        <w:t>ստորագրում</w:t>
+      </w:r>
+      <w:proofErr w:type="spellEnd"/>
+      <w:r>
+        <w:rPr>
+          <w:rFonts w:ascii="Times New Roman" w:hAnsi="Times New Roman" w:cs="Times New Roman"/>
+          <w:sz w:val="18"/>
+          <w:szCs w:val="18"/>
+          <w:lang w:val="en-GB"/>
+        </w:rPr>
+        <w:t xml:space="preserve"> </w:t>
+      </w:r>
+      <w:proofErr w:type="spellStart"/>
+      <w:r>
+        <w:rPr>
+          <w:rFonts w:ascii="Times New Roman" w:hAnsi="Times New Roman" w:cs="Times New Roman"/>
+          <w:sz w:val="18"/>
+          <w:szCs w:val="18"/>
+          <w:lang w:val="en-GB"/>
+        </w:rPr>
+        <w:t>եմ</w:t>
+      </w:r>
+      <w:proofErr w:type="spellEnd"/>
+      <w:r>
+        <w:rPr>
+          <w:rFonts w:ascii="Times New Roman" w:hAnsi="Times New Roman" w:cs="Times New Roman"/>
+          <w:sz w:val="18"/>
+          <w:szCs w:val="18"/>
+          <w:lang w:val="en-GB"/>
+        </w:rPr>
+        <w:t xml:space="preserve">։ </w:t>
       </w:r>
     </w:p>
     <w:tbl>
@@ -10680,13 +13071,23 @@
                 <w:szCs w:val="18"/>
               </w:rPr>
             </w:pPr>
+            <w:proofErr w:type="spellStart"/>
             <w:r>
               <w:rPr>
                 <w:rFonts w:ascii="Times New Roman" w:hAnsi="Times New Roman" w:cs="Times New Roman"/>
                 <w:sz w:val="18"/>
                 <w:szCs w:val="18"/>
               </w:rPr>
-              <w:t xml:space="preserve">Ընդունեց՝      </w:t>
+              <w:t>Ընդունեց</w:t>
+            </w:r>
+            <w:proofErr w:type="spellEnd"/>
+            <w:r>
+              <w:rPr>
+                <w:rFonts w:ascii="Times New Roman" w:hAnsi="Times New Roman" w:cs="Times New Roman"/>
+                <w:sz w:val="18"/>
+                <w:szCs w:val="18"/>
+              </w:rPr>
+              <w:t xml:space="preserve">՝      </w:t>
             </w:r>
           </w:p>
         </w:tc>
@@ -10705,6 +13106,7 @@
                 <w:szCs w:val="18"/>
               </w:rPr>
             </w:pPr>
+            <w:proofErr w:type="spellStart"/>
             <w:r>
               <w:rPr>
                 <w:rFonts w:ascii="Times New Roman" w:hAnsi="Times New Roman" w:cs="Times New Roman"/>
@@ -10713,6 +13115,7 @@
               </w:rPr>
               <w:t>Գրավատու</w:t>
             </w:r>
+            <w:proofErr w:type="spellEnd"/>
           </w:p>
         </w:tc>
         <w:tc>

--- a/public/files/contract_gold_template.docx
+++ b/public/files/contract_gold_template.docx
@@ -8990,12 +8990,12 @@
         <w:tblLook w:val="04A0" w:firstRow="1" w:lastRow="0" w:firstColumn="1" w:lastColumn="0" w:noHBand="0" w:noVBand="1"/>
       </w:tblPr>
       <w:tblGrid>
-        <w:gridCol w:w="2955"/>
+        <w:gridCol w:w="2954"/>
         <w:gridCol w:w="959"/>
         <w:gridCol w:w="1025"/>
         <w:gridCol w:w="886"/>
         <w:gridCol w:w="847"/>
-        <w:gridCol w:w="1405"/>
+        <w:gridCol w:w="1406"/>
         <w:gridCol w:w="1273"/>
       </w:tblGrid>
       <w:tr>
@@ -10057,7 +10057,23 @@
                 <w:sz w:val="16"/>
                 <w:szCs w:val="16"/>
               </w:rPr>
-              <w:t>t_am</w:t>
+              <w:t>t_</w:t>
+            </w:r>
+            <w:r>
+              <w:rPr>
+                <w:rFonts w:ascii="Times New Roman" w:hAnsi="Times New Roman" w:cs="Times New Roman"/>
+                <w:sz w:val="16"/>
+                <w:szCs w:val="16"/>
+              </w:rPr>
+              <w:t>i_</w:t>
+            </w:r>
+            <w:r>
+              <w:rPr>
+                <w:rFonts w:ascii="Times New Roman" w:hAnsi="Times New Roman" w:cs="Times New Roman"/>
+                <w:sz w:val="16"/>
+                <w:szCs w:val="16"/>
+              </w:rPr>
+              <w:t>am</w:t>
             </w:r>
             <w:proofErr w:type="spellEnd"/>
             <w:r>
@@ -11273,7 +11289,7 @@
               </wp:anchor>
             </w:drawing>
           </mc:Choice>
-          <mc:Fallback xmlns:w16du="http://schemas.microsoft.com/office/word/2023/wordml/word16du" xmlns:w16sdtfl="http://schemas.microsoft.com/office/word/2024/wordml/sdtformatlock">
+          <mc:Fallback xmlns:w16sdtfl="http://schemas.microsoft.com/office/word/2024/wordml/sdtformatlock" xmlns:w16du="http://schemas.microsoft.com/office/word/2023/wordml/word16du">
             <w:pict>
               <v:line w14:anchorId="6A9B0DF6" id="Straight Connector 2" o:spid="_x0000_s1026" style="position:absolute;z-index:251659264;visibility:visible;mso-wrap-style:square;mso-wrap-distance-left:9pt;mso-wrap-distance-top:0;mso-wrap-distance-right:9pt;mso-wrap-distance-bottom:0;mso-position-horizontal:absolute;mso-position-horizontal-relative:text;mso-position-vertical:absolute;mso-position-vertical-relative:text" from="-2.8pt,12.7pt" to="488.9pt,12.7pt" o:gfxdata="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" strokecolor="black [3213]" strokeweight="1.25pt">
                 <v:stroke linestyle="thinThick" joinstyle="miter"/>
@@ -12128,7 +12144,7 @@
               </wp:anchor>
             </w:drawing>
           </mc:Choice>
-          <mc:Fallback xmlns:w16du="http://schemas.microsoft.com/office/word/2023/wordml/word16du" xmlns:w16sdtfl="http://schemas.microsoft.com/office/word/2024/wordml/sdtformatlock">
+          <mc:Fallback xmlns:w16sdtfl="http://schemas.microsoft.com/office/word/2024/wordml/sdtformatlock" xmlns:w16du="http://schemas.microsoft.com/office/word/2023/wordml/word16du">
             <w:pict>
               <v:line w14:anchorId="58052DD5" id="Straight Connector 2" o:spid="_x0000_s1026" style="position:absolute;z-index:251661312;visibility:visible;mso-wrap-style:square;mso-wrap-distance-left:9pt;mso-wrap-distance-top:0;mso-wrap-distance-right:9pt;mso-wrap-distance-bottom:0;mso-position-horizontal:absolute;mso-position-horizontal-relative:text;mso-position-vertical:absolute;mso-position-vertical-relative:text" from="0,13.4pt" to="491.7pt,13.4pt" o:gfxdata="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" strokecolor="black [3213]" strokeweight="1.25pt">
                 <v:stroke linestyle="thinThick" joinstyle="miter"/>

--- a/public/files/contract_gold_template.docx
+++ b/public/files/contract_gold_template.docx
@@ -8990,13 +8990,13 @@
         <w:tblLook w:val="04A0" w:firstRow="1" w:lastRow="0" w:firstColumn="1" w:lastColumn="0" w:noHBand="0" w:noVBand="1"/>
       </w:tblPr>
       <w:tblGrid>
-        <w:gridCol w:w="2954"/>
+        <w:gridCol w:w="2955"/>
         <w:gridCol w:w="959"/>
         <w:gridCol w:w="1025"/>
         <w:gridCol w:w="886"/>
-        <w:gridCol w:w="847"/>
+        <w:gridCol w:w="848"/>
         <w:gridCol w:w="1406"/>
-        <w:gridCol w:w="1273"/>
+        <w:gridCol w:w="1271"/>
       </w:tblGrid>
       <w:tr>
         <w:trPr>
@@ -9731,32 +9731,6 @@
                 <w:szCs w:val="16"/>
               </w:rPr>
             </w:pPr>
-            <w:r>
-              <w:rPr>
-                <w:rFonts w:ascii="Times New Roman" w:hAnsi="Times New Roman" w:cs="Times New Roman"/>
-                <w:sz w:val="16"/>
-                <w:szCs w:val="16"/>
-              </w:rPr>
-              <w:t>${</w:t>
-            </w:r>
-            <w:proofErr w:type="spellStart"/>
-            <w:r>
-              <w:rPr>
-                <w:rFonts w:ascii="Times New Roman" w:hAnsi="Times New Roman" w:cs="Times New Roman"/>
-                <w:sz w:val="16"/>
-                <w:szCs w:val="16"/>
-              </w:rPr>
-              <w:t>i_am</w:t>
-            </w:r>
-            <w:proofErr w:type="spellEnd"/>
-            <w:r>
-              <w:rPr>
-                <w:rFonts w:ascii="Times New Roman" w:hAnsi="Times New Roman" w:cs="Times New Roman"/>
-                <w:sz w:val="16"/>
-                <w:szCs w:val="16"/>
-              </w:rPr>
-              <w:t>}</w:t>
-            </w:r>
           </w:p>
         </w:tc>
         <w:tc>
@@ -9794,7 +9768,7 @@
                 <w:sz w:val="16"/>
                 <w:szCs w:val="16"/>
               </w:rPr>
-              <w:t>_total_</w:t>
+              <w:t>_</w:t>
             </w:r>
             <w:r>
               <w:rPr>
@@ -10042,48 +10016,6 @@
                 <w:szCs w:val="16"/>
               </w:rPr>
             </w:pPr>
-            <w:r>
-              <w:rPr>
-                <w:rFonts w:ascii="Times New Roman" w:hAnsi="Times New Roman" w:cs="Times New Roman"/>
-                <w:sz w:val="16"/>
-                <w:szCs w:val="16"/>
-              </w:rPr>
-              <w:t>${</w:t>
-            </w:r>
-            <w:proofErr w:type="spellStart"/>
-            <w:r>
-              <w:rPr>
-                <w:rFonts w:ascii="Times New Roman" w:hAnsi="Times New Roman" w:cs="Times New Roman"/>
-                <w:sz w:val="16"/>
-                <w:szCs w:val="16"/>
-              </w:rPr>
-              <w:t>t_</w:t>
-            </w:r>
-            <w:r>
-              <w:rPr>
-                <w:rFonts w:ascii="Times New Roman" w:hAnsi="Times New Roman" w:cs="Times New Roman"/>
-                <w:sz w:val="16"/>
-                <w:szCs w:val="16"/>
-              </w:rPr>
-              <w:t>i_</w:t>
-            </w:r>
-            <w:r>
-              <w:rPr>
-                <w:rFonts w:ascii="Times New Roman" w:hAnsi="Times New Roman" w:cs="Times New Roman"/>
-                <w:sz w:val="16"/>
-                <w:szCs w:val="16"/>
-              </w:rPr>
-              <w:t>am</w:t>
-            </w:r>
-            <w:proofErr w:type="spellEnd"/>
-            <w:r>
-              <w:rPr>
-                <w:rFonts w:ascii="Times New Roman" w:hAnsi="Times New Roman" w:cs="Times New Roman"/>
-                <w:sz w:val="16"/>
-                <w:szCs w:val="16"/>
-              </w:rPr>
-              <w:t>}</w:t>
-            </w:r>
           </w:p>
         </w:tc>
         <w:tc>
@@ -10119,7 +10051,7 @@
                 <w:sz w:val="16"/>
                 <w:szCs w:val="16"/>
               </w:rPr>
-              <w:t>t_i_total_am</w:t>
+              <w:t>t_i_am</w:t>
             </w:r>
             <w:proofErr w:type="spellEnd"/>
             <w:r>
@@ -11289,7 +11221,7 @@
               </wp:anchor>
             </w:drawing>
           </mc:Choice>
-          <mc:Fallback xmlns:w16sdtfl="http://schemas.microsoft.com/office/word/2024/wordml/sdtformatlock" xmlns:w16du="http://schemas.microsoft.com/office/word/2023/wordml/word16du">
+          <mc:Fallback xmlns:w16du="http://schemas.microsoft.com/office/word/2023/wordml/word16du" xmlns:w16sdtfl="http://schemas.microsoft.com/office/word/2024/wordml/sdtformatlock">
             <w:pict>
               <v:line w14:anchorId="6A9B0DF6" id="Straight Connector 2" o:spid="_x0000_s1026" style="position:absolute;z-index:251659264;visibility:visible;mso-wrap-style:square;mso-wrap-distance-left:9pt;mso-wrap-distance-top:0;mso-wrap-distance-right:9pt;mso-wrap-distance-bottom:0;mso-position-horizontal:absolute;mso-position-horizontal-relative:text;mso-position-vertical:absolute;mso-position-vertical-relative:text" from="-2.8pt,12.7pt" to="488.9pt,12.7pt" o:gfxdata="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" strokecolor="black [3213]" strokeweight="1.25pt">
                 <v:stroke linestyle="thinThick" joinstyle="miter"/>
@@ -12144,7 +12076,7 @@
               </wp:anchor>
             </w:drawing>
           </mc:Choice>
-          <mc:Fallback xmlns:w16sdtfl="http://schemas.microsoft.com/office/word/2024/wordml/sdtformatlock" xmlns:w16du="http://schemas.microsoft.com/office/word/2023/wordml/word16du">
+          <mc:Fallback xmlns:w16du="http://schemas.microsoft.com/office/word/2023/wordml/word16du" xmlns:w16sdtfl="http://schemas.microsoft.com/office/word/2024/wordml/sdtformatlock">
             <w:pict>
               <v:line w14:anchorId="58052DD5" id="Straight Connector 2" o:spid="_x0000_s1026" style="position:absolute;z-index:251661312;visibility:visible;mso-wrap-style:square;mso-wrap-distance-left:9pt;mso-wrap-distance-top:0;mso-wrap-distance-right:9pt;mso-wrap-distance-bottom:0;mso-position-horizontal:absolute;mso-position-horizontal-relative:text;mso-position-vertical:absolute;mso-position-vertical-relative:text" from="0,13.4pt" to="491.7pt,13.4pt" o:gfxdata="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" strokecolor="black [3213]" strokeweight="1.25pt">
                 <v:stroke linestyle="thinThick" joinstyle="miter"/>

--- a/public/files/contract_gold_template.docx
+++ b/public/files/contract_gold_template.docx
@@ -8990,13 +8990,13 @@
         <w:tblLook w:val="04A0" w:firstRow="1" w:lastRow="0" w:firstColumn="1" w:lastColumn="0" w:noHBand="0" w:noVBand="1"/>
       </w:tblPr>
       <w:tblGrid>
-        <w:gridCol w:w="2955"/>
-        <w:gridCol w:w="959"/>
+        <w:gridCol w:w="2972"/>
+        <w:gridCol w:w="960"/>
         <w:gridCol w:w="1025"/>
-        <w:gridCol w:w="886"/>
-        <w:gridCol w:w="848"/>
-        <w:gridCol w:w="1406"/>
-        <w:gridCol w:w="1271"/>
+        <w:gridCol w:w="860"/>
+        <w:gridCol w:w="849"/>
+        <w:gridCol w:w="1411"/>
+        <w:gridCol w:w="1273"/>
       </w:tblGrid>
       <w:tr>
         <w:trPr>
@@ -9858,32 +9858,6 @@
                 <w:szCs w:val="16"/>
               </w:rPr>
             </w:pPr>
-            <w:r>
-              <w:rPr>
-                <w:rFonts w:ascii="Times New Roman" w:hAnsi="Times New Roman" w:cs="Times New Roman"/>
-                <w:sz w:val="16"/>
-                <w:szCs w:val="16"/>
-              </w:rPr>
-              <w:t>${</w:t>
-            </w:r>
-            <w:proofErr w:type="spellStart"/>
-            <w:r>
-              <w:rPr>
-                <w:rFonts w:ascii="Times New Roman" w:hAnsi="Times New Roman" w:cs="Times New Roman"/>
-                <w:sz w:val="16"/>
-                <w:szCs w:val="16"/>
-              </w:rPr>
-              <w:t>t_i_c</w:t>
-            </w:r>
-            <w:proofErr w:type="spellEnd"/>
-            <w:r>
-              <w:rPr>
-                <w:rFonts w:ascii="Times New Roman" w:hAnsi="Times New Roman" w:cs="Times New Roman"/>
-                <w:sz w:val="16"/>
-                <w:szCs w:val="16"/>
-              </w:rPr>
-              <w:t>}</w:t>
-            </w:r>
           </w:p>
         </w:tc>
         <w:tc>
@@ -9904,32 +9878,6 @@
                 <w:szCs w:val="16"/>
               </w:rPr>
             </w:pPr>
-            <w:r>
-              <w:rPr>
-                <w:rFonts w:ascii="Times New Roman" w:hAnsi="Times New Roman" w:cs="Times New Roman"/>
-                <w:sz w:val="16"/>
-                <w:szCs w:val="16"/>
-              </w:rPr>
-              <w:t>${</w:t>
-            </w:r>
-            <w:proofErr w:type="spellStart"/>
-            <w:r>
-              <w:rPr>
-                <w:rFonts w:ascii="Times New Roman" w:hAnsi="Times New Roman" w:cs="Times New Roman"/>
-                <w:sz w:val="16"/>
-                <w:szCs w:val="16"/>
-              </w:rPr>
-              <w:t>t_i_w</w:t>
-            </w:r>
-            <w:proofErr w:type="spellEnd"/>
-            <w:r>
-              <w:rPr>
-                <w:rFonts w:ascii="Times New Roman" w:hAnsi="Times New Roman" w:cs="Times New Roman"/>
-                <w:sz w:val="16"/>
-                <w:szCs w:val="16"/>
-              </w:rPr>
-              <w:t>}</w:t>
-            </w:r>
           </w:p>
         </w:tc>
         <w:tc>
@@ -9950,32 +9898,6 @@
                 <w:szCs w:val="16"/>
               </w:rPr>
             </w:pPr>
-            <w:r>
-              <w:rPr>
-                <w:rFonts w:ascii="Times New Roman" w:hAnsi="Times New Roman" w:cs="Times New Roman"/>
-                <w:sz w:val="16"/>
-                <w:szCs w:val="16"/>
-              </w:rPr>
-              <w:t>${</w:t>
-            </w:r>
-            <w:proofErr w:type="spellStart"/>
-            <w:r>
-              <w:rPr>
-                <w:rFonts w:ascii="Times New Roman" w:hAnsi="Times New Roman" w:cs="Times New Roman"/>
-                <w:sz w:val="16"/>
-                <w:szCs w:val="16"/>
-              </w:rPr>
-              <w:t>t_i_cw</w:t>
-            </w:r>
-            <w:proofErr w:type="spellEnd"/>
-            <w:r>
-              <w:rPr>
-                <w:rFonts w:ascii="Times New Roman" w:hAnsi="Times New Roman" w:cs="Times New Roman"/>
-                <w:sz w:val="16"/>
-                <w:szCs w:val="16"/>
-              </w:rPr>
-              <w:t>}</w:t>
-            </w:r>
           </w:p>
         </w:tc>
         <w:tc>
@@ -11221,7 +11143,7 @@
               </wp:anchor>
             </w:drawing>
           </mc:Choice>
-          <mc:Fallback xmlns:w16du="http://schemas.microsoft.com/office/word/2023/wordml/word16du" xmlns:w16sdtfl="http://schemas.microsoft.com/office/word/2024/wordml/sdtformatlock">
+          <mc:Fallback xmlns:w16sdtfl="http://schemas.microsoft.com/office/word/2024/wordml/sdtformatlock" xmlns:w16du="http://schemas.microsoft.com/office/word/2023/wordml/word16du">
             <w:pict>
               <v:line w14:anchorId="6A9B0DF6" id="Straight Connector 2" o:spid="_x0000_s1026" style="position:absolute;z-index:251659264;visibility:visible;mso-wrap-style:square;mso-wrap-distance-left:9pt;mso-wrap-distance-top:0;mso-wrap-distance-right:9pt;mso-wrap-distance-bottom:0;mso-position-horizontal:absolute;mso-position-horizontal-relative:text;mso-position-vertical:absolute;mso-position-vertical-relative:text" from="-2.8pt,12.7pt" to="488.9pt,12.7pt" o:gfxdata="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" strokecolor="black [3213]" strokeweight="1.25pt">
                 <v:stroke linestyle="thinThick" joinstyle="miter"/>
@@ -12076,7 +11998,7 @@
               </wp:anchor>
             </w:drawing>
           </mc:Choice>
-          <mc:Fallback xmlns:w16du="http://schemas.microsoft.com/office/word/2023/wordml/word16du" xmlns:w16sdtfl="http://schemas.microsoft.com/office/word/2024/wordml/sdtformatlock">
+          <mc:Fallback xmlns:w16sdtfl="http://schemas.microsoft.com/office/word/2024/wordml/sdtformatlock" xmlns:w16du="http://schemas.microsoft.com/office/word/2023/wordml/word16du">
             <w:pict>
               <v:line w14:anchorId="58052DD5" id="Straight Connector 2" o:spid="_x0000_s1026" style="position:absolute;z-index:251661312;visibility:visible;mso-wrap-style:square;mso-wrap-distance-left:9pt;mso-wrap-distance-top:0;mso-wrap-distance-right:9pt;mso-wrap-distance-bottom:0;mso-position-horizontal:absolute;mso-position-horizontal-relative:text;mso-position-vertical:absolute;mso-position-vertical-relative:text" from="0,13.4pt" to="491.7pt,13.4pt" o:gfxdata="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" strokecolor="black [3213]" strokeweight="1.25pt">
                 <v:stroke linestyle="thinThick" joinstyle="miter"/>

--- a/public/files/contract_gold_template.docx
+++ b/public/files/contract_gold_template.docx
@@ -154,33 +154,7 @@
           <w:color w:val="000000" w:themeColor="text1"/>
           <w:lang w:val="en-GB"/>
         </w:rPr>
-        <w:t>${</w:t>
-      </w:r>
-      <w:proofErr w:type="spellStart"/>
-      <w:r>
-        <w:rPr>
-          <w:rFonts w:ascii="Times New Roman" w:eastAsia="Times New Roman" w:hAnsi="Times New Roman" w:cs="Times New Roman"/>
-          <w:b/>
-          <w:bCs/>
-          <w:i/>
-          <w:iCs/>
-          <w:color w:val="000000" w:themeColor="text1"/>
-          <w:lang w:val="en-GB"/>
-        </w:rPr>
-        <w:t>num</w:t>
-      </w:r>
-      <w:proofErr w:type="spellEnd"/>
-      <w:r>
-        <w:rPr>
-          <w:rFonts w:ascii="Times New Roman" w:eastAsia="Times New Roman" w:hAnsi="Times New Roman" w:cs="Times New Roman"/>
-          <w:b/>
-          <w:bCs/>
-          <w:i/>
-          <w:iCs/>
-          <w:color w:val="000000" w:themeColor="text1"/>
-          <w:lang w:val="en-GB"/>
-        </w:rPr>
-        <w:t>}</w:t>
+        <w:t>${num}</w:t>
       </w:r>
     </w:p>
     <w:tbl>
@@ -237,10 +211,9 @@
               <w:spacing w:after="120" w:line="276" w:lineRule="auto"/>
               <w:jc w:val="right"/>
               <w:rPr>
-                <w:rFonts w:ascii="Times New Roman" w:eastAsia="Times New Roman" w:hAnsi="Times New Roman" w:cs="Times New Roman"/>
+                <w:rFonts w:ascii="Times New Roman" w:hAnsi="Times New Roman"/>
                 <w:color w:val="000000" w:themeColor="text1"/>
                 <w:sz w:val="18"/>
-                <w:szCs w:val="18"/>
               </w:rPr>
             </w:pPr>
             <w:r>
@@ -311,13 +284,67 @@
       </w:r>
       <w:r>
         <w:rPr>
+          <w:rFonts w:ascii="Times New Roman" w:hAnsi="Times New Roman"/>
+          <w:color w:val="000000" w:themeColor="text1"/>
+          <w:sz w:val="18"/>
+          <w:lang w:val="hy-AM"/>
+        </w:rPr>
+        <w:t>(պետական գրանցման համար՝</w:t>
+      </w:r>
+      <w:r>
+        <w:rPr>
+          <w:rFonts w:ascii="Times New Roman" w:hAnsi="Times New Roman"/>
+          <w:color w:val="000000" w:themeColor="text1"/>
+          <w:sz w:val="18"/>
+          <w:lang w:val="hy-AM"/>
+        </w:rPr>
+        <w:t xml:space="preserve"> </w:t>
+      </w:r>
+      <w:r>
+        <w:rPr>
+          <w:rFonts w:ascii="Times New Roman" w:hAnsi="Times New Roman"/>
+          <w:color w:val="000000" w:themeColor="text1"/>
+          <w:sz w:val="18"/>
+          <w:lang w:val="en-GB"/>
+        </w:rPr>
+        <w:t>000 000000</w:t>
+      </w:r>
+      <w:r>
+        <w:rPr>
+          <w:rFonts w:ascii="Times New Roman" w:hAnsi="Times New Roman"/>
+          <w:color w:val="000000" w:themeColor="text1"/>
+          <w:sz w:val="18"/>
+          <w:lang w:val="hy-AM"/>
+        </w:rPr>
+        <w:t>, ՀՎՀՀ՝</w:t>
+      </w:r>
+      <w:r>
+        <w:rPr>
+          <w:rFonts w:ascii="Times New Roman" w:hAnsi="Times New Roman"/>
+          <w:color w:val="000000" w:themeColor="text1"/>
+          <w:sz w:val="18"/>
+          <w:lang w:val="hy-AM"/>
+        </w:rPr>
+        <w:t xml:space="preserve"> </w:t>
+      </w:r>
+      <w:r>
+        <w:rPr>
           <w:rFonts w:ascii="Times New Roman" w:eastAsia="Times New Roman" w:hAnsi="Times New Roman" w:cs="Times New Roman"/>
           <w:color w:val="000000" w:themeColor="text1"/>
           <w:sz w:val="18"/>
           <w:szCs w:val="18"/>
           <w:lang w:val="hy-AM"/>
         </w:rPr>
-        <w:t>(պետական գրանցման համար՝</w:t>
+        <w:t>02331914</w:t>
+      </w:r>
+      <w:r>
+        <w:rPr>
+          <w:rFonts w:ascii="Times New Roman" w:hAnsi="Times New Roman"/>
+          <w:color w:val="000000" w:themeColor="text1"/>
+          <w:sz w:val="18"/>
+          <w:lang w:val="hy-AM"/>
+        </w:rPr>
+        <w:t>,</w:t>
       </w:r>
       <w:r>
         <w:rPr>
@@ -327,7 +354,7 @@
           <w:szCs w:val="18"/>
           <w:lang w:val="hy-AM"/>
         </w:rPr>
-        <w:t xml:space="preserve"> </w:t>
+        <w:t xml:space="preserve"> հասցե՝</w:t>
       </w:r>
       <w:r>
         <w:rPr>
@@ -335,9 +362,9 @@
           <w:color w:val="000000" w:themeColor="text1"/>
           <w:sz w:val="18"/>
           <w:szCs w:val="18"/>
-          <w:lang w:val="en-GB"/>
-        </w:rPr>
-        <w:t>000 000000</w:t>
+          <w:lang w:val="hy-AM"/>
+        </w:rPr>
+        <w:t xml:space="preserve"> ք. Երևան, Արշակունյաց պողոտա </w:t>
       </w:r>
       <w:r>
         <w:rPr>
@@ -345,138 +372,10 @@
           <w:color w:val="000000" w:themeColor="text1"/>
           <w:sz w:val="18"/>
           <w:szCs w:val="18"/>
-          <w:lang w:val="hy-AM"/>
-        </w:rPr>
-        <w:t>, ՀՎՀՀ՝</w:t>
-      </w:r>
-      <w:r>
-        <w:rPr>
-          <w:rFonts w:ascii="Times New Roman" w:eastAsia="Times New Roman" w:hAnsi="Times New Roman" w:cs="Times New Roman"/>
-          <w:color w:val="000000" w:themeColor="text1"/>
-          <w:sz w:val="18"/>
-          <w:szCs w:val="18"/>
-          <w:lang w:val="hy-AM"/>
-        </w:rPr>
-        <w:t xml:space="preserve"> 0000000</w:t>
-      </w:r>
-      <w:r>
-        <w:rPr>
-          <w:rFonts w:ascii="Times New Roman" w:eastAsia="Times New Roman" w:hAnsi="Times New Roman" w:cs="Times New Roman"/>
-          <w:color w:val="000000" w:themeColor="text1"/>
-          <w:sz w:val="18"/>
-          <w:szCs w:val="18"/>
-          <w:lang w:val="hy-AM"/>
-        </w:rPr>
-        <w:t>,</w:t>
-      </w:r>
-      <w:r>
-        <w:rPr>
-          <w:rFonts w:ascii="Times New Roman" w:eastAsia="Times New Roman" w:hAnsi="Times New Roman" w:cs="Times New Roman"/>
-          <w:color w:val="000000" w:themeColor="text1"/>
-          <w:sz w:val="18"/>
-          <w:szCs w:val="18"/>
-          <w:lang w:val="hy-AM"/>
-        </w:rPr>
-        <w:t xml:space="preserve"> հասցե՝</w:t>
-      </w:r>
-      <w:r>
-        <w:rPr>
-          <w:rFonts w:ascii="Times New Roman" w:eastAsia="Times New Roman" w:hAnsi="Times New Roman" w:cs="Times New Roman"/>
-          <w:color w:val="000000" w:themeColor="text1"/>
-          <w:sz w:val="18"/>
-          <w:szCs w:val="18"/>
-          <w:lang w:val="hy-AM"/>
-        </w:rPr>
-        <w:t xml:space="preserve"> ք. Երևան, Արշակունյաց պողոտա </w:t>
-      </w:r>
-      <w:r>
-        <w:rPr>
-          <w:rFonts w:ascii="Times New Roman" w:eastAsia="Times New Roman" w:hAnsi="Times New Roman" w:cs="Times New Roman"/>
-          <w:color w:val="000000" w:themeColor="text1"/>
-          <w:sz w:val="18"/>
-          <w:szCs w:val="18"/>
           <w:lang w:val="en-GB"/>
         </w:rPr>
-        <w:t xml:space="preserve">53 </w:t>
-      </w:r>
-      <w:proofErr w:type="spellStart"/>
-      <w:r>
-        <w:rPr>
-          <w:rFonts w:ascii="Times New Roman" w:eastAsia="Times New Roman" w:hAnsi="Times New Roman" w:cs="Times New Roman"/>
-          <w:color w:val="000000" w:themeColor="text1"/>
-          <w:sz w:val="18"/>
-          <w:szCs w:val="18"/>
-          <w:lang w:val="en-GB"/>
-        </w:rPr>
-        <w:t>շենք</w:t>
-      </w:r>
-      <w:proofErr w:type="spellEnd"/>
-      <w:r>
-        <w:rPr>
-          <w:rFonts w:ascii="Times New Roman" w:eastAsia="Times New Roman" w:hAnsi="Times New Roman" w:cs="Times New Roman"/>
-          <w:color w:val="000000" w:themeColor="text1"/>
-          <w:sz w:val="18"/>
-          <w:szCs w:val="18"/>
-          <w:lang w:val="en-GB"/>
-        </w:rPr>
-        <w:t xml:space="preserve">, 35 </w:t>
-      </w:r>
-      <w:proofErr w:type="spellStart"/>
-      <w:r>
-        <w:rPr>
-          <w:rFonts w:ascii="Times New Roman" w:eastAsia="Times New Roman" w:hAnsi="Times New Roman" w:cs="Times New Roman"/>
-          <w:color w:val="000000" w:themeColor="text1"/>
-          <w:sz w:val="18"/>
-          <w:szCs w:val="18"/>
-          <w:lang w:val="en-GB"/>
-        </w:rPr>
-        <w:t>ոչ</w:t>
-      </w:r>
-      <w:proofErr w:type="spellEnd"/>
-      <w:r>
-        <w:rPr>
-          <w:rFonts w:ascii="Times New Roman" w:eastAsia="Times New Roman" w:hAnsi="Times New Roman" w:cs="Times New Roman"/>
-          <w:color w:val="000000" w:themeColor="text1"/>
-          <w:sz w:val="18"/>
-          <w:szCs w:val="18"/>
-          <w:lang w:val="en-GB"/>
-        </w:rPr>
-        <w:t xml:space="preserve"> </w:t>
-      </w:r>
-      <w:proofErr w:type="spellStart"/>
-      <w:r>
-        <w:rPr>
-          <w:rFonts w:ascii="Times New Roman" w:eastAsia="Times New Roman" w:hAnsi="Times New Roman" w:cs="Times New Roman"/>
-          <w:color w:val="000000" w:themeColor="text1"/>
-          <w:sz w:val="18"/>
-          <w:szCs w:val="18"/>
-          <w:lang w:val="en-GB"/>
-        </w:rPr>
-        <w:t>բնակելի</w:t>
-      </w:r>
-      <w:proofErr w:type="spellEnd"/>
-      <w:r>
-        <w:rPr>
-          <w:rFonts w:ascii="Times New Roman" w:eastAsia="Times New Roman" w:hAnsi="Times New Roman" w:cs="Times New Roman"/>
-          <w:color w:val="000000" w:themeColor="text1"/>
-          <w:sz w:val="18"/>
-          <w:szCs w:val="18"/>
-          <w:lang w:val="en-GB"/>
-        </w:rPr>
-        <w:t xml:space="preserve"> </w:t>
-      </w:r>
-      <w:proofErr w:type="spellStart"/>
-      <w:r>
-        <w:rPr>
-          <w:rFonts w:ascii="Times New Roman" w:eastAsia="Times New Roman" w:hAnsi="Times New Roman" w:cs="Times New Roman"/>
-          <w:color w:val="000000" w:themeColor="text1"/>
-          <w:sz w:val="18"/>
-          <w:szCs w:val="18"/>
-          <w:lang w:val="en-GB"/>
-        </w:rPr>
-        <w:t>տարածք</w:t>
-      </w:r>
-      <w:proofErr w:type="spellEnd"/>
+        <w:t>53 շենք, 35 ոչ բնակելի տարածք</w:t>
+      </w:r>
       <w:r>
         <w:rPr>
           <w:rFonts w:ascii="Times New Roman" w:eastAsia="Times New Roman" w:hAnsi="Times New Roman" w:cs="Times New Roman"/>
@@ -666,13 +565,22 @@
       </w:r>
       <w:r>
         <w:rPr>
+          <w:rFonts w:ascii="Times New Roman" w:hAnsi="Times New Roman"/>
+          <w:color w:val="000000" w:themeColor="text1"/>
+          <w:sz w:val="18"/>
+          <w:lang w:val="hy-AM"/>
+        </w:rPr>
+        <w:t xml:space="preserve"> (անձնագիր/նույնականացման քարտ՝ </w:t>
+      </w:r>
+      <w:r>
+        <w:rPr>
           <w:rFonts w:ascii="Times New Roman" w:eastAsia="Times New Roman" w:hAnsi="Times New Roman" w:cs="Times New Roman"/>
           <w:color w:val="000000" w:themeColor="text1"/>
           <w:sz w:val="18"/>
           <w:szCs w:val="18"/>
           <w:lang w:val="hy-AM"/>
         </w:rPr>
-        <w:t xml:space="preserve"> (անձնագիր/նույնականացման քարտ՝ </w:t>
+        <w:t>${passport</w:t>
       </w:r>
       <w:r>
         <w:rPr>
@@ -682,7 +590,7 @@
           <w:szCs w:val="18"/>
           <w:lang w:val="hy-AM"/>
         </w:rPr>
-        <w:t>${passport</w:t>
+        <w:t>_series</w:t>
       </w:r>
       <w:r>
         <w:rPr>
@@ -692,7 +600,7 @@
           <w:szCs w:val="18"/>
           <w:lang w:val="hy-AM"/>
         </w:rPr>
-        <w:t>_series</w:t>
+        <w:t>}</w:t>
       </w:r>
       <w:r>
         <w:rPr>
@@ -702,7 +610,16 @@
           <w:szCs w:val="18"/>
           <w:lang w:val="hy-AM"/>
         </w:rPr>
-        <w:t>}</w:t>
+        <w:t>,</w:t>
+      </w:r>
+      <w:r>
+        <w:rPr>
+          <w:rFonts w:ascii="Times New Roman" w:hAnsi="Times New Roman"/>
+          <w:color w:val="000000" w:themeColor="text1"/>
+          <w:sz w:val="18"/>
+          <w:lang w:val="hy-AM"/>
+        </w:rPr>
+        <w:t xml:space="preserve"> տրված՝ </w:t>
       </w:r>
       <w:r>
         <w:rPr>
@@ -712,7 +629,25 @@
           <w:szCs w:val="18"/>
           <w:lang w:val="hy-AM"/>
         </w:rPr>
-        <w:t>,</w:t>
+        <w:t>${passport_validity}</w:t>
+      </w:r>
+      <w:r>
+        <w:rPr>
+          <w:rFonts w:ascii="Times New Roman" w:hAnsi="Times New Roman"/>
+          <w:color w:val="000000" w:themeColor="text1"/>
+          <w:sz w:val="18"/>
+          <w:lang w:val="hy-AM"/>
+        </w:rPr>
+        <w:t xml:space="preserve"> </w:t>
+      </w:r>
+      <w:r>
+        <w:rPr>
+          <w:rFonts w:ascii="Times New Roman" w:hAnsi="Times New Roman"/>
+          <w:color w:val="000000" w:themeColor="text1"/>
+          <w:sz w:val="18"/>
+          <w:lang w:val="hy-AM"/>
+        </w:rPr>
+        <w:t xml:space="preserve">թվականին, </w:t>
       </w:r>
       <w:r>
         <w:rPr>
@@ -722,7 +657,7 @@
           <w:szCs w:val="18"/>
           <w:lang w:val="hy-AM"/>
         </w:rPr>
-        <w:t xml:space="preserve"> տրված՝ </w:t>
+        <w:t>${passport_issued}</w:t>
       </w:r>
       <w:r>
         <w:rPr>
@@ -732,7 +667,25 @@
           <w:szCs w:val="18"/>
           <w:lang w:val="hy-AM"/>
         </w:rPr>
-        <w:t xml:space="preserve">${passport_validity} </w:t>
+        <w:t>-</w:t>
+      </w:r>
+      <w:r>
+        <w:rPr>
+          <w:rFonts w:ascii="Times New Roman" w:hAnsi="Times New Roman"/>
+          <w:color w:val="000000" w:themeColor="text1"/>
+          <w:sz w:val="18"/>
+          <w:lang w:val="hy-AM"/>
+        </w:rPr>
+        <w:t>ի կողմից, ՀԾՀ՝</w:t>
+      </w:r>
+      <w:r>
+        <w:rPr>
+          <w:rFonts w:ascii="Times New Roman" w:hAnsi="Times New Roman"/>
+          <w:color w:val="000000" w:themeColor="text1"/>
+          <w:sz w:val="18"/>
+          <w:lang w:val="hy-AM"/>
+        </w:rPr>
+        <w:t xml:space="preserve"> </w:t>
       </w:r>
       <w:r>
         <w:rPr>
@@ -742,7 +695,7 @@
           <w:szCs w:val="18"/>
           <w:lang w:val="hy-AM"/>
         </w:rPr>
-        <w:t xml:space="preserve">թվականին, </w:t>
+        <w:t>${social_card_number}</w:t>
       </w:r>
       <w:r>
         <w:rPr>
@@ -752,7 +705,34 @@
           <w:szCs w:val="18"/>
           <w:lang w:val="hy-AM"/>
         </w:rPr>
-        <w:t>${passport_issued}</w:t>
+        <w:t>,</w:t>
+      </w:r>
+      <w:r>
+        <w:rPr>
+          <w:rFonts w:ascii="Times New Roman" w:hAnsi="Times New Roman"/>
+          <w:color w:val="000000" w:themeColor="text1"/>
+          <w:sz w:val="18"/>
+          <w:lang w:val="hy-AM"/>
+        </w:rPr>
+        <w:t xml:space="preserve"> հասցե՝</w:t>
+      </w:r>
+      <w:r>
+        <w:rPr>
+          <w:rFonts w:ascii="Times New Roman" w:hAnsi="Times New Roman"/>
+          <w:color w:val="000000" w:themeColor="text1"/>
+          <w:sz w:val="18"/>
+          <w:lang w:val="hy-AM"/>
+        </w:rPr>
+        <w:t xml:space="preserve"> ք.</w:t>
+      </w:r>
+      <w:r>
+        <w:rPr>
+          <w:rFonts w:ascii="Times New Roman" w:hAnsi="Times New Roman"/>
+          <w:color w:val="000000" w:themeColor="text1"/>
+          <w:sz w:val="18"/>
+          <w:lang w:val="hy-AM"/>
+        </w:rPr>
+        <w:t xml:space="preserve"> </w:t>
       </w:r>
       <w:r>
         <w:rPr>
@@ -762,7 +742,7 @@
           <w:szCs w:val="18"/>
           <w:lang w:val="hy-AM"/>
         </w:rPr>
-        <w:t>-ի կողմից, ՀԾՀ՝</w:t>
+        <w:t>${city</w:t>
       </w:r>
       <w:r>
         <w:rPr>
@@ -771,64 +751,6 @@
           <w:sz w:val="18"/>
           <w:szCs w:val="18"/>
           <w:lang w:val="hy-AM"/>
-        </w:rPr>
-        <w:t xml:space="preserve"> ${social_card_number}</w:t>
-      </w:r>
-      <w:r>
-        <w:rPr>
-          <w:rFonts w:ascii="Times New Roman" w:eastAsia="Times New Roman" w:hAnsi="Times New Roman" w:cs="Times New Roman"/>
-          <w:color w:val="000000" w:themeColor="text1"/>
-          <w:sz w:val="18"/>
-          <w:szCs w:val="18"/>
-          <w:lang w:val="hy-AM"/>
-        </w:rPr>
-        <w:t>,</w:t>
-      </w:r>
-      <w:r>
-        <w:rPr>
-          <w:rFonts w:ascii="Times New Roman" w:eastAsia="Times New Roman" w:hAnsi="Times New Roman" w:cs="Times New Roman"/>
-          <w:color w:val="000000" w:themeColor="text1"/>
-          <w:sz w:val="18"/>
-          <w:szCs w:val="18"/>
-          <w:lang w:val="hy-AM"/>
-        </w:rPr>
-        <w:t xml:space="preserve"> հասցե՝</w:t>
-      </w:r>
-      <w:r>
-        <w:rPr>
-          <w:rFonts w:ascii="Times New Roman" w:eastAsia="Times New Roman" w:hAnsi="Times New Roman" w:cs="Times New Roman"/>
-          <w:color w:val="000000" w:themeColor="text1"/>
-          <w:sz w:val="18"/>
-          <w:szCs w:val="18"/>
-          <w:lang w:val="hy-AM"/>
-        </w:rPr>
-        <w:t xml:space="preserve"> ք.</w:t>
-      </w:r>
-      <w:r>
-        <w:rPr>
-          <w:rFonts w:ascii="Times New Roman" w:eastAsia="Times New Roman" w:hAnsi="Times New Roman" w:cs="Times New Roman"/>
-          <w:color w:val="000000" w:themeColor="text1"/>
-          <w:sz w:val="18"/>
-          <w:szCs w:val="18"/>
-          <w:lang w:val="hy-AM"/>
-        </w:rPr>
-        <w:t xml:space="preserve"> </w:t>
-      </w:r>
-      <w:r>
-        <w:rPr>
-          <w:rFonts w:ascii="Times New Roman" w:eastAsia="Times New Roman" w:hAnsi="Times New Roman" w:cs="Times New Roman"/>
-          <w:color w:val="000000" w:themeColor="text1"/>
-          <w:sz w:val="18"/>
-          <w:szCs w:val="18"/>
-        </w:rPr>
-        <w:t>${city</w:t>
-      </w:r>
-      <w:r>
-        <w:rPr>
-          <w:rFonts w:ascii="Times New Roman" w:eastAsia="Times New Roman" w:hAnsi="Times New Roman" w:cs="Times New Roman"/>
-          <w:color w:val="000000" w:themeColor="text1"/>
-          <w:sz w:val="18"/>
-          <w:szCs w:val="18"/>
         </w:rPr>
         <w:t>}</w:t>
       </w:r>
@@ -1238,7 +1160,15 @@
           <w:szCs w:val="18"/>
           <w:lang w:val="hy-AM"/>
         </w:rPr>
-        <w:t>-ը</w:t>
+        <w:t>-</w:t>
+      </w:r>
+      <w:r>
+        <w:rPr>
+          <w:rFonts w:ascii="Times New Roman" w:hAnsi="Times New Roman"/>
+          <w:sz w:val="18"/>
+          <w:lang w:val="hy-AM"/>
+        </w:rPr>
+        <w:t>ը</w:t>
       </w:r>
       <w:r>
         <w:rPr>
@@ -1267,6 +1197,7 @@
           <w:lang w:val="hy-AM"/>
         </w:rPr>
       </w:pPr>
+      <w:bookmarkStart w:id="1" w:name="_Ref220278775"/>
       <w:r>
         <w:rPr>
           <w:rFonts w:ascii="Times New Roman" w:hAnsi="Times New Roman" w:cs="Times New Roman"/>
@@ -1277,6 +1208,7 @@
         <w:t>Վարկի տրամադրման հիմնական պայմաններն են՝</w:t>
       </w:r>
       <w:bookmarkEnd w:id="0"/>
+      <w:bookmarkEnd w:id="1"/>
     </w:p>
     <w:tbl>
       <w:tblPr>
@@ -1385,9 +1317,8 @@
                 <w:szCs w:val="16"/>
                 <w:lang w:val="en-GB"/>
               </w:rPr>
-              <w:t>${</w:t>
-            </w:r>
-            <w:proofErr w:type="spellStart"/>
+              <w:t>${contra</w:t>
+            </w:r>
             <w:r>
               <w:rPr>
                 <w:rFonts w:ascii="Times New Roman" w:hAnsi="Times New Roman" w:cs="Times New Roman"/>
@@ -1397,7 +1328,7 @@
                 <w:szCs w:val="16"/>
                 <w:lang w:val="en-GB"/>
               </w:rPr>
-              <w:t>contra</w:t>
+              <w:t>c</w:t>
             </w:r>
             <w:r>
               <w:rPr>
@@ -1408,38 +1339,14 @@
                 <w:szCs w:val="16"/>
                 <w:lang w:val="en-GB"/>
               </w:rPr>
-              <w:t>c</w:t>
-            </w:r>
-            <w:r>
-              <w:rPr>
-                <w:rFonts w:ascii="Times New Roman" w:hAnsi="Times New Roman" w:cs="Times New Roman"/>
+              <w:t>t_amount}</w:t>
+            </w:r>
+            <w:r>
+              <w:rPr>
+                <w:rFonts w:ascii="Times New Roman" w:hAnsi="Times New Roman"/>
                 <w:b/>
                 <w:i/>
                 <w:sz w:val="16"/>
-                <w:szCs w:val="16"/>
-                <w:lang w:val="en-GB"/>
-              </w:rPr>
-              <w:t>t_amount</w:t>
-            </w:r>
-            <w:proofErr w:type="spellEnd"/>
-            <w:r>
-              <w:rPr>
-                <w:rFonts w:ascii="Times New Roman" w:hAnsi="Times New Roman" w:cs="Times New Roman"/>
-                <w:b/>
-                <w:i/>
-                <w:sz w:val="16"/>
-                <w:szCs w:val="16"/>
-                <w:lang w:val="en-GB"/>
-              </w:rPr>
-              <w:t>}</w:t>
-            </w:r>
-            <w:r>
-              <w:rPr>
-                <w:rFonts w:ascii="Times New Roman" w:hAnsi="Times New Roman" w:cs="Times New Roman"/>
-                <w:b/>
-                <w:i/>
-                <w:sz w:val="16"/>
-                <w:szCs w:val="16"/>
                 <w:lang w:val="ru-RU"/>
               </w:rPr>
               <w:t xml:space="preserve"> ՀՀ դրամ</w:t>
@@ -1642,31 +1549,7 @@
                 <w:szCs w:val="16"/>
                 <w:lang w:val="en-GB"/>
               </w:rPr>
-              <w:t>${</w:t>
-            </w:r>
-            <w:proofErr w:type="spellStart"/>
-            <w:r>
-              <w:rPr>
-                <w:rFonts w:ascii="Times New Roman" w:hAnsi="Times New Roman" w:cs="Times New Roman"/>
-                <w:b/>
-                <w:i/>
-                <w:sz w:val="16"/>
-                <w:szCs w:val="16"/>
-                <w:lang w:val="en-GB"/>
-              </w:rPr>
-              <w:t>effective_annual_rate</w:t>
-            </w:r>
-            <w:proofErr w:type="spellEnd"/>
-            <w:r>
-              <w:rPr>
-                <w:rFonts w:ascii="Times New Roman" w:hAnsi="Times New Roman" w:cs="Times New Roman"/>
-                <w:b/>
-                <w:i/>
-                <w:sz w:val="16"/>
-                <w:szCs w:val="16"/>
-                <w:lang w:val="en-GB"/>
-              </w:rPr>
-              <w:t>}</w:t>
+              <w:t>${effective_annual_rate}</w:t>
             </w:r>
           </w:p>
         </w:tc>
@@ -1699,10 +1582,10 @@
                 <w:lang w:val="hy-AM"/>
               </w:rPr>
             </w:pPr>
-            <w:bookmarkStart w:id="1" w:name="_Ref219208889"/>
+            <w:bookmarkStart w:id="2" w:name="_Ref219208889"/>
           </w:p>
         </w:tc>
-        <w:bookmarkEnd w:id="1"/>
+        <w:bookmarkEnd w:id="2"/>
         <w:tc>
           <w:tcPr>
             <w:tcW w:w="3119" w:type="dxa"/>
@@ -1879,7 +1762,62 @@
                 <w:szCs w:val="16"/>
                 <w:lang w:val="hy-AM"/>
               </w:rPr>
-              <w:t>1 %-ը, որը անակցեպտ ձևով գանձվում է Վարկի գումարից։</w:t>
+              <w:t>${l</w:t>
+            </w:r>
+            <w:r>
+              <w:rPr>
+                <w:rFonts w:ascii="Times New Roman" w:hAnsi="Times New Roman" w:cs="Times New Roman"/>
+                <w:bCs/>
+                <w:iCs/>
+                <w:sz w:val="16"/>
+                <w:szCs w:val="16"/>
+                <w:lang w:val="hy-AM"/>
+              </w:rPr>
+              <w:t>ump</w:t>
+            </w:r>
+            <w:r>
+              <w:rPr>
+                <w:rFonts w:ascii="Times New Roman" w:hAnsi="Times New Roman" w:cs="Times New Roman"/>
+                <w:bCs/>
+                <w:iCs/>
+                <w:sz w:val="16"/>
+                <w:szCs w:val="16"/>
+                <w:lang w:val="hy-AM"/>
+              </w:rPr>
+              <w:t>_r</w:t>
+            </w:r>
+            <w:r>
+              <w:rPr>
+                <w:rFonts w:ascii="Times New Roman" w:hAnsi="Times New Roman" w:cs="Times New Roman"/>
+                <w:bCs/>
+                <w:iCs/>
+                <w:sz w:val="16"/>
+                <w:szCs w:val="16"/>
+                <w:lang w:val="hy-AM"/>
+              </w:rPr>
+              <w:t>ate</w:t>
+            </w:r>
+            <w:r>
+              <w:rPr>
+                <w:rFonts w:ascii="Times New Roman" w:hAnsi="Times New Roman" w:cs="Times New Roman"/>
+                <w:bCs/>
+                <w:iCs/>
+                <w:sz w:val="16"/>
+                <w:szCs w:val="16"/>
+                <w:lang w:val="hy-AM"/>
+              </w:rPr>
+              <w:t>}</w:t>
+            </w:r>
+            <w:r>
+              <w:rPr>
+                <w:rFonts w:ascii="Times New Roman" w:hAnsi="Times New Roman" w:cs="Times New Roman"/>
+                <w:bCs/>
+                <w:iCs/>
+                <w:sz w:val="16"/>
+                <w:szCs w:val="16"/>
+                <w:lang w:val="hy-AM"/>
+              </w:rPr>
+              <w:t xml:space="preserve"> %-ը, որը անակցեպտ ձևով գանձվում է Վարկի գումարից։</w:t>
             </w:r>
           </w:p>
         </w:tc>
@@ -1912,10 +1850,10 @@
                 <w:lang w:val="hy-AM"/>
               </w:rPr>
             </w:pPr>
-            <w:bookmarkStart w:id="2" w:name="_Ref219159596"/>
+            <w:bookmarkStart w:id="3" w:name="_Ref219159596"/>
           </w:p>
         </w:tc>
-        <w:bookmarkEnd w:id="2"/>
+        <w:bookmarkEnd w:id="3"/>
         <w:tc>
           <w:tcPr>
             <w:tcW w:w="3119" w:type="dxa"/>
@@ -2025,15 +1963,20 @@
                 <w:szCs w:val="16"/>
                 <w:lang w:val="hy-AM"/>
               </w:rPr>
-              <w:t xml:space="preserve">${account_number} </w:t>
-            </w:r>
-            <w:r>
-              <w:rPr>
-                <w:rFonts w:ascii="Times New Roman" w:hAnsi="Times New Roman" w:cs="Times New Roman"/>
-                <w:bCs/>
-                <w:iCs/>
-                <w:sz w:val="16"/>
-                <w:szCs w:val="16"/>
+              <w:t>${account_number}</w:t>
+            </w:r>
+            <w:r>
+              <w:rPr>
+                <w:rFonts w:ascii="Times New Roman" w:hAnsi="Times New Roman"/>
+                <w:sz w:val="16"/>
+                <w:lang w:val="hy-AM"/>
+              </w:rPr>
+              <w:t xml:space="preserve"> </w:t>
+            </w:r>
+            <w:r>
+              <w:rPr>
+                <w:rFonts w:ascii="Times New Roman" w:hAnsi="Times New Roman"/>
+                <w:sz w:val="16"/>
                 <w:lang w:val="hy-AM"/>
               </w:rPr>
               <w:t>հաշվարկային</w:t>
@@ -3044,50 +2987,20 @@
                 <w:szCs w:val="16"/>
                 <w:lang w:val="en-GB"/>
               </w:rPr>
-              <w:t>${</w:t>
-            </w:r>
-            <w:proofErr w:type="spellStart"/>
-            <w:r>
-              <w:rPr>
-                <w:rFonts w:ascii="Times New Roman" w:hAnsi="Times New Roman" w:cs="Times New Roman"/>
-                <w:bCs/>
-                <w:iCs/>
-                <w:sz w:val="16"/>
-                <w:szCs w:val="16"/>
+              <w:t>${mother_amount}</w:t>
+            </w:r>
+            <w:r>
+              <w:rPr>
+                <w:rFonts w:ascii="Times New Roman" w:hAnsi="Times New Roman"/>
+                <w:sz w:val="16"/>
                 <w:lang w:val="en-GB"/>
               </w:rPr>
-              <w:t>mother_amount</w:t>
-            </w:r>
-            <w:proofErr w:type="spellEnd"/>
-            <w:r>
-              <w:rPr>
-                <w:rFonts w:ascii="Times New Roman" w:hAnsi="Times New Roman" w:cs="Times New Roman"/>
-                <w:bCs/>
-                <w:iCs/>
-                <w:sz w:val="16"/>
-                <w:szCs w:val="16"/>
-                <w:lang w:val="en-GB"/>
-              </w:rPr>
-              <w:t>}</w:t>
-            </w:r>
-            <w:r>
-              <w:rPr>
-                <w:rFonts w:ascii="Times New Roman" w:hAnsi="Times New Roman" w:cs="Times New Roman"/>
-                <w:bCs/>
-                <w:iCs/>
-                <w:sz w:val="16"/>
-                <w:szCs w:val="16"/>
-                <w:lang w:val="en-GB"/>
-              </w:rPr>
               <w:t xml:space="preserve"> </w:t>
             </w:r>
             <w:r>
               <w:rPr>
-                <w:rFonts w:ascii="Times New Roman" w:hAnsi="Times New Roman" w:cs="Times New Roman"/>
-                <w:bCs/>
-                <w:iCs/>
-                <w:sz w:val="16"/>
-                <w:szCs w:val="16"/>
+                <w:rFonts w:ascii="Times New Roman" w:hAnsi="Times New Roman"/>
+                <w:sz w:val="16"/>
                 <w:lang w:val="ru-RU"/>
               </w:rPr>
               <w:t>ՀՀ դրամ</w:t>
@@ -3155,7 +3068,30 @@
                 <w:szCs w:val="16"/>
                 <w:lang w:val="hy-AM"/>
               </w:rPr>
-              <w:t>Պատասխանատվության միջոցները Վարկի և տոկոսների մարման կետանցի դեպքում</w:t>
+              <w:t xml:space="preserve">Պատասխանատվության միջոցները Վարկի և տոկոսների մարման </w:t>
+            </w:r>
+            <w:r>
+              <w:rPr>
+                <w:rFonts w:ascii="Times New Roman" w:hAnsi="Times New Roman" w:cs="Times New Roman"/>
+                <w:b/>
+                <w:i/>
+                <w:sz w:val="16"/>
+                <w:szCs w:val="16"/>
+                <w:lang w:val="hy-AM"/>
+              </w:rPr>
+              <w:lastRenderedPageBreak/>
+              <w:t>ժամ</w:t>
+            </w:r>
+            <w:r>
+              <w:rPr>
+                <w:rFonts w:ascii="Times New Roman" w:hAnsi="Times New Roman" w:cs="Times New Roman"/>
+                <w:b/>
+                <w:i/>
+                <w:sz w:val="16"/>
+                <w:szCs w:val="16"/>
+                <w:lang w:val="hy-AM"/>
+              </w:rPr>
+              <w:t>կետանցի դեպքում</w:t>
             </w:r>
           </w:p>
         </w:tc>
@@ -3190,7 +3126,8 @@
                 <w:szCs w:val="16"/>
                 <w:lang w:val="hy-AM"/>
               </w:rPr>
-              <w:t xml:space="preserve">Վարկի գումարը կամ տոկոսը կամ դրանց մի մասը ժամկետանց դառնալու օրվանից մինչև համապատասխանաբար Վարկի կամ ժամկետանց մասի կամ տոկոսի մարման օրը Վարկառուն պարտավոր է Վարկատուին վճարել </w:t>
+              <w:lastRenderedPageBreak/>
+              <w:t xml:space="preserve">Վարկի գումարը կամ տոկոսը կամ դրանց մի մասը ժամկետանց դառնալու օրվանից մինչև համապատասխանաբար Վարկի կամ ժամկետանց մասի կամ </w:t>
             </w:r>
             <w:r>
               <w:rPr>
@@ -3202,7 +3139,7 @@
                 <w:lang w:val="hy-AM"/>
               </w:rPr>
               <w:lastRenderedPageBreak/>
-              <w:t xml:space="preserve">ժամկետանց վարկի նկատմամբ Պայմանագրի հիման վրա հաշվարկվող անվանական տոկոսադրույքը և ժամկետանց վարկի և/կամ տոկոսի նկատմամբ հաշվարկված </w:t>
+              <w:t xml:space="preserve">տոկոսի մարման օրը Վարկառուն պարտավոր է Վարկատուին վճարել ժամկետանց վարկի նկատմամբ Պայմանագրի հիման վրա հաշվարկվող անվանական տոկոսադրույքը և ժամկետանց վարկի և/կամ տոկոսի նկատմամբ հաշվարկված </w:t>
             </w:r>
             <w:r>
               <w:rPr>
@@ -3593,7 +3530,42 @@
           <w:szCs w:val="18"/>
           <w:lang w:val="hy-AM"/>
         </w:rPr>
-        <w:t xml:space="preserve">Վարկի վերադարձը և տոկոսների վճարման կարգը հաշվարկվում է անուիտետային եղանակով, այն է՝ Վարկառուն պարտավոր է վարկի ամբողջ ժամանակահատվածի ընթացքում յուրաքանչյուր ամիս հաճախորդը կատարել է միևնույն չափի վճարումներ, որի մեջ ներառվում են վարկի գումար և տոկոսագումար։ Ամսական վճարման ենթակա վարկի և տոկոսների չափերը ներկայացված է Պայմանագրի անբաժանելի մասը կազմող վարկի մարման ժամանակացույցում (Հավելված </w:t>
+        <w:t xml:space="preserve">Վարկի վերադարձը և տոկոսների վճարման կարգը հաշվարկվում է </w:t>
+      </w:r>
+      <w:r>
+        <w:rPr>
+          <w:rFonts w:ascii="Times New Roman" w:hAnsi="Times New Roman"/>
+          <w:sz w:val="18"/>
+          <w:lang w:val="hy-AM"/>
+        </w:rPr>
+        <w:t>անուիտետային</w:t>
+      </w:r>
+      <w:r>
+        <w:rPr>
+          <w:rFonts w:ascii="Times New Roman" w:hAnsi="Times New Roman" w:cs="Times New Roman"/>
+          <w:sz w:val="18"/>
+          <w:szCs w:val="18"/>
+          <w:lang w:val="hy-AM"/>
+        </w:rPr>
+        <w:t xml:space="preserve"> եղանակով, այն է՝ Վարկառուն պարտավոր է վարկի ամբողջ ժամանակահատվածի ընթացքում յուրաքանչյուր ամիս հաճախորդը կատարել</w:t>
+      </w:r>
+      <w:r>
+        <w:rPr>
+          <w:rFonts w:ascii="Times New Roman" w:hAnsi="Times New Roman" w:cs="Times New Roman"/>
+          <w:sz w:val="18"/>
+          <w:szCs w:val="18"/>
+          <w:lang w:val="hy-AM"/>
+        </w:rPr>
+        <w:t>ու</w:t>
+      </w:r>
+      <w:r>
+        <w:rPr>
+          <w:rFonts w:ascii="Times New Roman" w:hAnsi="Times New Roman" w:cs="Times New Roman"/>
+          <w:sz w:val="18"/>
+          <w:szCs w:val="18"/>
+          <w:lang w:val="hy-AM"/>
+        </w:rPr>
+        <w:t xml:space="preserve"> է միևնույն չափի վճարումներ, որի մեջ ներառվում են վարկի գումար և տոկոսագումար։ Ամսական վճարման ենթակա վարկի և տոկոսների չափերը ներկայացված է Պայմանագրի անբաժանելի մասը կազմող վարկի մարման ժամանակացույցում (Հավելված </w:t>
       </w:r>
       <w:r>
         <w:rPr>
@@ -3613,7 +3585,7 @@
         </w:rPr>
         <w:t>):</w:t>
       </w:r>
-      <w:bookmarkStart w:id="3" w:name="_Ref218783658"/>
+      <w:bookmarkStart w:id="4" w:name="_Ref218783658"/>
     </w:p>
     <w:p>
       <w:pPr>
@@ -4018,7 +3990,7 @@
         </w:rPr>
       </w:pPr>
     </w:p>
-    <w:bookmarkEnd w:id="3"/>
+    <w:bookmarkEnd w:id="4"/>
     <w:p>
       <w:pPr>
         <w:pStyle w:val="Heading1"/>
@@ -4134,7 +4106,7 @@
           <w:lang w:val="hy-AM"/>
         </w:rPr>
       </w:pPr>
-      <w:bookmarkStart w:id="4" w:name="_Ref219237511"/>
+      <w:bookmarkStart w:id="5" w:name="_Ref219237511"/>
       <w:r>
         <w:rPr>
           <w:rFonts w:ascii="Times New Roman" w:hAnsi="Times New Roman" w:cs="Times New Roman"/>
@@ -4144,7 +4116,7 @@
         </w:rPr>
         <w:t>վարկառուից գրավոր ծանուցմամբ պահանջել Պայմանագրով ստանձնած պարտավորությունների ամբողջական և/կամ մասնակի վաղաժամկետ կատարում՝ հաշվարկված տոկոսների և տույժերի վճարմամբ, եթե՝</w:t>
       </w:r>
-      <w:bookmarkEnd w:id="4"/>
+      <w:bookmarkEnd w:id="5"/>
     </w:p>
     <w:p>
       <w:pPr>
@@ -4172,6 +4144,7 @@
           <w:szCs w:val="18"/>
           <w:lang w:val="hy-AM"/>
         </w:rPr>
+        <w:lastRenderedPageBreak/>
         <w:t xml:space="preserve">Վարկառուն </w:t>
       </w:r>
       <w:r>
@@ -4210,7 +4183,6 @@
           <w:szCs w:val="18"/>
           <w:lang w:val="hy-AM"/>
         </w:rPr>
-        <w:lastRenderedPageBreak/>
         <w:t xml:space="preserve">Վարկի գումարի չափով արգելանք է դրվել Վարկառուի գույքի նկատմամբ և այդ արգելանքը տևում է 5 օրից ավել։ </w:t>
       </w:r>
     </w:p>
@@ -4538,15 +4510,42 @@
           <w:lang w:val="hy-AM"/>
         </w:rPr>
       </w:pPr>
-      <w:bookmarkStart w:id="5" w:name="_Ref219376345"/>
-      <w:r>
-        <w:rPr>
-          <w:rFonts w:ascii="Times New Roman" w:hAnsi="Times New Roman" w:cs="Times New Roman"/>
-          <w:sz w:val="18"/>
-          <w:szCs w:val="18"/>
-          <w:lang w:val="hy-AM"/>
-        </w:rPr>
-        <w:t xml:space="preserve">միակողմանիորեն, առանց Վարկառուի հետ լրացուցիչ մեկ փաստաթուղթ կազմելու փոփոխել Վարկի գործող պայմաններն ու սակագները և դրա մասին մինչև փոփոխության ուժի մեջ մտնելը առնվազն </w:t>
+      <w:bookmarkStart w:id="6" w:name="_Ref219376345"/>
+      <w:r>
+        <w:rPr>
+          <w:rFonts w:ascii="Times New Roman" w:hAnsi="Times New Roman" w:cs="Times New Roman"/>
+          <w:sz w:val="18"/>
+          <w:szCs w:val="18"/>
+          <w:lang w:val="hy-AM"/>
+        </w:rPr>
+        <w:t>Մ</w:t>
+      </w:r>
+      <w:r>
+        <w:rPr>
+          <w:rFonts w:ascii="Times New Roman" w:hAnsi="Times New Roman" w:cs="Times New Roman"/>
+          <w:sz w:val="18"/>
+          <w:szCs w:val="18"/>
+          <w:lang w:val="hy-AM"/>
+        </w:rPr>
+        <w:t>իակողմանիորեն, առանց Վարկառուի հետ լրացուցիչ մեկ փաստաթուղթ կազմելու փոփոխել Վարկի գործող պայմաններ</w:t>
+      </w:r>
+      <w:r>
+        <w:rPr>
+          <w:rFonts w:ascii="Times New Roman" w:hAnsi="Times New Roman" w:cs="Times New Roman"/>
+          <w:sz w:val="18"/>
+          <w:szCs w:val="18"/>
+          <w:lang w:val="hy-AM"/>
+        </w:rPr>
+        <w:t>ը, անվանական տոկոսադրույքն</w:t>
+      </w:r>
+      <w:r>
+        <w:rPr>
+          <w:rFonts w:ascii="Times New Roman" w:hAnsi="Times New Roman" w:cs="Times New Roman"/>
+          <w:sz w:val="18"/>
+          <w:szCs w:val="18"/>
+          <w:lang w:val="hy-AM"/>
+        </w:rPr>
+        <w:t xml:space="preserve"> ու սակագները և դրա մասին մինչև փոփոխության ուժի մեջ մտնելը առնվազն </w:t>
       </w:r>
       <w:r>
         <w:rPr>
@@ -4557,7 +4556,7 @@
         </w:rPr>
         <w:t>7 օր առաջ ծանուցել Պայմանագրով ընտրած հաղորդակցման եղանակով ծանուցել Վարկառուին։</w:t>
       </w:r>
-      <w:bookmarkEnd w:id="5"/>
+      <w:bookmarkEnd w:id="6"/>
       <w:r>
         <w:rPr>
           <w:rFonts w:ascii="Times New Roman" w:hAnsi="Times New Roman" w:cs="Times New Roman"/>
@@ -4887,6 +4886,7 @@
           <w:szCs w:val="18"/>
           <w:lang w:val="hy-AM"/>
         </w:rPr>
+        <w:lastRenderedPageBreak/>
         <w:t>Վարկատուի կողմից սահմանված սակագների համապատասխան վճարումը կատարելուց հետո ստուգել գրավի առարկա ոսկյա իրերի առկայությունը, քանակը, զանգվածը, վիճակը.</w:t>
       </w:r>
     </w:p>
@@ -4915,7 +4915,6 @@
           <w:szCs w:val="18"/>
           <w:lang w:val="hy-AM"/>
         </w:rPr>
-        <w:lastRenderedPageBreak/>
         <w:t>Վարկառուն պարտավոր է՝</w:t>
       </w:r>
     </w:p>
@@ -4971,7 +4970,20 @@
           <w:szCs w:val="18"/>
           <w:lang w:val="hy-AM"/>
         </w:rPr>
-        <w:t xml:space="preserve">2-ով </w:t>
+        <w:t>1</w:t>
+      </w:r>
+      <w:r>
+        <w:rPr>
+          <w:rFonts w:ascii="Times New Roman" w:hAnsi="Times New Roman" w:cs="Times New Roman"/>
+          <w:b/>
+          <w:bCs/>
+          <w:i/>
+          <w:iCs/>
+          <w:sz w:val="18"/>
+          <w:szCs w:val="18"/>
+          <w:lang w:val="hy-AM"/>
+        </w:rPr>
+        <w:t xml:space="preserve">-ով </w:t>
       </w:r>
       <w:r>
         <w:rPr>
@@ -5031,7 +5043,7 @@
           <w:lang w:val="hy-AM"/>
         </w:rPr>
       </w:pPr>
-      <w:bookmarkStart w:id="6" w:name="_Ref219244694"/>
+      <w:bookmarkStart w:id="7" w:name="_Ref219244694"/>
       <w:r>
         <w:rPr>
           <w:rFonts w:ascii="Times New Roman" w:hAnsi="Times New Roman" w:cs="Times New Roman"/>
@@ -5103,7 +5115,7 @@
         </w:rPr>
         <w:t>-րդ կետով սահմանված գրավոր պահանջը ստանալուց 5 օրվա ընթացքում, պահանջով նշված պայմաններին համապատասխան ամբողջական կամ մասնակի վաղաժամկետ կատարել Պայմանագրով ստանձնած պարտավորությունները.</w:t>
       </w:r>
-      <w:bookmarkEnd w:id="6"/>
+      <w:bookmarkEnd w:id="7"/>
     </w:p>
     <w:p>
       <w:pPr>
@@ -5131,7 +5143,16 @@
           <w:szCs w:val="18"/>
           <w:lang w:val="hy-AM"/>
         </w:rPr>
-        <w:t xml:space="preserve">անկանխիկ եղանակով վճարում կատարելու դեպքում փոխանցման նպատակ դաշտում լրացնել սույն </w:t>
+        <w:t>Ա</w:t>
+      </w:r>
+      <w:r>
+        <w:rPr>
+          <w:rFonts w:ascii="Times New Roman" w:hAnsi="Times New Roman" w:cs="Times New Roman"/>
+          <w:sz w:val="18"/>
+          <w:szCs w:val="18"/>
+          <w:lang w:val="hy-AM"/>
+        </w:rPr>
+        <w:t xml:space="preserve">նկանխիկ եղանակով վճարում կատարելու դեպքում փոխանցման նպատակ դաշտում լրացնել սույն </w:t>
       </w:r>
       <w:r>
         <w:rPr>
@@ -5295,7 +5316,7 @@
           <w:szCs w:val="18"/>
           <w:lang w:val="hy-AM"/>
         </w:rPr>
-        <w:t>)  գրավաադրում է բացառապես իրեն սեփականության իրավունքով պատկանող, երրորդ անձանց պահանջներից զերծ ոսկյա իրեր, որոնց մասին մանրամասն նկարագրությունը տրված է Պայմանագրի անբաժանելի մասը կազմող Հավելված 2-ում։</w:t>
+        <w:t>)  գրավադրում է բացառապես իրեն սեփականության իրավունքով պատկանող, երրորդ անձանց պահանջներից զերծ ոսկյա իրեր, որոնց մասին մանրամասն նկարագրությունը տրված է Պայմանագրի անբաժանելի մասը կազմող Հավելված 2-ում։</w:t>
       </w:r>
     </w:p>
     <w:p>
@@ -5536,7 +5557,25 @@
           <w:szCs w:val="18"/>
           <w:lang w:val="hy-AM"/>
         </w:rPr>
-        <w:t xml:space="preserve">Գրավի առարկայի իրացումից ստացված միջոցների հաշվին մարվում են իրացման օրվա դրությամբ Վարկատուի հանդեպ Վարկառուի ունեցած պարտավորությունները։ Եթե ստացված միջոցները գերազանցում են Վարկառուի իրացման օրվա դրությամբ ունեցած պարտավորությունները ապա գերազանցող մասը փոխանցվում է Վարկառուի բանկային հաշվեհամարին։ Եթե իրացումից ստացված միջոցները բավարար չեն պարտավորությունների ամբողջական կատարման համար Վարկառուն իրավունք ունի օրենքով սահմանված կարգով Վարկառուից պահանջել չմարված վճարային պարտավորությունների ամբողջական կատարում։ </w:t>
+        <w:t>Գրավի առարկայի իրացումից ստացված միջոցների հաշվին մարվում են իրացման օրվա դրությամբ Վարկատուի հանդեպ Վարկառուի ունեցած պարտավորությունները։ Եթե ստացված միջոցները գերազանցում են Վարկառուի իրացման օրվա դրությամբ ունեցած պարտավորությունները ապա գերազանցող մասը փոխանցվում է Վարկառուի բանկային հաշվեհամարին։ Եթե իրացումից ստացված միջոցները բավարար չեն պարտավորությունների ամբողջական կատարման համար Վարկա</w:t>
+      </w:r>
+      <w:r>
+        <w:rPr>
+          <w:rFonts w:ascii="Times New Roman" w:hAnsi="Times New Roman" w:cs="Times New Roman"/>
+          <w:sz w:val="18"/>
+          <w:szCs w:val="18"/>
+          <w:lang w:val="hy-AM"/>
+        </w:rPr>
+        <w:t>տ</w:t>
+      </w:r>
+      <w:r>
+        <w:rPr>
+          <w:rFonts w:ascii="Times New Roman" w:hAnsi="Times New Roman" w:cs="Times New Roman"/>
+          <w:sz w:val="18"/>
+          <w:szCs w:val="18"/>
+          <w:lang w:val="hy-AM"/>
+        </w:rPr>
+        <w:t xml:space="preserve">ուն իրավունք ունի օրենքով սահմանված կարգով Վարկառուից պահանջել չմարված վճարային պարտավորությունների ամբողջական կատարում։ </w:t>
       </w:r>
     </w:p>
     <w:p>
@@ -5563,7 +5602,7 @@
           <w:szCs w:val="18"/>
           <w:lang w:val="hy-AM"/>
         </w:rPr>
-        <w:t xml:space="preserve">Պայմանագրով Գրավատուն տալիս է իր անվերապահ համաձայնությունը, առ այն, որ Գրավի առարկայի ֆիզիական ստուգման ընթացքում Գրավառուն առանց Գրավատուի ներկայության բացի Գրավի առարկայի պահպանման փակ, թափանցիկ պարկը։ Պարկն առանց Գրավատուի բացելու դեպքում Գրավի առարկայի ստուգման </w:t>
+        <w:t xml:space="preserve">Պայմանագրով Գրավատուն տալիս է իր անվերապահ համաձայնությունը, առ այն, որ Գրավի առարկայի </w:t>
       </w:r>
       <w:r>
         <w:rPr>
@@ -5573,7 +5612,7 @@
           <w:lang w:val="hy-AM"/>
         </w:rPr>
         <w:lastRenderedPageBreak/>
-        <w:t xml:space="preserve">արդյունքում կազմվում է արձանագրություն։ </w:t>
+        <w:t xml:space="preserve">ֆիզիական ստուգման ընթացքում Գրավառուն առանց Գրավատուի ներկայության բացի Գրավի առարկայի պահպանման փակ, թափանցիկ պարկը։ Պարկն առանց Գրավատուի բացելու դեպքում Գրավի առարկայի ստուգման արդյունքում կազմվում է արձանագրություն։ </w:t>
       </w:r>
     </w:p>
     <w:p>
@@ -5721,7 +5760,24 @@
           <w:szCs w:val="18"/>
           <w:lang w:val="hy-AM"/>
         </w:rPr>
-        <w:t xml:space="preserve">0 %-ով, կամ առաջանում է արժեզրկման սպառնալիք, կամ Գրավի առարկայի ստուգման ընթացքում պարզվել է, որ Գրավի առարկայի հարգը ավելի ցածր հարգի ոսկի է կամ առարկան այլ կերպ կեղված է, ապա Գրավատուն պարտավոր է Պայմանագրով ստանձնած պարտավորությունները ապահովել այլ գրավի առարկայով, կամ օրենսդրությամբ նախատեսված ապահովման այլ միջոցներով, կամ վաղաժամկետ ամբողջությամբ կամ Գրավի առարկայի արժեզրկված մասին համապատասխան վերադարձնել վարկի գումարը։  </w:t>
+        <w:t xml:space="preserve">0 %-ով, կամ առաջանում է արժեզրկման սպառնալիք, կամ Գրավի առարկայի ստուգման ընթացքում պարզվել է, որ Գրավի առարկայի հարգը ավելի ցածր հարգի ոսկի է կամ առարկան այլ կերպ </w:t>
+      </w:r>
+      <w:r>
+        <w:rPr>
+          <w:rFonts w:ascii="Times New Roman" w:hAnsi="Times New Roman"/>
+          <w:sz w:val="18"/>
+          <w:lang w:val="hy-AM"/>
+        </w:rPr>
+        <w:t>կեղված</w:t>
+      </w:r>
+      <w:r>
+        <w:rPr>
+          <w:rFonts w:ascii="Times New Roman" w:hAnsi="Times New Roman" w:cs="Times New Roman"/>
+          <w:sz w:val="18"/>
+          <w:szCs w:val="18"/>
+          <w:lang w:val="hy-AM"/>
+        </w:rPr>
+        <w:t xml:space="preserve"> է, ապա Գրավատուն պարտավոր է Պայմանագրով ստանձնած պարտավորությունները ապահովել այլ գրավի առարկայով, կամ օրենսդրությամբ նախատեսված ապահովման այլ միջոցներով, կամ վաղաժամկետ ամբողջությամբ կամ Գրավի առարկայի արժեզրկված մասին համապատասխան վերադարձնել վարկի գումարը։  </w:t>
       </w:r>
     </w:p>
     <w:p>
@@ -5814,7 +5870,25 @@
           <w:szCs w:val="18"/>
           <w:lang w:val="hy-AM"/>
         </w:rPr>
-        <w:t xml:space="preserve">1-ով սահմանված վճարումները չկատարելու կամ անպատշաճ կատերլու դեպքում Վարկառուն պարտավոր է Վարկատուին վճարել օրական 0,13 %-ի չափով տույժ՝ հաշվարկված ժամկետանց պարտավորության ամբողջ գումարի նկատմամբ։ </w:t>
+        <w:t>1-ով սահմանված վճարումները չկատարելու կամ անպատշաճ կատ</w:t>
+      </w:r>
+      <w:r>
+        <w:rPr>
+          <w:rFonts w:ascii="Times New Roman" w:hAnsi="Times New Roman" w:cs="Times New Roman"/>
+          <w:sz w:val="18"/>
+          <w:szCs w:val="18"/>
+          <w:lang w:val="hy-AM"/>
+        </w:rPr>
+        <w:t>ա</w:t>
+      </w:r>
+      <w:r>
+        <w:rPr>
+          <w:rFonts w:ascii="Times New Roman" w:hAnsi="Times New Roman" w:cs="Times New Roman"/>
+          <w:sz w:val="18"/>
+          <w:szCs w:val="18"/>
+          <w:lang w:val="hy-AM"/>
+        </w:rPr>
+        <w:t xml:space="preserve">երլու դեպքում Վարկառուն պարտավոր է Վարկատուին վճարել օրական 0,13 %-ի չափով տույժ՝ հաշվարկված ժամկետանց պարտավորության ամբողջ գումարի նկատմամբ։ </w:t>
       </w:r>
     </w:p>
     <w:p>
@@ -5864,7 +5938,43 @@
           <w:szCs w:val="18"/>
           <w:lang w:val="hy-AM"/>
         </w:rPr>
-        <w:t xml:space="preserve">Գրավի առարկայի պատկանելիության վերաբերյալ վեճ առաջանալու դեպքում, կամ Գրավի առարկան վեճի առարկա լինելու դեպքում, կամ այլ տեղեկություններ թաքցնելու, խեղաթյուրելու և այլ եղանակով Վարկատուին մոլորեցնելու, խաբելու կամ գրավի պայմանագիրը այլ նմանատիպ հանգամանքներում անվավեր ճանաչվելու կամ այդպիսի հնարավորության առկայության դեպքում Վարկառուն պարտավոր է Վարկատուին վճարել Վարկի ամբողջ գումարի 30 տոկոսի չափով տուգանք, որը համարվելու է Վարկառուի պարտավորությունների լրացուցիչ ապահովման միջոց։ Տուգանքը վճարելու պահանջով Բանկը պարտավոր չէ ապացուցել Վարկատուին պատճառված վնասների առկայությունը։ </w:t>
+        <w:t xml:space="preserve">Գրավի առարկայի պատկանելիության վերաբերյալ վեճ առաջանալու դեպքում, կամ Գրավի առարկան վեճի առարկա լինելու դեպքում, կամ այլ տեղեկություններ թաքցնելու, խեղաթյուրելու և այլ եղանակով Վարկատուին մոլորեցնելու, խաբելու կամ գրավի պայմանագիրը այլ նմանատիպ հանգամանքներում անվավեր ճանաչվելու կամ այդպիսի հնարավորության առկայության դեպքում Վարկառուն պարտավոր է Վարկատուին վճարել Վարկի ամբողջ գումարի 30 տոկոսի չափով տուգանք, որը համարվելու է Վարկառուի պարտավորությունների լրացուցիչ ապահովման միջոց։ Տուգանքը վճարելու պահանջով </w:t>
+      </w:r>
+      <w:r>
+        <w:rPr>
+          <w:rFonts w:ascii="Times New Roman" w:hAnsi="Times New Roman" w:cs="Times New Roman"/>
+          <w:sz w:val="18"/>
+          <w:szCs w:val="18"/>
+          <w:lang w:val="hy-AM"/>
+        </w:rPr>
+        <w:t>Վարկատուն</w:t>
+      </w:r>
+      <w:r>
+        <w:rPr>
+          <w:rFonts w:ascii="Times New Roman" w:hAnsi="Times New Roman" w:cs="Times New Roman"/>
+          <w:sz w:val="18"/>
+          <w:szCs w:val="18"/>
+          <w:lang w:val="hy-AM"/>
+        </w:rPr>
+        <w:t xml:space="preserve"> պարտավոր չէ ապացուցել </w:t>
+      </w:r>
+      <w:r>
+        <w:rPr>
+          <w:rFonts w:ascii="Times New Roman" w:hAnsi="Times New Roman" w:cs="Times New Roman"/>
+          <w:sz w:val="18"/>
+          <w:szCs w:val="18"/>
+          <w:lang w:val="hy-AM"/>
+        </w:rPr>
+        <w:t>իրեն</w:t>
+      </w:r>
+      <w:r>
+        <w:rPr>
+          <w:rFonts w:ascii="Times New Roman" w:hAnsi="Times New Roman" w:cs="Times New Roman"/>
+          <w:sz w:val="18"/>
+          <w:szCs w:val="18"/>
+          <w:lang w:val="hy-AM"/>
+        </w:rPr>
+        <w:t xml:space="preserve"> պատճառված վնասների առկայությունը։ </w:t>
       </w:r>
     </w:p>
     <w:p>
@@ -6002,6 +6112,7 @@
           <w:szCs w:val="18"/>
           <w:lang w:val="hy-AM"/>
         </w:rPr>
+        <w:lastRenderedPageBreak/>
         <w:t xml:space="preserve">Վարկատուից ստանա </w:t>
       </w:r>
       <w:r>
@@ -6020,17 +6131,43 @@
           <w:szCs w:val="18"/>
           <w:lang w:val="hy-AM"/>
         </w:rPr>
-        <w:t xml:space="preserve"> մարման, դրանց ժամկետանց դառնալու, իրեն ծանուցումներ ուղարկելու վերաբերյալ, ինչպես նաև Վարկատուի կողմից մատուցվող </w:t>
-      </w:r>
-      <w:r>
-        <w:rPr>
-          <w:rFonts w:ascii="Times New Roman" w:hAnsi="Times New Roman" w:cs="Times New Roman"/>
-          <w:sz w:val="18"/>
-          <w:szCs w:val="18"/>
-          <w:lang w:val="hy-AM"/>
-        </w:rPr>
-        <w:lastRenderedPageBreak/>
-        <w:t>ծառայությունների վերաբերյալ գովազդային, առևտրային կամ այլ բնույթի նյութեր։ կողմից վերջինիս վերաբերյալ ՀՀ տարածքում գործող բոլոր վարկային բյուրոներից հարցումներ կատարելու և հարցման ամբողջական պատասխան ստանալու վերաբերյալ.</w:t>
+        <w:t xml:space="preserve"> մարման, դրանց ժամկետանց դառնալու, իրեն ծանուցումներ ուղարկելու վերաբերյալ, ինչպես նաև Վարկատուի կողմից մատուցվող ծառայությունների վերաբերյալ գովազդային, առևտրային կամ այլ բնույթի նյութեր։ </w:t>
+      </w:r>
+      <w:r>
+        <w:rPr>
+          <w:rFonts w:ascii="Times New Roman" w:hAnsi="Times New Roman" w:cs="Times New Roman"/>
+          <w:sz w:val="18"/>
+          <w:szCs w:val="18"/>
+          <w:lang w:val="hy-AM"/>
+        </w:rPr>
+        <w:t xml:space="preserve">Վարկատուի </w:t>
+      </w:r>
+      <w:r>
+        <w:rPr>
+          <w:rFonts w:ascii="Times New Roman" w:hAnsi="Times New Roman" w:cs="Times New Roman"/>
+          <w:sz w:val="18"/>
+          <w:szCs w:val="18"/>
+          <w:lang w:val="hy-AM"/>
+        </w:rPr>
+        <w:t xml:space="preserve">կողմից </w:t>
+      </w:r>
+      <w:r>
+        <w:rPr>
+          <w:rFonts w:ascii="Times New Roman" w:hAnsi="Times New Roman" w:cs="Times New Roman"/>
+          <w:sz w:val="18"/>
+          <w:szCs w:val="18"/>
+          <w:lang w:val="hy-AM"/>
+        </w:rPr>
+        <w:t>իր</w:t>
+      </w:r>
+      <w:r>
+        <w:rPr>
+          <w:rFonts w:ascii="Times New Roman" w:hAnsi="Times New Roman" w:cs="Times New Roman"/>
+          <w:sz w:val="18"/>
+          <w:szCs w:val="18"/>
+          <w:lang w:val="hy-AM"/>
+        </w:rPr>
+        <w:t xml:space="preserve"> վերաբերյալ ՀՀ տարածքում գործող բոլոր վարկային բյուրոներից հարցումներ կատարելու և հարցման ամբողջական պատասխան ստանալու վերաբերյալ.</w:t>
       </w:r>
     </w:p>
     <w:p>
@@ -6244,7 +6381,7 @@
           <w:lang w:val="hy-AM"/>
         </w:rPr>
       </w:pPr>
-      <w:bookmarkStart w:id="7" w:name="_Ref219254095"/>
+      <w:bookmarkStart w:id="8" w:name="_Ref219254095"/>
       <w:r>
         <w:rPr>
           <w:rFonts w:ascii="Times New Roman" w:hAnsi="Times New Roman" w:cs="Times New Roman"/>
@@ -6292,7 +6429,7 @@
         </w:rPr>
         <w:t xml:space="preserve"> Վարկատուն Վարկառուին է փոխանցում Պայմանագրում նվշած էլեկտրոնային փոստի հասցեին։</w:t>
       </w:r>
-      <w:bookmarkEnd w:id="7"/>
+      <w:bookmarkEnd w:id="8"/>
       <w:r>
         <w:rPr>
           <w:rFonts w:ascii="Times New Roman" w:hAnsi="Times New Roman" w:cs="Times New Roman"/>
@@ -6418,9 +6555,8 @@
       </w:r>
       <w:r>
         <w:rPr>
-          <w:rFonts w:ascii="Times New Roman" w:hAnsi="Times New Roman" w:cs="Times New Roman"/>
-          <w:sz w:val="18"/>
-          <w:szCs w:val="18"/>
+          <w:rFonts w:ascii="Times New Roman" w:hAnsi="Times New Roman"/>
+          <w:sz w:val="18"/>
           <w:lang w:val="hy-AM"/>
         </w:rPr>
         <w:t>միջոցներով (Whatsapp, Viber)</w:t>
@@ -6692,6 +6828,7 @@
           <w:szCs w:val="18"/>
           <w:lang w:val="hy-AM"/>
         </w:rPr>
+        <w:lastRenderedPageBreak/>
         <w:t>Վարկառուի՝ Պայմանագրի կնքումից հետո առաջացող պահանջները, դիմումները, բողոքները Վարկատուին ներկայացնելու կարգը, ինչպես նաև Վարկատուի կողմից պահանջն</w:t>
       </w:r>
       <w:r>
@@ -6739,7 +6876,6 @@
           <w:szCs w:val="18"/>
           <w:lang w:val="hy-AM"/>
         </w:rPr>
-        <w:lastRenderedPageBreak/>
         <w:t>Վարկառուի իրավունքները դատական կարգով, ինչպես նաև արբիտրաժային դատարանի և/կամ Ֆինանսական համակարգի հաշտարարի միջոցով պաշտպանելու հնարավորության մասին՝ տրամադրելով «Ինչ անել, եթե բողոք ունեք» ձևաթուղթը,</w:t>
       </w:r>
     </w:p>
@@ -6964,9 +7100,255 @@
         </w:tabs>
         <w:jc w:val="both"/>
         <w:rPr>
-          <w:rFonts w:ascii="Times New Roman" w:hAnsi="Times New Roman" w:cs="Times New Roman"/>
-          <w:sz w:val="18"/>
-          <w:szCs w:val="18"/>
+          <w:rFonts w:ascii="Times New Roman" w:hAnsi="Times New Roman"/>
+          <w:sz w:val="18"/>
+          <w:lang w:val="hy-AM"/>
+        </w:rPr>
+      </w:pPr>
+    </w:p>
+    <w:p>
+      <w:pPr>
+        <w:pStyle w:val="List"/>
+        <w:numPr>
+          <w:ilvl w:val="0"/>
+          <w:numId w:val="0"/>
+        </w:numPr>
+        <w:tabs>
+          <w:tab w:val="left" w:pos="1134"/>
+        </w:tabs>
+        <w:jc w:val="both"/>
+        <w:rPr>
+          <w:rFonts w:ascii="Times New Roman" w:hAnsi="Times New Roman"/>
+          <w:sz w:val="18"/>
+          <w:lang w:val="hy-AM"/>
+        </w:rPr>
+      </w:pPr>
+    </w:p>
+    <w:p>
+      <w:pPr>
+        <w:pStyle w:val="List"/>
+        <w:numPr>
+          <w:ilvl w:val="0"/>
+          <w:numId w:val="0"/>
+        </w:numPr>
+        <w:tabs>
+          <w:tab w:val="left" w:pos="1134"/>
+        </w:tabs>
+        <w:spacing w:line="276" w:lineRule="auto"/>
+        <w:jc w:val="both"/>
+        <w:rPr>
+          <w:rFonts w:ascii="Times New Roman" w:eastAsia="Times New Roman" w:hAnsi="Times New Roman" w:cs="Times New Roman"/>
+          <w:bCs/>
+          <w:iCs/>
+          <w:color w:val="000000" w:themeColor="text1"/>
+          <w:sz w:val="18"/>
+          <w:szCs w:val="18"/>
+          <w:lang w:val="hy-AM"/>
+        </w:rPr>
+      </w:pPr>
+      <w:r>
+        <w:rPr>
+          <w:rFonts w:ascii="Times New Roman" w:eastAsia="Times New Roman" w:hAnsi="Times New Roman" w:cs="Times New Roman"/>
+          <w:bCs/>
+          <w:iCs/>
+          <w:color w:val="000000" w:themeColor="text1"/>
+          <w:sz w:val="18"/>
+          <w:szCs w:val="18"/>
+          <w:lang w:val="hy-AM"/>
+        </w:rPr>
+        <w:t>Խնդրում ենք ձեռագրով վերարտադրել ստորև ներկայացված տեքստը</w:t>
+      </w:r>
+      <w:r>
+        <w:rPr>
+          <w:rFonts w:ascii="Times New Roman" w:eastAsia="Times New Roman" w:hAnsi="Times New Roman" w:cs="Times New Roman"/>
+          <w:bCs/>
+          <w:iCs/>
+          <w:color w:val="000000" w:themeColor="text1"/>
+          <w:sz w:val="18"/>
+          <w:szCs w:val="18"/>
+          <w:lang w:val="hy-AM"/>
+        </w:rPr>
+        <w:t xml:space="preserve"> </w:t>
+      </w:r>
+      <w:r>
+        <w:rPr>
+          <w:rFonts w:ascii="Times New Roman" w:eastAsia="Times New Roman" w:hAnsi="Times New Roman" w:cs="Times New Roman"/>
+          <w:bCs/>
+          <w:iCs/>
+          <w:color w:val="000000" w:themeColor="text1"/>
+          <w:sz w:val="18"/>
+          <w:szCs w:val="18"/>
+          <w:lang w:val="hy-AM"/>
+        </w:rPr>
+        <w:t>՝</w:t>
+      </w:r>
+    </w:p>
+    <w:p>
+      <w:pPr>
+        <w:pStyle w:val="List"/>
+        <w:numPr>
+          <w:ilvl w:val="0"/>
+          <w:numId w:val="0"/>
+        </w:numPr>
+        <w:tabs>
+          <w:tab w:val="left" w:pos="1134"/>
+        </w:tabs>
+        <w:spacing w:line="276" w:lineRule="auto"/>
+        <w:jc w:val="both"/>
+        <w:rPr>
+          <w:rFonts w:ascii="Times New Roman" w:eastAsia="Times New Roman" w:hAnsi="Times New Roman" w:cs="Times New Roman"/>
+          <w:bCs/>
+          <w:iCs/>
+          <w:color w:val="000000" w:themeColor="text1"/>
+          <w:sz w:val="18"/>
+          <w:szCs w:val="18"/>
+          <w:lang w:val="hy-AM"/>
+        </w:rPr>
+      </w:pPr>
+    </w:p>
+    <w:p>
+      <w:pPr>
+        <w:pStyle w:val="List"/>
+        <w:numPr>
+          <w:ilvl w:val="0"/>
+          <w:numId w:val="0"/>
+        </w:numPr>
+        <w:tabs>
+          <w:tab w:val="left" w:pos="1134"/>
+        </w:tabs>
+        <w:spacing w:line="276" w:lineRule="auto"/>
+        <w:jc w:val="both"/>
+        <w:rPr>
+          <w:rFonts w:ascii="Times New Roman" w:eastAsia="Times New Roman" w:hAnsi="Times New Roman" w:cs="Times New Roman"/>
+          <w:bCs/>
+          <w:iCs/>
+          <w:color w:val="000000" w:themeColor="text1"/>
+          <w:sz w:val="18"/>
+          <w:szCs w:val="18"/>
+          <w:lang w:val="hy-AM"/>
+        </w:rPr>
+      </w:pPr>
+      <w:r>
+        <w:rPr>
+          <w:rFonts w:ascii="Times New Roman" w:eastAsia="Times New Roman" w:hAnsi="Times New Roman" w:cs="Times New Roman"/>
+          <w:bCs/>
+          <w:iCs/>
+          <w:color w:val="000000" w:themeColor="text1"/>
+          <w:sz w:val="18"/>
+          <w:szCs w:val="18"/>
+          <w:lang w:val="hy-AM"/>
+        </w:rPr>
+        <w:t xml:space="preserve">Ես՝  </w:t>
+      </w:r>
+      <w:r>
+        <w:rPr>
+          <w:rFonts w:ascii="Times New Roman" w:hAnsi="Times New Roman" w:cs="Times New Roman"/>
+          <w:b/>
+          <w:i/>
+          <w:iCs/>
+          <w:sz w:val="18"/>
+          <w:szCs w:val="18"/>
+          <w:lang w:val="hy-AM"/>
+        </w:rPr>
+        <w:t>${client}</w:t>
+      </w:r>
+      <w:r>
+        <w:rPr>
+          <w:rFonts w:ascii="Times New Roman" w:eastAsia="Times New Roman" w:hAnsi="Times New Roman" w:cs="Times New Roman"/>
+          <w:bCs/>
+          <w:iCs/>
+          <w:color w:val="000000" w:themeColor="text1"/>
+          <w:sz w:val="18"/>
+          <w:szCs w:val="18"/>
+          <w:lang w:val="hy-AM"/>
+        </w:rPr>
+        <w:t xml:space="preserve">, գիտակցում եմ, որ տարեկան փաստացի տոկոսադրույքը կազմում է </w:t>
+      </w:r>
+      <w:r>
+        <w:rPr>
+          <w:rFonts w:ascii="Times New Roman" w:hAnsi="Times New Roman" w:cs="Times New Roman"/>
+          <w:b/>
+          <w:i/>
+          <w:sz w:val="16"/>
+          <w:szCs w:val="16"/>
+          <w:lang w:val="hy-AM"/>
+        </w:rPr>
+        <w:t>${effective_annual_rate}</w:t>
+      </w:r>
+      <w:r>
+        <w:rPr>
+          <w:rFonts w:ascii="Times New Roman" w:eastAsia="Times New Roman" w:hAnsi="Times New Roman" w:cs="Times New Roman"/>
+          <w:bCs/>
+          <w:iCs/>
+          <w:color w:val="000000" w:themeColor="text1"/>
+          <w:sz w:val="18"/>
+          <w:szCs w:val="18"/>
+          <w:lang w:val="hy-AM"/>
+        </w:rPr>
+        <w:t>:</w:t>
+      </w:r>
+    </w:p>
+    <w:p>
+      <w:pPr>
+        <w:pStyle w:val="List"/>
+        <w:numPr>
+          <w:ilvl w:val="0"/>
+          <w:numId w:val="0"/>
+        </w:numPr>
+        <w:tabs>
+          <w:tab w:val="left" w:pos="1134"/>
+        </w:tabs>
+        <w:spacing w:line="276" w:lineRule="auto"/>
+        <w:jc w:val="both"/>
+        <w:rPr>
+          <w:rFonts w:ascii="Times New Roman" w:hAnsi="Times New Roman" w:cs="Times New Roman"/>
+          <w:sz w:val="18"/>
+          <w:szCs w:val="18"/>
+          <w:lang w:val="hy-AM"/>
+        </w:rPr>
+      </w:pPr>
+    </w:p>
+    <w:p>
+      <w:pPr>
+        <w:pStyle w:val="List"/>
+        <w:numPr>
+          <w:ilvl w:val="0"/>
+          <w:numId w:val="0"/>
+        </w:numPr>
+        <w:tabs>
+          <w:tab w:val="left" w:pos="1134"/>
+        </w:tabs>
+        <w:jc w:val="both"/>
+        <w:rPr>
+          <w:rFonts w:ascii="Times New Roman" w:hAnsi="Times New Roman" w:cs="Times New Roman"/>
+          <w:sz w:val="18"/>
+          <w:szCs w:val="18"/>
+          <w:lang w:val="hy-AM"/>
+        </w:rPr>
+      </w:pPr>
+      <w:r>
+        <w:rPr>
+          <w:rFonts w:ascii="Times New Roman" w:hAnsi="Times New Roman" w:cs="Times New Roman"/>
+          <w:sz w:val="18"/>
+          <w:szCs w:val="18"/>
+          <w:lang w:val="hy-AM"/>
+        </w:rPr>
+        <w:t xml:space="preserve">  ———————————————————————————————————————————————</w:t>
+      </w:r>
+    </w:p>
+    <w:p>
+      <w:pPr>
+        <w:pStyle w:val="List"/>
+        <w:numPr>
+          <w:ilvl w:val="0"/>
+          <w:numId w:val="0"/>
+        </w:numPr>
+        <w:tabs>
+          <w:tab w:val="left" w:pos="1134"/>
+        </w:tabs>
+        <w:jc w:val="both"/>
+        <w:rPr>
+          <w:sz w:val="18"/>
           <w:lang w:val="hy-AM"/>
         </w:rPr>
       </w:pPr>
@@ -7108,12 +7490,57 @@
             <w:pPr>
               <w:spacing w:after="0" w:line="276" w:lineRule="auto"/>
               <w:rPr>
+                <w:rFonts w:ascii="Times New Roman" w:hAnsi="Times New Roman"/>
+                <w:color w:val="000000" w:themeColor="text1"/>
+                <w:sz w:val="18"/>
+                <w:lang w:val="hy-AM"/>
+              </w:rPr>
+            </w:pPr>
+            <w:r>
+              <w:rPr>
+                <w:rFonts w:ascii="Times New Roman" w:hAnsi="Times New Roman" w:cs="Times New Roman"/>
+                <w:b/>
+                <w:bCs/>
+                <w:color w:val="000000"/>
+                <w:sz w:val="18"/>
+                <w:szCs w:val="18"/>
+                <w:lang w:val="hy-AM"/>
+              </w:rPr>
+              <w:t>անձնագիր՝</w:t>
+            </w:r>
+            <w:r>
+              <w:rPr>
+                <w:rFonts w:ascii="Times New Roman" w:hAnsi="Times New Roman" w:cs="Times New Roman"/>
+                <w:b/>
+                <w:bCs/>
+                <w:color w:val="000000"/>
+                <w:sz w:val="18"/>
+                <w:szCs w:val="18"/>
+                <w:lang w:val="hy-AM"/>
+              </w:rPr>
+              <w:t xml:space="preserve"> </w:t>
+            </w:r>
+            <w:r>
+              <w:rPr>
                 <w:rFonts w:ascii="Times New Roman" w:eastAsia="Times New Roman" w:hAnsi="Times New Roman" w:cs="Times New Roman"/>
                 <w:color w:val="000000" w:themeColor="text1"/>
                 <w:sz w:val="18"/>
                 <w:szCs w:val="18"/>
                 <w:lang w:val="hy-AM"/>
               </w:rPr>
+              <w:t>${passport_series}</w:t>
+            </w:r>
+          </w:p>
+          <w:p>
+            <w:pPr>
+              <w:spacing w:after="0" w:line="276" w:lineRule="auto"/>
+              <w:rPr>
+                <w:rFonts w:ascii="Times New Roman" w:hAnsi="Times New Roman" w:cs="Times New Roman"/>
+                <w:color w:val="000000"/>
+                <w:sz w:val="18"/>
+                <w:szCs w:val="18"/>
+                <w:lang w:val="hy-AM"/>
+              </w:rPr>
             </w:pPr>
             <w:r>
               <w:rPr>
@@ -7125,8 +7552,50 @@
                 <w:szCs w:val="18"/>
                 <w:lang w:val="hy-AM"/>
               </w:rPr>
-              <w:t>անձնագիր՝</w:t>
-            </w:r>
+              <w:t>հացե՝</w:t>
+            </w:r>
+            <w:r>
+              <w:rPr>
+                <w:rFonts w:ascii="Times New Roman" w:hAnsi="Times New Roman" w:cs="Times New Roman"/>
+                <w:color w:val="000000"/>
+                <w:sz w:val="18"/>
+                <w:szCs w:val="18"/>
+                <w:lang w:val="hy-AM"/>
+              </w:rPr>
+              <w:t xml:space="preserve"> </w:t>
+            </w:r>
+            <w:r>
+              <w:rPr>
+                <w:rFonts w:ascii="Times New Roman" w:eastAsia="Times New Roman" w:hAnsi="Times New Roman" w:cs="Times New Roman"/>
+                <w:color w:val="000000" w:themeColor="text1"/>
+                <w:sz w:val="18"/>
+                <w:szCs w:val="18"/>
+                <w:lang w:val="hy-AM"/>
+              </w:rPr>
+              <w:t>${city}</w:t>
+            </w:r>
+            <w:r>
+              <w:rPr>
+                <w:rFonts w:ascii="Times New Roman" w:eastAsia="Times New Roman" w:hAnsi="Times New Roman" w:cs="Times New Roman"/>
+                <w:color w:val="000000" w:themeColor="text1"/>
+                <w:sz w:val="18"/>
+                <w:szCs w:val="18"/>
+                <w:lang w:val="hy-AM"/>
+              </w:rPr>
+              <w:t>, ${street}</w:t>
+            </w:r>
+          </w:p>
+          <w:p>
+            <w:pPr>
+              <w:spacing w:after="0" w:line="276" w:lineRule="auto"/>
+              <w:rPr>
+                <w:rFonts w:ascii="Times New Roman" w:hAnsi="Times New Roman" w:cs="Times New Roman"/>
+                <w:color w:val="000000"/>
+                <w:sz w:val="18"/>
+                <w:szCs w:val="18"/>
+                <w:lang w:val="hy-AM"/>
+              </w:rPr>
+            </w:pPr>
             <w:r>
               <w:rPr>
                 <w:rFonts w:ascii="Times New Roman" w:hAnsi="Times New Roman" w:cs="Times New Roman"/>
@@ -7137,17 +7606,27 @@
                 <w:szCs w:val="18"/>
                 <w:lang w:val="hy-AM"/>
               </w:rPr>
-              <w:t xml:space="preserve"> </w:t>
-            </w:r>
-            <w:r>
-              <w:rPr>
-                <w:rFonts w:ascii="Times New Roman" w:eastAsia="Times New Roman" w:hAnsi="Times New Roman" w:cs="Times New Roman"/>
-                <w:color w:val="000000" w:themeColor="text1"/>
-                <w:sz w:val="18"/>
-                <w:szCs w:val="18"/>
-                <w:lang w:val="hy-AM"/>
-              </w:rPr>
-              <w:t>${passport_series}</w:t>
+              <w:t>հեռախոս</w:t>
+            </w:r>
+            <w:r>
+              <w:rPr>
+                <w:rFonts w:ascii="Times New Roman" w:hAnsi="Times New Roman" w:cs="Times New Roman"/>
+                <w:color w:val="000000"/>
+                <w:sz w:val="18"/>
+                <w:szCs w:val="18"/>
+                <w:lang w:val="hy-AM"/>
+              </w:rPr>
+              <w:t xml:space="preserve">՝ </w:t>
+            </w:r>
+            <w:r>
+              <w:rPr>
+                <w:rFonts w:ascii="Times New Roman" w:hAnsi="Times New Roman" w:cs="Times New Roman"/>
+                <w:color w:val="000000"/>
+                <w:sz w:val="18"/>
+                <w:szCs w:val="18"/>
+                <w:lang w:val="hy-AM"/>
+              </w:rPr>
+              <w:t>${phone}</w:t>
             </w:r>
           </w:p>
           <w:p>
@@ -7155,13 +7634,98 @@
               <w:spacing w:after="0" w:line="276" w:lineRule="auto"/>
               <w:rPr>
                 <w:rFonts w:ascii="Times New Roman" w:hAnsi="Times New Roman" w:cs="Times New Roman"/>
-                <w:color w:val="000000"/>
-                <w:sz w:val="18"/>
-                <w:szCs w:val="18"/>
-                <w:lang w:val="hy-AM"/>
-              </w:rPr>
-            </w:pPr>
-            <w:r>
+                <w:b/>
+                <w:sz w:val="18"/>
+                <w:szCs w:val="18"/>
+                <w:lang w:val="hy-AM"/>
+              </w:rPr>
+            </w:pPr>
+            <w:r>
+              <w:rPr>
+                <w:rFonts w:ascii="Times New Roman" w:hAnsi="Times New Roman" w:cs="Times New Roman"/>
+                <w:b/>
+                <w:sz w:val="18"/>
+                <w:szCs w:val="18"/>
+                <w:lang w:val="hy-AM"/>
+              </w:rPr>
+              <w:t xml:space="preserve">Բանկ՝ </w:t>
+            </w:r>
+            <w:r>
+              <w:rPr>
+                <w:rFonts w:ascii="Times New Roman" w:hAnsi="Times New Roman" w:cs="Times New Roman"/>
+                <w:b/>
+                <w:sz w:val="18"/>
+                <w:szCs w:val="18"/>
+                <w:lang w:val="hy-AM"/>
+              </w:rPr>
+              <w:t>«</w:t>
+            </w:r>
+            <w:r>
+              <w:rPr>
+                <w:rFonts w:ascii="Times New Roman" w:hAnsi="Times New Roman" w:cs="Times New Roman"/>
+                <w:b/>
+                <w:iCs/>
+                <w:sz w:val="16"/>
+                <w:szCs w:val="16"/>
+                <w:lang w:val="hy-AM"/>
+              </w:rPr>
+              <w:t>${bank_name}</w:t>
+            </w:r>
+            <w:r>
+              <w:rPr>
+                <w:rFonts w:ascii="Times New Roman" w:hAnsi="Times New Roman" w:cs="Times New Roman"/>
+                <w:b/>
+                <w:sz w:val="18"/>
+                <w:szCs w:val="18"/>
+                <w:lang w:val="hy-AM"/>
+              </w:rPr>
+              <w:t>»</w:t>
+            </w:r>
+            <w:r>
+              <w:rPr>
+                <w:rFonts w:ascii="Times New Roman" w:hAnsi="Times New Roman"/>
+                <w:b/>
+                <w:sz w:val="18"/>
+                <w:lang w:val="hy-AM"/>
+              </w:rPr>
+              <w:t xml:space="preserve"> ՓԲԸ</w:t>
+            </w:r>
+          </w:p>
+          <w:p>
+            <w:pPr>
+              <w:spacing w:after="0" w:line="276" w:lineRule="auto"/>
+              <w:rPr>
+                <w:rFonts w:ascii="Times New Roman" w:hAnsi="Times New Roman" w:cs="Times New Roman"/>
+                <w:b/>
+                <w:sz w:val="18"/>
+                <w:szCs w:val="18"/>
+                <w:lang w:val="hy-AM"/>
+              </w:rPr>
+            </w:pPr>
+            <w:r>
+              <w:rPr>
+                <w:rFonts w:ascii="Times New Roman" w:hAnsi="Times New Roman" w:cs="Times New Roman"/>
+                <w:b/>
+                <w:sz w:val="18"/>
+                <w:szCs w:val="18"/>
+                <w:lang w:val="hy-AM"/>
+              </w:rPr>
+              <w:t xml:space="preserve">Հաշվեհամար՝ </w:t>
+            </w:r>
+            <w:r>
+              <w:rPr>
+                <w:rFonts w:ascii="Times New Roman" w:hAnsi="Times New Roman" w:cs="Times New Roman"/>
+                <w:b/>
+                <w:sz w:val="18"/>
+                <w:szCs w:val="18"/>
+                <w:lang w:val="hy-AM"/>
+              </w:rPr>
+              <w:t>${account_number}</w:t>
+            </w:r>
+          </w:p>
+          <w:p>
+            <w:pPr>
+              <w:spacing w:after="0" w:line="276" w:lineRule="auto"/>
               <w:rPr>
                 <w:rFonts w:ascii="Times New Roman" w:hAnsi="Times New Roman" w:cs="Times New Roman"/>
                 <w:b/>
@@ -7171,272 +7735,28 @@
                 <w:szCs w:val="18"/>
                 <w:lang w:val="hy-AM"/>
               </w:rPr>
-              <w:t>հացե՝</w:t>
-            </w:r>
-            <w:r>
-              <w:rPr>
-                <w:rFonts w:ascii="Times New Roman" w:hAnsi="Times New Roman" w:cs="Times New Roman"/>
-                <w:color w:val="000000"/>
-                <w:sz w:val="18"/>
-                <w:szCs w:val="18"/>
-                <w:lang w:val="hy-AM"/>
-              </w:rPr>
-              <w:t xml:space="preserve"> </w:t>
-            </w:r>
-            <w:r>
-              <w:rPr>
-                <w:rFonts w:ascii="Times New Roman" w:eastAsia="Times New Roman" w:hAnsi="Times New Roman" w:cs="Times New Roman"/>
-                <w:color w:val="000000" w:themeColor="text1"/>
-                <w:sz w:val="18"/>
-                <w:szCs w:val="18"/>
-              </w:rPr>
-              <w:t>${city}</w:t>
-            </w:r>
-            <w:r>
-              <w:rPr>
-                <w:rFonts w:ascii="Times New Roman" w:eastAsia="Times New Roman" w:hAnsi="Times New Roman" w:cs="Times New Roman"/>
-                <w:color w:val="000000" w:themeColor="text1"/>
-                <w:sz w:val="18"/>
-                <w:szCs w:val="18"/>
-                <w:lang w:val="hy-AM"/>
-              </w:rPr>
-              <w:t>, ${street}</w:t>
-            </w:r>
-          </w:p>
-          <w:p>
-            <w:pPr>
-              <w:spacing w:after="0" w:line="276" w:lineRule="auto"/>
-              <w:rPr>
-                <w:rFonts w:ascii="Times New Roman" w:hAnsi="Times New Roman" w:cs="Times New Roman"/>
-                <w:color w:val="000000"/>
-                <w:sz w:val="18"/>
-                <w:szCs w:val="18"/>
-                <w:lang w:val="hy-AM"/>
-              </w:rPr>
             </w:pPr>
             <w:r>
               <w:rPr>
                 <w:rFonts w:ascii="Times New Roman" w:hAnsi="Times New Roman" w:cs="Times New Roman"/>
                 <w:b/>
                 <w:bCs/>
-                <w:color w:val="000000"/>
-                <w:sz w:val="18"/>
-                <w:szCs w:val="18"/>
-                <w:lang w:val="hy-AM"/>
-              </w:rPr>
-              <w:t>հեռախոս</w:t>
-            </w:r>
-            <w:r>
-              <w:rPr>
-                <w:rFonts w:ascii="Times New Roman" w:hAnsi="Times New Roman" w:cs="Times New Roman"/>
-                <w:color w:val="000000"/>
-                <w:sz w:val="18"/>
-                <w:szCs w:val="18"/>
-                <w:lang w:val="hy-AM"/>
-              </w:rPr>
-              <w:t xml:space="preserve">՝ </w:t>
-            </w:r>
-            <w:r>
-              <w:rPr>
-                <w:rFonts w:ascii="Times New Roman" w:hAnsi="Times New Roman" w:cs="Times New Roman"/>
-                <w:color w:val="000000"/>
-                <w:sz w:val="18"/>
-                <w:szCs w:val="18"/>
-                <w:lang w:val="hy-AM"/>
-              </w:rPr>
-              <w:t>${phone}</w:t>
-            </w:r>
-          </w:p>
-          <w:p>
-            <w:pPr>
-              <w:spacing w:after="0" w:line="276" w:lineRule="auto"/>
-              <w:rPr>
-                <w:rFonts w:ascii="Times New Roman" w:hAnsi="Times New Roman" w:cs="Times New Roman"/>
-                <w:b/>
-                <w:sz w:val="18"/>
-                <w:szCs w:val="18"/>
-                <w:lang w:val="hy-AM"/>
-              </w:rPr>
-            </w:pPr>
-            <w:r>
-              <w:rPr>
-                <w:rFonts w:ascii="Times New Roman" w:hAnsi="Times New Roman" w:cs="Times New Roman"/>
-                <w:b/>
-                <w:sz w:val="18"/>
-                <w:szCs w:val="18"/>
-                <w:lang w:val="hy-AM"/>
-              </w:rPr>
-              <w:t xml:space="preserve">Բանկ՝ </w:t>
-            </w:r>
-            <w:r>
-              <w:rPr>
-                <w:rFonts w:ascii="Times New Roman" w:hAnsi="Times New Roman" w:cs="Times New Roman"/>
-                <w:b/>
-                <w:sz w:val="18"/>
-                <w:szCs w:val="18"/>
-                <w:lang w:val="hy-AM"/>
-              </w:rPr>
-              <w:t>«</w:t>
-            </w:r>
-            <w:r>
-              <w:rPr>
-                <w:rFonts w:ascii="Times New Roman" w:hAnsi="Times New Roman" w:cs="Times New Roman"/>
-                <w:b/>
-                <w:iCs/>
-                <w:sz w:val="16"/>
-                <w:szCs w:val="16"/>
-                <w:lang w:val="hy-AM"/>
-              </w:rPr>
-              <w:t>${bank_name}</w:t>
-            </w:r>
-            <w:r>
-              <w:rPr>
-                <w:rFonts w:ascii="Times New Roman" w:hAnsi="Times New Roman" w:cs="Times New Roman"/>
-                <w:b/>
-                <w:sz w:val="18"/>
-                <w:szCs w:val="18"/>
-                <w:lang w:val="hy-AM"/>
-              </w:rPr>
-              <w:t>»</w:t>
-            </w:r>
-            <w:r>
-              <w:rPr>
-                <w:rFonts w:ascii="Times New Roman" w:hAnsi="Times New Roman" w:cs="Times New Roman"/>
-                <w:b/>
-                <w:sz w:val="18"/>
-                <w:szCs w:val="18"/>
-                <w:lang w:val="hy-AM"/>
-              </w:rPr>
-              <w:t xml:space="preserve"> ՓԲԸ</w:t>
-            </w:r>
-          </w:p>
-          <w:p>
-            <w:pPr>
-              <w:spacing w:after="0" w:line="276" w:lineRule="auto"/>
-              <w:rPr>
-                <w:rFonts w:ascii="Times New Roman" w:hAnsi="Times New Roman" w:cs="Times New Roman"/>
-                <w:b/>
-                <w:sz w:val="18"/>
-                <w:szCs w:val="18"/>
-                <w:lang w:val="hy-AM"/>
-              </w:rPr>
-            </w:pPr>
-            <w:r>
-              <w:rPr>
-                <w:rFonts w:ascii="Times New Roman" w:hAnsi="Times New Roman" w:cs="Times New Roman"/>
-                <w:b/>
-                <w:sz w:val="18"/>
-                <w:szCs w:val="18"/>
-                <w:lang w:val="hy-AM"/>
-              </w:rPr>
-              <w:t xml:space="preserve">Հաշվեհամար՝ </w:t>
-            </w:r>
-            <w:r>
-              <w:rPr>
-                <w:rFonts w:ascii="Times New Roman" w:hAnsi="Times New Roman" w:cs="Times New Roman"/>
-                <w:b/>
-                <w:sz w:val="18"/>
-                <w:szCs w:val="18"/>
-                <w:lang w:val="hy-AM"/>
-              </w:rPr>
-              <w:t>${account_number}</w:t>
-            </w:r>
-          </w:p>
-          <w:p>
-            <w:pPr>
-              <w:spacing w:after="0" w:line="276" w:lineRule="auto"/>
+                <w:sz w:val="18"/>
+                <w:szCs w:val="18"/>
+                <w:lang w:val="hy-AM"/>
+              </w:rPr>
+              <w:t xml:space="preserve">Քարտի համար՝ </w:t>
+            </w:r>
+            <w:r>
               <w:rPr>
                 <w:rFonts w:ascii="Times New Roman" w:hAnsi="Times New Roman" w:cs="Times New Roman"/>
                 <w:b/>
                 <w:bCs/>
-                <w:color w:val="000000"/>
-                <w:sz w:val="18"/>
-                <w:szCs w:val="18"/>
-                <w:lang w:val="en-GB"/>
-              </w:rPr>
-            </w:pPr>
-            <w:proofErr w:type="spellStart"/>
-            <w:r>
-              <w:rPr>
-                <w:rFonts w:ascii="Times New Roman" w:hAnsi="Times New Roman" w:cs="Times New Roman"/>
-                <w:b/>
-                <w:bCs/>
-                <w:sz w:val="18"/>
-                <w:szCs w:val="18"/>
-                <w:lang w:val="en-GB"/>
-              </w:rPr>
-              <w:t>Քարտի</w:t>
-            </w:r>
-            <w:proofErr w:type="spellEnd"/>
-            <w:r>
-              <w:rPr>
-                <w:rFonts w:ascii="Times New Roman" w:hAnsi="Times New Roman" w:cs="Times New Roman"/>
-                <w:b/>
-                <w:bCs/>
-                <w:sz w:val="18"/>
-                <w:szCs w:val="18"/>
-                <w:lang w:val="en-GB"/>
-              </w:rPr>
-              <w:t xml:space="preserve"> </w:t>
-            </w:r>
-            <w:proofErr w:type="spellStart"/>
-            <w:r>
-              <w:rPr>
-                <w:rFonts w:ascii="Times New Roman" w:hAnsi="Times New Roman" w:cs="Times New Roman"/>
-                <w:b/>
-                <w:bCs/>
-                <w:sz w:val="18"/>
-                <w:szCs w:val="18"/>
-                <w:lang w:val="en-GB"/>
-              </w:rPr>
-              <w:t>համար</w:t>
-            </w:r>
-            <w:proofErr w:type="spellEnd"/>
-            <w:r>
-              <w:rPr>
-                <w:rFonts w:ascii="Times New Roman" w:hAnsi="Times New Roman" w:cs="Times New Roman"/>
-                <w:b/>
-                <w:bCs/>
-                <w:sz w:val="18"/>
-                <w:szCs w:val="18"/>
-                <w:lang w:val="en-GB"/>
-              </w:rPr>
-              <w:t xml:space="preserve">՝ </w:t>
-            </w:r>
-            <w:r>
-              <w:rPr>
-                <w:rFonts w:ascii="Times New Roman" w:hAnsi="Times New Roman" w:cs="Times New Roman"/>
-                <w:b/>
-                <w:bCs/>
-                <w:sz w:val="18"/>
-                <w:szCs w:val="18"/>
-                <w:lang w:val="en-GB"/>
-              </w:rPr>
-              <w:t>${</w:t>
-            </w:r>
-            <w:proofErr w:type="spellStart"/>
-            <w:r>
-              <w:rPr>
-                <w:rFonts w:ascii="Times New Roman" w:hAnsi="Times New Roman" w:cs="Times New Roman"/>
-                <w:b/>
-                <w:bCs/>
-                <w:sz w:val="18"/>
-                <w:szCs w:val="18"/>
-                <w:lang w:val="en-GB"/>
-              </w:rPr>
-              <w:t>card_number</w:t>
-            </w:r>
-            <w:proofErr w:type="spellEnd"/>
-            <w:r>
-              <w:rPr>
-                <w:rFonts w:ascii="Times New Roman" w:hAnsi="Times New Roman" w:cs="Times New Roman"/>
-                <w:b/>
-                <w:bCs/>
-                <w:sz w:val="18"/>
-                <w:szCs w:val="18"/>
-                <w:lang w:val="en-GB"/>
-              </w:rPr>
-              <w:t>}</w:t>
+                <w:sz w:val="18"/>
+                <w:szCs w:val="18"/>
+                <w:lang w:val="hy-AM"/>
+              </w:rPr>
+              <w:t>${card_number}</w:t>
             </w:r>
           </w:p>
           <w:p>
@@ -7700,7 +8020,31 @@
                 <w:szCs w:val="18"/>
                 <w:lang w:val="hy-AM"/>
               </w:rPr>
-              <w:t xml:space="preserve"> info@wesolve.am</w:t>
+              <w:t xml:space="preserve"> </w:t>
+            </w:r>
+            <w:r>
+              <w:rPr>
+                <w:rFonts w:ascii="Times New Roman" w:hAnsi="Times New Roman"/>
+                <w:sz w:val="18"/>
+                <w:lang w:val="hy-AM"/>
+              </w:rPr>
+              <w:t>info@</w:t>
+            </w:r>
+            <w:r>
+              <w:rPr>
+                <w:rFonts w:ascii="Times New Roman" w:hAnsi="Times New Roman"/>
+                <w:sz w:val="18"/>
+                <w:lang w:val="hy-AM"/>
+              </w:rPr>
+              <w:t>acredit</w:t>
+            </w:r>
+            <w:r>
+              <w:rPr>
+                <w:rFonts w:ascii="Times New Roman" w:hAnsi="Times New Roman"/>
+                <w:sz w:val="18"/>
+                <w:lang w:val="hy-AM"/>
+              </w:rPr>
+              <w:t>.am</w:t>
             </w:r>
           </w:p>
           <w:p>
@@ -7725,12 +8069,19 @@
             </w:r>
             <w:r>
               <w:rPr>
-                <w:rFonts w:ascii="Times New Roman" w:hAnsi="Times New Roman" w:cs="Times New Roman"/>
-                <w:sz w:val="18"/>
-                <w:szCs w:val="18"/>
-                <w:lang w:val="hy-AM"/>
-              </w:rPr>
-              <w:t>+374 44 999 886</w:t>
+                <w:rFonts w:ascii="Times New Roman" w:hAnsi="Times New Roman"/>
+                <w:sz w:val="18"/>
+                <w:lang w:val="hy-AM"/>
+              </w:rPr>
+              <w:t xml:space="preserve">+374 </w:t>
+            </w:r>
+            <w:r>
+              <w:rPr>
+                <w:rFonts w:ascii="Times New Roman" w:hAnsi="Times New Roman"/>
+                <w:sz w:val="18"/>
+                <w:lang w:val="hy-AM"/>
+              </w:rPr>
+              <w:t>96 999 180</w:t>
             </w:r>
           </w:p>
           <w:p>
@@ -7778,13 +8129,12 @@
             </w:r>
             <w:r>
               <w:rPr>
-                <w:rFonts w:ascii="Times New Roman" w:hAnsi="Times New Roman" w:cs="Times New Roman"/>
-                <w:b/>
-                <w:sz w:val="18"/>
-                <w:szCs w:val="18"/>
-                <w:lang w:val="hy-AM"/>
-              </w:rPr>
-              <w:t>1570073505620200</w:t>
+                <w:rFonts w:ascii="Times New Roman" w:hAnsi="Times New Roman"/>
+                <w:b/>
+                <w:sz w:val="18"/>
+                <w:lang w:val="hy-AM"/>
+              </w:rPr>
+              <w:t>1570048872108700</w:t>
             </w:r>
           </w:p>
         </w:tc>
@@ -7881,12 +8231,10 @@
               <w:spacing w:before="120" w:after="0" w:line="276" w:lineRule="auto"/>
               <w:jc w:val="center"/>
               <w:rPr>
-                <w:rFonts w:ascii="Times New Roman" w:hAnsi="Times New Roman" w:cs="Times New Roman"/>
+                <w:rFonts w:ascii="Times New Roman" w:hAnsi="Times New Roman"/>
                 <w:b/>
                 <w:i/>
-                <w:iCs/>
-                <w:sz w:val="18"/>
-                <w:szCs w:val="18"/>
+                <w:sz w:val="18"/>
               </w:rPr>
             </w:pPr>
             <w:r>
@@ -7971,8 +8319,9 @@
           <w:lang w:val="hy-AM"/>
         </w:rPr>
         <w:sectPr>
-          <w:footerReference w:type="even" r:id="rId8"/>
-          <w:footerReference w:type="default" r:id="rId9"/>
+          <w:headerReference w:type="default" r:id="rId8"/>
+          <w:footerReference w:type="even" r:id="rId9"/>
+          <w:footerReference w:type="default" r:id="rId10"/>
           <w:pgSz w:w="12240" w:h="15840"/>
           <w:pgMar w:top="1440" w:right="1440" w:bottom="1440" w:left="1440" w:header="720" w:footer="720" w:gutter="0"/>
           <w:pgNumType w:fmt="numberInDash" w:start="1"/>
@@ -8035,7 +8384,6 @@
           <w:lang w:val="en-GB"/>
         </w:rPr>
       </w:pPr>
-      <w:proofErr w:type="spellStart"/>
       <w:r>
         <w:rPr>
           <w:rFonts w:ascii="Times New Roman" w:eastAsia="Times New Roman" w:hAnsi="Times New Roman" w:cs="Times New Roman"/>
@@ -8046,10 +8394,13 @@
           <w:szCs w:val="13"/>
           <w:lang w:val="en-GB"/>
         </w:rPr>
-        <w:t>Վարկային</w:t>
-      </w:r>
-      <w:proofErr w:type="spellEnd"/>
-      <w:r>
+        <w:t xml:space="preserve">Վարկային կոդ՝ </w:t>
+      </w:r>
+    </w:p>
+    <w:p>
+      <w:pPr>
+        <w:spacing w:after="0" w:line="276" w:lineRule="auto"/>
+        <w:jc w:val="right"/>
         <w:rPr>
           <w:rFonts w:ascii="Times New Roman" w:eastAsia="Times New Roman" w:hAnsi="Times New Roman" w:cs="Times New Roman"/>
           <w:i/>
@@ -8059,9 +8410,7 @@
           <w:szCs w:val="13"/>
           <w:lang w:val="en-GB"/>
         </w:rPr>
-        <w:t xml:space="preserve"> </w:t>
-      </w:r>
-      <w:proofErr w:type="spellStart"/>
+      </w:pPr>
       <w:r>
         <w:rPr>
           <w:rFonts w:ascii="Times New Roman" w:eastAsia="Times New Roman" w:hAnsi="Times New Roman" w:cs="Times New Roman"/>
@@ -8070,11 +8419,10 @@
           <w:color w:val="000000" w:themeColor="text1"/>
           <w:sz w:val="18"/>
           <w:szCs w:val="13"/>
-          <w:lang w:val="en-GB"/>
-        </w:rPr>
-        <w:t>կոդ</w:t>
-      </w:r>
-      <w:proofErr w:type="spellEnd"/>
+          <w:lang w:val="hy-AM"/>
+        </w:rPr>
+        <w:t xml:space="preserve">Վարկային և ոսկյա իրերի գրավի խառը պայմանագիր </w:t>
+      </w:r>
       <w:r>
         <w:rPr>
           <w:rFonts w:ascii="Times New Roman" w:eastAsia="Times New Roman" w:hAnsi="Times New Roman" w:cs="Times New Roman"/>
@@ -8083,15 +8431,11 @@
           <w:color w:val="000000" w:themeColor="text1"/>
           <w:sz w:val="18"/>
           <w:szCs w:val="13"/>
-          <w:lang w:val="en-GB"/>
-        </w:rPr>
-        <w:t xml:space="preserve">՝ </w:t>
-      </w:r>
-    </w:p>
-    <w:p>
-      <w:pPr>
-        <w:spacing w:after="0" w:line="276" w:lineRule="auto"/>
-        <w:jc w:val="right"/>
+          <w:lang w:val="hy-AM"/>
+        </w:rPr>
+        <w:t xml:space="preserve">№ </w:t>
+      </w:r>
+      <w:r>
         <w:rPr>
           <w:rFonts w:ascii="Times New Roman" w:eastAsia="Times New Roman" w:hAnsi="Times New Roman" w:cs="Times New Roman"/>
           <w:i/>
@@ -8101,68 +8445,7 @@
           <w:szCs w:val="13"/>
           <w:lang w:val="en-GB"/>
         </w:rPr>
-      </w:pPr>
-      <w:r>
-        <w:rPr>
-          <w:rFonts w:ascii="Times New Roman" w:eastAsia="Times New Roman" w:hAnsi="Times New Roman" w:cs="Times New Roman"/>
-          <w:i/>
-          <w:iCs/>
-          <w:color w:val="000000" w:themeColor="text1"/>
-          <w:sz w:val="18"/>
-          <w:szCs w:val="13"/>
-          <w:lang w:val="hy-AM"/>
-        </w:rPr>
-        <w:t xml:space="preserve">Վարկային և ոսկյա իրերի գրավի խառը պայմանագիր </w:t>
-      </w:r>
-      <w:r>
-        <w:rPr>
-          <w:rFonts w:ascii="Times New Roman" w:eastAsia="Times New Roman" w:hAnsi="Times New Roman" w:cs="Times New Roman"/>
-          <w:i/>
-          <w:iCs/>
-          <w:color w:val="000000" w:themeColor="text1"/>
-          <w:sz w:val="18"/>
-          <w:szCs w:val="13"/>
-          <w:lang w:val="hy-AM"/>
-        </w:rPr>
-        <w:t xml:space="preserve">№ </w:t>
-      </w:r>
-      <w:r>
-        <w:rPr>
-          <w:rFonts w:ascii="Times New Roman" w:eastAsia="Times New Roman" w:hAnsi="Times New Roman" w:cs="Times New Roman"/>
-          <w:i/>
-          <w:iCs/>
-          <w:color w:val="000000" w:themeColor="text1"/>
-          <w:sz w:val="18"/>
-          <w:szCs w:val="13"/>
-          <w:lang w:val="en-GB"/>
-        </w:rPr>
-        <w:t>${</w:t>
-      </w:r>
-      <w:proofErr w:type="spellStart"/>
-      <w:r>
-        <w:rPr>
-          <w:rFonts w:ascii="Times New Roman" w:eastAsia="Times New Roman" w:hAnsi="Times New Roman" w:cs="Times New Roman"/>
-          <w:i/>
-          <w:iCs/>
-          <w:color w:val="000000" w:themeColor="text1"/>
-          <w:sz w:val="18"/>
-          <w:szCs w:val="13"/>
-          <w:lang w:val="en-GB"/>
-        </w:rPr>
-        <w:t>num</w:t>
-      </w:r>
-      <w:proofErr w:type="spellEnd"/>
-      <w:r>
-        <w:rPr>
-          <w:rFonts w:ascii="Times New Roman" w:eastAsia="Times New Roman" w:hAnsi="Times New Roman" w:cs="Times New Roman"/>
-          <w:i/>
-          <w:iCs/>
-          <w:color w:val="000000" w:themeColor="text1"/>
-          <w:sz w:val="18"/>
-          <w:szCs w:val="13"/>
-          <w:lang w:val="en-GB"/>
-        </w:rPr>
-        <w:t>}</w:t>
+        <w:t>${num}</w:t>
       </w:r>
     </w:p>
     <w:p>
@@ -8616,6 +8899,912 @@
         </w:rPr>
       </w:pPr>
     </w:p>
+    <w:tbl>
+      <w:tblPr>
+        <w:tblW w:w="9900" w:type="dxa"/>
+        <w:jc w:val="center"/>
+        <w:tblLook w:val="04A0" w:firstRow="1" w:lastRow="0" w:firstColumn="1" w:lastColumn="0" w:noHBand="0" w:noVBand="1"/>
+      </w:tblPr>
+      <w:tblGrid>
+        <w:gridCol w:w="4675"/>
+        <w:gridCol w:w="275"/>
+        <w:gridCol w:w="265"/>
+        <w:gridCol w:w="4685"/>
+      </w:tblGrid>
+      <w:tr>
+        <w:trPr>
+          <w:trHeight w:val="2720"/>
+          <w:jc w:val="center"/>
+        </w:trPr>
+        <w:tc>
+          <w:tcPr>
+            <w:tcW w:w="4950" w:type="dxa"/>
+            <w:gridSpan w:val="2"/>
+          </w:tcPr>
+          <w:p>
+            <w:pPr>
+              <w:pBdr>
+                <w:bar w:val="single" w:sz="4" w:color="auto"/>
+              </w:pBdr>
+              <w:spacing w:after="0" w:line="276" w:lineRule="auto"/>
+              <w:ind w:firstLine="720"/>
+              <w:jc w:val="center"/>
+              <w:rPr>
+                <w:rFonts w:ascii="Times New Roman" w:hAnsi="Times New Roman" w:cs="Times New Roman"/>
+                <w:b/>
+                <w:sz w:val="18"/>
+                <w:szCs w:val="18"/>
+                <w:u w:val="single"/>
+                <w:lang w:val="hy-AM"/>
+              </w:rPr>
+            </w:pPr>
+          </w:p>
+          <w:p>
+            <w:pPr>
+              <w:pBdr>
+                <w:bar w:val="single" w:sz="4" w:color="auto"/>
+              </w:pBdr>
+              <w:spacing w:after="0" w:line="276" w:lineRule="auto"/>
+              <w:jc w:val="center"/>
+              <w:rPr>
+                <w:rFonts w:ascii="Times New Roman" w:hAnsi="Times New Roman" w:cs="Times New Roman"/>
+                <w:b/>
+                <w:sz w:val="18"/>
+                <w:szCs w:val="18"/>
+                <w:u w:val="single"/>
+                <w:lang w:val="hy-AM"/>
+              </w:rPr>
+            </w:pPr>
+            <w:r>
+              <w:rPr>
+                <w:rFonts w:ascii="Times New Roman" w:hAnsi="Times New Roman" w:cs="Times New Roman"/>
+                <w:b/>
+                <w:sz w:val="18"/>
+                <w:szCs w:val="18"/>
+                <w:u w:val="single"/>
+                <w:lang w:val="hy-AM"/>
+              </w:rPr>
+              <w:t>Վարկառու</w:t>
+            </w:r>
+          </w:p>
+          <w:p>
+            <w:pPr>
+              <w:spacing w:line="276" w:lineRule="auto"/>
+              <w:jc w:val="center"/>
+              <w:rPr>
+                <w:rFonts w:ascii="Times New Roman" w:hAnsi="Times New Roman" w:cs="Times New Roman"/>
+                <w:b/>
+                <w:bCs/>
+                <w:i/>
+                <w:iCs/>
+                <w:color w:val="000000"/>
+                <w:sz w:val="18"/>
+                <w:szCs w:val="18"/>
+                <w:lang w:val="hy-AM"/>
+              </w:rPr>
+            </w:pPr>
+            <w:r>
+              <w:rPr>
+                <w:rFonts w:ascii="Times New Roman" w:hAnsi="Times New Roman" w:cs="Times New Roman"/>
+                <w:b/>
+                <w:bCs/>
+                <w:i/>
+                <w:iCs/>
+                <w:color w:val="000000"/>
+                <w:sz w:val="18"/>
+                <w:szCs w:val="18"/>
+                <w:lang w:val="hy-AM"/>
+              </w:rPr>
+              <w:t>${client}</w:t>
+            </w:r>
+          </w:p>
+          <w:p>
+            <w:pPr>
+              <w:spacing w:after="0" w:line="276" w:lineRule="auto"/>
+              <w:rPr>
+                <w:rFonts w:ascii="Times New Roman" w:hAnsi="Times New Roman"/>
+                <w:color w:val="000000" w:themeColor="text1"/>
+                <w:sz w:val="18"/>
+                <w:lang w:val="hy-AM"/>
+              </w:rPr>
+            </w:pPr>
+            <w:r>
+              <w:rPr>
+                <w:rFonts w:ascii="Times New Roman" w:hAnsi="Times New Roman" w:cs="Times New Roman"/>
+                <w:b/>
+                <w:bCs/>
+                <w:color w:val="000000"/>
+                <w:sz w:val="18"/>
+                <w:szCs w:val="18"/>
+                <w:lang w:val="hy-AM"/>
+              </w:rPr>
+              <w:t>անձնագիր՝</w:t>
+            </w:r>
+            <w:r>
+              <w:rPr>
+                <w:rFonts w:ascii="Times New Roman" w:hAnsi="Times New Roman" w:cs="Times New Roman"/>
+                <w:b/>
+                <w:bCs/>
+                <w:color w:val="000000"/>
+                <w:sz w:val="18"/>
+                <w:szCs w:val="18"/>
+                <w:lang w:val="hy-AM"/>
+              </w:rPr>
+              <w:t xml:space="preserve"> </w:t>
+            </w:r>
+            <w:r>
+              <w:rPr>
+                <w:rFonts w:ascii="Times New Roman" w:eastAsia="Times New Roman" w:hAnsi="Times New Roman" w:cs="Times New Roman"/>
+                <w:color w:val="000000" w:themeColor="text1"/>
+                <w:sz w:val="18"/>
+                <w:szCs w:val="18"/>
+                <w:lang w:val="hy-AM"/>
+              </w:rPr>
+              <w:t>${passport_series}</w:t>
+            </w:r>
+          </w:p>
+          <w:p>
+            <w:pPr>
+              <w:spacing w:after="0" w:line="276" w:lineRule="auto"/>
+              <w:rPr>
+                <w:rFonts w:ascii="Times New Roman" w:hAnsi="Times New Roman" w:cs="Times New Roman"/>
+                <w:color w:val="000000"/>
+                <w:sz w:val="18"/>
+                <w:szCs w:val="18"/>
+                <w:lang w:val="hy-AM"/>
+              </w:rPr>
+            </w:pPr>
+            <w:r>
+              <w:rPr>
+                <w:rFonts w:ascii="Times New Roman" w:hAnsi="Times New Roman" w:cs="Times New Roman"/>
+                <w:b/>
+                <w:bCs/>
+                <w:color w:val="000000"/>
+                <w:sz w:val="18"/>
+                <w:szCs w:val="18"/>
+                <w:lang w:val="hy-AM"/>
+              </w:rPr>
+              <w:t>հացե՝</w:t>
+            </w:r>
+            <w:r>
+              <w:rPr>
+                <w:rFonts w:ascii="Times New Roman" w:hAnsi="Times New Roman" w:cs="Times New Roman"/>
+                <w:color w:val="000000"/>
+                <w:sz w:val="18"/>
+                <w:szCs w:val="18"/>
+                <w:lang w:val="hy-AM"/>
+              </w:rPr>
+              <w:t xml:space="preserve"> </w:t>
+            </w:r>
+            <w:r>
+              <w:rPr>
+                <w:rFonts w:ascii="Times New Roman" w:eastAsia="Times New Roman" w:hAnsi="Times New Roman" w:cs="Times New Roman"/>
+                <w:color w:val="000000" w:themeColor="text1"/>
+                <w:sz w:val="18"/>
+                <w:szCs w:val="18"/>
+                <w:lang w:val="hy-AM"/>
+              </w:rPr>
+              <w:t>${city}</w:t>
+            </w:r>
+            <w:r>
+              <w:rPr>
+                <w:rFonts w:ascii="Times New Roman" w:eastAsia="Times New Roman" w:hAnsi="Times New Roman" w:cs="Times New Roman"/>
+                <w:color w:val="000000" w:themeColor="text1"/>
+                <w:sz w:val="18"/>
+                <w:szCs w:val="18"/>
+                <w:lang w:val="hy-AM"/>
+              </w:rPr>
+              <w:t>, ${street}</w:t>
+            </w:r>
+          </w:p>
+          <w:p>
+            <w:pPr>
+              <w:spacing w:after="0" w:line="276" w:lineRule="auto"/>
+              <w:rPr>
+                <w:rFonts w:ascii="Times New Roman" w:hAnsi="Times New Roman" w:cs="Times New Roman"/>
+                <w:color w:val="000000"/>
+                <w:sz w:val="18"/>
+                <w:szCs w:val="18"/>
+                <w:lang w:val="hy-AM"/>
+              </w:rPr>
+            </w:pPr>
+            <w:r>
+              <w:rPr>
+                <w:rFonts w:ascii="Times New Roman" w:hAnsi="Times New Roman" w:cs="Times New Roman"/>
+                <w:b/>
+                <w:bCs/>
+                <w:color w:val="000000"/>
+                <w:sz w:val="18"/>
+                <w:szCs w:val="18"/>
+                <w:lang w:val="hy-AM"/>
+              </w:rPr>
+              <w:t>հեռախոս</w:t>
+            </w:r>
+            <w:r>
+              <w:rPr>
+                <w:rFonts w:ascii="Times New Roman" w:hAnsi="Times New Roman" w:cs="Times New Roman"/>
+                <w:color w:val="000000"/>
+                <w:sz w:val="18"/>
+                <w:szCs w:val="18"/>
+                <w:lang w:val="hy-AM"/>
+              </w:rPr>
+              <w:t xml:space="preserve">՝ </w:t>
+            </w:r>
+            <w:r>
+              <w:rPr>
+                <w:rFonts w:ascii="Times New Roman" w:hAnsi="Times New Roman" w:cs="Times New Roman"/>
+                <w:color w:val="000000"/>
+                <w:sz w:val="18"/>
+                <w:szCs w:val="18"/>
+                <w:lang w:val="hy-AM"/>
+              </w:rPr>
+              <w:t>${phone}</w:t>
+            </w:r>
+          </w:p>
+          <w:p>
+            <w:pPr>
+              <w:spacing w:after="0" w:line="276" w:lineRule="auto"/>
+              <w:rPr>
+                <w:rFonts w:ascii="Times New Roman" w:hAnsi="Times New Roman" w:cs="Times New Roman"/>
+                <w:b/>
+                <w:sz w:val="18"/>
+                <w:szCs w:val="18"/>
+                <w:lang w:val="hy-AM"/>
+              </w:rPr>
+            </w:pPr>
+            <w:r>
+              <w:rPr>
+                <w:rFonts w:ascii="Times New Roman" w:hAnsi="Times New Roman" w:cs="Times New Roman"/>
+                <w:b/>
+                <w:sz w:val="18"/>
+                <w:szCs w:val="18"/>
+                <w:lang w:val="hy-AM"/>
+              </w:rPr>
+              <w:t xml:space="preserve">Բանկ՝ </w:t>
+            </w:r>
+            <w:r>
+              <w:rPr>
+                <w:rFonts w:ascii="Times New Roman" w:hAnsi="Times New Roman" w:cs="Times New Roman"/>
+                <w:b/>
+                <w:sz w:val="18"/>
+                <w:szCs w:val="18"/>
+                <w:lang w:val="hy-AM"/>
+              </w:rPr>
+              <w:t>«</w:t>
+            </w:r>
+            <w:r>
+              <w:rPr>
+                <w:rFonts w:ascii="Times New Roman" w:hAnsi="Times New Roman" w:cs="Times New Roman"/>
+                <w:b/>
+                <w:iCs/>
+                <w:sz w:val="16"/>
+                <w:szCs w:val="16"/>
+                <w:lang w:val="hy-AM"/>
+              </w:rPr>
+              <w:t>${bank_name}</w:t>
+            </w:r>
+            <w:r>
+              <w:rPr>
+                <w:rFonts w:ascii="Times New Roman" w:hAnsi="Times New Roman" w:cs="Times New Roman"/>
+                <w:b/>
+                <w:sz w:val="18"/>
+                <w:szCs w:val="18"/>
+                <w:lang w:val="hy-AM"/>
+              </w:rPr>
+              <w:t>»</w:t>
+            </w:r>
+            <w:r>
+              <w:rPr>
+                <w:rFonts w:ascii="Times New Roman" w:hAnsi="Times New Roman"/>
+                <w:b/>
+                <w:sz w:val="18"/>
+                <w:lang w:val="hy-AM"/>
+              </w:rPr>
+              <w:t xml:space="preserve"> ՓԲԸ</w:t>
+            </w:r>
+          </w:p>
+          <w:p>
+            <w:pPr>
+              <w:spacing w:after="0" w:line="276" w:lineRule="auto"/>
+              <w:rPr>
+                <w:rFonts w:ascii="Times New Roman" w:hAnsi="Times New Roman" w:cs="Times New Roman"/>
+                <w:b/>
+                <w:sz w:val="18"/>
+                <w:szCs w:val="18"/>
+                <w:lang w:val="hy-AM"/>
+              </w:rPr>
+            </w:pPr>
+            <w:r>
+              <w:rPr>
+                <w:rFonts w:ascii="Times New Roman" w:hAnsi="Times New Roman" w:cs="Times New Roman"/>
+                <w:b/>
+                <w:sz w:val="18"/>
+                <w:szCs w:val="18"/>
+                <w:lang w:val="hy-AM"/>
+              </w:rPr>
+              <w:t xml:space="preserve">Հաշվեհամար՝ </w:t>
+            </w:r>
+            <w:r>
+              <w:rPr>
+                <w:rFonts w:ascii="Times New Roman" w:hAnsi="Times New Roman" w:cs="Times New Roman"/>
+                <w:b/>
+                <w:sz w:val="18"/>
+                <w:szCs w:val="18"/>
+                <w:lang w:val="hy-AM"/>
+              </w:rPr>
+              <w:t>${account_number}</w:t>
+            </w:r>
+          </w:p>
+          <w:p>
+            <w:pPr>
+              <w:spacing w:after="0" w:line="276" w:lineRule="auto"/>
+              <w:rPr>
+                <w:rFonts w:ascii="Times New Roman" w:hAnsi="Times New Roman" w:cs="Times New Roman"/>
+                <w:b/>
+                <w:bCs/>
+                <w:color w:val="000000"/>
+                <w:sz w:val="18"/>
+                <w:szCs w:val="18"/>
+                <w:lang w:val="hy-AM"/>
+              </w:rPr>
+            </w:pPr>
+            <w:r>
+              <w:rPr>
+                <w:rFonts w:ascii="Times New Roman" w:hAnsi="Times New Roman" w:cs="Times New Roman"/>
+                <w:b/>
+                <w:bCs/>
+                <w:sz w:val="18"/>
+                <w:szCs w:val="18"/>
+                <w:lang w:val="hy-AM"/>
+              </w:rPr>
+              <w:t>Քարտի համար՝ ${card_number}</w:t>
+            </w:r>
+          </w:p>
+          <w:p>
+            <w:pPr>
+              <w:tabs>
+                <w:tab w:val="left" w:pos="1008"/>
+              </w:tabs>
+              <w:spacing w:after="0" w:line="276" w:lineRule="auto"/>
+              <w:rPr>
+                <w:rFonts w:ascii="Times New Roman" w:hAnsi="Times New Roman" w:cs="Times New Roman"/>
+                <w:sz w:val="18"/>
+                <w:szCs w:val="18"/>
+                <w:lang w:val="hy-AM"/>
+              </w:rPr>
+            </w:pPr>
+          </w:p>
+        </w:tc>
+        <w:tc>
+          <w:tcPr>
+            <w:tcW w:w="4950" w:type="dxa"/>
+            <w:gridSpan w:val="2"/>
+          </w:tcPr>
+          <w:p>
+            <w:pPr>
+              <w:pBdr>
+                <w:bar w:val="single" w:sz="4" w:color="auto"/>
+              </w:pBdr>
+              <w:spacing w:after="0" w:line="276" w:lineRule="auto"/>
+              <w:ind w:firstLine="720"/>
+              <w:jc w:val="center"/>
+              <w:rPr>
+                <w:rFonts w:ascii="Times New Roman" w:hAnsi="Times New Roman" w:cs="Times New Roman"/>
+                <w:b/>
+                <w:sz w:val="18"/>
+                <w:szCs w:val="18"/>
+                <w:u w:val="single"/>
+                <w:lang w:val="hy-AM"/>
+              </w:rPr>
+            </w:pPr>
+          </w:p>
+          <w:p>
+            <w:pPr>
+              <w:pBdr>
+                <w:bar w:val="single" w:sz="4" w:color="auto"/>
+              </w:pBdr>
+              <w:spacing w:after="0" w:line="276" w:lineRule="auto"/>
+              <w:jc w:val="center"/>
+              <w:rPr>
+                <w:rFonts w:ascii="Times New Roman" w:hAnsi="Times New Roman" w:cs="Times New Roman"/>
+                <w:b/>
+                <w:sz w:val="18"/>
+                <w:szCs w:val="18"/>
+                <w:u w:val="single"/>
+                <w:lang w:val="hy-AM"/>
+              </w:rPr>
+            </w:pPr>
+            <w:r>
+              <w:rPr>
+                <w:rFonts w:ascii="Times New Roman" w:hAnsi="Times New Roman" w:cs="Times New Roman"/>
+                <w:b/>
+                <w:sz w:val="18"/>
+                <w:szCs w:val="18"/>
+                <w:u w:val="single"/>
+                <w:lang w:val="hy-AM"/>
+              </w:rPr>
+              <w:t>Վարկատու</w:t>
+            </w:r>
+          </w:p>
+          <w:p>
+            <w:pPr>
+              <w:pBdr>
+                <w:bar w:val="single" w:sz="4" w:color="auto"/>
+              </w:pBdr>
+              <w:spacing w:line="276" w:lineRule="auto"/>
+              <w:jc w:val="center"/>
+              <w:rPr>
+                <w:rFonts w:ascii="Times New Roman" w:hAnsi="Times New Roman" w:cs="Times New Roman"/>
+                <w:b/>
+                <w:i/>
+                <w:sz w:val="18"/>
+                <w:szCs w:val="18"/>
+                <w:lang w:val="hy-AM"/>
+              </w:rPr>
+            </w:pPr>
+            <w:r>
+              <w:rPr>
+                <w:rFonts w:ascii="Times New Roman" w:hAnsi="Times New Roman" w:cs="Times New Roman"/>
+                <w:b/>
+                <w:i/>
+                <w:sz w:val="18"/>
+                <w:szCs w:val="18"/>
+                <w:lang w:val="hy-AM"/>
+              </w:rPr>
+              <w:t>«Ակրեդիտ» վարկային միություն</w:t>
+            </w:r>
+            <w:r>
+              <w:rPr>
+                <w:rFonts w:ascii="Times New Roman" w:hAnsi="Times New Roman" w:cs="Times New Roman"/>
+                <w:i/>
+                <w:sz w:val="18"/>
+                <w:szCs w:val="18"/>
+                <w:lang w:val="hy-AM"/>
+              </w:rPr>
+              <w:t xml:space="preserve"> </w:t>
+            </w:r>
+            <w:r>
+              <w:rPr>
+                <w:rFonts w:ascii="Times New Roman" w:hAnsi="Times New Roman" w:cs="Times New Roman"/>
+                <w:b/>
+                <w:i/>
+                <w:sz w:val="18"/>
+                <w:szCs w:val="18"/>
+                <w:lang w:val="hy-AM"/>
+              </w:rPr>
+              <w:t>ՍՊԸ</w:t>
+            </w:r>
+          </w:p>
+          <w:p>
+            <w:pPr>
+              <w:spacing w:after="0" w:line="276" w:lineRule="auto"/>
+              <w:rPr>
+                <w:rFonts w:ascii="Times New Roman" w:hAnsi="Times New Roman" w:cs="Times New Roman"/>
+                <w:b/>
+                <w:sz w:val="18"/>
+                <w:szCs w:val="18"/>
+                <w:lang w:val="hy-AM"/>
+              </w:rPr>
+            </w:pPr>
+            <w:r>
+              <w:rPr>
+                <w:rFonts w:ascii="Times New Roman" w:hAnsi="Times New Roman" w:cs="Times New Roman"/>
+                <w:b/>
+                <w:sz w:val="18"/>
+                <w:szCs w:val="18"/>
+                <w:lang w:val="hy-AM"/>
+              </w:rPr>
+              <w:t>Հասցե</w:t>
+            </w:r>
+            <w:r>
+              <w:rPr>
+                <w:rFonts w:ascii="Times New Roman" w:hAnsi="Times New Roman" w:cs="Times New Roman"/>
+                <w:b/>
+                <w:sz w:val="18"/>
+                <w:szCs w:val="18"/>
+                <w:lang w:val="hy-AM"/>
+              </w:rPr>
+              <w:t xml:space="preserve">` </w:t>
+            </w:r>
+            <w:r>
+              <w:rPr>
+                <w:rFonts w:ascii="Times New Roman" w:hAnsi="Times New Roman" w:cs="Times New Roman"/>
+                <w:sz w:val="18"/>
+                <w:szCs w:val="18"/>
+                <w:lang w:val="hy-AM"/>
+              </w:rPr>
+              <w:t>ք</w:t>
+            </w:r>
+            <w:r>
+              <w:rPr>
+                <w:rFonts w:ascii="Times New Roman" w:hAnsi="Times New Roman" w:cs="Times New Roman"/>
+                <w:sz w:val="18"/>
+                <w:szCs w:val="18"/>
+                <w:lang w:val="hy-AM"/>
+              </w:rPr>
+              <w:t>. Երևան</w:t>
+            </w:r>
+            <w:r>
+              <w:rPr>
+                <w:rFonts w:ascii="Times New Roman" w:hAnsi="Times New Roman" w:cs="Times New Roman"/>
+                <w:sz w:val="18"/>
+                <w:szCs w:val="18"/>
+                <w:lang w:val="hy-AM"/>
+              </w:rPr>
+              <w:t>, Արշակունյաց պ. 5</w:t>
+            </w:r>
+            <w:r>
+              <w:rPr>
+                <w:rFonts w:ascii="Times New Roman" w:hAnsi="Times New Roman" w:cs="Times New Roman"/>
+                <w:sz w:val="18"/>
+                <w:szCs w:val="18"/>
+                <w:lang w:val="hy-AM"/>
+              </w:rPr>
+              <w:t xml:space="preserve">3 շենք, 35 </w:t>
+            </w:r>
+          </w:p>
+          <w:p>
+            <w:pPr>
+              <w:spacing w:after="0" w:line="276" w:lineRule="auto"/>
+              <w:rPr>
+                <w:rFonts w:ascii="Times New Roman" w:hAnsi="Times New Roman" w:cs="Times New Roman"/>
+                <w:b/>
+                <w:sz w:val="18"/>
+                <w:szCs w:val="18"/>
+                <w:lang w:val="hy-AM"/>
+              </w:rPr>
+            </w:pPr>
+            <w:r>
+              <w:rPr>
+                <w:rFonts w:ascii="Times New Roman" w:hAnsi="Times New Roman" w:cs="Times New Roman"/>
+                <w:b/>
+                <w:sz w:val="18"/>
+                <w:szCs w:val="18"/>
+                <w:lang w:val="hy-AM"/>
+              </w:rPr>
+              <w:t>ՀՎՀՀ`</w:t>
+            </w:r>
+            <w:r>
+              <w:rPr>
+                <w:rFonts w:ascii="Times New Roman" w:hAnsi="Times New Roman" w:cs="Times New Roman"/>
+                <w:b/>
+                <w:sz w:val="18"/>
+                <w:szCs w:val="18"/>
+                <w:lang w:val="hy-AM"/>
+              </w:rPr>
+              <w:t xml:space="preserve"> </w:t>
+            </w:r>
+            <w:r>
+              <w:rPr>
+                <w:rFonts w:ascii="Times New Roman" w:hAnsi="Times New Roman" w:cs="Times New Roman"/>
+                <w:sz w:val="18"/>
+                <w:szCs w:val="18"/>
+                <w:lang w:val="hy-AM"/>
+              </w:rPr>
+              <w:t>02331914</w:t>
+            </w:r>
+          </w:p>
+          <w:p>
+            <w:pPr>
+              <w:spacing w:after="0" w:line="276" w:lineRule="auto"/>
+              <w:rPr>
+                <w:rFonts w:ascii="Times New Roman" w:hAnsi="Times New Roman" w:cs="Times New Roman"/>
+                <w:sz w:val="18"/>
+                <w:szCs w:val="18"/>
+                <w:lang w:val="hy-AM"/>
+              </w:rPr>
+            </w:pPr>
+            <w:r>
+              <w:rPr>
+                <w:rFonts w:ascii="Times New Roman" w:hAnsi="Times New Roman" w:cs="Times New Roman"/>
+                <w:b/>
+                <w:sz w:val="18"/>
+                <w:szCs w:val="18"/>
+                <w:lang w:val="hy-AM"/>
+              </w:rPr>
+              <w:t>Էլ․ փոստ</w:t>
+            </w:r>
+            <w:r>
+              <w:rPr>
+                <w:rFonts w:ascii="Times New Roman" w:hAnsi="Times New Roman" w:cs="Times New Roman"/>
+                <w:b/>
+                <w:sz w:val="18"/>
+                <w:szCs w:val="18"/>
+                <w:lang w:val="hy-AM"/>
+              </w:rPr>
+              <w:t xml:space="preserve">՝ </w:t>
+            </w:r>
+            <w:r>
+              <w:rPr>
+                <w:rFonts w:ascii="Times New Roman" w:hAnsi="Times New Roman" w:cs="Times New Roman"/>
+                <w:sz w:val="18"/>
+                <w:szCs w:val="18"/>
+                <w:lang w:val="hy-AM"/>
+              </w:rPr>
+              <w:t xml:space="preserve"> </w:t>
+            </w:r>
+            <w:r>
+              <w:rPr>
+                <w:rFonts w:ascii="Times New Roman" w:hAnsi="Times New Roman"/>
+                <w:sz w:val="18"/>
+                <w:lang w:val="hy-AM"/>
+              </w:rPr>
+              <w:t>info@</w:t>
+            </w:r>
+            <w:r>
+              <w:rPr>
+                <w:rFonts w:ascii="Times New Roman" w:hAnsi="Times New Roman"/>
+                <w:sz w:val="18"/>
+                <w:lang w:val="hy-AM"/>
+              </w:rPr>
+              <w:t>acredit</w:t>
+            </w:r>
+            <w:r>
+              <w:rPr>
+                <w:rFonts w:ascii="Times New Roman" w:hAnsi="Times New Roman"/>
+                <w:sz w:val="18"/>
+                <w:lang w:val="hy-AM"/>
+              </w:rPr>
+              <w:t>.am</w:t>
+            </w:r>
+          </w:p>
+          <w:p>
+            <w:pPr>
+              <w:spacing w:after="0" w:line="276" w:lineRule="auto"/>
+              <w:rPr>
+                <w:rFonts w:ascii="Times New Roman" w:hAnsi="Times New Roman" w:cs="Times New Roman"/>
+                <w:sz w:val="18"/>
+                <w:szCs w:val="18"/>
+                <w:lang w:val="hy-AM"/>
+              </w:rPr>
+            </w:pPr>
+            <w:r>
+              <w:rPr>
+                <w:rFonts w:ascii="Times New Roman" w:hAnsi="Times New Roman" w:cs="Times New Roman"/>
+                <w:b/>
+                <w:sz w:val="18"/>
+                <w:szCs w:val="18"/>
+                <w:lang w:val="hy-AM"/>
+              </w:rPr>
+              <w:t xml:space="preserve">Հեռախոս՝ </w:t>
+            </w:r>
+            <w:r>
+              <w:rPr>
+                <w:rFonts w:ascii="Times New Roman" w:hAnsi="Times New Roman"/>
+                <w:sz w:val="18"/>
+                <w:lang w:val="hy-AM"/>
+              </w:rPr>
+              <w:t xml:space="preserve">+374 </w:t>
+            </w:r>
+            <w:r>
+              <w:rPr>
+                <w:rFonts w:ascii="Times New Roman" w:hAnsi="Times New Roman"/>
+                <w:sz w:val="18"/>
+                <w:lang w:val="hy-AM"/>
+              </w:rPr>
+              <w:t>96 999 180</w:t>
+            </w:r>
+          </w:p>
+          <w:p>
+            <w:pPr>
+              <w:spacing w:after="0" w:line="276" w:lineRule="auto"/>
+              <w:rPr>
+                <w:rFonts w:ascii="Times New Roman" w:hAnsi="Times New Roman" w:cs="Times New Roman"/>
+                <w:b/>
+                <w:sz w:val="18"/>
+                <w:szCs w:val="18"/>
+                <w:lang w:val="hy-AM"/>
+              </w:rPr>
+            </w:pPr>
+            <w:r>
+              <w:rPr>
+                <w:rFonts w:ascii="Times New Roman" w:hAnsi="Times New Roman" w:cs="Times New Roman"/>
+                <w:b/>
+                <w:sz w:val="18"/>
+                <w:szCs w:val="18"/>
+                <w:lang w:val="hy-AM"/>
+              </w:rPr>
+              <w:t>Բանկ՝ «Ամերիաբանկ» ՓԲԸ</w:t>
+            </w:r>
+          </w:p>
+          <w:p>
+            <w:pPr>
+              <w:spacing w:after="0" w:line="276" w:lineRule="auto"/>
+              <w:rPr>
+                <w:rFonts w:ascii="Times New Roman" w:hAnsi="Times New Roman" w:cs="Times New Roman"/>
+                <w:b/>
+                <w:sz w:val="18"/>
+                <w:szCs w:val="18"/>
+                <w:lang w:val="hy-AM"/>
+              </w:rPr>
+            </w:pPr>
+            <w:r>
+              <w:rPr>
+                <w:rFonts w:ascii="Times New Roman" w:hAnsi="Times New Roman" w:cs="Times New Roman"/>
+                <w:b/>
+                <w:sz w:val="18"/>
+                <w:szCs w:val="18"/>
+                <w:lang w:val="hy-AM"/>
+              </w:rPr>
+              <w:t xml:space="preserve">Հաշվեհամար՝ </w:t>
+            </w:r>
+            <w:r>
+              <w:rPr>
+                <w:rFonts w:ascii="Times New Roman" w:hAnsi="Times New Roman"/>
+                <w:b/>
+                <w:sz w:val="18"/>
+                <w:lang w:val="hy-AM"/>
+              </w:rPr>
+              <w:t>1570048872108700</w:t>
+            </w:r>
+          </w:p>
+        </w:tc>
+      </w:tr>
+      <w:tr>
+        <w:trPr>
+          <w:trHeight w:val="324"/>
+          <w:jc w:val="center"/>
+        </w:trPr>
+        <w:tc>
+          <w:tcPr>
+            <w:tcW w:w="4675" w:type="dxa"/>
+            <w:tcBorders>
+              <w:bottom w:val="single" w:sz="4" w:space="0" w:color="auto"/>
+            </w:tcBorders>
+          </w:tcPr>
+          <w:p>
+            <w:pPr>
+              <w:spacing w:after="0" w:line="276" w:lineRule="auto"/>
+              <w:jc w:val="center"/>
+              <w:rPr>
+                <w:rFonts w:ascii="Times New Roman" w:hAnsi="Times New Roman" w:cs="Times New Roman"/>
+                <w:b/>
+                <w:sz w:val="18"/>
+                <w:szCs w:val="18"/>
+                <w:u w:val="single"/>
+                <w:lang w:val="hy-AM"/>
+              </w:rPr>
+            </w:pPr>
+          </w:p>
+        </w:tc>
+        <w:tc>
+          <w:tcPr>
+            <w:tcW w:w="540" w:type="dxa"/>
+            <w:gridSpan w:val="2"/>
+            <w:vMerge w:val="restart"/>
+          </w:tcPr>
+          <w:p>
+            <w:pPr>
+              <w:pBdr>
+                <w:bar w:val="single" w:sz="4" w:color="auto"/>
+              </w:pBdr>
+              <w:spacing w:after="0" w:line="276" w:lineRule="auto"/>
+              <w:rPr>
+                <w:rFonts w:ascii="Times New Roman" w:hAnsi="Times New Roman" w:cs="Times New Roman"/>
+                <w:b/>
+                <w:sz w:val="18"/>
+                <w:szCs w:val="18"/>
+                <w:u w:val="single"/>
+                <w:lang w:val="hy-AM"/>
+              </w:rPr>
+            </w:pPr>
+          </w:p>
+        </w:tc>
+        <w:tc>
+          <w:tcPr>
+            <w:tcW w:w="4685" w:type="dxa"/>
+            <w:tcBorders>
+              <w:bottom w:val="single" w:sz="4" w:space="0" w:color="auto"/>
+            </w:tcBorders>
+          </w:tcPr>
+          <w:p>
+            <w:pPr>
+              <w:pBdr>
+                <w:bar w:val="single" w:sz="4" w:color="auto"/>
+              </w:pBdr>
+              <w:spacing w:after="0" w:line="276" w:lineRule="auto"/>
+              <w:rPr>
+                <w:rFonts w:ascii="Times New Roman" w:hAnsi="Times New Roman" w:cs="Times New Roman"/>
+                <w:b/>
+                <w:sz w:val="18"/>
+                <w:szCs w:val="18"/>
+                <w:u w:val="single"/>
+                <w:lang w:val="hy-AM"/>
+              </w:rPr>
+            </w:pPr>
+          </w:p>
+        </w:tc>
+      </w:tr>
+      <w:tr>
+        <w:trPr>
+          <w:trHeight w:val="275"/>
+          <w:jc w:val="center"/>
+        </w:trPr>
+        <w:tc>
+          <w:tcPr>
+            <w:tcW w:w="4675" w:type="dxa"/>
+            <w:tcBorders>
+              <w:top w:val="single" w:sz="4" w:space="0" w:color="auto"/>
+            </w:tcBorders>
+          </w:tcPr>
+          <w:p>
+            <w:pPr>
+              <w:spacing w:before="120" w:after="0" w:line="276" w:lineRule="auto"/>
+              <w:jc w:val="center"/>
+              <w:rPr>
+                <w:rFonts w:ascii="Times New Roman" w:hAnsi="Times New Roman"/>
+                <w:b/>
+                <w:i/>
+                <w:sz w:val="18"/>
+              </w:rPr>
+            </w:pPr>
+            <w:r>
+              <w:rPr>
+                <w:rFonts w:ascii="Times New Roman" w:hAnsi="Times New Roman" w:cs="Times New Roman"/>
+                <w:b/>
+                <w:i/>
+                <w:iCs/>
+                <w:sz w:val="18"/>
+                <w:szCs w:val="18"/>
+              </w:rPr>
+              <w:t>${client}</w:t>
+            </w:r>
+          </w:p>
+        </w:tc>
+        <w:tc>
+          <w:tcPr>
+            <w:tcW w:w="540" w:type="dxa"/>
+            <w:gridSpan w:val="2"/>
+            <w:vMerge/>
+          </w:tcPr>
+          <w:p>
+            <w:pPr>
+              <w:spacing w:before="120" w:after="0" w:line="276" w:lineRule="auto"/>
+              <w:jc w:val="center"/>
+              <w:rPr>
+                <w:rFonts w:ascii="Times New Roman" w:hAnsi="Times New Roman" w:cs="Times New Roman"/>
+                <w:b/>
+                <w:sz w:val="18"/>
+                <w:szCs w:val="18"/>
+                <w:lang w:val="pt-BR"/>
+              </w:rPr>
+            </w:pPr>
+          </w:p>
+        </w:tc>
+        <w:tc>
+          <w:tcPr>
+            <w:tcW w:w="4685" w:type="dxa"/>
+            <w:tcBorders>
+              <w:top w:val="single" w:sz="4" w:space="0" w:color="auto"/>
+            </w:tcBorders>
+          </w:tcPr>
+          <w:p>
+            <w:pPr>
+              <w:spacing w:before="120" w:after="0" w:line="276" w:lineRule="auto"/>
+              <w:jc w:val="center"/>
+              <w:rPr>
+                <w:rFonts w:ascii="Times New Roman" w:hAnsi="Times New Roman" w:cs="Times New Roman"/>
+                <w:b/>
+                <w:sz w:val="18"/>
+                <w:szCs w:val="18"/>
+                <w:lang w:val="pt-BR"/>
+              </w:rPr>
+            </w:pPr>
+            <w:r>
+              <w:rPr>
+                <w:rFonts w:ascii="Times New Roman" w:hAnsi="Times New Roman" w:cs="Times New Roman"/>
+                <w:b/>
+                <w:i/>
+                <w:sz w:val="18"/>
+                <w:szCs w:val="18"/>
+                <w:lang w:val="hy-AM"/>
+              </w:rPr>
+              <w:t>Գլխավոր տնօրեն Գրիգոր Սահակյան</w:t>
+            </w:r>
+          </w:p>
+        </w:tc>
+      </w:tr>
+    </w:tbl>
     <w:p>
       <w:pPr>
         <w:rPr>
@@ -8707,7 +9896,6 @@
           <w:lang w:val="en-GB"/>
         </w:rPr>
       </w:pPr>
-      <w:proofErr w:type="spellStart"/>
       <w:r>
         <w:rPr>
           <w:rFonts w:ascii="Times New Roman" w:eastAsia="Times New Roman" w:hAnsi="Times New Roman" w:cs="Times New Roman"/>
@@ -8718,10 +9906,13 @@
           <w:szCs w:val="13"/>
           <w:lang w:val="en-GB"/>
         </w:rPr>
-        <w:t>Վարկային</w:t>
-      </w:r>
-      <w:proofErr w:type="spellEnd"/>
-      <w:r>
+        <w:t>Վարկային կոդ՝</w:t>
+      </w:r>
+    </w:p>
+    <w:p>
+      <w:pPr>
+        <w:spacing w:after="0" w:line="276" w:lineRule="auto"/>
+        <w:jc w:val="right"/>
         <w:rPr>
           <w:rFonts w:ascii="Times New Roman" w:eastAsia="Times New Roman" w:hAnsi="Times New Roman" w:cs="Times New Roman"/>
           <w:i/>
@@ -8731,9 +9922,7 @@
           <w:szCs w:val="13"/>
           <w:lang w:val="en-GB"/>
         </w:rPr>
-        <w:t xml:space="preserve"> </w:t>
-      </w:r>
-      <w:proofErr w:type="spellStart"/>
+      </w:pPr>
       <w:r>
         <w:rPr>
           <w:rFonts w:ascii="Times New Roman" w:eastAsia="Times New Roman" w:hAnsi="Times New Roman" w:cs="Times New Roman"/>
@@ -8742,11 +9931,10 @@
           <w:color w:val="000000" w:themeColor="text1"/>
           <w:sz w:val="18"/>
           <w:szCs w:val="13"/>
-          <w:lang w:val="en-GB"/>
-        </w:rPr>
-        <w:t>կոդ</w:t>
-      </w:r>
-      <w:proofErr w:type="spellEnd"/>
+          <w:lang w:val="hy-AM"/>
+        </w:rPr>
+        <w:t xml:space="preserve">Վարկային և ոսկյա իրերի գրավի խառը պայմանագիր </w:t>
+      </w:r>
       <w:r>
         <w:rPr>
           <w:rFonts w:ascii="Times New Roman" w:eastAsia="Times New Roman" w:hAnsi="Times New Roman" w:cs="Times New Roman"/>
@@ -8755,15 +9943,11 @@
           <w:color w:val="000000" w:themeColor="text1"/>
           <w:sz w:val="18"/>
           <w:szCs w:val="13"/>
-          <w:lang w:val="en-GB"/>
-        </w:rPr>
-        <w:t>՝</w:t>
-      </w:r>
-    </w:p>
-    <w:p>
-      <w:pPr>
-        <w:spacing w:after="0" w:line="276" w:lineRule="auto"/>
-        <w:jc w:val="right"/>
+          <w:lang w:val="hy-AM"/>
+        </w:rPr>
+        <w:t xml:space="preserve">№ </w:t>
+      </w:r>
+      <w:r>
         <w:rPr>
           <w:rFonts w:ascii="Times New Roman" w:eastAsia="Times New Roman" w:hAnsi="Times New Roman" w:cs="Times New Roman"/>
           <w:i/>
@@ -8771,9 +9955,10 @@
           <w:color w:val="000000" w:themeColor="text1"/>
           <w:sz w:val="18"/>
           <w:szCs w:val="13"/>
-          <w:lang w:val="en-GB"/>
-        </w:rPr>
-      </w:pPr>
+          <w:lang w:val="hy-AM"/>
+        </w:rPr>
+        <w:t>$</w:t>
+      </w:r>
       <w:r>
         <w:rPr>
           <w:rFonts w:ascii="Times New Roman" w:eastAsia="Times New Roman" w:hAnsi="Times New Roman" w:cs="Times New Roman"/>
@@ -8782,71 +9967,9 @@
           <w:color w:val="000000" w:themeColor="text1"/>
           <w:sz w:val="18"/>
           <w:szCs w:val="13"/>
-          <w:lang w:val="hy-AM"/>
-        </w:rPr>
-        <w:t xml:space="preserve">Վարկային և ոսկյա իրերի գրավի խառը պայմանագիր </w:t>
-      </w:r>
-      <w:r>
-        <w:rPr>
-          <w:rFonts w:ascii="Times New Roman" w:eastAsia="Times New Roman" w:hAnsi="Times New Roman" w:cs="Times New Roman"/>
-          <w:i/>
-          <w:iCs/>
-          <w:color w:val="000000" w:themeColor="text1"/>
-          <w:sz w:val="18"/>
-          <w:szCs w:val="13"/>
-          <w:lang w:val="hy-AM"/>
-        </w:rPr>
-        <w:t xml:space="preserve">№ </w:t>
-      </w:r>
-      <w:r>
-        <w:rPr>
-          <w:rFonts w:ascii="Times New Roman" w:eastAsia="Times New Roman" w:hAnsi="Times New Roman" w:cs="Times New Roman"/>
-          <w:i/>
-          <w:iCs/>
-          <w:color w:val="000000" w:themeColor="text1"/>
-          <w:sz w:val="18"/>
-          <w:szCs w:val="13"/>
-          <w:lang w:val="hy-AM"/>
-        </w:rPr>
-        <w:t>$</w:t>
-      </w:r>
-      <w:r>
-        <w:rPr>
-          <w:rFonts w:ascii="Times New Roman" w:eastAsia="Times New Roman" w:hAnsi="Times New Roman" w:cs="Times New Roman"/>
-          <w:i/>
-          <w:iCs/>
-          <w:color w:val="000000" w:themeColor="text1"/>
-          <w:sz w:val="18"/>
-          <w:szCs w:val="13"/>
           <w:lang w:val="en-GB"/>
         </w:rPr>
-        <w:t>{</w:t>
-      </w:r>
-      <w:proofErr w:type="spellStart"/>
-      <w:r>
-        <w:rPr>
-          <w:rFonts w:ascii="Times New Roman" w:eastAsia="Times New Roman" w:hAnsi="Times New Roman" w:cs="Times New Roman"/>
-          <w:i/>
-          <w:iCs/>
-          <w:color w:val="000000" w:themeColor="text1"/>
-          <w:sz w:val="18"/>
-          <w:szCs w:val="13"/>
-          <w:lang w:val="en-GB"/>
-        </w:rPr>
-        <w:t>num</w:t>
-      </w:r>
-      <w:proofErr w:type="spellEnd"/>
-      <w:r>
-        <w:rPr>
-          <w:rFonts w:ascii="Times New Roman" w:eastAsia="Times New Roman" w:hAnsi="Times New Roman" w:cs="Times New Roman"/>
-          <w:i/>
-          <w:iCs/>
-          <w:color w:val="000000" w:themeColor="text1"/>
-          <w:sz w:val="18"/>
-          <w:szCs w:val="13"/>
-          <w:lang w:val="en-GB"/>
-        </w:rPr>
-        <w:t>}</w:t>
+        <w:t>{num}</w:t>
       </w:r>
     </w:p>
     <w:p>
@@ -8947,10 +10070,9 @@
               <w:spacing w:after="120" w:line="276" w:lineRule="auto"/>
               <w:jc w:val="right"/>
               <w:rPr>
-                <w:rFonts w:ascii="Times New Roman" w:eastAsia="Times New Roman" w:hAnsi="Times New Roman" w:cs="Times New Roman"/>
+                <w:rFonts w:ascii="Times New Roman" w:hAnsi="Times New Roman"/>
                 <w:color w:val="000000" w:themeColor="text1"/>
                 <w:sz w:val="18"/>
-                <w:szCs w:val="18"/>
               </w:rPr>
             </w:pPr>
             <w:r>
@@ -9017,52 +10139,14 @@
                 <w:szCs w:val="16"/>
               </w:rPr>
             </w:pPr>
-            <w:proofErr w:type="spellStart"/>
-            <w:r>
-              <w:rPr>
-                <w:rFonts w:ascii="Times New Roman" w:hAnsi="Times New Roman" w:cs="Times New Roman"/>
-                <w:sz w:val="16"/>
-                <w:szCs w:val="16"/>
-              </w:rPr>
-              <w:t>Գրավի</w:t>
-            </w:r>
-            <w:proofErr w:type="spellEnd"/>
-            <w:r>
-              <w:rPr>
-                <w:rFonts w:ascii="Times New Roman" w:hAnsi="Times New Roman" w:cs="Times New Roman"/>
-                <w:sz w:val="16"/>
-                <w:szCs w:val="16"/>
-              </w:rPr>
-              <w:t xml:space="preserve"> </w:t>
-            </w:r>
-            <w:proofErr w:type="spellStart"/>
-            <w:r>
-              <w:rPr>
-                <w:rFonts w:ascii="Times New Roman" w:hAnsi="Times New Roman" w:cs="Times New Roman"/>
-                <w:sz w:val="16"/>
-                <w:szCs w:val="16"/>
-              </w:rPr>
-              <w:t>առարկայի</w:t>
-            </w:r>
-            <w:proofErr w:type="spellEnd"/>
-            <w:r>
-              <w:rPr>
-                <w:rFonts w:ascii="Times New Roman" w:hAnsi="Times New Roman" w:cs="Times New Roman"/>
-                <w:sz w:val="16"/>
-                <w:szCs w:val="16"/>
-              </w:rPr>
-              <w:t xml:space="preserve"> </w:t>
-            </w:r>
-            <w:proofErr w:type="spellStart"/>
-            <w:r>
-              <w:rPr>
-                <w:rFonts w:ascii="Times New Roman" w:hAnsi="Times New Roman" w:cs="Times New Roman"/>
-                <w:sz w:val="16"/>
-                <w:szCs w:val="16"/>
-              </w:rPr>
-              <w:t>նկարագիրը</w:t>
-            </w:r>
-            <w:proofErr w:type="spellEnd"/>
+            <w:r>
+              <w:rPr>
+                <w:rFonts w:ascii="Times New Roman" w:hAnsi="Times New Roman" w:cs="Times New Roman"/>
+                <w:sz w:val="16"/>
+                <w:szCs w:val="16"/>
+              </w:rPr>
+              <w:t>Գրավի առարկայի նկարագիրը</w:t>
+            </w:r>
           </w:p>
         </w:tc>
         <w:tc>
@@ -9080,7 +10164,6 @@
                 <w:szCs w:val="16"/>
               </w:rPr>
             </w:pPr>
-            <w:proofErr w:type="spellStart"/>
             <w:r>
               <w:rPr>
                 <w:rFonts w:ascii="Times New Roman" w:hAnsi="Times New Roman" w:cs="Times New Roman"/>
@@ -9089,7 +10172,6 @@
               </w:rPr>
               <w:t>Քանակը</w:t>
             </w:r>
-            <w:proofErr w:type="spellEnd"/>
           </w:p>
           <w:p>
             <w:pPr>
@@ -9100,7 +10182,6 @@
                 <w:szCs w:val="16"/>
               </w:rPr>
             </w:pPr>
-            <w:proofErr w:type="spellStart"/>
             <w:r>
               <w:rPr>
                 <w:rFonts w:ascii="Times New Roman" w:hAnsi="Times New Roman" w:cs="Times New Roman"/>
@@ -9109,7 +10190,6 @@
               </w:rPr>
               <w:t>հատ</w:t>
             </w:r>
-            <w:proofErr w:type="spellEnd"/>
           </w:p>
         </w:tc>
         <w:tc>
@@ -9130,7 +10210,6 @@
                 <w:szCs w:val="16"/>
               </w:rPr>
             </w:pPr>
-            <w:proofErr w:type="spellStart"/>
             <w:r>
               <w:rPr>
                 <w:rFonts w:ascii="Times New Roman" w:hAnsi="Times New Roman" w:cs="Times New Roman"/>
@@ -9139,7 +10218,6 @@
               </w:rPr>
               <w:t>Զանգվածը</w:t>
             </w:r>
-            <w:proofErr w:type="spellEnd"/>
           </w:p>
           <w:p>
             <w:pPr>
@@ -9150,7 +10228,6 @@
                 <w:szCs w:val="16"/>
               </w:rPr>
             </w:pPr>
-            <w:proofErr w:type="spellStart"/>
             <w:r>
               <w:rPr>
                 <w:rFonts w:ascii="Times New Roman" w:hAnsi="Times New Roman" w:cs="Times New Roman"/>
@@ -9159,7 +10236,6 @@
               </w:rPr>
               <w:t>գրամ</w:t>
             </w:r>
-            <w:proofErr w:type="spellEnd"/>
           </w:p>
         </w:tc>
         <w:tc>
@@ -9177,7 +10253,6 @@
                 <w:szCs w:val="16"/>
               </w:rPr>
             </w:pPr>
-            <w:proofErr w:type="spellStart"/>
             <w:r>
               <w:rPr>
                 <w:rFonts w:ascii="Times New Roman" w:hAnsi="Times New Roman" w:cs="Times New Roman"/>
@@ -9186,7 +10261,6 @@
               </w:rPr>
               <w:t>Հարգը</w:t>
             </w:r>
-            <w:proofErr w:type="spellEnd"/>
           </w:p>
         </w:tc>
         <w:tc>
@@ -9204,70 +10278,14 @@
                 <w:szCs w:val="16"/>
               </w:rPr>
             </w:pPr>
-            <w:proofErr w:type="spellStart"/>
-            <w:r>
-              <w:rPr>
-                <w:rFonts w:ascii="Times New Roman" w:hAnsi="Times New Roman" w:cs="Times New Roman"/>
-                <w:sz w:val="16"/>
-                <w:szCs w:val="16"/>
-              </w:rPr>
-              <w:t>Մեկ</w:t>
-            </w:r>
-            <w:proofErr w:type="spellEnd"/>
-            <w:r>
-              <w:rPr>
-                <w:rFonts w:ascii="Times New Roman" w:hAnsi="Times New Roman" w:cs="Times New Roman"/>
-                <w:sz w:val="16"/>
-                <w:szCs w:val="16"/>
-              </w:rPr>
-              <w:t xml:space="preserve"> </w:t>
-            </w:r>
-            <w:proofErr w:type="spellStart"/>
-            <w:r>
-              <w:rPr>
-                <w:rFonts w:ascii="Times New Roman" w:hAnsi="Times New Roman" w:cs="Times New Roman"/>
-                <w:sz w:val="16"/>
-                <w:szCs w:val="16"/>
-              </w:rPr>
-              <w:t>գրամի</w:t>
-            </w:r>
-            <w:proofErr w:type="spellEnd"/>
-            <w:r>
-              <w:rPr>
-                <w:rFonts w:ascii="Times New Roman" w:hAnsi="Times New Roman" w:cs="Times New Roman"/>
-                <w:sz w:val="16"/>
-                <w:szCs w:val="16"/>
-              </w:rPr>
-              <w:t xml:space="preserve"> </w:t>
-            </w:r>
-            <w:proofErr w:type="spellStart"/>
-            <w:r>
-              <w:rPr>
-                <w:rFonts w:ascii="Times New Roman" w:hAnsi="Times New Roman" w:cs="Times New Roman"/>
-                <w:sz w:val="16"/>
-                <w:szCs w:val="16"/>
-              </w:rPr>
-              <w:t>արժեքը</w:t>
-            </w:r>
-            <w:proofErr w:type="spellEnd"/>
-            <w:r>
-              <w:rPr>
-                <w:rFonts w:ascii="Times New Roman" w:hAnsi="Times New Roman" w:cs="Times New Roman"/>
-                <w:sz w:val="16"/>
-                <w:szCs w:val="16"/>
-              </w:rPr>
-              <w:t xml:space="preserve"> ՀՀ </w:t>
-            </w:r>
-            <w:proofErr w:type="spellStart"/>
-            <w:r>
-              <w:rPr>
-                <w:rFonts w:ascii="Times New Roman" w:hAnsi="Times New Roman" w:cs="Times New Roman"/>
-                <w:sz w:val="16"/>
-                <w:szCs w:val="16"/>
-              </w:rPr>
-              <w:t>դրամով</w:t>
-            </w:r>
-            <w:proofErr w:type="spellEnd"/>
+            <w:r>
+              <w:rPr>
+                <w:rFonts w:ascii="Times New Roman" w:hAnsi="Times New Roman" w:cs="Times New Roman"/>
+                <w:sz w:val="16"/>
+                <w:szCs w:val="16"/>
+              </w:rPr>
+              <w:t>Մեկ գրամի արժեքը ՀՀ դրամով</w:t>
+            </w:r>
           </w:p>
         </w:tc>
         <w:tc>
@@ -9285,52 +10303,14 @@
                 <w:szCs w:val="16"/>
               </w:rPr>
             </w:pPr>
-            <w:proofErr w:type="spellStart"/>
-            <w:r>
-              <w:rPr>
-                <w:rFonts w:ascii="Times New Roman" w:hAnsi="Times New Roman" w:cs="Times New Roman"/>
-                <w:sz w:val="16"/>
-                <w:szCs w:val="16"/>
-              </w:rPr>
-              <w:t>Ընդհանւոր</w:t>
-            </w:r>
-            <w:proofErr w:type="spellEnd"/>
-            <w:r>
-              <w:rPr>
-                <w:rFonts w:ascii="Times New Roman" w:hAnsi="Times New Roman" w:cs="Times New Roman"/>
-                <w:sz w:val="16"/>
-                <w:szCs w:val="16"/>
-              </w:rPr>
-              <w:t xml:space="preserve"> </w:t>
-            </w:r>
-            <w:proofErr w:type="spellStart"/>
-            <w:r>
-              <w:rPr>
-                <w:rFonts w:ascii="Times New Roman" w:hAnsi="Times New Roman" w:cs="Times New Roman"/>
-                <w:sz w:val="16"/>
-                <w:szCs w:val="16"/>
-              </w:rPr>
-              <w:t>գումարի</w:t>
-            </w:r>
-            <w:proofErr w:type="spellEnd"/>
-            <w:r>
-              <w:rPr>
-                <w:rFonts w:ascii="Times New Roman" w:hAnsi="Times New Roman" w:cs="Times New Roman"/>
-                <w:sz w:val="16"/>
-                <w:szCs w:val="16"/>
-              </w:rPr>
-              <w:t xml:space="preserve"> </w:t>
-            </w:r>
-            <w:proofErr w:type="spellStart"/>
-            <w:r>
-              <w:rPr>
-                <w:rFonts w:ascii="Times New Roman" w:hAnsi="Times New Roman" w:cs="Times New Roman"/>
-                <w:sz w:val="16"/>
-                <w:szCs w:val="16"/>
-              </w:rPr>
-              <w:t>չափը</w:t>
-            </w:r>
-            <w:proofErr w:type="spellEnd"/>
+            <w:r>
+              <w:rPr>
+                <w:rFonts w:ascii="Times New Roman" w:hAnsi="Times New Roman" w:cs="Times New Roman"/>
+                <w:sz w:val="16"/>
+                <w:szCs w:val="16"/>
+              </w:rPr>
+              <w:t>Ընդհանւոր գումարի չափը</w:t>
+            </w:r>
           </w:p>
         </w:tc>
       </w:tr>
@@ -9386,34 +10366,14 @@
                 <w:szCs w:val="16"/>
               </w:rPr>
             </w:pPr>
-            <w:proofErr w:type="spellStart"/>
-            <w:r>
-              <w:rPr>
-                <w:rFonts w:ascii="Times New Roman" w:hAnsi="Times New Roman" w:cs="Times New Roman"/>
-                <w:sz w:val="16"/>
-                <w:szCs w:val="16"/>
-              </w:rPr>
-              <w:t>Ընդհանուր</w:t>
-            </w:r>
-            <w:proofErr w:type="spellEnd"/>
-            <w:r>
-              <w:rPr>
-                <w:rFonts w:ascii="Times New Roman" w:hAnsi="Times New Roman" w:cs="Times New Roman"/>
-                <w:sz w:val="16"/>
-                <w:szCs w:val="16"/>
-              </w:rPr>
-              <w:t xml:space="preserve"> </w:t>
-            </w:r>
-            <w:proofErr w:type="spellStart"/>
-            <w:r>
-              <w:rPr>
-                <w:rFonts w:ascii="Times New Roman" w:hAnsi="Times New Roman" w:cs="Times New Roman"/>
-                <w:sz w:val="16"/>
-                <w:szCs w:val="16"/>
-              </w:rPr>
-              <w:t>քաշ</w:t>
-            </w:r>
-            <w:proofErr w:type="spellEnd"/>
+            <w:r>
+              <w:rPr>
+                <w:rFonts w:ascii="Times New Roman" w:hAnsi="Times New Roman" w:cs="Times New Roman"/>
+                <w:sz w:val="16"/>
+                <w:szCs w:val="16"/>
+              </w:rPr>
+              <w:t>Ընդհանուր քաշ</w:t>
+            </w:r>
           </w:p>
         </w:tc>
         <w:tc>
@@ -9433,34 +10393,14 @@
                 <w:szCs w:val="16"/>
               </w:rPr>
             </w:pPr>
-            <w:proofErr w:type="spellStart"/>
-            <w:r>
-              <w:rPr>
-                <w:rFonts w:ascii="Times New Roman" w:hAnsi="Times New Roman" w:cs="Times New Roman"/>
-                <w:sz w:val="16"/>
-                <w:szCs w:val="16"/>
-              </w:rPr>
-              <w:t>մաքուր</w:t>
-            </w:r>
-            <w:proofErr w:type="spellEnd"/>
-            <w:r>
-              <w:rPr>
-                <w:rFonts w:ascii="Times New Roman" w:hAnsi="Times New Roman" w:cs="Times New Roman"/>
-                <w:sz w:val="16"/>
-                <w:szCs w:val="16"/>
-              </w:rPr>
-              <w:t xml:space="preserve"> </w:t>
-            </w:r>
-            <w:proofErr w:type="spellStart"/>
-            <w:r>
-              <w:rPr>
-                <w:rFonts w:ascii="Times New Roman" w:hAnsi="Times New Roman" w:cs="Times New Roman"/>
-                <w:sz w:val="16"/>
-                <w:szCs w:val="16"/>
-              </w:rPr>
-              <w:t>քաշ</w:t>
-            </w:r>
-            <w:proofErr w:type="spellEnd"/>
+            <w:r>
+              <w:rPr>
+                <w:rFonts w:ascii="Times New Roman" w:hAnsi="Times New Roman" w:cs="Times New Roman"/>
+                <w:sz w:val="16"/>
+                <w:szCs w:val="16"/>
+              </w:rPr>
+              <w:t>մաքուր քաշ</w:t>
+            </w:r>
           </w:p>
         </w:tc>
         <w:tc>
@@ -9537,25 +10477,7 @@
                 <w:sz w:val="16"/>
                 <w:szCs w:val="16"/>
               </w:rPr>
-              <w:t>${</w:t>
-            </w:r>
-            <w:proofErr w:type="spellStart"/>
-            <w:r>
-              <w:rPr>
-                <w:rFonts w:ascii="Times New Roman" w:hAnsi="Times New Roman" w:cs="Times New Roman"/>
-                <w:sz w:val="16"/>
-                <w:szCs w:val="16"/>
-              </w:rPr>
-              <w:t>i_desc</w:t>
-            </w:r>
-            <w:proofErr w:type="spellEnd"/>
-            <w:r>
-              <w:rPr>
-                <w:rFonts w:ascii="Times New Roman" w:hAnsi="Times New Roman" w:cs="Times New Roman"/>
-                <w:sz w:val="16"/>
-                <w:szCs w:val="16"/>
-              </w:rPr>
-              <w:t>}</w:t>
+              <w:t>${i_desc}</w:t>
             </w:r>
           </w:p>
         </w:tc>
@@ -9577,25 +10499,7 @@
                 <w:sz w:val="16"/>
                 <w:szCs w:val="16"/>
               </w:rPr>
-              <w:t>${</w:t>
-            </w:r>
-            <w:proofErr w:type="spellStart"/>
-            <w:r>
-              <w:rPr>
-                <w:rFonts w:ascii="Times New Roman" w:hAnsi="Times New Roman" w:cs="Times New Roman"/>
-                <w:sz w:val="16"/>
-                <w:szCs w:val="16"/>
-              </w:rPr>
-              <w:t>i_c</w:t>
-            </w:r>
-            <w:proofErr w:type="spellEnd"/>
-            <w:r>
-              <w:rPr>
-                <w:rFonts w:ascii="Times New Roman" w:hAnsi="Times New Roman" w:cs="Times New Roman"/>
-                <w:sz w:val="16"/>
-                <w:szCs w:val="16"/>
-              </w:rPr>
-              <w:t>}</w:t>
+              <w:t>${i_c}</w:t>
             </w:r>
           </w:p>
         </w:tc>
@@ -9617,25 +10521,7 @@
                 <w:sz w:val="16"/>
                 <w:szCs w:val="16"/>
               </w:rPr>
-              <w:t>${</w:t>
-            </w:r>
-            <w:proofErr w:type="spellStart"/>
-            <w:r>
-              <w:rPr>
-                <w:rFonts w:ascii="Times New Roman" w:hAnsi="Times New Roman" w:cs="Times New Roman"/>
-                <w:sz w:val="16"/>
-                <w:szCs w:val="16"/>
-              </w:rPr>
-              <w:t>i_w</w:t>
-            </w:r>
-            <w:proofErr w:type="spellEnd"/>
-            <w:r>
-              <w:rPr>
-                <w:rFonts w:ascii="Times New Roman" w:hAnsi="Times New Roman" w:cs="Times New Roman"/>
-                <w:sz w:val="16"/>
-                <w:szCs w:val="16"/>
-              </w:rPr>
-              <w:t>}</w:t>
+              <w:t>${i_w}</w:t>
             </w:r>
           </w:p>
         </w:tc>
@@ -9657,25 +10543,7 @@
                 <w:sz w:val="16"/>
                 <w:szCs w:val="16"/>
               </w:rPr>
-              <w:t>${</w:t>
-            </w:r>
-            <w:proofErr w:type="spellStart"/>
-            <w:r>
-              <w:rPr>
-                <w:rFonts w:ascii="Times New Roman" w:hAnsi="Times New Roman" w:cs="Times New Roman"/>
-                <w:sz w:val="16"/>
-                <w:szCs w:val="16"/>
-              </w:rPr>
-              <w:t>i_cw</w:t>
-            </w:r>
-            <w:proofErr w:type="spellEnd"/>
-            <w:r>
-              <w:rPr>
-                <w:rFonts w:ascii="Times New Roman" w:hAnsi="Times New Roman" w:cs="Times New Roman"/>
-                <w:sz w:val="16"/>
-                <w:szCs w:val="16"/>
-              </w:rPr>
-              <w:t>}</w:t>
+              <w:t>${i_cw}</w:t>
             </w:r>
           </w:p>
         </w:tc>
@@ -9697,25 +10565,7 @@
                 <w:sz w:val="16"/>
                 <w:szCs w:val="16"/>
               </w:rPr>
-              <w:t>${</w:t>
-            </w:r>
-            <w:proofErr w:type="spellStart"/>
-            <w:r>
-              <w:rPr>
-                <w:rFonts w:ascii="Times New Roman" w:hAnsi="Times New Roman" w:cs="Times New Roman"/>
-                <w:sz w:val="16"/>
-                <w:szCs w:val="16"/>
-              </w:rPr>
-              <w:t>i_h</w:t>
-            </w:r>
-            <w:proofErr w:type="spellEnd"/>
-            <w:r>
-              <w:rPr>
-                <w:rFonts w:ascii="Times New Roman" w:hAnsi="Times New Roman" w:cs="Times New Roman"/>
-                <w:sz w:val="16"/>
-                <w:szCs w:val="16"/>
-              </w:rPr>
-              <w:t>}</w:t>
+              <w:t>${i_h}</w:t>
             </w:r>
           </w:p>
         </w:tc>
@@ -9751,16 +10601,7 @@
                 <w:sz w:val="16"/>
                 <w:szCs w:val="16"/>
               </w:rPr>
-              <w:t>${</w:t>
-            </w:r>
-            <w:proofErr w:type="spellStart"/>
-            <w:r>
-              <w:rPr>
-                <w:rFonts w:ascii="Times New Roman" w:hAnsi="Times New Roman" w:cs="Times New Roman"/>
-                <w:sz w:val="16"/>
-                <w:szCs w:val="16"/>
-              </w:rPr>
-              <w:t>i</w:t>
+              <w:t>${i</w:t>
             </w:r>
             <w:r>
               <w:rPr>
@@ -9786,7 +10627,6 @@
               </w:rPr>
               <w:t>m</w:t>
             </w:r>
-            <w:proofErr w:type="spellEnd"/>
             <w:r>
               <w:rPr>
                 <w:rFonts w:ascii="Times New Roman" w:hAnsi="Times New Roman" w:cs="Times New Roman"/>
@@ -9820,23 +10660,13 @@
                 <w:szCs w:val="16"/>
               </w:rPr>
             </w:pPr>
-            <w:proofErr w:type="spellStart"/>
-            <w:r>
-              <w:rPr>
-                <w:rFonts w:ascii="Times New Roman" w:hAnsi="Times New Roman" w:cs="Times New Roman"/>
-                <w:sz w:val="16"/>
-                <w:szCs w:val="16"/>
-              </w:rPr>
-              <w:t>Ընդամենը</w:t>
-            </w:r>
-            <w:proofErr w:type="spellEnd"/>
-            <w:r>
-              <w:rPr>
-                <w:rFonts w:ascii="Times New Roman" w:hAnsi="Times New Roman" w:cs="Times New Roman"/>
-                <w:sz w:val="16"/>
-                <w:szCs w:val="16"/>
-              </w:rPr>
-              <w:t>՝</w:t>
+            <w:r>
+              <w:rPr>
+                <w:rFonts w:ascii="Times New Roman" w:hAnsi="Times New Roman" w:cs="Times New Roman"/>
+                <w:sz w:val="16"/>
+                <w:szCs w:val="16"/>
+              </w:rPr>
+              <w:t>Ընդամենը՝</w:t>
             </w:r>
           </w:p>
         </w:tc>
@@ -9966,7 +10796,6 @@
               </w:rPr>
               <w:t>${</w:t>
             </w:r>
-            <w:proofErr w:type="spellStart"/>
             <w:r>
               <w:rPr>
                 <w:rFonts w:ascii="Times New Roman" w:hAnsi="Times New Roman" w:cs="Times New Roman"/>
@@ -9975,7 +10804,6 @@
               </w:rPr>
               <w:t>t_i_am</w:t>
             </w:r>
-            <w:proofErr w:type="spellEnd"/>
             <w:r>
               <w:rPr>
                 <w:rFonts w:ascii="Times New Roman" w:hAnsi="Times New Roman" w:cs="Times New Roman"/>
@@ -10006,7 +10834,6 @@
           <w:szCs w:val="22"/>
         </w:rPr>
       </w:pPr>
-      <w:proofErr w:type="spellStart"/>
       <w:r>
         <w:rPr>
           <w:sz w:val="18"/>
@@ -10019,121 +10846,15 @@
           <w:sz w:val="18"/>
           <w:szCs w:val="22"/>
         </w:rPr>
-        <w:t>ը</w:t>
-      </w:r>
-      <w:proofErr w:type="spellEnd"/>
+        <w:t>ը խարտելու և թթվային թեստի եղանակով ստուգեց</w:t>
+      </w:r>
       <w:r>
         <w:rPr>
           <w:sz w:val="18"/>
           <w:szCs w:val="22"/>
         </w:rPr>
-        <w:t xml:space="preserve"> </w:t>
-      </w:r>
-      <w:proofErr w:type="spellStart"/>
-      <w:r>
-        <w:rPr>
-          <w:sz w:val="18"/>
-          <w:szCs w:val="22"/>
-        </w:rPr>
-        <w:t>խարտելու</w:t>
-      </w:r>
-      <w:proofErr w:type="spellEnd"/>
-      <w:r>
-        <w:rPr>
-          <w:sz w:val="18"/>
-          <w:szCs w:val="22"/>
-        </w:rPr>
-        <w:t xml:space="preserve"> և </w:t>
-      </w:r>
-      <w:proofErr w:type="spellStart"/>
-      <w:r>
-        <w:rPr>
-          <w:sz w:val="18"/>
-          <w:szCs w:val="22"/>
-        </w:rPr>
-        <w:t>թթվային</w:t>
-      </w:r>
-      <w:proofErr w:type="spellEnd"/>
-      <w:r>
-        <w:rPr>
-          <w:sz w:val="18"/>
-          <w:szCs w:val="22"/>
-        </w:rPr>
-        <w:t xml:space="preserve"> </w:t>
-      </w:r>
-      <w:proofErr w:type="spellStart"/>
-      <w:r>
-        <w:rPr>
-          <w:sz w:val="18"/>
-          <w:szCs w:val="22"/>
-        </w:rPr>
-        <w:t>թեստի</w:t>
-      </w:r>
-      <w:proofErr w:type="spellEnd"/>
-      <w:r>
-        <w:rPr>
-          <w:sz w:val="18"/>
-          <w:szCs w:val="22"/>
-        </w:rPr>
-        <w:t xml:space="preserve"> </w:t>
-      </w:r>
-      <w:proofErr w:type="spellStart"/>
-      <w:r>
-        <w:rPr>
-          <w:sz w:val="18"/>
-          <w:szCs w:val="22"/>
-        </w:rPr>
-        <w:t>եղանակով</w:t>
-      </w:r>
-      <w:proofErr w:type="spellEnd"/>
-      <w:r>
-        <w:rPr>
-          <w:sz w:val="18"/>
-          <w:szCs w:val="22"/>
-        </w:rPr>
-        <w:t xml:space="preserve"> </w:t>
-      </w:r>
-      <w:proofErr w:type="spellStart"/>
-      <w:r>
-        <w:rPr>
-          <w:sz w:val="18"/>
-          <w:szCs w:val="22"/>
-        </w:rPr>
-        <w:t>ստուգեց</w:t>
-      </w:r>
-      <w:proofErr w:type="spellEnd"/>
-      <w:r>
-        <w:rPr>
-          <w:sz w:val="18"/>
-          <w:szCs w:val="22"/>
-        </w:rPr>
-        <w:t xml:space="preserve"> </w:t>
-      </w:r>
-      <w:proofErr w:type="spellStart"/>
-      <w:r>
-        <w:rPr>
-          <w:sz w:val="18"/>
-          <w:szCs w:val="22"/>
-        </w:rPr>
-        <w:t>Ոսկյա</w:t>
-      </w:r>
-      <w:proofErr w:type="spellEnd"/>
-      <w:r>
-        <w:rPr>
-          <w:sz w:val="18"/>
-          <w:szCs w:val="22"/>
-        </w:rPr>
-        <w:t xml:space="preserve"> </w:t>
-      </w:r>
-      <w:proofErr w:type="spellStart"/>
-      <w:r>
-        <w:rPr>
-          <w:sz w:val="18"/>
-          <w:szCs w:val="22"/>
-        </w:rPr>
-        <w:t>իրերը</w:t>
-      </w:r>
-      <w:proofErr w:type="spellEnd"/>
+        <w:t xml:space="preserve"> Ոսկյա իրերը</w:t>
+      </w:r>
       <w:r>
         <w:rPr>
           <w:sz w:val="18"/>
@@ -10151,58 +10872,21 @@
           <w:szCs w:val="22"/>
         </w:rPr>
       </w:pPr>
-      <w:proofErr w:type="spellStart"/>
       <w:r>
         <w:rPr>
           <w:sz w:val="18"/>
           <w:szCs w:val="22"/>
         </w:rPr>
-        <w:t>Պայմանագրով</w:t>
-      </w:r>
-      <w:proofErr w:type="spellEnd"/>
-      <w:r>
-        <w:rPr>
-          <w:sz w:val="18"/>
-          <w:szCs w:val="22"/>
-        </w:rPr>
-        <w:t xml:space="preserve"> </w:t>
-      </w:r>
-      <w:proofErr w:type="spellStart"/>
-      <w:r>
-        <w:rPr>
-          <w:sz w:val="18"/>
-          <w:szCs w:val="22"/>
-        </w:rPr>
-        <w:t>Գրավատուն</w:t>
-      </w:r>
-      <w:proofErr w:type="spellEnd"/>
+        <w:t>Պայմանագրով Գրավատուն</w:t>
+      </w:r>
       <w:r>
         <w:rPr>
           <w:sz w:val="18"/>
           <w:szCs w:val="22"/>
           <w:lang w:val="en-GB"/>
         </w:rPr>
-        <w:t xml:space="preserve"> (</w:t>
-      </w:r>
-      <w:proofErr w:type="spellStart"/>
-      <w:r>
-        <w:rPr>
-          <w:sz w:val="18"/>
-          <w:szCs w:val="22"/>
-          <w:lang w:val="en-GB"/>
-        </w:rPr>
-        <w:t>այսուհետ</w:t>
-      </w:r>
-      <w:proofErr w:type="spellEnd"/>
-      <w:r>
-        <w:rPr>
-          <w:sz w:val="18"/>
-          <w:szCs w:val="22"/>
-          <w:lang w:val="en-GB"/>
-        </w:rPr>
-        <w:t xml:space="preserve">՝ </w:t>
-      </w:r>
-      <w:proofErr w:type="spellStart"/>
+        <w:t xml:space="preserve"> (այսուհետ՝ </w:t>
+      </w:r>
       <w:r>
         <w:rPr>
           <w:b/>
@@ -10212,173 +10896,12 @@
         </w:rPr>
         <w:t>Հանձնող</w:t>
       </w:r>
-      <w:proofErr w:type="spellEnd"/>
       <w:r>
         <w:rPr>
           <w:sz w:val="18"/>
           <w:szCs w:val="22"/>
         </w:rPr>
-        <w:t xml:space="preserve">) </w:t>
-      </w:r>
-      <w:proofErr w:type="spellStart"/>
-      <w:r>
-        <w:rPr>
-          <w:sz w:val="18"/>
-          <w:szCs w:val="22"/>
-        </w:rPr>
-        <w:t>հանձնեց</w:t>
-      </w:r>
-      <w:proofErr w:type="spellEnd"/>
-      <w:r>
-        <w:rPr>
-          <w:sz w:val="18"/>
-          <w:szCs w:val="22"/>
-        </w:rPr>
-        <w:t xml:space="preserve">, </w:t>
-      </w:r>
-      <w:proofErr w:type="spellStart"/>
-      <w:r>
-        <w:rPr>
-          <w:sz w:val="18"/>
-          <w:szCs w:val="22"/>
-        </w:rPr>
-        <w:t>իսկ</w:t>
-      </w:r>
-      <w:proofErr w:type="spellEnd"/>
-      <w:r>
-        <w:rPr>
-          <w:sz w:val="18"/>
-          <w:szCs w:val="22"/>
-        </w:rPr>
-        <w:t xml:space="preserve"> </w:t>
-      </w:r>
-      <w:proofErr w:type="spellStart"/>
-      <w:r>
-        <w:rPr>
-          <w:sz w:val="18"/>
-          <w:szCs w:val="22"/>
-        </w:rPr>
-        <w:t>Գրավառուն</w:t>
-      </w:r>
-      <w:proofErr w:type="spellEnd"/>
-      <w:r>
-        <w:rPr>
-          <w:sz w:val="18"/>
-          <w:szCs w:val="22"/>
-        </w:rPr>
-        <w:t xml:space="preserve"> </w:t>
-      </w:r>
-      <w:proofErr w:type="spellStart"/>
-      <w:r>
-        <w:rPr>
-          <w:sz w:val="18"/>
-          <w:szCs w:val="22"/>
-        </w:rPr>
-        <w:t>ընդունեց</w:t>
-      </w:r>
-      <w:proofErr w:type="spellEnd"/>
-      <w:r>
-        <w:rPr>
-          <w:sz w:val="18"/>
-          <w:szCs w:val="22"/>
-        </w:rPr>
-        <w:t xml:space="preserve"> </w:t>
-      </w:r>
-      <w:proofErr w:type="spellStart"/>
-      <w:r>
-        <w:rPr>
-          <w:sz w:val="18"/>
-          <w:szCs w:val="22"/>
-        </w:rPr>
-        <w:t>վերը</w:t>
-      </w:r>
-      <w:proofErr w:type="spellEnd"/>
-      <w:r>
-        <w:rPr>
-          <w:sz w:val="18"/>
-          <w:szCs w:val="22"/>
-        </w:rPr>
-        <w:t xml:space="preserve"> </w:t>
-      </w:r>
-      <w:proofErr w:type="spellStart"/>
-      <w:r>
-        <w:rPr>
-          <w:sz w:val="18"/>
-          <w:szCs w:val="22"/>
-        </w:rPr>
-        <w:t>նշված</w:t>
-      </w:r>
-      <w:proofErr w:type="spellEnd"/>
-      <w:r>
-        <w:rPr>
-          <w:sz w:val="18"/>
-          <w:szCs w:val="22"/>
-        </w:rPr>
-        <w:t xml:space="preserve"> </w:t>
-      </w:r>
-      <w:proofErr w:type="spellStart"/>
-      <w:r>
-        <w:rPr>
-          <w:sz w:val="18"/>
-          <w:szCs w:val="22"/>
-        </w:rPr>
-        <w:t>աղյուսակում</w:t>
-      </w:r>
-      <w:proofErr w:type="spellEnd"/>
-      <w:r>
-        <w:rPr>
-          <w:sz w:val="18"/>
-          <w:szCs w:val="22"/>
-        </w:rPr>
-        <w:t xml:space="preserve"> </w:t>
-      </w:r>
-      <w:proofErr w:type="spellStart"/>
-      <w:r>
-        <w:rPr>
-          <w:sz w:val="18"/>
-          <w:szCs w:val="22"/>
-        </w:rPr>
-        <w:t>թվարկված</w:t>
-      </w:r>
-      <w:proofErr w:type="spellEnd"/>
-      <w:r>
-        <w:rPr>
-          <w:sz w:val="18"/>
-          <w:szCs w:val="22"/>
-        </w:rPr>
-        <w:t xml:space="preserve"> </w:t>
-      </w:r>
-      <w:proofErr w:type="spellStart"/>
-      <w:r>
-        <w:rPr>
-          <w:sz w:val="18"/>
-          <w:szCs w:val="22"/>
-        </w:rPr>
-        <w:t>ոսկյա</w:t>
-      </w:r>
-      <w:proofErr w:type="spellEnd"/>
-      <w:r>
-        <w:rPr>
-          <w:sz w:val="18"/>
-          <w:szCs w:val="22"/>
-        </w:rPr>
-        <w:t xml:space="preserve"> </w:t>
-      </w:r>
-      <w:proofErr w:type="spellStart"/>
-      <w:r>
-        <w:rPr>
-          <w:sz w:val="18"/>
-          <w:szCs w:val="22"/>
-        </w:rPr>
-        <w:t>իրերը</w:t>
-      </w:r>
-      <w:proofErr w:type="spellEnd"/>
-      <w:r>
-        <w:rPr>
-          <w:sz w:val="18"/>
-          <w:szCs w:val="22"/>
-        </w:rPr>
-        <w:t>։</w:t>
+        <w:t>) հանձնեց, իսկ Գրավառուն ընդունեց վերը նշված աղյուսակում թվարկված ոսկյա իրերը։</w:t>
       </w:r>
     </w:p>
     <w:p>
@@ -10390,255 +10913,13 @@
           <w:szCs w:val="22"/>
         </w:rPr>
       </w:pPr>
-      <w:proofErr w:type="spellStart"/>
       <w:r>
         <w:rPr>
           <w:sz w:val="18"/>
           <w:szCs w:val="22"/>
         </w:rPr>
-        <w:t>Հանձնողը</w:t>
-      </w:r>
-      <w:proofErr w:type="spellEnd"/>
-      <w:r>
-        <w:rPr>
-          <w:sz w:val="18"/>
-          <w:szCs w:val="22"/>
-        </w:rPr>
-        <w:t xml:space="preserve"> </w:t>
-      </w:r>
-      <w:proofErr w:type="spellStart"/>
-      <w:r>
-        <w:rPr>
-          <w:sz w:val="18"/>
-          <w:szCs w:val="22"/>
-        </w:rPr>
-        <w:t>հավաստիացնում</w:t>
-      </w:r>
-      <w:proofErr w:type="spellEnd"/>
-      <w:r>
-        <w:rPr>
-          <w:sz w:val="18"/>
-          <w:szCs w:val="22"/>
-        </w:rPr>
-        <w:t xml:space="preserve"> է, </w:t>
-      </w:r>
-      <w:proofErr w:type="spellStart"/>
-      <w:r>
-        <w:rPr>
-          <w:sz w:val="18"/>
-          <w:szCs w:val="22"/>
-        </w:rPr>
-        <w:t>որ</w:t>
-      </w:r>
-      <w:proofErr w:type="spellEnd"/>
-      <w:r>
-        <w:rPr>
-          <w:sz w:val="18"/>
-          <w:szCs w:val="22"/>
-        </w:rPr>
-        <w:t xml:space="preserve"> </w:t>
-      </w:r>
-      <w:proofErr w:type="spellStart"/>
-      <w:r>
-        <w:rPr>
-          <w:sz w:val="18"/>
-          <w:szCs w:val="22"/>
-        </w:rPr>
-        <w:t>գրավի</w:t>
-      </w:r>
-      <w:proofErr w:type="spellEnd"/>
-      <w:r>
-        <w:rPr>
-          <w:sz w:val="18"/>
-          <w:szCs w:val="22"/>
-        </w:rPr>
-        <w:t xml:space="preserve"> </w:t>
-      </w:r>
-      <w:proofErr w:type="spellStart"/>
-      <w:r>
-        <w:rPr>
-          <w:sz w:val="18"/>
-          <w:szCs w:val="22"/>
-        </w:rPr>
-        <w:t>առարկաները</w:t>
-      </w:r>
-      <w:proofErr w:type="spellEnd"/>
-      <w:r>
-        <w:rPr>
-          <w:sz w:val="18"/>
-          <w:szCs w:val="22"/>
-        </w:rPr>
-        <w:t xml:space="preserve"> </w:t>
-      </w:r>
-      <w:proofErr w:type="spellStart"/>
-      <w:r>
-        <w:rPr>
-          <w:sz w:val="18"/>
-          <w:szCs w:val="22"/>
-        </w:rPr>
-        <w:t>ամբողջությամբ</w:t>
-      </w:r>
-      <w:proofErr w:type="spellEnd"/>
-      <w:r>
-        <w:rPr>
-          <w:sz w:val="18"/>
-          <w:szCs w:val="22"/>
-        </w:rPr>
-        <w:t xml:space="preserve"> </w:t>
-      </w:r>
-      <w:proofErr w:type="spellStart"/>
-      <w:r>
-        <w:rPr>
-          <w:sz w:val="18"/>
-          <w:szCs w:val="22"/>
-        </w:rPr>
-        <w:t>սեփականության</w:t>
-      </w:r>
-      <w:proofErr w:type="spellEnd"/>
-      <w:r>
-        <w:rPr>
-          <w:sz w:val="18"/>
-          <w:szCs w:val="22"/>
-        </w:rPr>
-        <w:t xml:space="preserve"> </w:t>
-      </w:r>
-      <w:proofErr w:type="spellStart"/>
-      <w:r>
-        <w:rPr>
-          <w:sz w:val="18"/>
-          <w:szCs w:val="22"/>
-        </w:rPr>
-        <w:t>իրավունքով</w:t>
-      </w:r>
-      <w:proofErr w:type="spellEnd"/>
-      <w:r>
-        <w:rPr>
-          <w:sz w:val="18"/>
-          <w:szCs w:val="22"/>
-        </w:rPr>
-        <w:t xml:space="preserve"> </w:t>
-      </w:r>
-      <w:proofErr w:type="spellStart"/>
-      <w:r>
-        <w:rPr>
-          <w:sz w:val="18"/>
-          <w:szCs w:val="22"/>
-        </w:rPr>
-        <w:t>պատկանում</w:t>
-      </w:r>
-      <w:proofErr w:type="spellEnd"/>
-      <w:r>
-        <w:rPr>
-          <w:sz w:val="18"/>
-          <w:szCs w:val="22"/>
-        </w:rPr>
-        <w:t xml:space="preserve"> </w:t>
-      </w:r>
-      <w:proofErr w:type="spellStart"/>
-      <w:r>
-        <w:rPr>
-          <w:sz w:val="18"/>
-          <w:szCs w:val="22"/>
-        </w:rPr>
-        <w:t>են</w:t>
-      </w:r>
-      <w:proofErr w:type="spellEnd"/>
-      <w:r>
-        <w:rPr>
-          <w:sz w:val="18"/>
-          <w:szCs w:val="22"/>
-        </w:rPr>
-        <w:t xml:space="preserve"> </w:t>
-      </w:r>
-      <w:proofErr w:type="spellStart"/>
-      <w:r>
-        <w:rPr>
-          <w:sz w:val="18"/>
-          <w:szCs w:val="22"/>
-        </w:rPr>
-        <w:t>իրեն</w:t>
-      </w:r>
-      <w:proofErr w:type="spellEnd"/>
-      <w:r>
-        <w:rPr>
-          <w:sz w:val="18"/>
-          <w:szCs w:val="22"/>
-        </w:rPr>
-        <w:t xml:space="preserve">, </w:t>
-      </w:r>
-      <w:proofErr w:type="spellStart"/>
-      <w:r>
-        <w:rPr>
-          <w:sz w:val="18"/>
-          <w:szCs w:val="22"/>
-        </w:rPr>
-        <w:t>ազատ</w:t>
-      </w:r>
-      <w:proofErr w:type="spellEnd"/>
-      <w:r>
-        <w:rPr>
-          <w:sz w:val="18"/>
-          <w:szCs w:val="22"/>
-        </w:rPr>
-        <w:t xml:space="preserve"> </w:t>
-      </w:r>
-      <w:proofErr w:type="spellStart"/>
-      <w:r>
-        <w:rPr>
-          <w:sz w:val="18"/>
-          <w:szCs w:val="22"/>
-        </w:rPr>
-        <w:t>են</w:t>
-      </w:r>
-      <w:proofErr w:type="spellEnd"/>
-      <w:r>
-        <w:rPr>
-          <w:sz w:val="18"/>
-          <w:szCs w:val="22"/>
-        </w:rPr>
-        <w:t xml:space="preserve"> </w:t>
-      </w:r>
-      <w:proofErr w:type="spellStart"/>
-      <w:r>
-        <w:rPr>
-          <w:sz w:val="18"/>
-          <w:szCs w:val="22"/>
-        </w:rPr>
-        <w:t>այլ</w:t>
-      </w:r>
-      <w:proofErr w:type="spellEnd"/>
-      <w:r>
-        <w:rPr>
-          <w:sz w:val="18"/>
-          <w:szCs w:val="22"/>
-        </w:rPr>
-        <w:t xml:space="preserve"> </w:t>
-      </w:r>
-      <w:proofErr w:type="spellStart"/>
-      <w:r>
-        <w:rPr>
-          <w:sz w:val="18"/>
-          <w:szCs w:val="22"/>
-        </w:rPr>
-        <w:t>անձանց</w:t>
-      </w:r>
-      <w:proofErr w:type="spellEnd"/>
-      <w:r>
-        <w:rPr>
-          <w:sz w:val="18"/>
-          <w:szCs w:val="22"/>
-        </w:rPr>
-        <w:t xml:space="preserve"> </w:t>
-      </w:r>
-      <w:proofErr w:type="spellStart"/>
-      <w:r>
-        <w:rPr>
-          <w:sz w:val="18"/>
-          <w:szCs w:val="22"/>
-        </w:rPr>
-        <w:t>պահանջներից</w:t>
-      </w:r>
-      <w:proofErr w:type="spellEnd"/>
+        <w:t>Հանձնողը հավաստիացնում է, որ գրավի առարկաները ամբողջությամբ սեփականության իրավունքով պատկանում են իրեն, ազատ են այլ անձանց պահանջներից</w:t>
+      </w:r>
       <w:r>
         <w:rPr>
           <w:sz w:val="18"/>
@@ -10693,23 +10974,13 @@
                 <w:szCs w:val="18"/>
               </w:rPr>
             </w:pPr>
-            <w:proofErr w:type="spellStart"/>
-            <w:r>
-              <w:rPr>
-                <w:rFonts w:ascii="Times New Roman" w:hAnsi="Times New Roman" w:cs="Times New Roman"/>
-                <w:sz w:val="18"/>
-                <w:szCs w:val="18"/>
-              </w:rPr>
-              <w:t>Ընդունեցին</w:t>
-            </w:r>
-            <w:proofErr w:type="spellEnd"/>
-            <w:r>
-              <w:rPr>
-                <w:rFonts w:ascii="Times New Roman" w:hAnsi="Times New Roman" w:cs="Times New Roman"/>
-                <w:sz w:val="18"/>
-                <w:szCs w:val="18"/>
-              </w:rPr>
-              <w:t>՝</w:t>
+            <w:r>
+              <w:rPr>
+                <w:rFonts w:ascii="Times New Roman" w:hAnsi="Times New Roman" w:cs="Times New Roman"/>
+                <w:sz w:val="18"/>
+                <w:szCs w:val="18"/>
+              </w:rPr>
+              <w:t>Ընդունեցին՝</w:t>
             </w:r>
           </w:p>
         </w:tc>
@@ -10727,23 +10998,13 @@
                 <w:szCs w:val="18"/>
               </w:rPr>
             </w:pPr>
-            <w:proofErr w:type="spellStart"/>
-            <w:r>
-              <w:rPr>
-                <w:rFonts w:ascii="Times New Roman" w:hAnsi="Times New Roman" w:cs="Times New Roman"/>
-                <w:sz w:val="18"/>
-                <w:szCs w:val="18"/>
-              </w:rPr>
-              <w:t>Հանձնեց</w:t>
-            </w:r>
-            <w:proofErr w:type="spellEnd"/>
-            <w:r>
-              <w:rPr>
-                <w:rFonts w:ascii="Times New Roman" w:hAnsi="Times New Roman" w:cs="Times New Roman"/>
-                <w:sz w:val="18"/>
-                <w:szCs w:val="18"/>
-              </w:rPr>
-              <w:t xml:space="preserve">՝      </w:t>
+            <w:r>
+              <w:rPr>
+                <w:rFonts w:ascii="Times New Roman" w:hAnsi="Times New Roman" w:cs="Times New Roman"/>
+                <w:sz w:val="18"/>
+                <w:szCs w:val="18"/>
+              </w:rPr>
+              <w:t xml:space="preserve">Հանձնեց՝      </w:t>
             </w:r>
           </w:p>
         </w:tc>
@@ -10762,34 +11023,14 @@
                 <w:szCs w:val="18"/>
               </w:rPr>
             </w:pPr>
-            <w:proofErr w:type="spellStart"/>
-            <w:r>
-              <w:rPr>
-                <w:rFonts w:ascii="Times New Roman" w:hAnsi="Times New Roman" w:cs="Times New Roman"/>
-                <w:sz w:val="18"/>
-                <w:szCs w:val="18"/>
-              </w:rPr>
-              <w:t>Գլխավոր</w:t>
-            </w:r>
-            <w:proofErr w:type="spellEnd"/>
-            <w:r>
-              <w:rPr>
-                <w:rFonts w:ascii="Times New Roman" w:hAnsi="Times New Roman" w:cs="Times New Roman"/>
-                <w:sz w:val="18"/>
-                <w:szCs w:val="18"/>
-              </w:rPr>
-              <w:t xml:space="preserve"> </w:t>
-            </w:r>
-            <w:proofErr w:type="spellStart"/>
-            <w:r>
-              <w:rPr>
-                <w:rFonts w:ascii="Times New Roman" w:hAnsi="Times New Roman" w:cs="Times New Roman"/>
-                <w:sz w:val="18"/>
-                <w:szCs w:val="18"/>
-              </w:rPr>
-              <w:t>տնօրեն</w:t>
-            </w:r>
-            <w:proofErr w:type="spellEnd"/>
+            <w:r>
+              <w:rPr>
+                <w:rFonts w:ascii="Times New Roman" w:hAnsi="Times New Roman" w:cs="Times New Roman"/>
+                <w:sz w:val="18"/>
+                <w:szCs w:val="18"/>
+              </w:rPr>
+              <w:t>Գլխավոր տնօրեն</w:t>
+            </w:r>
           </w:p>
         </w:tc>
         <w:tc>
@@ -10821,34 +11062,14 @@
                 <w:szCs w:val="18"/>
               </w:rPr>
             </w:pPr>
-            <w:proofErr w:type="spellStart"/>
-            <w:r>
-              <w:rPr>
-                <w:rFonts w:ascii="Times New Roman" w:hAnsi="Times New Roman" w:cs="Times New Roman"/>
-                <w:sz w:val="18"/>
-                <w:szCs w:val="18"/>
-              </w:rPr>
-              <w:t>Գրիգոր</w:t>
-            </w:r>
-            <w:proofErr w:type="spellEnd"/>
-            <w:r>
-              <w:rPr>
-                <w:rFonts w:ascii="Times New Roman" w:hAnsi="Times New Roman" w:cs="Times New Roman"/>
-                <w:sz w:val="18"/>
-                <w:szCs w:val="18"/>
-              </w:rPr>
-              <w:t xml:space="preserve"> </w:t>
-            </w:r>
-            <w:proofErr w:type="spellStart"/>
-            <w:r>
-              <w:rPr>
-                <w:rFonts w:ascii="Times New Roman" w:hAnsi="Times New Roman" w:cs="Times New Roman"/>
-                <w:sz w:val="18"/>
-                <w:szCs w:val="18"/>
-              </w:rPr>
-              <w:t>Սահականը</w:t>
-            </w:r>
-            <w:proofErr w:type="spellEnd"/>
+            <w:r>
+              <w:rPr>
+                <w:rFonts w:ascii="Times New Roman" w:hAnsi="Times New Roman" w:cs="Times New Roman"/>
+                <w:sz w:val="18"/>
+                <w:szCs w:val="18"/>
+              </w:rPr>
+              <w:t>Գրիգոր Սահականը</w:t>
+            </w:r>
           </w:p>
         </w:tc>
         <w:tc>
@@ -10864,7 +11085,6 @@
                 <w:szCs w:val="18"/>
               </w:rPr>
             </w:pPr>
-            <w:proofErr w:type="spellStart"/>
             <w:r>
               <w:rPr>
                 <w:rFonts w:ascii="Times New Roman" w:hAnsi="Times New Roman" w:cs="Times New Roman"/>
@@ -10873,7 +11093,6 @@
               </w:rPr>
               <w:t>Գրավատու</w:t>
             </w:r>
-            <w:proofErr w:type="spellEnd"/>
           </w:p>
         </w:tc>
         <w:tc>
@@ -10902,9 +11121,8 @@
             <w:pPr>
               <w:spacing w:line="276" w:lineRule="auto"/>
               <w:rPr>
-                <w:rFonts w:ascii="Times New Roman" w:hAnsi="Times New Roman" w:cs="Times New Roman"/>
-                <w:sz w:val="18"/>
-                <w:szCs w:val="18"/>
+                <w:rFonts w:ascii="Times New Roman" w:hAnsi="Times New Roman"/>
+                <w:sz w:val="18"/>
                 <w:lang w:val="hy-AM"/>
               </w:rPr>
             </w:pPr>
@@ -10954,7 +11172,6 @@
                 <w:szCs w:val="18"/>
               </w:rPr>
             </w:pPr>
-            <w:proofErr w:type="spellStart"/>
             <w:r>
               <w:rPr>
                 <w:rFonts w:ascii="Times New Roman" w:hAnsi="Times New Roman" w:cs="Times New Roman"/>
@@ -10963,7 +11180,6 @@
               </w:rPr>
               <w:t>Ոսկերիչ-մասնագետ</w:t>
             </w:r>
-            <w:proofErr w:type="spellEnd"/>
           </w:p>
         </w:tc>
         <w:tc>
@@ -11143,7 +11359,7 @@
               </wp:anchor>
             </w:drawing>
           </mc:Choice>
-          <mc:Fallback xmlns:w16sdtfl="http://schemas.microsoft.com/office/word/2024/wordml/sdtformatlock" xmlns:w16du="http://schemas.microsoft.com/office/word/2023/wordml/word16du">
+          <mc:Fallback xmlns:w16du="http://schemas.microsoft.com/office/word/2023/wordml/word16du" xmlns:w16sdtfl="http://schemas.microsoft.com/office/word/2024/wordml/sdtformatlock">
             <w:pict>
               <v:line w14:anchorId="6A9B0DF6" id="Straight Connector 2" o:spid="_x0000_s1026" style="position:absolute;z-index:251659264;visibility:visible;mso-wrap-style:square;mso-wrap-distance-left:9pt;mso-wrap-distance-top:0;mso-wrap-distance-right:9pt;mso-wrap-distance-bottom:0;mso-position-horizontal:absolute;mso-position-horizontal-relative:text;mso-position-vertical:absolute;mso-position-vertical-relative:text" from="-2.8pt,12.7pt" to="488.9pt,12.7pt" o:gfxdata="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" strokecolor="black [3213]" strokeweight="1.25pt">
                 <v:stroke linestyle="thinThick" joinstyle="miter"/>
@@ -11167,7 +11383,6 @@
           <w:lang w:val="en-GB"/>
         </w:rPr>
       </w:pPr>
-      <w:proofErr w:type="spellStart"/>
       <w:r>
         <w:rPr>
           <w:rFonts w:ascii="Times New Roman" w:hAnsi="Times New Roman" w:cs="Times New Roman"/>
@@ -11179,9 +11394,8 @@
           <w:szCs w:val="18"/>
           <w:lang w:val="en-GB"/>
         </w:rPr>
-        <w:t>Ոսկյա</w:t>
-      </w:r>
-      <w:proofErr w:type="spellEnd"/>
+        <w:t>Ոսկյա իրերի պարկի բացման և ս</w:t>
+      </w:r>
       <w:r>
         <w:rPr>
           <w:rFonts w:ascii="Times New Roman" w:hAnsi="Times New Roman" w:cs="Times New Roman"/>
@@ -11193,160 +11407,7 @@
           <w:szCs w:val="18"/>
           <w:lang w:val="en-GB"/>
         </w:rPr>
-        <w:t xml:space="preserve"> </w:t>
-      </w:r>
-      <w:proofErr w:type="spellStart"/>
-      <w:r>
-        <w:rPr>
-          <w:rFonts w:ascii="Times New Roman" w:hAnsi="Times New Roman" w:cs="Times New Roman"/>
-          <w:b/>
-          <w:bCs/>
-          <w:i/>
-          <w:iCs/>
-          <w:sz w:val="18"/>
-          <w:szCs w:val="18"/>
-          <w:lang w:val="en-GB"/>
-        </w:rPr>
-        <w:t>իրերի</w:t>
-      </w:r>
-      <w:proofErr w:type="spellEnd"/>
-      <w:r>
-        <w:rPr>
-          <w:rFonts w:ascii="Times New Roman" w:hAnsi="Times New Roman" w:cs="Times New Roman"/>
-          <w:b/>
-          <w:bCs/>
-          <w:i/>
-          <w:iCs/>
-          <w:sz w:val="18"/>
-          <w:szCs w:val="18"/>
-          <w:lang w:val="en-GB"/>
-        </w:rPr>
-        <w:t xml:space="preserve"> </w:t>
-      </w:r>
-      <w:proofErr w:type="spellStart"/>
-      <w:r>
-        <w:rPr>
-          <w:rFonts w:ascii="Times New Roman" w:hAnsi="Times New Roman" w:cs="Times New Roman"/>
-          <w:b/>
-          <w:bCs/>
-          <w:i/>
-          <w:iCs/>
-          <w:sz w:val="18"/>
-          <w:szCs w:val="18"/>
-          <w:lang w:val="en-GB"/>
-        </w:rPr>
-        <w:t>պարկի</w:t>
-      </w:r>
-      <w:proofErr w:type="spellEnd"/>
-      <w:r>
-        <w:rPr>
-          <w:rFonts w:ascii="Times New Roman" w:hAnsi="Times New Roman" w:cs="Times New Roman"/>
-          <w:b/>
-          <w:bCs/>
-          <w:i/>
-          <w:iCs/>
-          <w:sz w:val="18"/>
-          <w:szCs w:val="18"/>
-          <w:lang w:val="en-GB"/>
-        </w:rPr>
-        <w:t xml:space="preserve"> </w:t>
-      </w:r>
-      <w:proofErr w:type="spellStart"/>
-      <w:r>
-        <w:rPr>
-          <w:rFonts w:ascii="Times New Roman" w:hAnsi="Times New Roman" w:cs="Times New Roman"/>
-          <w:b/>
-          <w:bCs/>
-          <w:i/>
-          <w:iCs/>
-          <w:sz w:val="18"/>
-          <w:szCs w:val="18"/>
-          <w:lang w:val="en-GB"/>
-        </w:rPr>
-        <w:t>բացման</w:t>
-      </w:r>
-      <w:proofErr w:type="spellEnd"/>
-      <w:r>
-        <w:rPr>
-          <w:rFonts w:ascii="Times New Roman" w:hAnsi="Times New Roman" w:cs="Times New Roman"/>
-          <w:b/>
-          <w:bCs/>
-          <w:i/>
-          <w:iCs/>
-          <w:sz w:val="18"/>
-          <w:szCs w:val="18"/>
-          <w:lang w:val="en-GB"/>
-        </w:rPr>
-        <w:t xml:space="preserve"> և </w:t>
-      </w:r>
-      <w:proofErr w:type="spellStart"/>
-      <w:r>
-        <w:rPr>
-          <w:rFonts w:ascii="Times New Roman" w:hAnsi="Times New Roman" w:cs="Times New Roman"/>
-          <w:b/>
-          <w:bCs/>
-          <w:i/>
-          <w:iCs/>
-          <w:sz w:val="18"/>
-          <w:szCs w:val="18"/>
-          <w:lang w:val="en-GB"/>
-        </w:rPr>
-        <w:t>ս</w:t>
-      </w:r>
-      <w:r>
-        <w:rPr>
-          <w:rFonts w:ascii="Times New Roman" w:hAnsi="Times New Roman" w:cs="Times New Roman"/>
-          <w:b/>
-          <w:bCs/>
-          <w:i/>
-          <w:iCs/>
-          <w:sz w:val="18"/>
-          <w:szCs w:val="18"/>
-          <w:lang w:val="en-GB"/>
-        </w:rPr>
-        <w:t>տուգման</w:t>
-      </w:r>
-      <w:proofErr w:type="spellEnd"/>
-      <w:r>
-        <w:rPr>
-          <w:rFonts w:ascii="Times New Roman" w:hAnsi="Times New Roman" w:cs="Times New Roman"/>
-          <w:b/>
-          <w:bCs/>
-          <w:i/>
-          <w:iCs/>
-          <w:sz w:val="18"/>
-          <w:szCs w:val="18"/>
-          <w:lang w:val="en-GB"/>
-        </w:rPr>
-        <w:t xml:space="preserve"> </w:t>
-      </w:r>
-      <w:proofErr w:type="spellStart"/>
-      <w:r>
-        <w:rPr>
-          <w:rFonts w:ascii="Times New Roman" w:hAnsi="Times New Roman" w:cs="Times New Roman"/>
-          <w:b/>
-          <w:bCs/>
-          <w:i/>
-          <w:iCs/>
-          <w:sz w:val="18"/>
-          <w:szCs w:val="18"/>
-          <w:lang w:val="en-GB"/>
-        </w:rPr>
-        <w:t>արձանագրություն</w:t>
-      </w:r>
-      <w:proofErr w:type="spellEnd"/>
-      <w:r>
-        <w:rPr>
-          <w:rFonts w:ascii="Times New Roman" w:hAnsi="Times New Roman" w:cs="Times New Roman"/>
-          <w:b/>
-          <w:bCs/>
-          <w:i/>
-          <w:iCs/>
-          <w:sz w:val="18"/>
-          <w:szCs w:val="18"/>
-          <w:lang w:val="en-GB"/>
-        </w:rPr>
-        <w:t xml:space="preserve"> </w:t>
+        <w:t xml:space="preserve">տուգման արձանագրություն </w:t>
       </w:r>
     </w:p>
     <w:p>
@@ -11359,95 +11420,13 @@
           <w:lang w:val="en-GB"/>
         </w:rPr>
       </w:pPr>
-      <w:proofErr w:type="spellStart"/>
-      <w:r>
-        <w:rPr>
-          <w:rFonts w:ascii="Times New Roman" w:hAnsi="Times New Roman" w:cs="Times New Roman"/>
-          <w:sz w:val="18"/>
-          <w:szCs w:val="18"/>
-        </w:rPr>
-        <w:t>Ստուգման</w:t>
-      </w:r>
-      <w:proofErr w:type="spellEnd"/>
-      <w:r>
-        <w:rPr>
-          <w:rFonts w:ascii="Times New Roman" w:hAnsi="Times New Roman" w:cs="Times New Roman"/>
-          <w:sz w:val="18"/>
-          <w:szCs w:val="18"/>
-        </w:rPr>
-        <w:t xml:space="preserve"> </w:t>
-      </w:r>
-      <w:proofErr w:type="spellStart"/>
-      <w:r>
-        <w:rPr>
-          <w:rFonts w:ascii="Times New Roman" w:hAnsi="Times New Roman" w:cs="Times New Roman"/>
-          <w:sz w:val="18"/>
-          <w:szCs w:val="18"/>
-        </w:rPr>
-        <w:t>նպատակով</w:t>
-      </w:r>
-      <w:proofErr w:type="spellEnd"/>
-      <w:r>
-        <w:rPr>
-          <w:rFonts w:ascii="Times New Roman" w:hAnsi="Times New Roman" w:cs="Times New Roman"/>
-          <w:sz w:val="18"/>
-          <w:szCs w:val="18"/>
-        </w:rPr>
-        <w:t xml:space="preserve"> </w:t>
-      </w:r>
-      <w:proofErr w:type="spellStart"/>
-      <w:r>
-        <w:rPr>
-          <w:rFonts w:ascii="Times New Roman" w:hAnsi="Times New Roman" w:cs="Times New Roman"/>
-          <w:sz w:val="18"/>
-          <w:szCs w:val="18"/>
-        </w:rPr>
-        <w:t>պարկի</w:t>
-      </w:r>
-      <w:proofErr w:type="spellEnd"/>
-      <w:r>
-        <w:rPr>
-          <w:rFonts w:ascii="Times New Roman" w:hAnsi="Times New Roman" w:cs="Times New Roman"/>
-          <w:sz w:val="18"/>
-          <w:szCs w:val="18"/>
-        </w:rPr>
-        <w:t xml:space="preserve"> </w:t>
-      </w:r>
-      <w:proofErr w:type="spellStart"/>
-      <w:r>
-        <w:rPr>
-          <w:rFonts w:ascii="Times New Roman" w:hAnsi="Times New Roman" w:cs="Times New Roman"/>
-          <w:sz w:val="18"/>
-          <w:szCs w:val="18"/>
-        </w:rPr>
-        <w:t>բացման</w:t>
-      </w:r>
-      <w:proofErr w:type="spellEnd"/>
-      <w:r>
-        <w:rPr>
-          <w:rFonts w:ascii="Times New Roman" w:hAnsi="Times New Roman" w:cs="Times New Roman"/>
-          <w:sz w:val="18"/>
-          <w:szCs w:val="18"/>
-        </w:rPr>
-        <w:t xml:space="preserve"> </w:t>
-      </w:r>
-      <w:proofErr w:type="spellStart"/>
-      <w:r>
-        <w:rPr>
-          <w:rFonts w:ascii="Times New Roman" w:hAnsi="Times New Roman" w:cs="Times New Roman"/>
-          <w:sz w:val="18"/>
-          <w:szCs w:val="18"/>
-        </w:rPr>
-        <w:t>ամսաթիվը</w:t>
-      </w:r>
-      <w:proofErr w:type="spellEnd"/>
-      <w:r>
-        <w:rPr>
-          <w:rFonts w:ascii="Times New Roman" w:hAnsi="Times New Roman" w:cs="Times New Roman"/>
-          <w:sz w:val="18"/>
-          <w:szCs w:val="18"/>
-        </w:rPr>
-        <w:t xml:space="preserve">    __</w:t>
+      <w:r>
+        <w:rPr>
+          <w:rFonts w:ascii="Times New Roman" w:hAnsi="Times New Roman" w:cs="Times New Roman"/>
+          <w:sz w:val="18"/>
+          <w:szCs w:val="18"/>
+        </w:rPr>
+        <w:t>Ստուգման նպատակով պարկի բացման ամսաթիվը    __</w:t>
       </w:r>
       <w:r>
         <w:rPr>
@@ -11464,43 +11443,7 @@
           <w:sz w:val="18"/>
           <w:szCs w:val="18"/>
         </w:rPr>
-        <w:t xml:space="preserve">__/______/__________ </w:t>
-      </w:r>
-      <w:proofErr w:type="spellStart"/>
-      <w:r>
-        <w:rPr>
-          <w:rFonts w:ascii="Times New Roman" w:hAnsi="Times New Roman" w:cs="Times New Roman"/>
-          <w:sz w:val="18"/>
-          <w:szCs w:val="18"/>
-        </w:rPr>
-        <w:t>թվականին</w:t>
-      </w:r>
-      <w:proofErr w:type="spellEnd"/>
-      <w:r>
-        <w:rPr>
-          <w:rFonts w:ascii="Times New Roman" w:hAnsi="Times New Roman" w:cs="Times New Roman"/>
-          <w:sz w:val="18"/>
-          <w:szCs w:val="18"/>
-        </w:rPr>
-        <w:t xml:space="preserve"> </w:t>
-      </w:r>
-      <w:proofErr w:type="spellStart"/>
-      <w:r>
-        <w:rPr>
-          <w:rFonts w:ascii="Times New Roman" w:hAnsi="Times New Roman" w:cs="Times New Roman"/>
-          <w:sz w:val="18"/>
-          <w:szCs w:val="18"/>
-        </w:rPr>
-        <w:t>ժամը</w:t>
-      </w:r>
-      <w:proofErr w:type="spellEnd"/>
-      <w:r>
-        <w:rPr>
-          <w:rFonts w:ascii="Times New Roman" w:hAnsi="Times New Roman" w:cs="Times New Roman"/>
-          <w:sz w:val="18"/>
-          <w:szCs w:val="18"/>
-        </w:rPr>
-        <w:t xml:space="preserve"> _</w:t>
+        <w:t>__/______/__________ թվականին ժամը _</w:t>
       </w:r>
       <w:r>
         <w:rPr>
@@ -11578,34 +11521,14 @@
                 <w:szCs w:val="18"/>
               </w:rPr>
             </w:pPr>
-            <w:proofErr w:type="spellStart"/>
-            <w:r>
-              <w:rPr>
-                <w:rFonts w:ascii="Times New Roman" w:hAnsi="Times New Roman" w:cs="Times New Roman"/>
-                <w:sz w:val="18"/>
-                <w:szCs w:val="18"/>
-              </w:rPr>
-              <w:t>Գլխավոր</w:t>
-            </w:r>
-            <w:proofErr w:type="spellEnd"/>
-            <w:r>
-              <w:rPr>
-                <w:rFonts w:ascii="Times New Roman" w:hAnsi="Times New Roman" w:cs="Times New Roman"/>
-                <w:sz w:val="18"/>
-                <w:szCs w:val="18"/>
-              </w:rPr>
-              <w:t xml:space="preserve"> </w:t>
-            </w:r>
-            <w:proofErr w:type="spellStart"/>
-            <w:r>
-              <w:rPr>
-                <w:rFonts w:ascii="Times New Roman" w:hAnsi="Times New Roman" w:cs="Times New Roman"/>
-                <w:sz w:val="18"/>
-                <w:szCs w:val="18"/>
-              </w:rPr>
-              <w:t>տնօրեն</w:t>
-            </w:r>
-            <w:proofErr w:type="spellEnd"/>
+            <w:r>
+              <w:rPr>
+                <w:rFonts w:ascii="Times New Roman" w:hAnsi="Times New Roman" w:cs="Times New Roman"/>
+                <w:sz w:val="18"/>
+                <w:szCs w:val="18"/>
+              </w:rPr>
+              <w:t>Գլխավոր տնօրեն</w:t>
+            </w:r>
           </w:p>
         </w:tc>
         <w:tc>
@@ -11637,34 +11560,14 @@
                 <w:szCs w:val="18"/>
               </w:rPr>
             </w:pPr>
-            <w:proofErr w:type="spellStart"/>
-            <w:r>
-              <w:rPr>
-                <w:rFonts w:ascii="Times New Roman" w:hAnsi="Times New Roman" w:cs="Times New Roman"/>
-                <w:sz w:val="18"/>
-                <w:szCs w:val="18"/>
-              </w:rPr>
-              <w:t>Գրիգոր</w:t>
-            </w:r>
-            <w:proofErr w:type="spellEnd"/>
-            <w:r>
-              <w:rPr>
-                <w:rFonts w:ascii="Times New Roman" w:hAnsi="Times New Roman" w:cs="Times New Roman"/>
-                <w:sz w:val="18"/>
-                <w:szCs w:val="18"/>
-              </w:rPr>
-              <w:t xml:space="preserve"> </w:t>
-            </w:r>
-            <w:proofErr w:type="spellStart"/>
-            <w:r>
-              <w:rPr>
-                <w:rFonts w:ascii="Times New Roman" w:hAnsi="Times New Roman" w:cs="Times New Roman"/>
-                <w:sz w:val="18"/>
-                <w:szCs w:val="18"/>
-              </w:rPr>
-              <w:t>Սահականը</w:t>
-            </w:r>
-            <w:proofErr w:type="spellEnd"/>
+            <w:r>
+              <w:rPr>
+                <w:rFonts w:ascii="Times New Roman" w:hAnsi="Times New Roman" w:cs="Times New Roman"/>
+                <w:sz w:val="18"/>
+                <w:szCs w:val="18"/>
+              </w:rPr>
+              <w:t>Գրիգոր Սահականը</w:t>
+            </w:r>
           </w:p>
         </w:tc>
         <w:tc>
@@ -11680,34 +11583,14 @@
                 <w:szCs w:val="18"/>
               </w:rPr>
             </w:pPr>
-            <w:proofErr w:type="spellStart"/>
-            <w:r>
-              <w:rPr>
-                <w:rFonts w:ascii="Times New Roman" w:hAnsi="Times New Roman" w:cs="Times New Roman"/>
-                <w:sz w:val="18"/>
-                <w:szCs w:val="18"/>
-              </w:rPr>
-              <w:t>Վարկային</w:t>
-            </w:r>
-            <w:proofErr w:type="spellEnd"/>
-            <w:r>
-              <w:rPr>
-                <w:rFonts w:ascii="Times New Roman" w:hAnsi="Times New Roman" w:cs="Times New Roman"/>
-                <w:sz w:val="18"/>
-                <w:szCs w:val="18"/>
-              </w:rPr>
-              <w:t xml:space="preserve"> </w:t>
-            </w:r>
-            <w:proofErr w:type="spellStart"/>
-            <w:r>
-              <w:rPr>
-                <w:rFonts w:ascii="Times New Roman" w:hAnsi="Times New Roman" w:cs="Times New Roman"/>
-                <w:sz w:val="18"/>
-                <w:szCs w:val="18"/>
-              </w:rPr>
-              <w:t>մասնագետ</w:t>
-            </w:r>
-            <w:proofErr w:type="spellEnd"/>
+            <w:r>
+              <w:rPr>
+                <w:rFonts w:ascii="Times New Roman" w:hAnsi="Times New Roman" w:cs="Times New Roman"/>
+                <w:sz w:val="18"/>
+                <w:szCs w:val="18"/>
+              </w:rPr>
+              <w:t>Վարկային մասնագետ</w:t>
+            </w:r>
           </w:p>
         </w:tc>
         <w:tc>
@@ -11778,7 +11661,6 @@
                 <w:szCs w:val="18"/>
               </w:rPr>
             </w:pPr>
-            <w:proofErr w:type="spellStart"/>
             <w:r>
               <w:rPr>
                 <w:rFonts w:ascii="Times New Roman" w:hAnsi="Times New Roman" w:cs="Times New Roman"/>
@@ -11787,7 +11669,6 @@
               </w:rPr>
               <w:t>Ոսկերիչ-մասնագետ</w:t>
             </w:r>
-            <w:proofErr w:type="spellEnd"/>
           </w:p>
         </w:tc>
         <w:tc>
@@ -11880,7 +11761,6 @@
                 <w:szCs w:val="18"/>
               </w:rPr>
             </w:pPr>
-            <w:proofErr w:type="spellStart"/>
             <w:r>
               <w:rPr>
                 <w:rFonts w:ascii="Times New Roman" w:hAnsi="Times New Roman" w:cs="Times New Roman"/>
@@ -11889,7 +11769,6 @@
               </w:rPr>
               <w:t>Գրավատու</w:t>
             </w:r>
-            <w:proofErr w:type="spellEnd"/>
           </w:p>
         </w:tc>
         <w:tc>
@@ -11998,7 +11877,7 @@
               </wp:anchor>
             </w:drawing>
           </mc:Choice>
-          <mc:Fallback xmlns:w16sdtfl="http://schemas.microsoft.com/office/word/2024/wordml/sdtformatlock" xmlns:w16du="http://schemas.microsoft.com/office/word/2023/wordml/word16du">
+          <mc:Fallback xmlns:w16du="http://schemas.microsoft.com/office/word/2023/wordml/word16du" xmlns:w16sdtfl="http://schemas.microsoft.com/office/word/2024/wordml/sdtformatlock">
             <w:pict>
               <v:line w14:anchorId="58052DD5" id="Straight Connector 2" o:spid="_x0000_s1026" style="position:absolute;z-index:251661312;visibility:visible;mso-wrap-style:square;mso-wrap-distance-left:9pt;mso-wrap-distance-top:0;mso-wrap-distance-right:9pt;mso-wrap-distance-bottom:0;mso-position-horizontal:absolute;mso-position-horizontal-relative:text;mso-position-vertical:absolute;mso-position-vertical-relative:text" from="0,13.4pt" to="491.7pt,13.4pt" o:gfxdata="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" strokecolor="black [3213]" strokeweight="1.25pt">
                 <v:stroke linestyle="thinThick" joinstyle="miter"/>
@@ -12023,7 +11902,6 @@
           <w:lang w:val="en-GB"/>
         </w:rPr>
       </w:pPr>
-      <w:proofErr w:type="spellStart"/>
       <w:r>
         <w:rPr>
           <w:rFonts w:ascii="Times New Roman" w:hAnsi="Times New Roman" w:cs="Times New Roman"/>
@@ -12035,37 +11913,8 @@
           <w:szCs w:val="18"/>
           <w:lang w:val="en-GB"/>
         </w:rPr>
-        <w:t>Վերադարձման</w:t>
-      </w:r>
-      <w:proofErr w:type="spellEnd"/>
-      <w:r>
-        <w:rPr>
-          <w:rFonts w:ascii="Times New Roman" w:hAnsi="Times New Roman" w:cs="Times New Roman"/>
-          <w:b/>
-          <w:bCs/>
-          <w:i/>
-          <w:iCs/>
-          <w:sz w:val="18"/>
-          <w:szCs w:val="18"/>
-          <w:lang w:val="en-GB"/>
-        </w:rPr>
-        <w:t xml:space="preserve"> </w:t>
-      </w:r>
-      <w:proofErr w:type="spellStart"/>
-      <w:r>
-        <w:rPr>
-          <w:rFonts w:ascii="Times New Roman" w:hAnsi="Times New Roman" w:cs="Times New Roman"/>
-          <w:b/>
-          <w:bCs/>
-          <w:i/>
-          <w:iCs/>
-          <w:sz w:val="18"/>
-          <w:szCs w:val="18"/>
-          <w:lang w:val="en-GB"/>
-        </w:rPr>
-        <w:t>ակտ</w:t>
-      </w:r>
-      <w:proofErr w:type="spellEnd"/>
+        <w:t>Վերադարձման ակտ</w:t>
+      </w:r>
     </w:p>
     <w:p>
       <w:pPr>
@@ -12090,204 +11939,19 @@
           <w:szCs w:val="22"/>
         </w:rPr>
       </w:pPr>
-      <w:proofErr w:type="spellStart"/>
       <w:r>
         <w:rPr>
           <w:sz w:val="18"/>
           <w:szCs w:val="22"/>
         </w:rPr>
-        <w:t>Գրավի</w:t>
-      </w:r>
-      <w:proofErr w:type="spellEnd"/>
+        <w:t>Գրավի ստուգման և Ընդունման-Հանձնման ակտ</w:t>
+      </w:r>
       <w:r>
         <w:rPr>
           <w:sz w:val="18"/>
           <w:szCs w:val="22"/>
         </w:rPr>
-        <w:t xml:space="preserve"> </w:t>
-      </w:r>
-      <w:proofErr w:type="spellStart"/>
-      <w:r>
-        <w:rPr>
-          <w:sz w:val="18"/>
-          <w:szCs w:val="22"/>
-        </w:rPr>
-        <w:t>ստուգման</w:t>
-      </w:r>
-      <w:proofErr w:type="spellEnd"/>
-      <w:r>
-        <w:rPr>
-          <w:sz w:val="18"/>
-          <w:szCs w:val="22"/>
-        </w:rPr>
-        <w:t xml:space="preserve"> և </w:t>
-      </w:r>
-      <w:proofErr w:type="spellStart"/>
-      <w:r>
-        <w:rPr>
-          <w:sz w:val="18"/>
-          <w:szCs w:val="22"/>
-        </w:rPr>
-        <w:t>Ընդունման-Հանձնման</w:t>
-      </w:r>
-      <w:proofErr w:type="spellEnd"/>
-      <w:r>
-        <w:rPr>
-          <w:sz w:val="18"/>
-          <w:szCs w:val="22"/>
-        </w:rPr>
-        <w:t xml:space="preserve"> </w:t>
-      </w:r>
-      <w:proofErr w:type="spellStart"/>
-      <w:r>
-        <w:rPr>
-          <w:sz w:val="18"/>
-          <w:szCs w:val="22"/>
-        </w:rPr>
-        <w:t>ակտ</w:t>
-      </w:r>
-      <w:r>
-        <w:rPr>
-          <w:sz w:val="18"/>
-          <w:szCs w:val="22"/>
-        </w:rPr>
-        <w:t>ում</w:t>
-      </w:r>
-      <w:proofErr w:type="spellEnd"/>
-      <w:r>
-        <w:rPr>
-          <w:sz w:val="18"/>
-          <w:szCs w:val="22"/>
-        </w:rPr>
-        <w:t xml:space="preserve"> </w:t>
-      </w:r>
-      <w:proofErr w:type="spellStart"/>
-      <w:r>
-        <w:rPr>
-          <w:sz w:val="18"/>
-          <w:szCs w:val="22"/>
-        </w:rPr>
-        <w:t>նշված</w:t>
-      </w:r>
-      <w:proofErr w:type="spellEnd"/>
-      <w:r>
-        <w:rPr>
-          <w:sz w:val="18"/>
-          <w:szCs w:val="22"/>
-        </w:rPr>
-        <w:t xml:space="preserve"> </w:t>
-      </w:r>
-      <w:proofErr w:type="spellStart"/>
-      <w:r>
-        <w:rPr>
-          <w:sz w:val="18"/>
-          <w:szCs w:val="22"/>
-        </w:rPr>
-        <w:t>Ոսկյա</w:t>
-      </w:r>
-      <w:proofErr w:type="spellEnd"/>
-      <w:r>
-        <w:rPr>
-          <w:sz w:val="18"/>
-          <w:szCs w:val="22"/>
-        </w:rPr>
-        <w:t xml:space="preserve"> </w:t>
-      </w:r>
-      <w:proofErr w:type="spellStart"/>
-      <w:r>
-        <w:rPr>
-          <w:sz w:val="18"/>
-          <w:szCs w:val="22"/>
-        </w:rPr>
-        <w:t>իրերը</w:t>
-      </w:r>
-      <w:proofErr w:type="spellEnd"/>
-      <w:r>
-        <w:rPr>
-          <w:sz w:val="18"/>
-          <w:szCs w:val="22"/>
-        </w:rPr>
-        <w:t xml:space="preserve"> </w:t>
-      </w:r>
-      <w:proofErr w:type="spellStart"/>
-      <w:r>
-        <w:rPr>
-          <w:sz w:val="18"/>
-          <w:szCs w:val="22"/>
-        </w:rPr>
-        <w:t>Գրավառուն</w:t>
-      </w:r>
-      <w:proofErr w:type="spellEnd"/>
-      <w:r>
-        <w:rPr>
-          <w:sz w:val="18"/>
-          <w:szCs w:val="22"/>
-        </w:rPr>
-        <w:t xml:space="preserve"> </w:t>
-      </w:r>
-      <w:proofErr w:type="spellStart"/>
-      <w:r>
-        <w:rPr>
-          <w:sz w:val="18"/>
-          <w:szCs w:val="22"/>
-        </w:rPr>
-        <w:t>ամբողջությամբ</w:t>
-      </w:r>
-      <w:proofErr w:type="spellEnd"/>
-      <w:r>
-        <w:rPr>
-          <w:sz w:val="18"/>
-          <w:szCs w:val="22"/>
-        </w:rPr>
-        <w:t xml:space="preserve">, </w:t>
-      </w:r>
-      <w:proofErr w:type="spellStart"/>
-      <w:r>
-        <w:rPr>
-          <w:sz w:val="18"/>
-          <w:szCs w:val="22"/>
-        </w:rPr>
-        <w:t>անվնաս</w:t>
-      </w:r>
-      <w:proofErr w:type="spellEnd"/>
-      <w:r>
-        <w:rPr>
-          <w:sz w:val="18"/>
-          <w:szCs w:val="22"/>
-        </w:rPr>
-        <w:t xml:space="preserve"> </w:t>
-      </w:r>
-      <w:proofErr w:type="spellStart"/>
-      <w:r>
-        <w:rPr>
-          <w:sz w:val="18"/>
-          <w:szCs w:val="22"/>
-        </w:rPr>
-        <w:t>հանձնեց</w:t>
-      </w:r>
-      <w:proofErr w:type="spellEnd"/>
-      <w:r>
-        <w:rPr>
-          <w:sz w:val="18"/>
-          <w:szCs w:val="22"/>
-        </w:rPr>
-        <w:t xml:space="preserve"> </w:t>
-      </w:r>
-      <w:proofErr w:type="spellStart"/>
-      <w:r>
-        <w:rPr>
-          <w:sz w:val="18"/>
-          <w:szCs w:val="22"/>
-        </w:rPr>
-        <w:t>Գրավատուին</w:t>
-      </w:r>
-      <w:proofErr w:type="spellEnd"/>
-      <w:r>
-        <w:rPr>
-          <w:sz w:val="18"/>
-          <w:szCs w:val="22"/>
-        </w:rPr>
-        <w:t xml:space="preserve">։ </w:t>
+        <w:t xml:space="preserve">ում նշված Ոսկյա իրերը Գրավառուն ամբողջությամբ, անվնաս հանձնեց Գրավատուին։ </w:t>
       </w:r>
     </w:p>
     <w:p>
@@ -12303,101 +11967,12 @@
           <w:szCs w:val="22"/>
         </w:rPr>
       </w:pPr>
-      <w:proofErr w:type="spellStart"/>
       <w:r>
         <w:rPr>
           <w:sz w:val="18"/>
           <w:szCs w:val="22"/>
         </w:rPr>
-        <w:t>Գրավատուն</w:t>
-      </w:r>
-      <w:proofErr w:type="spellEnd"/>
-      <w:r>
-        <w:rPr>
-          <w:sz w:val="18"/>
-          <w:szCs w:val="22"/>
-        </w:rPr>
-        <w:t xml:space="preserve"> </w:t>
-      </w:r>
-      <w:proofErr w:type="spellStart"/>
-      <w:r>
-        <w:rPr>
-          <w:sz w:val="18"/>
-          <w:szCs w:val="22"/>
-        </w:rPr>
-        <w:t>հավաստիացնում</w:t>
-      </w:r>
-      <w:proofErr w:type="spellEnd"/>
-      <w:r>
-        <w:rPr>
-          <w:sz w:val="18"/>
-          <w:szCs w:val="22"/>
-        </w:rPr>
-        <w:t xml:space="preserve"> է, </w:t>
-      </w:r>
-      <w:proofErr w:type="spellStart"/>
-      <w:r>
-        <w:rPr>
-          <w:sz w:val="18"/>
-          <w:szCs w:val="22"/>
-        </w:rPr>
-        <w:t>որ</w:t>
-      </w:r>
-      <w:proofErr w:type="spellEnd"/>
-      <w:r>
-        <w:rPr>
-          <w:sz w:val="18"/>
-          <w:szCs w:val="22"/>
-        </w:rPr>
-        <w:t xml:space="preserve"> </w:t>
-      </w:r>
-      <w:proofErr w:type="spellStart"/>
-      <w:r>
-        <w:rPr>
-          <w:sz w:val="18"/>
-          <w:szCs w:val="22"/>
-        </w:rPr>
-        <w:t>չունի</w:t>
-      </w:r>
-      <w:proofErr w:type="spellEnd"/>
-      <w:r>
-        <w:rPr>
-          <w:sz w:val="18"/>
-          <w:szCs w:val="22"/>
-        </w:rPr>
-        <w:t xml:space="preserve"> </w:t>
-      </w:r>
-      <w:proofErr w:type="spellStart"/>
-      <w:r>
-        <w:rPr>
-          <w:sz w:val="18"/>
-          <w:szCs w:val="22"/>
-        </w:rPr>
-        <w:t>որևէ</w:t>
-      </w:r>
-      <w:proofErr w:type="spellEnd"/>
-      <w:r>
-        <w:rPr>
-          <w:sz w:val="18"/>
-          <w:szCs w:val="22"/>
-        </w:rPr>
-        <w:t xml:space="preserve"> </w:t>
-      </w:r>
-      <w:proofErr w:type="spellStart"/>
-      <w:r>
-        <w:rPr>
-          <w:sz w:val="18"/>
-          <w:szCs w:val="22"/>
-        </w:rPr>
-        <w:t>պահանջ</w:t>
-      </w:r>
-      <w:proofErr w:type="spellEnd"/>
-      <w:r>
-        <w:rPr>
-          <w:sz w:val="18"/>
-          <w:szCs w:val="22"/>
-        </w:rPr>
-        <w:t xml:space="preserve">։ </w:t>
+        <w:t xml:space="preserve">Գրավատուն հավաստիացնում է, որ չունի որևէ պահանջ։ </w:t>
       </w:r>
     </w:p>
     <w:p>
@@ -12439,23 +12014,13 @@
                 <w:szCs w:val="18"/>
               </w:rPr>
             </w:pPr>
-            <w:proofErr w:type="spellStart"/>
-            <w:r>
-              <w:rPr>
-                <w:rFonts w:ascii="Times New Roman" w:hAnsi="Times New Roman" w:cs="Times New Roman"/>
-                <w:sz w:val="18"/>
-                <w:szCs w:val="18"/>
-              </w:rPr>
-              <w:t>Հանձնեց</w:t>
-            </w:r>
-            <w:proofErr w:type="spellEnd"/>
-            <w:r>
-              <w:rPr>
-                <w:rFonts w:ascii="Times New Roman" w:hAnsi="Times New Roman" w:cs="Times New Roman"/>
-                <w:sz w:val="18"/>
-                <w:szCs w:val="18"/>
-              </w:rPr>
-              <w:t>՝</w:t>
+            <w:r>
+              <w:rPr>
+                <w:rFonts w:ascii="Times New Roman" w:hAnsi="Times New Roman" w:cs="Times New Roman"/>
+                <w:sz w:val="18"/>
+                <w:szCs w:val="18"/>
+              </w:rPr>
+              <w:t>Հանձնեց՝</w:t>
             </w:r>
           </w:p>
         </w:tc>
@@ -12474,7 +12039,6 @@
                 <w:szCs w:val="18"/>
               </w:rPr>
             </w:pPr>
-            <w:proofErr w:type="spellStart"/>
             <w:r>
               <w:rPr>
                 <w:rFonts w:ascii="Times New Roman" w:hAnsi="Times New Roman" w:cs="Times New Roman"/>
@@ -12483,7 +12047,6 @@
               </w:rPr>
               <w:t>Ոսկերիչ-մասնագետ</w:t>
             </w:r>
-            <w:proofErr w:type="spellEnd"/>
           </w:p>
         </w:tc>
         <w:tc>
@@ -12539,7 +12102,6 @@
           <w:lang w:val="en-GB"/>
         </w:rPr>
       </w:pPr>
-      <w:proofErr w:type="spellStart"/>
       <w:r>
         <w:rPr>
           <w:rFonts w:ascii="Times New Roman" w:hAnsi="Times New Roman" w:cs="Times New Roman"/>
@@ -12548,7 +12110,6 @@
         </w:rPr>
         <w:t>Ես</w:t>
       </w:r>
-      <w:proofErr w:type="spellEnd"/>
       <w:r>
         <w:rPr>
           <w:rFonts w:ascii="Times New Roman" w:hAnsi="Times New Roman" w:cs="Times New Roman"/>
@@ -12564,347 +12125,7 @@
           <w:szCs w:val="18"/>
           <w:lang w:val="en-GB"/>
         </w:rPr>
-        <w:t xml:space="preserve">_____________________________________________________, </w:t>
-      </w:r>
-      <w:proofErr w:type="spellStart"/>
-      <w:r>
-        <w:rPr>
-          <w:rFonts w:ascii="Times New Roman" w:hAnsi="Times New Roman" w:cs="Times New Roman"/>
-          <w:sz w:val="18"/>
-          <w:szCs w:val="18"/>
-          <w:lang w:val="en-GB"/>
-        </w:rPr>
-        <w:t>ստացա</w:t>
-      </w:r>
-      <w:proofErr w:type="spellEnd"/>
-      <w:r>
-        <w:rPr>
-          <w:rFonts w:ascii="Times New Roman" w:hAnsi="Times New Roman" w:cs="Times New Roman"/>
-          <w:sz w:val="18"/>
-          <w:szCs w:val="18"/>
-          <w:lang w:val="en-GB"/>
-        </w:rPr>
-        <w:t xml:space="preserve"> </w:t>
-      </w:r>
-      <w:proofErr w:type="spellStart"/>
-      <w:r>
-        <w:rPr>
-          <w:rFonts w:ascii="Times New Roman" w:hAnsi="Times New Roman" w:cs="Times New Roman"/>
-          <w:sz w:val="18"/>
-          <w:szCs w:val="18"/>
-          <w:lang w:val="en-GB"/>
-        </w:rPr>
-        <w:t>Գրավի</w:t>
-      </w:r>
-      <w:proofErr w:type="spellEnd"/>
-      <w:r>
-        <w:rPr>
-          <w:rFonts w:ascii="Times New Roman" w:hAnsi="Times New Roman" w:cs="Times New Roman"/>
-          <w:sz w:val="18"/>
-          <w:szCs w:val="18"/>
-          <w:lang w:val="en-GB"/>
-        </w:rPr>
-        <w:t xml:space="preserve"> </w:t>
-      </w:r>
-      <w:proofErr w:type="spellStart"/>
-      <w:r>
-        <w:rPr>
-          <w:rFonts w:ascii="Times New Roman" w:hAnsi="Times New Roman" w:cs="Times New Roman"/>
-          <w:sz w:val="18"/>
-          <w:szCs w:val="18"/>
-          <w:lang w:val="en-GB"/>
-        </w:rPr>
-        <w:t>առարկան</w:t>
-      </w:r>
-      <w:proofErr w:type="spellEnd"/>
-      <w:r>
-        <w:rPr>
-          <w:rFonts w:ascii="Times New Roman" w:hAnsi="Times New Roman" w:cs="Times New Roman"/>
-          <w:sz w:val="18"/>
-          <w:szCs w:val="18"/>
-          <w:lang w:val="en-GB"/>
-        </w:rPr>
-        <w:t xml:space="preserve"> </w:t>
-      </w:r>
-      <w:proofErr w:type="spellStart"/>
-      <w:r>
-        <w:rPr>
-          <w:rFonts w:ascii="Times New Roman" w:hAnsi="Times New Roman" w:cs="Times New Roman"/>
-          <w:sz w:val="18"/>
-          <w:szCs w:val="18"/>
-          <w:lang w:val="en-GB"/>
-        </w:rPr>
-        <w:t>ամբողջությամբ</w:t>
-      </w:r>
-      <w:proofErr w:type="spellEnd"/>
-      <w:r>
-        <w:rPr>
-          <w:rFonts w:ascii="Times New Roman" w:hAnsi="Times New Roman" w:cs="Times New Roman"/>
-          <w:sz w:val="18"/>
-          <w:szCs w:val="18"/>
-          <w:lang w:val="en-GB"/>
-        </w:rPr>
-        <w:t xml:space="preserve">, </w:t>
-      </w:r>
-      <w:proofErr w:type="spellStart"/>
-      <w:r>
-        <w:rPr>
-          <w:rFonts w:ascii="Times New Roman" w:hAnsi="Times New Roman" w:cs="Times New Roman"/>
-          <w:sz w:val="18"/>
-          <w:szCs w:val="18"/>
-          <w:lang w:val="en-GB"/>
-        </w:rPr>
-        <w:t>այն</w:t>
-      </w:r>
-      <w:proofErr w:type="spellEnd"/>
-      <w:r>
-        <w:rPr>
-          <w:rFonts w:ascii="Times New Roman" w:hAnsi="Times New Roman" w:cs="Times New Roman"/>
-          <w:sz w:val="18"/>
-          <w:szCs w:val="18"/>
-          <w:lang w:val="en-GB"/>
-        </w:rPr>
-        <w:t xml:space="preserve"> </w:t>
-      </w:r>
-      <w:proofErr w:type="spellStart"/>
-      <w:r>
-        <w:rPr>
-          <w:rFonts w:ascii="Times New Roman" w:hAnsi="Times New Roman" w:cs="Times New Roman"/>
-          <w:sz w:val="18"/>
-          <w:szCs w:val="18"/>
-          <w:lang w:val="en-GB"/>
-        </w:rPr>
-        <w:t>վիճակում</w:t>
-      </w:r>
-      <w:proofErr w:type="spellEnd"/>
-      <w:r>
-        <w:rPr>
-          <w:rFonts w:ascii="Times New Roman" w:hAnsi="Times New Roman" w:cs="Times New Roman"/>
-          <w:sz w:val="18"/>
-          <w:szCs w:val="18"/>
-          <w:lang w:val="en-GB"/>
-        </w:rPr>
-        <w:t xml:space="preserve">, </w:t>
-      </w:r>
-      <w:proofErr w:type="spellStart"/>
-      <w:r>
-        <w:rPr>
-          <w:rFonts w:ascii="Times New Roman" w:hAnsi="Times New Roman" w:cs="Times New Roman"/>
-          <w:sz w:val="18"/>
-          <w:szCs w:val="18"/>
-          <w:lang w:val="en-GB"/>
-        </w:rPr>
-        <w:t>ինչպես</w:t>
-      </w:r>
-      <w:proofErr w:type="spellEnd"/>
-      <w:r>
-        <w:rPr>
-          <w:rFonts w:ascii="Times New Roman" w:hAnsi="Times New Roman" w:cs="Times New Roman"/>
-          <w:sz w:val="18"/>
-          <w:szCs w:val="18"/>
-          <w:lang w:val="en-GB"/>
-        </w:rPr>
-        <w:t xml:space="preserve"> </w:t>
-      </w:r>
-      <w:proofErr w:type="spellStart"/>
-      <w:r>
-        <w:rPr>
-          <w:rFonts w:ascii="Times New Roman" w:hAnsi="Times New Roman" w:cs="Times New Roman"/>
-          <w:sz w:val="18"/>
-          <w:szCs w:val="18"/>
-          <w:lang w:val="en-GB"/>
-        </w:rPr>
-        <w:t>հանձնել</w:t>
-      </w:r>
-      <w:proofErr w:type="spellEnd"/>
-      <w:r>
-        <w:rPr>
-          <w:rFonts w:ascii="Times New Roman" w:hAnsi="Times New Roman" w:cs="Times New Roman"/>
-          <w:sz w:val="18"/>
-          <w:szCs w:val="18"/>
-          <w:lang w:val="en-GB"/>
-        </w:rPr>
-        <w:t xml:space="preserve"> </w:t>
-      </w:r>
-      <w:proofErr w:type="spellStart"/>
-      <w:r>
-        <w:rPr>
-          <w:rFonts w:ascii="Times New Roman" w:hAnsi="Times New Roman" w:cs="Times New Roman"/>
-          <w:sz w:val="18"/>
-          <w:szCs w:val="18"/>
-          <w:lang w:val="en-GB"/>
-        </w:rPr>
-        <w:t>եմ</w:t>
-      </w:r>
-      <w:proofErr w:type="spellEnd"/>
-      <w:r>
-        <w:rPr>
-          <w:rFonts w:ascii="Times New Roman" w:hAnsi="Times New Roman" w:cs="Times New Roman"/>
-          <w:sz w:val="18"/>
-          <w:szCs w:val="18"/>
-          <w:lang w:val="en-GB"/>
-        </w:rPr>
-        <w:t xml:space="preserve"> </w:t>
-      </w:r>
-      <w:proofErr w:type="spellStart"/>
-      <w:r>
-        <w:rPr>
-          <w:rFonts w:ascii="Times New Roman" w:hAnsi="Times New Roman" w:cs="Times New Roman"/>
-          <w:sz w:val="18"/>
-          <w:szCs w:val="18"/>
-          <w:lang w:val="en-GB"/>
-        </w:rPr>
-        <w:t>Գրավի</w:t>
-      </w:r>
-      <w:proofErr w:type="spellEnd"/>
-      <w:r>
-        <w:rPr>
-          <w:rFonts w:ascii="Times New Roman" w:hAnsi="Times New Roman" w:cs="Times New Roman"/>
-          <w:sz w:val="18"/>
-          <w:szCs w:val="18"/>
-          <w:lang w:val="en-GB"/>
-        </w:rPr>
-        <w:t xml:space="preserve"> </w:t>
-      </w:r>
-      <w:proofErr w:type="spellStart"/>
-      <w:r>
-        <w:rPr>
-          <w:rFonts w:ascii="Times New Roman" w:hAnsi="Times New Roman" w:cs="Times New Roman"/>
-          <w:sz w:val="18"/>
-          <w:szCs w:val="18"/>
-          <w:lang w:val="en-GB"/>
-        </w:rPr>
-        <w:t>ստուգման</w:t>
-      </w:r>
-      <w:proofErr w:type="spellEnd"/>
-      <w:r>
-        <w:rPr>
-          <w:rFonts w:ascii="Times New Roman" w:hAnsi="Times New Roman" w:cs="Times New Roman"/>
-          <w:sz w:val="18"/>
-          <w:szCs w:val="18"/>
-          <w:lang w:val="en-GB"/>
-        </w:rPr>
-        <w:t xml:space="preserve"> և </w:t>
-      </w:r>
-      <w:proofErr w:type="spellStart"/>
-      <w:r>
-        <w:rPr>
-          <w:rFonts w:ascii="Times New Roman" w:hAnsi="Times New Roman" w:cs="Times New Roman"/>
-          <w:sz w:val="18"/>
-          <w:szCs w:val="18"/>
-          <w:lang w:val="en-GB"/>
-        </w:rPr>
-        <w:t>Ընդունման-Հանձնման</w:t>
-      </w:r>
-      <w:proofErr w:type="spellEnd"/>
-      <w:r>
-        <w:rPr>
-          <w:rFonts w:ascii="Times New Roman" w:hAnsi="Times New Roman" w:cs="Times New Roman"/>
-          <w:sz w:val="18"/>
-          <w:szCs w:val="18"/>
-          <w:lang w:val="en-GB"/>
-        </w:rPr>
-        <w:t xml:space="preserve"> </w:t>
-      </w:r>
-      <w:proofErr w:type="spellStart"/>
-      <w:r>
-        <w:rPr>
-          <w:rFonts w:ascii="Times New Roman" w:hAnsi="Times New Roman" w:cs="Times New Roman"/>
-          <w:sz w:val="18"/>
-          <w:szCs w:val="18"/>
-          <w:lang w:val="en-GB"/>
-        </w:rPr>
-        <w:t>ակտով</w:t>
-      </w:r>
-      <w:proofErr w:type="spellEnd"/>
-      <w:r>
-        <w:rPr>
-          <w:rFonts w:ascii="Times New Roman" w:hAnsi="Times New Roman" w:cs="Times New Roman"/>
-          <w:sz w:val="18"/>
-          <w:szCs w:val="18"/>
-          <w:lang w:val="en-GB"/>
-        </w:rPr>
-        <w:t xml:space="preserve">, </w:t>
-      </w:r>
-      <w:proofErr w:type="spellStart"/>
-      <w:r>
-        <w:rPr>
-          <w:rFonts w:ascii="Times New Roman" w:hAnsi="Times New Roman" w:cs="Times New Roman"/>
-          <w:sz w:val="18"/>
-          <w:szCs w:val="18"/>
-          <w:lang w:val="en-GB"/>
-        </w:rPr>
-        <w:t>որի</w:t>
-      </w:r>
-      <w:proofErr w:type="spellEnd"/>
-      <w:r>
-        <w:rPr>
-          <w:rFonts w:ascii="Times New Roman" w:hAnsi="Times New Roman" w:cs="Times New Roman"/>
-          <w:sz w:val="18"/>
-          <w:szCs w:val="18"/>
-          <w:lang w:val="en-GB"/>
-        </w:rPr>
-        <w:t xml:space="preserve"> </w:t>
-      </w:r>
-      <w:proofErr w:type="spellStart"/>
-      <w:r>
-        <w:rPr>
-          <w:rFonts w:ascii="Times New Roman" w:hAnsi="Times New Roman" w:cs="Times New Roman"/>
-          <w:sz w:val="18"/>
-          <w:szCs w:val="18"/>
-          <w:lang w:val="en-GB"/>
-        </w:rPr>
-        <w:t>համար</w:t>
-      </w:r>
-      <w:proofErr w:type="spellEnd"/>
-      <w:r>
-        <w:rPr>
-          <w:rFonts w:ascii="Times New Roman" w:hAnsi="Times New Roman" w:cs="Times New Roman"/>
-          <w:sz w:val="18"/>
-          <w:szCs w:val="18"/>
-          <w:lang w:val="en-GB"/>
-        </w:rPr>
-        <w:t xml:space="preserve"> </w:t>
-      </w:r>
-      <w:proofErr w:type="spellStart"/>
-      <w:r>
-        <w:rPr>
-          <w:rFonts w:ascii="Times New Roman" w:hAnsi="Times New Roman" w:cs="Times New Roman"/>
-          <w:sz w:val="18"/>
-          <w:szCs w:val="18"/>
-          <w:lang w:val="en-GB"/>
-        </w:rPr>
-        <w:t>ստորագրում</w:t>
-      </w:r>
-      <w:proofErr w:type="spellEnd"/>
-      <w:r>
-        <w:rPr>
-          <w:rFonts w:ascii="Times New Roman" w:hAnsi="Times New Roman" w:cs="Times New Roman"/>
-          <w:sz w:val="18"/>
-          <w:szCs w:val="18"/>
-          <w:lang w:val="en-GB"/>
-        </w:rPr>
-        <w:t xml:space="preserve"> </w:t>
-      </w:r>
-      <w:proofErr w:type="spellStart"/>
-      <w:r>
-        <w:rPr>
-          <w:rFonts w:ascii="Times New Roman" w:hAnsi="Times New Roman" w:cs="Times New Roman"/>
-          <w:sz w:val="18"/>
-          <w:szCs w:val="18"/>
-          <w:lang w:val="en-GB"/>
-        </w:rPr>
-        <w:t>եմ</w:t>
-      </w:r>
-      <w:proofErr w:type="spellEnd"/>
-      <w:r>
-        <w:rPr>
-          <w:rFonts w:ascii="Times New Roman" w:hAnsi="Times New Roman" w:cs="Times New Roman"/>
-          <w:sz w:val="18"/>
-          <w:szCs w:val="18"/>
-          <w:lang w:val="en-GB"/>
-        </w:rPr>
-        <w:t xml:space="preserve">։ </w:t>
+        <w:t xml:space="preserve">_____________________________________________________, ստացա Գրավի առարկան ամբողջությամբ, այն վիճակում, ինչպես հանձնել եմ Գրավի ստուգման և Ընդունման-Հանձնման ակտով, որի համար ստորագրում եմ։ </w:t>
       </w:r>
     </w:p>
     <w:tbl>
@@ -12941,23 +12162,13 @@
                 <w:szCs w:val="18"/>
               </w:rPr>
             </w:pPr>
-            <w:proofErr w:type="spellStart"/>
-            <w:r>
-              <w:rPr>
-                <w:rFonts w:ascii="Times New Roman" w:hAnsi="Times New Roman" w:cs="Times New Roman"/>
-                <w:sz w:val="18"/>
-                <w:szCs w:val="18"/>
-              </w:rPr>
-              <w:t>Ընդունեց</w:t>
-            </w:r>
-            <w:proofErr w:type="spellEnd"/>
-            <w:r>
-              <w:rPr>
-                <w:rFonts w:ascii="Times New Roman" w:hAnsi="Times New Roman" w:cs="Times New Roman"/>
-                <w:sz w:val="18"/>
-                <w:szCs w:val="18"/>
-              </w:rPr>
-              <w:t xml:space="preserve">՝      </w:t>
+            <w:r>
+              <w:rPr>
+                <w:rFonts w:ascii="Times New Roman" w:hAnsi="Times New Roman" w:cs="Times New Roman"/>
+                <w:sz w:val="18"/>
+                <w:szCs w:val="18"/>
+              </w:rPr>
+              <w:t xml:space="preserve">Ընդունեց՝      </w:t>
             </w:r>
           </w:p>
         </w:tc>
@@ -12976,7 +12187,6 @@
                 <w:szCs w:val="18"/>
               </w:rPr>
             </w:pPr>
-            <w:proofErr w:type="spellStart"/>
             <w:r>
               <w:rPr>
                 <w:rFonts w:ascii="Times New Roman" w:hAnsi="Times New Roman" w:cs="Times New Roman"/>
@@ -12985,7 +12195,6 @@
               </w:rPr>
               <w:t>Գրավատու</w:t>
             </w:r>
-            <w:proofErr w:type="spellEnd"/>
           </w:p>
         </w:tc>
         <w:tc>
@@ -13035,7 +12244,7 @@
       </w:pPr>
     </w:p>
     <w:sectPr>
-      <w:footerReference w:type="default" r:id="rId10"/>
+      <w:footerReference w:type="default" r:id="rId11"/>
       <w:pgSz w:w="12240" w:h="15840"/>
       <w:pgMar w:top="264" w:right="1440" w:bottom="440" w:left="1440" w:header="720" w:footer="720" w:gutter="0"/>
       <w:pgNumType w:fmt="numberInDash" w:start="1"/>
@@ -13066,6 +12275,13 @@
       <w:r>
         <w:continuationSeparator/>
       </w:r>
+    </w:p>
+  </w:endnote>
+  <w:endnote w:type="continuationNotice" w:id="1">
+    <w:p>
+      <w:pPr>
+        <w:spacing w:after="0" w:line="240" w:lineRule="auto"/>
+      </w:pPr>
     </w:p>
   </w:endnote>
 </w:endnotes>
@@ -13307,7 +12523,24 @@
       </w:r>
     </w:p>
   </w:footnote>
+  <w:footnote w:type="continuationNotice" w:id="1">
+    <w:p>
+      <w:pPr>
+        <w:spacing w:after="0" w:line="240" w:lineRule="auto"/>
+      </w:pPr>
+    </w:p>
+  </w:footnote>
 </w:footnotes>
+</file>
+
+<file path=word/header1.xml><?xml version="1.0" encoding="utf-8"?>
+<w:hdr xmlns:wpc="http://schemas.microsoft.com/office/word/2010/wordprocessingCanvas" xmlns:cx="http://schemas.microsoft.com/office/drawing/2014/chartex" xmlns:cx1="http://schemas.microsoft.com/office/drawing/2015/9/8/chartex" xmlns:cx2="http://schemas.microsoft.com/office/drawing/2015/10/21/chartex" xmlns:cx3="http://schemas.microsoft.com/office/drawing/2016/5/9/chartex" xmlns:cx4="http://schemas.microsoft.com/office/drawing/2016/5/10/chartex" xmlns:cx5="http://schemas.microsoft.com/office/drawing/2016/5/11/chartex" xmlns:cx6="http://schemas.microsoft.com/office/drawing/2016/5/12/chartex" xmlns:cx7="http://schemas.microsoft.com/office/drawing/2016/5/13/chartex" xmlns:cx8="http://schemas.microsoft.com/office/drawing/2016/5/14/chartex" xmlns:mc="http://schemas.openxmlformats.org/markup-compatibility/2006" xmlns:aink="http://schemas.microsoft.com/office/drawing/2016/ink" xmlns:am3d="http://schemas.microsoft.com/office/drawing/2017/model3d" xmlns:o="urn:schemas-microsoft-com:office:office" xmlns:oel="http://schemas.microsoft.com/office/2019/extlst" xmlns:r="http://schemas.openxmlformats.org/officeDocument/2006/relationships" xmlns:m="http://schemas.openxmlformats.org/officeDocument/2006/math" xmlns:v="urn:schemas-microsoft-com:vml" xmlns:wp14="http://schemas.microsoft.com/office/word/2010/wordprocessingDrawing" xmlns:wp="http://schemas.openxmlformats.org/drawingml/2006/wordprocessingDrawing" xmlns:w10="urn:schemas-microsoft-com:office:word" xmlns:w="http://schemas.openxmlformats.org/wordprocessingml/2006/main" xmlns:w14="http://schemas.microsoft.com/office/word/2010/wordml" xmlns:w15="http://schemas.microsoft.com/office/word/2012/wordml" xmlns:w16cex="http://schemas.microsoft.com/office/word/2018/wordml/cex" xmlns:w16cid="http://schemas.microsoft.com/office/word/2016/wordml/cid" xmlns:w16="http://schemas.microsoft.com/office/word/2018/wordml" xmlns:w16sdtdh="http://schemas.microsoft.com/office/word/2020/wordml/sdtdatahash" xmlns:w16se="http://schemas.microsoft.com/office/word/2015/wordml/symex" xmlns:wpg="http://schemas.microsoft.com/office/word/2010/wordprocessingGroup" xmlns:wpi="http://schemas.microsoft.com/office/word/2010/wordprocessingInk" xmlns:wne="http://schemas.microsoft.com/office/word/2006/wordml" xmlns:wps="http://schemas.microsoft.com/office/word/2010/wordprocessingShape" mc:Ignorable="w14 w15 w16se w16cid w16 w16cex w16sdtdh wp14">
+  <w:p>
+    <w:pPr>
+      <w:pStyle w:val="Header"/>
+    </w:pPr>
+  </w:p>
+</w:hdr>
 </file>
 
 <file path=word/numbering.xml><?xml version="1.0" encoding="utf-8"?>

--- a/public/files/contract_gold_template.docx
+++ b/public/files/contract_gold_template.docx
@@ -2011,25 +2011,6 @@
                 <w:lang w:val="hy-AM"/>
               </w:rPr>
             </w:pPr>
-          </w:p>
-          <w:p>
-            <w:pPr>
-              <w:widowControl w:val="0"/>
-              <w:tabs>
-                <w:tab w:val="left" w:pos="993"/>
-              </w:tabs>
-              <w:spacing w:line="276" w:lineRule="auto"/>
-              <w:ind w:left="30" w:right="176"/>
-              <w:jc w:val="both"/>
-              <w:rPr>
-                <w:rFonts w:ascii="Times New Roman" w:hAnsi="Times New Roman" w:cs="Times New Roman"/>
-                <w:bCs/>
-                <w:iCs/>
-                <w:sz w:val="16"/>
-                <w:szCs w:val="16"/>
-                <w:lang w:val="hy-AM"/>
-              </w:rPr>
-            </w:pPr>
             <w:r>
               <w:rPr>
                 <w:rFonts w:ascii="Times New Roman" w:hAnsi="Times New Roman" w:cs="Times New Roman"/>
@@ -2383,7 +2364,18 @@
                 <w:szCs w:val="16"/>
                 <w:lang w:val="hy-AM"/>
               </w:rPr>
-              <w:t>սպառողական</w:t>
+              <w:t>Ս</w:t>
+            </w:r>
+            <w:r>
+              <w:rPr>
+                <w:rFonts w:ascii="Times New Roman" w:hAnsi="Times New Roman" w:cs="Times New Roman"/>
+                <w:bCs/>
+                <w:iCs/>
+                <w:sz w:val="16"/>
+                <w:szCs w:val="16"/>
+                <w:lang w:val="hy-AM"/>
+              </w:rPr>
+              <w:t>պառողական</w:t>
             </w:r>
           </w:p>
         </w:tc>
@@ -3079,7 +3071,6 @@
                 <w:szCs w:val="16"/>
                 <w:lang w:val="hy-AM"/>
               </w:rPr>
-              <w:lastRenderedPageBreak/>
               <w:t>ժամ</w:t>
             </w:r>
             <w:r>
@@ -3126,8 +3117,7 @@
                 <w:szCs w:val="16"/>
                 <w:lang w:val="hy-AM"/>
               </w:rPr>
-              <w:lastRenderedPageBreak/>
-              <w:t xml:space="preserve">Վարկի գումարը կամ տոկոսը կամ դրանց մի մասը ժամկետանց դառնալու օրվանից մինչև համապատասխանաբար Վարկի կամ ժամկետանց մասի կամ </w:t>
+              <w:t xml:space="preserve">Վարկի գումարը կամ տոկոսը կամ դրանց մի մասը ժամկետանց դառնալու օրվանից մինչև համապատասխանաբար Վարկի կամ ժամկետանց մասի կամ տոկոսի մարման օրը Վարկառուն պարտավոր է Վարկատուին վճարել </w:t>
             </w:r>
             <w:r>
               <w:rPr>
@@ -3139,7 +3129,7 @@
                 <w:lang w:val="hy-AM"/>
               </w:rPr>
               <w:lastRenderedPageBreak/>
-              <w:t xml:space="preserve">տոկոսի մարման օրը Վարկառուն պարտավոր է Վարկատուին վճարել ժամկետանց վարկի նկատմամբ Պայմանագրի հիման վրա հաշվարկվող անվանական տոկոսադրույքը և ժամկետանց վարկի և/կամ տոկոսի նկատմամբ հաշվարկված </w:t>
+              <w:t xml:space="preserve">ժամկետանց վարկի նկատմամբ Պայմանագրի հիման վրա հաշվարկվող անվանական տոկոսադրույքը և ժամկետանց վարկի և/կամ տոկոսի նկատմամբ հաշվարկված </w:t>
             </w:r>
             <w:r>
               <w:rPr>
@@ -4144,7 +4134,6 @@
           <w:szCs w:val="18"/>
           <w:lang w:val="hy-AM"/>
         </w:rPr>
-        <w:lastRenderedPageBreak/>
         <w:t xml:space="preserve">Վարկառուն </w:t>
       </w:r>
       <w:r>
@@ -4183,6 +4172,7 @@
           <w:szCs w:val="18"/>
           <w:lang w:val="hy-AM"/>
         </w:rPr>
+        <w:lastRenderedPageBreak/>
         <w:t xml:space="preserve">Վարկի գումարի չափով արգելանք է դրվել Վարկառուի գույքի նկատմամբ և այդ արգելանքը տևում է 5 օրից ավել։ </w:t>
       </w:r>
     </w:p>
@@ -4886,7 +4876,6 @@
           <w:szCs w:val="18"/>
           <w:lang w:val="hy-AM"/>
         </w:rPr>
-        <w:lastRenderedPageBreak/>
         <w:t>Վարկատուի կողմից սահմանված սակագների համապատասխան վճարումը կատարելուց հետո ստուգել գրավի առարկա ոսկյա իրերի առկայությունը, քանակը, զանգվածը, վիճակը.</w:t>
       </w:r>
     </w:p>
@@ -4915,6 +4904,7 @@
           <w:szCs w:val="18"/>
           <w:lang w:val="hy-AM"/>
         </w:rPr>
+        <w:lastRenderedPageBreak/>
         <w:t>Վարկառուն պարտավոր է՝</w:t>
       </w:r>
     </w:p>
@@ -5474,7 +5464,25 @@
           <w:szCs w:val="18"/>
           <w:lang w:val="hy-AM"/>
         </w:rPr>
-        <w:t xml:space="preserve">Պայմանագրով ստանձնած պարտավորությունները Վարկառուի կողմից չկատարելու դեպքում Գրավառուն գրավոր ծանուցում է Վարկառուին առանց դատարան դիմելու գրավի առարկայի նկատմամբ բռնագանձում տարածելու և իրացնելու մասին </w:t>
+        <w:t xml:space="preserve">Պայմանագրով ստանձնած պարտավորությունները Վարկառուի կողմից չկատարելու դեպքում </w:t>
+      </w:r>
+      <w:r>
+        <w:rPr>
+          <w:rFonts w:ascii="Times New Roman" w:hAnsi="Times New Roman" w:cs="Times New Roman"/>
+          <w:sz w:val="18"/>
+          <w:szCs w:val="18"/>
+          <w:lang w:val="hy-AM"/>
+        </w:rPr>
+        <w:t>(ներառյալ Պայմանագրի փոփոխության համաձայնագրերով տրամադրված կամ տրամադրվելիք վարկի գումարները)</w:t>
+      </w:r>
+      <w:r>
+        <w:rPr>
+          <w:rFonts w:ascii="Times New Roman" w:hAnsi="Times New Roman" w:cs="Times New Roman"/>
+          <w:sz w:val="18"/>
+          <w:szCs w:val="18"/>
+          <w:lang w:val="hy-AM"/>
+        </w:rPr>
+        <w:t xml:space="preserve">Գրավառուն գրավոր ծանուցում է Վարկառուին առանց դատարան դիմելու գրավի առարկայի նկատմամբ բռնագանձում տարածելու և իրացնելու մասին </w:t>
       </w:r>
       <w:r>
         <w:rPr>
@@ -5602,7 +5610,7 @@
           <w:szCs w:val="18"/>
           <w:lang w:val="hy-AM"/>
         </w:rPr>
-        <w:t xml:space="preserve">Պայմանագրով Գրավատուն տալիս է իր անվերապահ համաձայնությունը, առ այն, որ Գրավի առարկայի </w:t>
+        <w:t xml:space="preserve">Պայմանագրով Գրավատուն տալիս է իր անվերապահ համաձայնությունը, առ այն, որ Գրավի առարկայի ֆիզիական ստուգման ընթացքում Գրավառուն առանց Գրավատուի ներկայության բացի Գրավի առարկայի պահպանման փակ, թափանցիկ պարկը։ Պարկն առանց Գրավատուի բացելու դեպքում Գրավի առարկայի ստուգման </w:t>
       </w:r>
       <w:r>
         <w:rPr>
@@ -5612,7 +5620,7 @@
           <w:lang w:val="hy-AM"/>
         </w:rPr>
         <w:lastRenderedPageBreak/>
-        <w:t xml:space="preserve">ֆիզիական ստուգման ընթացքում Գրավառուն առանց Գրավատուի ներկայության բացի Գրավի առարկայի պահպանման փակ, թափանցիկ պարկը։ Պարկն առանց Գրավատուի բացելու դեպքում Գրավի առարկայի ստուգման արդյունքում կազմվում է արձանագրություն։ </w:t>
+        <w:t xml:space="preserve">արդյունքում կազմվում է արձանագրություն։ </w:t>
       </w:r>
     </w:p>
     <w:p>
@@ -5768,7 +5776,23 @@
           <w:sz w:val="18"/>
           <w:lang w:val="hy-AM"/>
         </w:rPr>
-        <w:t>կեղված</w:t>
+        <w:t>կեղ</w:t>
+      </w:r>
+      <w:r>
+        <w:rPr>
+          <w:rFonts w:ascii="Times New Roman" w:hAnsi="Times New Roman"/>
+          <w:sz w:val="18"/>
+          <w:lang w:val="hy-AM"/>
+        </w:rPr>
+        <w:t>ծ</w:t>
+      </w:r>
+      <w:r>
+        <w:rPr>
+          <w:rFonts w:ascii="Times New Roman" w:hAnsi="Times New Roman"/>
+          <w:sz w:val="18"/>
+          <w:lang w:val="hy-AM"/>
+        </w:rPr>
+        <w:t>ված</w:t>
       </w:r>
       <w:r>
         <w:rPr>
@@ -6112,26 +6136,35 @@
           <w:szCs w:val="18"/>
           <w:lang w:val="hy-AM"/>
         </w:rPr>
+        <w:t xml:space="preserve">Վարկատուից ստանա </w:t>
+      </w:r>
+      <w:r>
+        <w:rPr>
+          <w:rFonts w:ascii="Times New Roman" w:hAnsi="Times New Roman" w:cs="Times New Roman"/>
+          <w:sz w:val="18"/>
+          <w:szCs w:val="18"/>
+          <w:lang w:val="hy-AM"/>
+        </w:rPr>
+        <w:t>SMS հաղորդագրություններ, էլեկտրոնային կամ այլ նամակներ վարկի, տոկոսների և այլ վճարների հերթական</w:t>
+      </w:r>
+      <w:r>
+        <w:rPr>
+          <w:rFonts w:ascii="Times New Roman" w:hAnsi="Times New Roman" w:cs="Times New Roman"/>
+          <w:sz w:val="18"/>
+          <w:szCs w:val="18"/>
+          <w:lang w:val="hy-AM"/>
+        </w:rPr>
+        <w:t xml:space="preserve"> մարման, դրանց ժամկետանց դառնալու, իրեն ծանուցումներ ուղարկելու վերաբերյալ, ինչպես նաև Վարկատուի կողմից մատուցվող </w:t>
+      </w:r>
+      <w:r>
+        <w:rPr>
+          <w:rFonts w:ascii="Times New Roman" w:hAnsi="Times New Roman" w:cs="Times New Roman"/>
+          <w:sz w:val="18"/>
+          <w:szCs w:val="18"/>
+          <w:lang w:val="hy-AM"/>
+        </w:rPr>
         <w:lastRenderedPageBreak/>
-        <w:t xml:space="preserve">Վարկատուից ստանա </w:t>
-      </w:r>
-      <w:r>
-        <w:rPr>
-          <w:rFonts w:ascii="Times New Roman" w:hAnsi="Times New Roman" w:cs="Times New Roman"/>
-          <w:sz w:val="18"/>
-          <w:szCs w:val="18"/>
-          <w:lang w:val="hy-AM"/>
-        </w:rPr>
-        <w:t>SMS հաղորդագրություններ, էլեկտրոնային կամ այլ նամակներ վարկի, տոկոսների և այլ վճարների հերթական</w:t>
-      </w:r>
-      <w:r>
-        <w:rPr>
-          <w:rFonts w:ascii="Times New Roman" w:hAnsi="Times New Roman" w:cs="Times New Roman"/>
-          <w:sz w:val="18"/>
-          <w:szCs w:val="18"/>
-          <w:lang w:val="hy-AM"/>
-        </w:rPr>
-        <w:t xml:space="preserve"> մարման, դրանց ժամկետանց դառնալու, իրեն ծանուցումներ ուղարկելու վերաբերյալ, ինչպես նաև Վարկատուի կողմից մատուցվող ծառայությունների վերաբերյալ գովազդային, առևտրային կամ այլ բնույթի նյութեր։ </w:t>
+        <w:t xml:space="preserve">ծառայությունների վերաբերյալ գովազդային, առևտրային կամ այլ բնույթի նյութեր։ </w:t>
       </w:r>
       <w:r>
         <w:rPr>
@@ -6828,7 +6861,6 @@
           <w:szCs w:val="18"/>
           <w:lang w:val="hy-AM"/>
         </w:rPr>
-        <w:lastRenderedPageBreak/>
         <w:t>Վարկառուի՝ Պայմանագրի կնքումից հետո առաջացող պահանջները, դիմումները, բողոքները Վարկատուին ներկայացնելու կարգը, ինչպես նաև Վարկատուի կողմից պահանջն</w:t>
       </w:r>
       <w:r>
@@ -6876,6 +6908,7 @@
           <w:szCs w:val="18"/>
           <w:lang w:val="hy-AM"/>
         </w:rPr>
+        <w:lastRenderedPageBreak/>
         <w:t>Վարկառուի իրավունքները դատական կարգով, ինչպես նաև արբիտրաժային դատարանի և/կամ Ֆինանսական համակարգի հաշտարարի միջոցով պաշտպանելու հնարավորության մասին՝ տրամադրելով «Ինչ անել, եթե բողոք ունեք» ձևաթուղթը,</w:t>
       </w:r>
     </w:p>

--- a/public/files/contract_gold_template.docx
+++ b/public/files/contract_gold_template.docx
@@ -154,7 +154,33 @@
           <w:color w:val="000000" w:themeColor="text1"/>
           <w:lang w:val="en-GB"/>
         </w:rPr>
-        <w:t>${num}</w:t>
+        <w:t>${</w:t>
+      </w:r>
+      <w:proofErr w:type="spellStart"/>
+      <w:r>
+        <w:rPr>
+          <w:rFonts w:ascii="Times New Roman" w:eastAsia="Times New Roman" w:hAnsi="Times New Roman" w:cs="Times New Roman"/>
+          <w:b/>
+          <w:bCs/>
+          <w:i/>
+          <w:iCs/>
+          <w:color w:val="000000" w:themeColor="text1"/>
+          <w:lang w:val="en-GB"/>
+        </w:rPr>
+        <w:t>num</w:t>
+      </w:r>
+      <w:proofErr w:type="spellEnd"/>
+      <w:r>
+        <w:rPr>
+          <w:rFonts w:ascii="Times New Roman" w:eastAsia="Times New Roman" w:hAnsi="Times New Roman" w:cs="Times New Roman"/>
+          <w:b/>
+          <w:bCs/>
+          <w:i/>
+          <w:iCs/>
+          <w:color w:val="000000" w:themeColor="text1"/>
+          <w:lang w:val="en-GB"/>
+        </w:rPr>
+        <w:t>}</w:t>
       </w:r>
     </w:p>
     <w:tbl>
@@ -305,9 +331,8 @@
           <w:rFonts w:ascii="Times New Roman" w:hAnsi="Times New Roman"/>
           <w:color w:val="000000" w:themeColor="text1"/>
           <w:sz w:val="18"/>
-          <w:lang w:val="en-GB"/>
-        </w:rPr>
-        <w:t>000 000000</w:t>
+        </w:rPr>
+        <w:t>61</w:t>
       </w:r>
       <w:r>
         <w:rPr>
@@ -374,8 +399,86 @@
           <w:szCs w:val="18"/>
           <w:lang w:val="en-GB"/>
         </w:rPr>
-        <w:t>53 շենք, 35 ոչ բնակելի տարածք</w:t>
-      </w:r>
+        <w:t xml:space="preserve">53 </w:t>
+      </w:r>
+      <w:proofErr w:type="spellStart"/>
+      <w:r>
+        <w:rPr>
+          <w:rFonts w:ascii="Times New Roman" w:eastAsia="Times New Roman" w:hAnsi="Times New Roman" w:cs="Times New Roman"/>
+          <w:color w:val="000000" w:themeColor="text1"/>
+          <w:sz w:val="18"/>
+          <w:szCs w:val="18"/>
+          <w:lang w:val="en-GB"/>
+        </w:rPr>
+        <w:t>շենք</w:t>
+      </w:r>
+      <w:proofErr w:type="spellEnd"/>
+      <w:r>
+        <w:rPr>
+          <w:rFonts w:ascii="Times New Roman" w:eastAsia="Times New Roman" w:hAnsi="Times New Roman" w:cs="Times New Roman"/>
+          <w:color w:val="000000" w:themeColor="text1"/>
+          <w:sz w:val="18"/>
+          <w:szCs w:val="18"/>
+          <w:lang w:val="en-GB"/>
+        </w:rPr>
+        <w:t xml:space="preserve">, 35 </w:t>
+      </w:r>
+      <w:proofErr w:type="spellStart"/>
+      <w:r>
+        <w:rPr>
+          <w:rFonts w:ascii="Times New Roman" w:eastAsia="Times New Roman" w:hAnsi="Times New Roman" w:cs="Times New Roman"/>
+          <w:color w:val="000000" w:themeColor="text1"/>
+          <w:sz w:val="18"/>
+          <w:szCs w:val="18"/>
+          <w:lang w:val="en-GB"/>
+        </w:rPr>
+        <w:t>ոչ</w:t>
+      </w:r>
+      <w:proofErr w:type="spellEnd"/>
+      <w:r>
+        <w:rPr>
+          <w:rFonts w:ascii="Times New Roman" w:eastAsia="Times New Roman" w:hAnsi="Times New Roman" w:cs="Times New Roman"/>
+          <w:color w:val="000000" w:themeColor="text1"/>
+          <w:sz w:val="18"/>
+          <w:szCs w:val="18"/>
+          <w:lang w:val="en-GB"/>
+        </w:rPr>
+        <w:t xml:space="preserve"> </w:t>
+      </w:r>
+      <w:proofErr w:type="spellStart"/>
+      <w:r>
+        <w:rPr>
+          <w:rFonts w:ascii="Times New Roman" w:eastAsia="Times New Roman" w:hAnsi="Times New Roman" w:cs="Times New Roman"/>
+          <w:color w:val="000000" w:themeColor="text1"/>
+          <w:sz w:val="18"/>
+          <w:szCs w:val="18"/>
+          <w:lang w:val="en-GB"/>
+        </w:rPr>
+        <w:t>բնակելի</w:t>
+      </w:r>
+      <w:proofErr w:type="spellEnd"/>
+      <w:r>
+        <w:rPr>
+          <w:rFonts w:ascii="Times New Roman" w:eastAsia="Times New Roman" w:hAnsi="Times New Roman" w:cs="Times New Roman"/>
+          <w:color w:val="000000" w:themeColor="text1"/>
+          <w:sz w:val="18"/>
+          <w:szCs w:val="18"/>
+          <w:lang w:val="en-GB"/>
+        </w:rPr>
+        <w:t xml:space="preserve"> </w:t>
+      </w:r>
+      <w:proofErr w:type="spellStart"/>
+      <w:r>
+        <w:rPr>
+          <w:rFonts w:ascii="Times New Roman" w:eastAsia="Times New Roman" w:hAnsi="Times New Roman" w:cs="Times New Roman"/>
+          <w:color w:val="000000" w:themeColor="text1"/>
+          <w:sz w:val="18"/>
+          <w:szCs w:val="18"/>
+          <w:lang w:val="en-GB"/>
+        </w:rPr>
+        <w:t>տարածք</w:t>
+      </w:r>
+      <w:proofErr w:type="spellEnd"/>
       <w:r>
         <w:rPr>
           <w:rFonts w:ascii="Times New Roman" w:eastAsia="Times New Roman" w:hAnsi="Times New Roman" w:cs="Times New Roman"/>
@@ -1317,8 +1420,9 @@
                 <w:szCs w:val="16"/>
                 <w:lang w:val="en-GB"/>
               </w:rPr>
-              <w:t>${contra</w:t>
-            </w:r>
+              <w:t>${</w:t>
+            </w:r>
+            <w:proofErr w:type="spellStart"/>
             <w:r>
               <w:rPr>
                 <w:rFonts w:ascii="Times New Roman" w:hAnsi="Times New Roman" w:cs="Times New Roman"/>
@@ -1328,7 +1432,7 @@
                 <w:szCs w:val="16"/>
                 <w:lang w:val="en-GB"/>
               </w:rPr>
-              <w:t>c</w:t>
+              <w:t>contra</w:t>
             </w:r>
             <w:r>
               <w:rPr>
@@ -1339,7 +1443,30 @@
                 <w:szCs w:val="16"/>
                 <w:lang w:val="en-GB"/>
               </w:rPr>
-              <w:t>t_amount}</w:t>
+              <w:t>c</w:t>
+            </w:r>
+            <w:r>
+              <w:rPr>
+                <w:rFonts w:ascii="Times New Roman" w:hAnsi="Times New Roman" w:cs="Times New Roman"/>
+                <w:b/>
+                <w:i/>
+                <w:sz w:val="16"/>
+                <w:szCs w:val="16"/>
+                <w:lang w:val="en-GB"/>
+              </w:rPr>
+              <w:t>t_amount</w:t>
+            </w:r>
+            <w:proofErr w:type="spellEnd"/>
+            <w:r>
+              <w:rPr>
+                <w:rFonts w:ascii="Times New Roman" w:hAnsi="Times New Roman" w:cs="Times New Roman"/>
+                <w:b/>
+                <w:i/>
+                <w:sz w:val="16"/>
+                <w:szCs w:val="16"/>
+                <w:lang w:val="en-GB"/>
+              </w:rPr>
+              <w:t>}</w:t>
             </w:r>
             <w:r>
               <w:rPr>
@@ -1349,8 +1476,20 @@
                 <w:sz w:val="16"/>
                 <w:lang w:val="ru-RU"/>
               </w:rPr>
-              <w:t xml:space="preserve"> ՀՀ դրամ</w:t>
-            </w:r>
+              <w:t xml:space="preserve"> ՀՀ </w:t>
+            </w:r>
+            <w:proofErr w:type="spellStart"/>
+            <w:r>
+              <w:rPr>
+                <w:rFonts w:ascii="Times New Roman" w:hAnsi="Times New Roman"/>
+                <w:b/>
+                <w:i/>
+                <w:sz w:val="16"/>
+                <w:lang w:val="ru-RU"/>
+              </w:rPr>
+              <w:t>դրամ</w:t>
+            </w:r>
+            <w:proofErr w:type="spellEnd"/>
           </w:p>
         </w:tc>
       </w:tr>
@@ -1449,7 +1588,31 @@
                 <w:szCs w:val="16"/>
                 <w:lang w:val="ru-RU"/>
               </w:rPr>
-              <w:t>${interest_annual_rate}</w:t>
+              <w:t>${</w:t>
+            </w:r>
+            <w:proofErr w:type="spellStart"/>
+            <w:r>
+              <w:rPr>
+                <w:rFonts w:ascii="Times New Roman" w:hAnsi="Times New Roman" w:cs="Times New Roman"/>
+                <w:b/>
+                <w:i/>
+                <w:sz w:val="16"/>
+                <w:szCs w:val="16"/>
+                <w:lang w:val="ru-RU"/>
+              </w:rPr>
+              <w:t>interest_annual_rate</w:t>
+            </w:r>
+            <w:proofErr w:type="spellEnd"/>
+            <w:r>
+              <w:rPr>
+                <w:rFonts w:ascii="Times New Roman" w:hAnsi="Times New Roman" w:cs="Times New Roman"/>
+                <w:b/>
+                <w:i/>
+                <w:sz w:val="16"/>
+                <w:szCs w:val="16"/>
+                <w:lang w:val="ru-RU"/>
+              </w:rPr>
+              <w:t>}</w:t>
             </w:r>
           </w:p>
         </w:tc>
@@ -1549,7 +1712,31 @@
                 <w:szCs w:val="16"/>
                 <w:lang w:val="en-GB"/>
               </w:rPr>
-              <w:t>${effective_annual_rate}</w:t>
+              <w:t>${</w:t>
+            </w:r>
+            <w:proofErr w:type="spellStart"/>
+            <w:r>
+              <w:rPr>
+                <w:rFonts w:ascii="Times New Roman" w:hAnsi="Times New Roman" w:cs="Times New Roman"/>
+                <w:b/>
+                <w:i/>
+                <w:sz w:val="16"/>
+                <w:szCs w:val="16"/>
+                <w:lang w:val="en-GB"/>
+              </w:rPr>
+              <w:t>effective_annual_rate</w:t>
+            </w:r>
+            <w:proofErr w:type="spellEnd"/>
+            <w:r>
+              <w:rPr>
+                <w:rFonts w:ascii="Times New Roman" w:hAnsi="Times New Roman" w:cs="Times New Roman"/>
+                <w:b/>
+                <w:i/>
+                <w:sz w:val="16"/>
+                <w:szCs w:val="16"/>
+                <w:lang w:val="en-GB"/>
+              </w:rPr>
+              <w:t>}</w:t>
             </w:r>
           </w:p>
         </w:tc>
@@ -2979,7 +3166,31 @@
                 <w:szCs w:val="16"/>
                 <w:lang w:val="en-GB"/>
               </w:rPr>
-              <w:t>${mother_amount}</w:t>
+              <w:t>${</w:t>
+            </w:r>
+            <w:proofErr w:type="spellStart"/>
+            <w:r>
+              <w:rPr>
+                <w:rFonts w:ascii="Times New Roman" w:hAnsi="Times New Roman" w:cs="Times New Roman"/>
+                <w:bCs/>
+                <w:iCs/>
+                <w:sz w:val="16"/>
+                <w:szCs w:val="16"/>
+                <w:lang w:val="en-GB"/>
+              </w:rPr>
+              <w:t>mother_amount</w:t>
+            </w:r>
+            <w:proofErr w:type="spellEnd"/>
+            <w:r>
+              <w:rPr>
+                <w:rFonts w:ascii="Times New Roman" w:hAnsi="Times New Roman" w:cs="Times New Roman"/>
+                <w:bCs/>
+                <w:iCs/>
+                <w:sz w:val="16"/>
+                <w:szCs w:val="16"/>
+                <w:lang w:val="en-GB"/>
+              </w:rPr>
+              <w:t>}</w:t>
             </w:r>
             <w:r>
               <w:rPr>
@@ -2995,8 +3206,18 @@
                 <w:sz w:val="16"/>
                 <w:lang w:val="ru-RU"/>
               </w:rPr>
-              <w:t>ՀՀ դրամ</w:t>
-            </w:r>
+              <w:t xml:space="preserve">ՀՀ </w:t>
+            </w:r>
+            <w:proofErr w:type="spellStart"/>
+            <w:r>
+              <w:rPr>
+                <w:rFonts w:ascii="Times New Roman" w:hAnsi="Times New Roman"/>
+                <w:sz w:val="16"/>
+                <w:lang w:val="ru-RU"/>
+              </w:rPr>
+              <w:t>դրամ</w:t>
+            </w:r>
+            <w:proofErr w:type="spellEnd"/>
           </w:p>
         </w:tc>
       </w:tr>
@@ -8417,6 +8638,7 @@
           <w:lang w:val="en-GB"/>
         </w:rPr>
       </w:pPr>
+      <w:proofErr w:type="spellStart"/>
       <w:r>
         <w:rPr>
           <w:rFonts w:ascii="Times New Roman" w:eastAsia="Times New Roman" w:hAnsi="Times New Roman" w:cs="Times New Roman"/>
@@ -8427,13 +8649,10 @@
           <w:szCs w:val="13"/>
           <w:lang w:val="en-GB"/>
         </w:rPr>
-        <w:t xml:space="preserve">Վարկային կոդ՝ </w:t>
-      </w:r>
-    </w:p>
-    <w:p>
-      <w:pPr>
-        <w:spacing w:after="0" w:line="276" w:lineRule="auto"/>
-        <w:jc w:val="right"/>
+        <w:t>Վարկային</w:t>
+      </w:r>
+      <w:proofErr w:type="spellEnd"/>
+      <w:r>
         <w:rPr>
           <w:rFonts w:ascii="Times New Roman" w:eastAsia="Times New Roman" w:hAnsi="Times New Roman" w:cs="Times New Roman"/>
           <w:i/>
@@ -8443,7 +8662,9 @@
           <w:szCs w:val="13"/>
           <w:lang w:val="en-GB"/>
         </w:rPr>
-      </w:pPr>
+        <w:t xml:space="preserve"> </w:t>
+      </w:r>
+      <w:proofErr w:type="spellStart"/>
       <w:r>
         <w:rPr>
           <w:rFonts w:ascii="Times New Roman" w:eastAsia="Times New Roman" w:hAnsi="Times New Roman" w:cs="Times New Roman"/>
@@ -8452,10 +8673,11 @@
           <w:color w:val="000000" w:themeColor="text1"/>
           <w:sz w:val="18"/>
           <w:szCs w:val="13"/>
-          <w:lang w:val="hy-AM"/>
-        </w:rPr>
-        <w:t xml:space="preserve">Վարկային և ոսկյա իրերի գրավի խառը պայմանագիր </w:t>
-      </w:r>
+          <w:lang w:val="en-GB"/>
+        </w:rPr>
+        <w:t>կոդ</w:t>
+      </w:r>
+      <w:proofErr w:type="spellEnd"/>
       <w:r>
         <w:rPr>
           <w:rFonts w:ascii="Times New Roman" w:eastAsia="Times New Roman" w:hAnsi="Times New Roman" w:cs="Times New Roman"/>
@@ -8464,11 +8686,15 @@
           <w:color w:val="000000" w:themeColor="text1"/>
           <w:sz w:val="18"/>
           <w:szCs w:val="13"/>
-          <w:lang w:val="hy-AM"/>
-        </w:rPr>
-        <w:t xml:space="preserve">№ </w:t>
-      </w:r>
-      <w:r>
+          <w:lang w:val="en-GB"/>
+        </w:rPr>
+        <w:t xml:space="preserve">՝ </w:t>
+      </w:r>
+    </w:p>
+    <w:p>
+      <w:pPr>
+        <w:spacing w:after="0" w:line="276" w:lineRule="auto"/>
+        <w:jc w:val="right"/>
         <w:rPr>
           <w:rFonts w:ascii="Times New Roman" w:eastAsia="Times New Roman" w:hAnsi="Times New Roman" w:cs="Times New Roman"/>
           <w:i/>
@@ -8478,7 +8704,68 @@
           <w:szCs w:val="13"/>
           <w:lang w:val="en-GB"/>
         </w:rPr>
-        <w:t>${num}</w:t>
+      </w:pPr>
+      <w:r>
+        <w:rPr>
+          <w:rFonts w:ascii="Times New Roman" w:eastAsia="Times New Roman" w:hAnsi="Times New Roman" w:cs="Times New Roman"/>
+          <w:i/>
+          <w:iCs/>
+          <w:color w:val="000000" w:themeColor="text1"/>
+          <w:sz w:val="18"/>
+          <w:szCs w:val="13"/>
+          <w:lang w:val="hy-AM"/>
+        </w:rPr>
+        <w:t xml:space="preserve">Վարկային և ոսկյա իրերի գրավի խառը պայմանագիր </w:t>
+      </w:r>
+      <w:r>
+        <w:rPr>
+          <w:rFonts w:ascii="Times New Roman" w:eastAsia="Times New Roman" w:hAnsi="Times New Roman" w:cs="Times New Roman"/>
+          <w:i/>
+          <w:iCs/>
+          <w:color w:val="000000" w:themeColor="text1"/>
+          <w:sz w:val="18"/>
+          <w:szCs w:val="13"/>
+          <w:lang w:val="hy-AM"/>
+        </w:rPr>
+        <w:t xml:space="preserve">№ </w:t>
+      </w:r>
+      <w:r>
+        <w:rPr>
+          <w:rFonts w:ascii="Times New Roman" w:eastAsia="Times New Roman" w:hAnsi="Times New Roman" w:cs="Times New Roman"/>
+          <w:i/>
+          <w:iCs/>
+          <w:color w:val="000000" w:themeColor="text1"/>
+          <w:sz w:val="18"/>
+          <w:szCs w:val="13"/>
+          <w:lang w:val="en-GB"/>
+        </w:rPr>
+        <w:t>${</w:t>
+      </w:r>
+      <w:proofErr w:type="spellStart"/>
+      <w:r>
+        <w:rPr>
+          <w:rFonts w:ascii="Times New Roman" w:eastAsia="Times New Roman" w:hAnsi="Times New Roman" w:cs="Times New Roman"/>
+          <w:i/>
+          <w:iCs/>
+          <w:color w:val="000000" w:themeColor="text1"/>
+          <w:sz w:val="18"/>
+          <w:szCs w:val="13"/>
+          <w:lang w:val="en-GB"/>
+        </w:rPr>
+        <w:t>num</w:t>
+      </w:r>
+      <w:proofErr w:type="spellEnd"/>
+      <w:r>
+        <w:rPr>
+          <w:rFonts w:ascii="Times New Roman" w:eastAsia="Times New Roman" w:hAnsi="Times New Roman" w:cs="Times New Roman"/>
+          <w:i/>
+          <w:iCs/>
+          <w:color w:val="000000" w:themeColor="text1"/>
+          <w:sz w:val="18"/>
+          <w:szCs w:val="13"/>
+          <w:lang w:val="en-GB"/>
+        </w:rPr>
+        <w:t>}</w:t>
       </w:r>
     </w:p>
     <w:p>
@@ -9929,6 +10216,7 @@
           <w:lang w:val="en-GB"/>
         </w:rPr>
       </w:pPr>
+      <w:proofErr w:type="spellStart"/>
       <w:r>
         <w:rPr>
           <w:rFonts w:ascii="Times New Roman" w:eastAsia="Times New Roman" w:hAnsi="Times New Roman" w:cs="Times New Roman"/>
@@ -9939,13 +10227,10 @@
           <w:szCs w:val="13"/>
           <w:lang w:val="en-GB"/>
         </w:rPr>
-        <w:t>Վարկային կոդ՝</w:t>
-      </w:r>
-    </w:p>
-    <w:p>
-      <w:pPr>
-        <w:spacing w:after="0" w:line="276" w:lineRule="auto"/>
-        <w:jc w:val="right"/>
+        <w:t>Վարկային</w:t>
+      </w:r>
+      <w:proofErr w:type="spellEnd"/>
+      <w:r>
         <w:rPr>
           <w:rFonts w:ascii="Times New Roman" w:eastAsia="Times New Roman" w:hAnsi="Times New Roman" w:cs="Times New Roman"/>
           <w:i/>
@@ -9955,7 +10240,9 @@
           <w:szCs w:val="13"/>
           <w:lang w:val="en-GB"/>
         </w:rPr>
-      </w:pPr>
+        <w:t xml:space="preserve"> </w:t>
+      </w:r>
+      <w:proofErr w:type="spellStart"/>
       <w:r>
         <w:rPr>
           <w:rFonts w:ascii="Times New Roman" w:eastAsia="Times New Roman" w:hAnsi="Times New Roman" w:cs="Times New Roman"/>
@@ -9964,10 +10251,11 @@
           <w:color w:val="000000" w:themeColor="text1"/>
           <w:sz w:val="18"/>
           <w:szCs w:val="13"/>
-          <w:lang w:val="hy-AM"/>
-        </w:rPr>
-        <w:t xml:space="preserve">Վարկային և ոսկյա իրերի գրավի խառը պայմանագիր </w:t>
-      </w:r>
+          <w:lang w:val="en-GB"/>
+        </w:rPr>
+        <w:t>կոդ</w:t>
+      </w:r>
+      <w:proofErr w:type="spellEnd"/>
       <w:r>
         <w:rPr>
           <w:rFonts w:ascii="Times New Roman" w:eastAsia="Times New Roman" w:hAnsi="Times New Roman" w:cs="Times New Roman"/>
@@ -9976,11 +10264,15 @@
           <w:color w:val="000000" w:themeColor="text1"/>
           <w:sz w:val="18"/>
           <w:szCs w:val="13"/>
-          <w:lang w:val="hy-AM"/>
-        </w:rPr>
-        <w:t xml:space="preserve">№ </w:t>
-      </w:r>
-      <w:r>
+          <w:lang w:val="en-GB"/>
+        </w:rPr>
+        <w:t>՝</w:t>
+      </w:r>
+    </w:p>
+    <w:p>
+      <w:pPr>
+        <w:spacing w:after="0" w:line="276" w:lineRule="auto"/>
+        <w:jc w:val="right"/>
         <w:rPr>
           <w:rFonts w:ascii="Times New Roman" w:eastAsia="Times New Roman" w:hAnsi="Times New Roman" w:cs="Times New Roman"/>
           <w:i/>
@@ -9988,10 +10280,9 @@
           <w:color w:val="000000" w:themeColor="text1"/>
           <w:sz w:val="18"/>
           <w:szCs w:val="13"/>
-          <w:lang w:val="hy-AM"/>
-        </w:rPr>
-        <w:t>$</w:t>
-      </w:r>
+          <w:lang w:val="en-GB"/>
+        </w:rPr>
+      </w:pPr>
       <w:r>
         <w:rPr>
           <w:rFonts w:ascii="Times New Roman" w:eastAsia="Times New Roman" w:hAnsi="Times New Roman" w:cs="Times New Roman"/>
@@ -10000,9 +10291,71 @@
           <w:color w:val="000000" w:themeColor="text1"/>
           <w:sz w:val="18"/>
           <w:szCs w:val="13"/>
+          <w:lang w:val="hy-AM"/>
+        </w:rPr>
+        <w:t xml:space="preserve">Վարկային և ոսկյա իրերի գրավի խառը պայմանագիր </w:t>
+      </w:r>
+      <w:r>
+        <w:rPr>
+          <w:rFonts w:ascii="Times New Roman" w:eastAsia="Times New Roman" w:hAnsi="Times New Roman" w:cs="Times New Roman"/>
+          <w:i/>
+          <w:iCs/>
+          <w:color w:val="000000" w:themeColor="text1"/>
+          <w:sz w:val="18"/>
+          <w:szCs w:val="13"/>
+          <w:lang w:val="hy-AM"/>
+        </w:rPr>
+        <w:t xml:space="preserve">№ </w:t>
+      </w:r>
+      <w:r>
+        <w:rPr>
+          <w:rFonts w:ascii="Times New Roman" w:eastAsia="Times New Roman" w:hAnsi="Times New Roman" w:cs="Times New Roman"/>
+          <w:i/>
+          <w:iCs/>
+          <w:color w:val="000000" w:themeColor="text1"/>
+          <w:sz w:val="18"/>
+          <w:szCs w:val="13"/>
+          <w:lang w:val="hy-AM"/>
+        </w:rPr>
+        <w:t>$</w:t>
+      </w:r>
+      <w:r>
+        <w:rPr>
+          <w:rFonts w:ascii="Times New Roman" w:eastAsia="Times New Roman" w:hAnsi="Times New Roman" w:cs="Times New Roman"/>
+          <w:i/>
+          <w:iCs/>
+          <w:color w:val="000000" w:themeColor="text1"/>
+          <w:sz w:val="18"/>
+          <w:szCs w:val="13"/>
           <w:lang w:val="en-GB"/>
         </w:rPr>
-        <w:t>{num}</w:t>
+        <w:t>{</w:t>
+      </w:r>
+      <w:proofErr w:type="spellStart"/>
+      <w:r>
+        <w:rPr>
+          <w:rFonts w:ascii="Times New Roman" w:eastAsia="Times New Roman" w:hAnsi="Times New Roman" w:cs="Times New Roman"/>
+          <w:i/>
+          <w:iCs/>
+          <w:color w:val="000000" w:themeColor="text1"/>
+          <w:sz w:val="18"/>
+          <w:szCs w:val="13"/>
+          <w:lang w:val="en-GB"/>
+        </w:rPr>
+        <w:t>num</w:t>
+      </w:r>
+      <w:proofErr w:type="spellEnd"/>
+      <w:r>
+        <w:rPr>
+          <w:rFonts w:ascii="Times New Roman" w:eastAsia="Times New Roman" w:hAnsi="Times New Roman" w:cs="Times New Roman"/>
+          <w:i/>
+          <w:iCs/>
+          <w:color w:val="000000" w:themeColor="text1"/>
+          <w:sz w:val="18"/>
+          <w:szCs w:val="13"/>
+          <w:lang w:val="en-GB"/>
+        </w:rPr>
+        <w:t>}</w:t>
       </w:r>
     </w:p>
     <w:p>
@@ -10172,14 +10525,52 @@
                 <w:szCs w:val="16"/>
               </w:rPr>
             </w:pPr>
-            <w:r>
-              <w:rPr>
-                <w:rFonts w:ascii="Times New Roman" w:hAnsi="Times New Roman" w:cs="Times New Roman"/>
-                <w:sz w:val="16"/>
-                <w:szCs w:val="16"/>
-              </w:rPr>
-              <w:t>Գրավի առարկայի նկարագիրը</w:t>
-            </w:r>
+            <w:proofErr w:type="spellStart"/>
+            <w:r>
+              <w:rPr>
+                <w:rFonts w:ascii="Times New Roman" w:hAnsi="Times New Roman" w:cs="Times New Roman"/>
+                <w:sz w:val="16"/>
+                <w:szCs w:val="16"/>
+              </w:rPr>
+              <w:t>Գրավի</w:t>
+            </w:r>
+            <w:proofErr w:type="spellEnd"/>
+            <w:r>
+              <w:rPr>
+                <w:rFonts w:ascii="Times New Roman" w:hAnsi="Times New Roman" w:cs="Times New Roman"/>
+                <w:sz w:val="16"/>
+                <w:szCs w:val="16"/>
+              </w:rPr>
+              <w:t xml:space="preserve"> </w:t>
+            </w:r>
+            <w:proofErr w:type="spellStart"/>
+            <w:r>
+              <w:rPr>
+                <w:rFonts w:ascii="Times New Roman" w:hAnsi="Times New Roman" w:cs="Times New Roman"/>
+                <w:sz w:val="16"/>
+                <w:szCs w:val="16"/>
+              </w:rPr>
+              <w:t>առարկայի</w:t>
+            </w:r>
+            <w:proofErr w:type="spellEnd"/>
+            <w:r>
+              <w:rPr>
+                <w:rFonts w:ascii="Times New Roman" w:hAnsi="Times New Roman" w:cs="Times New Roman"/>
+                <w:sz w:val="16"/>
+                <w:szCs w:val="16"/>
+              </w:rPr>
+              <w:t xml:space="preserve"> </w:t>
+            </w:r>
+            <w:proofErr w:type="spellStart"/>
+            <w:r>
+              <w:rPr>
+                <w:rFonts w:ascii="Times New Roman" w:hAnsi="Times New Roman" w:cs="Times New Roman"/>
+                <w:sz w:val="16"/>
+                <w:szCs w:val="16"/>
+              </w:rPr>
+              <w:t>նկարագիրը</w:t>
+            </w:r>
+            <w:proofErr w:type="spellEnd"/>
           </w:p>
         </w:tc>
         <w:tc>
@@ -10197,6 +10588,7 @@
                 <w:szCs w:val="16"/>
               </w:rPr>
             </w:pPr>
+            <w:proofErr w:type="spellStart"/>
             <w:r>
               <w:rPr>
                 <w:rFonts w:ascii="Times New Roman" w:hAnsi="Times New Roman" w:cs="Times New Roman"/>
@@ -10205,6 +10597,7 @@
               </w:rPr>
               <w:t>Քանակը</w:t>
             </w:r>
+            <w:proofErr w:type="spellEnd"/>
           </w:p>
           <w:p>
             <w:pPr>
@@ -10215,6 +10608,7 @@
                 <w:szCs w:val="16"/>
               </w:rPr>
             </w:pPr>
+            <w:proofErr w:type="spellStart"/>
             <w:r>
               <w:rPr>
                 <w:rFonts w:ascii="Times New Roman" w:hAnsi="Times New Roman" w:cs="Times New Roman"/>
@@ -10223,6 +10617,7 @@
               </w:rPr>
               <w:t>հատ</w:t>
             </w:r>
+            <w:proofErr w:type="spellEnd"/>
           </w:p>
         </w:tc>
         <w:tc>
@@ -10243,6 +10638,7 @@
                 <w:szCs w:val="16"/>
               </w:rPr>
             </w:pPr>
+            <w:proofErr w:type="spellStart"/>
             <w:r>
               <w:rPr>
                 <w:rFonts w:ascii="Times New Roman" w:hAnsi="Times New Roman" w:cs="Times New Roman"/>
@@ -10251,6 +10647,7 @@
               </w:rPr>
               <w:t>Զանգվածը</w:t>
             </w:r>
+            <w:proofErr w:type="spellEnd"/>
           </w:p>
           <w:p>
             <w:pPr>
@@ -10261,6 +10658,7 @@
                 <w:szCs w:val="16"/>
               </w:rPr>
             </w:pPr>
+            <w:proofErr w:type="spellStart"/>
             <w:r>
               <w:rPr>
                 <w:rFonts w:ascii="Times New Roman" w:hAnsi="Times New Roman" w:cs="Times New Roman"/>
@@ -10269,6 +10667,7 @@
               </w:rPr>
               <w:t>գրամ</w:t>
             </w:r>
+            <w:proofErr w:type="spellEnd"/>
           </w:p>
         </w:tc>
         <w:tc>
@@ -10286,6 +10685,7 @@
                 <w:szCs w:val="16"/>
               </w:rPr>
             </w:pPr>
+            <w:proofErr w:type="spellStart"/>
             <w:r>
               <w:rPr>
                 <w:rFonts w:ascii="Times New Roman" w:hAnsi="Times New Roman" w:cs="Times New Roman"/>
@@ -10294,6 +10694,7 @@
               </w:rPr>
               <w:t>Հարգը</w:t>
             </w:r>
+            <w:proofErr w:type="spellEnd"/>
           </w:p>
         </w:tc>
         <w:tc>
@@ -10311,14 +10712,70 @@
                 <w:szCs w:val="16"/>
               </w:rPr>
             </w:pPr>
-            <w:r>
-              <w:rPr>
-                <w:rFonts w:ascii="Times New Roman" w:hAnsi="Times New Roman" w:cs="Times New Roman"/>
-                <w:sz w:val="16"/>
-                <w:szCs w:val="16"/>
-              </w:rPr>
-              <w:t>Մեկ գրամի արժեքը ՀՀ դրամով</w:t>
-            </w:r>
+            <w:proofErr w:type="spellStart"/>
+            <w:r>
+              <w:rPr>
+                <w:rFonts w:ascii="Times New Roman" w:hAnsi="Times New Roman" w:cs="Times New Roman"/>
+                <w:sz w:val="16"/>
+                <w:szCs w:val="16"/>
+              </w:rPr>
+              <w:t>Մեկ</w:t>
+            </w:r>
+            <w:proofErr w:type="spellEnd"/>
+            <w:r>
+              <w:rPr>
+                <w:rFonts w:ascii="Times New Roman" w:hAnsi="Times New Roman" w:cs="Times New Roman"/>
+                <w:sz w:val="16"/>
+                <w:szCs w:val="16"/>
+              </w:rPr>
+              <w:t xml:space="preserve"> </w:t>
+            </w:r>
+            <w:proofErr w:type="spellStart"/>
+            <w:r>
+              <w:rPr>
+                <w:rFonts w:ascii="Times New Roman" w:hAnsi="Times New Roman" w:cs="Times New Roman"/>
+                <w:sz w:val="16"/>
+                <w:szCs w:val="16"/>
+              </w:rPr>
+              <w:t>գրամի</w:t>
+            </w:r>
+            <w:proofErr w:type="spellEnd"/>
+            <w:r>
+              <w:rPr>
+                <w:rFonts w:ascii="Times New Roman" w:hAnsi="Times New Roman" w:cs="Times New Roman"/>
+                <w:sz w:val="16"/>
+                <w:szCs w:val="16"/>
+              </w:rPr>
+              <w:t xml:space="preserve"> </w:t>
+            </w:r>
+            <w:proofErr w:type="spellStart"/>
+            <w:r>
+              <w:rPr>
+                <w:rFonts w:ascii="Times New Roman" w:hAnsi="Times New Roman" w:cs="Times New Roman"/>
+                <w:sz w:val="16"/>
+                <w:szCs w:val="16"/>
+              </w:rPr>
+              <w:t>արժեքը</w:t>
+            </w:r>
+            <w:proofErr w:type="spellEnd"/>
+            <w:r>
+              <w:rPr>
+                <w:rFonts w:ascii="Times New Roman" w:hAnsi="Times New Roman" w:cs="Times New Roman"/>
+                <w:sz w:val="16"/>
+                <w:szCs w:val="16"/>
+              </w:rPr>
+              <w:t xml:space="preserve"> ՀՀ </w:t>
+            </w:r>
+            <w:proofErr w:type="spellStart"/>
+            <w:r>
+              <w:rPr>
+                <w:rFonts w:ascii="Times New Roman" w:hAnsi="Times New Roman" w:cs="Times New Roman"/>
+                <w:sz w:val="16"/>
+                <w:szCs w:val="16"/>
+              </w:rPr>
+              <w:t>դրամով</w:t>
+            </w:r>
+            <w:proofErr w:type="spellEnd"/>
           </w:p>
         </w:tc>
         <w:tc>
@@ -10336,14 +10793,52 @@
                 <w:szCs w:val="16"/>
               </w:rPr>
             </w:pPr>
-            <w:r>
-              <w:rPr>
-                <w:rFonts w:ascii="Times New Roman" w:hAnsi="Times New Roman" w:cs="Times New Roman"/>
-                <w:sz w:val="16"/>
-                <w:szCs w:val="16"/>
-              </w:rPr>
-              <w:t>Ընդհանւոր գումարի չափը</w:t>
-            </w:r>
+            <w:proofErr w:type="spellStart"/>
+            <w:r>
+              <w:rPr>
+                <w:rFonts w:ascii="Times New Roman" w:hAnsi="Times New Roman" w:cs="Times New Roman"/>
+                <w:sz w:val="16"/>
+                <w:szCs w:val="16"/>
+              </w:rPr>
+              <w:t>Ընդհանւոր</w:t>
+            </w:r>
+            <w:proofErr w:type="spellEnd"/>
+            <w:r>
+              <w:rPr>
+                <w:rFonts w:ascii="Times New Roman" w:hAnsi="Times New Roman" w:cs="Times New Roman"/>
+                <w:sz w:val="16"/>
+                <w:szCs w:val="16"/>
+              </w:rPr>
+              <w:t xml:space="preserve"> </w:t>
+            </w:r>
+            <w:proofErr w:type="spellStart"/>
+            <w:r>
+              <w:rPr>
+                <w:rFonts w:ascii="Times New Roman" w:hAnsi="Times New Roman" w:cs="Times New Roman"/>
+                <w:sz w:val="16"/>
+                <w:szCs w:val="16"/>
+              </w:rPr>
+              <w:t>գումարի</w:t>
+            </w:r>
+            <w:proofErr w:type="spellEnd"/>
+            <w:r>
+              <w:rPr>
+                <w:rFonts w:ascii="Times New Roman" w:hAnsi="Times New Roman" w:cs="Times New Roman"/>
+                <w:sz w:val="16"/>
+                <w:szCs w:val="16"/>
+              </w:rPr>
+              <w:t xml:space="preserve"> </w:t>
+            </w:r>
+            <w:proofErr w:type="spellStart"/>
+            <w:r>
+              <w:rPr>
+                <w:rFonts w:ascii="Times New Roman" w:hAnsi="Times New Roman" w:cs="Times New Roman"/>
+                <w:sz w:val="16"/>
+                <w:szCs w:val="16"/>
+              </w:rPr>
+              <w:t>չափը</w:t>
+            </w:r>
+            <w:proofErr w:type="spellEnd"/>
           </w:p>
         </w:tc>
       </w:tr>
@@ -10399,14 +10894,34 @@
                 <w:szCs w:val="16"/>
               </w:rPr>
             </w:pPr>
-            <w:r>
-              <w:rPr>
-                <w:rFonts w:ascii="Times New Roman" w:hAnsi="Times New Roman" w:cs="Times New Roman"/>
-                <w:sz w:val="16"/>
-                <w:szCs w:val="16"/>
-              </w:rPr>
-              <w:t>Ընդհանուր քաշ</w:t>
-            </w:r>
+            <w:proofErr w:type="spellStart"/>
+            <w:r>
+              <w:rPr>
+                <w:rFonts w:ascii="Times New Roman" w:hAnsi="Times New Roman" w:cs="Times New Roman"/>
+                <w:sz w:val="16"/>
+                <w:szCs w:val="16"/>
+              </w:rPr>
+              <w:t>Ընդհանուր</w:t>
+            </w:r>
+            <w:proofErr w:type="spellEnd"/>
+            <w:r>
+              <w:rPr>
+                <w:rFonts w:ascii="Times New Roman" w:hAnsi="Times New Roman" w:cs="Times New Roman"/>
+                <w:sz w:val="16"/>
+                <w:szCs w:val="16"/>
+              </w:rPr>
+              <w:t xml:space="preserve"> </w:t>
+            </w:r>
+            <w:proofErr w:type="spellStart"/>
+            <w:r>
+              <w:rPr>
+                <w:rFonts w:ascii="Times New Roman" w:hAnsi="Times New Roman" w:cs="Times New Roman"/>
+                <w:sz w:val="16"/>
+                <w:szCs w:val="16"/>
+              </w:rPr>
+              <w:t>քաշ</w:t>
+            </w:r>
+            <w:proofErr w:type="spellEnd"/>
           </w:p>
         </w:tc>
         <w:tc>
@@ -10426,14 +10941,34 @@
                 <w:szCs w:val="16"/>
               </w:rPr>
             </w:pPr>
-            <w:r>
-              <w:rPr>
-                <w:rFonts w:ascii="Times New Roman" w:hAnsi="Times New Roman" w:cs="Times New Roman"/>
-                <w:sz w:val="16"/>
-                <w:szCs w:val="16"/>
-              </w:rPr>
-              <w:t>մաքուր քաշ</w:t>
-            </w:r>
+            <w:proofErr w:type="spellStart"/>
+            <w:r>
+              <w:rPr>
+                <w:rFonts w:ascii="Times New Roman" w:hAnsi="Times New Roman" w:cs="Times New Roman"/>
+                <w:sz w:val="16"/>
+                <w:szCs w:val="16"/>
+              </w:rPr>
+              <w:t>մաքուր</w:t>
+            </w:r>
+            <w:proofErr w:type="spellEnd"/>
+            <w:r>
+              <w:rPr>
+                <w:rFonts w:ascii="Times New Roman" w:hAnsi="Times New Roman" w:cs="Times New Roman"/>
+                <w:sz w:val="16"/>
+                <w:szCs w:val="16"/>
+              </w:rPr>
+              <w:t xml:space="preserve"> </w:t>
+            </w:r>
+            <w:proofErr w:type="spellStart"/>
+            <w:r>
+              <w:rPr>
+                <w:rFonts w:ascii="Times New Roman" w:hAnsi="Times New Roman" w:cs="Times New Roman"/>
+                <w:sz w:val="16"/>
+                <w:szCs w:val="16"/>
+              </w:rPr>
+              <w:t>քաշ</w:t>
+            </w:r>
+            <w:proofErr w:type="spellEnd"/>
           </w:p>
         </w:tc>
         <w:tc>
@@ -10510,7 +11045,25 @@
                 <w:sz w:val="16"/>
                 <w:szCs w:val="16"/>
               </w:rPr>
-              <w:t>${i_desc}</w:t>
+              <w:t>${</w:t>
+            </w:r>
+            <w:proofErr w:type="spellStart"/>
+            <w:r>
+              <w:rPr>
+                <w:rFonts w:ascii="Times New Roman" w:hAnsi="Times New Roman" w:cs="Times New Roman"/>
+                <w:sz w:val="16"/>
+                <w:szCs w:val="16"/>
+              </w:rPr>
+              <w:t>i_desc</w:t>
+            </w:r>
+            <w:proofErr w:type="spellEnd"/>
+            <w:r>
+              <w:rPr>
+                <w:rFonts w:ascii="Times New Roman" w:hAnsi="Times New Roman" w:cs="Times New Roman"/>
+                <w:sz w:val="16"/>
+                <w:szCs w:val="16"/>
+              </w:rPr>
+              <w:t>}</w:t>
             </w:r>
           </w:p>
         </w:tc>
@@ -10532,7 +11085,25 @@
                 <w:sz w:val="16"/>
                 <w:szCs w:val="16"/>
               </w:rPr>
-              <w:t>${i_c}</w:t>
+              <w:t>${</w:t>
+            </w:r>
+            <w:proofErr w:type="spellStart"/>
+            <w:r>
+              <w:rPr>
+                <w:rFonts w:ascii="Times New Roman" w:hAnsi="Times New Roman" w:cs="Times New Roman"/>
+                <w:sz w:val="16"/>
+                <w:szCs w:val="16"/>
+              </w:rPr>
+              <w:t>i_c</w:t>
+            </w:r>
+            <w:proofErr w:type="spellEnd"/>
+            <w:r>
+              <w:rPr>
+                <w:rFonts w:ascii="Times New Roman" w:hAnsi="Times New Roman" w:cs="Times New Roman"/>
+                <w:sz w:val="16"/>
+                <w:szCs w:val="16"/>
+              </w:rPr>
+              <w:t>}</w:t>
             </w:r>
           </w:p>
         </w:tc>
@@ -10554,7 +11125,25 @@
                 <w:sz w:val="16"/>
                 <w:szCs w:val="16"/>
               </w:rPr>
-              <w:t>${i_w}</w:t>
+              <w:t>${</w:t>
+            </w:r>
+            <w:proofErr w:type="spellStart"/>
+            <w:r>
+              <w:rPr>
+                <w:rFonts w:ascii="Times New Roman" w:hAnsi="Times New Roman" w:cs="Times New Roman"/>
+                <w:sz w:val="16"/>
+                <w:szCs w:val="16"/>
+              </w:rPr>
+              <w:t>i_w</w:t>
+            </w:r>
+            <w:proofErr w:type="spellEnd"/>
+            <w:r>
+              <w:rPr>
+                <w:rFonts w:ascii="Times New Roman" w:hAnsi="Times New Roman" w:cs="Times New Roman"/>
+                <w:sz w:val="16"/>
+                <w:szCs w:val="16"/>
+              </w:rPr>
+              <w:t>}</w:t>
             </w:r>
           </w:p>
         </w:tc>
@@ -10576,7 +11165,25 @@
                 <w:sz w:val="16"/>
                 <w:szCs w:val="16"/>
               </w:rPr>
-              <w:t>${i_cw}</w:t>
+              <w:t>${</w:t>
+            </w:r>
+            <w:proofErr w:type="spellStart"/>
+            <w:r>
+              <w:rPr>
+                <w:rFonts w:ascii="Times New Roman" w:hAnsi="Times New Roman" w:cs="Times New Roman"/>
+                <w:sz w:val="16"/>
+                <w:szCs w:val="16"/>
+              </w:rPr>
+              <w:t>i_cw</w:t>
+            </w:r>
+            <w:proofErr w:type="spellEnd"/>
+            <w:r>
+              <w:rPr>
+                <w:rFonts w:ascii="Times New Roman" w:hAnsi="Times New Roman" w:cs="Times New Roman"/>
+                <w:sz w:val="16"/>
+                <w:szCs w:val="16"/>
+              </w:rPr>
+              <w:t>}</w:t>
             </w:r>
           </w:p>
         </w:tc>
@@ -10598,7 +11205,25 @@
                 <w:sz w:val="16"/>
                 <w:szCs w:val="16"/>
               </w:rPr>
-              <w:t>${i_h}</w:t>
+              <w:t>${</w:t>
+            </w:r>
+            <w:proofErr w:type="spellStart"/>
+            <w:r>
+              <w:rPr>
+                <w:rFonts w:ascii="Times New Roman" w:hAnsi="Times New Roman" w:cs="Times New Roman"/>
+                <w:sz w:val="16"/>
+                <w:szCs w:val="16"/>
+              </w:rPr>
+              <w:t>i_h</w:t>
+            </w:r>
+            <w:proofErr w:type="spellEnd"/>
+            <w:r>
+              <w:rPr>
+                <w:rFonts w:ascii="Times New Roman" w:hAnsi="Times New Roman" w:cs="Times New Roman"/>
+                <w:sz w:val="16"/>
+                <w:szCs w:val="16"/>
+              </w:rPr>
+              <w:t>}</w:t>
             </w:r>
           </w:p>
         </w:tc>
@@ -10634,7 +11259,16 @@
                 <w:sz w:val="16"/>
                 <w:szCs w:val="16"/>
               </w:rPr>
-              <w:t>${i</w:t>
+              <w:t>${</w:t>
+            </w:r>
+            <w:proofErr w:type="spellStart"/>
+            <w:r>
+              <w:rPr>
+                <w:rFonts w:ascii="Times New Roman" w:hAnsi="Times New Roman" w:cs="Times New Roman"/>
+                <w:sz w:val="16"/>
+                <w:szCs w:val="16"/>
+              </w:rPr>
+              <w:t>i</w:t>
             </w:r>
             <w:r>
               <w:rPr>
@@ -10660,6 +11294,7 @@
               </w:rPr>
               <w:t>m</w:t>
             </w:r>
+            <w:proofErr w:type="spellEnd"/>
             <w:r>
               <w:rPr>
                 <w:rFonts w:ascii="Times New Roman" w:hAnsi="Times New Roman" w:cs="Times New Roman"/>
@@ -10693,13 +11328,23 @@
                 <w:szCs w:val="16"/>
               </w:rPr>
             </w:pPr>
-            <w:r>
-              <w:rPr>
-                <w:rFonts w:ascii="Times New Roman" w:hAnsi="Times New Roman" w:cs="Times New Roman"/>
-                <w:sz w:val="16"/>
-                <w:szCs w:val="16"/>
-              </w:rPr>
-              <w:t>Ընդամենը՝</w:t>
+            <w:proofErr w:type="spellStart"/>
+            <w:r>
+              <w:rPr>
+                <w:rFonts w:ascii="Times New Roman" w:hAnsi="Times New Roman" w:cs="Times New Roman"/>
+                <w:sz w:val="16"/>
+                <w:szCs w:val="16"/>
+              </w:rPr>
+              <w:t>Ընդամենը</w:t>
+            </w:r>
+            <w:proofErr w:type="spellEnd"/>
+            <w:r>
+              <w:rPr>
+                <w:rFonts w:ascii="Times New Roman" w:hAnsi="Times New Roman" w:cs="Times New Roman"/>
+                <w:sz w:val="16"/>
+                <w:szCs w:val="16"/>
+              </w:rPr>
+              <w:t>՝</w:t>
             </w:r>
           </w:p>
         </w:tc>
@@ -10829,6 +11474,7 @@
               </w:rPr>
               <w:t>${</w:t>
             </w:r>
+            <w:proofErr w:type="spellStart"/>
             <w:r>
               <w:rPr>
                 <w:rFonts w:ascii="Times New Roman" w:hAnsi="Times New Roman" w:cs="Times New Roman"/>
@@ -10837,6 +11483,7 @@
               </w:rPr>
               <w:t>t_i_am</w:t>
             </w:r>
+            <w:proofErr w:type="spellEnd"/>
             <w:r>
               <w:rPr>
                 <w:rFonts w:ascii="Times New Roman" w:hAnsi="Times New Roman" w:cs="Times New Roman"/>
@@ -10867,6 +11514,7 @@
           <w:szCs w:val="22"/>
         </w:rPr>
       </w:pPr>
+      <w:proofErr w:type="spellStart"/>
       <w:r>
         <w:rPr>
           <w:sz w:val="18"/>
@@ -10879,15 +11527,121 @@
           <w:sz w:val="18"/>
           <w:szCs w:val="22"/>
         </w:rPr>
-        <w:t>ը խարտելու և թթվային թեստի եղանակով ստուգեց</w:t>
-      </w:r>
+        <w:t>ը</w:t>
+      </w:r>
+      <w:proofErr w:type="spellEnd"/>
       <w:r>
         <w:rPr>
           <w:sz w:val="18"/>
           <w:szCs w:val="22"/>
         </w:rPr>
-        <w:t xml:space="preserve"> Ոսկյա իրերը</w:t>
-      </w:r>
+        <w:t xml:space="preserve"> </w:t>
+      </w:r>
+      <w:proofErr w:type="spellStart"/>
+      <w:r>
+        <w:rPr>
+          <w:sz w:val="18"/>
+          <w:szCs w:val="22"/>
+        </w:rPr>
+        <w:t>խարտելու</w:t>
+      </w:r>
+      <w:proofErr w:type="spellEnd"/>
+      <w:r>
+        <w:rPr>
+          <w:sz w:val="18"/>
+          <w:szCs w:val="22"/>
+        </w:rPr>
+        <w:t xml:space="preserve"> և </w:t>
+      </w:r>
+      <w:proofErr w:type="spellStart"/>
+      <w:r>
+        <w:rPr>
+          <w:sz w:val="18"/>
+          <w:szCs w:val="22"/>
+        </w:rPr>
+        <w:t>թթվային</w:t>
+      </w:r>
+      <w:proofErr w:type="spellEnd"/>
+      <w:r>
+        <w:rPr>
+          <w:sz w:val="18"/>
+          <w:szCs w:val="22"/>
+        </w:rPr>
+        <w:t xml:space="preserve"> </w:t>
+      </w:r>
+      <w:proofErr w:type="spellStart"/>
+      <w:r>
+        <w:rPr>
+          <w:sz w:val="18"/>
+          <w:szCs w:val="22"/>
+        </w:rPr>
+        <w:t>թեստի</w:t>
+      </w:r>
+      <w:proofErr w:type="spellEnd"/>
+      <w:r>
+        <w:rPr>
+          <w:sz w:val="18"/>
+          <w:szCs w:val="22"/>
+        </w:rPr>
+        <w:t xml:space="preserve"> </w:t>
+      </w:r>
+      <w:proofErr w:type="spellStart"/>
+      <w:r>
+        <w:rPr>
+          <w:sz w:val="18"/>
+          <w:szCs w:val="22"/>
+        </w:rPr>
+        <w:t>եղանակով</w:t>
+      </w:r>
+      <w:proofErr w:type="spellEnd"/>
+      <w:r>
+        <w:rPr>
+          <w:sz w:val="18"/>
+          <w:szCs w:val="22"/>
+        </w:rPr>
+        <w:t xml:space="preserve"> </w:t>
+      </w:r>
+      <w:proofErr w:type="spellStart"/>
+      <w:r>
+        <w:rPr>
+          <w:sz w:val="18"/>
+          <w:szCs w:val="22"/>
+        </w:rPr>
+        <w:t>ստուգեց</w:t>
+      </w:r>
+      <w:proofErr w:type="spellEnd"/>
+      <w:r>
+        <w:rPr>
+          <w:sz w:val="18"/>
+          <w:szCs w:val="22"/>
+        </w:rPr>
+        <w:t xml:space="preserve"> </w:t>
+      </w:r>
+      <w:proofErr w:type="spellStart"/>
+      <w:r>
+        <w:rPr>
+          <w:sz w:val="18"/>
+          <w:szCs w:val="22"/>
+        </w:rPr>
+        <w:t>Ոսկյա</w:t>
+      </w:r>
+      <w:proofErr w:type="spellEnd"/>
+      <w:r>
+        <w:rPr>
+          <w:sz w:val="18"/>
+          <w:szCs w:val="22"/>
+        </w:rPr>
+        <w:t xml:space="preserve"> </w:t>
+      </w:r>
+      <w:proofErr w:type="spellStart"/>
+      <w:r>
+        <w:rPr>
+          <w:sz w:val="18"/>
+          <w:szCs w:val="22"/>
+        </w:rPr>
+        <w:t>իրերը</w:t>
+      </w:r>
+      <w:proofErr w:type="spellEnd"/>
       <w:r>
         <w:rPr>
           <w:sz w:val="18"/>
@@ -10905,21 +11659,58 @@
           <w:szCs w:val="22"/>
         </w:rPr>
       </w:pPr>
+      <w:proofErr w:type="spellStart"/>
       <w:r>
         <w:rPr>
           <w:sz w:val="18"/>
           <w:szCs w:val="22"/>
         </w:rPr>
-        <w:t>Պայմանագրով Գրավատուն</w:t>
-      </w:r>
+        <w:t>Պայմանագրով</w:t>
+      </w:r>
+      <w:proofErr w:type="spellEnd"/>
+      <w:r>
+        <w:rPr>
+          <w:sz w:val="18"/>
+          <w:szCs w:val="22"/>
+        </w:rPr>
+        <w:t xml:space="preserve"> </w:t>
+      </w:r>
+      <w:proofErr w:type="spellStart"/>
+      <w:r>
+        <w:rPr>
+          <w:sz w:val="18"/>
+          <w:szCs w:val="22"/>
+        </w:rPr>
+        <w:t>Գրավատուն</w:t>
+      </w:r>
+      <w:proofErr w:type="spellEnd"/>
       <w:r>
         <w:rPr>
           <w:sz w:val="18"/>
           <w:szCs w:val="22"/>
           <w:lang w:val="en-GB"/>
         </w:rPr>
-        <w:t xml:space="preserve"> (այսուհետ՝ </w:t>
-      </w:r>
+        <w:t xml:space="preserve"> (</w:t>
+      </w:r>
+      <w:proofErr w:type="spellStart"/>
+      <w:r>
+        <w:rPr>
+          <w:sz w:val="18"/>
+          <w:szCs w:val="22"/>
+          <w:lang w:val="en-GB"/>
+        </w:rPr>
+        <w:t>այսուհետ</w:t>
+      </w:r>
+      <w:proofErr w:type="spellEnd"/>
+      <w:r>
+        <w:rPr>
+          <w:sz w:val="18"/>
+          <w:szCs w:val="22"/>
+          <w:lang w:val="en-GB"/>
+        </w:rPr>
+        <w:t xml:space="preserve">՝ </w:t>
+      </w:r>
+      <w:proofErr w:type="spellStart"/>
       <w:r>
         <w:rPr>
           <w:b/>
@@ -10929,12 +11720,173 @@
         </w:rPr>
         <w:t>Հանձնող</w:t>
       </w:r>
+      <w:proofErr w:type="spellEnd"/>
       <w:r>
         <w:rPr>
           <w:sz w:val="18"/>
           <w:szCs w:val="22"/>
         </w:rPr>
-        <w:t>) հանձնեց, իսկ Գրավառուն ընդունեց վերը նշված աղյուսակում թվարկված ոսկյա իրերը։</w:t>
+        <w:t xml:space="preserve">) </w:t>
+      </w:r>
+      <w:proofErr w:type="spellStart"/>
+      <w:r>
+        <w:rPr>
+          <w:sz w:val="18"/>
+          <w:szCs w:val="22"/>
+        </w:rPr>
+        <w:t>հանձնեց</w:t>
+      </w:r>
+      <w:proofErr w:type="spellEnd"/>
+      <w:r>
+        <w:rPr>
+          <w:sz w:val="18"/>
+          <w:szCs w:val="22"/>
+        </w:rPr>
+        <w:t xml:space="preserve">, </w:t>
+      </w:r>
+      <w:proofErr w:type="spellStart"/>
+      <w:r>
+        <w:rPr>
+          <w:sz w:val="18"/>
+          <w:szCs w:val="22"/>
+        </w:rPr>
+        <w:t>իսկ</w:t>
+      </w:r>
+      <w:proofErr w:type="spellEnd"/>
+      <w:r>
+        <w:rPr>
+          <w:sz w:val="18"/>
+          <w:szCs w:val="22"/>
+        </w:rPr>
+        <w:t xml:space="preserve"> </w:t>
+      </w:r>
+      <w:proofErr w:type="spellStart"/>
+      <w:r>
+        <w:rPr>
+          <w:sz w:val="18"/>
+          <w:szCs w:val="22"/>
+        </w:rPr>
+        <w:t>Գրավառուն</w:t>
+      </w:r>
+      <w:proofErr w:type="spellEnd"/>
+      <w:r>
+        <w:rPr>
+          <w:sz w:val="18"/>
+          <w:szCs w:val="22"/>
+        </w:rPr>
+        <w:t xml:space="preserve"> </w:t>
+      </w:r>
+      <w:proofErr w:type="spellStart"/>
+      <w:r>
+        <w:rPr>
+          <w:sz w:val="18"/>
+          <w:szCs w:val="22"/>
+        </w:rPr>
+        <w:t>ընդունեց</w:t>
+      </w:r>
+      <w:proofErr w:type="spellEnd"/>
+      <w:r>
+        <w:rPr>
+          <w:sz w:val="18"/>
+          <w:szCs w:val="22"/>
+        </w:rPr>
+        <w:t xml:space="preserve"> </w:t>
+      </w:r>
+      <w:proofErr w:type="spellStart"/>
+      <w:r>
+        <w:rPr>
+          <w:sz w:val="18"/>
+          <w:szCs w:val="22"/>
+        </w:rPr>
+        <w:t>վերը</w:t>
+      </w:r>
+      <w:proofErr w:type="spellEnd"/>
+      <w:r>
+        <w:rPr>
+          <w:sz w:val="18"/>
+          <w:szCs w:val="22"/>
+        </w:rPr>
+        <w:t xml:space="preserve"> </w:t>
+      </w:r>
+      <w:proofErr w:type="spellStart"/>
+      <w:r>
+        <w:rPr>
+          <w:sz w:val="18"/>
+          <w:szCs w:val="22"/>
+        </w:rPr>
+        <w:t>նշված</w:t>
+      </w:r>
+      <w:proofErr w:type="spellEnd"/>
+      <w:r>
+        <w:rPr>
+          <w:sz w:val="18"/>
+          <w:szCs w:val="22"/>
+        </w:rPr>
+        <w:t xml:space="preserve"> </w:t>
+      </w:r>
+      <w:proofErr w:type="spellStart"/>
+      <w:r>
+        <w:rPr>
+          <w:sz w:val="18"/>
+          <w:szCs w:val="22"/>
+        </w:rPr>
+        <w:t>աղյուսակում</w:t>
+      </w:r>
+      <w:proofErr w:type="spellEnd"/>
+      <w:r>
+        <w:rPr>
+          <w:sz w:val="18"/>
+          <w:szCs w:val="22"/>
+        </w:rPr>
+        <w:t xml:space="preserve"> </w:t>
+      </w:r>
+      <w:proofErr w:type="spellStart"/>
+      <w:r>
+        <w:rPr>
+          <w:sz w:val="18"/>
+          <w:szCs w:val="22"/>
+        </w:rPr>
+        <w:t>թվարկված</w:t>
+      </w:r>
+      <w:proofErr w:type="spellEnd"/>
+      <w:r>
+        <w:rPr>
+          <w:sz w:val="18"/>
+          <w:szCs w:val="22"/>
+        </w:rPr>
+        <w:t xml:space="preserve"> </w:t>
+      </w:r>
+      <w:proofErr w:type="spellStart"/>
+      <w:r>
+        <w:rPr>
+          <w:sz w:val="18"/>
+          <w:szCs w:val="22"/>
+        </w:rPr>
+        <w:t>ոսկյա</w:t>
+      </w:r>
+      <w:proofErr w:type="spellEnd"/>
+      <w:r>
+        <w:rPr>
+          <w:sz w:val="18"/>
+          <w:szCs w:val="22"/>
+        </w:rPr>
+        <w:t xml:space="preserve"> </w:t>
+      </w:r>
+      <w:proofErr w:type="spellStart"/>
+      <w:r>
+        <w:rPr>
+          <w:sz w:val="18"/>
+          <w:szCs w:val="22"/>
+        </w:rPr>
+        <w:t>իրերը</w:t>
+      </w:r>
+      <w:proofErr w:type="spellEnd"/>
+      <w:r>
+        <w:rPr>
+          <w:sz w:val="18"/>
+          <w:szCs w:val="22"/>
+        </w:rPr>
+        <w:t>։</w:t>
       </w:r>
     </w:p>
     <w:p>
@@ -10946,13 +11898,239 @@
           <w:szCs w:val="22"/>
         </w:rPr>
       </w:pPr>
+      <w:proofErr w:type="spellStart"/>
       <w:r>
         <w:rPr>
           <w:sz w:val="18"/>
           <w:szCs w:val="22"/>
         </w:rPr>
-        <w:t>Հանձնողը հավաստիացնում է, որ գրավի առարկաները ամբողջությամբ սեփականության իրավունքով պատկանում են իրեն, ազատ են այլ անձանց պահանջներից</w:t>
-      </w:r>
+        <w:t>Հանձնողը</w:t>
+      </w:r>
+      <w:proofErr w:type="spellEnd"/>
+      <w:r>
+        <w:rPr>
+          <w:sz w:val="18"/>
+          <w:szCs w:val="22"/>
+        </w:rPr>
+        <w:t xml:space="preserve"> </w:t>
+      </w:r>
+      <w:proofErr w:type="spellStart"/>
+      <w:r>
+        <w:rPr>
+          <w:sz w:val="18"/>
+          <w:szCs w:val="22"/>
+        </w:rPr>
+        <w:t>հավաստիացնում</w:t>
+      </w:r>
+      <w:proofErr w:type="spellEnd"/>
+      <w:r>
+        <w:rPr>
+          <w:sz w:val="18"/>
+          <w:szCs w:val="22"/>
+        </w:rPr>
+        <w:t xml:space="preserve"> է, </w:t>
+      </w:r>
+      <w:proofErr w:type="spellStart"/>
+      <w:r>
+        <w:rPr>
+          <w:sz w:val="18"/>
+          <w:szCs w:val="22"/>
+        </w:rPr>
+        <w:t>որ</w:t>
+      </w:r>
+      <w:proofErr w:type="spellEnd"/>
+      <w:r>
+        <w:rPr>
+          <w:sz w:val="18"/>
+          <w:szCs w:val="22"/>
+        </w:rPr>
+        <w:t xml:space="preserve"> </w:t>
+      </w:r>
+      <w:proofErr w:type="spellStart"/>
+      <w:r>
+        <w:rPr>
+          <w:sz w:val="18"/>
+          <w:szCs w:val="22"/>
+        </w:rPr>
+        <w:t>գրավի</w:t>
+      </w:r>
+      <w:proofErr w:type="spellEnd"/>
+      <w:r>
+        <w:rPr>
+          <w:sz w:val="18"/>
+          <w:szCs w:val="22"/>
+        </w:rPr>
+        <w:t xml:space="preserve"> </w:t>
+      </w:r>
+      <w:proofErr w:type="spellStart"/>
+      <w:r>
+        <w:rPr>
+          <w:sz w:val="18"/>
+          <w:szCs w:val="22"/>
+        </w:rPr>
+        <w:t>առարկաները</w:t>
+      </w:r>
+      <w:proofErr w:type="spellEnd"/>
+      <w:r>
+        <w:rPr>
+          <w:sz w:val="18"/>
+          <w:szCs w:val="22"/>
+        </w:rPr>
+        <w:t xml:space="preserve"> ամբողջությամբ </w:t>
+      </w:r>
+      <w:proofErr w:type="spellStart"/>
+      <w:r>
+        <w:rPr>
+          <w:sz w:val="18"/>
+          <w:szCs w:val="22"/>
+        </w:rPr>
+        <w:t>սեփականության</w:t>
+      </w:r>
+      <w:proofErr w:type="spellEnd"/>
+      <w:r>
+        <w:rPr>
+          <w:sz w:val="18"/>
+          <w:szCs w:val="22"/>
+        </w:rPr>
+        <w:t xml:space="preserve"> </w:t>
+      </w:r>
+      <w:proofErr w:type="spellStart"/>
+      <w:r>
+        <w:rPr>
+          <w:sz w:val="18"/>
+          <w:szCs w:val="22"/>
+        </w:rPr>
+        <w:t>իրավունքով</w:t>
+      </w:r>
+      <w:proofErr w:type="spellEnd"/>
+      <w:r>
+        <w:rPr>
+          <w:sz w:val="18"/>
+          <w:szCs w:val="22"/>
+        </w:rPr>
+        <w:t xml:space="preserve"> </w:t>
+      </w:r>
+      <w:proofErr w:type="spellStart"/>
+      <w:r>
+        <w:rPr>
+          <w:sz w:val="18"/>
+          <w:szCs w:val="22"/>
+        </w:rPr>
+        <w:t>պատկանում</w:t>
+      </w:r>
+      <w:proofErr w:type="spellEnd"/>
+      <w:r>
+        <w:rPr>
+          <w:sz w:val="18"/>
+          <w:szCs w:val="22"/>
+        </w:rPr>
+        <w:t xml:space="preserve"> </w:t>
+      </w:r>
+      <w:proofErr w:type="spellStart"/>
+      <w:r>
+        <w:rPr>
+          <w:sz w:val="18"/>
+          <w:szCs w:val="22"/>
+        </w:rPr>
+        <w:t>են</w:t>
+      </w:r>
+      <w:proofErr w:type="spellEnd"/>
+      <w:r>
+        <w:rPr>
+          <w:sz w:val="18"/>
+          <w:szCs w:val="22"/>
+        </w:rPr>
+        <w:t xml:space="preserve"> </w:t>
+      </w:r>
+      <w:proofErr w:type="spellStart"/>
+      <w:r>
+        <w:rPr>
+          <w:sz w:val="18"/>
+          <w:szCs w:val="22"/>
+        </w:rPr>
+        <w:t>իրեն</w:t>
+      </w:r>
+      <w:proofErr w:type="spellEnd"/>
+      <w:r>
+        <w:rPr>
+          <w:sz w:val="18"/>
+          <w:szCs w:val="22"/>
+        </w:rPr>
+        <w:t xml:space="preserve">, </w:t>
+      </w:r>
+      <w:proofErr w:type="spellStart"/>
+      <w:r>
+        <w:rPr>
+          <w:sz w:val="18"/>
+          <w:szCs w:val="22"/>
+        </w:rPr>
+        <w:t>ազատ</w:t>
+      </w:r>
+      <w:proofErr w:type="spellEnd"/>
+      <w:r>
+        <w:rPr>
+          <w:sz w:val="18"/>
+          <w:szCs w:val="22"/>
+        </w:rPr>
+        <w:t xml:space="preserve"> </w:t>
+      </w:r>
+      <w:proofErr w:type="spellStart"/>
+      <w:r>
+        <w:rPr>
+          <w:sz w:val="18"/>
+          <w:szCs w:val="22"/>
+        </w:rPr>
+        <w:t>են</w:t>
+      </w:r>
+      <w:proofErr w:type="spellEnd"/>
+      <w:r>
+        <w:rPr>
+          <w:sz w:val="18"/>
+          <w:szCs w:val="22"/>
+        </w:rPr>
+        <w:t xml:space="preserve"> </w:t>
+      </w:r>
+      <w:proofErr w:type="spellStart"/>
+      <w:r>
+        <w:rPr>
+          <w:sz w:val="18"/>
+          <w:szCs w:val="22"/>
+        </w:rPr>
+        <w:t>այլ</w:t>
+      </w:r>
+      <w:proofErr w:type="spellEnd"/>
+      <w:r>
+        <w:rPr>
+          <w:sz w:val="18"/>
+          <w:szCs w:val="22"/>
+        </w:rPr>
+        <w:t xml:space="preserve"> </w:t>
+      </w:r>
+      <w:proofErr w:type="spellStart"/>
+      <w:r>
+        <w:rPr>
+          <w:sz w:val="18"/>
+          <w:szCs w:val="22"/>
+        </w:rPr>
+        <w:t>անձանց</w:t>
+      </w:r>
+      <w:proofErr w:type="spellEnd"/>
+      <w:r>
+        <w:rPr>
+          <w:sz w:val="18"/>
+          <w:szCs w:val="22"/>
+        </w:rPr>
+        <w:t xml:space="preserve"> </w:t>
+      </w:r>
+      <w:proofErr w:type="spellStart"/>
+      <w:r>
+        <w:rPr>
+          <w:sz w:val="18"/>
+          <w:szCs w:val="22"/>
+        </w:rPr>
+        <w:t>պահանջներից</w:t>
+      </w:r>
+      <w:proofErr w:type="spellEnd"/>
       <w:r>
         <w:rPr>
           <w:sz w:val="18"/>
@@ -11007,13 +12185,23 @@
                 <w:szCs w:val="18"/>
               </w:rPr>
             </w:pPr>
-            <w:r>
-              <w:rPr>
-                <w:rFonts w:ascii="Times New Roman" w:hAnsi="Times New Roman" w:cs="Times New Roman"/>
-                <w:sz w:val="18"/>
-                <w:szCs w:val="18"/>
-              </w:rPr>
-              <w:t>Ընդունեցին՝</w:t>
+            <w:proofErr w:type="spellStart"/>
+            <w:r>
+              <w:rPr>
+                <w:rFonts w:ascii="Times New Roman" w:hAnsi="Times New Roman" w:cs="Times New Roman"/>
+                <w:sz w:val="18"/>
+                <w:szCs w:val="18"/>
+              </w:rPr>
+              <w:t>Ընդունեցին</w:t>
+            </w:r>
+            <w:proofErr w:type="spellEnd"/>
+            <w:r>
+              <w:rPr>
+                <w:rFonts w:ascii="Times New Roman" w:hAnsi="Times New Roman" w:cs="Times New Roman"/>
+                <w:sz w:val="18"/>
+                <w:szCs w:val="18"/>
+              </w:rPr>
+              <w:t>՝</w:t>
             </w:r>
           </w:p>
         </w:tc>
@@ -11031,13 +12219,23 @@
                 <w:szCs w:val="18"/>
               </w:rPr>
             </w:pPr>
-            <w:r>
-              <w:rPr>
-                <w:rFonts w:ascii="Times New Roman" w:hAnsi="Times New Roman" w:cs="Times New Roman"/>
-                <w:sz w:val="18"/>
-                <w:szCs w:val="18"/>
-              </w:rPr>
-              <w:t xml:space="preserve">Հանձնեց՝      </w:t>
+            <w:proofErr w:type="spellStart"/>
+            <w:r>
+              <w:rPr>
+                <w:rFonts w:ascii="Times New Roman" w:hAnsi="Times New Roman" w:cs="Times New Roman"/>
+                <w:sz w:val="18"/>
+                <w:szCs w:val="18"/>
+              </w:rPr>
+              <w:t>Հանձնեց</w:t>
+            </w:r>
+            <w:proofErr w:type="spellEnd"/>
+            <w:r>
+              <w:rPr>
+                <w:rFonts w:ascii="Times New Roman" w:hAnsi="Times New Roman" w:cs="Times New Roman"/>
+                <w:sz w:val="18"/>
+                <w:szCs w:val="18"/>
+              </w:rPr>
+              <w:t xml:space="preserve">՝      </w:t>
             </w:r>
           </w:p>
         </w:tc>
@@ -11056,14 +12254,34 @@
                 <w:szCs w:val="18"/>
               </w:rPr>
             </w:pPr>
-            <w:r>
-              <w:rPr>
-                <w:rFonts w:ascii="Times New Roman" w:hAnsi="Times New Roman" w:cs="Times New Roman"/>
-                <w:sz w:val="18"/>
-                <w:szCs w:val="18"/>
-              </w:rPr>
-              <w:t>Գլխավոր տնօրեն</w:t>
-            </w:r>
+            <w:proofErr w:type="spellStart"/>
+            <w:r>
+              <w:rPr>
+                <w:rFonts w:ascii="Times New Roman" w:hAnsi="Times New Roman" w:cs="Times New Roman"/>
+                <w:sz w:val="18"/>
+                <w:szCs w:val="18"/>
+              </w:rPr>
+              <w:t>Գլխավոր</w:t>
+            </w:r>
+            <w:proofErr w:type="spellEnd"/>
+            <w:r>
+              <w:rPr>
+                <w:rFonts w:ascii="Times New Roman" w:hAnsi="Times New Roman" w:cs="Times New Roman"/>
+                <w:sz w:val="18"/>
+                <w:szCs w:val="18"/>
+              </w:rPr>
+              <w:t xml:space="preserve"> </w:t>
+            </w:r>
+            <w:proofErr w:type="spellStart"/>
+            <w:r>
+              <w:rPr>
+                <w:rFonts w:ascii="Times New Roman" w:hAnsi="Times New Roman" w:cs="Times New Roman"/>
+                <w:sz w:val="18"/>
+                <w:szCs w:val="18"/>
+              </w:rPr>
+              <w:t>տնօրեն</w:t>
+            </w:r>
+            <w:proofErr w:type="spellEnd"/>
           </w:p>
         </w:tc>
         <w:tc>
@@ -11095,14 +12313,34 @@
                 <w:szCs w:val="18"/>
               </w:rPr>
             </w:pPr>
-            <w:r>
-              <w:rPr>
-                <w:rFonts w:ascii="Times New Roman" w:hAnsi="Times New Roman" w:cs="Times New Roman"/>
-                <w:sz w:val="18"/>
-                <w:szCs w:val="18"/>
-              </w:rPr>
-              <w:t>Գրիգոր Սահականը</w:t>
-            </w:r>
+            <w:proofErr w:type="spellStart"/>
+            <w:r>
+              <w:rPr>
+                <w:rFonts w:ascii="Times New Roman" w:hAnsi="Times New Roman" w:cs="Times New Roman"/>
+                <w:sz w:val="18"/>
+                <w:szCs w:val="18"/>
+              </w:rPr>
+              <w:t>Գրիգոր</w:t>
+            </w:r>
+            <w:proofErr w:type="spellEnd"/>
+            <w:r>
+              <w:rPr>
+                <w:rFonts w:ascii="Times New Roman" w:hAnsi="Times New Roman" w:cs="Times New Roman"/>
+                <w:sz w:val="18"/>
+                <w:szCs w:val="18"/>
+              </w:rPr>
+              <w:t xml:space="preserve"> </w:t>
+            </w:r>
+            <w:proofErr w:type="spellStart"/>
+            <w:r>
+              <w:rPr>
+                <w:rFonts w:ascii="Times New Roman" w:hAnsi="Times New Roman" w:cs="Times New Roman"/>
+                <w:sz w:val="18"/>
+                <w:szCs w:val="18"/>
+              </w:rPr>
+              <w:t>Սահականը</w:t>
+            </w:r>
+            <w:proofErr w:type="spellEnd"/>
           </w:p>
         </w:tc>
         <w:tc>
@@ -11118,6 +12356,7 @@
                 <w:szCs w:val="18"/>
               </w:rPr>
             </w:pPr>
+            <w:proofErr w:type="spellStart"/>
             <w:r>
               <w:rPr>
                 <w:rFonts w:ascii="Times New Roman" w:hAnsi="Times New Roman" w:cs="Times New Roman"/>
@@ -11126,6 +12365,7 @@
               </w:rPr>
               <w:t>Գրավատու</w:t>
             </w:r>
+            <w:proofErr w:type="spellEnd"/>
           </w:p>
         </w:tc>
         <w:tc>
@@ -11161,12 +12401,13 @@
             </w:pPr>
             <w:r>
               <w:rPr>
-                <w:rFonts w:ascii="Times New Roman" w:hAnsi="Times New Roman" w:cs="Times New Roman"/>
-                <w:sz w:val="18"/>
-                <w:szCs w:val="18"/>
-                <w:lang w:val="hy-AM"/>
-              </w:rPr>
-              <w:t>${user_name}</w:t>
+                <w:rFonts w:ascii="Times New Roman" w:eastAsia="Times New Roman" w:hAnsi="Times New Roman" w:cs="Times New Roman"/>
+                <w:color w:val="000000" w:themeColor="text1"/>
+                <w:sz w:val="18"/>
+                <w:szCs w:val="18"/>
+                <w:lang w:val="hy-AM"/>
+              </w:rPr>
+              <w:t>${client}</w:t>
             </w:r>
           </w:p>
         </w:tc>
@@ -11205,6 +12446,7 @@
                 <w:szCs w:val="18"/>
               </w:rPr>
             </w:pPr>
+            <w:proofErr w:type="spellStart"/>
             <w:r>
               <w:rPr>
                 <w:rFonts w:ascii="Times New Roman" w:hAnsi="Times New Roman" w:cs="Times New Roman"/>
@@ -11213,6 +12455,7 @@
               </w:rPr>
               <w:t>Ոսկերիչ-մասնագետ</w:t>
             </w:r>
+            <w:proofErr w:type="spellEnd"/>
           </w:p>
         </w:tc>
         <w:tc>
@@ -11392,7 +12635,7 @@
               </wp:anchor>
             </w:drawing>
           </mc:Choice>
-          <mc:Fallback xmlns:w16du="http://schemas.microsoft.com/office/word/2023/wordml/word16du" xmlns:w16sdtfl="http://schemas.microsoft.com/office/word/2024/wordml/sdtformatlock">
+          <mc:Fallback xmlns:w16sdtfl="http://schemas.microsoft.com/office/word/2024/wordml/sdtformatlock" xmlns:w16du="http://schemas.microsoft.com/office/word/2023/wordml/word16du" xmlns="">
             <w:pict>
               <v:line w14:anchorId="6A9B0DF6" id="Straight Connector 2" o:spid="_x0000_s1026" style="position:absolute;z-index:251659264;visibility:visible;mso-wrap-style:square;mso-wrap-distance-left:9pt;mso-wrap-distance-top:0;mso-wrap-distance-right:9pt;mso-wrap-distance-bottom:0;mso-position-horizontal:absolute;mso-position-horizontal-relative:text;mso-position-vertical:absolute;mso-position-vertical-relative:text" from="-2.8pt,12.7pt" to="488.9pt,12.7pt" o:gfxdata="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" strokecolor="black [3213]" strokeweight="1.25pt">
                 <v:stroke linestyle="thinThick" joinstyle="miter"/>
@@ -11416,6 +12659,7 @@
           <w:lang w:val="en-GB"/>
         </w:rPr>
       </w:pPr>
+      <w:proofErr w:type="spellStart"/>
       <w:r>
         <w:rPr>
           <w:rFonts w:ascii="Times New Roman" w:hAnsi="Times New Roman" w:cs="Times New Roman"/>
@@ -11427,8 +12671,9 @@
           <w:szCs w:val="18"/>
           <w:lang w:val="en-GB"/>
         </w:rPr>
-        <w:t>Ոսկյա իրերի պարկի բացման և ս</w:t>
-      </w:r>
+        <w:t>Ոսկյա</w:t>
+      </w:r>
+      <w:proofErr w:type="spellEnd"/>
       <w:r>
         <w:rPr>
           <w:rFonts w:ascii="Times New Roman" w:hAnsi="Times New Roman" w:cs="Times New Roman"/>
@@ -11440,7 +12685,160 @@
           <w:szCs w:val="18"/>
           <w:lang w:val="en-GB"/>
         </w:rPr>
-        <w:t xml:space="preserve">տուգման արձանագրություն </w:t>
+        <w:t xml:space="preserve"> </w:t>
+      </w:r>
+      <w:proofErr w:type="spellStart"/>
+      <w:r>
+        <w:rPr>
+          <w:rFonts w:ascii="Times New Roman" w:hAnsi="Times New Roman" w:cs="Times New Roman"/>
+          <w:b/>
+          <w:bCs/>
+          <w:i/>
+          <w:iCs/>
+          <w:sz w:val="18"/>
+          <w:szCs w:val="18"/>
+          <w:lang w:val="en-GB"/>
+        </w:rPr>
+        <w:t>իրերի</w:t>
+      </w:r>
+      <w:proofErr w:type="spellEnd"/>
+      <w:r>
+        <w:rPr>
+          <w:rFonts w:ascii="Times New Roman" w:hAnsi="Times New Roman" w:cs="Times New Roman"/>
+          <w:b/>
+          <w:bCs/>
+          <w:i/>
+          <w:iCs/>
+          <w:sz w:val="18"/>
+          <w:szCs w:val="18"/>
+          <w:lang w:val="en-GB"/>
+        </w:rPr>
+        <w:t xml:space="preserve"> </w:t>
+      </w:r>
+      <w:proofErr w:type="spellStart"/>
+      <w:r>
+        <w:rPr>
+          <w:rFonts w:ascii="Times New Roman" w:hAnsi="Times New Roman" w:cs="Times New Roman"/>
+          <w:b/>
+          <w:bCs/>
+          <w:i/>
+          <w:iCs/>
+          <w:sz w:val="18"/>
+          <w:szCs w:val="18"/>
+          <w:lang w:val="en-GB"/>
+        </w:rPr>
+        <w:t>պարկի</w:t>
+      </w:r>
+      <w:proofErr w:type="spellEnd"/>
+      <w:r>
+        <w:rPr>
+          <w:rFonts w:ascii="Times New Roman" w:hAnsi="Times New Roman" w:cs="Times New Roman"/>
+          <w:b/>
+          <w:bCs/>
+          <w:i/>
+          <w:iCs/>
+          <w:sz w:val="18"/>
+          <w:szCs w:val="18"/>
+          <w:lang w:val="en-GB"/>
+        </w:rPr>
+        <w:t xml:space="preserve"> </w:t>
+      </w:r>
+      <w:proofErr w:type="spellStart"/>
+      <w:r>
+        <w:rPr>
+          <w:rFonts w:ascii="Times New Roman" w:hAnsi="Times New Roman" w:cs="Times New Roman"/>
+          <w:b/>
+          <w:bCs/>
+          <w:i/>
+          <w:iCs/>
+          <w:sz w:val="18"/>
+          <w:szCs w:val="18"/>
+          <w:lang w:val="en-GB"/>
+        </w:rPr>
+        <w:t>բացման</w:t>
+      </w:r>
+      <w:proofErr w:type="spellEnd"/>
+      <w:r>
+        <w:rPr>
+          <w:rFonts w:ascii="Times New Roman" w:hAnsi="Times New Roman" w:cs="Times New Roman"/>
+          <w:b/>
+          <w:bCs/>
+          <w:i/>
+          <w:iCs/>
+          <w:sz w:val="18"/>
+          <w:szCs w:val="18"/>
+          <w:lang w:val="en-GB"/>
+        </w:rPr>
+        <w:t xml:space="preserve"> և </w:t>
+      </w:r>
+      <w:proofErr w:type="spellStart"/>
+      <w:r>
+        <w:rPr>
+          <w:rFonts w:ascii="Times New Roman" w:hAnsi="Times New Roman" w:cs="Times New Roman"/>
+          <w:b/>
+          <w:bCs/>
+          <w:i/>
+          <w:iCs/>
+          <w:sz w:val="18"/>
+          <w:szCs w:val="18"/>
+          <w:lang w:val="en-GB"/>
+        </w:rPr>
+        <w:t>ս</w:t>
+      </w:r>
+      <w:r>
+        <w:rPr>
+          <w:rFonts w:ascii="Times New Roman" w:hAnsi="Times New Roman" w:cs="Times New Roman"/>
+          <w:b/>
+          <w:bCs/>
+          <w:i/>
+          <w:iCs/>
+          <w:sz w:val="18"/>
+          <w:szCs w:val="18"/>
+          <w:lang w:val="en-GB"/>
+        </w:rPr>
+        <w:t>տուգման</w:t>
+      </w:r>
+      <w:proofErr w:type="spellEnd"/>
+      <w:r>
+        <w:rPr>
+          <w:rFonts w:ascii="Times New Roman" w:hAnsi="Times New Roman" w:cs="Times New Roman"/>
+          <w:b/>
+          <w:bCs/>
+          <w:i/>
+          <w:iCs/>
+          <w:sz w:val="18"/>
+          <w:szCs w:val="18"/>
+          <w:lang w:val="en-GB"/>
+        </w:rPr>
+        <w:t xml:space="preserve"> </w:t>
+      </w:r>
+      <w:proofErr w:type="spellStart"/>
+      <w:r>
+        <w:rPr>
+          <w:rFonts w:ascii="Times New Roman" w:hAnsi="Times New Roman" w:cs="Times New Roman"/>
+          <w:b/>
+          <w:bCs/>
+          <w:i/>
+          <w:iCs/>
+          <w:sz w:val="18"/>
+          <w:szCs w:val="18"/>
+          <w:lang w:val="en-GB"/>
+        </w:rPr>
+        <w:t>արձանագրություն</w:t>
+      </w:r>
+      <w:proofErr w:type="spellEnd"/>
+      <w:r>
+        <w:rPr>
+          <w:rFonts w:ascii="Times New Roman" w:hAnsi="Times New Roman" w:cs="Times New Roman"/>
+          <w:b/>
+          <w:bCs/>
+          <w:i/>
+          <w:iCs/>
+          <w:sz w:val="18"/>
+          <w:szCs w:val="18"/>
+          <w:lang w:val="en-GB"/>
+        </w:rPr>
+        <w:t xml:space="preserve"> </w:t>
       </w:r>
     </w:p>
     <w:p>
@@ -11453,13 +12851,95 @@
           <w:lang w:val="en-GB"/>
         </w:rPr>
       </w:pPr>
-      <w:r>
-        <w:rPr>
-          <w:rFonts w:ascii="Times New Roman" w:hAnsi="Times New Roman" w:cs="Times New Roman"/>
-          <w:sz w:val="18"/>
-          <w:szCs w:val="18"/>
-        </w:rPr>
-        <w:t>Ստուգման նպատակով պարկի բացման ամսաթիվը    __</w:t>
+      <w:proofErr w:type="spellStart"/>
+      <w:r>
+        <w:rPr>
+          <w:rFonts w:ascii="Times New Roman" w:hAnsi="Times New Roman" w:cs="Times New Roman"/>
+          <w:sz w:val="18"/>
+          <w:szCs w:val="18"/>
+        </w:rPr>
+        <w:t>Ստուգման</w:t>
+      </w:r>
+      <w:proofErr w:type="spellEnd"/>
+      <w:r>
+        <w:rPr>
+          <w:rFonts w:ascii="Times New Roman" w:hAnsi="Times New Roman" w:cs="Times New Roman"/>
+          <w:sz w:val="18"/>
+          <w:szCs w:val="18"/>
+        </w:rPr>
+        <w:t xml:space="preserve"> </w:t>
+      </w:r>
+      <w:proofErr w:type="spellStart"/>
+      <w:r>
+        <w:rPr>
+          <w:rFonts w:ascii="Times New Roman" w:hAnsi="Times New Roman" w:cs="Times New Roman"/>
+          <w:sz w:val="18"/>
+          <w:szCs w:val="18"/>
+        </w:rPr>
+        <w:t>նպատակով</w:t>
+      </w:r>
+      <w:proofErr w:type="spellEnd"/>
+      <w:r>
+        <w:rPr>
+          <w:rFonts w:ascii="Times New Roman" w:hAnsi="Times New Roman" w:cs="Times New Roman"/>
+          <w:sz w:val="18"/>
+          <w:szCs w:val="18"/>
+        </w:rPr>
+        <w:t xml:space="preserve"> </w:t>
+      </w:r>
+      <w:proofErr w:type="spellStart"/>
+      <w:r>
+        <w:rPr>
+          <w:rFonts w:ascii="Times New Roman" w:hAnsi="Times New Roman" w:cs="Times New Roman"/>
+          <w:sz w:val="18"/>
+          <w:szCs w:val="18"/>
+        </w:rPr>
+        <w:t>պարկի</w:t>
+      </w:r>
+      <w:proofErr w:type="spellEnd"/>
+      <w:r>
+        <w:rPr>
+          <w:rFonts w:ascii="Times New Roman" w:hAnsi="Times New Roman" w:cs="Times New Roman"/>
+          <w:sz w:val="18"/>
+          <w:szCs w:val="18"/>
+        </w:rPr>
+        <w:t xml:space="preserve"> </w:t>
+      </w:r>
+      <w:proofErr w:type="spellStart"/>
+      <w:r>
+        <w:rPr>
+          <w:rFonts w:ascii="Times New Roman" w:hAnsi="Times New Roman" w:cs="Times New Roman"/>
+          <w:sz w:val="18"/>
+          <w:szCs w:val="18"/>
+        </w:rPr>
+        <w:t>բացման</w:t>
+      </w:r>
+      <w:proofErr w:type="spellEnd"/>
+      <w:r>
+        <w:rPr>
+          <w:rFonts w:ascii="Times New Roman" w:hAnsi="Times New Roman" w:cs="Times New Roman"/>
+          <w:sz w:val="18"/>
+          <w:szCs w:val="18"/>
+        </w:rPr>
+        <w:t xml:space="preserve"> </w:t>
+      </w:r>
+      <w:proofErr w:type="spellStart"/>
+      <w:r>
+        <w:rPr>
+          <w:rFonts w:ascii="Times New Roman" w:hAnsi="Times New Roman" w:cs="Times New Roman"/>
+          <w:sz w:val="18"/>
+          <w:szCs w:val="18"/>
+        </w:rPr>
+        <w:t>ամսաթիվը</w:t>
+      </w:r>
+      <w:proofErr w:type="spellEnd"/>
+      <w:r>
+        <w:rPr>
+          <w:rFonts w:ascii="Times New Roman" w:hAnsi="Times New Roman" w:cs="Times New Roman"/>
+          <w:sz w:val="18"/>
+          <w:szCs w:val="18"/>
+        </w:rPr>
+        <w:t xml:space="preserve">    __</w:t>
       </w:r>
       <w:r>
         <w:rPr>
@@ -11476,7 +12956,43 @@
           <w:sz w:val="18"/>
           <w:szCs w:val="18"/>
         </w:rPr>
-        <w:t>__/______/__________ թվականին ժամը _</w:t>
+        <w:t xml:space="preserve">__/______/__________ </w:t>
+      </w:r>
+      <w:proofErr w:type="spellStart"/>
+      <w:r>
+        <w:rPr>
+          <w:rFonts w:ascii="Times New Roman" w:hAnsi="Times New Roman" w:cs="Times New Roman"/>
+          <w:sz w:val="18"/>
+          <w:szCs w:val="18"/>
+        </w:rPr>
+        <w:t>թվականին</w:t>
+      </w:r>
+      <w:proofErr w:type="spellEnd"/>
+      <w:r>
+        <w:rPr>
+          <w:rFonts w:ascii="Times New Roman" w:hAnsi="Times New Roman" w:cs="Times New Roman"/>
+          <w:sz w:val="18"/>
+          <w:szCs w:val="18"/>
+        </w:rPr>
+        <w:t xml:space="preserve"> </w:t>
+      </w:r>
+      <w:proofErr w:type="spellStart"/>
+      <w:r>
+        <w:rPr>
+          <w:rFonts w:ascii="Times New Roman" w:hAnsi="Times New Roman" w:cs="Times New Roman"/>
+          <w:sz w:val="18"/>
+          <w:szCs w:val="18"/>
+        </w:rPr>
+        <w:t>ժամը</w:t>
+      </w:r>
+      <w:proofErr w:type="spellEnd"/>
+      <w:r>
+        <w:rPr>
+          <w:rFonts w:ascii="Times New Roman" w:hAnsi="Times New Roman" w:cs="Times New Roman"/>
+          <w:sz w:val="18"/>
+          <w:szCs w:val="18"/>
+        </w:rPr>
+        <w:t xml:space="preserve"> _</w:t>
       </w:r>
       <w:r>
         <w:rPr>
@@ -11554,14 +13070,34 @@
                 <w:szCs w:val="18"/>
               </w:rPr>
             </w:pPr>
-            <w:r>
-              <w:rPr>
-                <w:rFonts w:ascii="Times New Roman" w:hAnsi="Times New Roman" w:cs="Times New Roman"/>
-                <w:sz w:val="18"/>
-                <w:szCs w:val="18"/>
-              </w:rPr>
-              <w:t>Գլխավոր տնօրեն</w:t>
-            </w:r>
+            <w:proofErr w:type="spellStart"/>
+            <w:r>
+              <w:rPr>
+                <w:rFonts w:ascii="Times New Roman" w:hAnsi="Times New Roman" w:cs="Times New Roman"/>
+                <w:sz w:val="18"/>
+                <w:szCs w:val="18"/>
+              </w:rPr>
+              <w:t>Գլխավոր</w:t>
+            </w:r>
+            <w:proofErr w:type="spellEnd"/>
+            <w:r>
+              <w:rPr>
+                <w:rFonts w:ascii="Times New Roman" w:hAnsi="Times New Roman" w:cs="Times New Roman"/>
+                <w:sz w:val="18"/>
+                <w:szCs w:val="18"/>
+              </w:rPr>
+              <w:t xml:space="preserve"> </w:t>
+            </w:r>
+            <w:proofErr w:type="spellStart"/>
+            <w:r>
+              <w:rPr>
+                <w:rFonts w:ascii="Times New Roman" w:hAnsi="Times New Roman" w:cs="Times New Roman"/>
+                <w:sz w:val="18"/>
+                <w:szCs w:val="18"/>
+              </w:rPr>
+              <w:t>տնօրեն</w:t>
+            </w:r>
+            <w:proofErr w:type="spellEnd"/>
           </w:p>
         </w:tc>
         <w:tc>
@@ -11593,14 +13129,34 @@
                 <w:szCs w:val="18"/>
               </w:rPr>
             </w:pPr>
-            <w:r>
-              <w:rPr>
-                <w:rFonts w:ascii="Times New Roman" w:hAnsi="Times New Roman" w:cs="Times New Roman"/>
-                <w:sz w:val="18"/>
-                <w:szCs w:val="18"/>
-              </w:rPr>
-              <w:t>Գրիգոր Սահականը</w:t>
-            </w:r>
+            <w:proofErr w:type="spellStart"/>
+            <w:r>
+              <w:rPr>
+                <w:rFonts w:ascii="Times New Roman" w:hAnsi="Times New Roman" w:cs="Times New Roman"/>
+                <w:sz w:val="18"/>
+                <w:szCs w:val="18"/>
+              </w:rPr>
+              <w:t>Գրիգոր</w:t>
+            </w:r>
+            <w:proofErr w:type="spellEnd"/>
+            <w:r>
+              <w:rPr>
+                <w:rFonts w:ascii="Times New Roman" w:hAnsi="Times New Roman" w:cs="Times New Roman"/>
+                <w:sz w:val="18"/>
+                <w:szCs w:val="18"/>
+              </w:rPr>
+              <w:t xml:space="preserve"> </w:t>
+            </w:r>
+            <w:proofErr w:type="spellStart"/>
+            <w:r>
+              <w:rPr>
+                <w:rFonts w:ascii="Times New Roman" w:hAnsi="Times New Roman" w:cs="Times New Roman"/>
+                <w:sz w:val="18"/>
+                <w:szCs w:val="18"/>
+              </w:rPr>
+              <w:t>Սահականը</w:t>
+            </w:r>
+            <w:proofErr w:type="spellEnd"/>
           </w:p>
         </w:tc>
         <w:tc>
@@ -11616,14 +13172,34 @@
                 <w:szCs w:val="18"/>
               </w:rPr>
             </w:pPr>
-            <w:r>
-              <w:rPr>
-                <w:rFonts w:ascii="Times New Roman" w:hAnsi="Times New Roman" w:cs="Times New Roman"/>
-                <w:sz w:val="18"/>
-                <w:szCs w:val="18"/>
-              </w:rPr>
-              <w:t>Վարկային մասնագետ</w:t>
-            </w:r>
+            <w:proofErr w:type="spellStart"/>
+            <w:r>
+              <w:rPr>
+                <w:rFonts w:ascii="Times New Roman" w:hAnsi="Times New Roman" w:cs="Times New Roman"/>
+                <w:sz w:val="18"/>
+                <w:szCs w:val="18"/>
+              </w:rPr>
+              <w:t>Վարկային</w:t>
+            </w:r>
+            <w:proofErr w:type="spellEnd"/>
+            <w:r>
+              <w:rPr>
+                <w:rFonts w:ascii="Times New Roman" w:hAnsi="Times New Roman" w:cs="Times New Roman"/>
+                <w:sz w:val="18"/>
+                <w:szCs w:val="18"/>
+              </w:rPr>
+              <w:t xml:space="preserve"> </w:t>
+            </w:r>
+            <w:proofErr w:type="spellStart"/>
+            <w:r>
+              <w:rPr>
+                <w:rFonts w:ascii="Times New Roman" w:hAnsi="Times New Roman" w:cs="Times New Roman"/>
+                <w:sz w:val="18"/>
+                <w:szCs w:val="18"/>
+              </w:rPr>
+              <w:t>մասնագետ</w:t>
+            </w:r>
+            <w:proofErr w:type="spellEnd"/>
           </w:p>
         </w:tc>
         <w:tc>
@@ -11694,6 +13270,7 @@
                 <w:szCs w:val="18"/>
               </w:rPr>
             </w:pPr>
+            <w:proofErr w:type="spellStart"/>
             <w:r>
               <w:rPr>
                 <w:rFonts w:ascii="Times New Roman" w:hAnsi="Times New Roman" w:cs="Times New Roman"/>
@@ -11702,6 +13279,7 @@
               </w:rPr>
               <w:t>Ոսկերիչ-մասնագետ</w:t>
             </w:r>
+            <w:proofErr w:type="spellEnd"/>
           </w:p>
         </w:tc>
         <w:tc>
@@ -11794,6 +13372,7 @@
                 <w:szCs w:val="18"/>
               </w:rPr>
             </w:pPr>
+            <w:proofErr w:type="spellStart"/>
             <w:r>
               <w:rPr>
                 <w:rFonts w:ascii="Times New Roman" w:hAnsi="Times New Roman" w:cs="Times New Roman"/>
@@ -11802,6 +13381,7 @@
               </w:rPr>
               <w:t>Գրավատու</w:t>
             </w:r>
+            <w:proofErr w:type="spellEnd"/>
           </w:p>
         </w:tc>
         <w:tc>
@@ -11910,7 +13490,7 @@
               </wp:anchor>
             </w:drawing>
           </mc:Choice>
-          <mc:Fallback xmlns:w16du="http://schemas.microsoft.com/office/word/2023/wordml/word16du" xmlns:w16sdtfl="http://schemas.microsoft.com/office/word/2024/wordml/sdtformatlock">
+          <mc:Fallback xmlns:w16sdtfl="http://schemas.microsoft.com/office/word/2024/wordml/sdtformatlock" xmlns:w16du="http://schemas.microsoft.com/office/word/2023/wordml/word16du" xmlns="">
             <w:pict>
               <v:line w14:anchorId="58052DD5" id="Straight Connector 2" o:spid="_x0000_s1026" style="position:absolute;z-index:251661312;visibility:visible;mso-wrap-style:square;mso-wrap-distance-left:9pt;mso-wrap-distance-top:0;mso-wrap-distance-right:9pt;mso-wrap-distance-bottom:0;mso-position-horizontal:absolute;mso-position-horizontal-relative:text;mso-position-vertical:absolute;mso-position-vertical-relative:text" from="0,13.4pt" to="491.7pt,13.4pt" o:gfxdata="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" strokecolor="black [3213]" strokeweight="1.25pt">
                 <v:stroke linestyle="thinThick" joinstyle="miter"/>
@@ -11935,6 +13515,7 @@
           <w:lang w:val="en-GB"/>
         </w:rPr>
       </w:pPr>
+      <w:proofErr w:type="spellStart"/>
       <w:r>
         <w:rPr>
           <w:rFonts w:ascii="Times New Roman" w:hAnsi="Times New Roman" w:cs="Times New Roman"/>
@@ -11946,8 +13527,37 @@
           <w:szCs w:val="18"/>
           <w:lang w:val="en-GB"/>
         </w:rPr>
-        <w:t>Վերադարձման ակտ</w:t>
-      </w:r>
+        <w:t>Վերադարձման</w:t>
+      </w:r>
+      <w:proofErr w:type="spellEnd"/>
+      <w:r>
+        <w:rPr>
+          <w:rFonts w:ascii="Times New Roman" w:hAnsi="Times New Roman" w:cs="Times New Roman"/>
+          <w:b/>
+          <w:bCs/>
+          <w:i/>
+          <w:iCs/>
+          <w:sz w:val="18"/>
+          <w:szCs w:val="18"/>
+          <w:lang w:val="en-GB"/>
+        </w:rPr>
+        <w:t xml:space="preserve"> </w:t>
+      </w:r>
+      <w:proofErr w:type="spellStart"/>
+      <w:r>
+        <w:rPr>
+          <w:rFonts w:ascii="Times New Roman" w:hAnsi="Times New Roman" w:cs="Times New Roman"/>
+          <w:b/>
+          <w:bCs/>
+          <w:i/>
+          <w:iCs/>
+          <w:sz w:val="18"/>
+          <w:szCs w:val="18"/>
+          <w:lang w:val="en-GB"/>
+        </w:rPr>
+        <w:t>ակտ</w:t>
+      </w:r>
+      <w:proofErr w:type="spellEnd"/>
     </w:p>
     <w:p>
       <w:pPr>
@@ -11972,19 +13582,188 @@
           <w:szCs w:val="22"/>
         </w:rPr>
       </w:pPr>
+      <w:proofErr w:type="spellStart"/>
       <w:r>
         <w:rPr>
           <w:sz w:val="18"/>
           <w:szCs w:val="22"/>
         </w:rPr>
-        <w:t>Գրավի ստուգման և Ընդունման-Հանձնման ակտ</w:t>
-      </w:r>
+        <w:t>Գրավի</w:t>
+      </w:r>
+      <w:proofErr w:type="spellEnd"/>
       <w:r>
         <w:rPr>
           <w:sz w:val="18"/>
           <w:szCs w:val="22"/>
         </w:rPr>
-        <w:t xml:space="preserve">ում նշված Ոսկյա իրերը Գրավառուն ամբողջությամբ, անվնաս հանձնեց Գրավատուին։ </w:t>
+        <w:t xml:space="preserve"> </w:t>
+      </w:r>
+      <w:proofErr w:type="spellStart"/>
+      <w:r>
+        <w:rPr>
+          <w:sz w:val="18"/>
+          <w:szCs w:val="22"/>
+        </w:rPr>
+        <w:t>ստուգման</w:t>
+      </w:r>
+      <w:proofErr w:type="spellEnd"/>
+      <w:r>
+        <w:rPr>
+          <w:sz w:val="18"/>
+          <w:szCs w:val="22"/>
+        </w:rPr>
+        <w:t xml:space="preserve"> և </w:t>
+      </w:r>
+      <w:proofErr w:type="spellStart"/>
+      <w:r>
+        <w:rPr>
+          <w:sz w:val="18"/>
+          <w:szCs w:val="22"/>
+        </w:rPr>
+        <w:t>Ընդունման-Հանձնման</w:t>
+      </w:r>
+      <w:proofErr w:type="spellEnd"/>
+      <w:r>
+        <w:rPr>
+          <w:sz w:val="18"/>
+          <w:szCs w:val="22"/>
+        </w:rPr>
+        <w:t xml:space="preserve"> </w:t>
+      </w:r>
+      <w:proofErr w:type="spellStart"/>
+      <w:r>
+        <w:rPr>
+          <w:sz w:val="18"/>
+          <w:szCs w:val="22"/>
+        </w:rPr>
+        <w:t>ակտ</w:t>
+      </w:r>
+      <w:r>
+        <w:rPr>
+          <w:sz w:val="18"/>
+          <w:szCs w:val="22"/>
+        </w:rPr>
+        <w:t>ում</w:t>
+      </w:r>
+      <w:proofErr w:type="spellEnd"/>
+      <w:r>
+        <w:rPr>
+          <w:sz w:val="18"/>
+          <w:szCs w:val="22"/>
+        </w:rPr>
+        <w:t xml:space="preserve"> </w:t>
+      </w:r>
+      <w:proofErr w:type="spellStart"/>
+      <w:r>
+        <w:rPr>
+          <w:sz w:val="18"/>
+          <w:szCs w:val="22"/>
+        </w:rPr>
+        <w:t>նշված</w:t>
+      </w:r>
+      <w:proofErr w:type="spellEnd"/>
+      <w:r>
+        <w:rPr>
+          <w:sz w:val="18"/>
+          <w:szCs w:val="22"/>
+        </w:rPr>
+        <w:t xml:space="preserve"> </w:t>
+      </w:r>
+      <w:proofErr w:type="spellStart"/>
+      <w:r>
+        <w:rPr>
+          <w:sz w:val="18"/>
+          <w:szCs w:val="22"/>
+        </w:rPr>
+        <w:t>Ոսկյա</w:t>
+      </w:r>
+      <w:proofErr w:type="spellEnd"/>
+      <w:r>
+        <w:rPr>
+          <w:sz w:val="18"/>
+          <w:szCs w:val="22"/>
+        </w:rPr>
+        <w:t xml:space="preserve"> </w:t>
+      </w:r>
+      <w:proofErr w:type="spellStart"/>
+      <w:r>
+        <w:rPr>
+          <w:sz w:val="18"/>
+          <w:szCs w:val="22"/>
+        </w:rPr>
+        <w:t>իրերը</w:t>
+      </w:r>
+      <w:proofErr w:type="spellEnd"/>
+      <w:r>
+        <w:rPr>
+          <w:sz w:val="18"/>
+          <w:szCs w:val="22"/>
+        </w:rPr>
+        <w:t xml:space="preserve"> </w:t>
+      </w:r>
+      <w:proofErr w:type="spellStart"/>
+      <w:r>
+        <w:rPr>
+          <w:sz w:val="18"/>
+          <w:szCs w:val="22"/>
+        </w:rPr>
+        <w:t>Գրավառուն</w:t>
+      </w:r>
+      <w:proofErr w:type="spellEnd"/>
+      <w:r>
+        <w:rPr>
+          <w:sz w:val="18"/>
+          <w:szCs w:val="22"/>
+        </w:rPr>
+        <w:t xml:space="preserve"> ամբողջությամբ, </w:t>
+      </w:r>
+      <w:proofErr w:type="spellStart"/>
+      <w:r>
+        <w:rPr>
+          <w:sz w:val="18"/>
+          <w:szCs w:val="22"/>
+        </w:rPr>
+        <w:t>անվնաս</w:t>
+      </w:r>
+      <w:proofErr w:type="spellEnd"/>
+      <w:r>
+        <w:rPr>
+          <w:sz w:val="18"/>
+          <w:szCs w:val="22"/>
+        </w:rPr>
+        <w:t xml:space="preserve"> </w:t>
+      </w:r>
+      <w:proofErr w:type="spellStart"/>
+      <w:r>
+        <w:rPr>
+          <w:sz w:val="18"/>
+          <w:szCs w:val="22"/>
+        </w:rPr>
+        <w:t>հանձնեց</w:t>
+      </w:r>
+      <w:proofErr w:type="spellEnd"/>
+      <w:r>
+        <w:rPr>
+          <w:sz w:val="18"/>
+          <w:szCs w:val="22"/>
+        </w:rPr>
+        <w:t xml:space="preserve"> </w:t>
+      </w:r>
+      <w:proofErr w:type="spellStart"/>
+      <w:r>
+        <w:rPr>
+          <w:sz w:val="18"/>
+          <w:szCs w:val="22"/>
+        </w:rPr>
+        <w:t>Գրավատուին</w:t>
+      </w:r>
+      <w:proofErr w:type="spellEnd"/>
+      <w:r>
+        <w:rPr>
+          <w:sz w:val="18"/>
+          <w:szCs w:val="22"/>
+        </w:rPr>
+        <w:t xml:space="preserve">։ </w:t>
       </w:r>
     </w:p>
     <w:p>
@@ -12000,12 +13779,85 @@
           <w:szCs w:val="22"/>
         </w:rPr>
       </w:pPr>
+      <w:proofErr w:type="spellStart"/>
       <w:r>
         <w:rPr>
           <w:sz w:val="18"/>
           <w:szCs w:val="22"/>
         </w:rPr>
-        <w:t xml:space="preserve">Գրավատուն հավաստիացնում է, որ չունի որևէ պահանջ։ </w:t>
+        <w:t>Գրավատուն</w:t>
+      </w:r>
+      <w:proofErr w:type="spellEnd"/>
+      <w:r>
+        <w:rPr>
+          <w:sz w:val="18"/>
+          <w:szCs w:val="22"/>
+        </w:rPr>
+        <w:t xml:space="preserve"> </w:t>
+      </w:r>
+      <w:proofErr w:type="spellStart"/>
+      <w:r>
+        <w:rPr>
+          <w:sz w:val="18"/>
+          <w:szCs w:val="22"/>
+        </w:rPr>
+        <w:t>հավաստիացնում</w:t>
+      </w:r>
+      <w:proofErr w:type="spellEnd"/>
+      <w:r>
+        <w:rPr>
+          <w:sz w:val="18"/>
+          <w:szCs w:val="22"/>
+        </w:rPr>
+        <w:t xml:space="preserve"> է, </w:t>
+      </w:r>
+      <w:proofErr w:type="spellStart"/>
+      <w:r>
+        <w:rPr>
+          <w:sz w:val="18"/>
+          <w:szCs w:val="22"/>
+        </w:rPr>
+        <w:t>որ</w:t>
+      </w:r>
+      <w:proofErr w:type="spellEnd"/>
+      <w:r>
+        <w:rPr>
+          <w:sz w:val="18"/>
+          <w:szCs w:val="22"/>
+        </w:rPr>
+        <w:t xml:space="preserve"> </w:t>
+      </w:r>
+      <w:proofErr w:type="spellStart"/>
+      <w:r>
+        <w:rPr>
+          <w:sz w:val="18"/>
+          <w:szCs w:val="22"/>
+        </w:rPr>
+        <w:t>չունի</w:t>
+      </w:r>
+      <w:proofErr w:type="spellEnd"/>
+      <w:r>
+        <w:rPr>
+          <w:sz w:val="18"/>
+          <w:szCs w:val="22"/>
+        </w:rPr>
+        <w:t xml:space="preserve"> որևէ </w:t>
+      </w:r>
+      <w:proofErr w:type="spellStart"/>
+      <w:r>
+        <w:rPr>
+          <w:sz w:val="18"/>
+          <w:szCs w:val="22"/>
+        </w:rPr>
+        <w:t>պահանջ</w:t>
+      </w:r>
+      <w:proofErr w:type="spellEnd"/>
+      <w:r>
+        <w:rPr>
+          <w:sz w:val="18"/>
+          <w:szCs w:val="22"/>
+        </w:rPr>
+        <w:t xml:space="preserve">։ </w:t>
       </w:r>
     </w:p>
     <w:p>
@@ -12047,13 +13899,23 @@
                 <w:szCs w:val="18"/>
               </w:rPr>
             </w:pPr>
-            <w:r>
-              <w:rPr>
-                <w:rFonts w:ascii="Times New Roman" w:hAnsi="Times New Roman" w:cs="Times New Roman"/>
-                <w:sz w:val="18"/>
-                <w:szCs w:val="18"/>
-              </w:rPr>
-              <w:t>Հանձնեց՝</w:t>
+            <w:proofErr w:type="spellStart"/>
+            <w:r>
+              <w:rPr>
+                <w:rFonts w:ascii="Times New Roman" w:hAnsi="Times New Roman" w:cs="Times New Roman"/>
+                <w:sz w:val="18"/>
+                <w:szCs w:val="18"/>
+              </w:rPr>
+              <w:t>Հանձնեց</w:t>
+            </w:r>
+            <w:proofErr w:type="spellEnd"/>
+            <w:r>
+              <w:rPr>
+                <w:rFonts w:ascii="Times New Roman" w:hAnsi="Times New Roman" w:cs="Times New Roman"/>
+                <w:sz w:val="18"/>
+                <w:szCs w:val="18"/>
+              </w:rPr>
+              <w:t>՝</w:t>
             </w:r>
           </w:p>
         </w:tc>
@@ -12072,6 +13934,7 @@
                 <w:szCs w:val="18"/>
               </w:rPr>
             </w:pPr>
+            <w:proofErr w:type="spellStart"/>
             <w:r>
               <w:rPr>
                 <w:rFonts w:ascii="Times New Roman" w:hAnsi="Times New Roman" w:cs="Times New Roman"/>
@@ -12080,6 +13943,7 @@
               </w:rPr>
               <w:t>Ոսկերիչ-մասնագետ</w:t>
             </w:r>
+            <w:proofErr w:type="spellEnd"/>
           </w:p>
         </w:tc>
         <w:tc>
@@ -12135,6 +13999,7 @@
           <w:lang w:val="en-GB"/>
         </w:rPr>
       </w:pPr>
+      <w:proofErr w:type="spellStart"/>
       <w:r>
         <w:rPr>
           <w:rFonts w:ascii="Times New Roman" w:hAnsi="Times New Roman" w:cs="Times New Roman"/>
@@ -12143,6 +14008,7 @@
         </w:rPr>
         <w:t>Ես</w:t>
       </w:r>
+      <w:proofErr w:type="spellEnd"/>
       <w:r>
         <w:rPr>
           <w:rFonts w:ascii="Times New Roman" w:hAnsi="Times New Roman" w:cs="Times New Roman"/>
@@ -12158,7 +14024,327 @@
           <w:szCs w:val="18"/>
           <w:lang w:val="en-GB"/>
         </w:rPr>
-        <w:t xml:space="preserve">_____________________________________________________, ստացա Գրավի առարկան ամբողջությամբ, այն վիճակում, ինչպես հանձնել եմ Գրավի ստուգման և Ընդունման-Հանձնման ակտով, որի համար ստորագրում եմ։ </w:t>
+        <w:t xml:space="preserve">_____________________________________________________, </w:t>
+      </w:r>
+      <w:proofErr w:type="spellStart"/>
+      <w:r>
+        <w:rPr>
+          <w:rFonts w:ascii="Times New Roman" w:hAnsi="Times New Roman" w:cs="Times New Roman"/>
+          <w:sz w:val="18"/>
+          <w:szCs w:val="18"/>
+          <w:lang w:val="en-GB"/>
+        </w:rPr>
+        <w:t>ստացա</w:t>
+      </w:r>
+      <w:proofErr w:type="spellEnd"/>
+      <w:r>
+        <w:rPr>
+          <w:rFonts w:ascii="Times New Roman" w:hAnsi="Times New Roman" w:cs="Times New Roman"/>
+          <w:sz w:val="18"/>
+          <w:szCs w:val="18"/>
+          <w:lang w:val="en-GB"/>
+        </w:rPr>
+        <w:t xml:space="preserve"> </w:t>
+      </w:r>
+      <w:proofErr w:type="spellStart"/>
+      <w:r>
+        <w:rPr>
+          <w:rFonts w:ascii="Times New Roman" w:hAnsi="Times New Roman" w:cs="Times New Roman"/>
+          <w:sz w:val="18"/>
+          <w:szCs w:val="18"/>
+          <w:lang w:val="en-GB"/>
+        </w:rPr>
+        <w:t>Գրավի</w:t>
+      </w:r>
+      <w:proofErr w:type="spellEnd"/>
+      <w:r>
+        <w:rPr>
+          <w:rFonts w:ascii="Times New Roman" w:hAnsi="Times New Roman" w:cs="Times New Roman"/>
+          <w:sz w:val="18"/>
+          <w:szCs w:val="18"/>
+          <w:lang w:val="en-GB"/>
+        </w:rPr>
+        <w:t xml:space="preserve"> </w:t>
+      </w:r>
+      <w:proofErr w:type="spellStart"/>
+      <w:r>
+        <w:rPr>
+          <w:rFonts w:ascii="Times New Roman" w:hAnsi="Times New Roman" w:cs="Times New Roman"/>
+          <w:sz w:val="18"/>
+          <w:szCs w:val="18"/>
+          <w:lang w:val="en-GB"/>
+        </w:rPr>
+        <w:t>առարկան</w:t>
+      </w:r>
+      <w:proofErr w:type="spellEnd"/>
+      <w:r>
+        <w:rPr>
+          <w:rFonts w:ascii="Times New Roman" w:hAnsi="Times New Roman" w:cs="Times New Roman"/>
+          <w:sz w:val="18"/>
+          <w:szCs w:val="18"/>
+          <w:lang w:val="en-GB"/>
+        </w:rPr>
+        <w:t xml:space="preserve"> ամբողջությամբ, </w:t>
+      </w:r>
+      <w:proofErr w:type="spellStart"/>
+      <w:r>
+        <w:rPr>
+          <w:rFonts w:ascii="Times New Roman" w:hAnsi="Times New Roman" w:cs="Times New Roman"/>
+          <w:sz w:val="18"/>
+          <w:szCs w:val="18"/>
+          <w:lang w:val="en-GB"/>
+        </w:rPr>
+        <w:t>այն</w:t>
+      </w:r>
+      <w:proofErr w:type="spellEnd"/>
+      <w:r>
+        <w:rPr>
+          <w:rFonts w:ascii="Times New Roman" w:hAnsi="Times New Roman" w:cs="Times New Roman"/>
+          <w:sz w:val="18"/>
+          <w:szCs w:val="18"/>
+          <w:lang w:val="en-GB"/>
+        </w:rPr>
+        <w:t xml:space="preserve"> </w:t>
+      </w:r>
+      <w:proofErr w:type="spellStart"/>
+      <w:r>
+        <w:rPr>
+          <w:rFonts w:ascii="Times New Roman" w:hAnsi="Times New Roman" w:cs="Times New Roman"/>
+          <w:sz w:val="18"/>
+          <w:szCs w:val="18"/>
+          <w:lang w:val="en-GB"/>
+        </w:rPr>
+        <w:t>վիճակում</w:t>
+      </w:r>
+      <w:proofErr w:type="spellEnd"/>
+      <w:r>
+        <w:rPr>
+          <w:rFonts w:ascii="Times New Roman" w:hAnsi="Times New Roman" w:cs="Times New Roman"/>
+          <w:sz w:val="18"/>
+          <w:szCs w:val="18"/>
+          <w:lang w:val="en-GB"/>
+        </w:rPr>
+        <w:t xml:space="preserve">, </w:t>
+      </w:r>
+      <w:proofErr w:type="spellStart"/>
+      <w:r>
+        <w:rPr>
+          <w:rFonts w:ascii="Times New Roman" w:hAnsi="Times New Roman" w:cs="Times New Roman"/>
+          <w:sz w:val="18"/>
+          <w:szCs w:val="18"/>
+          <w:lang w:val="en-GB"/>
+        </w:rPr>
+        <w:t>ինչպես</w:t>
+      </w:r>
+      <w:proofErr w:type="spellEnd"/>
+      <w:r>
+        <w:rPr>
+          <w:rFonts w:ascii="Times New Roman" w:hAnsi="Times New Roman" w:cs="Times New Roman"/>
+          <w:sz w:val="18"/>
+          <w:szCs w:val="18"/>
+          <w:lang w:val="en-GB"/>
+        </w:rPr>
+        <w:t xml:space="preserve"> </w:t>
+      </w:r>
+      <w:proofErr w:type="spellStart"/>
+      <w:r>
+        <w:rPr>
+          <w:rFonts w:ascii="Times New Roman" w:hAnsi="Times New Roman" w:cs="Times New Roman"/>
+          <w:sz w:val="18"/>
+          <w:szCs w:val="18"/>
+          <w:lang w:val="en-GB"/>
+        </w:rPr>
+        <w:t>հանձնել</w:t>
+      </w:r>
+      <w:proofErr w:type="spellEnd"/>
+      <w:r>
+        <w:rPr>
+          <w:rFonts w:ascii="Times New Roman" w:hAnsi="Times New Roman" w:cs="Times New Roman"/>
+          <w:sz w:val="18"/>
+          <w:szCs w:val="18"/>
+          <w:lang w:val="en-GB"/>
+        </w:rPr>
+        <w:t xml:space="preserve"> </w:t>
+      </w:r>
+      <w:proofErr w:type="spellStart"/>
+      <w:r>
+        <w:rPr>
+          <w:rFonts w:ascii="Times New Roman" w:hAnsi="Times New Roman" w:cs="Times New Roman"/>
+          <w:sz w:val="18"/>
+          <w:szCs w:val="18"/>
+          <w:lang w:val="en-GB"/>
+        </w:rPr>
+        <w:t>եմ</w:t>
+      </w:r>
+      <w:proofErr w:type="spellEnd"/>
+      <w:r>
+        <w:rPr>
+          <w:rFonts w:ascii="Times New Roman" w:hAnsi="Times New Roman" w:cs="Times New Roman"/>
+          <w:sz w:val="18"/>
+          <w:szCs w:val="18"/>
+          <w:lang w:val="en-GB"/>
+        </w:rPr>
+        <w:t xml:space="preserve"> </w:t>
+      </w:r>
+      <w:proofErr w:type="spellStart"/>
+      <w:r>
+        <w:rPr>
+          <w:rFonts w:ascii="Times New Roman" w:hAnsi="Times New Roman" w:cs="Times New Roman"/>
+          <w:sz w:val="18"/>
+          <w:szCs w:val="18"/>
+          <w:lang w:val="en-GB"/>
+        </w:rPr>
+        <w:t>Գրավի</w:t>
+      </w:r>
+      <w:proofErr w:type="spellEnd"/>
+      <w:r>
+        <w:rPr>
+          <w:rFonts w:ascii="Times New Roman" w:hAnsi="Times New Roman" w:cs="Times New Roman"/>
+          <w:sz w:val="18"/>
+          <w:szCs w:val="18"/>
+          <w:lang w:val="en-GB"/>
+        </w:rPr>
+        <w:t xml:space="preserve"> </w:t>
+      </w:r>
+      <w:proofErr w:type="spellStart"/>
+      <w:r>
+        <w:rPr>
+          <w:rFonts w:ascii="Times New Roman" w:hAnsi="Times New Roman" w:cs="Times New Roman"/>
+          <w:sz w:val="18"/>
+          <w:szCs w:val="18"/>
+          <w:lang w:val="en-GB"/>
+        </w:rPr>
+        <w:t>ստուգման</w:t>
+      </w:r>
+      <w:proofErr w:type="spellEnd"/>
+      <w:r>
+        <w:rPr>
+          <w:rFonts w:ascii="Times New Roman" w:hAnsi="Times New Roman" w:cs="Times New Roman"/>
+          <w:sz w:val="18"/>
+          <w:szCs w:val="18"/>
+          <w:lang w:val="en-GB"/>
+        </w:rPr>
+        <w:t xml:space="preserve"> և </w:t>
+      </w:r>
+      <w:proofErr w:type="spellStart"/>
+      <w:r>
+        <w:rPr>
+          <w:rFonts w:ascii="Times New Roman" w:hAnsi="Times New Roman" w:cs="Times New Roman"/>
+          <w:sz w:val="18"/>
+          <w:szCs w:val="18"/>
+          <w:lang w:val="en-GB"/>
+        </w:rPr>
+        <w:t>Ընդունման-Հանձնման</w:t>
+      </w:r>
+      <w:proofErr w:type="spellEnd"/>
+      <w:r>
+        <w:rPr>
+          <w:rFonts w:ascii="Times New Roman" w:hAnsi="Times New Roman" w:cs="Times New Roman"/>
+          <w:sz w:val="18"/>
+          <w:szCs w:val="18"/>
+          <w:lang w:val="en-GB"/>
+        </w:rPr>
+        <w:t xml:space="preserve"> </w:t>
+      </w:r>
+      <w:proofErr w:type="spellStart"/>
+      <w:r>
+        <w:rPr>
+          <w:rFonts w:ascii="Times New Roman" w:hAnsi="Times New Roman" w:cs="Times New Roman"/>
+          <w:sz w:val="18"/>
+          <w:szCs w:val="18"/>
+          <w:lang w:val="en-GB"/>
+        </w:rPr>
+        <w:t>ակտով</w:t>
+      </w:r>
+      <w:proofErr w:type="spellEnd"/>
+      <w:r>
+        <w:rPr>
+          <w:rFonts w:ascii="Times New Roman" w:hAnsi="Times New Roman" w:cs="Times New Roman"/>
+          <w:sz w:val="18"/>
+          <w:szCs w:val="18"/>
+          <w:lang w:val="en-GB"/>
+        </w:rPr>
+        <w:t xml:space="preserve">, </w:t>
+      </w:r>
+      <w:proofErr w:type="spellStart"/>
+      <w:r>
+        <w:rPr>
+          <w:rFonts w:ascii="Times New Roman" w:hAnsi="Times New Roman" w:cs="Times New Roman"/>
+          <w:sz w:val="18"/>
+          <w:szCs w:val="18"/>
+          <w:lang w:val="en-GB"/>
+        </w:rPr>
+        <w:t>որի</w:t>
+      </w:r>
+      <w:proofErr w:type="spellEnd"/>
+      <w:r>
+        <w:rPr>
+          <w:rFonts w:ascii="Times New Roman" w:hAnsi="Times New Roman" w:cs="Times New Roman"/>
+          <w:sz w:val="18"/>
+          <w:szCs w:val="18"/>
+          <w:lang w:val="en-GB"/>
+        </w:rPr>
+        <w:t xml:space="preserve"> </w:t>
+      </w:r>
+      <w:proofErr w:type="spellStart"/>
+      <w:r>
+        <w:rPr>
+          <w:rFonts w:ascii="Times New Roman" w:hAnsi="Times New Roman" w:cs="Times New Roman"/>
+          <w:sz w:val="18"/>
+          <w:szCs w:val="18"/>
+          <w:lang w:val="en-GB"/>
+        </w:rPr>
+        <w:t>համար</w:t>
+      </w:r>
+      <w:proofErr w:type="spellEnd"/>
+      <w:r>
+        <w:rPr>
+          <w:rFonts w:ascii="Times New Roman" w:hAnsi="Times New Roman" w:cs="Times New Roman"/>
+          <w:sz w:val="18"/>
+          <w:szCs w:val="18"/>
+          <w:lang w:val="en-GB"/>
+        </w:rPr>
+        <w:t xml:space="preserve"> </w:t>
+      </w:r>
+      <w:proofErr w:type="spellStart"/>
+      <w:r>
+        <w:rPr>
+          <w:rFonts w:ascii="Times New Roman" w:hAnsi="Times New Roman" w:cs="Times New Roman"/>
+          <w:sz w:val="18"/>
+          <w:szCs w:val="18"/>
+          <w:lang w:val="en-GB"/>
+        </w:rPr>
+        <w:t>ստորագրում</w:t>
+      </w:r>
+      <w:proofErr w:type="spellEnd"/>
+      <w:r>
+        <w:rPr>
+          <w:rFonts w:ascii="Times New Roman" w:hAnsi="Times New Roman" w:cs="Times New Roman"/>
+          <w:sz w:val="18"/>
+          <w:szCs w:val="18"/>
+          <w:lang w:val="en-GB"/>
+        </w:rPr>
+        <w:t xml:space="preserve"> </w:t>
+      </w:r>
+      <w:proofErr w:type="spellStart"/>
+      <w:r>
+        <w:rPr>
+          <w:rFonts w:ascii="Times New Roman" w:hAnsi="Times New Roman" w:cs="Times New Roman"/>
+          <w:sz w:val="18"/>
+          <w:szCs w:val="18"/>
+          <w:lang w:val="en-GB"/>
+        </w:rPr>
+        <w:t>եմ</w:t>
+      </w:r>
+      <w:proofErr w:type="spellEnd"/>
+      <w:r>
+        <w:rPr>
+          <w:rFonts w:ascii="Times New Roman" w:hAnsi="Times New Roman" w:cs="Times New Roman"/>
+          <w:sz w:val="18"/>
+          <w:szCs w:val="18"/>
+          <w:lang w:val="en-GB"/>
+        </w:rPr>
+        <w:t xml:space="preserve">։ </w:t>
       </w:r>
     </w:p>
     <w:tbl>
@@ -12195,13 +14381,23 @@
                 <w:szCs w:val="18"/>
               </w:rPr>
             </w:pPr>
-            <w:r>
-              <w:rPr>
-                <w:rFonts w:ascii="Times New Roman" w:hAnsi="Times New Roman" w:cs="Times New Roman"/>
-                <w:sz w:val="18"/>
-                <w:szCs w:val="18"/>
-              </w:rPr>
-              <w:t xml:space="preserve">Ընդունեց՝      </w:t>
+            <w:proofErr w:type="spellStart"/>
+            <w:r>
+              <w:rPr>
+                <w:rFonts w:ascii="Times New Roman" w:hAnsi="Times New Roman" w:cs="Times New Roman"/>
+                <w:sz w:val="18"/>
+                <w:szCs w:val="18"/>
+              </w:rPr>
+              <w:t>Ընդունեց</w:t>
+            </w:r>
+            <w:proofErr w:type="spellEnd"/>
+            <w:r>
+              <w:rPr>
+                <w:rFonts w:ascii="Times New Roman" w:hAnsi="Times New Roman" w:cs="Times New Roman"/>
+                <w:sz w:val="18"/>
+                <w:szCs w:val="18"/>
+              </w:rPr>
+              <w:t xml:space="preserve">՝      </w:t>
             </w:r>
           </w:p>
         </w:tc>
@@ -12220,6 +14416,7 @@
                 <w:szCs w:val="18"/>
               </w:rPr>
             </w:pPr>
+            <w:proofErr w:type="spellStart"/>
             <w:r>
               <w:rPr>
                 <w:rFonts w:ascii="Times New Roman" w:hAnsi="Times New Roman" w:cs="Times New Roman"/>
@@ -12228,6 +14425,7 @@
               </w:rPr>
               <w:t>Գրավատու</w:t>
             </w:r>
+            <w:proofErr w:type="spellEnd"/>
           </w:p>
         </w:tc>
         <w:tc>

--- a/public/files/contract_gold_template.docx
+++ b/public/files/contract_gold_template.docx
@@ -154,33 +154,7 @@
           <w:color w:val="000000" w:themeColor="text1"/>
           <w:lang w:val="en-GB"/>
         </w:rPr>
-        <w:t>${</w:t>
-      </w:r>
-      <w:proofErr w:type="spellStart"/>
-      <w:r>
-        <w:rPr>
-          <w:rFonts w:ascii="Times New Roman" w:eastAsia="Times New Roman" w:hAnsi="Times New Roman" w:cs="Times New Roman"/>
-          <w:b/>
-          <w:bCs/>
-          <w:i/>
-          <w:iCs/>
-          <w:color w:val="000000" w:themeColor="text1"/>
-          <w:lang w:val="en-GB"/>
-        </w:rPr>
-        <w:t>num</w:t>
-      </w:r>
-      <w:proofErr w:type="spellEnd"/>
-      <w:r>
-        <w:rPr>
-          <w:rFonts w:ascii="Times New Roman" w:eastAsia="Times New Roman" w:hAnsi="Times New Roman" w:cs="Times New Roman"/>
-          <w:b/>
-          <w:bCs/>
-          <w:i/>
-          <w:iCs/>
-          <w:color w:val="000000" w:themeColor="text1"/>
-          <w:lang w:val="en-GB"/>
-        </w:rPr>
-        <w:t>}</w:t>
+        <w:t>${num}</w:t>
       </w:r>
     </w:p>
     <w:tbl>
@@ -399,86 +373,8 @@
           <w:szCs w:val="18"/>
           <w:lang w:val="en-GB"/>
         </w:rPr>
-        <w:t xml:space="preserve">53 </w:t>
-      </w:r>
-      <w:proofErr w:type="spellStart"/>
-      <w:r>
-        <w:rPr>
-          <w:rFonts w:ascii="Times New Roman" w:eastAsia="Times New Roman" w:hAnsi="Times New Roman" w:cs="Times New Roman"/>
-          <w:color w:val="000000" w:themeColor="text1"/>
-          <w:sz w:val="18"/>
-          <w:szCs w:val="18"/>
-          <w:lang w:val="en-GB"/>
-        </w:rPr>
-        <w:t>շենք</w:t>
-      </w:r>
-      <w:proofErr w:type="spellEnd"/>
-      <w:r>
-        <w:rPr>
-          <w:rFonts w:ascii="Times New Roman" w:eastAsia="Times New Roman" w:hAnsi="Times New Roman" w:cs="Times New Roman"/>
-          <w:color w:val="000000" w:themeColor="text1"/>
-          <w:sz w:val="18"/>
-          <w:szCs w:val="18"/>
-          <w:lang w:val="en-GB"/>
-        </w:rPr>
-        <w:t xml:space="preserve">, 35 </w:t>
-      </w:r>
-      <w:proofErr w:type="spellStart"/>
-      <w:r>
-        <w:rPr>
-          <w:rFonts w:ascii="Times New Roman" w:eastAsia="Times New Roman" w:hAnsi="Times New Roman" w:cs="Times New Roman"/>
-          <w:color w:val="000000" w:themeColor="text1"/>
-          <w:sz w:val="18"/>
-          <w:szCs w:val="18"/>
-          <w:lang w:val="en-GB"/>
-        </w:rPr>
-        <w:t>ոչ</w:t>
-      </w:r>
-      <w:proofErr w:type="spellEnd"/>
-      <w:r>
-        <w:rPr>
-          <w:rFonts w:ascii="Times New Roman" w:eastAsia="Times New Roman" w:hAnsi="Times New Roman" w:cs="Times New Roman"/>
-          <w:color w:val="000000" w:themeColor="text1"/>
-          <w:sz w:val="18"/>
-          <w:szCs w:val="18"/>
-          <w:lang w:val="en-GB"/>
-        </w:rPr>
-        <w:t xml:space="preserve"> </w:t>
-      </w:r>
-      <w:proofErr w:type="spellStart"/>
-      <w:r>
-        <w:rPr>
-          <w:rFonts w:ascii="Times New Roman" w:eastAsia="Times New Roman" w:hAnsi="Times New Roman" w:cs="Times New Roman"/>
-          <w:color w:val="000000" w:themeColor="text1"/>
-          <w:sz w:val="18"/>
-          <w:szCs w:val="18"/>
-          <w:lang w:val="en-GB"/>
-        </w:rPr>
-        <w:t>բնակելի</w:t>
-      </w:r>
-      <w:proofErr w:type="spellEnd"/>
-      <w:r>
-        <w:rPr>
-          <w:rFonts w:ascii="Times New Roman" w:eastAsia="Times New Roman" w:hAnsi="Times New Roman" w:cs="Times New Roman"/>
-          <w:color w:val="000000" w:themeColor="text1"/>
-          <w:sz w:val="18"/>
-          <w:szCs w:val="18"/>
-          <w:lang w:val="en-GB"/>
-        </w:rPr>
-        <w:t xml:space="preserve"> </w:t>
-      </w:r>
-      <w:proofErr w:type="spellStart"/>
-      <w:r>
-        <w:rPr>
-          <w:rFonts w:ascii="Times New Roman" w:eastAsia="Times New Roman" w:hAnsi="Times New Roman" w:cs="Times New Roman"/>
-          <w:color w:val="000000" w:themeColor="text1"/>
-          <w:sz w:val="18"/>
-          <w:szCs w:val="18"/>
-          <w:lang w:val="en-GB"/>
-        </w:rPr>
-        <w:t>տարածք</w:t>
-      </w:r>
-      <w:proofErr w:type="spellEnd"/>
+        <w:t>53 շենք, 35 ոչ բնակելի տարածք</w:t>
+      </w:r>
       <w:r>
         <w:rPr>
           <w:rFonts w:ascii="Times New Roman" w:eastAsia="Times New Roman" w:hAnsi="Times New Roman" w:cs="Times New Roman"/>
@@ -1420,9 +1316,8 @@
                 <w:szCs w:val="16"/>
                 <w:lang w:val="en-GB"/>
               </w:rPr>
-              <w:t>${</w:t>
-            </w:r>
-            <w:proofErr w:type="spellStart"/>
+              <w:t>${contra</w:t>
+            </w:r>
             <w:r>
               <w:rPr>
                 <w:rFonts w:ascii="Times New Roman" w:hAnsi="Times New Roman" w:cs="Times New Roman"/>
@@ -1432,7 +1327,7 @@
                 <w:szCs w:val="16"/>
                 <w:lang w:val="en-GB"/>
               </w:rPr>
-              <w:t>contra</w:t>
+              <w:t>c</w:t>
             </w:r>
             <w:r>
               <w:rPr>
@@ -1443,53 +1338,18 @@
                 <w:szCs w:val="16"/>
                 <w:lang w:val="en-GB"/>
               </w:rPr>
-              <w:t>c</w:t>
-            </w:r>
-            <w:r>
-              <w:rPr>
-                <w:rFonts w:ascii="Times New Roman" w:hAnsi="Times New Roman" w:cs="Times New Roman"/>
+              <w:t>t_amount}</w:t>
+            </w:r>
+            <w:r>
+              <w:rPr>
+                <w:rFonts w:ascii="Times New Roman" w:hAnsi="Times New Roman"/>
                 <w:b/>
                 <w:i/>
                 <w:sz w:val="16"/>
-                <w:szCs w:val="16"/>
-                <w:lang w:val="en-GB"/>
-              </w:rPr>
-              <w:t>t_amount</w:t>
-            </w:r>
-            <w:proofErr w:type="spellEnd"/>
-            <w:r>
-              <w:rPr>
-                <w:rFonts w:ascii="Times New Roman" w:hAnsi="Times New Roman" w:cs="Times New Roman"/>
-                <w:b/>
-                <w:i/>
-                <w:sz w:val="16"/>
-                <w:szCs w:val="16"/>
-                <w:lang w:val="en-GB"/>
-              </w:rPr>
-              <w:t>}</w:t>
-            </w:r>
-            <w:r>
-              <w:rPr>
-                <w:rFonts w:ascii="Times New Roman" w:hAnsi="Times New Roman"/>
-                <w:b/>
-                <w:i/>
-                <w:sz w:val="16"/>
                 <w:lang w:val="ru-RU"/>
               </w:rPr>
-              <w:t xml:space="preserve"> ՀՀ </w:t>
-            </w:r>
-            <w:proofErr w:type="spellStart"/>
-            <w:r>
-              <w:rPr>
-                <w:rFonts w:ascii="Times New Roman" w:hAnsi="Times New Roman"/>
-                <w:b/>
-                <w:i/>
-                <w:sz w:val="16"/>
-                <w:lang w:val="ru-RU"/>
-              </w:rPr>
-              <w:t>դրամ</w:t>
-            </w:r>
-            <w:proofErr w:type="spellEnd"/>
+              <w:t xml:space="preserve"> ՀՀ դրամ</w:t>
+            </w:r>
           </w:p>
         </w:tc>
       </w:tr>
@@ -1588,31 +1448,7 @@
                 <w:szCs w:val="16"/>
                 <w:lang w:val="ru-RU"/>
               </w:rPr>
-              <w:t>${</w:t>
-            </w:r>
-            <w:proofErr w:type="spellStart"/>
-            <w:r>
-              <w:rPr>
-                <w:rFonts w:ascii="Times New Roman" w:hAnsi="Times New Roman" w:cs="Times New Roman"/>
-                <w:b/>
-                <w:i/>
-                <w:sz w:val="16"/>
-                <w:szCs w:val="16"/>
-                <w:lang w:val="ru-RU"/>
-              </w:rPr>
-              <w:t>interest_annual_rate</w:t>
-            </w:r>
-            <w:proofErr w:type="spellEnd"/>
-            <w:r>
-              <w:rPr>
-                <w:rFonts w:ascii="Times New Roman" w:hAnsi="Times New Roman" w:cs="Times New Roman"/>
-                <w:b/>
-                <w:i/>
-                <w:sz w:val="16"/>
-                <w:szCs w:val="16"/>
-                <w:lang w:val="ru-RU"/>
-              </w:rPr>
-              <w:t>}</w:t>
+              <w:t>${interest_annual_rate}</w:t>
             </w:r>
           </w:p>
         </w:tc>
@@ -1712,31 +1548,7 @@
                 <w:szCs w:val="16"/>
                 <w:lang w:val="en-GB"/>
               </w:rPr>
-              <w:t>${</w:t>
-            </w:r>
-            <w:proofErr w:type="spellStart"/>
-            <w:r>
-              <w:rPr>
-                <w:rFonts w:ascii="Times New Roman" w:hAnsi="Times New Roman" w:cs="Times New Roman"/>
-                <w:b/>
-                <w:i/>
-                <w:sz w:val="16"/>
-                <w:szCs w:val="16"/>
-                <w:lang w:val="en-GB"/>
-              </w:rPr>
-              <w:t>effective_annual_rate</w:t>
-            </w:r>
-            <w:proofErr w:type="spellEnd"/>
-            <w:r>
-              <w:rPr>
-                <w:rFonts w:ascii="Times New Roman" w:hAnsi="Times New Roman" w:cs="Times New Roman"/>
-                <w:b/>
-                <w:i/>
-                <w:sz w:val="16"/>
-                <w:szCs w:val="16"/>
-                <w:lang w:val="en-GB"/>
-              </w:rPr>
-              <w:t>}</w:t>
+              <w:t>${effective_annual_rate}</w:t>
             </w:r>
           </w:p>
         </w:tc>
@@ -2150,7 +1962,29 @@
                 <w:szCs w:val="16"/>
                 <w:lang w:val="hy-AM"/>
               </w:rPr>
-              <w:t>${account_number}</w:t>
+              <w:t>${account_</w:t>
+            </w:r>
+            <w:r>
+              <w:rPr>
+                <w:rFonts w:ascii="Times New Roman" w:hAnsi="Times New Roman" w:cs="Times New Roman"/>
+                <w:bCs/>
+                <w:iCs/>
+                <w:sz w:val="16"/>
+                <w:szCs w:val="16"/>
+                <w:lang w:val="hy-AM"/>
+              </w:rPr>
+              <w:t>card_</w:t>
+            </w:r>
+            <w:r>
+              <w:rPr>
+                <w:rFonts w:ascii="Times New Roman" w:hAnsi="Times New Roman" w:cs="Times New Roman"/>
+                <w:bCs/>
+                <w:iCs/>
+                <w:sz w:val="16"/>
+                <w:szCs w:val="16"/>
+                <w:lang w:val="hy-AM"/>
+              </w:rPr>
+              <w:t>number}</w:t>
             </w:r>
             <w:r>
               <w:rPr>
@@ -3166,58 +3000,24 @@
                 <w:szCs w:val="16"/>
                 <w:lang w:val="en-GB"/>
               </w:rPr>
-              <w:t>${</w:t>
-            </w:r>
-            <w:proofErr w:type="spellStart"/>
-            <w:r>
-              <w:rPr>
-                <w:rFonts w:ascii="Times New Roman" w:hAnsi="Times New Roman" w:cs="Times New Roman"/>
-                <w:bCs/>
-                <w:iCs/>
-                <w:sz w:val="16"/>
-                <w:szCs w:val="16"/>
+              <w:t>${mother_amount}</w:t>
+            </w:r>
+            <w:r>
+              <w:rPr>
+                <w:rFonts w:ascii="Times New Roman" w:hAnsi="Times New Roman"/>
+                <w:sz w:val="16"/>
                 <w:lang w:val="en-GB"/>
               </w:rPr>
-              <w:t>mother_amount</w:t>
-            </w:r>
-            <w:proofErr w:type="spellEnd"/>
-            <w:r>
-              <w:rPr>
-                <w:rFonts w:ascii="Times New Roman" w:hAnsi="Times New Roman" w:cs="Times New Roman"/>
-                <w:bCs/>
-                <w:iCs/>
-                <w:sz w:val="16"/>
-                <w:szCs w:val="16"/>
-                <w:lang w:val="en-GB"/>
-              </w:rPr>
-              <w:t>}</w:t>
+              <w:t xml:space="preserve"> </w:t>
             </w:r>
             <w:r>
               <w:rPr>
                 <w:rFonts w:ascii="Times New Roman" w:hAnsi="Times New Roman"/>
                 <w:sz w:val="16"/>
-                <w:lang w:val="en-GB"/>
-              </w:rPr>
-              <w:t xml:space="preserve"> </w:t>
-            </w:r>
-            <w:r>
-              <w:rPr>
-                <w:rFonts w:ascii="Times New Roman" w:hAnsi="Times New Roman"/>
-                <w:sz w:val="16"/>
                 <w:lang w:val="ru-RU"/>
               </w:rPr>
-              <w:t xml:space="preserve">ՀՀ </w:t>
-            </w:r>
-            <w:proofErr w:type="spellStart"/>
-            <w:r>
-              <w:rPr>
-                <w:rFonts w:ascii="Times New Roman" w:hAnsi="Times New Roman"/>
-                <w:sz w:val="16"/>
-                <w:lang w:val="ru-RU"/>
-              </w:rPr>
-              <w:t>դրամ</w:t>
-            </w:r>
-            <w:proofErr w:type="spellEnd"/>
+              <w:t>ՀՀ դրամ</w:t>
+            </w:r>
           </w:p>
         </w:tc>
       </w:tr>
@@ -8638,7 +8438,6 @@
           <w:lang w:val="en-GB"/>
         </w:rPr>
       </w:pPr>
-      <w:proofErr w:type="spellStart"/>
       <w:r>
         <w:rPr>
           <w:rFonts w:ascii="Times New Roman" w:eastAsia="Times New Roman" w:hAnsi="Times New Roman" w:cs="Times New Roman"/>
@@ -8649,10 +8448,13 @@
           <w:szCs w:val="13"/>
           <w:lang w:val="en-GB"/>
         </w:rPr>
-        <w:t>Վարկային</w:t>
-      </w:r>
-      <w:proofErr w:type="spellEnd"/>
-      <w:r>
+        <w:t xml:space="preserve">Վարկային կոդ՝ </w:t>
+      </w:r>
+    </w:p>
+    <w:p>
+      <w:pPr>
+        <w:spacing w:after="0" w:line="276" w:lineRule="auto"/>
+        <w:jc w:val="right"/>
         <w:rPr>
           <w:rFonts w:ascii="Times New Roman" w:eastAsia="Times New Roman" w:hAnsi="Times New Roman" w:cs="Times New Roman"/>
           <w:i/>
@@ -8662,9 +8464,7 @@
           <w:szCs w:val="13"/>
           <w:lang w:val="en-GB"/>
         </w:rPr>
-        <w:t xml:space="preserve"> </w:t>
-      </w:r>
-      <w:proofErr w:type="spellStart"/>
+      </w:pPr>
       <w:r>
         <w:rPr>
           <w:rFonts w:ascii="Times New Roman" w:eastAsia="Times New Roman" w:hAnsi="Times New Roman" w:cs="Times New Roman"/>
@@ -8673,11 +8473,10 @@
           <w:color w:val="000000" w:themeColor="text1"/>
           <w:sz w:val="18"/>
           <w:szCs w:val="13"/>
-          <w:lang w:val="en-GB"/>
-        </w:rPr>
-        <w:t>կոդ</w:t>
-      </w:r>
-      <w:proofErr w:type="spellEnd"/>
+          <w:lang w:val="hy-AM"/>
+        </w:rPr>
+        <w:t xml:space="preserve">Վարկային և ոսկյա իրերի գրավի խառը պայմանագիր </w:t>
+      </w:r>
       <w:r>
         <w:rPr>
           <w:rFonts w:ascii="Times New Roman" w:eastAsia="Times New Roman" w:hAnsi="Times New Roman" w:cs="Times New Roman"/>
@@ -8686,15 +8485,11 @@
           <w:color w:val="000000" w:themeColor="text1"/>
           <w:sz w:val="18"/>
           <w:szCs w:val="13"/>
-          <w:lang w:val="en-GB"/>
-        </w:rPr>
-        <w:t xml:space="preserve">՝ </w:t>
-      </w:r>
-    </w:p>
-    <w:p>
-      <w:pPr>
-        <w:spacing w:after="0" w:line="276" w:lineRule="auto"/>
-        <w:jc w:val="right"/>
+          <w:lang w:val="hy-AM"/>
+        </w:rPr>
+        <w:t xml:space="preserve">№ </w:t>
+      </w:r>
+      <w:r>
         <w:rPr>
           <w:rFonts w:ascii="Times New Roman" w:eastAsia="Times New Roman" w:hAnsi="Times New Roman" w:cs="Times New Roman"/>
           <w:i/>
@@ -8704,68 +8499,7 @@
           <w:szCs w:val="13"/>
           <w:lang w:val="en-GB"/>
         </w:rPr>
-      </w:pPr>
-      <w:r>
-        <w:rPr>
-          <w:rFonts w:ascii="Times New Roman" w:eastAsia="Times New Roman" w:hAnsi="Times New Roman" w:cs="Times New Roman"/>
-          <w:i/>
-          <w:iCs/>
-          <w:color w:val="000000" w:themeColor="text1"/>
-          <w:sz w:val="18"/>
-          <w:szCs w:val="13"/>
-          <w:lang w:val="hy-AM"/>
-        </w:rPr>
-        <w:t xml:space="preserve">Վարկային և ոսկյա իրերի գրավի խառը պայմանագիր </w:t>
-      </w:r>
-      <w:r>
-        <w:rPr>
-          <w:rFonts w:ascii="Times New Roman" w:eastAsia="Times New Roman" w:hAnsi="Times New Roman" w:cs="Times New Roman"/>
-          <w:i/>
-          <w:iCs/>
-          <w:color w:val="000000" w:themeColor="text1"/>
-          <w:sz w:val="18"/>
-          <w:szCs w:val="13"/>
-          <w:lang w:val="hy-AM"/>
-        </w:rPr>
-        <w:t xml:space="preserve">№ </w:t>
-      </w:r>
-      <w:r>
-        <w:rPr>
-          <w:rFonts w:ascii="Times New Roman" w:eastAsia="Times New Roman" w:hAnsi="Times New Roman" w:cs="Times New Roman"/>
-          <w:i/>
-          <w:iCs/>
-          <w:color w:val="000000" w:themeColor="text1"/>
-          <w:sz w:val="18"/>
-          <w:szCs w:val="13"/>
-          <w:lang w:val="en-GB"/>
-        </w:rPr>
-        <w:t>${</w:t>
-      </w:r>
-      <w:proofErr w:type="spellStart"/>
-      <w:r>
-        <w:rPr>
-          <w:rFonts w:ascii="Times New Roman" w:eastAsia="Times New Roman" w:hAnsi="Times New Roman" w:cs="Times New Roman"/>
-          <w:i/>
-          <w:iCs/>
-          <w:color w:val="000000" w:themeColor="text1"/>
-          <w:sz w:val="18"/>
-          <w:szCs w:val="13"/>
-          <w:lang w:val="en-GB"/>
-        </w:rPr>
-        <w:t>num</w:t>
-      </w:r>
-      <w:proofErr w:type="spellEnd"/>
-      <w:r>
-        <w:rPr>
-          <w:rFonts w:ascii="Times New Roman" w:eastAsia="Times New Roman" w:hAnsi="Times New Roman" w:cs="Times New Roman"/>
-          <w:i/>
-          <w:iCs/>
-          <w:color w:val="000000" w:themeColor="text1"/>
-          <w:sz w:val="18"/>
-          <w:szCs w:val="13"/>
-          <w:lang w:val="en-GB"/>
-        </w:rPr>
-        <w:t>}</w:t>
+        <w:t>${num}</w:t>
       </w:r>
     </w:p>
     <w:p>
@@ -10216,7 +9950,6 @@
           <w:lang w:val="en-GB"/>
         </w:rPr>
       </w:pPr>
-      <w:proofErr w:type="spellStart"/>
       <w:r>
         <w:rPr>
           <w:rFonts w:ascii="Times New Roman" w:eastAsia="Times New Roman" w:hAnsi="Times New Roman" w:cs="Times New Roman"/>
@@ -10227,10 +9960,13 @@
           <w:szCs w:val="13"/>
           <w:lang w:val="en-GB"/>
         </w:rPr>
-        <w:t>Վարկային</w:t>
-      </w:r>
-      <w:proofErr w:type="spellEnd"/>
-      <w:r>
+        <w:t>Վարկային կոդ՝</w:t>
+      </w:r>
+    </w:p>
+    <w:p>
+      <w:pPr>
+        <w:spacing w:after="0" w:line="276" w:lineRule="auto"/>
+        <w:jc w:val="right"/>
         <w:rPr>
           <w:rFonts w:ascii="Times New Roman" w:eastAsia="Times New Roman" w:hAnsi="Times New Roman" w:cs="Times New Roman"/>
           <w:i/>
@@ -10240,9 +9976,7 @@
           <w:szCs w:val="13"/>
           <w:lang w:val="en-GB"/>
         </w:rPr>
-        <w:t xml:space="preserve"> </w:t>
-      </w:r>
-      <w:proofErr w:type="spellStart"/>
+      </w:pPr>
       <w:r>
         <w:rPr>
           <w:rFonts w:ascii="Times New Roman" w:eastAsia="Times New Roman" w:hAnsi="Times New Roman" w:cs="Times New Roman"/>
@@ -10251,11 +9985,10 @@
           <w:color w:val="000000" w:themeColor="text1"/>
           <w:sz w:val="18"/>
           <w:szCs w:val="13"/>
-          <w:lang w:val="en-GB"/>
-        </w:rPr>
-        <w:t>կոդ</w:t>
-      </w:r>
-      <w:proofErr w:type="spellEnd"/>
+          <w:lang w:val="hy-AM"/>
+        </w:rPr>
+        <w:t xml:space="preserve">Վարկային և ոսկյա իրերի գրավի խառը պայմանագիր </w:t>
+      </w:r>
       <w:r>
         <w:rPr>
           <w:rFonts w:ascii="Times New Roman" w:eastAsia="Times New Roman" w:hAnsi="Times New Roman" w:cs="Times New Roman"/>
@@ -10264,15 +9997,11 @@
           <w:color w:val="000000" w:themeColor="text1"/>
           <w:sz w:val="18"/>
           <w:szCs w:val="13"/>
-          <w:lang w:val="en-GB"/>
-        </w:rPr>
-        <w:t>՝</w:t>
-      </w:r>
-    </w:p>
-    <w:p>
-      <w:pPr>
-        <w:spacing w:after="0" w:line="276" w:lineRule="auto"/>
-        <w:jc w:val="right"/>
+          <w:lang w:val="hy-AM"/>
+        </w:rPr>
+        <w:t xml:space="preserve">№ </w:t>
+      </w:r>
+      <w:r>
         <w:rPr>
           <w:rFonts w:ascii="Times New Roman" w:eastAsia="Times New Roman" w:hAnsi="Times New Roman" w:cs="Times New Roman"/>
           <w:i/>
@@ -10280,9 +10009,10 @@
           <w:color w:val="000000" w:themeColor="text1"/>
           <w:sz w:val="18"/>
           <w:szCs w:val="13"/>
-          <w:lang w:val="en-GB"/>
-        </w:rPr>
-      </w:pPr>
+          <w:lang w:val="hy-AM"/>
+        </w:rPr>
+        <w:t>$</w:t>
+      </w:r>
       <w:r>
         <w:rPr>
           <w:rFonts w:ascii="Times New Roman" w:eastAsia="Times New Roman" w:hAnsi="Times New Roman" w:cs="Times New Roman"/>
@@ -10291,71 +10021,9 @@
           <w:color w:val="000000" w:themeColor="text1"/>
           <w:sz w:val="18"/>
           <w:szCs w:val="13"/>
-          <w:lang w:val="hy-AM"/>
-        </w:rPr>
-        <w:t xml:space="preserve">Վարկային և ոսկյա իրերի գրավի խառը պայմանագիր </w:t>
-      </w:r>
-      <w:r>
-        <w:rPr>
-          <w:rFonts w:ascii="Times New Roman" w:eastAsia="Times New Roman" w:hAnsi="Times New Roman" w:cs="Times New Roman"/>
-          <w:i/>
-          <w:iCs/>
-          <w:color w:val="000000" w:themeColor="text1"/>
-          <w:sz w:val="18"/>
-          <w:szCs w:val="13"/>
-          <w:lang w:val="hy-AM"/>
-        </w:rPr>
-        <w:t xml:space="preserve">№ </w:t>
-      </w:r>
-      <w:r>
-        <w:rPr>
-          <w:rFonts w:ascii="Times New Roman" w:eastAsia="Times New Roman" w:hAnsi="Times New Roman" w:cs="Times New Roman"/>
-          <w:i/>
-          <w:iCs/>
-          <w:color w:val="000000" w:themeColor="text1"/>
-          <w:sz w:val="18"/>
-          <w:szCs w:val="13"/>
-          <w:lang w:val="hy-AM"/>
-        </w:rPr>
-        <w:t>$</w:t>
-      </w:r>
-      <w:r>
-        <w:rPr>
-          <w:rFonts w:ascii="Times New Roman" w:eastAsia="Times New Roman" w:hAnsi="Times New Roman" w:cs="Times New Roman"/>
-          <w:i/>
-          <w:iCs/>
-          <w:color w:val="000000" w:themeColor="text1"/>
-          <w:sz w:val="18"/>
-          <w:szCs w:val="13"/>
           <w:lang w:val="en-GB"/>
         </w:rPr>
-        <w:t>{</w:t>
-      </w:r>
-      <w:proofErr w:type="spellStart"/>
-      <w:r>
-        <w:rPr>
-          <w:rFonts w:ascii="Times New Roman" w:eastAsia="Times New Roman" w:hAnsi="Times New Roman" w:cs="Times New Roman"/>
-          <w:i/>
-          <w:iCs/>
-          <w:color w:val="000000" w:themeColor="text1"/>
-          <w:sz w:val="18"/>
-          <w:szCs w:val="13"/>
-          <w:lang w:val="en-GB"/>
-        </w:rPr>
-        <w:t>num</w:t>
-      </w:r>
-      <w:proofErr w:type="spellEnd"/>
-      <w:r>
-        <w:rPr>
-          <w:rFonts w:ascii="Times New Roman" w:eastAsia="Times New Roman" w:hAnsi="Times New Roman" w:cs="Times New Roman"/>
-          <w:i/>
-          <w:iCs/>
-          <w:color w:val="000000" w:themeColor="text1"/>
-          <w:sz w:val="18"/>
-          <w:szCs w:val="13"/>
-          <w:lang w:val="en-GB"/>
-        </w:rPr>
-        <w:t>}</w:t>
+        <w:t>{num}</w:t>
       </w:r>
     </w:p>
     <w:p>
@@ -10525,52 +10193,14 @@
                 <w:szCs w:val="16"/>
               </w:rPr>
             </w:pPr>
-            <w:proofErr w:type="spellStart"/>
-            <w:r>
-              <w:rPr>
-                <w:rFonts w:ascii="Times New Roman" w:hAnsi="Times New Roman" w:cs="Times New Roman"/>
-                <w:sz w:val="16"/>
-                <w:szCs w:val="16"/>
-              </w:rPr>
-              <w:t>Գրավի</w:t>
-            </w:r>
-            <w:proofErr w:type="spellEnd"/>
-            <w:r>
-              <w:rPr>
-                <w:rFonts w:ascii="Times New Roman" w:hAnsi="Times New Roman" w:cs="Times New Roman"/>
-                <w:sz w:val="16"/>
-                <w:szCs w:val="16"/>
-              </w:rPr>
-              <w:t xml:space="preserve"> </w:t>
-            </w:r>
-            <w:proofErr w:type="spellStart"/>
-            <w:r>
-              <w:rPr>
-                <w:rFonts w:ascii="Times New Roman" w:hAnsi="Times New Roman" w:cs="Times New Roman"/>
-                <w:sz w:val="16"/>
-                <w:szCs w:val="16"/>
-              </w:rPr>
-              <w:t>առարկայի</w:t>
-            </w:r>
-            <w:proofErr w:type="spellEnd"/>
-            <w:r>
-              <w:rPr>
-                <w:rFonts w:ascii="Times New Roman" w:hAnsi="Times New Roman" w:cs="Times New Roman"/>
-                <w:sz w:val="16"/>
-                <w:szCs w:val="16"/>
-              </w:rPr>
-              <w:t xml:space="preserve"> </w:t>
-            </w:r>
-            <w:proofErr w:type="spellStart"/>
-            <w:r>
-              <w:rPr>
-                <w:rFonts w:ascii="Times New Roman" w:hAnsi="Times New Roman" w:cs="Times New Roman"/>
-                <w:sz w:val="16"/>
-                <w:szCs w:val="16"/>
-              </w:rPr>
-              <w:t>նկարագիրը</w:t>
-            </w:r>
-            <w:proofErr w:type="spellEnd"/>
+            <w:r>
+              <w:rPr>
+                <w:rFonts w:ascii="Times New Roman" w:hAnsi="Times New Roman" w:cs="Times New Roman"/>
+                <w:sz w:val="16"/>
+                <w:szCs w:val="16"/>
+              </w:rPr>
+              <w:t>Գրավի առարկայի նկարագիրը</w:t>
+            </w:r>
           </w:p>
         </w:tc>
         <w:tc>
@@ -10588,7 +10218,6 @@
                 <w:szCs w:val="16"/>
               </w:rPr>
             </w:pPr>
-            <w:proofErr w:type="spellStart"/>
             <w:r>
               <w:rPr>
                 <w:rFonts w:ascii="Times New Roman" w:hAnsi="Times New Roman" w:cs="Times New Roman"/>
@@ -10597,7 +10226,6 @@
               </w:rPr>
               <w:t>Քանակը</w:t>
             </w:r>
-            <w:proofErr w:type="spellEnd"/>
           </w:p>
           <w:p>
             <w:pPr>
@@ -10608,7 +10236,6 @@
                 <w:szCs w:val="16"/>
               </w:rPr>
             </w:pPr>
-            <w:proofErr w:type="spellStart"/>
             <w:r>
               <w:rPr>
                 <w:rFonts w:ascii="Times New Roman" w:hAnsi="Times New Roman" w:cs="Times New Roman"/>
@@ -10617,7 +10244,6 @@
               </w:rPr>
               <w:t>հատ</w:t>
             </w:r>
-            <w:proofErr w:type="spellEnd"/>
           </w:p>
         </w:tc>
         <w:tc>
@@ -10638,7 +10264,6 @@
                 <w:szCs w:val="16"/>
               </w:rPr>
             </w:pPr>
-            <w:proofErr w:type="spellStart"/>
             <w:r>
               <w:rPr>
                 <w:rFonts w:ascii="Times New Roman" w:hAnsi="Times New Roman" w:cs="Times New Roman"/>
@@ -10647,7 +10272,6 @@
               </w:rPr>
               <w:t>Զանգվածը</w:t>
             </w:r>
-            <w:proofErr w:type="spellEnd"/>
           </w:p>
           <w:p>
             <w:pPr>
@@ -10658,7 +10282,6 @@
                 <w:szCs w:val="16"/>
               </w:rPr>
             </w:pPr>
-            <w:proofErr w:type="spellStart"/>
             <w:r>
               <w:rPr>
                 <w:rFonts w:ascii="Times New Roman" w:hAnsi="Times New Roman" w:cs="Times New Roman"/>
@@ -10667,7 +10290,6 @@
               </w:rPr>
               <w:t>գրամ</w:t>
             </w:r>
-            <w:proofErr w:type="spellEnd"/>
           </w:p>
         </w:tc>
         <w:tc>
@@ -10685,7 +10307,6 @@
                 <w:szCs w:val="16"/>
               </w:rPr>
             </w:pPr>
-            <w:proofErr w:type="spellStart"/>
             <w:r>
               <w:rPr>
                 <w:rFonts w:ascii="Times New Roman" w:hAnsi="Times New Roman" w:cs="Times New Roman"/>
@@ -10694,7 +10315,6 @@
               </w:rPr>
               <w:t>Հարգը</w:t>
             </w:r>
-            <w:proofErr w:type="spellEnd"/>
           </w:p>
         </w:tc>
         <w:tc>
@@ -10712,70 +10332,14 @@
                 <w:szCs w:val="16"/>
               </w:rPr>
             </w:pPr>
-            <w:proofErr w:type="spellStart"/>
-            <w:r>
-              <w:rPr>
-                <w:rFonts w:ascii="Times New Roman" w:hAnsi="Times New Roman" w:cs="Times New Roman"/>
-                <w:sz w:val="16"/>
-                <w:szCs w:val="16"/>
-              </w:rPr>
-              <w:t>Մեկ</w:t>
-            </w:r>
-            <w:proofErr w:type="spellEnd"/>
-            <w:r>
-              <w:rPr>
-                <w:rFonts w:ascii="Times New Roman" w:hAnsi="Times New Roman" w:cs="Times New Roman"/>
-                <w:sz w:val="16"/>
-                <w:szCs w:val="16"/>
-              </w:rPr>
-              <w:t xml:space="preserve"> </w:t>
-            </w:r>
-            <w:proofErr w:type="spellStart"/>
-            <w:r>
-              <w:rPr>
-                <w:rFonts w:ascii="Times New Roman" w:hAnsi="Times New Roman" w:cs="Times New Roman"/>
-                <w:sz w:val="16"/>
-                <w:szCs w:val="16"/>
-              </w:rPr>
-              <w:t>գրամի</w:t>
-            </w:r>
-            <w:proofErr w:type="spellEnd"/>
-            <w:r>
-              <w:rPr>
-                <w:rFonts w:ascii="Times New Roman" w:hAnsi="Times New Roman" w:cs="Times New Roman"/>
-                <w:sz w:val="16"/>
-                <w:szCs w:val="16"/>
-              </w:rPr>
-              <w:t xml:space="preserve"> </w:t>
-            </w:r>
-            <w:proofErr w:type="spellStart"/>
-            <w:r>
-              <w:rPr>
-                <w:rFonts w:ascii="Times New Roman" w:hAnsi="Times New Roman" w:cs="Times New Roman"/>
-                <w:sz w:val="16"/>
-                <w:szCs w:val="16"/>
-              </w:rPr>
-              <w:t>արժեքը</w:t>
-            </w:r>
-            <w:proofErr w:type="spellEnd"/>
-            <w:r>
-              <w:rPr>
-                <w:rFonts w:ascii="Times New Roman" w:hAnsi="Times New Roman" w:cs="Times New Roman"/>
-                <w:sz w:val="16"/>
-                <w:szCs w:val="16"/>
-              </w:rPr>
-              <w:t xml:space="preserve"> ՀՀ </w:t>
-            </w:r>
-            <w:proofErr w:type="spellStart"/>
-            <w:r>
-              <w:rPr>
-                <w:rFonts w:ascii="Times New Roman" w:hAnsi="Times New Roman" w:cs="Times New Roman"/>
-                <w:sz w:val="16"/>
-                <w:szCs w:val="16"/>
-              </w:rPr>
-              <w:t>դրամով</w:t>
-            </w:r>
-            <w:proofErr w:type="spellEnd"/>
+            <w:r>
+              <w:rPr>
+                <w:rFonts w:ascii="Times New Roman" w:hAnsi="Times New Roman" w:cs="Times New Roman"/>
+                <w:sz w:val="16"/>
+                <w:szCs w:val="16"/>
+              </w:rPr>
+              <w:t>Մեկ գրամի արժեքը ՀՀ դրամով</w:t>
+            </w:r>
           </w:p>
         </w:tc>
         <w:tc>
@@ -10793,52 +10357,14 @@
                 <w:szCs w:val="16"/>
               </w:rPr>
             </w:pPr>
-            <w:proofErr w:type="spellStart"/>
-            <w:r>
-              <w:rPr>
-                <w:rFonts w:ascii="Times New Roman" w:hAnsi="Times New Roman" w:cs="Times New Roman"/>
-                <w:sz w:val="16"/>
-                <w:szCs w:val="16"/>
-              </w:rPr>
-              <w:t>Ընդհանւոր</w:t>
-            </w:r>
-            <w:proofErr w:type="spellEnd"/>
-            <w:r>
-              <w:rPr>
-                <w:rFonts w:ascii="Times New Roman" w:hAnsi="Times New Roman" w:cs="Times New Roman"/>
-                <w:sz w:val="16"/>
-                <w:szCs w:val="16"/>
-              </w:rPr>
-              <w:t xml:space="preserve"> </w:t>
-            </w:r>
-            <w:proofErr w:type="spellStart"/>
-            <w:r>
-              <w:rPr>
-                <w:rFonts w:ascii="Times New Roman" w:hAnsi="Times New Roman" w:cs="Times New Roman"/>
-                <w:sz w:val="16"/>
-                <w:szCs w:val="16"/>
-              </w:rPr>
-              <w:t>գումարի</w:t>
-            </w:r>
-            <w:proofErr w:type="spellEnd"/>
-            <w:r>
-              <w:rPr>
-                <w:rFonts w:ascii="Times New Roman" w:hAnsi="Times New Roman" w:cs="Times New Roman"/>
-                <w:sz w:val="16"/>
-                <w:szCs w:val="16"/>
-              </w:rPr>
-              <w:t xml:space="preserve"> </w:t>
-            </w:r>
-            <w:proofErr w:type="spellStart"/>
-            <w:r>
-              <w:rPr>
-                <w:rFonts w:ascii="Times New Roman" w:hAnsi="Times New Roman" w:cs="Times New Roman"/>
-                <w:sz w:val="16"/>
-                <w:szCs w:val="16"/>
-              </w:rPr>
-              <w:t>չափը</w:t>
-            </w:r>
-            <w:proofErr w:type="spellEnd"/>
+            <w:r>
+              <w:rPr>
+                <w:rFonts w:ascii="Times New Roman" w:hAnsi="Times New Roman" w:cs="Times New Roman"/>
+                <w:sz w:val="16"/>
+                <w:szCs w:val="16"/>
+              </w:rPr>
+              <w:t>Ընդհանւոր գումարի չափը</w:t>
+            </w:r>
           </w:p>
         </w:tc>
       </w:tr>
@@ -10894,34 +10420,14 @@
                 <w:szCs w:val="16"/>
               </w:rPr>
             </w:pPr>
-            <w:proofErr w:type="spellStart"/>
-            <w:r>
-              <w:rPr>
-                <w:rFonts w:ascii="Times New Roman" w:hAnsi="Times New Roman" w:cs="Times New Roman"/>
-                <w:sz w:val="16"/>
-                <w:szCs w:val="16"/>
-              </w:rPr>
-              <w:t>Ընդհանուր</w:t>
-            </w:r>
-            <w:proofErr w:type="spellEnd"/>
-            <w:r>
-              <w:rPr>
-                <w:rFonts w:ascii="Times New Roman" w:hAnsi="Times New Roman" w:cs="Times New Roman"/>
-                <w:sz w:val="16"/>
-                <w:szCs w:val="16"/>
-              </w:rPr>
-              <w:t xml:space="preserve"> </w:t>
-            </w:r>
-            <w:proofErr w:type="spellStart"/>
-            <w:r>
-              <w:rPr>
-                <w:rFonts w:ascii="Times New Roman" w:hAnsi="Times New Roman" w:cs="Times New Roman"/>
-                <w:sz w:val="16"/>
-                <w:szCs w:val="16"/>
-              </w:rPr>
-              <w:t>քաշ</w:t>
-            </w:r>
-            <w:proofErr w:type="spellEnd"/>
+            <w:r>
+              <w:rPr>
+                <w:rFonts w:ascii="Times New Roman" w:hAnsi="Times New Roman" w:cs="Times New Roman"/>
+                <w:sz w:val="16"/>
+                <w:szCs w:val="16"/>
+              </w:rPr>
+              <w:t>Ընդհանուր քաշ</w:t>
+            </w:r>
           </w:p>
         </w:tc>
         <w:tc>
@@ -10941,34 +10447,14 @@
                 <w:szCs w:val="16"/>
               </w:rPr>
             </w:pPr>
-            <w:proofErr w:type="spellStart"/>
-            <w:r>
-              <w:rPr>
-                <w:rFonts w:ascii="Times New Roman" w:hAnsi="Times New Roman" w:cs="Times New Roman"/>
-                <w:sz w:val="16"/>
-                <w:szCs w:val="16"/>
-              </w:rPr>
-              <w:t>մաքուր</w:t>
-            </w:r>
-            <w:proofErr w:type="spellEnd"/>
-            <w:r>
-              <w:rPr>
-                <w:rFonts w:ascii="Times New Roman" w:hAnsi="Times New Roman" w:cs="Times New Roman"/>
-                <w:sz w:val="16"/>
-                <w:szCs w:val="16"/>
-              </w:rPr>
-              <w:t xml:space="preserve"> </w:t>
-            </w:r>
-            <w:proofErr w:type="spellStart"/>
-            <w:r>
-              <w:rPr>
-                <w:rFonts w:ascii="Times New Roman" w:hAnsi="Times New Roman" w:cs="Times New Roman"/>
-                <w:sz w:val="16"/>
-                <w:szCs w:val="16"/>
-              </w:rPr>
-              <w:t>քաշ</w:t>
-            </w:r>
-            <w:proofErr w:type="spellEnd"/>
+            <w:r>
+              <w:rPr>
+                <w:rFonts w:ascii="Times New Roman" w:hAnsi="Times New Roman" w:cs="Times New Roman"/>
+                <w:sz w:val="16"/>
+                <w:szCs w:val="16"/>
+              </w:rPr>
+              <w:t>մաքուր քաշ</w:t>
+            </w:r>
           </w:p>
         </w:tc>
         <w:tc>
@@ -11045,25 +10531,7 @@
                 <w:sz w:val="16"/>
                 <w:szCs w:val="16"/>
               </w:rPr>
-              <w:t>${</w:t>
-            </w:r>
-            <w:proofErr w:type="spellStart"/>
-            <w:r>
-              <w:rPr>
-                <w:rFonts w:ascii="Times New Roman" w:hAnsi="Times New Roman" w:cs="Times New Roman"/>
-                <w:sz w:val="16"/>
-                <w:szCs w:val="16"/>
-              </w:rPr>
-              <w:t>i_desc</w:t>
-            </w:r>
-            <w:proofErr w:type="spellEnd"/>
-            <w:r>
-              <w:rPr>
-                <w:rFonts w:ascii="Times New Roman" w:hAnsi="Times New Roman" w:cs="Times New Roman"/>
-                <w:sz w:val="16"/>
-                <w:szCs w:val="16"/>
-              </w:rPr>
-              <w:t>}</w:t>
+              <w:t>${i_desc}</w:t>
             </w:r>
           </w:p>
         </w:tc>
@@ -11085,25 +10553,7 @@
                 <w:sz w:val="16"/>
                 <w:szCs w:val="16"/>
               </w:rPr>
-              <w:t>${</w:t>
-            </w:r>
-            <w:proofErr w:type="spellStart"/>
-            <w:r>
-              <w:rPr>
-                <w:rFonts w:ascii="Times New Roman" w:hAnsi="Times New Roman" w:cs="Times New Roman"/>
-                <w:sz w:val="16"/>
-                <w:szCs w:val="16"/>
-              </w:rPr>
-              <w:t>i_c</w:t>
-            </w:r>
-            <w:proofErr w:type="spellEnd"/>
-            <w:r>
-              <w:rPr>
-                <w:rFonts w:ascii="Times New Roman" w:hAnsi="Times New Roman" w:cs="Times New Roman"/>
-                <w:sz w:val="16"/>
-                <w:szCs w:val="16"/>
-              </w:rPr>
-              <w:t>}</w:t>
+              <w:t>${i_c}</w:t>
             </w:r>
           </w:p>
         </w:tc>
@@ -11125,25 +10575,7 @@
                 <w:sz w:val="16"/>
                 <w:szCs w:val="16"/>
               </w:rPr>
-              <w:t>${</w:t>
-            </w:r>
-            <w:proofErr w:type="spellStart"/>
-            <w:r>
-              <w:rPr>
-                <w:rFonts w:ascii="Times New Roman" w:hAnsi="Times New Roman" w:cs="Times New Roman"/>
-                <w:sz w:val="16"/>
-                <w:szCs w:val="16"/>
-              </w:rPr>
-              <w:t>i_w</w:t>
-            </w:r>
-            <w:proofErr w:type="spellEnd"/>
-            <w:r>
-              <w:rPr>
-                <w:rFonts w:ascii="Times New Roman" w:hAnsi="Times New Roman" w:cs="Times New Roman"/>
-                <w:sz w:val="16"/>
-                <w:szCs w:val="16"/>
-              </w:rPr>
-              <w:t>}</w:t>
+              <w:t>${i_w}</w:t>
             </w:r>
           </w:p>
         </w:tc>
@@ -11165,25 +10597,7 @@
                 <w:sz w:val="16"/>
                 <w:szCs w:val="16"/>
               </w:rPr>
-              <w:t>${</w:t>
-            </w:r>
-            <w:proofErr w:type="spellStart"/>
-            <w:r>
-              <w:rPr>
-                <w:rFonts w:ascii="Times New Roman" w:hAnsi="Times New Roman" w:cs="Times New Roman"/>
-                <w:sz w:val="16"/>
-                <w:szCs w:val="16"/>
-              </w:rPr>
-              <w:t>i_cw</w:t>
-            </w:r>
-            <w:proofErr w:type="spellEnd"/>
-            <w:r>
-              <w:rPr>
-                <w:rFonts w:ascii="Times New Roman" w:hAnsi="Times New Roman" w:cs="Times New Roman"/>
-                <w:sz w:val="16"/>
-                <w:szCs w:val="16"/>
-              </w:rPr>
-              <w:t>}</w:t>
+              <w:t>${i_cw}</w:t>
             </w:r>
           </w:p>
         </w:tc>
@@ -11205,25 +10619,7 @@
                 <w:sz w:val="16"/>
                 <w:szCs w:val="16"/>
               </w:rPr>
-              <w:t>${</w:t>
-            </w:r>
-            <w:proofErr w:type="spellStart"/>
-            <w:r>
-              <w:rPr>
-                <w:rFonts w:ascii="Times New Roman" w:hAnsi="Times New Roman" w:cs="Times New Roman"/>
-                <w:sz w:val="16"/>
-                <w:szCs w:val="16"/>
-              </w:rPr>
-              <w:t>i_h</w:t>
-            </w:r>
-            <w:proofErr w:type="spellEnd"/>
-            <w:r>
-              <w:rPr>
-                <w:rFonts w:ascii="Times New Roman" w:hAnsi="Times New Roman" w:cs="Times New Roman"/>
-                <w:sz w:val="16"/>
-                <w:szCs w:val="16"/>
-              </w:rPr>
-              <w:t>}</w:t>
+              <w:t>${i_h}</w:t>
             </w:r>
           </w:p>
         </w:tc>
@@ -11259,16 +10655,7 @@
                 <w:sz w:val="16"/>
                 <w:szCs w:val="16"/>
               </w:rPr>
-              <w:t>${</w:t>
-            </w:r>
-            <w:proofErr w:type="spellStart"/>
-            <w:r>
-              <w:rPr>
-                <w:rFonts w:ascii="Times New Roman" w:hAnsi="Times New Roman" w:cs="Times New Roman"/>
-                <w:sz w:val="16"/>
-                <w:szCs w:val="16"/>
-              </w:rPr>
-              <w:t>i</w:t>
+              <w:t>${i</w:t>
             </w:r>
             <w:r>
               <w:rPr>
@@ -11294,7 +10681,6 @@
               </w:rPr>
               <w:t>m</w:t>
             </w:r>
-            <w:proofErr w:type="spellEnd"/>
             <w:r>
               <w:rPr>
                 <w:rFonts w:ascii="Times New Roman" w:hAnsi="Times New Roman" w:cs="Times New Roman"/>
@@ -11328,23 +10714,13 @@
                 <w:szCs w:val="16"/>
               </w:rPr>
             </w:pPr>
-            <w:proofErr w:type="spellStart"/>
-            <w:r>
-              <w:rPr>
-                <w:rFonts w:ascii="Times New Roman" w:hAnsi="Times New Roman" w:cs="Times New Roman"/>
-                <w:sz w:val="16"/>
-                <w:szCs w:val="16"/>
-              </w:rPr>
-              <w:t>Ընդամենը</w:t>
-            </w:r>
-            <w:proofErr w:type="spellEnd"/>
-            <w:r>
-              <w:rPr>
-                <w:rFonts w:ascii="Times New Roman" w:hAnsi="Times New Roman" w:cs="Times New Roman"/>
-                <w:sz w:val="16"/>
-                <w:szCs w:val="16"/>
-              </w:rPr>
-              <w:t>՝</w:t>
+            <w:r>
+              <w:rPr>
+                <w:rFonts w:ascii="Times New Roman" w:hAnsi="Times New Roman" w:cs="Times New Roman"/>
+                <w:sz w:val="16"/>
+                <w:szCs w:val="16"/>
+              </w:rPr>
+              <w:t>Ընդամենը՝</w:t>
             </w:r>
           </w:p>
         </w:tc>
@@ -11474,7 +10850,6 @@
               </w:rPr>
               <w:t>${</w:t>
             </w:r>
-            <w:proofErr w:type="spellStart"/>
             <w:r>
               <w:rPr>
                 <w:rFonts w:ascii="Times New Roman" w:hAnsi="Times New Roman" w:cs="Times New Roman"/>
@@ -11483,7 +10858,6 @@
               </w:rPr>
               <w:t>t_i_am</w:t>
             </w:r>
-            <w:proofErr w:type="spellEnd"/>
             <w:r>
               <w:rPr>
                 <w:rFonts w:ascii="Times New Roman" w:hAnsi="Times New Roman" w:cs="Times New Roman"/>
@@ -11514,7 +10888,6 @@
           <w:szCs w:val="22"/>
         </w:rPr>
       </w:pPr>
-      <w:proofErr w:type="spellStart"/>
       <w:r>
         <w:rPr>
           <w:sz w:val="18"/>
@@ -11527,121 +10900,15 @@
           <w:sz w:val="18"/>
           <w:szCs w:val="22"/>
         </w:rPr>
-        <w:t>ը</w:t>
-      </w:r>
-      <w:proofErr w:type="spellEnd"/>
+        <w:t>ը խարտելու և թթվային թեստի եղանակով ստուգեց</w:t>
+      </w:r>
       <w:r>
         <w:rPr>
           <w:sz w:val="18"/>
           <w:szCs w:val="22"/>
         </w:rPr>
-        <w:t xml:space="preserve"> </w:t>
-      </w:r>
-      <w:proofErr w:type="spellStart"/>
-      <w:r>
-        <w:rPr>
-          <w:sz w:val="18"/>
-          <w:szCs w:val="22"/>
-        </w:rPr>
-        <w:t>խարտելու</w:t>
-      </w:r>
-      <w:proofErr w:type="spellEnd"/>
-      <w:r>
-        <w:rPr>
-          <w:sz w:val="18"/>
-          <w:szCs w:val="22"/>
-        </w:rPr>
-        <w:t xml:space="preserve"> և </w:t>
-      </w:r>
-      <w:proofErr w:type="spellStart"/>
-      <w:r>
-        <w:rPr>
-          <w:sz w:val="18"/>
-          <w:szCs w:val="22"/>
-        </w:rPr>
-        <w:t>թթվային</w:t>
-      </w:r>
-      <w:proofErr w:type="spellEnd"/>
-      <w:r>
-        <w:rPr>
-          <w:sz w:val="18"/>
-          <w:szCs w:val="22"/>
-        </w:rPr>
-        <w:t xml:space="preserve"> </w:t>
-      </w:r>
-      <w:proofErr w:type="spellStart"/>
-      <w:r>
-        <w:rPr>
-          <w:sz w:val="18"/>
-          <w:szCs w:val="22"/>
-        </w:rPr>
-        <w:t>թեստի</w:t>
-      </w:r>
-      <w:proofErr w:type="spellEnd"/>
-      <w:r>
-        <w:rPr>
-          <w:sz w:val="18"/>
-          <w:szCs w:val="22"/>
-        </w:rPr>
-        <w:t xml:space="preserve"> </w:t>
-      </w:r>
-      <w:proofErr w:type="spellStart"/>
-      <w:r>
-        <w:rPr>
-          <w:sz w:val="18"/>
-          <w:szCs w:val="22"/>
-        </w:rPr>
-        <w:t>եղանակով</w:t>
-      </w:r>
-      <w:proofErr w:type="spellEnd"/>
-      <w:r>
-        <w:rPr>
-          <w:sz w:val="18"/>
-          <w:szCs w:val="22"/>
-        </w:rPr>
-        <w:t xml:space="preserve"> </w:t>
-      </w:r>
-      <w:proofErr w:type="spellStart"/>
-      <w:r>
-        <w:rPr>
-          <w:sz w:val="18"/>
-          <w:szCs w:val="22"/>
-        </w:rPr>
-        <w:t>ստուգեց</w:t>
-      </w:r>
-      <w:proofErr w:type="spellEnd"/>
-      <w:r>
-        <w:rPr>
-          <w:sz w:val="18"/>
-          <w:szCs w:val="22"/>
-        </w:rPr>
-        <w:t xml:space="preserve"> </w:t>
-      </w:r>
-      <w:proofErr w:type="spellStart"/>
-      <w:r>
-        <w:rPr>
-          <w:sz w:val="18"/>
-          <w:szCs w:val="22"/>
-        </w:rPr>
-        <w:t>Ոսկյա</w:t>
-      </w:r>
-      <w:proofErr w:type="spellEnd"/>
-      <w:r>
-        <w:rPr>
-          <w:sz w:val="18"/>
-          <w:szCs w:val="22"/>
-        </w:rPr>
-        <w:t xml:space="preserve"> </w:t>
-      </w:r>
-      <w:proofErr w:type="spellStart"/>
-      <w:r>
-        <w:rPr>
-          <w:sz w:val="18"/>
-          <w:szCs w:val="22"/>
-        </w:rPr>
-        <w:t>իրերը</w:t>
-      </w:r>
-      <w:proofErr w:type="spellEnd"/>
+        <w:t xml:space="preserve"> Ոսկյա իրերը</w:t>
+      </w:r>
       <w:r>
         <w:rPr>
           <w:sz w:val="18"/>
@@ -11659,58 +10926,21 @@
           <w:szCs w:val="22"/>
         </w:rPr>
       </w:pPr>
-      <w:proofErr w:type="spellStart"/>
       <w:r>
         <w:rPr>
           <w:sz w:val="18"/>
           <w:szCs w:val="22"/>
         </w:rPr>
-        <w:t>Պայմանագրով</w:t>
-      </w:r>
-      <w:proofErr w:type="spellEnd"/>
-      <w:r>
-        <w:rPr>
-          <w:sz w:val="18"/>
-          <w:szCs w:val="22"/>
-        </w:rPr>
-        <w:t xml:space="preserve"> </w:t>
-      </w:r>
-      <w:proofErr w:type="spellStart"/>
-      <w:r>
-        <w:rPr>
-          <w:sz w:val="18"/>
-          <w:szCs w:val="22"/>
-        </w:rPr>
-        <w:t>Գրավատուն</w:t>
-      </w:r>
-      <w:proofErr w:type="spellEnd"/>
+        <w:t>Պայմանագրով Գրավատուն</w:t>
+      </w:r>
       <w:r>
         <w:rPr>
           <w:sz w:val="18"/>
           <w:szCs w:val="22"/>
           <w:lang w:val="en-GB"/>
         </w:rPr>
-        <w:t xml:space="preserve"> (</w:t>
-      </w:r>
-      <w:proofErr w:type="spellStart"/>
-      <w:r>
-        <w:rPr>
-          <w:sz w:val="18"/>
-          <w:szCs w:val="22"/>
-          <w:lang w:val="en-GB"/>
-        </w:rPr>
-        <w:t>այսուհետ</w:t>
-      </w:r>
-      <w:proofErr w:type="spellEnd"/>
-      <w:r>
-        <w:rPr>
-          <w:sz w:val="18"/>
-          <w:szCs w:val="22"/>
-          <w:lang w:val="en-GB"/>
-        </w:rPr>
-        <w:t xml:space="preserve">՝ </w:t>
-      </w:r>
-      <w:proofErr w:type="spellStart"/>
+        <w:t xml:space="preserve"> (այսուհետ՝ </w:t>
+      </w:r>
       <w:r>
         <w:rPr>
           <w:b/>
@@ -11720,173 +10950,12 @@
         </w:rPr>
         <w:t>Հանձնող</w:t>
       </w:r>
-      <w:proofErr w:type="spellEnd"/>
       <w:r>
         <w:rPr>
           <w:sz w:val="18"/>
           <w:szCs w:val="22"/>
         </w:rPr>
-        <w:t xml:space="preserve">) </w:t>
-      </w:r>
-      <w:proofErr w:type="spellStart"/>
-      <w:r>
-        <w:rPr>
-          <w:sz w:val="18"/>
-          <w:szCs w:val="22"/>
-        </w:rPr>
-        <w:t>հանձնեց</w:t>
-      </w:r>
-      <w:proofErr w:type="spellEnd"/>
-      <w:r>
-        <w:rPr>
-          <w:sz w:val="18"/>
-          <w:szCs w:val="22"/>
-        </w:rPr>
-        <w:t xml:space="preserve">, </w:t>
-      </w:r>
-      <w:proofErr w:type="spellStart"/>
-      <w:r>
-        <w:rPr>
-          <w:sz w:val="18"/>
-          <w:szCs w:val="22"/>
-        </w:rPr>
-        <w:t>իսկ</w:t>
-      </w:r>
-      <w:proofErr w:type="spellEnd"/>
-      <w:r>
-        <w:rPr>
-          <w:sz w:val="18"/>
-          <w:szCs w:val="22"/>
-        </w:rPr>
-        <w:t xml:space="preserve"> </w:t>
-      </w:r>
-      <w:proofErr w:type="spellStart"/>
-      <w:r>
-        <w:rPr>
-          <w:sz w:val="18"/>
-          <w:szCs w:val="22"/>
-        </w:rPr>
-        <w:t>Գրավառուն</w:t>
-      </w:r>
-      <w:proofErr w:type="spellEnd"/>
-      <w:r>
-        <w:rPr>
-          <w:sz w:val="18"/>
-          <w:szCs w:val="22"/>
-        </w:rPr>
-        <w:t xml:space="preserve"> </w:t>
-      </w:r>
-      <w:proofErr w:type="spellStart"/>
-      <w:r>
-        <w:rPr>
-          <w:sz w:val="18"/>
-          <w:szCs w:val="22"/>
-        </w:rPr>
-        <w:t>ընդունեց</w:t>
-      </w:r>
-      <w:proofErr w:type="spellEnd"/>
-      <w:r>
-        <w:rPr>
-          <w:sz w:val="18"/>
-          <w:szCs w:val="22"/>
-        </w:rPr>
-        <w:t xml:space="preserve"> </w:t>
-      </w:r>
-      <w:proofErr w:type="spellStart"/>
-      <w:r>
-        <w:rPr>
-          <w:sz w:val="18"/>
-          <w:szCs w:val="22"/>
-        </w:rPr>
-        <w:t>վերը</w:t>
-      </w:r>
-      <w:proofErr w:type="spellEnd"/>
-      <w:r>
-        <w:rPr>
-          <w:sz w:val="18"/>
-          <w:szCs w:val="22"/>
-        </w:rPr>
-        <w:t xml:space="preserve"> </w:t>
-      </w:r>
-      <w:proofErr w:type="spellStart"/>
-      <w:r>
-        <w:rPr>
-          <w:sz w:val="18"/>
-          <w:szCs w:val="22"/>
-        </w:rPr>
-        <w:t>նշված</w:t>
-      </w:r>
-      <w:proofErr w:type="spellEnd"/>
-      <w:r>
-        <w:rPr>
-          <w:sz w:val="18"/>
-          <w:szCs w:val="22"/>
-        </w:rPr>
-        <w:t xml:space="preserve"> </w:t>
-      </w:r>
-      <w:proofErr w:type="spellStart"/>
-      <w:r>
-        <w:rPr>
-          <w:sz w:val="18"/>
-          <w:szCs w:val="22"/>
-        </w:rPr>
-        <w:t>աղյուսակում</w:t>
-      </w:r>
-      <w:proofErr w:type="spellEnd"/>
-      <w:r>
-        <w:rPr>
-          <w:sz w:val="18"/>
-          <w:szCs w:val="22"/>
-        </w:rPr>
-        <w:t xml:space="preserve"> </w:t>
-      </w:r>
-      <w:proofErr w:type="spellStart"/>
-      <w:r>
-        <w:rPr>
-          <w:sz w:val="18"/>
-          <w:szCs w:val="22"/>
-        </w:rPr>
-        <w:t>թվարկված</w:t>
-      </w:r>
-      <w:proofErr w:type="spellEnd"/>
-      <w:r>
-        <w:rPr>
-          <w:sz w:val="18"/>
-          <w:szCs w:val="22"/>
-        </w:rPr>
-        <w:t xml:space="preserve"> </w:t>
-      </w:r>
-      <w:proofErr w:type="spellStart"/>
-      <w:r>
-        <w:rPr>
-          <w:sz w:val="18"/>
-          <w:szCs w:val="22"/>
-        </w:rPr>
-        <w:t>ոսկյա</w:t>
-      </w:r>
-      <w:proofErr w:type="spellEnd"/>
-      <w:r>
-        <w:rPr>
-          <w:sz w:val="18"/>
-          <w:szCs w:val="22"/>
-        </w:rPr>
-        <w:t xml:space="preserve"> </w:t>
-      </w:r>
-      <w:proofErr w:type="spellStart"/>
-      <w:r>
-        <w:rPr>
-          <w:sz w:val="18"/>
-          <w:szCs w:val="22"/>
-        </w:rPr>
-        <w:t>իրերը</w:t>
-      </w:r>
-      <w:proofErr w:type="spellEnd"/>
-      <w:r>
-        <w:rPr>
-          <w:sz w:val="18"/>
-          <w:szCs w:val="22"/>
-        </w:rPr>
-        <w:t>։</w:t>
+        <w:t>) հանձնեց, իսկ Գրավառուն ընդունեց վերը նշված աղյուսակում թվարկված ոսկյա իրերը։</w:t>
       </w:r>
     </w:p>
     <w:p>
@@ -11898,239 +10967,13 @@
           <w:szCs w:val="22"/>
         </w:rPr>
       </w:pPr>
-      <w:proofErr w:type="spellStart"/>
       <w:r>
         <w:rPr>
           <w:sz w:val="18"/>
           <w:szCs w:val="22"/>
         </w:rPr>
-        <w:t>Հանձնողը</w:t>
-      </w:r>
-      <w:proofErr w:type="spellEnd"/>
-      <w:r>
-        <w:rPr>
-          <w:sz w:val="18"/>
-          <w:szCs w:val="22"/>
-        </w:rPr>
-        <w:t xml:space="preserve"> </w:t>
-      </w:r>
-      <w:proofErr w:type="spellStart"/>
-      <w:r>
-        <w:rPr>
-          <w:sz w:val="18"/>
-          <w:szCs w:val="22"/>
-        </w:rPr>
-        <w:t>հավաստիացնում</w:t>
-      </w:r>
-      <w:proofErr w:type="spellEnd"/>
-      <w:r>
-        <w:rPr>
-          <w:sz w:val="18"/>
-          <w:szCs w:val="22"/>
-        </w:rPr>
-        <w:t xml:space="preserve"> է, </w:t>
-      </w:r>
-      <w:proofErr w:type="spellStart"/>
-      <w:r>
-        <w:rPr>
-          <w:sz w:val="18"/>
-          <w:szCs w:val="22"/>
-        </w:rPr>
-        <w:t>որ</w:t>
-      </w:r>
-      <w:proofErr w:type="spellEnd"/>
-      <w:r>
-        <w:rPr>
-          <w:sz w:val="18"/>
-          <w:szCs w:val="22"/>
-        </w:rPr>
-        <w:t xml:space="preserve"> </w:t>
-      </w:r>
-      <w:proofErr w:type="spellStart"/>
-      <w:r>
-        <w:rPr>
-          <w:sz w:val="18"/>
-          <w:szCs w:val="22"/>
-        </w:rPr>
-        <w:t>գրավի</w:t>
-      </w:r>
-      <w:proofErr w:type="spellEnd"/>
-      <w:r>
-        <w:rPr>
-          <w:sz w:val="18"/>
-          <w:szCs w:val="22"/>
-        </w:rPr>
-        <w:t xml:space="preserve"> </w:t>
-      </w:r>
-      <w:proofErr w:type="spellStart"/>
-      <w:r>
-        <w:rPr>
-          <w:sz w:val="18"/>
-          <w:szCs w:val="22"/>
-        </w:rPr>
-        <w:t>առարկաները</w:t>
-      </w:r>
-      <w:proofErr w:type="spellEnd"/>
-      <w:r>
-        <w:rPr>
-          <w:sz w:val="18"/>
-          <w:szCs w:val="22"/>
-        </w:rPr>
-        <w:t xml:space="preserve"> ամբողջությամբ </w:t>
-      </w:r>
-      <w:proofErr w:type="spellStart"/>
-      <w:r>
-        <w:rPr>
-          <w:sz w:val="18"/>
-          <w:szCs w:val="22"/>
-        </w:rPr>
-        <w:t>սեփականության</w:t>
-      </w:r>
-      <w:proofErr w:type="spellEnd"/>
-      <w:r>
-        <w:rPr>
-          <w:sz w:val="18"/>
-          <w:szCs w:val="22"/>
-        </w:rPr>
-        <w:t xml:space="preserve"> </w:t>
-      </w:r>
-      <w:proofErr w:type="spellStart"/>
-      <w:r>
-        <w:rPr>
-          <w:sz w:val="18"/>
-          <w:szCs w:val="22"/>
-        </w:rPr>
-        <w:t>իրավունքով</w:t>
-      </w:r>
-      <w:proofErr w:type="spellEnd"/>
-      <w:r>
-        <w:rPr>
-          <w:sz w:val="18"/>
-          <w:szCs w:val="22"/>
-        </w:rPr>
-        <w:t xml:space="preserve"> </w:t>
-      </w:r>
-      <w:proofErr w:type="spellStart"/>
-      <w:r>
-        <w:rPr>
-          <w:sz w:val="18"/>
-          <w:szCs w:val="22"/>
-        </w:rPr>
-        <w:t>պատկանում</w:t>
-      </w:r>
-      <w:proofErr w:type="spellEnd"/>
-      <w:r>
-        <w:rPr>
-          <w:sz w:val="18"/>
-          <w:szCs w:val="22"/>
-        </w:rPr>
-        <w:t xml:space="preserve"> </w:t>
-      </w:r>
-      <w:proofErr w:type="spellStart"/>
-      <w:r>
-        <w:rPr>
-          <w:sz w:val="18"/>
-          <w:szCs w:val="22"/>
-        </w:rPr>
-        <w:t>են</w:t>
-      </w:r>
-      <w:proofErr w:type="spellEnd"/>
-      <w:r>
-        <w:rPr>
-          <w:sz w:val="18"/>
-          <w:szCs w:val="22"/>
-        </w:rPr>
-        <w:t xml:space="preserve"> </w:t>
-      </w:r>
-      <w:proofErr w:type="spellStart"/>
-      <w:r>
-        <w:rPr>
-          <w:sz w:val="18"/>
-          <w:szCs w:val="22"/>
-        </w:rPr>
-        <w:t>իրեն</w:t>
-      </w:r>
-      <w:proofErr w:type="spellEnd"/>
-      <w:r>
-        <w:rPr>
-          <w:sz w:val="18"/>
-          <w:szCs w:val="22"/>
-        </w:rPr>
-        <w:t xml:space="preserve">, </w:t>
-      </w:r>
-      <w:proofErr w:type="spellStart"/>
-      <w:r>
-        <w:rPr>
-          <w:sz w:val="18"/>
-          <w:szCs w:val="22"/>
-        </w:rPr>
-        <w:t>ազատ</w:t>
-      </w:r>
-      <w:proofErr w:type="spellEnd"/>
-      <w:r>
-        <w:rPr>
-          <w:sz w:val="18"/>
-          <w:szCs w:val="22"/>
-        </w:rPr>
-        <w:t xml:space="preserve"> </w:t>
-      </w:r>
-      <w:proofErr w:type="spellStart"/>
-      <w:r>
-        <w:rPr>
-          <w:sz w:val="18"/>
-          <w:szCs w:val="22"/>
-        </w:rPr>
-        <w:t>են</w:t>
-      </w:r>
-      <w:proofErr w:type="spellEnd"/>
-      <w:r>
-        <w:rPr>
-          <w:sz w:val="18"/>
-          <w:szCs w:val="22"/>
-        </w:rPr>
-        <w:t xml:space="preserve"> </w:t>
-      </w:r>
-      <w:proofErr w:type="spellStart"/>
-      <w:r>
-        <w:rPr>
-          <w:sz w:val="18"/>
-          <w:szCs w:val="22"/>
-        </w:rPr>
-        <w:t>այլ</w:t>
-      </w:r>
-      <w:proofErr w:type="spellEnd"/>
-      <w:r>
-        <w:rPr>
-          <w:sz w:val="18"/>
-          <w:szCs w:val="22"/>
-        </w:rPr>
-        <w:t xml:space="preserve"> </w:t>
-      </w:r>
-      <w:proofErr w:type="spellStart"/>
-      <w:r>
-        <w:rPr>
-          <w:sz w:val="18"/>
-          <w:szCs w:val="22"/>
-        </w:rPr>
-        <w:t>անձանց</w:t>
-      </w:r>
-      <w:proofErr w:type="spellEnd"/>
-      <w:r>
-        <w:rPr>
-          <w:sz w:val="18"/>
-          <w:szCs w:val="22"/>
-        </w:rPr>
-        <w:t xml:space="preserve"> </w:t>
-      </w:r>
-      <w:proofErr w:type="spellStart"/>
-      <w:r>
-        <w:rPr>
-          <w:sz w:val="18"/>
-          <w:szCs w:val="22"/>
-        </w:rPr>
-        <w:t>պահանջներից</w:t>
-      </w:r>
-      <w:proofErr w:type="spellEnd"/>
+        <w:t>Հանձնողը հավաստիացնում է, որ գրավի առարկաները ամբողջությամբ սեփականության իրավունքով պատկանում են իրեն, ազատ են այլ անձանց պահանջներից</w:t>
+      </w:r>
       <w:r>
         <w:rPr>
           <w:sz w:val="18"/>
@@ -12185,23 +11028,13 @@
                 <w:szCs w:val="18"/>
               </w:rPr>
             </w:pPr>
-            <w:proofErr w:type="spellStart"/>
-            <w:r>
-              <w:rPr>
-                <w:rFonts w:ascii="Times New Roman" w:hAnsi="Times New Roman" w:cs="Times New Roman"/>
-                <w:sz w:val="18"/>
-                <w:szCs w:val="18"/>
-              </w:rPr>
-              <w:t>Ընդունեցին</w:t>
-            </w:r>
-            <w:proofErr w:type="spellEnd"/>
-            <w:r>
-              <w:rPr>
-                <w:rFonts w:ascii="Times New Roman" w:hAnsi="Times New Roman" w:cs="Times New Roman"/>
-                <w:sz w:val="18"/>
-                <w:szCs w:val="18"/>
-              </w:rPr>
-              <w:t>՝</w:t>
+            <w:r>
+              <w:rPr>
+                <w:rFonts w:ascii="Times New Roman" w:hAnsi="Times New Roman" w:cs="Times New Roman"/>
+                <w:sz w:val="18"/>
+                <w:szCs w:val="18"/>
+              </w:rPr>
+              <w:t>Ընդունեցին՝</w:t>
             </w:r>
           </w:p>
         </w:tc>
@@ -12219,23 +11052,13 @@
                 <w:szCs w:val="18"/>
               </w:rPr>
             </w:pPr>
-            <w:proofErr w:type="spellStart"/>
-            <w:r>
-              <w:rPr>
-                <w:rFonts w:ascii="Times New Roman" w:hAnsi="Times New Roman" w:cs="Times New Roman"/>
-                <w:sz w:val="18"/>
-                <w:szCs w:val="18"/>
-              </w:rPr>
-              <w:t>Հանձնեց</w:t>
-            </w:r>
-            <w:proofErr w:type="spellEnd"/>
-            <w:r>
-              <w:rPr>
-                <w:rFonts w:ascii="Times New Roman" w:hAnsi="Times New Roman" w:cs="Times New Roman"/>
-                <w:sz w:val="18"/>
-                <w:szCs w:val="18"/>
-              </w:rPr>
-              <w:t xml:space="preserve">՝      </w:t>
+            <w:r>
+              <w:rPr>
+                <w:rFonts w:ascii="Times New Roman" w:hAnsi="Times New Roman" w:cs="Times New Roman"/>
+                <w:sz w:val="18"/>
+                <w:szCs w:val="18"/>
+              </w:rPr>
+              <w:t xml:space="preserve">Հանձնեց՝      </w:t>
             </w:r>
           </w:p>
         </w:tc>
@@ -12254,34 +11077,14 @@
                 <w:szCs w:val="18"/>
               </w:rPr>
             </w:pPr>
-            <w:proofErr w:type="spellStart"/>
-            <w:r>
-              <w:rPr>
-                <w:rFonts w:ascii="Times New Roman" w:hAnsi="Times New Roman" w:cs="Times New Roman"/>
-                <w:sz w:val="18"/>
-                <w:szCs w:val="18"/>
-              </w:rPr>
-              <w:t>Գլխավոր</w:t>
-            </w:r>
-            <w:proofErr w:type="spellEnd"/>
-            <w:r>
-              <w:rPr>
-                <w:rFonts w:ascii="Times New Roman" w:hAnsi="Times New Roman" w:cs="Times New Roman"/>
-                <w:sz w:val="18"/>
-                <w:szCs w:val="18"/>
-              </w:rPr>
-              <w:t xml:space="preserve"> </w:t>
-            </w:r>
-            <w:proofErr w:type="spellStart"/>
-            <w:r>
-              <w:rPr>
-                <w:rFonts w:ascii="Times New Roman" w:hAnsi="Times New Roman" w:cs="Times New Roman"/>
-                <w:sz w:val="18"/>
-                <w:szCs w:val="18"/>
-              </w:rPr>
-              <w:t>տնօրեն</w:t>
-            </w:r>
-            <w:proofErr w:type="spellEnd"/>
+            <w:r>
+              <w:rPr>
+                <w:rFonts w:ascii="Times New Roman" w:hAnsi="Times New Roman" w:cs="Times New Roman"/>
+                <w:sz w:val="18"/>
+                <w:szCs w:val="18"/>
+              </w:rPr>
+              <w:t>Գլխավոր տնօրեն</w:t>
+            </w:r>
           </w:p>
         </w:tc>
         <w:tc>
@@ -12313,34 +11116,14 @@
                 <w:szCs w:val="18"/>
               </w:rPr>
             </w:pPr>
-            <w:proofErr w:type="spellStart"/>
-            <w:r>
-              <w:rPr>
-                <w:rFonts w:ascii="Times New Roman" w:hAnsi="Times New Roman" w:cs="Times New Roman"/>
-                <w:sz w:val="18"/>
-                <w:szCs w:val="18"/>
-              </w:rPr>
-              <w:t>Գրիգոր</w:t>
-            </w:r>
-            <w:proofErr w:type="spellEnd"/>
-            <w:r>
-              <w:rPr>
-                <w:rFonts w:ascii="Times New Roman" w:hAnsi="Times New Roman" w:cs="Times New Roman"/>
-                <w:sz w:val="18"/>
-                <w:szCs w:val="18"/>
-              </w:rPr>
-              <w:t xml:space="preserve"> </w:t>
-            </w:r>
-            <w:proofErr w:type="spellStart"/>
-            <w:r>
-              <w:rPr>
-                <w:rFonts w:ascii="Times New Roman" w:hAnsi="Times New Roman" w:cs="Times New Roman"/>
-                <w:sz w:val="18"/>
-                <w:szCs w:val="18"/>
-              </w:rPr>
-              <w:t>Սահականը</w:t>
-            </w:r>
-            <w:proofErr w:type="spellEnd"/>
+            <w:r>
+              <w:rPr>
+                <w:rFonts w:ascii="Times New Roman" w:hAnsi="Times New Roman" w:cs="Times New Roman"/>
+                <w:sz w:val="18"/>
+                <w:szCs w:val="18"/>
+              </w:rPr>
+              <w:t>Գրիգոր Սահականը</w:t>
+            </w:r>
           </w:p>
         </w:tc>
         <w:tc>
@@ -12356,7 +11139,6 @@
                 <w:szCs w:val="18"/>
               </w:rPr>
             </w:pPr>
-            <w:proofErr w:type="spellStart"/>
             <w:r>
               <w:rPr>
                 <w:rFonts w:ascii="Times New Roman" w:hAnsi="Times New Roman" w:cs="Times New Roman"/>
@@ -12365,7 +11147,6 @@
               </w:rPr>
               <w:t>Գրավատու</w:t>
             </w:r>
-            <w:proofErr w:type="spellEnd"/>
           </w:p>
         </w:tc>
         <w:tc>
@@ -12446,7 +11227,6 @@
                 <w:szCs w:val="18"/>
               </w:rPr>
             </w:pPr>
-            <w:proofErr w:type="spellStart"/>
             <w:r>
               <w:rPr>
                 <w:rFonts w:ascii="Times New Roman" w:hAnsi="Times New Roman" w:cs="Times New Roman"/>
@@ -12455,7 +11235,6 @@
               </w:rPr>
               <w:t>Ոսկերիչ-մասնագետ</w:t>
             </w:r>
-            <w:proofErr w:type="spellEnd"/>
           </w:p>
         </w:tc>
         <w:tc>
@@ -12635,7 +11414,7 @@
               </wp:anchor>
             </w:drawing>
           </mc:Choice>
-          <mc:Fallback xmlns:w16sdtfl="http://schemas.microsoft.com/office/word/2024/wordml/sdtformatlock" xmlns:w16du="http://schemas.microsoft.com/office/word/2023/wordml/word16du" xmlns="">
+          <mc:Fallback xmlns:w16du="http://schemas.microsoft.com/office/word/2023/wordml/word16du" xmlns:w16sdtfl="http://schemas.microsoft.com/office/word/2024/wordml/sdtformatlock">
             <w:pict>
               <v:line w14:anchorId="6A9B0DF6" id="Straight Connector 2" o:spid="_x0000_s1026" style="position:absolute;z-index:251659264;visibility:visible;mso-wrap-style:square;mso-wrap-distance-left:9pt;mso-wrap-distance-top:0;mso-wrap-distance-right:9pt;mso-wrap-distance-bottom:0;mso-position-horizontal:absolute;mso-position-horizontal-relative:text;mso-position-vertical:absolute;mso-position-vertical-relative:text" from="-2.8pt,12.7pt" to="488.9pt,12.7pt" o:gfxdata="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" strokecolor="black [3213]" strokeweight="1.25pt">
                 <v:stroke linestyle="thinThick" joinstyle="miter"/>
@@ -12659,7 +11438,6 @@
           <w:lang w:val="en-GB"/>
         </w:rPr>
       </w:pPr>
-      <w:proofErr w:type="spellStart"/>
       <w:r>
         <w:rPr>
           <w:rFonts w:ascii="Times New Roman" w:hAnsi="Times New Roman" w:cs="Times New Roman"/>
@@ -12671,9 +11449,8 @@
           <w:szCs w:val="18"/>
           <w:lang w:val="en-GB"/>
         </w:rPr>
-        <w:t>Ոսկյա</w:t>
-      </w:r>
-      <w:proofErr w:type="spellEnd"/>
+        <w:t>Ոսկյա իրերի պարկի բացման և ս</w:t>
+      </w:r>
       <w:r>
         <w:rPr>
           <w:rFonts w:ascii="Times New Roman" w:hAnsi="Times New Roman" w:cs="Times New Roman"/>
@@ -12685,160 +11462,7 @@
           <w:szCs w:val="18"/>
           <w:lang w:val="en-GB"/>
         </w:rPr>
-        <w:t xml:space="preserve"> </w:t>
-      </w:r>
-      <w:proofErr w:type="spellStart"/>
-      <w:r>
-        <w:rPr>
-          <w:rFonts w:ascii="Times New Roman" w:hAnsi="Times New Roman" w:cs="Times New Roman"/>
-          <w:b/>
-          <w:bCs/>
-          <w:i/>
-          <w:iCs/>
-          <w:sz w:val="18"/>
-          <w:szCs w:val="18"/>
-          <w:lang w:val="en-GB"/>
-        </w:rPr>
-        <w:t>իրերի</w:t>
-      </w:r>
-      <w:proofErr w:type="spellEnd"/>
-      <w:r>
-        <w:rPr>
-          <w:rFonts w:ascii="Times New Roman" w:hAnsi="Times New Roman" w:cs="Times New Roman"/>
-          <w:b/>
-          <w:bCs/>
-          <w:i/>
-          <w:iCs/>
-          <w:sz w:val="18"/>
-          <w:szCs w:val="18"/>
-          <w:lang w:val="en-GB"/>
-        </w:rPr>
-        <w:t xml:space="preserve"> </w:t>
-      </w:r>
-      <w:proofErr w:type="spellStart"/>
-      <w:r>
-        <w:rPr>
-          <w:rFonts w:ascii="Times New Roman" w:hAnsi="Times New Roman" w:cs="Times New Roman"/>
-          <w:b/>
-          <w:bCs/>
-          <w:i/>
-          <w:iCs/>
-          <w:sz w:val="18"/>
-          <w:szCs w:val="18"/>
-          <w:lang w:val="en-GB"/>
-        </w:rPr>
-        <w:t>պարկի</w:t>
-      </w:r>
-      <w:proofErr w:type="spellEnd"/>
-      <w:r>
-        <w:rPr>
-          <w:rFonts w:ascii="Times New Roman" w:hAnsi="Times New Roman" w:cs="Times New Roman"/>
-          <w:b/>
-          <w:bCs/>
-          <w:i/>
-          <w:iCs/>
-          <w:sz w:val="18"/>
-          <w:szCs w:val="18"/>
-          <w:lang w:val="en-GB"/>
-        </w:rPr>
-        <w:t xml:space="preserve"> </w:t>
-      </w:r>
-      <w:proofErr w:type="spellStart"/>
-      <w:r>
-        <w:rPr>
-          <w:rFonts w:ascii="Times New Roman" w:hAnsi="Times New Roman" w:cs="Times New Roman"/>
-          <w:b/>
-          <w:bCs/>
-          <w:i/>
-          <w:iCs/>
-          <w:sz w:val="18"/>
-          <w:szCs w:val="18"/>
-          <w:lang w:val="en-GB"/>
-        </w:rPr>
-        <w:t>բացման</w:t>
-      </w:r>
-      <w:proofErr w:type="spellEnd"/>
-      <w:r>
-        <w:rPr>
-          <w:rFonts w:ascii="Times New Roman" w:hAnsi="Times New Roman" w:cs="Times New Roman"/>
-          <w:b/>
-          <w:bCs/>
-          <w:i/>
-          <w:iCs/>
-          <w:sz w:val="18"/>
-          <w:szCs w:val="18"/>
-          <w:lang w:val="en-GB"/>
-        </w:rPr>
-        <w:t xml:space="preserve"> և </w:t>
-      </w:r>
-      <w:proofErr w:type="spellStart"/>
-      <w:r>
-        <w:rPr>
-          <w:rFonts w:ascii="Times New Roman" w:hAnsi="Times New Roman" w:cs="Times New Roman"/>
-          <w:b/>
-          <w:bCs/>
-          <w:i/>
-          <w:iCs/>
-          <w:sz w:val="18"/>
-          <w:szCs w:val="18"/>
-          <w:lang w:val="en-GB"/>
-        </w:rPr>
-        <w:t>ս</w:t>
-      </w:r>
-      <w:r>
-        <w:rPr>
-          <w:rFonts w:ascii="Times New Roman" w:hAnsi="Times New Roman" w:cs="Times New Roman"/>
-          <w:b/>
-          <w:bCs/>
-          <w:i/>
-          <w:iCs/>
-          <w:sz w:val="18"/>
-          <w:szCs w:val="18"/>
-          <w:lang w:val="en-GB"/>
-        </w:rPr>
-        <w:t>տուգման</w:t>
-      </w:r>
-      <w:proofErr w:type="spellEnd"/>
-      <w:r>
-        <w:rPr>
-          <w:rFonts w:ascii="Times New Roman" w:hAnsi="Times New Roman" w:cs="Times New Roman"/>
-          <w:b/>
-          <w:bCs/>
-          <w:i/>
-          <w:iCs/>
-          <w:sz w:val="18"/>
-          <w:szCs w:val="18"/>
-          <w:lang w:val="en-GB"/>
-        </w:rPr>
-        <w:t xml:space="preserve"> </w:t>
-      </w:r>
-      <w:proofErr w:type="spellStart"/>
-      <w:r>
-        <w:rPr>
-          <w:rFonts w:ascii="Times New Roman" w:hAnsi="Times New Roman" w:cs="Times New Roman"/>
-          <w:b/>
-          <w:bCs/>
-          <w:i/>
-          <w:iCs/>
-          <w:sz w:val="18"/>
-          <w:szCs w:val="18"/>
-          <w:lang w:val="en-GB"/>
-        </w:rPr>
-        <w:t>արձանագրություն</w:t>
-      </w:r>
-      <w:proofErr w:type="spellEnd"/>
-      <w:r>
-        <w:rPr>
-          <w:rFonts w:ascii="Times New Roman" w:hAnsi="Times New Roman" w:cs="Times New Roman"/>
-          <w:b/>
-          <w:bCs/>
-          <w:i/>
-          <w:iCs/>
-          <w:sz w:val="18"/>
-          <w:szCs w:val="18"/>
-          <w:lang w:val="en-GB"/>
-        </w:rPr>
-        <w:t xml:space="preserve"> </w:t>
+        <w:t xml:space="preserve">տուգման արձանագրություն </w:t>
       </w:r>
     </w:p>
     <w:p>
@@ -12851,95 +11475,13 @@
           <w:lang w:val="en-GB"/>
         </w:rPr>
       </w:pPr>
-      <w:proofErr w:type="spellStart"/>
-      <w:r>
-        <w:rPr>
-          <w:rFonts w:ascii="Times New Roman" w:hAnsi="Times New Roman" w:cs="Times New Roman"/>
-          <w:sz w:val="18"/>
-          <w:szCs w:val="18"/>
-        </w:rPr>
-        <w:t>Ստուգման</w:t>
-      </w:r>
-      <w:proofErr w:type="spellEnd"/>
-      <w:r>
-        <w:rPr>
-          <w:rFonts w:ascii="Times New Roman" w:hAnsi="Times New Roman" w:cs="Times New Roman"/>
-          <w:sz w:val="18"/>
-          <w:szCs w:val="18"/>
-        </w:rPr>
-        <w:t xml:space="preserve"> </w:t>
-      </w:r>
-      <w:proofErr w:type="spellStart"/>
-      <w:r>
-        <w:rPr>
-          <w:rFonts w:ascii="Times New Roman" w:hAnsi="Times New Roman" w:cs="Times New Roman"/>
-          <w:sz w:val="18"/>
-          <w:szCs w:val="18"/>
-        </w:rPr>
-        <w:t>նպատակով</w:t>
-      </w:r>
-      <w:proofErr w:type="spellEnd"/>
-      <w:r>
-        <w:rPr>
-          <w:rFonts w:ascii="Times New Roman" w:hAnsi="Times New Roman" w:cs="Times New Roman"/>
-          <w:sz w:val="18"/>
-          <w:szCs w:val="18"/>
-        </w:rPr>
-        <w:t xml:space="preserve"> </w:t>
-      </w:r>
-      <w:proofErr w:type="spellStart"/>
-      <w:r>
-        <w:rPr>
-          <w:rFonts w:ascii="Times New Roman" w:hAnsi="Times New Roman" w:cs="Times New Roman"/>
-          <w:sz w:val="18"/>
-          <w:szCs w:val="18"/>
-        </w:rPr>
-        <w:t>պարկի</w:t>
-      </w:r>
-      <w:proofErr w:type="spellEnd"/>
-      <w:r>
-        <w:rPr>
-          <w:rFonts w:ascii="Times New Roman" w:hAnsi="Times New Roman" w:cs="Times New Roman"/>
-          <w:sz w:val="18"/>
-          <w:szCs w:val="18"/>
-        </w:rPr>
-        <w:t xml:space="preserve"> </w:t>
-      </w:r>
-      <w:proofErr w:type="spellStart"/>
-      <w:r>
-        <w:rPr>
-          <w:rFonts w:ascii="Times New Roman" w:hAnsi="Times New Roman" w:cs="Times New Roman"/>
-          <w:sz w:val="18"/>
-          <w:szCs w:val="18"/>
-        </w:rPr>
-        <w:t>բացման</w:t>
-      </w:r>
-      <w:proofErr w:type="spellEnd"/>
-      <w:r>
-        <w:rPr>
-          <w:rFonts w:ascii="Times New Roman" w:hAnsi="Times New Roman" w:cs="Times New Roman"/>
-          <w:sz w:val="18"/>
-          <w:szCs w:val="18"/>
-        </w:rPr>
-        <w:t xml:space="preserve"> </w:t>
-      </w:r>
-      <w:proofErr w:type="spellStart"/>
-      <w:r>
-        <w:rPr>
-          <w:rFonts w:ascii="Times New Roman" w:hAnsi="Times New Roman" w:cs="Times New Roman"/>
-          <w:sz w:val="18"/>
-          <w:szCs w:val="18"/>
-        </w:rPr>
-        <w:t>ամսաթիվը</w:t>
-      </w:r>
-      <w:proofErr w:type="spellEnd"/>
-      <w:r>
-        <w:rPr>
-          <w:rFonts w:ascii="Times New Roman" w:hAnsi="Times New Roman" w:cs="Times New Roman"/>
-          <w:sz w:val="18"/>
-          <w:szCs w:val="18"/>
-        </w:rPr>
-        <w:t xml:space="preserve">    __</w:t>
+      <w:r>
+        <w:rPr>
+          <w:rFonts w:ascii="Times New Roman" w:hAnsi="Times New Roman" w:cs="Times New Roman"/>
+          <w:sz w:val="18"/>
+          <w:szCs w:val="18"/>
+        </w:rPr>
+        <w:t>Ստուգման նպատակով պարկի բացման ամսաթիվը    __</w:t>
       </w:r>
       <w:r>
         <w:rPr>
@@ -12956,43 +11498,7 @@
           <w:sz w:val="18"/>
           <w:szCs w:val="18"/>
         </w:rPr>
-        <w:t xml:space="preserve">__/______/__________ </w:t>
-      </w:r>
-      <w:proofErr w:type="spellStart"/>
-      <w:r>
-        <w:rPr>
-          <w:rFonts w:ascii="Times New Roman" w:hAnsi="Times New Roman" w:cs="Times New Roman"/>
-          <w:sz w:val="18"/>
-          <w:szCs w:val="18"/>
-        </w:rPr>
-        <w:t>թվականին</w:t>
-      </w:r>
-      <w:proofErr w:type="spellEnd"/>
-      <w:r>
-        <w:rPr>
-          <w:rFonts w:ascii="Times New Roman" w:hAnsi="Times New Roman" w:cs="Times New Roman"/>
-          <w:sz w:val="18"/>
-          <w:szCs w:val="18"/>
-        </w:rPr>
-        <w:t xml:space="preserve"> </w:t>
-      </w:r>
-      <w:proofErr w:type="spellStart"/>
-      <w:r>
-        <w:rPr>
-          <w:rFonts w:ascii="Times New Roman" w:hAnsi="Times New Roman" w:cs="Times New Roman"/>
-          <w:sz w:val="18"/>
-          <w:szCs w:val="18"/>
-        </w:rPr>
-        <w:t>ժամը</w:t>
-      </w:r>
-      <w:proofErr w:type="spellEnd"/>
-      <w:r>
-        <w:rPr>
-          <w:rFonts w:ascii="Times New Roman" w:hAnsi="Times New Roman" w:cs="Times New Roman"/>
-          <w:sz w:val="18"/>
-          <w:szCs w:val="18"/>
-        </w:rPr>
-        <w:t xml:space="preserve"> _</w:t>
+        <w:t>__/______/__________ թվականին ժամը _</w:t>
       </w:r>
       <w:r>
         <w:rPr>
@@ -13070,34 +11576,14 @@
                 <w:szCs w:val="18"/>
               </w:rPr>
             </w:pPr>
-            <w:proofErr w:type="spellStart"/>
-            <w:r>
-              <w:rPr>
-                <w:rFonts w:ascii="Times New Roman" w:hAnsi="Times New Roman" w:cs="Times New Roman"/>
-                <w:sz w:val="18"/>
-                <w:szCs w:val="18"/>
-              </w:rPr>
-              <w:t>Գլխավոր</w:t>
-            </w:r>
-            <w:proofErr w:type="spellEnd"/>
-            <w:r>
-              <w:rPr>
-                <w:rFonts w:ascii="Times New Roman" w:hAnsi="Times New Roman" w:cs="Times New Roman"/>
-                <w:sz w:val="18"/>
-                <w:szCs w:val="18"/>
-              </w:rPr>
-              <w:t xml:space="preserve"> </w:t>
-            </w:r>
-            <w:proofErr w:type="spellStart"/>
-            <w:r>
-              <w:rPr>
-                <w:rFonts w:ascii="Times New Roman" w:hAnsi="Times New Roman" w:cs="Times New Roman"/>
-                <w:sz w:val="18"/>
-                <w:szCs w:val="18"/>
-              </w:rPr>
-              <w:t>տնօրեն</w:t>
-            </w:r>
-            <w:proofErr w:type="spellEnd"/>
+            <w:r>
+              <w:rPr>
+                <w:rFonts w:ascii="Times New Roman" w:hAnsi="Times New Roman" w:cs="Times New Roman"/>
+                <w:sz w:val="18"/>
+                <w:szCs w:val="18"/>
+              </w:rPr>
+              <w:t>Գլխավոր տնօրեն</w:t>
+            </w:r>
           </w:p>
         </w:tc>
         <w:tc>
@@ -13129,34 +11615,14 @@
                 <w:szCs w:val="18"/>
               </w:rPr>
             </w:pPr>
-            <w:proofErr w:type="spellStart"/>
-            <w:r>
-              <w:rPr>
-                <w:rFonts w:ascii="Times New Roman" w:hAnsi="Times New Roman" w:cs="Times New Roman"/>
-                <w:sz w:val="18"/>
-                <w:szCs w:val="18"/>
-              </w:rPr>
-              <w:t>Գրիգոր</w:t>
-            </w:r>
-            <w:proofErr w:type="spellEnd"/>
-            <w:r>
-              <w:rPr>
-                <w:rFonts w:ascii="Times New Roman" w:hAnsi="Times New Roman" w:cs="Times New Roman"/>
-                <w:sz w:val="18"/>
-                <w:szCs w:val="18"/>
-              </w:rPr>
-              <w:t xml:space="preserve"> </w:t>
-            </w:r>
-            <w:proofErr w:type="spellStart"/>
-            <w:r>
-              <w:rPr>
-                <w:rFonts w:ascii="Times New Roman" w:hAnsi="Times New Roman" w:cs="Times New Roman"/>
-                <w:sz w:val="18"/>
-                <w:szCs w:val="18"/>
-              </w:rPr>
-              <w:t>Սահականը</w:t>
-            </w:r>
-            <w:proofErr w:type="spellEnd"/>
+            <w:r>
+              <w:rPr>
+                <w:rFonts w:ascii="Times New Roman" w:hAnsi="Times New Roman" w:cs="Times New Roman"/>
+                <w:sz w:val="18"/>
+                <w:szCs w:val="18"/>
+              </w:rPr>
+              <w:t>Գրիգոր Սահականը</w:t>
+            </w:r>
           </w:p>
         </w:tc>
         <w:tc>
@@ -13172,34 +11638,14 @@
                 <w:szCs w:val="18"/>
               </w:rPr>
             </w:pPr>
-            <w:proofErr w:type="spellStart"/>
-            <w:r>
-              <w:rPr>
-                <w:rFonts w:ascii="Times New Roman" w:hAnsi="Times New Roman" w:cs="Times New Roman"/>
-                <w:sz w:val="18"/>
-                <w:szCs w:val="18"/>
-              </w:rPr>
-              <w:t>Վարկային</w:t>
-            </w:r>
-            <w:proofErr w:type="spellEnd"/>
-            <w:r>
-              <w:rPr>
-                <w:rFonts w:ascii="Times New Roman" w:hAnsi="Times New Roman" w:cs="Times New Roman"/>
-                <w:sz w:val="18"/>
-                <w:szCs w:val="18"/>
-              </w:rPr>
-              <w:t xml:space="preserve"> </w:t>
-            </w:r>
-            <w:proofErr w:type="spellStart"/>
-            <w:r>
-              <w:rPr>
-                <w:rFonts w:ascii="Times New Roman" w:hAnsi="Times New Roman" w:cs="Times New Roman"/>
-                <w:sz w:val="18"/>
-                <w:szCs w:val="18"/>
-              </w:rPr>
-              <w:t>մասնագետ</w:t>
-            </w:r>
-            <w:proofErr w:type="spellEnd"/>
+            <w:r>
+              <w:rPr>
+                <w:rFonts w:ascii="Times New Roman" w:hAnsi="Times New Roman" w:cs="Times New Roman"/>
+                <w:sz w:val="18"/>
+                <w:szCs w:val="18"/>
+              </w:rPr>
+              <w:t>Վարկային մասնագետ</w:t>
+            </w:r>
           </w:p>
         </w:tc>
         <w:tc>
@@ -13270,7 +11716,6 @@
                 <w:szCs w:val="18"/>
               </w:rPr>
             </w:pPr>
-            <w:proofErr w:type="spellStart"/>
             <w:r>
               <w:rPr>
                 <w:rFonts w:ascii="Times New Roman" w:hAnsi="Times New Roman" w:cs="Times New Roman"/>
@@ -13279,7 +11724,6 @@
               </w:rPr>
               <w:t>Ոսկերիչ-մասնագետ</w:t>
             </w:r>
-            <w:proofErr w:type="spellEnd"/>
           </w:p>
         </w:tc>
         <w:tc>
@@ -13372,7 +11816,6 @@
                 <w:szCs w:val="18"/>
               </w:rPr>
             </w:pPr>
-            <w:proofErr w:type="spellStart"/>
             <w:r>
               <w:rPr>
                 <w:rFonts w:ascii="Times New Roman" w:hAnsi="Times New Roman" w:cs="Times New Roman"/>
@@ -13381,7 +11824,6 @@
               </w:rPr>
               <w:t>Գրավատու</w:t>
             </w:r>
-            <w:proofErr w:type="spellEnd"/>
           </w:p>
         </w:tc>
         <w:tc>
@@ -13490,7 +11932,7 @@
               </wp:anchor>
             </w:drawing>
           </mc:Choice>
-          <mc:Fallback xmlns:w16sdtfl="http://schemas.microsoft.com/office/word/2024/wordml/sdtformatlock" xmlns:w16du="http://schemas.microsoft.com/office/word/2023/wordml/word16du" xmlns="">
+          <mc:Fallback xmlns:w16du="http://schemas.microsoft.com/office/word/2023/wordml/word16du" xmlns:w16sdtfl="http://schemas.microsoft.com/office/word/2024/wordml/sdtformatlock">
             <w:pict>
               <v:line w14:anchorId="58052DD5" id="Straight Connector 2" o:spid="_x0000_s1026" style="position:absolute;z-index:251661312;visibility:visible;mso-wrap-style:square;mso-wrap-distance-left:9pt;mso-wrap-distance-top:0;mso-wrap-distance-right:9pt;mso-wrap-distance-bottom:0;mso-position-horizontal:absolute;mso-position-horizontal-relative:text;mso-position-vertical:absolute;mso-position-vertical-relative:text" from="0,13.4pt" to="491.7pt,13.4pt" o:gfxdata="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" strokecolor="black [3213]" strokeweight="1.25pt">
                 <v:stroke linestyle="thinThick" joinstyle="miter"/>
@@ -13515,7 +11957,6 @@
           <w:lang w:val="en-GB"/>
         </w:rPr>
       </w:pPr>
-      <w:proofErr w:type="spellStart"/>
       <w:r>
         <w:rPr>
           <w:rFonts w:ascii="Times New Roman" w:hAnsi="Times New Roman" w:cs="Times New Roman"/>
@@ -13527,37 +11968,8 @@
           <w:szCs w:val="18"/>
           <w:lang w:val="en-GB"/>
         </w:rPr>
-        <w:t>Վերադարձման</w:t>
-      </w:r>
-      <w:proofErr w:type="spellEnd"/>
-      <w:r>
-        <w:rPr>
-          <w:rFonts w:ascii="Times New Roman" w:hAnsi="Times New Roman" w:cs="Times New Roman"/>
-          <w:b/>
-          <w:bCs/>
-          <w:i/>
-          <w:iCs/>
-          <w:sz w:val="18"/>
-          <w:szCs w:val="18"/>
-          <w:lang w:val="en-GB"/>
-        </w:rPr>
-        <w:t xml:space="preserve"> </w:t>
-      </w:r>
-      <w:proofErr w:type="spellStart"/>
-      <w:r>
-        <w:rPr>
-          <w:rFonts w:ascii="Times New Roman" w:hAnsi="Times New Roman" w:cs="Times New Roman"/>
-          <w:b/>
-          <w:bCs/>
-          <w:i/>
-          <w:iCs/>
-          <w:sz w:val="18"/>
-          <w:szCs w:val="18"/>
-          <w:lang w:val="en-GB"/>
-        </w:rPr>
-        <w:t>ակտ</w:t>
-      </w:r>
-      <w:proofErr w:type="spellEnd"/>
+        <w:t>Վերադարձման ակտ</w:t>
+      </w:r>
     </w:p>
     <w:p>
       <w:pPr>
@@ -13582,188 +11994,19 @@
           <w:szCs w:val="22"/>
         </w:rPr>
       </w:pPr>
-      <w:proofErr w:type="spellStart"/>
       <w:r>
         <w:rPr>
           <w:sz w:val="18"/>
           <w:szCs w:val="22"/>
         </w:rPr>
-        <w:t>Գրավի</w:t>
-      </w:r>
-      <w:proofErr w:type="spellEnd"/>
+        <w:t>Գրավի ստուգման և Ընդունման-Հանձնման ակտ</w:t>
+      </w:r>
       <w:r>
         <w:rPr>
           <w:sz w:val="18"/>
           <w:szCs w:val="22"/>
         </w:rPr>
-        <w:t xml:space="preserve"> </w:t>
-      </w:r>
-      <w:proofErr w:type="spellStart"/>
-      <w:r>
-        <w:rPr>
-          <w:sz w:val="18"/>
-          <w:szCs w:val="22"/>
-        </w:rPr>
-        <w:t>ստուգման</w:t>
-      </w:r>
-      <w:proofErr w:type="spellEnd"/>
-      <w:r>
-        <w:rPr>
-          <w:sz w:val="18"/>
-          <w:szCs w:val="22"/>
-        </w:rPr>
-        <w:t xml:space="preserve"> և </w:t>
-      </w:r>
-      <w:proofErr w:type="spellStart"/>
-      <w:r>
-        <w:rPr>
-          <w:sz w:val="18"/>
-          <w:szCs w:val="22"/>
-        </w:rPr>
-        <w:t>Ընդունման-Հանձնման</w:t>
-      </w:r>
-      <w:proofErr w:type="spellEnd"/>
-      <w:r>
-        <w:rPr>
-          <w:sz w:val="18"/>
-          <w:szCs w:val="22"/>
-        </w:rPr>
-        <w:t xml:space="preserve"> </w:t>
-      </w:r>
-      <w:proofErr w:type="spellStart"/>
-      <w:r>
-        <w:rPr>
-          <w:sz w:val="18"/>
-          <w:szCs w:val="22"/>
-        </w:rPr>
-        <w:t>ակտ</w:t>
-      </w:r>
-      <w:r>
-        <w:rPr>
-          <w:sz w:val="18"/>
-          <w:szCs w:val="22"/>
-        </w:rPr>
-        <w:t>ում</w:t>
-      </w:r>
-      <w:proofErr w:type="spellEnd"/>
-      <w:r>
-        <w:rPr>
-          <w:sz w:val="18"/>
-          <w:szCs w:val="22"/>
-        </w:rPr>
-        <w:t xml:space="preserve"> </w:t>
-      </w:r>
-      <w:proofErr w:type="spellStart"/>
-      <w:r>
-        <w:rPr>
-          <w:sz w:val="18"/>
-          <w:szCs w:val="22"/>
-        </w:rPr>
-        <w:t>նշված</w:t>
-      </w:r>
-      <w:proofErr w:type="spellEnd"/>
-      <w:r>
-        <w:rPr>
-          <w:sz w:val="18"/>
-          <w:szCs w:val="22"/>
-        </w:rPr>
-        <w:t xml:space="preserve"> </w:t>
-      </w:r>
-      <w:proofErr w:type="spellStart"/>
-      <w:r>
-        <w:rPr>
-          <w:sz w:val="18"/>
-          <w:szCs w:val="22"/>
-        </w:rPr>
-        <w:t>Ոսկյա</w:t>
-      </w:r>
-      <w:proofErr w:type="spellEnd"/>
-      <w:r>
-        <w:rPr>
-          <w:sz w:val="18"/>
-          <w:szCs w:val="22"/>
-        </w:rPr>
-        <w:t xml:space="preserve"> </w:t>
-      </w:r>
-      <w:proofErr w:type="spellStart"/>
-      <w:r>
-        <w:rPr>
-          <w:sz w:val="18"/>
-          <w:szCs w:val="22"/>
-        </w:rPr>
-        <w:t>իրերը</w:t>
-      </w:r>
-      <w:proofErr w:type="spellEnd"/>
-      <w:r>
-        <w:rPr>
-          <w:sz w:val="18"/>
-          <w:szCs w:val="22"/>
-        </w:rPr>
-        <w:t xml:space="preserve"> </w:t>
-      </w:r>
-      <w:proofErr w:type="spellStart"/>
-      <w:r>
-        <w:rPr>
-          <w:sz w:val="18"/>
-          <w:szCs w:val="22"/>
-        </w:rPr>
-        <w:t>Գրավառուն</w:t>
-      </w:r>
-      <w:proofErr w:type="spellEnd"/>
-      <w:r>
-        <w:rPr>
-          <w:sz w:val="18"/>
-          <w:szCs w:val="22"/>
-        </w:rPr>
-        <w:t xml:space="preserve"> ամբողջությամբ, </w:t>
-      </w:r>
-      <w:proofErr w:type="spellStart"/>
-      <w:r>
-        <w:rPr>
-          <w:sz w:val="18"/>
-          <w:szCs w:val="22"/>
-        </w:rPr>
-        <w:t>անվնաս</w:t>
-      </w:r>
-      <w:proofErr w:type="spellEnd"/>
-      <w:r>
-        <w:rPr>
-          <w:sz w:val="18"/>
-          <w:szCs w:val="22"/>
-        </w:rPr>
-        <w:t xml:space="preserve"> </w:t>
-      </w:r>
-      <w:proofErr w:type="spellStart"/>
-      <w:r>
-        <w:rPr>
-          <w:sz w:val="18"/>
-          <w:szCs w:val="22"/>
-        </w:rPr>
-        <w:t>հանձնեց</w:t>
-      </w:r>
-      <w:proofErr w:type="spellEnd"/>
-      <w:r>
-        <w:rPr>
-          <w:sz w:val="18"/>
-          <w:szCs w:val="22"/>
-        </w:rPr>
-        <w:t xml:space="preserve"> </w:t>
-      </w:r>
-      <w:proofErr w:type="spellStart"/>
-      <w:r>
-        <w:rPr>
-          <w:sz w:val="18"/>
-          <w:szCs w:val="22"/>
-        </w:rPr>
-        <w:t>Գրավատուին</w:t>
-      </w:r>
-      <w:proofErr w:type="spellEnd"/>
-      <w:r>
-        <w:rPr>
-          <w:sz w:val="18"/>
-          <w:szCs w:val="22"/>
-        </w:rPr>
-        <w:t xml:space="preserve">։ </w:t>
+        <w:t xml:space="preserve">ում նշված Ոսկյա իրերը Գրավառուն ամբողջությամբ, անվնաս հանձնեց Գրավատուին։ </w:t>
       </w:r>
     </w:p>
     <w:p>
@@ -13779,85 +12022,12 @@
           <w:szCs w:val="22"/>
         </w:rPr>
       </w:pPr>
-      <w:proofErr w:type="spellStart"/>
       <w:r>
         <w:rPr>
           <w:sz w:val="18"/>
           <w:szCs w:val="22"/>
         </w:rPr>
-        <w:t>Գրավատուն</w:t>
-      </w:r>
-      <w:proofErr w:type="spellEnd"/>
-      <w:r>
-        <w:rPr>
-          <w:sz w:val="18"/>
-          <w:szCs w:val="22"/>
-        </w:rPr>
-        <w:t xml:space="preserve"> </w:t>
-      </w:r>
-      <w:proofErr w:type="spellStart"/>
-      <w:r>
-        <w:rPr>
-          <w:sz w:val="18"/>
-          <w:szCs w:val="22"/>
-        </w:rPr>
-        <w:t>հավաստիացնում</w:t>
-      </w:r>
-      <w:proofErr w:type="spellEnd"/>
-      <w:r>
-        <w:rPr>
-          <w:sz w:val="18"/>
-          <w:szCs w:val="22"/>
-        </w:rPr>
-        <w:t xml:space="preserve"> է, </w:t>
-      </w:r>
-      <w:proofErr w:type="spellStart"/>
-      <w:r>
-        <w:rPr>
-          <w:sz w:val="18"/>
-          <w:szCs w:val="22"/>
-        </w:rPr>
-        <w:t>որ</w:t>
-      </w:r>
-      <w:proofErr w:type="spellEnd"/>
-      <w:r>
-        <w:rPr>
-          <w:sz w:val="18"/>
-          <w:szCs w:val="22"/>
-        </w:rPr>
-        <w:t xml:space="preserve"> </w:t>
-      </w:r>
-      <w:proofErr w:type="spellStart"/>
-      <w:r>
-        <w:rPr>
-          <w:sz w:val="18"/>
-          <w:szCs w:val="22"/>
-        </w:rPr>
-        <w:t>չունի</w:t>
-      </w:r>
-      <w:proofErr w:type="spellEnd"/>
-      <w:r>
-        <w:rPr>
-          <w:sz w:val="18"/>
-          <w:szCs w:val="22"/>
-        </w:rPr>
-        <w:t xml:space="preserve"> որևէ </w:t>
-      </w:r>
-      <w:proofErr w:type="spellStart"/>
-      <w:r>
-        <w:rPr>
-          <w:sz w:val="18"/>
-          <w:szCs w:val="22"/>
-        </w:rPr>
-        <w:t>պահանջ</w:t>
-      </w:r>
-      <w:proofErr w:type="spellEnd"/>
-      <w:r>
-        <w:rPr>
-          <w:sz w:val="18"/>
-          <w:szCs w:val="22"/>
-        </w:rPr>
-        <w:t xml:space="preserve">։ </w:t>
+        <w:t xml:space="preserve">Գրավատուն հավաստիացնում է, որ չունի որևէ պահանջ։ </w:t>
       </w:r>
     </w:p>
     <w:p>
@@ -13899,23 +12069,13 @@
                 <w:szCs w:val="18"/>
               </w:rPr>
             </w:pPr>
-            <w:proofErr w:type="spellStart"/>
-            <w:r>
-              <w:rPr>
-                <w:rFonts w:ascii="Times New Roman" w:hAnsi="Times New Roman" w:cs="Times New Roman"/>
-                <w:sz w:val="18"/>
-                <w:szCs w:val="18"/>
-              </w:rPr>
-              <w:t>Հանձնեց</w:t>
-            </w:r>
-            <w:proofErr w:type="spellEnd"/>
-            <w:r>
-              <w:rPr>
-                <w:rFonts w:ascii="Times New Roman" w:hAnsi="Times New Roman" w:cs="Times New Roman"/>
-                <w:sz w:val="18"/>
-                <w:szCs w:val="18"/>
-              </w:rPr>
-              <w:t>՝</w:t>
+            <w:r>
+              <w:rPr>
+                <w:rFonts w:ascii="Times New Roman" w:hAnsi="Times New Roman" w:cs="Times New Roman"/>
+                <w:sz w:val="18"/>
+                <w:szCs w:val="18"/>
+              </w:rPr>
+              <w:t>Հանձնեց՝</w:t>
             </w:r>
           </w:p>
         </w:tc>
@@ -13934,7 +12094,6 @@
                 <w:szCs w:val="18"/>
               </w:rPr>
             </w:pPr>
-            <w:proofErr w:type="spellStart"/>
             <w:r>
               <w:rPr>
                 <w:rFonts w:ascii="Times New Roman" w:hAnsi="Times New Roman" w:cs="Times New Roman"/>
@@ -13943,7 +12102,6 @@
               </w:rPr>
               <w:t>Ոսկերիչ-մասնագետ</w:t>
             </w:r>
-            <w:proofErr w:type="spellEnd"/>
           </w:p>
         </w:tc>
         <w:tc>
@@ -13999,7 +12157,6 @@
           <w:lang w:val="en-GB"/>
         </w:rPr>
       </w:pPr>
-      <w:proofErr w:type="spellStart"/>
       <w:r>
         <w:rPr>
           <w:rFonts w:ascii="Times New Roman" w:hAnsi="Times New Roman" w:cs="Times New Roman"/>
@@ -14008,7 +12165,6 @@
         </w:rPr>
         <w:t>Ես</w:t>
       </w:r>
-      <w:proofErr w:type="spellEnd"/>
       <w:r>
         <w:rPr>
           <w:rFonts w:ascii="Times New Roman" w:hAnsi="Times New Roman" w:cs="Times New Roman"/>
@@ -14024,327 +12180,7 @@
           <w:szCs w:val="18"/>
           <w:lang w:val="en-GB"/>
         </w:rPr>
-        <w:t xml:space="preserve">_____________________________________________________, </w:t>
-      </w:r>
-      <w:proofErr w:type="spellStart"/>
-      <w:r>
-        <w:rPr>
-          <w:rFonts w:ascii="Times New Roman" w:hAnsi="Times New Roman" w:cs="Times New Roman"/>
-          <w:sz w:val="18"/>
-          <w:szCs w:val="18"/>
-          <w:lang w:val="en-GB"/>
-        </w:rPr>
-        <w:t>ստացա</w:t>
-      </w:r>
-      <w:proofErr w:type="spellEnd"/>
-      <w:r>
-        <w:rPr>
-          <w:rFonts w:ascii="Times New Roman" w:hAnsi="Times New Roman" w:cs="Times New Roman"/>
-          <w:sz w:val="18"/>
-          <w:szCs w:val="18"/>
-          <w:lang w:val="en-GB"/>
-        </w:rPr>
-        <w:t xml:space="preserve"> </w:t>
-      </w:r>
-      <w:proofErr w:type="spellStart"/>
-      <w:r>
-        <w:rPr>
-          <w:rFonts w:ascii="Times New Roman" w:hAnsi="Times New Roman" w:cs="Times New Roman"/>
-          <w:sz w:val="18"/>
-          <w:szCs w:val="18"/>
-          <w:lang w:val="en-GB"/>
-        </w:rPr>
-        <w:t>Գրավի</w:t>
-      </w:r>
-      <w:proofErr w:type="spellEnd"/>
-      <w:r>
-        <w:rPr>
-          <w:rFonts w:ascii="Times New Roman" w:hAnsi="Times New Roman" w:cs="Times New Roman"/>
-          <w:sz w:val="18"/>
-          <w:szCs w:val="18"/>
-          <w:lang w:val="en-GB"/>
-        </w:rPr>
-        <w:t xml:space="preserve"> </w:t>
-      </w:r>
-      <w:proofErr w:type="spellStart"/>
-      <w:r>
-        <w:rPr>
-          <w:rFonts w:ascii="Times New Roman" w:hAnsi="Times New Roman" w:cs="Times New Roman"/>
-          <w:sz w:val="18"/>
-          <w:szCs w:val="18"/>
-          <w:lang w:val="en-GB"/>
-        </w:rPr>
-        <w:t>առարկան</w:t>
-      </w:r>
-      <w:proofErr w:type="spellEnd"/>
-      <w:r>
-        <w:rPr>
-          <w:rFonts w:ascii="Times New Roman" w:hAnsi="Times New Roman" w:cs="Times New Roman"/>
-          <w:sz w:val="18"/>
-          <w:szCs w:val="18"/>
-          <w:lang w:val="en-GB"/>
-        </w:rPr>
-        <w:t xml:space="preserve"> ամբողջությամբ, </w:t>
-      </w:r>
-      <w:proofErr w:type="spellStart"/>
-      <w:r>
-        <w:rPr>
-          <w:rFonts w:ascii="Times New Roman" w:hAnsi="Times New Roman" w:cs="Times New Roman"/>
-          <w:sz w:val="18"/>
-          <w:szCs w:val="18"/>
-          <w:lang w:val="en-GB"/>
-        </w:rPr>
-        <w:t>այն</w:t>
-      </w:r>
-      <w:proofErr w:type="spellEnd"/>
-      <w:r>
-        <w:rPr>
-          <w:rFonts w:ascii="Times New Roman" w:hAnsi="Times New Roman" w:cs="Times New Roman"/>
-          <w:sz w:val="18"/>
-          <w:szCs w:val="18"/>
-          <w:lang w:val="en-GB"/>
-        </w:rPr>
-        <w:t xml:space="preserve"> </w:t>
-      </w:r>
-      <w:proofErr w:type="spellStart"/>
-      <w:r>
-        <w:rPr>
-          <w:rFonts w:ascii="Times New Roman" w:hAnsi="Times New Roman" w:cs="Times New Roman"/>
-          <w:sz w:val="18"/>
-          <w:szCs w:val="18"/>
-          <w:lang w:val="en-GB"/>
-        </w:rPr>
-        <w:t>վիճակում</w:t>
-      </w:r>
-      <w:proofErr w:type="spellEnd"/>
-      <w:r>
-        <w:rPr>
-          <w:rFonts w:ascii="Times New Roman" w:hAnsi="Times New Roman" w:cs="Times New Roman"/>
-          <w:sz w:val="18"/>
-          <w:szCs w:val="18"/>
-          <w:lang w:val="en-GB"/>
-        </w:rPr>
-        <w:t xml:space="preserve">, </w:t>
-      </w:r>
-      <w:proofErr w:type="spellStart"/>
-      <w:r>
-        <w:rPr>
-          <w:rFonts w:ascii="Times New Roman" w:hAnsi="Times New Roman" w:cs="Times New Roman"/>
-          <w:sz w:val="18"/>
-          <w:szCs w:val="18"/>
-          <w:lang w:val="en-GB"/>
-        </w:rPr>
-        <w:t>ինչպես</w:t>
-      </w:r>
-      <w:proofErr w:type="spellEnd"/>
-      <w:r>
-        <w:rPr>
-          <w:rFonts w:ascii="Times New Roman" w:hAnsi="Times New Roman" w:cs="Times New Roman"/>
-          <w:sz w:val="18"/>
-          <w:szCs w:val="18"/>
-          <w:lang w:val="en-GB"/>
-        </w:rPr>
-        <w:t xml:space="preserve"> </w:t>
-      </w:r>
-      <w:proofErr w:type="spellStart"/>
-      <w:r>
-        <w:rPr>
-          <w:rFonts w:ascii="Times New Roman" w:hAnsi="Times New Roman" w:cs="Times New Roman"/>
-          <w:sz w:val="18"/>
-          <w:szCs w:val="18"/>
-          <w:lang w:val="en-GB"/>
-        </w:rPr>
-        <w:t>հանձնել</w:t>
-      </w:r>
-      <w:proofErr w:type="spellEnd"/>
-      <w:r>
-        <w:rPr>
-          <w:rFonts w:ascii="Times New Roman" w:hAnsi="Times New Roman" w:cs="Times New Roman"/>
-          <w:sz w:val="18"/>
-          <w:szCs w:val="18"/>
-          <w:lang w:val="en-GB"/>
-        </w:rPr>
-        <w:t xml:space="preserve"> </w:t>
-      </w:r>
-      <w:proofErr w:type="spellStart"/>
-      <w:r>
-        <w:rPr>
-          <w:rFonts w:ascii="Times New Roman" w:hAnsi="Times New Roman" w:cs="Times New Roman"/>
-          <w:sz w:val="18"/>
-          <w:szCs w:val="18"/>
-          <w:lang w:val="en-GB"/>
-        </w:rPr>
-        <w:t>եմ</w:t>
-      </w:r>
-      <w:proofErr w:type="spellEnd"/>
-      <w:r>
-        <w:rPr>
-          <w:rFonts w:ascii="Times New Roman" w:hAnsi="Times New Roman" w:cs="Times New Roman"/>
-          <w:sz w:val="18"/>
-          <w:szCs w:val="18"/>
-          <w:lang w:val="en-GB"/>
-        </w:rPr>
-        <w:t xml:space="preserve"> </w:t>
-      </w:r>
-      <w:proofErr w:type="spellStart"/>
-      <w:r>
-        <w:rPr>
-          <w:rFonts w:ascii="Times New Roman" w:hAnsi="Times New Roman" w:cs="Times New Roman"/>
-          <w:sz w:val="18"/>
-          <w:szCs w:val="18"/>
-          <w:lang w:val="en-GB"/>
-        </w:rPr>
-        <w:t>Գրավի</w:t>
-      </w:r>
-      <w:proofErr w:type="spellEnd"/>
-      <w:r>
-        <w:rPr>
-          <w:rFonts w:ascii="Times New Roman" w:hAnsi="Times New Roman" w:cs="Times New Roman"/>
-          <w:sz w:val="18"/>
-          <w:szCs w:val="18"/>
-          <w:lang w:val="en-GB"/>
-        </w:rPr>
-        <w:t xml:space="preserve"> </w:t>
-      </w:r>
-      <w:proofErr w:type="spellStart"/>
-      <w:r>
-        <w:rPr>
-          <w:rFonts w:ascii="Times New Roman" w:hAnsi="Times New Roman" w:cs="Times New Roman"/>
-          <w:sz w:val="18"/>
-          <w:szCs w:val="18"/>
-          <w:lang w:val="en-GB"/>
-        </w:rPr>
-        <w:t>ստուգման</w:t>
-      </w:r>
-      <w:proofErr w:type="spellEnd"/>
-      <w:r>
-        <w:rPr>
-          <w:rFonts w:ascii="Times New Roman" w:hAnsi="Times New Roman" w:cs="Times New Roman"/>
-          <w:sz w:val="18"/>
-          <w:szCs w:val="18"/>
-          <w:lang w:val="en-GB"/>
-        </w:rPr>
-        <w:t xml:space="preserve"> և </w:t>
-      </w:r>
-      <w:proofErr w:type="spellStart"/>
-      <w:r>
-        <w:rPr>
-          <w:rFonts w:ascii="Times New Roman" w:hAnsi="Times New Roman" w:cs="Times New Roman"/>
-          <w:sz w:val="18"/>
-          <w:szCs w:val="18"/>
-          <w:lang w:val="en-GB"/>
-        </w:rPr>
-        <w:t>Ընդունման-Հանձնման</w:t>
-      </w:r>
-      <w:proofErr w:type="spellEnd"/>
-      <w:r>
-        <w:rPr>
-          <w:rFonts w:ascii="Times New Roman" w:hAnsi="Times New Roman" w:cs="Times New Roman"/>
-          <w:sz w:val="18"/>
-          <w:szCs w:val="18"/>
-          <w:lang w:val="en-GB"/>
-        </w:rPr>
-        <w:t xml:space="preserve"> </w:t>
-      </w:r>
-      <w:proofErr w:type="spellStart"/>
-      <w:r>
-        <w:rPr>
-          <w:rFonts w:ascii="Times New Roman" w:hAnsi="Times New Roman" w:cs="Times New Roman"/>
-          <w:sz w:val="18"/>
-          <w:szCs w:val="18"/>
-          <w:lang w:val="en-GB"/>
-        </w:rPr>
-        <w:t>ակտով</w:t>
-      </w:r>
-      <w:proofErr w:type="spellEnd"/>
-      <w:r>
-        <w:rPr>
-          <w:rFonts w:ascii="Times New Roman" w:hAnsi="Times New Roman" w:cs="Times New Roman"/>
-          <w:sz w:val="18"/>
-          <w:szCs w:val="18"/>
-          <w:lang w:val="en-GB"/>
-        </w:rPr>
-        <w:t xml:space="preserve">, </w:t>
-      </w:r>
-      <w:proofErr w:type="spellStart"/>
-      <w:r>
-        <w:rPr>
-          <w:rFonts w:ascii="Times New Roman" w:hAnsi="Times New Roman" w:cs="Times New Roman"/>
-          <w:sz w:val="18"/>
-          <w:szCs w:val="18"/>
-          <w:lang w:val="en-GB"/>
-        </w:rPr>
-        <w:t>որի</w:t>
-      </w:r>
-      <w:proofErr w:type="spellEnd"/>
-      <w:r>
-        <w:rPr>
-          <w:rFonts w:ascii="Times New Roman" w:hAnsi="Times New Roman" w:cs="Times New Roman"/>
-          <w:sz w:val="18"/>
-          <w:szCs w:val="18"/>
-          <w:lang w:val="en-GB"/>
-        </w:rPr>
-        <w:t xml:space="preserve"> </w:t>
-      </w:r>
-      <w:proofErr w:type="spellStart"/>
-      <w:r>
-        <w:rPr>
-          <w:rFonts w:ascii="Times New Roman" w:hAnsi="Times New Roman" w:cs="Times New Roman"/>
-          <w:sz w:val="18"/>
-          <w:szCs w:val="18"/>
-          <w:lang w:val="en-GB"/>
-        </w:rPr>
-        <w:t>համար</w:t>
-      </w:r>
-      <w:proofErr w:type="spellEnd"/>
-      <w:r>
-        <w:rPr>
-          <w:rFonts w:ascii="Times New Roman" w:hAnsi="Times New Roman" w:cs="Times New Roman"/>
-          <w:sz w:val="18"/>
-          <w:szCs w:val="18"/>
-          <w:lang w:val="en-GB"/>
-        </w:rPr>
-        <w:t xml:space="preserve"> </w:t>
-      </w:r>
-      <w:proofErr w:type="spellStart"/>
-      <w:r>
-        <w:rPr>
-          <w:rFonts w:ascii="Times New Roman" w:hAnsi="Times New Roman" w:cs="Times New Roman"/>
-          <w:sz w:val="18"/>
-          <w:szCs w:val="18"/>
-          <w:lang w:val="en-GB"/>
-        </w:rPr>
-        <w:t>ստորագրում</w:t>
-      </w:r>
-      <w:proofErr w:type="spellEnd"/>
-      <w:r>
-        <w:rPr>
-          <w:rFonts w:ascii="Times New Roman" w:hAnsi="Times New Roman" w:cs="Times New Roman"/>
-          <w:sz w:val="18"/>
-          <w:szCs w:val="18"/>
-          <w:lang w:val="en-GB"/>
-        </w:rPr>
-        <w:t xml:space="preserve"> </w:t>
-      </w:r>
-      <w:proofErr w:type="spellStart"/>
-      <w:r>
-        <w:rPr>
-          <w:rFonts w:ascii="Times New Roman" w:hAnsi="Times New Roman" w:cs="Times New Roman"/>
-          <w:sz w:val="18"/>
-          <w:szCs w:val="18"/>
-          <w:lang w:val="en-GB"/>
-        </w:rPr>
-        <w:t>եմ</w:t>
-      </w:r>
-      <w:proofErr w:type="spellEnd"/>
-      <w:r>
-        <w:rPr>
-          <w:rFonts w:ascii="Times New Roman" w:hAnsi="Times New Roman" w:cs="Times New Roman"/>
-          <w:sz w:val="18"/>
-          <w:szCs w:val="18"/>
-          <w:lang w:val="en-GB"/>
-        </w:rPr>
-        <w:t xml:space="preserve">։ </w:t>
+        <w:t xml:space="preserve">_____________________________________________________, ստացա Գրավի առարկան ամբողջությամբ, այն վիճակում, ինչպես հանձնել եմ Գրավի ստուգման և Ընդունման-Հանձնման ակտով, որի համար ստորագրում եմ։ </w:t>
       </w:r>
     </w:p>
     <w:tbl>
@@ -14381,23 +12217,13 @@
                 <w:szCs w:val="18"/>
               </w:rPr>
             </w:pPr>
-            <w:proofErr w:type="spellStart"/>
-            <w:r>
-              <w:rPr>
-                <w:rFonts w:ascii="Times New Roman" w:hAnsi="Times New Roman" w:cs="Times New Roman"/>
-                <w:sz w:val="18"/>
-                <w:szCs w:val="18"/>
-              </w:rPr>
-              <w:t>Ընդունեց</w:t>
-            </w:r>
-            <w:proofErr w:type="spellEnd"/>
-            <w:r>
-              <w:rPr>
-                <w:rFonts w:ascii="Times New Roman" w:hAnsi="Times New Roman" w:cs="Times New Roman"/>
-                <w:sz w:val="18"/>
-                <w:szCs w:val="18"/>
-              </w:rPr>
-              <w:t xml:space="preserve">՝      </w:t>
+            <w:r>
+              <w:rPr>
+                <w:rFonts w:ascii="Times New Roman" w:hAnsi="Times New Roman" w:cs="Times New Roman"/>
+                <w:sz w:val="18"/>
+                <w:szCs w:val="18"/>
+              </w:rPr>
+              <w:t xml:space="preserve">Ընդունեց՝      </w:t>
             </w:r>
           </w:p>
         </w:tc>
@@ -14416,7 +12242,6 @@
                 <w:szCs w:val="18"/>
               </w:rPr>
             </w:pPr>
-            <w:proofErr w:type="spellStart"/>
             <w:r>
               <w:rPr>
                 <w:rFonts w:ascii="Times New Roman" w:hAnsi="Times New Roman" w:cs="Times New Roman"/>
@@ -14425,7 +12250,6 @@
               </w:rPr>
               <w:t>Գրավատու</w:t>
             </w:r>
-            <w:proofErr w:type="spellEnd"/>
           </w:p>
         </w:tc>
         <w:tc>

--- a/public/files/contract_gold_template.docx
+++ b/public/files/contract_gold_template.docx
@@ -1,6 +1,6 @@
 
 <file path=word/document.xml><?xml version="1.0" encoding="utf-8"?>
-<w:document xmlns:wpc="http://schemas.microsoft.com/office/word/2010/wordprocessingCanvas" xmlns:mc="http://schemas.openxmlformats.org/markup-compatibility/2006" xmlns:o="urn:schemas-microsoft-com:office:office" xmlns:r="http://schemas.openxmlformats.org/officeDocument/2006/relationships" xmlns:m="http://schemas.openxmlformats.org/officeDocument/2006/math" xmlns:v="urn:schemas-microsoft-com:vml" xmlns:wp14="http://schemas.microsoft.com/office/word/2010/wordprocessingDrawing" xmlns:wp="http://schemas.openxmlformats.org/drawingml/2006/wordprocessingDrawing" xmlns:w10="urn:schemas-microsoft-com:office:word" xmlns:w="http://schemas.openxmlformats.org/wordprocessingml/2006/main" xmlns:w14="http://schemas.microsoft.com/office/word/2010/wordml" xmlns:w15="http://schemas.microsoft.com/office/word/2012/wordml" xmlns:wpg="http://schemas.microsoft.com/office/word/2010/wordprocessingGroup" xmlns:wpi="http://schemas.microsoft.com/office/word/2010/wordprocessingInk" xmlns:wne="http://schemas.microsoft.com/office/word/2006/wordml" xmlns:wps="http://schemas.microsoft.com/office/word/2010/wordprocessingShape" mc:Ignorable="w14 w15 wp14">
+<w:document xmlns:wpc="http://schemas.microsoft.com/office/word/2010/wordprocessingCanvas" xmlns:cx="http://schemas.microsoft.com/office/drawing/2014/chartex" xmlns:cx1="http://schemas.microsoft.com/office/drawing/2015/9/8/chartex" xmlns:cx2="http://schemas.microsoft.com/office/drawing/2015/10/21/chartex" xmlns:cx3="http://schemas.microsoft.com/office/drawing/2016/5/9/chartex" xmlns:cx4="http://schemas.microsoft.com/office/drawing/2016/5/10/chartex" xmlns:cx5="http://schemas.microsoft.com/office/drawing/2016/5/11/chartex" xmlns:cx6="http://schemas.microsoft.com/office/drawing/2016/5/12/chartex" xmlns:cx7="http://schemas.microsoft.com/office/drawing/2016/5/13/chartex" xmlns:cx8="http://schemas.microsoft.com/office/drawing/2016/5/14/chartex" xmlns:mc="http://schemas.openxmlformats.org/markup-compatibility/2006" xmlns:aink="http://schemas.microsoft.com/office/drawing/2016/ink" xmlns:am3d="http://schemas.microsoft.com/office/drawing/2017/model3d" xmlns:o="urn:schemas-microsoft-com:office:office" xmlns:oel="http://schemas.microsoft.com/office/2019/extlst" xmlns:r="http://schemas.openxmlformats.org/officeDocument/2006/relationships" xmlns:m="http://schemas.openxmlformats.org/officeDocument/2006/math" xmlns:v="urn:schemas-microsoft-com:vml" xmlns:wp14="http://schemas.microsoft.com/office/word/2010/wordprocessingDrawing" xmlns:wp="http://schemas.openxmlformats.org/drawingml/2006/wordprocessingDrawing" xmlns:w10="urn:schemas-microsoft-com:office:word" xmlns:w="http://schemas.openxmlformats.org/wordprocessingml/2006/main" xmlns:w14="http://schemas.microsoft.com/office/word/2010/wordml" xmlns:w15="http://schemas.microsoft.com/office/word/2012/wordml" xmlns:w16cex="http://schemas.microsoft.com/office/word/2018/wordml/cex" xmlns:w16cid="http://schemas.microsoft.com/office/word/2016/wordml/cid" xmlns:w16="http://schemas.microsoft.com/office/word/2018/wordml" xmlns:w16sdtdh="http://schemas.microsoft.com/office/word/2020/wordml/sdtdatahash" xmlns:w16se="http://schemas.microsoft.com/office/word/2015/wordml/symex" xmlns:wpg="http://schemas.microsoft.com/office/word/2010/wordprocessingGroup" xmlns:wpi="http://schemas.microsoft.com/office/word/2010/wordprocessingInk" xmlns:wne="http://schemas.microsoft.com/office/word/2006/wordml" xmlns:wps="http://schemas.microsoft.com/office/word/2010/wordprocessingShape" mc:Ignorable="w14 w15 w16se w16cid w16 w16cex w16sdtdh wp14">
   <w:body>
     <w:p>
       <w:pPr>
@@ -154,12 +154,38 @@
           <w:color w:val="000000" w:themeColor="text1"/>
           <w:lang w:val="en-GB"/>
         </w:rPr>
-        <w:t>${num}</w:t>
+        <w:t>${</w:t>
+      </w:r>
+      <w:proofErr w:type="spellStart"/>
+      <w:r>
+        <w:rPr>
+          <w:rFonts w:ascii="Times New Roman" w:eastAsia="Times New Roman" w:hAnsi="Times New Roman" w:cs="Times New Roman"/>
+          <w:b/>
+          <w:bCs/>
+          <w:i/>
+          <w:iCs/>
+          <w:color w:val="000000" w:themeColor="text1"/>
+          <w:lang w:val="en-GB"/>
+        </w:rPr>
+        <w:t>num</w:t>
+      </w:r>
+      <w:proofErr w:type="spellEnd"/>
+      <w:r>
+        <w:rPr>
+          <w:rFonts w:ascii="Times New Roman" w:eastAsia="Times New Roman" w:hAnsi="Times New Roman" w:cs="Times New Roman"/>
+          <w:b/>
+          <w:bCs/>
+          <w:i/>
+          <w:iCs/>
+          <w:color w:val="000000" w:themeColor="text1"/>
+          <w:lang w:val="en-GB"/>
+        </w:rPr>
+        <w:t>}</w:t>
       </w:r>
     </w:p>
     <w:tbl>
       <w:tblPr>
-        <w:tblStyle w:val="a9"/>
+        <w:tblStyle w:val="TableGrid"/>
         <w:tblW w:w="9498" w:type="dxa"/>
         <w:tblBorders>
           <w:top w:val="none" w:sz="0" w:space="0" w:color="auto"/>
@@ -373,8 +399,86 @@
           <w:szCs w:val="18"/>
           <w:lang w:val="en-GB"/>
         </w:rPr>
-        <w:t>53 շենք, 35 ոչ բնակելի տարածք</w:t>
-      </w:r>
+        <w:t xml:space="preserve">53 </w:t>
+      </w:r>
+      <w:proofErr w:type="spellStart"/>
+      <w:r>
+        <w:rPr>
+          <w:rFonts w:ascii="Times New Roman" w:eastAsia="Times New Roman" w:hAnsi="Times New Roman" w:cs="Times New Roman"/>
+          <w:color w:val="000000" w:themeColor="text1"/>
+          <w:sz w:val="18"/>
+          <w:szCs w:val="18"/>
+          <w:lang w:val="en-GB"/>
+        </w:rPr>
+        <w:t>շենք</w:t>
+      </w:r>
+      <w:proofErr w:type="spellEnd"/>
+      <w:r>
+        <w:rPr>
+          <w:rFonts w:ascii="Times New Roman" w:eastAsia="Times New Roman" w:hAnsi="Times New Roman" w:cs="Times New Roman"/>
+          <w:color w:val="000000" w:themeColor="text1"/>
+          <w:sz w:val="18"/>
+          <w:szCs w:val="18"/>
+          <w:lang w:val="en-GB"/>
+        </w:rPr>
+        <w:t xml:space="preserve">, 35 </w:t>
+      </w:r>
+      <w:proofErr w:type="spellStart"/>
+      <w:r>
+        <w:rPr>
+          <w:rFonts w:ascii="Times New Roman" w:eastAsia="Times New Roman" w:hAnsi="Times New Roman" w:cs="Times New Roman"/>
+          <w:color w:val="000000" w:themeColor="text1"/>
+          <w:sz w:val="18"/>
+          <w:szCs w:val="18"/>
+          <w:lang w:val="en-GB"/>
+        </w:rPr>
+        <w:t>ոչ</w:t>
+      </w:r>
+      <w:proofErr w:type="spellEnd"/>
+      <w:r>
+        <w:rPr>
+          <w:rFonts w:ascii="Times New Roman" w:eastAsia="Times New Roman" w:hAnsi="Times New Roman" w:cs="Times New Roman"/>
+          <w:color w:val="000000" w:themeColor="text1"/>
+          <w:sz w:val="18"/>
+          <w:szCs w:val="18"/>
+          <w:lang w:val="en-GB"/>
+        </w:rPr>
+        <w:t xml:space="preserve"> </w:t>
+      </w:r>
+      <w:proofErr w:type="spellStart"/>
+      <w:r>
+        <w:rPr>
+          <w:rFonts w:ascii="Times New Roman" w:eastAsia="Times New Roman" w:hAnsi="Times New Roman" w:cs="Times New Roman"/>
+          <w:color w:val="000000" w:themeColor="text1"/>
+          <w:sz w:val="18"/>
+          <w:szCs w:val="18"/>
+          <w:lang w:val="en-GB"/>
+        </w:rPr>
+        <w:t>բնակելի</w:t>
+      </w:r>
+      <w:proofErr w:type="spellEnd"/>
+      <w:r>
+        <w:rPr>
+          <w:rFonts w:ascii="Times New Roman" w:eastAsia="Times New Roman" w:hAnsi="Times New Roman" w:cs="Times New Roman"/>
+          <w:color w:val="000000" w:themeColor="text1"/>
+          <w:sz w:val="18"/>
+          <w:szCs w:val="18"/>
+          <w:lang w:val="en-GB"/>
+        </w:rPr>
+        <w:t xml:space="preserve"> </w:t>
+      </w:r>
+      <w:proofErr w:type="spellStart"/>
+      <w:r>
+        <w:rPr>
+          <w:rFonts w:ascii="Times New Roman" w:eastAsia="Times New Roman" w:hAnsi="Times New Roman" w:cs="Times New Roman"/>
+          <w:color w:val="000000" w:themeColor="text1"/>
+          <w:sz w:val="18"/>
+          <w:szCs w:val="18"/>
+          <w:lang w:val="en-GB"/>
+        </w:rPr>
+        <w:t>տարածք</w:t>
+      </w:r>
+      <w:proofErr w:type="spellEnd"/>
       <w:r>
         <w:rPr>
           <w:rFonts w:ascii="Times New Roman" w:eastAsia="Times New Roman" w:hAnsi="Times New Roman" w:cs="Times New Roman"/>
@@ -932,7 +1036,7 @@
     </w:p>
     <w:p>
       <w:pPr>
-        <w:pStyle w:val="1"/>
+        <w:pStyle w:val="Heading1"/>
         <w:keepNext w:val="0"/>
         <w:keepLines w:val="0"/>
         <w:widowControl w:val="0"/>
@@ -979,7 +1083,7 @@
     </w:p>
     <w:p>
       <w:pPr>
-        <w:pStyle w:val="a"/>
+        <w:pStyle w:val="List"/>
         <w:numPr>
           <w:ilvl w:val="1"/>
           <w:numId w:val="18"/>
@@ -1182,7 +1286,7 @@
     </w:p>
     <w:p>
       <w:pPr>
-        <w:pStyle w:val="a"/>
+        <w:pStyle w:val="List"/>
         <w:tabs>
           <w:tab w:val="left" w:pos="993"/>
         </w:tabs>
@@ -1211,7 +1315,7 @@
     </w:p>
     <w:tbl>
       <w:tblPr>
-        <w:tblStyle w:val="a9"/>
+        <w:tblStyle w:val="TableGrid"/>
         <w:tblW w:w="9356" w:type="dxa"/>
         <w:tblInd w:w="-5" w:type="dxa"/>
         <w:tblLook w:val="04A0" w:firstRow="1" w:lastRow="0" w:firstColumn="1" w:lastColumn="0" w:noHBand="0" w:noVBand="1"/>
@@ -1228,7 +1332,7 @@
           </w:tcPr>
           <w:p>
             <w:pPr>
-              <w:pStyle w:val="a0"/>
+              <w:pStyle w:val="ListParagraph"/>
               <w:widowControl w:val="0"/>
               <w:numPr>
                 <w:ilvl w:val="0"/>
@@ -1316,8 +1420,9 @@
                 <w:szCs w:val="16"/>
                 <w:lang w:val="en-GB"/>
               </w:rPr>
-              <w:t>${contra</w:t>
-            </w:r>
+              <w:t>${</w:t>
+            </w:r>
+            <w:proofErr w:type="spellStart"/>
             <w:r>
               <w:rPr>
                 <w:rFonts w:ascii="Times New Roman" w:hAnsi="Times New Roman" w:cs="Times New Roman"/>
@@ -1327,7 +1432,7 @@
                 <w:szCs w:val="16"/>
                 <w:lang w:val="en-GB"/>
               </w:rPr>
-              <w:t>c</w:t>
+              <w:t>contra</w:t>
             </w:r>
             <w:r>
               <w:rPr>
@@ -1338,7 +1443,30 @@
                 <w:szCs w:val="16"/>
                 <w:lang w:val="en-GB"/>
               </w:rPr>
-              <w:t>t_amount}</w:t>
+              <w:t>c</w:t>
+            </w:r>
+            <w:r>
+              <w:rPr>
+                <w:rFonts w:ascii="Times New Roman" w:hAnsi="Times New Roman" w:cs="Times New Roman"/>
+                <w:b/>
+                <w:i/>
+                <w:sz w:val="16"/>
+                <w:szCs w:val="16"/>
+                <w:lang w:val="en-GB"/>
+              </w:rPr>
+              <w:t>t_amount</w:t>
+            </w:r>
+            <w:proofErr w:type="spellEnd"/>
+            <w:r>
+              <w:rPr>
+                <w:rFonts w:ascii="Times New Roman" w:hAnsi="Times New Roman" w:cs="Times New Roman"/>
+                <w:b/>
+                <w:i/>
+                <w:sz w:val="16"/>
+                <w:szCs w:val="16"/>
+                <w:lang w:val="en-GB"/>
+              </w:rPr>
+              <w:t>}</w:t>
             </w:r>
             <w:r>
               <w:rPr>
@@ -1360,7 +1488,7 @@
           </w:tcPr>
           <w:p>
             <w:pPr>
-              <w:pStyle w:val="a0"/>
+              <w:pStyle w:val="ListParagraph"/>
               <w:widowControl w:val="0"/>
               <w:numPr>
                 <w:ilvl w:val="0"/>
@@ -1460,7 +1588,7 @@
           </w:tcPr>
           <w:p>
             <w:pPr>
-              <w:pStyle w:val="a0"/>
+              <w:pStyle w:val="ListParagraph"/>
               <w:widowControl w:val="0"/>
               <w:numPr>
                 <w:ilvl w:val="0"/>
@@ -1548,7 +1676,31 @@
                 <w:szCs w:val="16"/>
                 <w:lang w:val="en-GB"/>
               </w:rPr>
-              <w:t>${effective_annual_rate}</w:t>
+              <w:t>${</w:t>
+            </w:r>
+            <w:proofErr w:type="spellStart"/>
+            <w:r>
+              <w:rPr>
+                <w:rFonts w:ascii="Times New Roman" w:hAnsi="Times New Roman" w:cs="Times New Roman"/>
+                <w:b/>
+                <w:i/>
+                <w:sz w:val="16"/>
+                <w:szCs w:val="16"/>
+                <w:lang w:val="en-GB"/>
+              </w:rPr>
+              <w:t>effective_annual_rate</w:t>
+            </w:r>
+            <w:proofErr w:type="spellEnd"/>
+            <w:r>
+              <w:rPr>
+                <w:rFonts w:ascii="Times New Roman" w:hAnsi="Times New Roman" w:cs="Times New Roman"/>
+                <w:b/>
+                <w:i/>
+                <w:sz w:val="16"/>
+                <w:szCs w:val="16"/>
+                <w:lang w:val="en-GB"/>
+              </w:rPr>
+              <w:t>}</w:t>
             </w:r>
           </w:p>
         </w:tc>
@@ -1560,7 +1712,7 @@
           </w:tcPr>
           <w:p>
             <w:pPr>
-              <w:pStyle w:val="a0"/>
+              <w:pStyle w:val="ListParagraph"/>
               <w:widowControl w:val="0"/>
               <w:numPr>
                 <w:ilvl w:val="0"/>
@@ -1662,7 +1814,7 @@
           </w:tcPr>
           <w:p>
             <w:pPr>
-              <w:pStyle w:val="a0"/>
+              <w:pStyle w:val="ListParagraph"/>
               <w:widowControl w:val="0"/>
               <w:numPr>
                 <w:ilvl w:val="0"/>
@@ -1828,7 +1980,7 @@
           </w:tcPr>
           <w:p>
             <w:pPr>
-              <w:pStyle w:val="a0"/>
+              <w:pStyle w:val="ListParagraph"/>
               <w:widowControl w:val="0"/>
               <w:numPr>
                 <w:ilvl w:val="0"/>
@@ -2053,7 +2205,7 @@
           </w:tcPr>
           <w:p>
             <w:pPr>
-              <w:pStyle w:val="a0"/>
+              <w:pStyle w:val="ListParagraph"/>
               <w:widowControl w:val="0"/>
               <w:numPr>
                 <w:ilvl w:val="0"/>
@@ -2197,7 +2349,7 @@
           </w:tcPr>
           <w:p>
             <w:pPr>
-              <w:pStyle w:val="a0"/>
+              <w:pStyle w:val="ListParagraph"/>
               <w:widowControl w:val="0"/>
               <w:numPr>
                 <w:ilvl w:val="0"/>
@@ -2297,7 +2449,7 @@
           </w:tcPr>
           <w:p>
             <w:pPr>
-              <w:pStyle w:val="a0"/>
+              <w:pStyle w:val="ListParagraph"/>
               <w:widowControl w:val="0"/>
               <w:numPr>
                 <w:ilvl w:val="0"/>
@@ -2408,7 +2560,7 @@
           </w:tcPr>
           <w:p>
             <w:pPr>
-              <w:pStyle w:val="a0"/>
+              <w:pStyle w:val="ListParagraph"/>
               <w:widowControl w:val="0"/>
               <w:numPr>
                 <w:ilvl w:val="0"/>
@@ -2541,7 +2693,7 @@
           </w:tcPr>
           <w:p>
             <w:pPr>
-              <w:pStyle w:val="a0"/>
+              <w:pStyle w:val="ListParagraph"/>
               <w:widowControl w:val="0"/>
               <w:numPr>
                 <w:ilvl w:val="0"/>
@@ -2712,7 +2864,7 @@
           </w:tcPr>
           <w:p>
             <w:pPr>
-              <w:pStyle w:val="a0"/>
+              <w:pStyle w:val="ListParagraph"/>
               <w:widowControl w:val="0"/>
               <w:numPr>
                 <w:ilvl w:val="0"/>
@@ -2812,7 +2964,7 @@
           </w:tcPr>
           <w:p>
             <w:pPr>
-              <w:pStyle w:val="a0"/>
+              <w:pStyle w:val="ListParagraph"/>
               <w:widowControl w:val="0"/>
               <w:numPr>
                 <w:ilvl w:val="0"/>
@@ -2912,7 +3064,7 @@
           </w:tcPr>
           <w:p>
             <w:pPr>
-              <w:pStyle w:val="a0"/>
+              <w:pStyle w:val="ListParagraph"/>
               <w:widowControl w:val="0"/>
               <w:numPr>
                 <w:ilvl w:val="0"/>
@@ -3000,7 +3152,31 @@
                 <w:szCs w:val="16"/>
                 <w:lang w:val="en-GB"/>
               </w:rPr>
-              <w:t>${mother_amount}</w:t>
+              <w:t>${</w:t>
+            </w:r>
+            <w:proofErr w:type="spellStart"/>
+            <w:r>
+              <w:rPr>
+                <w:rFonts w:ascii="Times New Roman" w:hAnsi="Times New Roman" w:cs="Times New Roman"/>
+                <w:bCs/>
+                <w:iCs/>
+                <w:sz w:val="16"/>
+                <w:szCs w:val="16"/>
+                <w:lang w:val="en-GB"/>
+              </w:rPr>
+              <w:t>mother_amount</w:t>
+            </w:r>
+            <w:proofErr w:type="spellEnd"/>
+            <w:r>
+              <w:rPr>
+                <w:rFonts w:ascii="Times New Roman" w:hAnsi="Times New Roman" w:cs="Times New Roman"/>
+                <w:bCs/>
+                <w:iCs/>
+                <w:sz w:val="16"/>
+                <w:szCs w:val="16"/>
+                <w:lang w:val="en-GB"/>
+              </w:rPr>
+              <w:t>}</w:t>
             </w:r>
             <w:r>
               <w:rPr>
@@ -3028,7 +3204,7 @@
           </w:tcPr>
           <w:p>
             <w:pPr>
-              <w:pStyle w:val="a0"/>
+              <w:pStyle w:val="ListParagraph"/>
               <w:widowControl w:val="0"/>
               <w:numPr>
                 <w:ilvl w:val="0"/>
@@ -3206,7 +3382,7 @@
           </w:tcPr>
           <w:p>
             <w:pPr>
-              <w:pStyle w:val="a0"/>
+              <w:pStyle w:val="ListParagraph"/>
               <w:widowControl w:val="0"/>
               <w:numPr>
                 <w:ilvl w:val="0"/>
@@ -3313,7 +3489,7 @@
     </w:tbl>
     <w:p>
       <w:pPr>
-        <w:pStyle w:val="a"/>
+        <w:pStyle w:val="List"/>
         <w:tabs>
           <w:tab w:val="left" w:pos="993"/>
         </w:tabs>
@@ -3471,7 +3647,7 @@
     </w:p>
     <w:p>
       <w:pPr>
-        <w:pStyle w:val="a"/>
+        <w:pStyle w:val="List"/>
         <w:tabs>
           <w:tab w:val="left" w:pos="993"/>
         </w:tabs>
@@ -3496,7 +3672,7 @@
     </w:p>
     <w:p>
       <w:pPr>
-        <w:pStyle w:val="a"/>
+        <w:pStyle w:val="List"/>
         <w:tabs>
           <w:tab w:val="left" w:pos="993"/>
         </w:tabs>
@@ -3521,7 +3697,7 @@
     </w:p>
     <w:p>
       <w:pPr>
-        <w:pStyle w:val="a"/>
+        <w:pStyle w:val="List"/>
         <w:tabs>
           <w:tab w:val="left" w:pos="993"/>
         </w:tabs>
@@ -3600,7 +3776,7 @@
     </w:p>
     <w:p>
       <w:pPr>
-        <w:pStyle w:val="a"/>
+        <w:pStyle w:val="List"/>
         <w:tabs>
           <w:tab w:val="left" w:pos="993"/>
         </w:tabs>
@@ -3644,7 +3820,7 @@
     </w:p>
     <w:p>
       <w:pPr>
-        <w:pStyle w:val="a"/>
+        <w:pStyle w:val="List"/>
         <w:tabs>
           <w:tab w:val="left" w:pos="993"/>
         </w:tabs>
@@ -3669,7 +3845,7 @@
     </w:p>
     <w:p>
       <w:pPr>
-        <w:pStyle w:val="a"/>
+        <w:pStyle w:val="List"/>
         <w:tabs>
           <w:tab w:val="left" w:pos="993"/>
         </w:tabs>
@@ -3810,7 +3986,7 @@
     </w:p>
     <w:p>
       <w:pPr>
-        <w:pStyle w:val="a"/>
+        <w:pStyle w:val="List"/>
         <w:tabs>
           <w:tab w:val="left" w:pos="993"/>
         </w:tabs>
@@ -3835,7 +4011,7 @@
     </w:p>
     <w:p>
       <w:pPr>
-        <w:pStyle w:val="1"/>
+        <w:pStyle w:val="Heading1"/>
         <w:keepNext w:val="0"/>
         <w:keepLines w:val="0"/>
         <w:widowControl w:val="0"/>
@@ -3868,7 +4044,7 @@
     </w:p>
     <w:p>
       <w:pPr>
-        <w:pStyle w:val="1"/>
+        <w:pStyle w:val="Heading1"/>
         <w:keepNext w:val="0"/>
         <w:keepLines w:val="0"/>
         <w:widowControl w:val="0"/>
@@ -3912,7 +4088,7 @@
     </w:p>
     <w:p>
       <w:pPr>
-        <w:pStyle w:val="1"/>
+        <w:pStyle w:val="Heading1"/>
         <w:keepNext w:val="0"/>
         <w:keepLines w:val="0"/>
         <w:widowControl w:val="0"/>
@@ -3945,7 +4121,7 @@
     </w:p>
     <w:p>
       <w:pPr>
-        <w:pStyle w:val="a"/>
+        <w:pStyle w:val="List"/>
         <w:tabs>
           <w:tab w:val="left" w:pos="993"/>
         </w:tabs>
@@ -3979,7 +4155,7 @@
     </w:p>
     <w:p>
       <w:pPr>
-        <w:pStyle w:val="a0"/>
+        <w:pStyle w:val="ListParagraph"/>
         <w:widowControl w:val="0"/>
         <w:numPr>
           <w:ilvl w:val="0"/>
@@ -4004,7 +4180,7 @@
     <w:bookmarkEnd w:id="4"/>
     <w:p>
       <w:pPr>
-        <w:pStyle w:val="1"/>
+        <w:pStyle w:val="Heading1"/>
         <w:keepNext w:val="0"/>
         <w:keepLines w:val="0"/>
         <w:widowControl w:val="0"/>
@@ -4038,7 +4214,7 @@
     </w:p>
     <w:p>
       <w:pPr>
-        <w:pStyle w:val="a"/>
+        <w:pStyle w:val="List"/>
         <w:tabs>
           <w:tab w:val="left" w:pos="993"/>
         </w:tabs>
@@ -4067,7 +4243,7 @@
     </w:p>
     <w:p>
       <w:pPr>
-        <w:pStyle w:val="a"/>
+        <w:pStyle w:val="List"/>
         <w:numPr>
           <w:ilvl w:val="2"/>
           <w:numId w:val="18"/>
@@ -4098,7 +4274,7 @@
     </w:p>
     <w:p>
       <w:pPr>
-        <w:pStyle w:val="a"/>
+        <w:pStyle w:val="List"/>
         <w:numPr>
           <w:ilvl w:val="2"/>
           <w:numId w:val="18"/>
@@ -4131,7 +4307,7 @@
     </w:p>
     <w:p>
       <w:pPr>
-        <w:pStyle w:val="a"/>
+        <w:pStyle w:val="List"/>
         <w:numPr>
           <w:ilvl w:val="3"/>
           <w:numId w:val="18"/>
@@ -4169,7 +4345,7 @@
     </w:p>
     <w:p>
       <w:pPr>
-        <w:pStyle w:val="a"/>
+        <w:pStyle w:val="List"/>
         <w:numPr>
           <w:ilvl w:val="3"/>
           <w:numId w:val="18"/>
@@ -4199,7 +4375,7 @@
     </w:p>
     <w:p>
       <w:pPr>
-        <w:pStyle w:val="a"/>
+        <w:pStyle w:val="List"/>
         <w:numPr>
           <w:ilvl w:val="3"/>
           <w:numId w:val="18"/>
@@ -4228,7 +4404,7 @@
     </w:p>
     <w:p>
       <w:pPr>
-        <w:pStyle w:val="a"/>
+        <w:pStyle w:val="List"/>
         <w:numPr>
           <w:ilvl w:val="3"/>
           <w:numId w:val="18"/>
@@ -4257,7 +4433,7 @@
     </w:p>
     <w:p>
       <w:pPr>
-        <w:pStyle w:val="a"/>
+        <w:pStyle w:val="List"/>
         <w:numPr>
           <w:ilvl w:val="3"/>
           <w:numId w:val="18"/>
@@ -4286,7 +4462,7 @@
     </w:p>
     <w:p>
       <w:pPr>
-        <w:pStyle w:val="a"/>
+        <w:pStyle w:val="List"/>
         <w:numPr>
           <w:ilvl w:val="3"/>
           <w:numId w:val="18"/>
@@ -4315,7 +4491,7 @@
     </w:p>
     <w:p>
       <w:pPr>
-        <w:pStyle w:val="a"/>
+        <w:pStyle w:val="List"/>
         <w:numPr>
           <w:ilvl w:val="3"/>
           <w:numId w:val="18"/>
@@ -4344,7 +4520,7 @@
     </w:p>
     <w:p>
       <w:pPr>
-        <w:pStyle w:val="a"/>
+        <w:pStyle w:val="List"/>
         <w:numPr>
           <w:ilvl w:val="2"/>
           <w:numId w:val="18"/>
@@ -4444,7 +4620,7 @@
     </w:p>
     <w:p>
       <w:pPr>
-        <w:pStyle w:val="a"/>
+        <w:pStyle w:val="List"/>
         <w:numPr>
           <w:ilvl w:val="2"/>
           <w:numId w:val="18"/>
@@ -4473,7 +4649,7 @@
     </w:p>
     <w:p>
       <w:pPr>
-        <w:pStyle w:val="a"/>
+        <w:pStyle w:val="List"/>
         <w:numPr>
           <w:ilvl w:val="2"/>
           <w:numId w:val="18"/>
@@ -4502,7 +4678,7 @@
     </w:p>
     <w:p>
       <w:pPr>
-        <w:pStyle w:val="a"/>
+        <w:pStyle w:val="List"/>
         <w:numPr>
           <w:ilvl w:val="2"/>
           <w:numId w:val="18"/>
@@ -4580,7 +4756,7 @@
     </w:p>
     <w:p>
       <w:pPr>
-        <w:pStyle w:val="a"/>
+        <w:pStyle w:val="List"/>
         <w:tabs>
           <w:tab w:val="left" w:pos="993"/>
         </w:tabs>
@@ -4610,7 +4786,7 @@
     </w:p>
     <w:p>
       <w:pPr>
-        <w:pStyle w:val="a"/>
+        <w:pStyle w:val="List"/>
         <w:numPr>
           <w:ilvl w:val="2"/>
           <w:numId w:val="18"/>
@@ -4641,7 +4817,7 @@
     </w:p>
     <w:p>
       <w:pPr>
-        <w:pStyle w:val="a"/>
+        <w:pStyle w:val="List"/>
         <w:numPr>
           <w:ilvl w:val="2"/>
           <w:numId w:val="18"/>
@@ -4672,7 +4848,7 @@
     </w:p>
     <w:p>
       <w:pPr>
-        <w:pStyle w:val="a"/>
+        <w:pStyle w:val="List"/>
         <w:numPr>
           <w:ilvl w:val="2"/>
           <w:numId w:val="18"/>
@@ -4703,7 +4879,7 @@
     </w:p>
     <w:p>
       <w:pPr>
-        <w:pStyle w:val="a"/>
+        <w:pStyle w:val="List"/>
         <w:tabs>
           <w:tab w:val="left" w:pos="993"/>
         </w:tabs>
@@ -4731,7 +4907,7 @@
     </w:p>
     <w:p>
       <w:pPr>
-        <w:pStyle w:val="a"/>
+        <w:pStyle w:val="List"/>
         <w:numPr>
           <w:ilvl w:val="2"/>
           <w:numId w:val="18"/>
@@ -4760,7 +4936,7 @@
     </w:p>
     <w:p>
       <w:pPr>
-        <w:pStyle w:val="a"/>
+        <w:pStyle w:val="List"/>
         <w:numPr>
           <w:ilvl w:val="2"/>
           <w:numId w:val="18"/>
@@ -4838,7 +5014,7 @@
     </w:p>
     <w:p>
       <w:pPr>
-        <w:pStyle w:val="a"/>
+        <w:pStyle w:val="List"/>
         <w:numPr>
           <w:ilvl w:val="2"/>
           <w:numId w:val="18"/>
@@ -4869,7 +5045,7 @@
     </w:p>
     <w:p>
       <w:pPr>
-        <w:pStyle w:val="a"/>
+        <w:pStyle w:val="List"/>
         <w:numPr>
           <w:ilvl w:val="2"/>
           <w:numId w:val="18"/>
@@ -4902,7 +5078,7 @@
     </w:p>
     <w:p>
       <w:pPr>
-        <w:pStyle w:val="a"/>
+        <w:pStyle w:val="List"/>
         <w:tabs>
           <w:tab w:val="left" w:pos="567"/>
         </w:tabs>
@@ -4931,7 +5107,7 @@
     </w:p>
     <w:p>
       <w:pPr>
-        <w:pStyle w:val="a"/>
+        <w:pStyle w:val="List"/>
         <w:numPr>
           <w:ilvl w:val="2"/>
           <w:numId w:val="18"/>
@@ -5008,7 +5184,7 @@
     </w:p>
     <w:p>
       <w:pPr>
-        <w:pStyle w:val="a"/>
+        <w:pStyle w:val="List"/>
         <w:numPr>
           <w:ilvl w:val="2"/>
           <w:numId w:val="18"/>
@@ -5037,7 +5213,7 @@
     </w:p>
     <w:p>
       <w:pPr>
-        <w:pStyle w:val="a"/>
+        <w:pStyle w:val="List"/>
         <w:numPr>
           <w:ilvl w:val="2"/>
           <w:numId w:val="18"/>
@@ -5130,7 +5306,7 @@
     </w:p>
     <w:p>
       <w:pPr>
-        <w:pStyle w:val="a"/>
+        <w:pStyle w:val="List"/>
         <w:numPr>
           <w:ilvl w:val="2"/>
           <w:numId w:val="18"/>
@@ -5178,7 +5354,7 @@
     </w:p>
     <w:p>
       <w:pPr>
-        <w:pStyle w:val="a"/>
+        <w:pStyle w:val="List"/>
         <w:numPr>
           <w:ilvl w:val="2"/>
           <w:numId w:val="18"/>
@@ -5226,7 +5402,7 @@
     </w:p>
     <w:p>
       <w:pPr>
-        <w:pStyle w:val="1"/>
+        <w:pStyle w:val="Heading1"/>
         <w:keepNext w:val="0"/>
         <w:keepLines w:val="0"/>
         <w:widowControl w:val="0"/>
@@ -5260,7 +5436,7 @@
     </w:p>
     <w:p>
       <w:pPr>
-        <w:pStyle w:val="a"/>
+        <w:pStyle w:val="List"/>
         <w:widowControl w:val="0"/>
         <w:tabs>
           <w:tab w:val="left" w:pos="993"/>
@@ -5332,7 +5508,7 @@
     </w:p>
     <w:p>
       <w:pPr>
-        <w:pStyle w:val="a"/>
+        <w:pStyle w:val="List"/>
         <w:widowControl w:val="0"/>
         <w:tabs>
           <w:tab w:val="left" w:pos="993"/>
@@ -5360,7 +5536,7 @@
     </w:p>
     <w:p>
       <w:pPr>
-        <w:pStyle w:val="a"/>
+        <w:pStyle w:val="List"/>
         <w:widowControl w:val="0"/>
         <w:tabs>
           <w:tab w:val="left" w:pos="993"/>
@@ -5387,7 +5563,7 @@
     </w:p>
     <w:p>
       <w:pPr>
-        <w:pStyle w:val="a"/>
+        <w:pStyle w:val="List"/>
         <w:widowControl w:val="0"/>
         <w:tabs>
           <w:tab w:val="left" w:pos="993"/>
@@ -5414,7 +5590,7 @@
     </w:p>
     <w:p>
       <w:pPr>
-        <w:pStyle w:val="a"/>
+        <w:pStyle w:val="List"/>
         <w:widowControl w:val="0"/>
         <w:tabs>
           <w:tab w:val="left" w:pos="993"/>
@@ -5463,7 +5639,7 @@
     </w:p>
     <w:p>
       <w:pPr>
-        <w:pStyle w:val="a"/>
+        <w:pStyle w:val="List"/>
         <w:widowControl w:val="0"/>
         <w:tabs>
           <w:tab w:val="left" w:pos="993"/>
@@ -5537,7 +5713,7 @@
     </w:p>
     <w:p>
       <w:pPr>
-        <w:pStyle w:val="a"/>
+        <w:pStyle w:val="List"/>
         <w:widowControl w:val="0"/>
         <w:tabs>
           <w:tab w:val="left" w:pos="993"/>
@@ -5564,7 +5740,7 @@
     </w:p>
     <w:p>
       <w:pPr>
-        <w:pStyle w:val="a"/>
+        <w:pStyle w:val="List"/>
         <w:widowControl w:val="0"/>
         <w:tabs>
           <w:tab w:val="left" w:pos="993"/>
@@ -5609,7 +5785,7 @@
     </w:p>
     <w:p>
       <w:pPr>
-        <w:pStyle w:val="a"/>
+        <w:pStyle w:val="List"/>
         <w:widowControl w:val="0"/>
         <w:tabs>
           <w:tab w:val="left" w:pos="993"/>
@@ -5646,7 +5822,7 @@
     </w:p>
     <w:p>
       <w:pPr>
-        <w:pStyle w:val="a"/>
+        <w:pStyle w:val="List"/>
         <w:widowControl w:val="0"/>
         <w:tabs>
           <w:tab w:val="left" w:pos="1134"/>
@@ -5673,7 +5849,7 @@
     </w:p>
     <w:p>
       <w:pPr>
-        <w:pStyle w:val="a"/>
+        <w:pStyle w:val="List"/>
         <w:widowControl w:val="0"/>
         <w:tabs>
           <w:tab w:val="left" w:pos="1134"/>
@@ -5700,7 +5876,7 @@
     </w:p>
     <w:p>
       <w:pPr>
-        <w:pStyle w:val="a"/>
+        <w:pStyle w:val="List"/>
         <w:widowControl w:val="0"/>
         <w:tabs>
           <w:tab w:val="left" w:pos="1134"/>
@@ -5727,7 +5903,7 @@
     </w:p>
     <w:p>
       <w:pPr>
-        <w:pStyle w:val="a"/>
+        <w:pStyle w:val="List"/>
         <w:widowControl w:val="0"/>
         <w:tabs>
           <w:tab w:val="left" w:pos="1134"/>
@@ -5754,7 +5930,7 @@
     </w:p>
     <w:p>
       <w:pPr>
-        <w:pStyle w:val="a"/>
+        <w:pStyle w:val="List"/>
         <w:widowControl w:val="0"/>
         <w:numPr>
           <w:ilvl w:val="1"/>
@@ -5827,7 +6003,7 @@
     </w:p>
     <w:p>
       <w:pPr>
-        <w:pStyle w:val="1"/>
+        <w:pStyle w:val="Heading1"/>
         <w:keepNext w:val="0"/>
         <w:keepLines w:val="0"/>
         <w:widowControl w:val="0"/>
@@ -5861,7 +6037,7 @@
     </w:p>
     <w:p>
       <w:pPr>
-        <w:pStyle w:val="a"/>
+        <w:pStyle w:val="List"/>
         <w:tabs>
           <w:tab w:val="left" w:pos="993"/>
         </w:tabs>
@@ -5886,7 +6062,7 @@
     </w:p>
     <w:p>
       <w:pPr>
-        <w:pStyle w:val="a"/>
+        <w:pStyle w:val="List"/>
         <w:tabs>
           <w:tab w:val="left" w:pos="993"/>
         </w:tabs>
@@ -5938,7 +6114,7 @@
     </w:p>
     <w:p>
       <w:pPr>
-        <w:pStyle w:val="a"/>
+        <w:pStyle w:val="List"/>
         <w:tabs>
           <w:tab w:val="left" w:pos="993"/>
         </w:tabs>
@@ -5963,7 +6139,7 @@
     </w:p>
     <w:p>
       <w:pPr>
-        <w:pStyle w:val="a"/>
+        <w:pStyle w:val="List"/>
         <w:tabs>
           <w:tab w:val="left" w:pos="993"/>
         </w:tabs>
@@ -6024,7 +6200,7 @@
     </w:p>
     <w:p>
       <w:pPr>
-        <w:pStyle w:val="a"/>
+        <w:pStyle w:val="List"/>
         <w:tabs>
           <w:tab w:val="left" w:pos="993"/>
         </w:tabs>
@@ -6049,7 +6225,7 @@
     </w:p>
     <w:p>
       <w:pPr>
-        <w:pStyle w:val="1"/>
+        <w:pStyle w:val="Heading1"/>
         <w:keepNext w:val="0"/>
         <w:keepLines w:val="0"/>
         <w:widowControl w:val="0"/>
@@ -6083,7 +6259,7 @@
     </w:p>
     <w:p>
       <w:pPr>
-        <w:pStyle w:val="a"/>
+        <w:pStyle w:val="List"/>
         <w:tabs>
           <w:tab w:val="left" w:pos="993"/>
         </w:tabs>
@@ -6108,7 +6284,7 @@
     </w:p>
     <w:p>
       <w:pPr>
-        <w:pStyle w:val="a"/>
+        <w:pStyle w:val="List"/>
         <w:tabs>
           <w:tab w:val="left" w:pos="993"/>
         </w:tabs>
@@ -6133,7 +6309,7 @@
     </w:p>
     <w:p>
       <w:pPr>
-        <w:pStyle w:val="a"/>
+        <w:pStyle w:val="List"/>
         <w:numPr>
           <w:ilvl w:val="2"/>
           <w:numId w:val="18"/>
@@ -6226,7 +6402,7 @@
     </w:p>
     <w:p>
       <w:pPr>
-        <w:pStyle w:val="a"/>
+        <w:pStyle w:val="List"/>
         <w:numPr>
           <w:ilvl w:val="2"/>
           <w:numId w:val="18"/>
@@ -6255,7 +6431,7 @@
     </w:p>
     <w:p>
       <w:pPr>
-        <w:pStyle w:val="a"/>
+        <w:pStyle w:val="List"/>
         <w:numPr>
           <w:ilvl w:val="2"/>
           <w:numId w:val="18"/>
@@ -6284,7 +6460,7 @@
     </w:p>
     <w:p>
       <w:pPr>
-        <w:pStyle w:val="a"/>
+        <w:pStyle w:val="List"/>
         <w:numPr>
           <w:ilvl w:val="2"/>
           <w:numId w:val="18"/>
@@ -6313,7 +6489,7 @@
     </w:p>
     <w:p>
       <w:pPr>
-        <w:pStyle w:val="a"/>
+        <w:pStyle w:val="List"/>
         <w:numPr>
           <w:ilvl w:val="2"/>
           <w:numId w:val="18"/>
@@ -6342,7 +6518,7 @@
     </w:p>
     <w:p>
       <w:pPr>
-        <w:pStyle w:val="a"/>
+        <w:pStyle w:val="List"/>
         <w:tabs>
           <w:tab w:val="left" w:pos="993"/>
         </w:tabs>
@@ -6388,7 +6564,7 @@
     </w:p>
     <w:p>
       <w:pPr>
-        <w:pStyle w:val="1"/>
+        <w:pStyle w:val="Heading1"/>
         <w:keepNext w:val="0"/>
         <w:keepLines w:val="0"/>
         <w:widowControl w:val="0"/>
@@ -6422,7 +6598,7 @@
     </w:p>
     <w:p>
       <w:pPr>
-        <w:pStyle w:val="a"/>
+        <w:pStyle w:val="List"/>
         <w:tabs>
           <w:tab w:val="left" w:pos="993"/>
         </w:tabs>
@@ -6496,7 +6672,7 @@
     </w:p>
     <w:p>
       <w:pPr>
-        <w:pStyle w:val="a"/>
+        <w:pStyle w:val="List"/>
         <w:tabs>
           <w:tab w:val="left" w:pos="993"/>
         </w:tabs>
@@ -6627,7 +6803,7 @@
     </w:p>
     <w:p>
       <w:pPr>
-        <w:pStyle w:val="a"/>
+        <w:pStyle w:val="List"/>
         <w:tabs>
           <w:tab w:val="left" w:pos="993"/>
         </w:tabs>
@@ -6661,7 +6837,7 @@
     </w:p>
     <w:p>
       <w:pPr>
-        <w:pStyle w:val="a"/>
+        <w:pStyle w:val="List"/>
         <w:tabs>
           <w:tab w:val="left" w:pos="993"/>
         </w:tabs>
@@ -6686,7 +6862,7 @@
     </w:p>
     <w:p>
       <w:pPr>
-        <w:pStyle w:val="a"/>
+        <w:pStyle w:val="List"/>
         <w:tabs>
           <w:tab w:val="left" w:pos="993"/>
         </w:tabs>
@@ -6720,7 +6896,7 @@
     </w:p>
     <w:p>
       <w:pPr>
-        <w:pStyle w:val="a"/>
+        <w:pStyle w:val="List"/>
         <w:tabs>
           <w:tab w:val="left" w:pos="993"/>
         </w:tabs>
@@ -6745,7 +6921,7 @@
     </w:p>
     <w:p>
       <w:pPr>
-        <w:pStyle w:val="a"/>
+        <w:pStyle w:val="List"/>
         <w:tabs>
           <w:tab w:val="left" w:pos="993"/>
         </w:tabs>
@@ -6770,7 +6946,7 @@
     </w:p>
     <w:p>
       <w:pPr>
-        <w:pStyle w:val="a"/>
+        <w:pStyle w:val="List"/>
         <w:tabs>
           <w:tab w:val="left" w:pos="993"/>
         </w:tabs>
@@ -6795,7 +6971,7 @@
     </w:p>
     <w:p>
       <w:pPr>
-        <w:pStyle w:val="a"/>
+        <w:pStyle w:val="List"/>
         <w:tabs>
           <w:tab w:val="left" w:pos="993"/>
         </w:tabs>
@@ -6820,7 +6996,7 @@
     </w:p>
     <w:p>
       <w:pPr>
-        <w:pStyle w:val="a"/>
+        <w:pStyle w:val="List"/>
         <w:numPr>
           <w:ilvl w:val="2"/>
           <w:numId w:val="18"/>
@@ -6858,7 +7034,7 @@
     </w:p>
     <w:p>
       <w:pPr>
-        <w:pStyle w:val="a"/>
+        <w:pStyle w:val="List"/>
         <w:numPr>
           <w:ilvl w:val="2"/>
           <w:numId w:val="18"/>
@@ -6905,7 +7081,7 @@
     </w:p>
     <w:p>
       <w:pPr>
-        <w:pStyle w:val="a"/>
+        <w:pStyle w:val="List"/>
         <w:numPr>
           <w:ilvl w:val="2"/>
           <w:numId w:val="18"/>
@@ -6935,7 +7111,7 @@
     </w:p>
     <w:p>
       <w:pPr>
-        <w:pStyle w:val="a"/>
+        <w:pStyle w:val="List"/>
         <w:numPr>
           <w:ilvl w:val="2"/>
           <w:numId w:val="18"/>
@@ -6964,7 +7140,7 @@
     </w:p>
     <w:p>
       <w:pPr>
-        <w:pStyle w:val="a"/>
+        <w:pStyle w:val="List"/>
         <w:numPr>
           <w:ilvl w:val="2"/>
           <w:numId w:val="18"/>
@@ -6993,7 +7169,7 @@
     </w:p>
     <w:p>
       <w:pPr>
-        <w:pStyle w:val="a"/>
+        <w:pStyle w:val="List"/>
         <w:tabs>
           <w:tab w:val="left" w:pos="1134"/>
         </w:tabs>
@@ -7107,7 +7283,7 @@
     </w:p>
     <w:p>
       <w:pPr>
-        <w:pStyle w:val="a"/>
+        <w:pStyle w:val="List"/>
         <w:tabs>
           <w:tab w:val="left" w:pos="1134"/>
         </w:tabs>
@@ -7144,7 +7320,7 @@
     </w:p>
     <w:p>
       <w:pPr>
-        <w:pStyle w:val="a"/>
+        <w:pStyle w:val="List"/>
         <w:numPr>
           <w:ilvl w:val="0"/>
           <w:numId w:val="0"/>
@@ -7162,7 +7338,7 @@
     </w:p>
     <w:p>
       <w:pPr>
-        <w:pStyle w:val="a"/>
+        <w:pStyle w:val="List"/>
         <w:numPr>
           <w:ilvl w:val="0"/>
           <w:numId w:val="0"/>
@@ -7180,7 +7356,7 @@
     </w:p>
     <w:p>
       <w:pPr>
-        <w:pStyle w:val="a"/>
+        <w:pStyle w:val="List"/>
         <w:numPr>
           <w:ilvl w:val="0"/>
           <w:numId w:val="0"/>
@@ -7239,7 +7415,7 @@
     </w:p>
     <w:p>
       <w:pPr>
-        <w:pStyle w:val="a"/>
+        <w:pStyle w:val="List"/>
         <w:numPr>
           <w:ilvl w:val="0"/>
           <w:numId w:val="0"/>
@@ -7262,7 +7438,7 @@
     </w:p>
     <w:p>
       <w:pPr>
-        <w:pStyle w:val="a"/>
+        <w:pStyle w:val="List"/>
         <w:numPr>
           <w:ilvl w:val="0"/>
           <w:numId w:val="0"/>
@@ -7344,7 +7520,7 @@
     </w:p>
     <w:p>
       <w:pPr>
-        <w:pStyle w:val="a"/>
+        <w:pStyle w:val="List"/>
         <w:numPr>
           <w:ilvl w:val="0"/>
           <w:numId w:val="0"/>
@@ -7364,7 +7540,7 @@
     </w:p>
     <w:p>
       <w:pPr>
-        <w:pStyle w:val="a"/>
+        <w:pStyle w:val="List"/>
         <w:numPr>
           <w:ilvl w:val="0"/>
           <w:numId w:val="0"/>
@@ -7392,7 +7568,7 @@
     </w:p>
     <w:p>
       <w:pPr>
-        <w:pStyle w:val="a"/>
+        <w:pStyle w:val="List"/>
         <w:numPr>
           <w:ilvl w:val="0"/>
           <w:numId w:val="0"/>
@@ -7409,7 +7585,7 @@
     </w:p>
     <w:p>
       <w:pPr>
-        <w:pStyle w:val="1"/>
+        <w:pStyle w:val="Heading1"/>
         <w:keepNext w:val="0"/>
         <w:keepLines w:val="0"/>
         <w:widowControl w:val="0"/>
@@ -7774,7 +7950,27 @@
                 <w:szCs w:val="18"/>
                 <w:lang w:val="hy-AM"/>
               </w:rPr>
-              <w:t>${account_number}</w:t>
+              <w:t>${account_</w:t>
+            </w:r>
+            <w:r>
+              <w:rPr>
+                <w:rFonts w:ascii="Times New Roman" w:hAnsi="Times New Roman" w:cs="Times New Roman"/>
+                <w:b/>
+                <w:sz w:val="18"/>
+                <w:szCs w:val="18"/>
+                <w:lang w:val="hy-AM"/>
+              </w:rPr>
+              <w:t>card_</w:t>
+            </w:r>
+            <w:r>
+              <w:rPr>
+                <w:rFonts w:ascii="Times New Roman" w:hAnsi="Times New Roman" w:cs="Times New Roman"/>
+                <w:b/>
+                <w:sz w:val="18"/>
+                <w:szCs w:val="18"/>
+                <w:lang w:val="hy-AM"/>
+              </w:rPr>
+              <w:t>number}</w:t>
             </w:r>
           </w:p>
           <w:p>
@@ -8398,8 +8594,6 @@
           <w:lang w:val="en-GB"/>
         </w:rPr>
       </w:pPr>
-      <w:bookmarkStart w:id="9" w:name="_GoBack"/>
-      <w:bookmarkEnd w:id="9"/>
       <w:r>
         <w:rPr>
           <w:rFonts w:ascii="Times New Roman" w:eastAsia="Times New Roman" w:hAnsi="Times New Roman" w:cs="Times New Roman"/>
@@ -8440,6 +8634,7 @@
           <w:lang w:val="en-GB"/>
         </w:rPr>
       </w:pPr>
+      <w:proofErr w:type="spellStart"/>
       <w:r>
         <w:rPr>
           <w:rFonts w:ascii="Times New Roman" w:eastAsia="Times New Roman" w:hAnsi="Times New Roman" w:cs="Times New Roman"/>
@@ -8450,13 +8645,10 @@
           <w:szCs w:val="13"/>
           <w:lang w:val="en-GB"/>
         </w:rPr>
-        <w:t xml:space="preserve">Վարկային կոդ՝ </w:t>
-      </w:r>
-    </w:p>
-    <w:p>
-      <w:pPr>
-        <w:spacing w:after="0" w:line="276" w:lineRule="auto"/>
-        <w:jc w:val="right"/>
+        <w:t>Վարկային</w:t>
+      </w:r>
+      <w:proofErr w:type="spellEnd"/>
+      <w:r>
         <w:rPr>
           <w:rFonts w:ascii="Times New Roman" w:eastAsia="Times New Roman" w:hAnsi="Times New Roman" w:cs="Times New Roman"/>
           <w:i/>
@@ -8466,7 +8658,9 @@
           <w:szCs w:val="13"/>
           <w:lang w:val="en-GB"/>
         </w:rPr>
-      </w:pPr>
+        <w:t xml:space="preserve"> </w:t>
+      </w:r>
+      <w:proofErr w:type="spellStart"/>
       <w:r>
         <w:rPr>
           <w:rFonts w:ascii="Times New Roman" w:eastAsia="Times New Roman" w:hAnsi="Times New Roman" w:cs="Times New Roman"/>
@@ -8475,10 +8669,11 @@
           <w:color w:val="000000" w:themeColor="text1"/>
           <w:sz w:val="18"/>
           <w:szCs w:val="13"/>
-          <w:lang w:val="hy-AM"/>
-        </w:rPr>
-        <w:t xml:space="preserve">Վարկային և ոսկյա իրերի գրավի խառը պայմանագիր </w:t>
-      </w:r>
+          <w:lang w:val="en-GB"/>
+        </w:rPr>
+        <w:t>կոդ</w:t>
+      </w:r>
+      <w:proofErr w:type="spellEnd"/>
       <w:r>
         <w:rPr>
           <w:rFonts w:ascii="Times New Roman" w:eastAsia="Times New Roman" w:hAnsi="Times New Roman" w:cs="Times New Roman"/>
@@ -8487,11 +8682,15 @@
           <w:color w:val="000000" w:themeColor="text1"/>
           <w:sz w:val="18"/>
           <w:szCs w:val="13"/>
-          <w:lang w:val="hy-AM"/>
-        </w:rPr>
-        <w:t xml:space="preserve">№ </w:t>
-      </w:r>
-      <w:r>
+          <w:lang w:val="en-GB"/>
+        </w:rPr>
+        <w:t xml:space="preserve">՝ </w:t>
+      </w:r>
+    </w:p>
+    <w:p>
+      <w:pPr>
+        <w:spacing w:after="0" w:line="276" w:lineRule="auto"/>
+        <w:jc w:val="right"/>
         <w:rPr>
           <w:rFonts w:ascii="Times New Roman" w:eastAsia="Times New Roman" w:hAnsi="Times New Roman" w:cs="Times New Roman"/>
           <w:i/>
@@ -8501,7 +8700,68 @@
           <w:szCs w:val="13"/>
           <w:lang w:val="en-GB"/>
         </w:rPr>
-        <w:t>${num}</w:t>
+      </w:pPr>
+      <w:r>
+        <w:rPr>
+          <w:rFonts w:ascii="Times New Roman" w:eastAsia="Times New Roman" w:hAnsi="Times New Roman" w:cs="Times New Roman"/>
+          <w:i/>
+          <w:iCs/>
+          <w:color w:val="000000" w:themeColor="text1"/>
+          <w:sz w:val="18"/>
+          <w:szCs w:val="13"/>
+          <w:lang w:val="hy-AM"/>
+        </w:rPr>
+        <w:t xml:space="preserve">Վարկային և ոսկյա իրերի գրավի խառը պայմանագիր </w:t>
+      </w:r>
+      <w:r>
+        <w:rPr>
+          <w:rFonts w:ascii="Times New Roman" w:eastAsia="Times New Roman" w:hAnsi="Times New Roman" w:cs="Times New Roman"/>
+          <w:i/>
+          <w:iCs/>
+          <w:color w:val="000000" w:themeColor="text1"/>
+          <w:sz w:val="18"/>
+          <w:szCs w:val="13"/>
+          <w:lang w:val="hy-AM"/>
+        </w:rPr>
+        <w:t xml:space="preserve">№ </w:t>
+      </w:r>
+      <w:r>
+        <w:rPr>
+          <w:rFonts w:ascii="Times New Roman" w:eastAsia="Times New Roman" w:hAnsi="Times New Roman" w:cs="Times New Roman"/>
+          <w:i/>
+          <w:iCs/>
+          <w:color w:val="000000" w:themeColor="text1"/>
+          <w:sz w:val="18"/>
+          <w:szCs w:val="13"/>
+          <w:lang w:val="en-GB"/>
+        </w:rPr>
+        <w:t>${</w:t>
+      </w:r>
+      <w:proofErr w:type="spellStart"/>
+      <w:r>
+        <w:rPr>
+          <w:rFonts w:ascii="Times New Roman" w:eastAsia="Times New Roman" w:hAnsi="Times New Roman" w:cs="Times New Roman"/>
+          <w:i/>
+          <w:iCs/>
+          <w:color w:val="000000" w:themeColor="text1"/>
+          <w:sz w:val="18"/>
+          <w:szCs w:val="13"/>
+          <w:lang w:val="en-GB"/>
+        </w:rPr>
+        <w:t>num</w:t>
+      </w:r>
+      <w:proofErr w:type="spellEnd"/>
+      <w:r>
+        <w:rPr>
+          <w:rFonts w:ascii="Times New Roman" w:eastAsia="Times New Roman" w:hAnsi="Times New Roman" w:cs="Times New Roman"/>
+          <w:i/>
+          <w:iCs/>
+          <w:color w:val="000000" w:themeColor="text1"/>
+          <w:sz w:val="18"/>
+          <w:szCs w:val="13"/>
+          <w:lang w:val="en-GB"/>
+        </w:rPr>
+        <w:t>}</w:t>
       </w:r>
     </w:p>
     <w:p>
@@ -8550,7 +8810,7 @@
     </w:p>
     <w:tbl>
       <w:tblPr>
-        <w:tblStyle w:val="a9"/>
+        <w:tblStyle w:val="TableGrid"/>
         <w:tblW w:w="9918" w:type="dxa"/>
         <w:tblLook w:val="04A0" w:firstRow="1" w:lastRow="0" w:firstColumn="1" w:lastColumn="0" w:noHBand="0" w:noVBand="1"/>
       </w:tblPr>
@@ -9288,7 +9548,27 @@
                 <w:szCs w:val="18"/>
                 <w:lang w:val="hy-AM"/>
               </w:rPr>
-              <w:t>${account_number}</w:t>
+              <w:t>${account_</w:t>
+            </w:r>
+            <w:r>
+              <w:rPr>
+                <w:rFonts w:ascii="Times New Roman" w:hAnsi="Times New Roman" w:cs="Times New Roman"/>
+                <w:b/>
+                <w:sz w:val="18"/>
+                <w:szCs w:val="18"/>
+                <w:lang w:val="hy-AM"/>
+              </w:rPr>
+              <w:t>card_</w:t>
+            </w:r>
+            <w:r>
+              <w:rPr>
+                <w:rFonts w:ascii="Times New Roman" w:hAnsi="Times New Roman" w:cs="Times New Roman"/>
+                <w:b/>
+                <w:sz w:val="18"/>
+                <w:szCs w:val="18"/>
+                <w:lang w:val="hy-AM"/>
+              </w:rPr>
+              <w:t>number}</w:t>
             </w:r>
           </w:p>
           <w:p>
@@ -9952,6 +10232,7 @@
           <w:lang w:val="en-GB"/>
         </w:rPr>
       </w:pPr>
+      <w:proofErr w:type="spellStart"/>
       <w:r>
         <w:rPr>
           <w:rFonts w:ascii="Times New Roman" w:eastAsia="Times New Roman" w:hAnsi="Times New Roman" w:cs="Times New Roman"/>
@@ -9962,13 +10243,10 @@
           <w:szCs w:val="13"/>
           <w:lang w:val="en-GB"/>
         </w:rPr>
-        <w:t>Վարկային կոդ՝</w:t>
-      </w:r>
-    </w:p>
-    <w:p>
-      <w:pPr>
-        <w:spacing w:after="0" w:line="276" w:lineRule="auto"/>
-        <w:jc w:val="right"/>
+        <w:t>Վարկային</w:t>
+      </w:r>
+      <w:proofErr w:type="spellEnd"/>
+      <w:r>
         <w:rPr>
           <w:rFonts w:ascii="Times New Roman" w:eastAsia="Times New Roman" w:hAnsi="Times New Roman" w:cs="Times New Roman"/>
           <w:i/>
@@ -9978,7 +10256,9 @@
           <w:szCs w:val="13"/>
           <w:lang w:val="en-GB"/>
         </w:rPr>
-      </w:pPr>
+        <w:t xml:space="preserve"> </w:t>
+      </w:r>
+      <w:proofErr w:type="spellStart"/>
       <w:r>
         <w:rPr>
           <w:rFonts w:ascii="Times New Roman" w:eastAsia="Times New Roman" w:hAnsi="Times New Roman" w:cs="Times New Roman"/>
@@ -9987,10 +10267,11 @@
           <w:color w:val="000000" w:themeColor="text1"/>
           <w:sz w:val="18"/>
           <w:szCs w:val="13"/>
-          <w:lang w:val="hy-AM"/>
-        </w:rPr>
-        <w:t xml:space="preserve">Վարկային և ոսկյա իրերի գրավի խառը պայմանագիր </w:t>
-      </w:r>
+          <w:lang w:val="en-GB"/>
+        </w:rPr>
+        <w:t>կոդ</w:t>
+      </w:r>
+      <w:proofErr w:type="spellEnd"/>
       <w:r>
         <w:rPr>
           <w:rFonts w:ascii="Times New Roman" w:eastAsia="Times New Roman" w:hAnsi="Times New Roman" w:cs="Times New Roman"/>
@@ -9999,11 +10280,15 @@
           <w:color w:val="000000" w:themeColor="text1"/>
           <w:sz w:val="18"/>
           <w:szCs w:val="13"/>
-          <w:lang w:val="hy-AM"/>
-        </w:rPr>
-        <w:t xml:space="preserve">№ </w:t>
-      </w:r>
-      <w:r>
+          <w:lang w:val="en-GB"/>
+        </w:rPr>
+        <w:t>՝</w:t>
+      </w:r>
+    </w:p>
+    <w:p>
+      <w:pPr>
+        <w:spacing w:after="0" w:line="276" w:lineRule="auto"/>
+        <w:jc w:val="right"/>
         <w:rPr>
           <w:rFonts w:ascii="Times New Roman" w:eastAsia="Times New Roman" w:hAnsi="Times New Roman" w:cs="Times New Roman"/>
           <w:i/>
@@ -10011,10 +10296,9 @@
           <w:color w:val="000000" w:themeColor="text1"/>
           <w:sz w:val="18"/>
           <w:szCs w:val="13"/>
-          <w:lang w:val="hy-AM"/>
-        </w:rPr>
-        <w:t>$</w:t>
-      </w:r>
+          <w:lang w:val="en-GB"/>
+        </w:rPr>
+      </w:pPr>
       <w:r>
         <w:rPr>
           <w:rFonts w:ascii="Times New Roman" w:eastAsia="Times New Roman" w:hAnsi="Times New Roman" w:cs="Times New Roman"/>
@@ -10023,9 +10307,71 @@
           <w:color w:val="000000" w:themeColor="text1"/>
           <w:sz w:val="18"/>
           <w:szCs w:val="13"/>
+          <w:lang w:val="hy-AM"/>
+        </w:rPr>
+        <w:t xml:space="preserve">Վարկային և ոսկյա իրերի գրավի խառը պայմանագիր </w:t>
+      </w:r>
+      <w:r>
+        <w:rPr>
+          <w:rFonts w:ascii="Times New Roman" w:eastAsia="Times New Roman" w:hAnsi="Times New Roman" w:cs="Times New Roman"/>
+          <w:i/>
+          <w:iCs/>
+          <w:color w:val="000000" w:themeColor="text1"/>
+          <w:sz w:val="18"/>
+          <w:szCs w:val="13"/>
+          <w:lang w:val="hy-AM"/>
+        </w:rPr>
+        <w:t xml:space="preserve">№ </w:t>
+      </w:r>
+      <w:r>
+        <w:rPr>
+          <w:rFonts w:ascii="Times New Roman" w:eastAsia="Times New Roman" w:hAnsi="Times New Roman" w:cs="Times New Roman"/>
+          <w:i/>
+          <w:iCs/>
+          <w:color w:val="000000" w:themeColor="text1"/>
+          <w:sz w:val="18"/>
+          <w:szCs w:val="13"/>
+          <w:lang w:val="hy-AM"/>
+        </w:rPr>
+        <w:t>$</w:t>
+      </w:r>
+      <w:r>
+        <w:rPr>
+          <w:rFonts w:ascii="Times New Roman" w:eastAsia="Times New Roman" w:hAnsi="Times New Roman" w:cs="Times New Roman"/>
+          <w:i/>
+          <w:iCs/>
+          <w:color w:val="000000" w:themeColor="text1"/>
+          <w:sz w:val="18"/>
+          <w:szCs w:val="13"/>
           <w:lang w:val="en-GB"/>
         </w:rPr>
-        <w:t>{num}</w:t>
+        <w:t>{</w:t>
+      </w:r>
+      <w:proofErr w:type="spellStart"/>
+      <w:r>
+        <w:rPr>
+          <w:rFonts w:ascii="Times New Roman" w:eastAsia="Times New Roman" w:hAnsi="Times New Roman" w:cs="Times New Roman"/>
+          <w:i/>
+          <w:iCs/>
+          <w:color w:val="000000" w:themeColor="text1"/>
+          <w:sz w:val="18"/>
+          <w:szCs w:val="13"/>
+          <w:lang w:val="en-GB"/>
+        </w:rPr>
+        <w:t>num</w:t>
+      </w:r>
+      <w:proofErr w:type="spellEnd"/>
+      <w:r>
+        <w:rPr>
+          <w:rFonts w:ascii="Times New Roman" w:eastAsia="Times New Roman" w:hAnsi="Times New Roman" w:cs="Times New Roman"/>
+          <w:i/>
+          <w:iCs/>
+          <w:color w:val="000000" w:themeColor="text1"/>
+          <w:sz w:val="18"/>
+          <w:szCs w:val="13"/>
+          <w:lang w:val="en-GB"/>
+        </w:rPr>
+        <w:t>}</w:t>
       </w:r>
     </w:p>
     <w:p>
@@ -10074,7 +10420,7 @@
     </w:p>
     <w:tbl>
       <w:tblPr>
-        <w:tblStyle w:val="a9"/>
+        <w:tblStyle w:val="TableGrid"/>
         <w:tblW w:w="9498" w:type="dxa"/>
         <w:tblBorders>
           <w:top w:val="none" w:sz="0" w:space="0" w:color="auto"/>
@@ -10163,7 +10509,7 @@
     </w:p>
     <w:tbl>
       <w:tblPr>
-        <w:tblStyle w:val="a9"/>
+        <w:tblStyle w:val="TableGrid"/>
         <w:tblW w:w="0" w:type="auto"/>
         <w:tblLook w:val="04A0" w:firstRow="1" w:lastRow="0" w:firstColumn="1" w:lastColumn="0" w:noHBand="0" w:noVBand="1"/>
       </w:tblPr>
@@ -10195,14 +10541,52 @@
                 <w:szCs w:val="16"/>
               </w:rPr>
             </w:pPr>
-            <w:r>
-              <w:rPr>
-                <w:rFonts w:ascii="Times New Roman" w:hAnsi="Times New Roman" w:cs="Times New Roman"/>
-                <w:sz w:val="16"/>
-                <w:szCs w:val="16"/>
-              </w:rPr>
-              <w:t>Գրավի առարկայի նկարագիրը</w:t>
-            </w:r>
+            <w:proofErr w:type="spellStart"/>
+            <w:r>
+              <w:rPr>
+                <w:rFonts w:ascii="Times New Roman" w:hAnsi="Times New Roman" w:cs="Times New Roman"/>
+                <w:sz w:val="16"/>
+                <w:szCs w:val="16"/>
+              </w:rPr>
+              <w:t>Գրավի</w:t>
+            </w:r>
+            <w:proofErr w:type="spellEnd"/>
+            <w:r>
+              <w:rPr>
+                <w:rFonts w:ascii="Times New Roman" w:hAnsi="Times New Roman" w:cs="Times New Roman"/>
+                <w:sz w:val="16"/>
+                <w:szCs w:val="16"/>
+              </w:rPr>
+              <w:t xml:space="preserve"> </w:t>
+            </w:r>
+            <w:proofErr w:type="spellStart"/>
+            <w:r>
+              <w:rPr>
+                <w:rFonts w:ascii="Times New Roman" w:hAnsi="Times New Roman" w:cs="Times New Roman"/>
+                <w:sz w:val="16"/>
+                <w:szCs w:val="16"/>
+              </w:rPr>
+              <w:t>առարկայի</w:t>
+            </w:r>
+            <w:proofErr w:type="spellEnd"/>
+            <w:r>
+              <w:rPr>
+                <w:rFonts w:ascii="Times New Roman" w:hAnsi="Times New Roman" w:cs="Times New Roman"/>
+                <w:sz w:val="16"/>
+                <w:szCs w:val="16"/>
+              </w:rPr>
+              <w:t xml:space="preserve"> </w:t>
+            </w:r>
+            <w:proofErr w:type="spellStart"/>
+            <w:r>
+              <w:rPr>
+                <w:rFonts w:ascii="Times New Roman" w:hAnsi="Times New Roman" w:cs="Times New Roman"/>
+                <w:sz w:val="16"/>
+                <w:szCs w:val="16"/>
+              </w:rPr>
+              <w:t>նկարագիրը</w:t>
+            </w:r>
+            <w:proofErr w:type="spellEnd"/>
           </w:p>
         </w:tc>
         <w:tc>
@@ -10220,6 +10604,7 @@
                 <w:szCs w:val="16"/>
               </w:rPr>
             </w:pPr>
+            <w:proofErr w:type="spellStart"/>
             <w:r>
               <w:rPr>
                 <w:rFonts w:ascii="Times New Roman" w:hAnsi="Times New Roman" w:cs="Times New Roman"/>
@@ -10228,6 +10613,7 @@
               </w:rPr>
               <w:t>Քանակը</w:t>
             </w:r>
+            <w:proofErr w:type="spellEnd"/>
           </w:p>
           <w:p>
             <w:pPr>
@@ -10238,6 +10624,7 @@
                 <w:szCs w:val="16"/>
               </w:rPr>
             </w:pPr>
+            <w:proofErr w:type="spellStart"/>
             <w:r>
               <w:rPr>
                 <w:rFonts w:ascii="Times New Roman" w:hAnsi="Times New Roman" w:cs="Times New Roman"/>
@@ -10246,6 +10633,7 @@
               </w:rPr>
               <w:t>հատ</w:t>
             </w:r>
+            <w:proofErr w:type="spellEnd"/>
           </w:p>
         </w:tc>
         <w:tc>
@@ -10266,6 +10654,7 @@
                 <w:szCs w:val="16"/>
               </w:rPr>
             </w:pPr>
+            <w:proofErr w:type="spellStart"/>
             <w:r>
               <w:rPr>
                 <w:rFonts w:ascii="Times New Roman" w:hAnsi="Times New Roman" w:cs="Times New Roman"/>
@@ -10274,6 +10663,7 @@
               </w:rPr>
               <w:t>Զանգվածը</w:t>
             </w:r>
+            <w:proofErr w:type="spellEnd"/>
           </w:p>
           <w:p>
             <w:pPr>
@@ -10284,6 +10674,7 @@
                 <w:szCs w:val="16"/>
               </w:rPr>
             </w:pPr>
+            <w:proofErr w:type="spellStart"/>
             <w:r>
               <w:rPr>
                 <w:rFonts w:ascii="Times New Roman" w:hAnsi="Times New Roman" w:cs="Times New Roman"/>
@@ -10292,6 +10683,7 @@
               </w:rPr>
               <w:t>գրամ</w:t>
             </w:r>
+            <w:proofErr w:type="spellEnd"/>
           </w:p>
         </w:tc>
         <w:tc>
@@ -10309,6 +10701,7 @@
                 <w:szCs w:val="16"/>
               </w:rPr>
             </w:pPr>
+            <w:proofErr w:type="spellStart"/>
             <w:r>
               <w:rPr>
                 <w:rFonts w:ascii="Times New Roman" w:hAnsi="Times New Roman" w:cs="Times New Roman"/>
@@ -10317,6 +10710,7 @@
               </w:rPr>
               <w:t>Հարգը</w:t>
             </w:r>
+            <w:proofErr w:type="spellEnd"/>
           </w:p>
         </w:tc>
         <w:tc>
@@ -10334,14 +10728,70 @@
                 <w:szCs w:val="16"/>
               </w:rPr>
             </w:pPr>
-            <w:r>
-              <w:rPr>
-                <w:rFonts w:ascii="Times New Roman" w:hAnsi="Times New Roman" w:cs="Times New Roman"/>
-                <w:sz w:val="16"/>
-                <w:szCs w:val="16"/>
-              </w:rPr>
-              <w:t>Մեկ գրամի արժեքը ՀՀ դրամով</w:t>
-            </w:r>
+            <w:proofErr w:type="spellStart"/>
+            <w:r>
+              <w:rPr>
+                <w:rFonts w:ascii="Times New Roman" w:hAnsi="Times New Roman" w:cs="Times New Roman"/>
+                <w:sz w:val="16"/>
+                <w:szCs w:val="16"/>
+              </w:rPr>
+              <w:t>Մեկ</w:t>
+            </w:r>
+            <w:proofErr w:type="spellEnd"/>
+            <w:r>
+              <w:rPr>
+                <w:rFonts w:ascii="Times New Roman" w:hAnsi="Times New Roman" w:cs="Times New Roman"/>
+                <w:sz w:val="16"/>
+                <w:szCs w:val="16"/>
+              </w:rPr>
+              <w:t xml:space="preserve"> </w:t>
+            </w:r>
+            <w:proofErr w:type="spellStart"/>
+            <w:r>
+              <w:rPr>
+                <w:rFonts w:ascii="Times New Roman" w:hAnsi="Times New Roman" w:cs="Times New Roman"/>
+                <w:sz w:val="16"/>
+                <w:szCs w:val="16"/>
+              </w:rPr>
+              <w:t>գրամի</w:t>
+            </w:r>
+            <w:proofErr w:type="spellEnd"/>
+            <w:r>
+              <w:rPr>
+                <w:rFonts w:ascii="Times New Roman" w:hAnsi="Times New Roman" w:cs="Times New Roman"/>
+                <w:sz w:val="16"/>
+                <w:szCs w:val="16"/>
+              </w:rPr>
+              <w:t xml:space="preserve"> </w:t>
+            </w:r>
+            <w:proofErr w:type="spellStart"/>
+            <w:r>
+              <w:rPr>
+                <w:rFonts w:ascii="Times New Roman" w:hAnsi="Times New Roman" w:cs="Times New Roman"/>
+                <w:sz w:val="16"/>
+                <w:szCs w:val="16"/>
+              </w:rPr>
+              <w:t>արժեքը</w:t>
+            </w:r>
+            <w:proofErr w:type="spellEnd"/>
+            <w:r>
+              <w:rPr>
+                <w:rFonts w:ascii="Times New Roman" w:hAnsi="Times New Roman" w:cs="Times New Roman"/>
+                <w:sz w:val="16"/>
+                <w:szCs w:val="16"/>
+              </w:rPr>
+              <w:t xml:space="preserve"> ՀՀ </w:t>
+            </w:r>
+            <w:proofErr w:type="spellStart"/>
+            <w:r>
+              <w:rPr>
+                <w:rFonts w:ascii="Times New Roman" w:hAnsi="Times New Roman" w:cs="Times New Roman"/>
+                <w:sz w:val="16"/>
+                <w:szCs w:val="16"/>
+              </w:rPr>
+              <w:t>դրամով</w:t>
+            </w:r>
+            <w:proofErr w:type="spellEnd"/>
           </w:p>
         </w:tc>
         <w:tc>
@@ -10359,14 +10809,52 @@
                 <w:szCs w:val="16"/>
               </w:rPr>
             </w:pPr>
-            <w:r>
-              <w:rPr>
-                <w:rFonts w:ascii="Times New Roman" w:hAnsi="Times New Roman" w:cs="Times New Roman"/>
-                <w:sz w:val="16"/>
-                <w:szCs w:val="16"/>
-              </w:rPr>
-              <w:t>Ընդհանւոր գումարի չափը</w:t>
-            </w:r>
+            <w:proofErr w:type="spellStart"/>
+            <w:r>
+              <w:rPr>
+                <w:rFonts w:ascii="Times New Roman" w:hAnsi="Times New Roman" w:cs="Times New Roman"/>
+                <w:sz w:val="16"/>
+                <w:szCs w:val="16"/>
+              </w:rPr>
+              <w:t>Ընդհանւոր</w:t>
+            </w:r>
+            <w:proofErr w:type="spellEnd"/>
+            <w:r>
+              <w:rPr>
+                <w:rFonts w:ascii="Times New Roman" w:hAnsi="Times New Roman" w:cs="Times New Roman"/>
+                <w:sz w:val="16"/>
+                <w:szCs w:val="16"/>
+              </w:rPr>
+              <w:t xml:space="preserve"> </w:t>
+            </w:r>
+            <w:proofErr w:type="spellStart"/>
+            <w:r>
+              <w:rPr>
+                <w:rFonts w:ascii="Times New Roman" w:hAnsi="Times New Roman" w:cs="Times New Roman"/>
+                <w:sz w:val="16"/>
+                <w:szCs w:val="16"/>
+              </w:rPr>
+              <w:t>գումարի</w:t>
+            </w:r>
+            <w:proofErr w:type="spellEnd"/>
+            <w:r>
+              <w:rPr>
+                <w:rFonts w:ascii="Times New Roman" w:hAnsi="Times New Roman" w:cs="Times New Roman"/>
+                <w:sz w:val="16"/>
+                <w:szCs w:val="16"/>
+              </w:rPr>
+              <w:t xml:space="preserve"> </w:t>
+            </w:r>
+            <w:proofErr w:type="spellStart"/>
+            <w:r>
+              <w:rPr>
+                <w:rFonts w:ascii="Times New Roman" w:hAnsi="Times New Roman" w:cs="Times New Roman"/>
+                <w:sz w:val="16"/>
+                <w:szCs w:val="16"/>
+              </w:rPr>
+              <w:t>չափը</w:t>
+            </w:r>
+            <w:proofErr w:type="spellEnd"/>
           </w:p>
         </w:tc>
       </w:tr>
@@ -10422,14 +10910,34 @@
                 <w:szCs w:val="16"/>
               </w:rPr>
             </w:pPr>
-            <w:r>
-              <w:rPr>
-                <w:rFonts w:ascii="Times New Roman" w:hAnsi="Times New Roman" w:cs="Times New Roman"/>
-                <w:sz w:val="16"/>
-                <w:szCs w:val="16"/>
-              </w:rPr>
-              <w:t>Ընդհանուր քաշ</w:t>
-            </w:r>
+            <w:proofErr w:type="spellStart"/>
+            <w:r>
+              <w:rPr>
+                <w:rFonts w:ascii="Times New Roman" w:hAnsi="Times New Roman" w:cs="Times New Roman"/>
+                <w:sz w:val="16"/>
+                <w:szCs w:val="16"/>
+              </w:rPr>
+              <w:t>Ընդհանուր</w:t>
+            </w:r>
+            <w:proofErr w:type="spellEnd"/>
+            <w:r>
+              <w:rPr>
+                <w:rFonts w:ascii="Times New Roman" w:hAnsi="Times New Roman" w:cs="Times New Roman"/>
+                <w:sz w:val="16"/>
+                <w:szCs w:val="16"/>
+              </w:rPr>
+              <w:t xml:space="preserve"> </w:t>
+            </w:r>
+            <w:proofErr w:type="spellStart"/>
+            <w:r>
+              <w:rPr>
+                <w:rFonts w:ascii="Times New Roman" w:hAnsi="Times New Roman" w:cs="Times New Roman"/>
+                <w:sz w:val="16"/>
+                <w:szCs w:val="16"/>
+              </w:rPr>
+              <w:t>քաշ</w:t>
+            </w:r>
+            <w:proofErr w:type="spellEnd"/>
           </w:p>
         </w:tc>
         <w:tc>
@@ -10449,14 +10957,34 @@
                 <w:szCs w:val="16"/>
               </w:rPr>
             </w:pPr>
-            <w:r>
-              <w:rPr>
-                <w:rFonts w:ascii="Times New Roman" w:hAnsi="Times New Roman" w:cs="Times New Roman"/>
-                <w:sz w:val="16"/>
-                <w:szCs w:val="16"/>
-              </w:rPr>
-              <w:t>մաքուր քաշ</w:t>
-            </w:r>
+            <w:proofErr w:type="spellStart"/>
+            <w:r>
+              <w:rPr>
+                <w:rFonts w:ascii="Times New Roman" w:hAnsi="Times New Roman" w:cs="Times New Roman"/>
+                <w:sz w:val="16"/>
+                <w:szCs w:val="16"/>
+              </w:rPr>
+              <w:t>մաքուր</w:t>
+            </w:r>
+            <w:proofErr w:type="spellEnd"/>
+            <w:r>
+              <w:rPr>
+                <w:rFonts w:ascii="Times New Roman" w:hAnsi="Times New Roman" w:cs="Times New Roman"/>
+                <w:sz w:val="16"/>
+                <w:szCs w:val="16"/>
+              </w:rPr>
+              <w:t xml:space="preserve"> </w:t>
+            </w:r>
+            <w:proofErr w:type="spellStart"/>
+            <w:r>
+              <w:rPr>
+                <w:rFonts w:ascii="Times New Roman" w:hAnsi="Times New Roman" w:cs="Times New Roman"/>
+                <w:sz w:val="16"/>
+                <w:szCs w:val="16"/>
+              </w:rPr>
+              <w:t>քաշ</w:t>
+            </w:r>
+            <w:proofErr w:type="spellEnd"/>
           </w:p>
         </w:tc>
         <w:tc>
@@ -10533,7 +11061,25 @@
                 <w:sz w:val="16"/>
                 <w:szCs w:val="16"/>
               </w:rPr>
-              <w:t>${i_desc}</w:t>
+              <w:t>${</w:t>
+            </w:r>
+            <w:proofErr w:type="spellStart"/>
+            <w:r>
+              <w:rPr>
+                <w:rFonts w:ascii="Times New Roman" w:hAnsi="Times New Roman" w:cs="Times New Roman"/>
+                <w:sz w:val="16"/>
+                <w:szCs w:val="16"/>
+              </w:rPr>
+              <w:t>i_desc</w:t>
+            </w:r>
+            <w:proofErr w:type="spellEnd"/>
+            <w:r>
+              <w:rPr>
+                <w:rFonts w:ascii="Times New Roman" w:hAnsi="Times New Roman" w:cs="Times New Roman"/>
+                <w:sz w:val="16"/>
+                <w:szCs w:val="16"/>
+              </w:rPr>
+              <w:t>}</w:t>
             </w:r>
           </w:p>
         </w:tc>
@@ -10555,7 +11101,25 @@
                 <w:sz w:val="16"/>
                 <w:szCs w:val="16"/>
               </w:rPr>
-              <w:t>${i_c}</w:t>
+              <w:t>${</w:t>
+            </w:r>
+            <w:proofErr w:type="spellStart"/>
+            <w:r>
+              <w:rPr>
+                <w:rFonts w:ascii="Times New Roman" w:hAnsi="Times New Roman" w:cs="Times New Roman"/>
+                <w:sz w:val="16"/>
+                <w:szCs w:val="16"/>
+              </w:rPr>
+              <w:t>i_c</w:t>
+            </w:r>
+            <w:proofErr w:type="spellEnd"/>
+            <w:r>
+              <w:rPr>
+                <w:rFonts w:ascii="Times New Roman" w:hAnsi="Times New Roman" w:cs="Times New Roman"/>
+                <w:sz w:val="16"/>
+                <w:szCs w:val="16"/>
+              </w:rPr>
+              <w:t>}</w:t>
             </w:r>
           </w:p>
         </w:tc>
@@ -10577,7 +11141,25 @@
                 <w:sz w:val="16"/>
                 <w:szCs w:val="16"/>
               </w:rPr>
-              <w:t>${i_w}</w:t>
+              <w:t>${</w:t>
+            </w:r>
+            <w:proofErr w:type="spellStart"/>
+            <w:r>
+              <w:rPr>
+                <w:rFonts w:ascii="Times New Roman" w:hAnsi="Times New Roman" w:cs="Times New Roman"/>
+                <w:sz w:val="16"/>
+                <w:szCs w:val="16"/>
+              </w:rPr>
+              <w:t>i_w</w:t>
+            </w:r>
+            <w:proofErr w:type="spellEnd"/>
+            <w:r>
+              <w:rPr>
+                <w:rFonts w:ascii="Times New Roman" w:hAnsi="Times New Roman" w:cs="Times New Roman"/>
+                <w:sz w:val="16"/>
+                <w:szCs w:val="16"/>
+              </w:rPr>
+              <w:t>}</w:t>
             </w:r>
           </w:p>
         </w:tc>
@@ -10599,7 +11181,25 @@
                 <w:sz w:val="16"/>
                 <w:szCs w:val="16"/>
               </w:rPr>
-              <w:t>${i_cw}</w:t>
+              <w:t>${</w:t>
+            </w:r>
+            <w:proofErr w:type="spellStart"/>
+            <w:r>
+              <w:rPr>
+                <w:rFonts w:ascii="Times New Roman" w:hAnsi="Times New Roman" w:cs="Times New Roman"/>
+                <w:sz w:val="16"/>
+                <w:szCs w:val="16"/>
+              </w:rPr>
+              <w:t>i_cw</w:t>
+            </w:r>
+            <w:proofErr w:type="spellEnd"/>
+            <w:r>
+              <w:rPr>
+                <w:rFonts w:ascii="Times New Roman" w:hAnsi="Times New Roman" w:cs="Times New Roman"/>
+                <w:sz w:val="16"/>
+                <w:szCs w:val="16"/>
+              </w:rPr>
+              <w:t>}</w:t>
             </w:r>
           </w:p>
         </w:tc>
@@ -10621,7 +11221,25 @@
                 <w:sz w:val="16"/>
                 <w:szCs w:val="16"/>
               </w:rPr>
-              <w:t>${i_h}</w:t>
+              <w:t>${</w:t>
+            </w:r>
+            <w:proofErr w:type="spellStart"/>
+            <w:r>
+              <w:rPr>
+                <w:rFonts w:ascii="Times New Roman" w:hAnsi="Times New Roman" w:cs="Times New Roman"/>
+                <w:sz w:val="16"/>
+                <w:szCs w:val="16"/>
+              </w:rPr>
+              <w:t>i_h</w:t>
+            </w:r>
+            <w:proofErr w:type="spellEnd"/>
+            <w:r>
+              <w:rPr>
+                <w:rFonts w:ascii="Times New Roman" w:hAnsi="Times New Roman" w:cs="Times New Roman"/>
+                <w:sz w:val="16"/>
+                <w:szCs w:val="16"/>
+              </w:rPr>
+              <w:t>}</w:t>
             </w:r>
           </w:p>
         </w:tc>
@@ -10657,7 +11275,16 @@
                 <w:sz w:val="16"/>
                 <w:szCs w:val="16"/>
               </w:rPr>
-              <w:t>${i</w:t>
+              <w:t>${</w:t>
+            </w:r>
+            <w:proofErr w:type="spellStart"/>
+            <w:r>
+              <w:rPr>
+                <w:rFonts w:ascii="Times New Roman" w:hAnsi="Times New Roman" w:cs="Times New Roman"/>
+                <w:sz w:val="16"/>
+                <w:szCs w:val="16"/>
+              </w:rPr>
+              <w:t>i</w:t>
             </w:r>
             <w:r>
               <w:rPr>
@@ -10683,6 +11310,7 @@
               </w:rPr>
               <w:t>m</w:t>
             </w:r>
+            <w:proofErr w:type="spellEnd"/>
             <w:r>
               <w:rPr>
                 <w:rFonts w:ascii="Times New Roman" w:hAnsi="Times New Roman" w:cs="Times New Roman"/>
@@ -10716,13 +11344,23 @@
                 <w:szCs w:val="16"/>
               </w:rPr>
             </w:pPr>
-            <w:r>
-              <w:rPr>
-                <w:rFonts w:ascii="Times New Roman" w:hAnsi="Times New Roman" w:cs="Times New Roman"/>
-                <w:sz w:val="16"/>
-                <w:szCs w:val="16"/>
-              </w:rPr>
-              <w:t>Ընդամենը՝</w:t>
+            <w:proofErr w:type="spellStart"/>
+            <w:r>
+              <w:rPr>
+                <w:rFonts w:ascii="Times New Roman" w:hAnsi="Times New Roman" w:cs="Times New Roman"/>
+                <w:sz w:val="16"/>
+                <w:szCs w:val="16"/>
+              </w:rPr>
+              <w:t>Ընդամենը</w:t>
+            </w:r>
+            <w:proofErr w:type="spellEnd"/>
+            <w:r>
+              <w:rPr>
+                <w:rFonts w:ascii="Times New Roman" w:hAnsi="Times New Roman" w:cs="Times New Roman"/>
+                <w:sz w:val="16"/>
+                <w:szCs w:val="16"/>
+              </w:rPr>
+              <w:t>՝</w:t>
             </w:r>
           </w:p>
         </w:tc>
@@ -10852,6 +11490,7 @@
               </w:rPr>
               <w:t>${</w:t>
             </w:r>
+            <w:proofErr w:type="spellStart"/>
             <w:r>
               <w:rPr>
                 <w:rFonts w:ascii="Times New Roman" w:hAnsi="Times New Roman" w:cs="Times New Roman"/>
@@ -10860,6 +11499,7 @@
               </w:rPr>
               <w:t>t_i_am</w:t>
             </w:r>
+            <w:proofErr w:type="spellEnd"/>
             <w:r>
               <w:rPr>
                 <w:rFonts w:ascii="Times New Roman" w:hAnsi="Times New Roman" w:cs="Times New Roman"/>
@@ -10883,13 +11523,14 @@
     </w:p>
     <w:p>
       <w:pPr>
-        <w:pStyle w:val="1"/>
+        <w:pStyle w:val="Heading1"/>
         <w:spacing w:before="0" w:line="276" w:lineRule="auto"/>
         <w:rPr>
           <w:sz w:val="18"/>
           <w:szCs w:val="22"/>
         </w:rPr>
       </w:pPr>
+      <w:proofErr w:type="spellStart"/>
       <w:r>
         <w:rPr>
           <w:sz w:val="18"/>
@@ -10902,15 +11543,121 @@
           <w:sz w:val="18"/>
           <w:szCs w:val="22"/>
         </w:rPr>
-        <w:t>ը խարտելու և թթվային թեստի եղանակով ստուգեց</w:t>
-      </w:r>
+        <w:t>ը</w:t>
+      </w:r>
+      <w:proofErr w:type="spellEnd"/>
       <w:r>
         <w:rPr>
           <w:sz w:val="18"/>
           <w:szCs w:val="22"/>
         </w:rPr>
-        <w:t xml:space="preserve"> Ոսկյա իրերը</w:t>
-      </w:r>
+        <w:t xml:space="preserve"> </w:t>
+      </w:r>
+      <w:proofErr w:type="spellStart"/>
+      <w:r>
+        <w:rPr>
+          <w:sz w:val="18"/>
+          <w:szCs w:val="22"/>
+        </w:rPr>
+        <w:t>խարտելու</w:t>
+      </w:r>
+      <w:proofErr w:type="spellEnd"/>
+      <w:r>
+        <w:rPr>
+          <w:sz w:val="18"/>
+          <w:szCs w:val="22"/>
+        </w:rPr>
+        <w:t xml:space="preserve"> և </w:t>
+      </w:r>
+      <w:proofErr w:type="spellStart"/>
+      <w:r>
+        <w:rPr>
+          <w:sz w:val="18"/>
+          <w:szCs w:val="22"/>
+        </w:rPr>
+        <w:t>թթվային</w:t>
+      </w:r>
+      <w:proofErr w:type="spellEnd"/>
+      <w:r>
+        <w:rPr>
+          <w:sz w:val="18"/>
+          <w:szCs w:val="22"/>
+        </w:rPr>
+        <w:t xml:space="preserve"> </w:t>
+      </w:r>
+      <w:proofErr w:type="spellStart"/>
+      <w:r>
+        <w:rPr>
+          <w:sz w:val="18"/>
+          <w:szCs w:val="22"/>
+        </w:rPr>
+        <w:t>թեստի</w:t>
+      </w:r>
+      <w:proofErr w:type="spellEnd"/>
+      <w:r>
+        <w:rPr>
+          <w:sz w:val="18"/>
+          <w:szCs w:val="22"/>
+        </w:rPr>
+        <w:t xml:space="preserve"> </w:t>
+      </w:r>
+      <w:proofErr w:type="spellStart"/>
+      <w:r>
+        <w:rPr>
+          <w:sz w:val="18"/>
+          <w:szCs w:val="22"/>
+        </w:rPr>
+        <w:t>եղանակով</w:t>
+      </w:r>
+      <w:proofErr w:type="spellEnd"/>
+      <w:r>
+        <w:rPr>
+          <w:sz w:val="18"/>
+          <w:szCs w:val="22"/>
+        </w:rPr>
+        <w:t xml:space="preserve"> </w:t>
+      </w:r>
+      <w:proofErr w:type="spellStart"/>
+      <w:r>
+        <w:rPr>
+          <w:sz w:val="18"/>
+          <w:szCs w:val="22"/>
+        </w:rPr>
+        <w:t>ստուգեց</w:t>
+      </w:r>
+      <w:proofErr w:type="spellEnd"/>
+      <w:r>
+        <w:rPr>
+          <w:sz w:val="18"/>
+          <w:szCs w:val="22"/>
+        </w:rPr>
+        <w:t xml:space="preserve"> </w:t>
+      </w:r>
+      <w:proofErr w:type="spellStart"/>
+      <w:r>
+        <w:rPr>
+          <w:sz w:val="18"/>
+          <w:szCs w:val="22"/>
+        </w:rPr>
+        <w:t>Ոսկյա</w:t>
+      </w:r>
+      <w:proofErr w:type="spellEnd"/>
+      <w:r>
+        <w:rPr>
+          <w:sz w:val="18"/>
+          <w:szCs w:val="22"/>
+        </w:rPr>
+        <w:t xml:space="preserve"> </w:t>
+      </w:r>
+      <w:proofErr w:type="spellStart"/>
+      <w:r>
+        <w:rPr>
+          <w:sz w:val="18"/>
+          <w:szCs w:val="22"/>
+        </w:rPr>
+        <w:t>իրերը</w:t>
+      </w:r>
+      <w:proofErr w:type="spellEnd"/>
       <w:r>
         <w:rPr>
           <w:sz w:val="18"/>
@@ -10921,28 +11668,65 @@
     </w:p>
     <w:p>
       <w:pPr>
-        <w:pStyle w:val="1"/>
+        <w:pStyle w:val="Heading1"/>
         <w:spacing w:before="0" w:line="276" w:lineRule="auto"/>
         <w:rPr>
           <w:sz w:val="18"/>
           <w:szCs w:val="22"/>
         </w:rPr>
       </w:pPr>
+      <w:proofErr w:type="spellStart"/>
       <w:r>
         <w:rPr>
           <w:sz w:val="18"/>
           <w:szCs w:val="22"/>
         </w:rPr>
-        <w:t>Պայմանագրով Գրավատուն</w:t>
-      </w:r>
+        <w:t>Պայմանագրով</w:t>
+      </w:r>
+      <w:proofErr w:type="spellEnd"/>
+      <w:r>
+        <w:rPr>
+          <w:sz w:val="18"/>
+          <w:szCs w:val="22"/>
+        </w:rPr>
+        <w:t xml:space="preserve"> </w:t>
+      </w:r>
+      <w:proofErr w:type="spellStart"/>
+      <w:r>
+        <w:rPr>
+          <w:sz w:val="18"/>
+          <w:szCs w:val="22"/>
+        </w:rPr>
+        <w:t>Գրավատուն</w:t>
+      </w:r>
+      <w:proofErr w:type="spellEnd"/>
       <w:r>
         <w:rPr>
           <w:sz w:val="18"/>
           <w:szCs w:val="22"/>
           <w:lang w:val="en-GB"/>
         </w:rPr>
-        <w:t xml:space="preserve"> (այսուհետ՝ </w:t>
-      </w:r>
+        <w:t xml:space="preserve"> (</w:t>
+      </w:r>
+      <w:proofErr w:type="spellStart"/>
+      <w:r>
+        <w:rPr>
+          <w:sz w:val="18"/>
+          <w:szCs w:val="22"/>
+          <w:lang w:val="en-GB"/>
+        </w:rPr>
+        <w:t>այսուհետ</w:t>
+      </w:r>
+      <w:proofErr w:type="spellEnd"/>
+      <w:r>
+        <w:rPr>
+          <w:sz w:val="18"/>
+          <w:szCs w:val="22"/>
+          <w:lang w:val="en-GB"/>
+        </w:rPr>
+        <w:t xml:space="preserve">՝ </w:t>
+      </w:r>
+      <w:proofErr w:type="spellStart"/>
       <w:r>
         <w:rPr>
           <w:b/>
@@ -10952,30 +11736,433 @@
         </w:rPr>
         <w:t>Հանձնող</w:t>
       </w:r>
+      <w:proofErr w:type="spellEnd"/>
       <w:r>
         <w:rPr>
           <w:sz w:val="18"/>
           <w:szCs w:val="22"/>
         </w:rPr>
-        <w:t>) հանձնեց, իսկ Գրավառուն ընդունեց վերը նշված աղյուսակում թվարկված ոսկյա իրերը։</w:t>
+        <w:t xml:space="preserve">) </w:t>
+      </w:r>
+      <w:proofErr w:type="spellStart"/>
+      <w:r>
+        <w:rPr>
+          <w:sz w:val="18"/>
+          <w:szCs w:val="22"/>
+        </w:rPr>
+        <w:t>հանձնեց</w:t>
+      </w:r>
+      <w:proofErr w:type="spellEnd"/>
+      <w:r>
+        <w:rPr>
+          <w:sz w:val="18"/>
+          <w:szCs w:val="22"/>
+        </w:rPr>
+        <w:t xml:space="preserve">, </w:t>
+      </w:r>
+      <w:proofErr w:type="spellStart"/>
+      <w:r>
+        <w:rPr>
+          <w:sz w:val="18"/>
+          <w:szCs w:val="22"/>
+        </w:rPr>
+        <w:t>իսկ</w:t>
+      </w:r>
+      <w:proofErr w:type="spellEnd"/>
+      <w:r>
+        <w:rPr>
+          <w:sz w:val="18"/>
+          <w:szCs w:val="22"/>
+        </w:rPr>
+        <w:t xml:space="preserve"> </w:t>
+      </w:r>
+      <w:proofErr w:type="spellStart"/>
+      <w:r>
+        <w:rPr>
+          <w:sz w:val="18"/>
+          <w:szCs w:val="22"/>
+        </w:rPr>
+        <w:t>Գրավառուն</w:t>
+      </w:r>
+      <w:proofErr w:type="spellEnd"/>
+      <w:r>
+        <w:rPr>
+          <w:sz w:val="18"/>
+          <w:szCs w:val="22"/>
+        </w:rPr>
+        <w:t xml:space="preserve"> </w:t>
+      </w:r>
+      <w:proofErr w:type="spellStart"/>
+      <w:r>
+        <w:rPr>
+          <w:sz w:val="18"/>
+          <w:szCs w:val="22"/>
+        </w:rPr>
+        <w:t>ընդունեց</w:t>
+      </w:r>
+      <w:proofErr w:type="spellEnd"/>
+      <w:r>
+        <w:rPr>
+          <w:sz w:val="18"/>
+          <w:szCs w:val="22"/>
+        </w:rPr>
+        <w:t xml:space="preserve"> </w:t>
+      </w:r>
+      <w:proofErr w:type="spellStart"/>
+      <w:r>
+        <w:rPr>
+          <w:sz w:val="18"/>
+          <w:szCs w:val="22"/>
+        </w:rPr>
+        <w:t>վերը</w:t>
+      </w:r>
+      <w:proofErr w:type="spellEnd"/>
+      <w:r>
+        <w:rPr>
+          <w:sz w:val="18"/>
+          <w:szCs w:val="22"/>
+        </w:rPr>
+        <w:t xml:space="preserve"> </w:t>
+      </w:r>
+      <w:proofErr w:type="spellStart"/>
+      <w:r>
+        <w:rPr>
+          <w:sz w:val="18"/>
+          <w:szCs w:val="22"/>
+        </w:rPr>
+        <w:t>նշված</w:t>
+      </w:r>
+      <w:proofErr w:type="spellEnd"/>
+      <w:r>
+        <w:rPr>
+          <w:sz w:val="18"/>
+          <w:szCs w:val="22"/>
+        </w:rPr>
+        <w:t xml:space="preserve"> </w:t>
+      </w:r>
+      <w:proofErr w:type="spellStart"/>
+      <w:r>
+        <w:rPr>
+          <w:sz w:val="18"/>
+          <w:szCs w:val="22"/>
+        </w:rPr>
+        <w:t>աղյուսակում</w:t>
+      </w:r>
+      <w:proofErr w:type="spellEnd"/>
+      <w:r>
+        <w:rPr>
+          <w:sz w:val="18"/>
+          <w:szCs w:val="22"/>
+        </w:rPr>
+        <w:t xml:space="preserve"> </w:t>
+      </w:r>
+      <w:proofErr w:type="spellStart"/>
+      <w:r>
+        <w:rPr>
+          <w:sz w:val="18"/>
+          <w:szCs w:val="22"/>
+        </w:rPr>
+        <w:t>թվարկված</w:t>
+      </w:r>
+      <w:proofErr w:type="spellEnd"/>
+      <w:r>
+        <w:rPr>
+          <w:sz w:val="18"/>
+          <w:szCs w:val="22"/>
+        </w:rPr>
+        <w:t xml:space="preserve"> </w:t>
+      </w:r>
+      <w:proofErr w:type="spellStart"/>
+      <w:r>
+        <w:rPr>
+          <w:sz w:val="18"/>
+          <w:szCs w:val="22"/>
+        </w:rPr>
+        <w:t>ոսկյա</w:t>
+      </w:r>
+      <w:proofErr w:type="spellEnd"/>
+      <w:r>
+        <w:rPr>
+          <w:sz w:val="18"/>
+          <w:szCs w:val="22"/>
+        </w:rPr>
+        <w:t xml:space="preserve"> </w:t>
+      </w:r>
+      <w:proofErr w:type="spellStart"/>
+      <w:r>
+        <w:rPr>
+          <w:sz w:val="18"/>
+          <w:szCs w:val="22"/>
+        </w:rPr>
+        <w:t>իրերը</w:t>
+      </w:r>
+      <w:proofErr w:type="spellEnd"/>
+      <w:r>
+        <w:rPr>
+          <w:sz w:val="18"/>
+          <w:szCs w:val="22"/>
+        </w:rPr>
+        <w:t>։</w:t>
       </w:r>
     </w:p>
     <w:p>
       <w:pPr>
-        <w:pStyle w:val="1"/>
+        <w:pStyle w:val="Heading1"/>
         <w:spacing w:before="0" w:line="276" w:lineRule="auto"/>
         <w:rPr>
           <w:sz w:val="18"/>
           <w:szCs w:val="22"/>
         </w:rPr>
       </w:pPr>
+      <w:proofErr w:type="spellStart"/>
       <w:r>
         <w:rPr>
           <w:sz w:val="18"/>
           <w:szCs w:val="22"/>
         </w:rPr>
-        <w:t>Հանձնողը հավաստիացնում է, որ գրավի առարկաները ամբողջությամբ սեփականության իրավունքով պատկանում են իրեն, ազատ են այլ անձանց պահանջներից</w:t>
-      </w:r>
+        <w:t>Հանձնողը</w:t>
+      </w:r>
+      <w:proofErr w:type="spellEnd"/>
+      <w:r>
+        <w:rPr>
+          <w:sz w:val="18"/>
+          <w:szCs w:val="22"/>
+        </w:rPr>
+        <w:t xml:space="preserve"> </w:t>
+      </w:r>
+      <w:proofErr w:type="spellStart"/>
+      <w:r>
+        <w:rPr>
+          <w:sz w:val="18"/>
+          <w:szCs w:val="22"/>
+        </w:rPr>
+        <w:t>հավաստիացնում</w:t>
+      </w:r>
+      <w:proofErr w:type="spellEnd"/>
+      <w:r>
+        <w:rPr>
+          <w:sz w:val="18"/>
+          <w:szCs w:val="22"/>
+        </w:rPr>
+        <w:t xml:space="preserve"> է, </w:t>
+      </w:r>
+      <w:proofErr w:type="spellStart"/>
+      <w:r>
+        <w:rPr>
+          <w:sz w:val="18"/>
+          <w:szCs w:val="22"/>
+        </w:rPr>
+        <w:t>որ</w:t>
+      </w:r>
+      <w:proofErr w:type="spellEnd"/>
+      <w:r>
+        <w:rPr>
+          <w:sz w:val="18"/>
+          <w:szCs w:val="22"/>
+        </w:rPr>
+        <w:t xml:space="preserve"> </w:t>
+      </w:r>
+      <w:proofErr w:type="spellStart"/>
+      <w:r>
+        <w:rPr>
+          <w:sz w:val="18"/>
+          <w:szCs w:val="22"/>
+        </w:rPr>
+        <w:t>գրավի</w:t>
+      </w:r>
+      <w:proofErr w:type="spellEnd"/>
+      <w:r>
+        <w:rPr>
+          <w:sz w:val="18"/>
+          <w:szCs w:val="22"/>
+        </w:rPr>
+        <w:t xml:space="preserve"> </w:t>
+      </w:r>
+      <w:proofErr w:type="spellStart"/>
+      <w:r>
+        <w:rPr>
+          <w:sz w:val="18"/>
+          <w:szCs w:val="22"/>
+        </w:rPr>
+        <w:t>առարկաները</w:t>
+      </w:r>
+      <w:proofErr w:type="spellEnd"/>
+      <w:r>
+        <w:rPr>
+          <w:sz w:val="18"/>
+          <w:szCs w:val="22"/>
+        </w:rPr>
+        <w:t xml:space="preserve"> </w:t>
+      </w:r>
+      <w:proofErr w:type="spellStart"/>
+      <w:r>
+        <w:rPr>
+          <w:sz w:val="18"/>
+          <w:szCs w:val="22"/>
+        </w:rPr>
+        <w:t>ամբողջությամբ</w:t>
+      </w:r>
+      <w:proofErr w:type="spellEnd"/>
+      <w:r>
+        <w:rPr>
+          <w:sz w:val="18"/>
+          <w:szCs w:val="22"/>
+        </w:rPr>
+        <w:t xml:space="preserve"> </w:t>
+      </w:r>
+      <w:proofErr w:type="spellStart"/>
+      <w:r>
+        <w:rPr>
+          <w:sz w:val="18"/>
+          <w:szCs w:val="22"/>
+        </w:rPr>
+        <w:t>սեփականության</w:t>
+      </w:r>
+      <w:proofErr w:type="spellEnd"/>
+      <w:r>
+        <w:rPr>
+          <w:sz w:val="18"/>
+          <w:szCs w:val="22"/>
+        </w:rPr>
+        <w:t xml:space="preserve"> </w:t>
+      </w:r>
+      <w:proofErr w:type="spellStart"/>
+      <w:r>
+        <w:rPr>
+          <w:sz w:val="18"/>
+          <w:szCs w:val="22"/>
+        </w:rPr>
+        <w:t>իրավունքով</w:t>
+      </w:r>
+      <w:proofErr w:type="spellEnd"/>
+      <w:r>
+        <w:rPr>
+          <w:sz w:val="18"/>
+          <w:szCs w:val="22"/>
+        </w:rPr>
+        <w:t xml:space="preserve"> </w:t>
+      </w:r>
+      <w:proofErr w:type="spellStart"/>
+      <w:r>
+        <w:rPr>
+          <w:sz w:val="18"/>
+          <w:szCs w:val="22"/>
+        </w:rPr>
+        <w:t>պատկանում</w:t>
+      </w:r>
+      <w:proofErr w:type="spellEnd"/>
+      <w:r>
+        <w:rPr>
+          <w:sz w:val="18"/>
+          <w:szCs w:val="22"/>
+        </w:rPr>
+        <w:t xml:space="preserve"> </w:t>
+      </w:r>
+      <w:proofErr w:type="spellStart"/>
+      <w:r>
+        <w:rPr>
+          <w:sz w:val="18"/>
+          <w:szCs w:val="22"/>
+        </w:rPr>
+        <w:t>են</w:t>
+      </w:r>
+      <w:proofErr w:type="spellEnd"/>
+      <w:r>
+        <w:rPr>
+          <w:sz w:val="18"/>
+          <w:szCs w:val="22"/>
+        </w:rPr>
+        <w:t xml:space="preserve"> </w:t>
+      </w:r>
+      <w:proofErr w:type="spellStart"/>
+      <w:r>
+        <w:rPr>
+          <w:sz w:val="18"/>
+          <w:szCs w:val="22"/>
+        </w:rPr>
+        <w:t>իրեն</w:t>
+      </w:r>
+      <w:proofErr w:type="spellEnd"/>
+      <w:r>
+        <w:rPr>
+          <w:sz w:val="18"/>
+          <w:szCs w:val="22"/>
+        </w:rPr>
+        <w:t xml:space="preserve">, </w:t>
+      </w:r>
+      <w:proofErr w:type="spellStart"/>
+      <w:r>
+        <w:rPr>
+          <w:sz w:val="18"/>
+          <w:szCs w:val="22"/>
+        </w:rPr>
+        <w:t>ազատ</w:t>
+      </w:r>
+      <w:proofErr w:type="spellEnd"/>
+      <w:r>
+        <w:rPr>
+          <w:sz w:val="18"/>
+          <w:szCs w:val="22"/>
+        </w:rPr>
+        <w:t xml:space="preserve"> </w:t>
+      </w:r>
+      <w:proofErr w:type="spellStart"/>
+      <w:r>
+        <w:rPr>
+          <w:sz w:val="18"/>
+          <w:szCs w:val="22"/>
+        </w:rPr>
+        <w:t>են</w:t>
+      </w:r>
+      <w:proofErr w:type="spellEnd"/>
+      <w:r>
+        <w:rPr>
+          <w:sz w:val="18"/>
+          <w:szCs w:val="22"/>
+        </w:rPr>
+        <w:t xml:space="preserve"> </w:t>
+      </w:r>
+      <w:proofErr w:type="spellStart"/>
+      <w:r>
+        <w:rPr>
+          <w:sz w:val="18"/>
+          <w:szCs w:val="22"/>
+        </w:rPr>
+        <w:t>այլ</w:t>
+      </w:r>
+      <w:proofErr w:type="spellEnd"/>
+      <w:r>
+        <w:rPr>
+          <w:sz w:val="18"/>
+          <w:szCs w:val="22"/>
+        </w:rPr>
+        <w:t xml:space="preserve"> </w:t>
+      </w:r>
+      <w:proofErr w:type="spellStart"/>
+      <w:r>
+        <w:rPr>
+          <w:sz w:val="18"/>
+          <w:szCs w:val="22"/>
+        </w:rPr>
+        <w:t>անձանց</w:t>
+      </w:r>
+      <w:proofErr w:type="spellEnd"/>
+      <w:r>
+        <w:rPr>
+          <w:sz w:val="18"/>
+          <w:szCs w:val="22"/>
+        </w:rPr>
+        <w:t xml:space="preserve"> </w:t>
+      </w:r>
+      <w:proofErr w:type="spellStart"/>
+      <w:r>
+        <w:rPr>
+          <w:sz w:val="18"/>
+          <w:szCs w:val="22"/>
+        </w:rPr>
+        <w:t>պահանջներից</w:t>
+      </w:r>
+      <w:proofErr w:type="spellEnd"/>
       <w:r>
         <w:rPr>
           <w:sz w:val="18"/>
@@ -10995,7 +12182,7 @@
     </w:p>
     <w:tbl>
       <w:tblPr>
-        <w:tblStyle w:val="a9"/>
+        <w:tblStyle w:val="TableGrid"/>
         <w:tblW w:w="9776" w:type="dxa"/>
         <w:tblBorders>
           <w:top w:val="none" w:sz="0" w:space="0" w:color="auto"/>
@@ -11030,13 +12217,23 @@
                 <w:szCs w:val="18"/>
               </w:rPr>
             </w:pPr>
-            <w:r>
-              <w:rPr>
-                <w:rFonts w:ascii="Times New Roman" w:hAnsi="Times New Roman" w:cs="Times New Roman"/>
-                <w:sz w:val="18"/>
-                <w:szCs w:val="18"/>
-              </w:rPr>
-              <w:t>Ընդունեցին՝</w:t>
+            <w:proofErr w:type="spellStart"/>
+            <w:r>
+              <w:rPr>
+                <w:rFonts w:ascii="Times New Roman" w:hAnsi="Times New Roman" w:cs="Times New Roman"/>
+                <w:sz w:val="18"/>
+                <w:szCs w:val="18"/>
+              </w:rPr>
+              <w:t>Ընդունեցին</w:t>
+            </w:r>
+            <w:proofErr w:type="spellEnd"/>
+            <w:r>
+              <w:rPr>
+                <w:rFonts w:ascii="Times New Roman" w:hAnsi="Times New Roman" w:cs="Times New Roman"/>
+                <w:sz w:val="18"/>
+                <w:szCs w:val="18"/>
+              </w:rPr>
+              <w:t>՝</w:t>
             </w:r>
           </w:p>
         </w:tc>
@@ -11054,13 +12251,23 @@
                 <w:szCs w:val="18"/>
               </w:rPr>
             </w:pPr>
-            <w:r>
-              <w:rPr>
-                <w:rFonts w:ascii="Times New Roman" w:hAnsi="Times New Roman" w:cs="Times New Roman"/>
-                <w:sz w:val="18"/>
-                <w:szCs w:val="18"/>
-              </w:rPr>
-              <w:t xml:space="preserve">Հանձնեց՝      </w:t>
+            <w:proofErr w:type="spellStart"/>
+            <w:r>
+              <w:rPr>
+                <w:rFonts w:ascii="Times New Roman" w:hAnsi="Times New Roman" w:cs="Times New Roman"/>
+                <w:sz w:val="18"/>
+                <w:szCs w:val="18"/>
+              </w:rPr>
+              <w:t>Հանձնեց</w:t>
+            </w:r>
+            <w:proofErr w:type="spellEnd"/>
+            <w:r>
+              <w:rPr>
+                <w:rFonts w:ascii="Times New Roman" w:hAnsi="Times New Roman" w:cs="Times New Roman"/>
+                <w:sz w:val="18"/>
+                <w:szCs w:val="18"/>
+              </w:rPr>
+              <w:t xml:space="preserve">՝      </w:t>
             </w:r>
           </w:p>
         </w:tc>
@@ -11079,14 +12286,34 @@
                 <w:szCs w:val="18"/>
               </w:rPr>
             </w:pPr>
-            <w:r>
-              <w:rPr>
-                <w:rFonts w:ascii="Times New Roman" w:hAnsi="Times New Roman" w:cs="Times New Roman"/>
-                <w:sz w:val="18"/>
-                <w:szCs w:val="18"/>
-              </w:rPr>
-              <w:t>Գլխավոր տնօրեն</w:t>
-            </w:r>
+            <w:proofErr w:type="spellStart"/>
+            <w:r>
+              <w:rPr>
+                <w:rFonts w:ascii="Times New Roman" w:hAnsi="Times New Roman" w:cs="Times New Roman"/>
+                <w:sz w:val="18"/>
+                <w:szCs w:val="18"/>
+              </w:rPr>
+              <w:t>Գլխավոր</w:t>
+            </w:r>
+            <w:proofErr w:type="spellEnd"/>
+            <w:r>
+              <w:rPr>
+                <w:rFonts w:ascii="Times New Roman" w:hAnsi="Times New Roman" w:cs="Times New Roman"/>
+                <w:sz w:val="18"/>
+                <w:szCs w:val="18"/>
+              </w:rPr>
+              <w:t xml:space="preserve"> </w:t>
+            </w:r>
+            <w:proofErr w:type="spellStart"/>
+            <w:r>
+              <w:rPr>
+                <w:rFonts w:ascii="Times New Roman" w:hAnsi="Times New Roman" w:cs="Times New Roman"/>
+                <w:sz w:val="18"/>
+                <w:szCs w:val="18"/>
+              </w:rPr>
+              <w:t>տնօրեն</w:t>
+            </w:r>
+            <w:proofErr w:type="spellEnd"/>
           </w:p>
         </w:tc>
         <w:tc>
@@ -11118,14 +12345,34 @@
                 <w:szCs w:val="18"/>
               </w:rPr>
             </w:pPr>
-            <w:r>
-              <w:rPr>
-                <w:rFonts w:ascii="Times New Roman" w:hAnsi="Times New Roman" w:cs="Times New Roman"/>
-                <w:sz w:val="18"/>
-                <w:szCs w:val="18"/>
-              </w:rPr>
-              <w:t>Գրիգոր Սահականը</w:t>
-            </w:r>
+            <w:proofErr w:type="spellStart"/>
+            <w:r>
+              <w:rPr>
+                <w:rFonts w:ascii="Times New Roman" w:hAnsi="Times New Roman" w:cs="Times New Roman"/>
+                <w:sz w:val="18"/>
+                <w:szCs w:val="18"/>
+              </w:rPr>
+              <w:t>Գրիգոր</w:t>
+            </w:r>
+            <w:proofErr w:type="spellEnd"/>
+            <w:r>
+              <w:rPr>
+                <w:rFonts w:ascii="Times New Roman" w:hAnsi="Times New Roman" w:cs="Times New Roman"/>
+                <w:sz w:val="18"/>
+                <w:szCs w:val="18"/>
+              </w:rPr>
+              <w:t xml:space="preserve"> </w:t>
+            </w:r>
+            <w:proofErr w:type="spellStart"/>
+            <w:r>
+              <w:rPr>
+                <w:rFonts w:ascii="Times New Roman" w:hAnsi="Times New Roman" w:cs="Times New Roman"/>
+                <w:sz w:val="18"/>
+                <w:szCs w:val="18"/>
+              </w:rPr>
+              <w:t>Սահականը</w:t>
+            </w:r>
+            <w:proofErr w:type="spellEnd"/>
           </w:p>
         </w:tc>
         <w:tc>
@@ -11141,6 +12388,7 @@
                 <w:szCs w:val="18"/>
               </w:rPr>
             </w:pPr>
+            <w:proofErr w:type="spellStart"/>
             <w:r>
               <w:rPr>
                 <w:rFonts w:ascii="Times New Roman" w:hAnsi="Times New Roman" w:cs="Times New Roman"/>
@@ -11149,6 +12397,7 @@
               </w:rPr>
               <w:t>Գրավատու</w:t>
             </w:r>
+            <w:proofErr w:type="spellEnd"/>
           </w:p>
         </w:tc>
         <w:tc>
@@ -11229,6 +12478,7 @@
                 <w:szCs w:val="18"/>
               </w:rPr>
             </w:pPr>
+            <w:proofErr w:type="spellStart"/>
             <w:r>
               <w:rPr>
                 <w:rFonts w:ascii="Times New Roman" w:hAnsi="Times New Roman" w:cs="Times New Roman"/>
@@ -11237,6 +12487,7 @@
               </w:rPr>
               <w:t>Ոսկերիչ-մասնագետ</w:t>
             </w:r>
+            <w:proofErr w:type="spellEnd"/>
           </w:p>
         </w:tc>
         <w:tc>
@@ -11417,7 +12668,7 @@
               </wp:anchor>
             </w:drawing>
           </mc:Choice>
-          <mc:Fallback xmlns:w16sdtfl="http://schemas.microsoft.com/office/word/2024/wordml/sdtformatlock" xmlns:w16du="http://schemas.microsoft.com/office/word/2023/wordml/word16du" xmlns:w16se="http://schemas.microsoft.com/office/word/2015/wordml/symex" xmlns:w16sdtdh="http://schemas.microsoft.com/office/word/2020/wordml/sdtdatahash" xmlns:w16="http://schemas.microsoft.com/office/word/2018/wordml" xmlns:w16cid="http://schemas.microsoft.com/office/word/2016/wordml/cid" xmlns:w16cex="http://schemas.microsoft.com/office/word/2018/wordml/cex" xmlns:oel="http://schemas.microsoft.com/office/2019/extlst" xmlns:am3d="http://schemas.microsoft.com/office/drawing/2017/model3d" xmlns:aink="http://schemas.microsoft.com/office/drawing/2016/ink" xmlns:cx8="http://schemas.microsoft.com/office/drawing/2016/5/14/chartex" xmlns:cx7="http://schemas.microsoft.com/office/drawing/2016/5/13/chartex" xmlns:cx6="http://schemas.microsoft.com/office/drawing/2016/5/12/chartex" xmlns:cx5="http://schemas.microsoft.com/office/drawing/2016/5/11/chartex" xmlns:cx4="http://schemas.microsoft.com/office/drawing/2016/5/10/chartex" xmlns:cx3="http://schemas.microsoft.com/office/drawing/2016/5/9/chartex" xmlns:cx2="http://schemas.microsoft.com/office/drawing/2015/10/21/chartex" xmlns:cx1="http://schemas.microsoft.com/office/drawing/2015/9/8/chartex" xmlns:cx="http://schemas.microsoft.com/office/drawing/2014/chartex">
+          <mc:Fallback xmlns:w16du="http://schemas.microsoft.com/office/word/2023/wordml/word16du" xmlns:w16sdtfl="http://schemas.microsoft.com/office/word/2024/wordml/sdtformatlock">
             <w:pict>
               <v:line w14:anchorId="6A9B0DF6" id="Straight Connector 2" o:spid="_x0000_s1026" style="position:absolute;z-index:251659264;visibility:visible;mso-wrap-style:square;mso-wrap-distance-left:9pt;mso-wrap-distance-top:0;mso-wrap-distance-right:9pt;mso-wrap-distance-bottom:0;mso-position-horizontal:absolute;mso-position-horizontal-relative:text;mso-position-vertical:absolute;mso-position-vertical-relative:text" from="-2.8pt,12.7pt" to="488.9pt,12.7pt" o:gfxdata="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" strokecolor="black [3213]" strokeweight="1.25pt">
                 <v:stroke linestyle="thinThick" joinstyle="miter"/>
@@ -11441,6 +12692,7 @@
           <w:lang w:val="en-GB"/>
         </w:rPr>
       </w:pPr>
+      <w:proofErr w:type="spellStart"/>
       <w:r>
         <w:rPr>
           <w:rFonts w:ascii="Times New Roman" w:hAnsi="Times New Roman" w:cs="Times New Roman"/>
@@ -11452,8 +12704,9 @@
           <w:szCs w:val="18"/>
           <w:lang w:val="en-GB"/>
         </w:rPr>
-        <w:t>Ոսկյա իրերի պարկի բացման և ս</w:t>
-      </w:r>
+        <w:t>Ոսկյա</w:t>
+      </w:r>
+      <w:proofErr w:type="spellEnd"/>
       <w:r>
         <w:rPr>
           <w:rFonts w:ascii="Times New Roman" w:hAnsi="Times New Roman" w:cs="Times New Roman"/>
@@ -11465,7 +12718,160 @@
           <w:szCs w:val="18"/>
           <w:lang w:val="en-GB"/>
         </w:rPr>
-        <w:t xml:space="preserve">տուգման արձանագրություն </w:t>
+        <w:t xml:space="preserve"> </w:t>
+      </w:r>
+      <w:proofErr w:type="spellStart"/>
+      <w:r>
+        <w:rPr>
+          <w:rFonts w:ascii="Times New Roman" w:hAnsi="Times New Roman" w:cs="Times New Roman"/>
+          <w:b/>
+          <w:bCs/>
+          <w:i/>
+          <w:iCs/>
+          <w:sz w:val="18"/>
+          <w:szCs w:val="18"/>
+          <w:lang w:val="en-GB"/>
+        </w:rPr>
+        <w:t>իրերի</w:t>
+      </w:r>
+      <w:proofErr w:type="spellEnd"/>
+      <w:r>
+        <w:rPr>
+          <w:rFonts w:ascii="Times New Roman" w:hAnsi="Times New Roman" w:cs="Times New Roman"/>
+          <w:b/>
+          <w:bCs/>
+          <w:i/>
+          <w:iCs/>
+          <w:sz w:val="18"/>
+          <w:szCs w:val="18"/>
+          <w:lang w:val="en-GB"/>
+        </w:rPr>
+        <w:t xml:space="preserve"> </w:t>
+      </w:r>
+      <w:proofErr w:type="spellStart"/>
+      <w:r>
+        <w:rPr>
+          <w:rFonts w:ascii="Times New Roman" w:hAnsi="Times New Roman" w:cs="Times New Roman"/>
+          <w:b/>
+          <w:bCs/>
+          <w:i/>
+          <w:iCs/>
+          <w:sz w:val="18"/>
+          <w:szCs w:val="18"/>
+          <w:lang w:val="en-GB"/>
+        </w:rPr>
+        <w:t>պարկի</w:t>
+      </w:r>
+      <w:proofErr w:type="spellEnd"/>
+      <w:r>
+        <w:rPr>
+          <w:rFonts w:ascii="Times New Roman" w:hAnsi="Times New Roman" w:cs="Times New Roman"/>
+          <w:b/>
+          <w:bCs/>
+          <w:i/>
+          <w:iCs/>
+          <w:sz w:val="18"/>
+          <w:szCs w:val="18"/>
+          <w:lang w:val="en-GB"/>
+        </w:rPr>
+        <w:t xml:space="preserve"> </w:t>
+      </w:r>
+      <w:proofErr w:type="spellStart"/>
+      <w:r>
+        <w:rPr>
+          <w:rFonts w:ascii="Times New Roman" w:hAnsi="Times New Roman" w:cs="Times New Roman"/>
+          <w:b/>
+          <w:bCs/>
+          <w:i/>
+          <w:iCs/>
+          <w:sz w:val="18"/>
+          <w:szCs w:val="18"/>
+          <w:lang w:val="en-GB"/>
+        </w:rPr>
+        <w:t>բացման</w:t>
+      </w:r>
+      <w:proofErr w:type="spellEnd"/>
+      <w:r>
+        <w:rPr>
+          <w:rFonts w:ascii="Times New Roman" w:hAnsi="Times New Roman" w:cs="Times New Roman"/>
+          <w:b/>
+          <w:bCs/>
+          <w:i/>
+          <w:iCs/>
+          <w:sz w:val="18"/>
+          <w:szCs w:val="18"/>
+          <w:lang w:val="en-GB"/>
+        </w:rPr>
+        <w:t xml:space="preserve"> և </w:t>
+      </w:r>
+      <w:proofErr w:type="spellStart"/>
+      <w:r>
+        <w:rPr>
+          <w:rFonts w:ascii="Times New Roman" w:hAnsi="Times New Roman" w:cs="Times New Roman"/>
+          <w:b/>
+          <w:bCs/>
+          <w:i/>
+          <w:iCs/>
+          <w:sz w:val="18"/>
+          <w:szCs w:val="18"/>
+          <w:lang w:val="en-GB"/>
+        </w:rPr>
+        <w:t>ս</w:t>
+      </w:r>
+      <w:r>
+        <w:rPr>
+          <w:rFonts w:ascii="Times New Roman" w:hAnsi="Times New Roman" w:cs="Times New Roman"/>
+          <w:b/>
+          <w:bCs/>
+          <w:i/>
+          <w:iCs/>
+          <w:sz w:val="18"/>
+          <w:szCs w:val="18"/>
+          <w:lang w:val="en-GB"/>
+        </w:rPr>
+        <w:t>տուգման</w:t>
+      </w:r>
+      <w:proofErr w:type="spellEnd"/>
+      <w:r>
+        <w:rPr>
+          <w:rFonts w:ascii="Times New Roman" w:hAnsi="Times New Roman" w:cs="Times New Roman"/>
+          <w:b/>
+          <w:bCs/>
+          <w:i/>
+          <w:iCs/>
+          <w:sz w:val="18"/>
+          <w:szCs w:val="18"/>
+          <w:lang w:val="en-GB"/>
+        </w:rPr>
+        <w:t xml:space="preserve"> </w:t>
+      </w:r>
+      <w:proofErr w:type="spellStart"/>
+      <w:r>
+        <w:rPr>
+          <w:rFonts w:ascii="Times New Roman" w:hAnsi="Times New Roman" w:cs="Times New Roman"/>
+          <w:b/>
+          <w:bCs/>
+          <w:i/>
+          <w:iCs/>
+          <w:sz w:val="18"/>
+          <w:szCs w:val="18"/>
+          <w:lang w:val="en-GB"/>
+        </w:rPr>
+        <w:t>արձանագրություն</w:t>
+      </w:r>
+      <w:proofErr w:type="spellEnd"/>
+      <w:r>
+        <w:rPr>
+          <w:rFonts w:ascii="Times New Roman" w:hAnsi="Times New Roman" w:cs="Times New Roman"/>
+          <w:b/>
+          <w:bCs/>
+          <w:i/>
+          <w:iCs/>
+          <w:sz w:val="18"/>
+          <w:szCs w:val="18"/>
+          <w:lang w:val="en-GB"/>
+        </w:rPr>
+        <w:t xml:space="preserve"> </w:t>
       </w:r>
     </w:p>
     <w:p>
@@ -11478,13 +12884,95 @@
           <w:lang w:val="en-GB"/>
         </w:rPr>
       </w:pPr>
-      <w:r>
-        <w:rPr>
-          <w:rFonts w:ascii="Times New Roman" w:hAnsi="Times New Roman" w:cs="Times New Roman"/>
-          <w:sz w:val="18"/>
-          <w:szCs w:val="18"/>
-        </w:rPr>
-        <w:t>Ստուգման նպատակով պարկի բացման ամսաթիվը    __</w:t>
+      <w:proofErr w:type="spellStart"/>
+      <w:r>
+        <w:rPr>
+          <w:rFonts w:ascii="Times New Roman" w:hAnsi="Times New Roman" w:cs="Times New Roman"/>
+          <w:sz w:val="18"/>
+          <w:szCs w:val="18"/>
+        </w:rPr>
+        <w:t>Ստուգման</w:t>
+      </w:r>
+      <w:proofErr w:type="spellEnd"/>
+      <w:r>
+        <w:rPr>
+          <w:rFonts w:ascii="Times New Roman" w:hAnsi="Times New Roman" w:cs="Times New Roman"/>
+          <w:sz w:val="18"/>
+          <w:szCs w:val="18"/>
+        </w:rPr>
+        <w:t xml:space="preserve"> </w:t>
+      </w:r>
+      <w:proofErr w:type="spellStart"/>
+      <w:r>
+        <w:rPr>
+          <w:rFonts w:ascii="Times New Roman" w:hAnsi="Times New Roman" w:cs="Times New Roman"/>
+          <w:sz w:val="18"/>
+          <w:szCs w:val="18"/>
+        </w:rPr>
+        <w:t>նպատակով</w:t>
+      </w:r>
+      <w:proofErr w:type="spellEnd"/>
+      <w:r>
+        <w:rPr>
+          <w:rFonts w:ascii="Times New Roman" w:hAnsi="Times New Roman" w:cs="Times New Roman"/>
+          <w:sz w:val="18"/>
+          <w:szCs w:val="18"/>
+        </w:rPr>
+        <w:t xml:space="preserve"> </w:t>
+      </w:r>
+      <w:proofErr w:type="spellStart"/>
+      <w:r>
+        <w:rPr>
+          <w:rFonts w:ascii="Times New Roman" w:hAnsi="Times New Roman" w:cs="Times New Roman"/>
+          <w:sz w:val="18"/>
+          <w:szCs w:val="18"/>
+        </w:rPr>
+        <w:t>պարկի</w:t>
+      </w:r>
+      <w:proofErr w:type="spellEnd"/>
+      <w:r>
+        <w:rPr>
+          <w:rFonts w:ascii="Times New Roman" w:hAnsi="Times New Roman" w:cs="Times New Roman"/>
+          <w:sz w:val="18"/>
+          <w:szCs w:val="18"/>
+        </w:rPr>
+        <w:t xml:space="preserve"> </w:t>
+      </w:r>
+      <w:proofErr w:type="spellStart"/>
+      <w:r>
+        <w:rPr>
+          <w:rFonts w:ascii="Times New Roman" w:hAnsi="Times New Roman" w:cs="Times New Roman"/>
+          <w:sz w:val="18"/>
+          <w:szCs w:val="18"/>
+        </w:rPr>
+        <w:t>բացման</w:t>
+      </w:r>
+      <w:proofErr w:type="spellEnd"/>
+      <w:r>
+        <w:rPr>
+          <w:rFonts w:ascii="Times New Roman" w:hAnsi="Times New Roman" w:cs="Times New Roman"/>
+          <w:sz w:val="18"/>
+          <w:szCs w:val="18"/>
+        </w:rPr>
+        <w:t xml:space="preserve"> </w:t>
+      </w:r>
+      <w:proofErr w:type="spellStart"/>
+      <w:r>
+        <w:rPr>
+          <w:rFonts w:ascii="Times New Roman" w:hAnsi="Times New Roman" w:cs="Times New Roman"/>
+          <w:sz w:val="18"/>
+          <w:szCs w:val="18"/>
+        </w:rPr>
+        <w:t>ամսաթիվը</w:t>
+      </w:r>
+      <w:proofErr w:type="spellEnd"/>
+      <w:r>
+        <w:rPr>
+          <w:rFonts w:ascii="Times New Roman" w:hAnsi="Times New Roman" w:cs="Times New Roman"/>
+          <w:sz w:val="18"/>
+          <w:szCs w:val="18"/>
+        </w:rPr>
+        <w:t xml:space="preserve">    __</w:t>
       </w:r>
       <w:r>
         <w:rPr>
@@ -11501,7 +12989,43 @@
           <w:sz w:val="18"/>
           <w:szCs w:val="18"/>
         </w:rPr>
-        <w:t>__/______/__________ թվականին ժամը _</w:t>
+        <w:t xml:space="preserve">__/______/__________ </w:t>
+      </w:r>
+      <w:proofErr w:type="spellStart"/>
+      <w:r>
+        <w:rPr>
+          <w:rFonts w:ascii="Times New Roman" w:hAnsi="Times New Roman" w:cs="Times New Roman"/>
+          <w:sz w:val="18"/>
+          <w:szCs w:val="18"/>
+        </w:rPr>
+        <w:t>թվականին</w:t>
+      </w:r>
+      <w:proofErr w:type="spellEnd"/>
+      <w:r>
+        <w:rPr>
+          <w:rFonts w:ascii="Times New Roman" w:hAnsi="Times New Roman" w:cs="Times New Roman"/>
+          <w:sz w:val="18"/>
+          <w:szCs w:val="18"/>
+        </w:rPr>
+        <w:t xml:space="preserve"> </w:t>
+      </w:r>
+      <w:proofErr w:type="spellStart"/>
+      <w:r>
+        <w:rPr>
+          <w:rFonts w:ascii="Times New Roman" w:hAnsi="Times New Roman" w:cs="Times New Roman"/>
+          <w:sz w:val="18"/>
+          <w:szCs w:val="18"/>
+        </w:rPr>
+        <w:t>ժամը</w:t>
+      </w:r>
+      <w:proofErr w:type="spellEnd"/>
+      <w:r>
+        <w:rPr>
+          <w:rFonts w:ascii="Times New Roman" w:hAnsi="Times New Roman" w:cs="Times New Roman"/>
+          <w:sz w:val="18"/>
+          <w:szCs w:val="18"/>
+        </w:rPr>
+        <w:t xml:space="preserve"> _</w:t>
       </w:r>
       <w:r>
         <w:rPr>
@@ -11545,7 +13069,7 @@
     </w:p>
     <w:tbl>
       <w:tblPr>
-        <w:tblStyle w:val="a9"/>
+        <w:tblStyle w:val="TableGrid"/>
         <w:tblW w:w="9776" w:type="dxa"/>
         <w:tblBorders>
           <w:top w:val="none" w:sz="0" w:space="0" w:color="auto"/>
@@ -11579,14 +13103,34 @@
                 <w:szCs w:val="18"/>
               </w:rPr>
             </w:pPr>
-            <w:r>
-              <w:rPr>
-                <w:rFonts w:ascii="Times New Roman" w:hAnsi="Times New Roman" w:cs="Times New Roman"/>
-                <w:sz w:val="18"/>
-                <w:szCs w:val="18"/>
-              </w:rPr>
-              <w:t>Գլխավոր տնօրեն</w:t>
-            </w:r>
+            <w:proofErr w:type="spellStart"/>
+            <w:r>
+              <w:rPr>
+                <w:rFonts w:ascii="Times New Roman" w:hAnsi="Times New Roman" w:cs="Times New Roman"/>
+                <w:sz w:val="18"/>
+                <w:szCs w:val="18"/>
+              </w:rPr>
+              <w:t>Գլխավոր</w:t>
+            </w:r>
+            <w:proofErr w:type="spellEnd"/>
+            <w:r>
+              <w:rPr>
+                <w:rFonts w:ascii="Times New Roman" w:hAnsi="Times New Roman" w:cs="Times New Roman"/>
+                <w:sz w:val="18"/>
+                <w:szCs w:val="18"/>
+              </w:rPr>
+              <w:t xml:space="preserve"> </w:t>
+            </w:r>
+            <w:proofErr w:type="spellStart"/>
+            <w:r>
+              <w:rPr>
+                <w:rFonts w:ascii="Times New Roman" w:hAnsi="Times New Roman" w:cs="Times New Roman"/>
+                <w:sz w:val="18"/>
+                <w:szCs w:val="18"/>
+              </w:rPr>
+              <w:t>տնօրեն</w:t>
+            </w:r>
+            <w:proofErr w:type="spellEnd"/>
           </w:p>
         </w:tc>
         <w:tc>
@@ -11618,14 +13162,34 @@
                 <w:szCs w:val="18"/>
               </w:rPr>
             </w:pPr>
-            <w:r>
-              <w:rPr>
-                <w:rFonts w:ascii="Times New Roman" w:hAnsi="Times New Roman" w:cs="Times New Roman"/>
-                <w:sz w:val="18"/>
-                <w:szCs w:val="18"/>
-              </w:rPr>
-              <w:t>Գրիգոր Սահականը</w:t>
-            </w:r>
+            <w:proofErr w:type="spellStart"/>
+            <w:r>
+              <w:rPr>
+                <w:rFonts w:ascii="Times New Roman" w:hAnsi="Times New Roman" w:cs="Times New Roman"/>
+                <w:sz w:val="18"/>
+                <w:szCs w:val="18"/>
+              </w:rPr>
+              <w:t>Գրիգոր</w:t>
+            </w:r>
+            <w:proofErr w:type="spellEnd"/>
+            <w:r>
+              <w:rPr>
+                <w:rFonts w:ascii="Times New Roman" w:hAnsi="Times New Roman" w:cs="Times New Roman"/>
+                <w:sz w:val="18"/>
+                <w:szCs w:val="18"/>
+              </w:rPr>
+              <w:t xml:space="preserve"> </w:t>
+            </w:r>
+            <w:proofErr w:type="spellStart"/>
+            <w:r>
+              <w:rPr>
+                <w:rFonts w:ascii="Times New Roman" w:hAnsi="Times New Roman" w:cs="Times New Roman"/>
+                <w:sz w:val="18"/>
+                <w:szCs w:val="18"/>
+              </w:rPr>
+              <w:t>Սահականը</w:t>
+            </w:r>
+            <w:proofErr w:type="spellEnd"/>
           </w:p>
         </w:tc>
         <w:tc>
@@ -11641,14 +13205,34 @@
                 <w:szCs w:val="18"/>
               </w:rPr>
             </w:pPr>
-            <w:r>
-              <w:rPr>
-                <w:rFonts w:ascii="Times New Roman" w:hAnsi="Times New Roman" w:cs="Times New Roman"/>
-                <w:sz w:val="18"/>
-                <w:szCs w:val="18"/>
-              </w:rPr>
-              <w:t>Վարկային մասնագետ</w:t>
-            </w:r>
+            <w:proofErr w:type="spellStart"/>
+            <w:r>
+              <w:rPr>
+                <w:rFonts w:ascii="Times New Roman" w:hAnsi="Times New Roman" w:cs="Times New Roman"/>
+                <w:sz w:val="18"/>
+                <w:szCs w:val="18"/>
+              </w:rPr>
+              <w:t>Վարկային</w:t>
+            </w:r>
+            <w:proofErr w:type="spellEnd"/>
+            <w:r>
+              <w:rPr>
+                <w:rFonts w:ascii="Times New Roman" w:hAnsi="Times New Roman" w:cs="Times New Roman"/>
+                <w:sz w:val="18"/>
+                <w:szCs w:val="18"/>
+              </w:rPr>
+              <w:t xml:space="preserve"> </w:t>
+            </w:r>
+            <w:proofErr w:type="spellStart"/>
+            <w:r>
+              <w:rPr>
+                <w:rFonts w:ascii="Times New Roman" w:hAnsi="Times New Roman" w:cs="Times New Roman"/>
+                <w:sz w:val="18"/>
+                <w:szCs w:val="18"/>
+              </w:rPr>
+              <w:t>մասնագետ</w:t>
+            </w:r>
+            <w:proofErr w:type="spellEnd"/>
           </w:p>
         </w:tc>
         <w:tc>
@@ -11719,6 +13303,7 @@
                 <w:szCs w:val="18"/>
               </w:rPr>
             </w:pPr>
+            <w:proofErr w:type="spellStart"/>
             <w:r>
               <w:rPr>
                 <w:rFonts w:ascii="Times New Roman" w:hAnsi="Times New Roman" w:cs="Times New Roman"/>
@@ -11727,6 +13312,7 @@
               </w:rPr>
               <w:t>Ոսկերիչ-մասնագետ</w:t>
             </w:r>
+            <w:proofErr w:type="spellEnd"/>
           </w:p>
         </w:tc>
         <w:tc>
@@ -11819,6 +13405,7 @@
                 <w:szCs w:val="18"/>
               </w:rPr>
             </w:pPr>
+            <w:proofErr w:type="spellStart"/>
             <w:r>
               <w:rPr>
                 <w:rFonts w:ascii="Times New Roman" w:hAnsi="Times New Roman" w:cs="Times New Roman"/>
@@ -11827,6 +13414,7 @@
               </w:rPr>
               <w:t>Գրավատու</w:t>
             </w:r>
+            <w:proofErr w:type="spellEnd"/>
           </w:p>
         </w:tc>
         <w:tc>
@@ -11936,7 +13524,7 @@
               </wp:anchor>
             </w:drawing>
           </mc:Choice>
-          <mc:Fallback xmlns:w16sdtfl="http://schemas.microsoft.com/office/word/2024/wordml/sdtformatlock" xmlns:w16du="http://schemas.microsoft.com/office/word/2023/wordml/word16du" xmlns:w16se="http://schemas.microsoft.com/office/word/2015/wordml/symex" xmlns:w16sdtdh="http://schemas.microsoft.com/office/word/2020/wordml/sdtdatahash" xmlns:w16="http://schemas.microsoft.com/office/word/2018/wordml" xmlns:w16cid="http://schemas.microsoft.com/office/word/2016/wordml/cid" xmlns:w16cex="http://schemas.microsoft.com/office/word/2018/wordml/cex" xmlns:oel="http://schemas.microsoft.com/office/2019/extlst" xmlns:am3d="http://schemas.microsoft.com/office/drawing/2017/model3d" xmlns:aink="http://schemas.microsoft.com/office/drawing/2016/ink" xmlns:cx8="http://schemas.microsoft.com/office/drawing/2016/5/14/chartex" xmlns:cx7="http://schemas.microsoft.com/office/drawing/2016/5/13/chartex" xmlns:cx6="http://schemas.microsoft.com/office/drawing/2016/5/12/chartex" xmlns:cx5="http://schemas.microsoft.com/office/drawing/2016/5/11/chartex" xmlns:cx4="http://schemas.microsoft.com/office/drawing/2016/5/10/chartex" xmlns:cx3="http://schemas.microsoft.com/office/drawing/2016/5/9/chartex" xmlns:cx2="http://schemas.microsoft.com/office/drawing/2015/10/21/chartex" xmlns:cx1="http://schemas.microsoft.com/office/drawing/2015/9/8/chartex" xmlns:cx="http://schemas.microsoft.com/office/drawing/2014/chartex">
+          <mc:Fallback xmlns:w16du="http://schemas.microsoft.com/office/word/2023/wordml/word16du" xmlns:w16sdtfl="http://schemas.microsoft.com/office/word/2024/wordml/sdtformatlock">
             <w:pict>
               <v:line w14:anchorId="58052DD5" id="Straight Connector 2" o:spid="_x0000_s1026" style="position:absolute;z-index:251661312;visibility:visible;mso-wrap-style:square;mso-wrap-distance-left:9pt;mso-wrap-distance-top:0;mso-wrap-distance-right:9pt;mso-wrap-distance-bottom:0;mso-position-horizontal:absolute;mso-position-horizontal-relative:text;mso-position-vertical:absolute;mso-position-vertical-relative:text" from="0,13.4pt" to="491.7pt,13.4pt" o:gfxdata="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" strokecolor="black [3213]" strokeweight="1.25pt">
                 <v:stroke linestyle="thinThick" joinstyle="miter"/>
@@ -11961,6 +13549,7 @@
           <w:lang w:val="en-GB"/>
         </w:rPr>
       </w:pPr>
+      <w:proofErr w:type="spellStart"/>
       <w:r>
         <w:rPr>
           <w:rFonts w:ascii="Times New Roman" w:hAnsi="Times New Roman" w:cs="Times New Roman"/>
@@ -11972,8 +13561,37 @@
           <w:szCs w:val="18"/>
           <w:lang w:val="en-GB"/>
         </w:rPr>
-        <w:t>Վերադարձման ակտ</w:t>
-      </w:r>
+        <w:t>Վերադարձման</w:t>
+      </w:r>
+      <w:proofErr w:type="spellEnd"/>
+      <w:r>
+        <w:rPr>
+          <w:rFonts w:ascii="Times New Roman" w:hAnsi="Times New Roman" w:cs="Times New Roman"/>
+          <w:b/>
+          <w:bCs/>
+          <w:i/>
+          <w:iCs/>
+          <w:sz w:val="18"/>
+          <w:szCs w:val="18"/>
+          <w:lang w:val="en-GB"/>
+        </w:rPr>
+        <w:t xml:space="preserve"> </w:t>
+      </w:r>
+      <w:proofErr w:type="spellStart"/>
+      <w:r>
+        <w:rPr>
+          <w:rFonts w:ascii="Times New Roman" w:hAnsi="Times New Roman" w:cs="Times New Roman"/>
+          <w:b/>
+          <w:bCs/>
+          <w:i/>
+          <w:iCs/>
+          <w:sz w:val="18"/>
+          <w:szCs w:val="18"/>
+          <w:lang w:val="en-GB"/>
+        </w:rPr>
+        <w:t>ակտ</w:t>
+      </w:r>
+      <w:proofErr w:type="spellEnd"/>
     </w:p>
     <w:p>
       <w:pPr>
@@ -11987,7 +13605,7 @@
     </w:p>
     <w:p>
       <w:pPr>
-        <w:pStyle w:val="1"/>
+        <w:pStyle w:val="Heading1"/>
         <w:numPr>
           <w:ilvl w:val="0"/>
           <w:numId w:val="24"/>
@@ -11998,24 +13616,209 @@
           <w:szCs w:val="22"/>
         </w:rPr>
       </w:pPr>
+      <w:proofErr w:type="spellStart"/>
       <w:r>
         <w:rPr>
           <w:sz w:val="18"/>
           <w:szCs w:val="22"/>
         </w:rPr>
-        <w:t>Գրավի ստուգման և Ընդունման-Հանձնման ակտ</w:t>
-      </w:r>
+        <w:t>Գրավի</w:t>
+      </w:r>
+      <w:proofErr w:type="spellEnd"/>
       <w:r>
         <w:rPr>
           <w:sz w:val="18"/>
           <w:szCs w:val="22"/>
         </w:rPr>
-        <w:t xml:space="preserve">ում նշված Ոսկյա իրերը Գրավառուն ամբողջությամբ, անվնաս հանձնեց Գրավատուին։ </w:t>
+        <w:t xml:space="preserve"> </w:t>
+      </w:r>
+      <w:proofErr w:type="spellStart"/>
+      <w:r>
+        <w:rPr>
+          <w:sz w:val="18"/>
+          <w:szCs w:val="22"/>
+        </w:rPr>
+        <w:t>ստուգման</w:t>
+      </w:r>
+      <w:proofErr w:type="spellEnd"/>
+      <w:r>
+        <w:rPr>
+          <w:sz w:val="18"/>
+          <w:szCs w:val="22"/>
+        </w:rPr>
+        <w:t xml:space="preserve"> և </w:t>
+      </w:r>
+      <w:proofErr w:type="spellStart"/>
+      <w:r>
+        <w:rPr>
+          <w:sz w:val="18"/>
+          <w:szCs w:val="22"/>
+        </w:rPr>
+        <w:t>Ընդունման-Հանձնման</w:t>
+      </w:r>
+      <w:proofErr w:type="spellEnd"/>
+      <w:r>
+        <w:rPr>
+          <w:sz w:val="18"/>
+          <w:szCs w:val="22"/>
+        </w:rPr>
+        <w:t xml:space="preserve"> </w:t>
+      </w:r>
+      <w:proofErr w:type="spellStart"/>
+      <w:r>
+        <w:rPr>
+          <w:sz w:val="18"/>
+          <w:szCs w:val="22"/>
+        </w:rPr>
+        <w:t>ակտ</w:t>
+      </w:r>
+      <w:r>
+        <w:rPr>
+          <w:sz w:val="18"/>
+          <w:szCs w:val="22"/>
+        </w:rPr>
+        <w:t>ում</w:t>
+      </w:r>
+      <w:proofErr w:type="spellEnd"/>
+      <w:r>
+        <w:rPr>
+          <w:sz w:val="18"/>
+          <w:szCs w:val="22"/>
+        </w:rPr>
+        <w:t xml:space="preserve"> </w:t>
+      </w:r>
+      <w:proofErr w:type="spellStart"/>
+      <w:r>
+        <w:rPr>
+          <w:sz w:val="18"/>
+          <w:szCs w:val="22"/>
+        </w:rPr>
+        <w:t>նշված</w:t>
+      </w:r>
+      <w:proofErr w:type="spellEnd"/>
+      <w:r>
+        <w:rPr>
+          <w:sz w:val="18"/>
+          <w:szCs w:val="22"/>
+        </w:rPr>
+        <w:t xml:space="preserve"> </w:t>
+      </w:r>
+      <w:proofErr w:type="spellStart"/>
+      <w:r>
+        <w:rPr>
+          <w:sz w:val="18"/>
+          <w:szCs w:val="22"/>
+        </w:rPr>
+        <w:t>Ոսկյա</w:t>
+      </w:r>
+      <w:proofErr w:type="spellEnd"/>
+      <w:r>
+        <w:rPr>
+          <w:sz w:val="18"/>
+          <w:szCs w:val="22"/>
+        </w:rPr>
+        <w:t xml:space="preserve"> </w:t>
+      </w:r>
+      <w:proofErr w:type="spellStart"/>
+      <w:r>
+        <w:rPr>
+          <w:sz w:val="18"/>
+          <w:szCs w:val="22"/>
+        </w:rPr>
+        <w:t>իրերը</w:t>
+      </w:r>
+      <w:proofErr w:type="spellEnd"/>
+      <w:r>
+        <w:rPr>
+          <w:sz w:val="18"/>
+          <w:szCs w:val="22"/>
+        </w:rPr>
+        <w:t xml:space="preserve"> </w:t>
+      </w:r>
+      <w:proofErr w:type="spellStart"/>
+      <w:r>
+        <w:rPr>
+          <w:sz w:val="18"/>
+          <w:szCs w:val="22"/>
+        </w:rPr>
+        <w:t>Գրավառուն</w:t>
+      </w:r>
+      <w:proofErr w:type="spellEnd"/>
+      <w:r>
+        <w:rPr>
+          <w:sz w:val="18"/>
+          <w:szCs w:val="22"/>
+        </w:rPr>
+        <w:t xml:space="preserve"> </w:t>
+      </w:r>
+      <w:proofErr w:type="spellStart"/>
+      <w:r>
+        <w:rPr>
+          <w:sz w:val="18"/>
+          <w:szCs w:val="22"/>
+        </w:rPr>
+        <w:t>ամբողջությամբ</w:t>
+      </w:r>
+      <w:proofErr w:type="spellEnd"/>
+      <w:r>
+        <w:rPr>
+          <w:sz w:val="18"/>
+          <w:szCs w:val="22"/>
+        </w:rPr>
+        <w:t xml:space="preserve">, </w:t>
+      </w:r>
+      <w:proofErr w:type="spellStart"/>
+      <w:r>
+        <w:rPr>
+          <w:sz w:val="18"/>
+          <w:szCs w:val="22"/>
+        </w:rPr>
+        <w:t>անվնաս</w:t>
+      </w:r>
+      <w:proofErr w:type="spellEnd"/>
+      <w:r>
+        <w:rPr>
+          <w:sz w:val="18"/>
+          <w:szCs w:val="22"/>
+        </w:rPr>
+        <w:t xml:space="preserve"> </w:t>
+      </w:r>
+      <w:proofErr w:type="spellStart"/>
+      <w:r>
+        <w:rPr>
+          <w:sz w:val="18"/>
+          <w:szCs w:val="22"/>
+        </w:rPr>
+        <w:t>հանձնեց</w:t>
+      </w:r>
+      <w:proofErr w:type="spellEnd"/>
+      <w:r>
+        <w:rPr>
+          <w:sz w:val="18"/>
+          <w:szCs w:val="22"/>
+        </w:rPr>
+        <w:t xml:space="preserve"> </w:t>
+      </w:r>
+      <w:proofErr w:type="spellStart"/>
+      <w:r>
+        <w:rPr>
+          <w:sz w:val="18"/>
+          <w:szCs w:val="22"/>
+        </w:rPr>
+        <w:t>Գրավատուին</w:t>
+      </w:r>
+      <w:proofErr w:type="spellEnd"/>
+      <w:r>
+        <w:rPr>
+          <w:sz w:val="18"/>
+          <w:szCs w:val="22"/>
+        </w:rPr>
+        <w:t xml:space="preserve">։ </w:t>
       </w:r>
     </w:p>
     <w:p>
       <w:pPr>
-        <w:pStyle w:val="1"/>
+        <w:pStyle w:val="Heading1"/>
         <w:numPr>
           <w:ilvl w:val="0"/>
           <w:numId w:val="24"/>
@@ -12026,12 +13829,101 @@
           <w:szCs w:val="22"/>
         </w:rPr>
       </w:pPr>
+      <w:proofErr w:type="spellStart"/>
       <w:r>
         <w:rPr>
           <w:sz w:val="18"/>
           <w:szCs w:val="22"/>
         </w:rPr>
-        <w:t xml:space="preserve">Գրավատուն հավաստիացնում է, որ չունի որևէ պահանջ։ </w:t>
+        <w:t>Գրավատուն</w:t>
+      </w:r>
+      <w:proofErr w:type="spellEnd"/>
+      <w:r>
+        <w:rPr>
+          <w:sz w:val="18"/>
+          <w:szCs w:val="22"/>
+        </w:rPr>
+        <w:t xml:space="preserve"> </w:t>
+      </w:r>
+      <w:proofErr w:type="spellStart"/>
+      <w:r>
+        <w:rPr>
+          <w:sz w:val="18"/>
+          <w:szCs w:val="22"/>
+        </w:rPr>
+        <w:t>հավաստիացնում</w:t>
+      </w:r>
+      <w:proofErr w:type="spellEnd"/>
+      <w:r>
+        <w:rPr>
+          <w:sz w:val="18"/>
+          <w:szCs w:val="22"/>
+        </w:rPr>
+        <w:t xml:space="preserve"> է, </w:t>
+      </w:r>
+      <w:proofErr w:type="spellStart"/>
+      <w:r>
+        <w:rPr>
+          <w:sz w:val="18"/>
+          <w:szCs w:val="22"/>
+        </w:rPr>
+        <w:t>որ</w:t>
+      </w:r>
+      <w:proofErr w:type="spellEnd"/>
+      <w:r>
+        <w:rPr>
+          <w:sz w:val="18"/>
+          <w:szCs w:val="22"/>
+        </w:rPr>
+        <w:t xml:space="preserve"> </w:t>
+      </w:r>
+      <w:proofErr w:type="spellStart"/>
+      <w:r>
+        <w:rPr>
+          <w:sz w:val="18"/>
+          <w:szCs w:val="22"/>
+        </w:rPr>
+        <w:t>չունի</w:t>
+      </w:r>
+      <w:proofErr w:type="spellEnd"/>
+      <w:r>
+        <w:rPr>
+          <w:sz w:val="18"/>
+          <w:szCs w:val="22"/>
+        </w:rPr>
+        <w:t xml:space="preserve"> </w:t>
+      </w:r>
+      <w:proofErr w:type="spellStart"/>
+      <w:r>
+        <w:rPr>
+          <w:sz w:val="18"/>
+          <w:szCs w:val="22"/>
+        </w:rPr>
+        <w:t>որևէ</w:t>
+      </w:r>
+      <w:proofErr w:type="spellEnd"/>
+      <w:r>
+        <w:rPr>
+          <w:sz w:val="18"/>
+          <w:szCs w:val="22"/>
+        </w:rPr>
+        <w:t xml:space="preserve"> </w:t>
+      </w:r>
+      <w:proofErr w:type="spellStart"/>
+      <w:r>
+        <w:rPr>
+          <w:sz w:val="18"/>
+          <w:szCs w:val="22"/>
+        </w:rPr>
+        <w:t>պահանջ</w:t>
+      </w:r>
+      <w:proofErr w:type="spellEnd"/>
+      <w:r>
+        <w:rPr>
+          <w:sz w:val="18"/>
+          <w:szCs w:val="22"/>
+        </w:rPr>
+        <w:t xml:space="preserve">։ </w:t>
       </w:r>
     </w:p>
     <w:p>
@@ -12041,7 +13933,7 @@
     </w:p>
     <w:tbl>
       <w:tblPr>
-        <w:tblStyle w:val="a9"/>
+        <w:tblStyle w:val="TableGrid"/>
         <w:tblW w:w="5587" w:type="dxa"/>
         <w:tblBorders>
           <w:top w:val="none" w:sz="0" w:space="0" w:color="auto"/>
@@ -12073,13 +13965,23 @@
                 <w:szCs w:val="18"/>
               </w:rPr>
             </w:pPr>
-            <w:r>
-              <w:rPr>
-                <w:rFonts w:ascii="Times New Roman" w:hAnsi="Times New Roman" w:cs="Times New Roman"/>
-                <w:sz w:val="18"/>
-                <w:szCs w:val="18"/>
-              </w:rPr>
-              <w:t>Հանձնեց՝</w:t>
+            <w:proofErr w:type="spellStart"/>
+            <w:r>
+              <w:rPr>
+                <w:rFonts w:ascii="Times New Roman" w:hAnsi="Times New Roman" w:cs="Times New Roman"/>
+                <w:sz w:val="18"/>
+                <w:szCs w:val="18"/>
+              </w:rPr>
+              <w:t>Հանձնեց</w:t>
+            </w:r>
+            <w:proofErr w:type="spellEnd"/>
+            <w:r>
+              <w:rPr>
+                <w:rFonts w:ascii="Times New Roman" w:hAnsi="Times New Roman" w:cs="Times New Roman"/>
+                <w:sz w:val="18"/>
+                <w:szCs w:val="18"/>
+              </w:rPr>
+              <w:t>՝</w:t>
             </w:r>
           </w:p>
         </w:tc>
@@ -12098,6 +14000,7 @@
                 <w:szCs w:val="18"/>
               </w:rPr>
             </w:pPr>
+            <w:proofErr w:type="spellStart"/>
             <w:r>
               <w:rPr>
                 <w:rFonts w:ascii="Times New Roman" w:hAnsi="Times New Roman" w:cs="Times New Roman"/>
@@ -12106,6 +14009,7 @@
               </w:rPr>
               <w:t>Ոսկերիչ-մասնագետ</w:t>
             </w:r>
+            <w:proofErr w:type="spellEnd"/>
           </w:p>
         </w:tc>
         <w:tc>
@@ -12161,6 +14065,7 @@
           <w:lang w:val="en-GB"/>
         </w:rPr>
       </w:pPr>
+      <w:proofErr w:type="spellStart"/>
       <w:r>
         <w:rPr>
           <w:rFonts w:ascii="Times New Roman" w:hAnsi="Times New Roman" w:cs="Times New Roman"/>
@@ -12169,6 +14074,7 @@
         </w:rPr>
         <w:t>Ես</w:t>
       </w:r>
+      <w:proofErr w:type="spellEnd"/>
       <w:r>
         <w:rPr>
           <w:rFonts w:ascii="Times New Roman" w:hAnsi="Times New Roman" w:cs="Times New Roman"/>
@@ -12184,12 +14090,352 @@
           <w:szCs w:val="18"/>
           <w:lang w:val="en-GB"/>
         </w:rPr>
-        <w:t xml:space="preserve">_____________________________________________________, ստացա Գրավի առարկան ամբողջությամբ, այն վիճակում, ինչպես հանձնել եմ Գրավի ստուգման և Ընդունման-Հանձնման ակտով, որի համար ստորագրում եմ։ </w:t>
+        <w:t xml:space="preserve">_____________________________________________________, </w:t>
+      </w:r>
+      <w:proofErr w:type="spellStart"/>
+      <w:r>
+        <w:rPr>
+          <w:rFonts w:ascii="Times New Roman" w:hAnsi="Times New Roman" w:cs="Times New Roman"/>
+          <w:sz w:val="18"/>
+          <w:szCs w:val="18"/>
+          <w:lang w:val="en-GB"/>
+        </w:rPr>
+        <w:t>ստացա</w:t>
+      </w:r>
+      <w:proofErr w:type="spellEnd"/>
+      <w:r>
+        <w:rPr>
+          <w:rFonts w:ascii="Times New Roman" w:hAnsi="Times New Roman" w:cs="Times New Roman"/>
+          <w:sz w:val="18"/>
+          <w:szCs w:val="18"/>
+          <w:lang w:val="en-GB"/>
+        </w:rPr>
+        <w:t xml:space="preserve"> </w:t>
+      </w:r>
+      <w:proofErr w:type="spellStart"/>
+      <w:r>
+        <w:rPr>
+          <w:rFonts w:ascii="Times New Roman" w:hAnsi="Times New Roman" w:cs="Times New Roman"/>
+          <w:sz w:val="18"/>
+          <w:szCs w:val="18"/>
+          <w:lang w:val="en-GB"/>
+        </w:rPr>
+        <w:t>Գրավի</w:t>
+      </w:r>
+      <w:proofErr w:type="spellEnd"/>
+      <w:r>
+        <w:rPr>
+          <w:rFonts w:ascii="Times New Roman" w:hAnsi="Times New Roman" w:cs="Times New Roman"/>
+          <w:sz w:val="18"/>
+          <w:szCs w:val="18"/>
+          <w:lang w:val="en-GB"/>
+        </w:rPr>
+        <w:t xml:space="preserve"> </w:t>
+      </w:r>
+      <w:proofErr w:type="spellStart"/>
+      <w:r>
+        <w:rPr>
+          <w:rFonts w:ascii="Times New Roman" w:hAnsi="Times New Roman" w:cs="Times New Roman"/>
+          <w:sz w:val="18"/>
+          <w:szCs w:val="18"/>
+          <w:lang w:val="en-GB"/>
+        </w:rPr>
+        <w:t>առարկան</w:t>
+      </w:r>
+      <w:proofErr w:type="spellEnd"/>
+      <w:r>
+        <w:rPr>
+          <w:rFonts w:ascii="Times New Roman" w:hAnsi="Times New Roman" w:cs="Times New Roman"/>
+          <w:sz w:val="18"/>
+          <w:szCs w:val="18"/>
+          <w:lang w:val="en-GB"/>
+        </w:rPr>
+        <w:t xml:space="preserve"> </w:t>
+      </w:r>
+      <w:proofErr w:type="spellStart"/>
+      <w:r>
+        <w:rPr>
+          <w:rFonts w:ascii="Times New Roman" w:hAnsi="Times New Roman" w:cs="Times New Roman"/>
+          <w:sz w:val="18"/>
+          <w:szCs w:val="18"/>
+          <w:lang w:val="en-GB"/>
+        </w:rPr>
+        <w:t>ամբողջությամբ</w:t>
+      </w:r>
+      <w:proofErr w:type="spellEnd"/>
+      <w:r>
+        <w:rPr>
+          <w:rFonts w:ascii="Times New Roman" w:hAnsi="Times New Roman" w:cs="Times New Roman"/>
+          <w:sz w:val="18"/>
+          <w:szCs w:val="18"/>
+          <w:lang w:val="en-GB"/>
+        </w:rPr>
+        <w:t xml:space="preserve">, </w:t>
+      </w:r>
+      <w:proofErr w:type="spellStart"/>
+      <w:r>
+        <w:rPr>
+          <w:rFonts w:ascii="Times New Roman" w:hAnsi="Times New Roman" w:cs="Times New Roman"/>
+          <w:sz w:val="18"/>
+          <w:szCs w:val="18"/>
+          <w:lang w:val="en-GB"/>
+        </w:rPr>
+        <w:t>այն</w:t>
+      </w:r>
+      <w:proofErr w:type="spellEnd"/>
+      <w:r>
+        <w:rPr>
+          <w:rFonts w:ascii="Times New Roman" w:hAnsi="Times New Roman" w:cs="Times New Roman"/>
+          <w:sz w:val="18"/>
+          <w:szCs w:val="18"/>
+          <w:lang w:val="en-GB"/>
+        </w:rPr>
+        <w:t xml:space="preserve"> </w:t>
+      </w:r>
+      <w:proofErr w:type="spellStart"/>
+      <w:r>
+        <w:rPr>
+          <w:rFonts w:ascii="Times New Roman" w:hAnsi="Times New Roman" w:cs="Times New Roman"/>
+          <w:sz w:val="18"/>
+          <w:szCs w:val="18"/>
+          <w:lang w:val="en-GB"/>
+        </w:rPr>
+        <w:t>վիճակում</w:t>
+      </w:r>
+      <w:proofErr w:type="spellEnd"/>
+      <w:r>
+        <w:rPr>
+          <w:rFonts w:ascii="Times New Roman" w:hAnsi="Times New Roman" w:cs="Times New Roman"/>
+          <w:sz w:val="18"/>
+          <w:szCs w:val="18"/>
+          <w:lang w:val="en-GB"/>
+        </w:rPr>
+        <w:t xml:space="preserve">, </w:t>
+      </w:r>
+      <w:proofErr w:type="spellStart"/>
+      <w:r>
+        <w:rPr>
+          <w:rFonts w:ascii="Times New Roman" w:hAnsi="Times New Roman" w:cs="Times New Roman"/>
+          <w:sz w:val="18"/>
+          <w:szCs w:val="18"/>
+          <w:lang w:val="en-GB"/>
+        </w:rPr>
+        <w:t>ինչպես</w:t>
+      </w:r>
+      <w:proofErr w:type="spellEnd"/>
+      <w:r>
+        <w:rPr>
+          <w:rFonts w:ascii="Times New Roman" w:hAnsi="Times New Roman" w:cs="Times New Roman"/>
+          <w:sz w:val="18"/>
+          <w:szCs w:val="18"/>
+          <w:lang w:val="en-GB"/>
+        </w:rPr>
+        <w:t xml:space="preserve"> </w:t>
+      </w:r>
+      <w:proofErr w:type="spellStart"/>
+      <w:r>
+        <w:rPr>
+          <w:rFonts w:ascii="Times New Roman" w:hAnsi="Times New Roman" w:cs="Times New Roman"/>
+          <w:sz w:val="18"/>
+          <w:szCs w:val="18"/>
+          <w:lang w:val="en-GB"/>
+        </w:rPr>
+        <w:t>հանձնել</w:t>
+      </w:r>
+      <w:proofErr w:type="spellEnd"/>
+      <w:r>
+        <w:rPr>
+          <w:rFonts w:ascii="Times New Roman" w:hAnsi="Times New Roman" w:cs="Times New Roman"/>
+          <w:sz w:val="18"/>
+          <w:szCs w:val="18"/>
+          <w:lang w:val="en-GB"/>
+        </w:rPr>
+        <w:t xml:space="preserve"> </w:t>
+      </w:r>
+      <w:proofErr w:type="spellStart"/>
+      <w:r>
+        <w:rPr>
+          <w:rFonts w:ascii="Times New Roman" w:hAnsi="Times New Roman" w:cs="Times New Roman"/>
+          <w:sz w:val="18"/>
+          <w:szCs w:val="18"/>
+          <w:lang w:val="en-GB"/>
+        </w:rPr>
+        <w:t>եմ</w:t>
+      </w:r>
+      <w:proofErr w:type="spellEnd"/>
+      <w:r>
+        <w:rPr>
+          <w:rFonts w:ascii="Times New Roman" w:hAnsi="Times New Roman" w:cs="Times New Roman"/>
+          <w:sz w:val="18"/>
+          <w:szCs w:val="18"/>
+          <w:lang w:val="en-GB"/>
+        </w:rPr>
+        <w:t xml:space="preserve"> </w:t>
+      </w:r>
+      <w:proofErr w:type="spellStart"/>
+      <w:r>
+        <w:rPr>
+          <w:rFonts w:ascii="Times New Roman" w:hAnsi="Times New Roman" w:cs="Times New Roman"/>
+          <w:sz w:val="18"/>
+          <w:szCs w:val="18"/>
+          <w:lang w:val="en-GB"/>
+        </w:rPr>
+        <w:t>Գրավի</w:t>
+      </w:r>
+      <w:proofErr w:type="spellEnd"/>
+      <w:r>
+        <w:rPr>
+          <w:rFonts w:ascii="Times New Roman" w:hAnsi="Times New Roman" w:cs="Times New Roman"/>
+          <w:sz w:val="18"/>
+          <w:szCs w:val="18"/>
+          <w:lang w:val="en-GB"/>
+        </w:rPr>
+        <w:t xml:space="preserve"> </w:t>
+      </w:r>
+      <w:proofErr w:type="spellStart"/>
+      <w:r>
+        <w:rPr>
+          <w:rFonts w:ascii="Times New Roman" w:hAnsi="Times New Roman" w:cs="Times New Roman"/>
+          <w:sz w:val="18"/>
+          <w:szCs w:val="18"/>
+          <w:lang w:val="en-GB"/>
+        </w:rPr>
+        <w:t>ստուգման</w:t>
+      </w:r>
+      <w:proofErr w:type="spellEnd"/>
+      <w:r>
+        <w:rPr>
+          <w:rFonts w:ascii="Times New Roman" w:hAnsi="Times New Roman" w:cs="Times New Roman"/>
+          <w:sz w:val="18"/>
+          <w:szCs w:val="18"/>
+          <w:lang w:val="en-GB"/>
+        </w:rPr>
+        <w:t xml:space="preserve"> և </w:t>
+      </w:r>
+      <w:proofErr w:type="spellStart"/>
+      <w:r>
+        <w:rPr>
+          <w:rFonts w:ascii="Times New Roman" w:hAnsi="Times New Roman" w:cs="Times New Roman"/>
+          <w:sz w:val="18"/>
+          <w:szCs w:val="18"/>
+          <w:lang w:val="en-GB"/>
+        </w:rPr>
+        <w:t>Ընդունման-Հանձնման</w:t>
+      </w:r>
+      <w:proofErr w:type="spellEnd"/>
+      <w:r>
+        <w:rPr>
+          <w:rFonts w:ascii="Times New Roman" w:hAnsi="Times New Roman" w:cs="Times New Roman"/>
+          <w:sz w:val="18"/>
+          <w:szCs w:val="18"/>
+          <w:lang w:val="en-GB"/>
+        </w:rPr>
+        <w:t xml:space="preserve"> </w:t>
+      </w:r>
+      <w:proofErr w:type="spellStart"/>
+      <w:r>
+        <w:rPr>
+          <w:rFonts w:ascii="Times New Roman" w:hAnsi="Times New Roman" w:cs="Times New Roman"/>
+          <w:sz w:val="18"/>
+          <w:szCs w:val="18"/>
+          <w:lang w:val="en-GB"/>
+        </w:rPr>
+        <w:t>ակտով</w:t>
+      </w:r>
+      <w:proofErr w:type="spellEnd"/>
+      <w:r>
+        <w:rPr>
+          <w:rFonts w:ascii="Times New Roman" w:hAnsi="Times New Roman" w:cs="Times New Roman"/>
+          <w:sz w:val="18"/>
+          <w:szCs w:val="18"/>
+          <w:lang w:val="en-GB"/>
+        </w:rPr>
+        <w:t xml:space="preserve">, </w:t>
+      </w:r>
+      <w:proofErr w:type="spellStart"/>
+      <w:r>
+        <w:rPr>
+          <w:rFonts w:ascii="Times New Roman" w:hAnsi="Times New Roman" w:cs="Times New Roman"/>
+          <w:sz w:val="18"/>
+          <w:szCs w:val="18"/>
+          <w:lang w:val="en-GB"/>
+        </w:rPr>
+        <w:t>որի</w:t>
+      </w:r>
+      <w:proofErr w:type="spellEnd"/>
+      <w:r>
+        <w:rPr>
+          <w:rFonts w:ascii="Times New Roman" w:hAnsi="Times New Roman" w:cs="Times New Roman"/>
+          <w:sz w:val="18"/>
+          <w:szCs w:val="18"/>
+          <w:lang w:val="en-GB"/>
+        </w:rPr>
+        <w:t xml:space="preserve"> </w:t>
+      </w:r>
+      <w:proofErr w:type="spellStart"/>
+      <w:r>
+        <w:rPr>
+          <w:rFonts w:ascii="Times New Roman" w:hAnsi="Times New Roman" w:cs="Times New Roman"/>
+          <w:sz w:val="18"/>
+          <w:szCs w:val="18"/>
+          <w:lang w:val="en-GB"/>
+        </w:rPr>
+        <w:t>համար</w:t>
+      </w:r>
+      <w:proofErr w:type="spellEnd"/>
+      <w:r>
+        <w:rPr>
+          <w:rFonts w:ascii="Times New Roman" w:hAnsi="Times New Roman" w:cs="Times New Roman"/>
+          <w:sz w:val="18"/>
+          <w:szCs w:val="18"/>
+          <w:lang w:val="en-GB"/>
+        </w:rPr>
+        <w:t xml:space="preserve"> </w:t>
+      </w:r>
+      <w:proofErr w:type="spellStart"/>
+      <w:r>
+        <w:rPr>
+          <w:rFonts w:ascii="Times New Roman" w:hAnsi="Times New Roman" w:cs="Times New Roman"/>
+          <w:sz w:val="18"/>
+          <w:szCs w:val="18"/>
+          <w:lang w:val="en-GB"/>
+        </w:rPr>
+        <w:t>ստորագրում</w:t>
+      </w:r>
+      <w:proofErr w:type="spellEnd"/>
+      <w:r>
+        <w:rPr>
+          <w:rFonts w:ascii="Times New Roman" w:hAnsi="Times New Roman" w:cs="Times New Roman"/>
+          <w:sz w:val="18"/>
+          <w:szCs w:val="18"/>
+          <w:lang w:val="en-GB"/>
+        </w:rPr>
+        <w:t xml:space="preserve"> </w:t>
+      </w:r>
+      <w:proofErr w:type="spellStart"/>
+      <w:r>
+        <w:rPr>
+          <w:rFonts w:ascii="Times New Roman" w:hAnsi="Times New Roman" w:cs="Times New Roman"/>
+          <w:sz w:val="18"/>
+          <w:szCs w:val="18"/>
+          <w:lang w:val="en-GB"/>
+        </w:rPr>
+        <w:t>եմ</w:t>
+      </w:r>
+      <w:proofErr w:type="spellEnd"/>
+      <w:r>
+        <w:rPr>
+          <w:rFonts w:ascii="Times New Roman" w:hAnsi="Times New Roman" w:cs="Times New Roman"/>
+          <w:sz w:val="18"/>
+          <w:szCs w:val="18"/>
+          <w:lang w:val="en-GB"/>
+        </w:rPr>
+        <w:t xml:space="preserve">։ </w:t>
       </w:r>
     </w:p>
     <w:tbl>
       <w:tblPr>
-        <w:tblStyle w:val="a9"/>
+        <w:tblStyle w:val="TableGrid"/>
         <w:tblW w:w="9776" w:type="dxa"/>
         <w:tblBorders>
           <w:top w:val="none" w:sz="0" w:space="0" w:color="auto"/>
@@ -12221,13 +14467,23 @@
                 <w:szCs w:val="18"/>
               </w:rPr>
             </w:pPr>
-            <w:r>
-              <w:rPr>
-                <w:rFonts w:ascii="Times New Roman" w:hAnsi="Times New Roman" w:cs="Times New Roman"/>
-                <w:sz w:val="18"/>
-                <w:szCs w:val="18"/>
-              </w:rPr>
-              <w:t xml:space="preserve">Ընդունեց՝      </w:t>
+            <w:proofErr w:type="spellStart"/>
+            <w:r>
+              <w:rPr>
+                <w:rFonts w:ascii="Times New Roman" w:hAnsi="Times New Roman" w:cs="Times New Roman"/>
+                <w:sz w:val="18"/>
+                <w:szCs w:val="18"/>
+              </w:rPr>
+              <w:t>Ընդունեց</w:t>
+            </w:r>
+            <w:proofErr w:type="spellEnd"/>
+            <w:r>
+              <w:rPr>
+                <w:rFonts w:ascii="Times New Roman" w:hAnsi="Times New Roman" w:cs="Times New Roman"/>
+                <w:sz w:val="18"/>
+                <w:szCs w:val="18"/>
+              </w:rPr>
+              <w:t xml:space="preserve">՝      </w:t>
             </w:r>
           </w:p>
         </w:tc>
@@ -12246,6 +14502,7 @@
                 <w:szCs w:val="18"/>
               </w:rPr>
             </w:pPr>
+            <w:proofErr w:type="spellStart"/>
             <w:r>
               <w:rPr>
                 <w:rFonts w:ascii="Times New Roman" w:hAnsi="Times New Roman" w:cs="Times New Roman"/>
@@ -12254,6 +14511,7 @@
               </w:rPr>
               <w:t>Գրավատու</w:t>
             </w:r>
+            <w:proofErr w:type="spellEnd"/>
           </w:p>
         </w:tc>
         <w:tc>
@@ -12315,7 +14573,7 @@
 </file>
 
 <file path=word/endnotes.xml><?xml version="1.0" encoding="utf-8"?>
-<w:endnotes xmlns:wpc="http://schemas.microsoft.com/office/word/2010/wordprocessingCanvas" xmlns:mc="http://schemas.openxmlformats.org/markup-compatibility/2006" xmlns:o="urn:schemas-microsoft-com:office:office" xmlns:r="http://schemas.openxmlformats.org/officeDocument/2006/relationships" xmlns:m="http://schemas.openxmlformats.org/officeDocument/2006/math" xmlns:v="urn:schemas-microsoft-com:vml" xmlns:wp14="http://schemas.microsoft.com/office/word/2010/wordprocessingDrawing" xmlns:wp="http://schemas.openxmlformats.org/drawingml/2006/wordprocessingDrawing" xmlns:w10="urn:schemas-microsoft-com:office:word" xmlns:w="http://schemas.openxmlformats.org/wordprocessingml/2006/main" xmlns:w14="http://schemas.microsoft.com/office/word/2010/wordml" xmlns:w15="http://schemas.microsoft.com/office/word/2012/wordml" xmlns:wpg="http://schemas.microsoft.com/office/word/2010/wordprocessingGroup" xmlns:wpi="http://schemas.microsoft.com/office/word/2010/wordprocessingInk" xmlns:wne="http://schemas.microsoft.com/office/word/2006/wordml" xmlns:wps="http://schemas.microsoft.com/office/word/2010/wordprocessingShape" mc:Ignorable="w14 w15 wp14">
+<w:endnotes xmlns:wpc="http://schemas.microsoft.com/office/word/2010/wordprocessingCanvas" xmlns:cx="http://schemas.microsoft.com/office/drawing/2014/chartex" xmlns:cx1="http://schemas.microsoft.com/office/drawing/2015/9/8/chartex" xmlns:cx2="http://schemas.microsoft.com/office/drawing/2015/10/21/chartex" xmlns:cx3="http://schemas.microsoft.com/office/drawing/2016/5/9/chartex" xmlns:cx4="http://schemas.microsoft.com/office/drawing/2016/5/10/chartex" xmlns:cx5="http://schemas.microsoft.com/office/drawing/2016/5/11/chartex" xmlns:cx6="http://schemas.microsoft.com/office/drawing/2016/5/12/chartex" xmlns:cx7="http://schemas.microsoft.com/office/drawing/2016/5/13/chartex" xmlns:cx8="http://schemas.microsoft.com/office/drawing/2016/5/14/chartex" xmlns:mc="http://schemas.openxmlformats.org/markup-compatibility/2006" xmlns:aink="http://schemas.microsoft.com/office/drawing/2016/ink" xmlns:am3d="http://schemas.microsoft.com/office/drawing/2017/model3d" xmlns:o="urn:schemas-microsoft-com:office:office" xmlns:oel="http://schemas.microsoft.com/office/2019/extlst" xmlns:r="http://schemas.openxmlformats.org/officeDocument/2006/relationships" xmlns:m="http://schemas.openxmlformats.org/officeDocument/2006/math" xmlns:v="urn:schemas-microsoft-com:vml" xmlns:wp14="http://schemas.microsoft.com/office/word/2010/wordprocessingDrawing" xmlns:wp="http://schemas.openxmlformats.org/drawingml/2006/wordprocessingDrawing" xmlns:w10="urn:schemas-microsoft-com:office:word" xmlns:w="http://schemas.openxmlformats.org/wordprocessingml/2006/main" xmlns:w14="http://schemas.microsoft.com/office/word/2010/wordml" xmlns:w15="http://schemas.microsoft.com/office/word/2012/wordml" xmlns:w16cex="http://schemas.microsoft.com/office/word/2018/wordml/cex" xmlns:w16cid="http://schemas.microsoft.com/office/word/2016/wordml/cid" xmlns:w16="http://schemas.microsoft.com/office/word/2018/wordml" xmlns:w16sdtdh="http://schemas.microsoft.com/office/word/2020/wordml/sdtdatahash" xmlns:w16se="http://schemas.microsoft.com/office/word/2015/wordml/symex" xmlns:wpg="http://schemas.microsoft.com/office/word/2010/wordprocessingGroup" xmlns:wpi="http://schemas.microsoft.com/office/word/2010/wordprocessingInk" xmlns:wne="http://schemas.microsoft.com/office/word/2006/wordml" xmlns:wps="http://schemas.microsoft.com/office/word/2010/wordprocessingShape" mc:Ignorable="w14 w15 w16se w16cid w16 w16cex w16sdtdh wp14">
   <w:endnote w:type="separator" w:id="-1">
     <w:p>
       <w:pPr>
@@ -12347,11 +14605,11 @@
 </file>
 
 <file path=word/footer1.xml><?xml version="1.0" encoding="utf-8"?>
-<w:ftr xmlns:wpc="http://schemas.microsoft.com/office/word/2010/wordprocessingCanvas" xmlns:mc="http://schemas.openxmlformats.org/markup-compatibility/2006" xmlns:o="urn:schemas-microsoft-com:office:office" xmlns:r="http://schemas.openxmlformats.org/officeDocument/2006/relationships" xmlns:m="http://schemas.openxmlformats.org/officeDocument/2006/math" xmlns:v="urn:schemas-microsoft-com:vml" xmlns:wp14="http://schemas.microsoft.com/office/word/2010/wordprocessingDrawing" xmlns:wp="http://schemas.openxmlformats.org/drawingml/2006/wordprocessingDrawing" xmlns:w10="urn:schemas-microsoft-com:office:word" xmlns:w="http://schemas.openxmlformats.org/wordprocessingml/2006/main" xmlns:w14="http://schemas.microsoft.com/office/word/2010/wordml" xmlns:w15="http://schemas.microsoft.com/office/word/2012/wordml" xmlns:wpg="http://schemas.microsoft.com/office/word/2010/wordprocessingGroup" xmlns:wpi="http://schemas.microsoft.com/office/word/2010/wordprocessingInk" xmlns:wne="http://schemas.microsoft.com/office/word/2006/wordml" xmlns:wps="http://schemas.microsoft.com/office/word/2010/wordprocessingShape" mc:Ignorable="w14 w15 wp14">
+<w:ftr xmlns:wpc="http://schemas.microsoft.com/office/word/2010/wordprocessingCanvas" xmlns:cx="http://schemas.microsoft.com/office/drawing/2014/chartex" xmlns:cx1="http://schemas.microsoft.com/office/drawing/2015/9/8/chartex" xmlns:cx2="http://schemas.microsoft.com/office/drawing/2015/10/21/chartex" xmlns:cx3="http://schemas.microsoft.com/office/drawing/2016/5/9/chartex" xmlns:cx4="http://schemas.microsoft.com/office/drawing/2016/5/10/chartex" xmlns:cx5="http://schemas.microsoft.com/office/drawing/2016/5/11/chartex" xmlns:cx6="http://schemas.microsoft.com/office/drawing/2016/5/12/chartex" xmlns:cx7="http://schemas.microsoft.com/office/drawing/2016/5/13/chartex" xmlns:cx8="http://schemas.microsoft.com/office/drawing/2016/5/14/chartex" xmlns:mc="http://schemas.openxmlformats.org/markup-compatibility/2006" xmlns:aink="http://schemas.microsoft.com/office/drawing/2016/ink" xmlns:am3d="http://schemas.microsoft.com/office/drawing/2017/model3d" xmlns:o="urn:schemas-microsoft-com:office:office" xmlns:oel="http://schemas.microsoft.com/office/2019/extlst" xmlns:r="http://schemas.openxmlformats.org/officeDocument/2006/relationships" xmlns:m="http://schemas.openxmlformats.org/officeDocument/2006/math" xmlns:v="urn:schemas-microsoft-com:vml" xmlns:wp14="http://schemas.microsoft.com/office/word/2010/wordprocessingDrawing" xmlns:wp="http://schemas.openxmlformats.org/drawingml/2006/wordprocessingDrawing" xmlns:w10="urn:schemas-microsoft-com:office:word" xmlns:w="http://schemas.openxmlformats.org/wordprocessingml/2006/main" xmlns:w14="http://schemas.microsoft.com/office/word/2010/wordml" xmlns:w15="http://schemas.microsoft.com/office/word/2012/wordml" xmlns:w16cex="http://schemas.microsoft.com/office/word/2018/wordml/cex" xmlns:w16cid="http://schemas.microsoft.com/office/word/2016/wordml/cid" xmlns:w16="http://schemas.microsoft.com/office/word/2018/wordml" xmlns:w16sdtdh="http://schemas.microsoft.com/office/word/2020/wordml/sdtdatahash" xmlns:w16se="http://schemas.microsoft.com/office/word/2015/wordml/symex" xmlns:wpg="http://schemas.microsoft.com/office/word/2010/wordprocessingGroup" xmlns:wpi="http://schemas.microsoft.com/office/word/2010/wordprocessingInk" xmlns:wne="http://schemas.microsoft.com/office/word/2006/wordml" xmlns:wps="http://schemas.microsoft.com/office/word/2010/wordprocessingShape" mc:Ignorable="w14 w15 w16se w16cid w16 w16cex w16sdtdh wp14">
   <w:sdt>
     <w:sdtPr>
       <w:rPr>
-        <w:rStyle w:val="aa"/>
+        <w:rStyle w:val="PageNumber"/>
       </w:rPr>
       <w:id w:val="612328781"/>
       <w:docPartObj>
@@ -12359,35 +14617,30 @@
         <w:docPartUnique/>
       </w:docPartObj>
     </w:sdtPr>
-    <w:sdtEndPr>
-      <w:rPr>
-        <w:rStyle w:val="aa"/>
-      </w:rPr>
-    </w:sdtEndPr>
     <w:sdtContent>
       <w:p>
         <w:pPr>
-          <w:pStyle w:val="a7"/>
+          <w:pStyle w:val="Footer"/>
           <w:framePr w:wrap="none" w:vAnchor="text" w:hAnchor="margin" w:xAlign="center" w:y="1"/>
           <w:rPr>
-            <w:rStyle w:val="aa"/>
+            <w:rStyle w:val="PageNumber"/>
           </w:rPr>
         </w:pPr>
         <w:r>
           <w:rPr>
-            <w:rStyle w:val="aa"/>
+            <w:rStyle w:val="PageNumber"/>
           </w:rPr>
           <w:fldChar w:fldCharType="begin"/>
         </w:r>
         <w:r>
           <w:rPr>
-            <w:rStyle w:val="aa"/>
+            <w:rStyle w:val="PageNumber"/>
           </w:rPr>
           <w:instrText xml:space="preserve"> PAGE </w:instrText>
         </w:r>
         <w:r>
           <w:rPr>
-            <w:rStyle w:val="aa"/>
+            <w:rStyle w:val="PageNumber"/>
           </w:rPr>
           <w:fldChar w:fldCharType="end"/>
         </w:r>
@@ -12396,17 +14649,17 @@
   </w:sdt>
   <w:p>
     <w:pPr>
-      <w:pStyle w:val="a7"/>
+      <w:pStyle w:val="Footer"/>
     </w:pPr>
   </w:p>
 </w:ftr>
 </file>
 
 <file path=word/footer2.xml><?xml version="1.0" encoding="utf-8"?>
-<w:ftr xmlns:wpc="http://schemas.microsoft.com/office/word/2010/wordprocessingCanvas" xmlns:mc="http://schemas.openxmlformats.org/markup-compatibility/2006" xmlns:o="urn:schemas-microsoft-com:office:office" xmlns:r="http://schemas.openxmlformats.org/officeDocument/2006/relationships" xmlns:m="http://schemas.openxmlformats.org/officeDocument/2006/math" xmlns:v="urn:schemas-microsoft-com:vml" xmlns:wp14="http://schemas.microsoft.com/office/word/2010/wordprocessingDrawing" xmlns:wp="http://schemas.openxmlformats.org/drawingml/2006/wordprocessingDrawing" xmlns:w10="urn:schemas-microsoft-com:office:word" xmlns:w="http://schemas.openxmlformats.org/wordprocessingml/2006/main" xmlns:w14="http://schemas.microsoft.com/office/word/2010/wordml" xmlns:w15="http://schemas.microsoft.com/office/word/2012/wordml" xmlns:wpg="http://schemas.microsoft.com/office/word/2010/wordprocessingGroup" xmlns:wpi="http://schemas.microsoft.com/office/word/2010/wordprocessingInk" xmlns:wne="http://schemas.microsoft.com/office/word/2006/wordml" xmlns:wps="http://schemas.microsoft.com/office/word/2010/wordprocessingShape" mc:Ignorable="w14 w15 wp14">
+<w:ftr xmlns:wpc="http://schemas.microsoft.com/office/word/2010/wordprocessingCanvas" xmlns:cx="http://schemas.microsoft.com/office/drawing/2014/chartex" xmlns:cx1="http://schemas.microsoft.com/office/drawing/2015/9/8/chartex" xmlns:cx2="http://schemas.microsoft.com/office/drawing/2015/10/21/chartex" xmlns:cx3="http://schemas.microsoft.com/office/drawing/2016/5/9/chartex" xmlns:cx4="http://schemas.microsoft.com/office/drawing/2016/5/10/chartex" xmlns:cx5="http://schemas.microsoft.com/office/drawing/2016/5/11/chartex" xmlns:cx6="http://schemas.microsoft.com/office/drawing/2016/5/12/chartex" xmlns:cx7="http://schemas.microsoft.com/office/drawing/2016/5/13/chartex" xmlns:cx8="http://schemas.microsoft.com/office/drawing/2016/5/14/chartex" xmlns:mc="http://schemas.openxmlformats.org/markup-compatibility/2006" xmlns:aink="http://schemas.microsoft.com/office/drawing/2016/ink" xmlns:am3d="http://schemas.microsoft.com/office/drawing/2017/model3d" xmlns:o="urn:schemas-microsoft-com:office:office" xmlns:oel="http://schemas.microsoft.com/office/2019/extlst" xmlns:r="http://schemas.openxmlformats.org/officeDocument/2006/relationships" xmlns:m="http://schemas.openxmlformats.org/officeDocument/2006/math" xmlns:v="urn:schemas-microsoft-com:vml" xmlns:wp14="http://schemas.microsoft.com/office/word/2010/wordprocessingDrawing" xmlns:wp="http://schemas.openxmlformats.org/drawingml/2006/wordprocessingDrawing" xmlns:w10="urn:schemas-microsoft-com:office:word" xmlns:w="http://schemas.openxmlformats.org/wordprocessingml/2006/main" xmlns:w14="http://schemas.microsoft.com/office/word/2010/wordml" xmlns:w15="http://schemas.microsoft.com/office/word/2012/wordml" xmlns:w16cex="http://schemas.microsoft.com/office/word/2018/wordml/cex" xmlns:w16cid="http://schemas.microsoft.com/office/word/2016/wordml/cid" xmlns:w16="http://schemas.microsoft.com/office/word/2018/wordml" xmlns:w16sdtdh="http://schemas.microsoft.com/office/word/2020/wordml/sdtdatahash" xmlns:w16se="http://schemas.microsoft.com/office/word/2015/wordml/symex" xmlns:wpg="http://schemas.microsoft.com/office/word/2010/wordprocessingGroup" xmlns:wpi="http://schemas.microsoft.com/office/word/2010/wordprocessingInk" xmlns:wne="http://schemas.microsoft.com/office/word/2006/wordml" xmlns:wps="http://schemas.microsoft.com/office/word/2010/wordprocessingShape" mc:Ignorable="w14 w15 w16se w16cid w16 w16cex w16sdtdh wp14">
   <w:tbl>
     <w:tblPr>
-      <w:tblStyle w:val="a9"/>
+      <w:tblStyle w:val="TableGrid"/>
       <w:tblW w:w="9420" w:type="dxa"/>
       <w:tblBorders>
         <w:top w:val="none" w:sz="0" w:space="0" w:color="auto"/>
@@ -12433,7 +14686,7 @@
         </w:tcPr>
         <w:p>
           <w:pPr>
-            <w:pStyle w:val="a7"/>
+            <w:pStyle w:val="Footer"/>
           </w:pPr>
         </w:p>
       </w:tc>
@@ -12447,7 +14700,7 @@
         </w:tcPr>
         <w:p>
           <w:pPr>
-            <w:pStyle w:val="a7"/>
+            <w:pStyle w:val="Footer"/>
           </w:pPr>
         </w:p>
       </w:tc>
@@ -12457,7 +14710,7 @@
         </w:tcPr>
         <w:p>
           <w:pPr>
-            <w:pStyle w:val="a7"/>
+            <w:pStyle w:val="Footer"/>
           </w:pPr>
         </w:p>
       </w:tc>
@@ -12466,7 +14719,7 @@
   <w:sdt>
     <w:sdtPr>
       <w:rPr>
-        <w:rStyle w:val="aa"/>
+        <w:rStyle w:val="PageNumber"/>
       </w:rPr>
       <w:id w:val="-2020528176"/>
       <w:docPartObj>
@@ -12474,23 +14727,18 @@
         <w:docPartUnique/>
       </w:docPartObj>
     </w:sdtPr>
-    <w:sdtEndPr>
-      <w:rPr>
-        <w:rStyle w:val="aa"/>
-      </w:rPr>
-    </w:sdtEndPr>
     <w:sdtContent>
       <w:p>
         <w:pPr>
-          <w:pStyle w:val="a7"/>
+          <w:pStyle w:val="Footer"/>
           <w:framePr w:wrap="none" w:vAnchor="text" w:hAnchor="page" w:x="5894" w:y="140"/>
           <w:rPr>
-            <w:rStyle w:val="aa"/>
+            <w:rStyle w:val="PageNumber"/>
           </w:rPr>
         </w:pPr>
         <w:r>
           <w:rPr>
-            <w:rStyle w:val="aa"/>
+            <w:rStyle w:val="PageNumber"/>
             <w:rFonts w:ascii="Times New Roman" w:hAnsi="Times New Roman" w:cs="Times New Roman"/>
             <w:sz w:val="22"/>
             <w:szCs w:val="22"/>
@@ -12499,7 +14747,7 @@
         </w:r>
         <w:r>
           <w:rPr>
-            <w:rStyle w:val="aa"/>
+            <w:rStyle w:val="PageNumber"/>
             <w:rFonts w:ascii="Times New Roman" w:hAnsi="Times New Roman" w:cs="Times New Roman"/>
             <w:sz w:val="22"/>
             <w:szCs w:val="22"/>
@@ -12508,7 +14756,7 @@
         </w:r>
         <w:r>
           <w:rPr>
-            <w:rStyle w:val="aa"/>
+            <w:rStyle w:val="PageNumber"/>
             <w:rFonts w:ascii="Times New Roman" w:hAnsi="Times New Roman" w:cs="Times New Roman"/>
             <w:sz w:val="22"/>
             <w:szCs w:val="22"/>
@@ -12517,7 +14765,7 @@
         </w:r>
         <w:r>
           <w:rPr>
-            <w:rStyle w:val="aa"/>
+            <w:rStyle w:val="PageNumber"/>
             <w:rFonts w:ascii="Times New Roman" w:hAnsi="Times New Roman" w:cs="Times New Roman"/>
             <w:noProof/>
             <w:sz w:val="22"/>
@@ -12527,7 +14775,7 @@
         </w:r>
         <w:r>
           <w:rPr>
-            <w:rStyle w:val="aa"/>
+            <w:rStyle w:val="PageNumber"/>
             <w:rFonts w:ascii="Times New Roman" w:hAnsi="Times New Roman" w:cs="Times New Roman"/>
             <w:sz w:val="22"/>
             <w:szCs w:val="22"/>
@@ -12539,26 +14787,26 @@
   </w:sdt>
   <w:p>
     <w:pPr>
-      <w:pStyle w:val="a7"/>
+      <w:pStyle w:val="Footer"/>
     </w:pPr>
   </w:p>
 </w:ftr>
 </file>
 
 <file path=word/footer3.xml><?xml version="1.0" encoding="utf-8"?>
-<w:ftr xmlns:wpc="http://schemas.microsoft.com/office/word/2010/wordprocessingCanvas" xmlns:mc="http://schemas.openxmlformats.org/markup-compatibility/2006" xmlns:o="urn:schemas-microsoft-com:office:office" xmlns:r="http://schemas.openxmlformats.org/officeDocument/2006/relationships" xmlns:m="http://schemas.openxmlformats.org/officeDocument/2006/math" xmlns:v="urn:schemas-microsoft-com:vml" xmlns:wp14="http://schemas.microsoft.com/office/word/2010/wordprocessingDrawing" xmlns:wp="http://schemas.openxmlformats.org/drawingml/2006/wordprocessingDrawing" xmlns:w10="urn:schemas-microsoft-com:office:word" xmlns:w="http://schemas.openxmlformats.org/wordprocessingml/2006/main" xmlns:w14="http://schemas.microsoft.com/office/word/2010/wordml" xmlns:w15="http://schemas.microsoft.com/office/word/2012/wordml" xmlns:wpg="http://schemas.microsoft.com/office/word/2010/wordprocessingGroup" xmlns:wpi="http://schemas.microsoft.com/office/word/2010/wordprocessingInk" xmlns:wne="http://schemas.microsoft.com/office/word/2006/wordml" xmlns:wps="http://schemas.microsoft.com/office/word/2010/wordprocessingShape" mc:Ignorable="w14 w15 wp14">
+<w:ftr xmlns:wpc="http://schemas.microsoft.com/office/word/2010/wordprocessingCanvas" xmlns:cx="http://schemas.microsoft.com/office/drawing/2014/chartex" xmlns:cx1="http://schemas.microsoft.com/office/drawing/2015/9/8/chartex" xmlns:cx2="http://schemas.microsoft.com/office/drawing/2015/10/21/chartex" xmlns:cx3="http://schemas.microsoft.com/office/drawing/2016/5/9/chartex" xmlns:cx4="http://schemas.microsoft.com/office/drawing/2016/5/10/chartex" xmlns:cx5="http://schemas.microsoft.com/office/drawing/2016/5/11/chartex" xmlns:cx6="http://schemas.microsoft.com/office/drawing/2016/5/12/chartex" xmlns:cx7="http://schemas.microsoft.com/office/drawing/2016/5/13/chartex" xmlns:cx8="http://schemas.microsoft.com/office/drawing/2016/5/14/chartex" xmlns:mc="http://schemas.openxmlformats.org/markup-compatibility/2006" xmlns:aink="http://schemas.microsoft.com/office/drawing/2016/ink" xmlns:am3d="http://schemas.microsoft.com/office/drawing/2017/model3d" xmlns:o="urn:schemas-microsoft-com:office:office" xmlns:oel="http://schemas.microsoft.com/office/2019/extlst" xmlns:r="http://schemas.openxmlformats.org/officeDocument/2006/relationships" xmlns:m="http://schemas.openxmlformats.org/officeDocument/2006/math" xmlns:v="urn:schemas-microsoft-com:vml" xmlns:wp14="http://schemas.microsoft.com/office/word/2010/wordprocessingDrawing" xmlns:wp="http://schemas.openxmlformats.org/drawingml/2006/wordprocessingDrawing" xmlns:w10="urn:schemas-microsoft-com:office:word" xmlns:w="http://schemas.openxmlformats.org/wordprocessingml/2006/main" xmlns:w14="http://schemas.microsoft.com/office/word/2010/wordml" xmlns:w15="http://schemas.microsoft.com/office/word/2012/wordml" xmlns:w16cex="http://schemas.microsoft.com/office/word/2018/wordml/cex" xmlns:w16cid="http://schemas.microsoft.com/office/word/2016/wordml/cid" xmlns:w16="http://schemas.microsoft.com/office/word/2018/wordml" xmlns:w16sdtdh="http://schemas.microsoft.com/office/word/2020/wordml/sdtdatahash" xmlns:w16se="http://schemas.microsoft.com/office/word/2015/wordml/symex" xmlns:wpg="http://schemas.microsoft.com/office/word/2010/wordprocessingGroup" xmlns:wpi="http://schemas.microsoft.com/office/word/2010/wordprocessingInk" xmlns:wne="http://schemas.microsoft.com/office/word/2006/wordml" xmlns:wps="http://schemas.microsoft.com/office/word/2010/wordprocessingShape" mc:Ignorable="w14 w15 w16se w16cid w16 w16cex w16sdtdh wp14">
   <w:p>
     <w:pPr>
-      <w:pStyle w:val="a7"/>
+      <w:pStyle w:val="Footer"/>
       <w:framePr w:wrap="none" w:vAnchor="text" w:hAnchor="page" w:x="5894" w:y="140"/>
       <w:rPr>
-        <w:rStyle w:val="aa"/>
+        <w:rStyle w:val="PageNumber"/>
       </w:rPr>
     </w:pPr>
   </w:p>
   <w:tbl>
     <w:tblPr>
-      <w:tblStyle w:val="a9"/>
+      <w:tblStyle w:val="TableGrid"/>
       <w:tblW w:w="9420" w:type="dxa"/>
       <w:tblBorders>
         <w:top w:val="none" w:sz="0" w:space="0" w:color="auto"/>
@@ -12585,7 +14833,7 @@
         </w:tcPr>
         <w:p>
           <w:pPr>
-            <w:pStyle w:val="a7"/>
+            <w:pStyle w:val="Footer"/>
           </w:pPr>
         </w:p>
       </w:tc>
@@ -12599,7 +14847,7 @@
         </w:tcPr>
         <w:p>
           <w:pPr>
-            <w:pStyle w:val="a7"/>
+            <w:pStyle w:val="Footer"/>
           </w:pPr>
         </w:p>
       </w:tc>
@@ -12609,7 +14857,7 @@
         </w:tcPr>
         <w:p>
           <w:pPr>
-            <w:pStyle w:val="a7"/>
+            <w:pStyle w:val="Footer"/>
           </w:pPr>
         </w:p>
       </w:tc>
@@ -12618,7 +14866,7 @@
   <w:sdt>
     <w:sdtPr>
       <w:rPr>
-        <w:rStyle w:val="aa"/>
+        <w:rStyle w:val="PageNumber"/>
       </w:rPr>
       <w:id w:val="2012254830"/>
       <w:docPartObj>
@@ -12629,15 +14877,15 @@
     <w:sdtContent>
       <w:p>
         <w:pPr>
-          <w:pStyle w:val="a7"/>
+          <w:pStyle w:val="Footer"/>
           <w:framePr w:wrap="none" w:vAnchor="text" w:hAnchor="page" w:x="5894" w:y="140"/>
           <w:rPr>
-            <w:rStyle w:val="aa"/>
+            <w:rStyle w:val="PageNumber"/>
           </w:rPr>
         </w:pPr>
         <w:r>
           <w:rPr>
-            <w:rStyle w:val="aa"/>
+            <w:rStyle w:val="PageNumber"/>
             <w:rFonts w:ascii="Times New Roman" w:hAnsi="Times New Roman" w:cs="Times New Roman"/>
             <w:sz w:val="22"/>
             <w:szCs w:val="22"/>
@@ -12646,7 +14894,7 @@
         </w:r>
         <w:r>
           <w:rPr>
-            <w:rStyle w:val="aa"/>
+            <w:rStyle w:val="PageNumber"/>
             <w:rFonts w:ascii="Times New Roman" w:hAnsi="Times New Roman" w:cs="Times New Roman"/>
             <w:sz w:val="22"/>
             <w:szCs w:val="22"/>
@@ -12655,7 +14903,7 @@
         </w:r>
         <w:r>
           <w:rPr>
-            <w:rStyle w:val="aa"/>
+            <w:rStyle w:val="PageNumber"/>
             <w:rFonts w:ascii="Times New Roman" w:hAnsi="Times New Roman" w:cs="Times New Roman"/>
             <w:sz w:val="22"/>
             <w:szCs w:val="22"/>
@@ -12664,7 +14912,7 @@
         </w:r>
         <w:r>
           <w:rPr>
-            <w:rStyle w:val="aa"/>
+            <w:rStyle w:val="PageNumber"/>
             <w:rFonts w:ascii="Times New Roman" w:hAnsi="Times New Roman" w:cs="Times New Roman"/>
             <w:noProof/>
             <w:sz w:val="22"/>
@@ -12674,7 +14922,7 @@
         </w:r>
         <w:r>
           <w:rPr>
-            <w:rStyle w:val="aa"/>
+            <w:rStyle w:val="PageNumber"/>
             <w:rFonts w:ascii="Times New Roman" w:hAnsi="Times New Roman" w:cs="Times New Roman"/>
             <w:sz w:val="22"/>
             <w:szCs w:val="22"/>
@@ -12686,14 +14934,14 @@
   </w:sdt>
   <w:p>
     <w:pPr>
-      <w:pStyle w:val="a7"/>
+      <w:pStyle w:val="Footer"/>
     </w:pPr>
   </w:p>
 </w:ftr>
 </file>
 
 <file path=word/footnotes.xml><?xml version="1.0" encoding="utf-8"?>
-<w:footnotes xmlns:wpc="http://schemas.microsoft.com/office/word/2010/wordprocessingCanvas" xmlns:mc="http://schemas.openxmlformats.org/markup-compatibility/2006" xmlns:o="urn:schemas-microsoft-com:office:office" xmlns:r="http://schemas.openxmlformats.org/officeDocument/2006/relationships" xmlns:m="http://schemas.openxmlformats.org/officeDocument/2006/math" xmlns:v="urn:schemas-microsoft-com:vml" xmlns:wp14="http://schemas.microsoft.com/office/word/2010/wordprocessingDrawing" xmlns:wp="http://schemas.openxmlformats.org/drawingml/2006/wordprocessingDrawing" xmlns:w10="urn:schemas-microsoft-com:office:word" xmlns:w="http://schemas.openxmlformats.org/wordprocessingml/2006/main" xmlns:w14="http://schemas.microsoft.com/office/word/2010/wordml" xmlns:w15="http://schemas.microsoft.com/office/word/2012/wordml" xmlns:wpg="http://schemas.microsoft.com/office/word/2010/wordprocessingGroup" xmlns:wpi="http://schemas.microsoft.com/office/word/2010/wordprocessingInk" xmlns:wne="http://schemas.microsoft.com/office/word/2006/wordml" xmlns:wps="http://schemas.microsoft.com/office/word/2010/wordprocessingShape" mc:Ignorable="w14 w15 wp14">
+<w:footnotes xmlns:wpc="http://schemas.microsoft.com/office/word/2010/wordprocessingCanvas" xmlns:cx="http://schemas.microsoft.com/office/drawing/2014/chartex" xmlns:cx1="http://schemas.microsoft.com/office/drawing/2015/9/8/chartex" xmlns:cx2="http://schemas.microsoft.com/office/drawing/2015/10/21/chartex" xmlns:cx3="http://schemas.microsoft.com/office/drawing/2016/5/9/chartex" xmlns:cx4="http://schemas.microsoft.com/office/drawing/2016/5/10/chartex" xmlns:cx5="http://schemas.microsoft.com/office/drawing/2016/5/11/chartex" xmlns:cx6="http://schemas.microsoft.com/office/drawing/2016/5/12/chartex" xmlns:cx7="http://schemas.microsoft.com/office/drawing/2016/5/13/chartex" xmlns:cx8="http://schemas.microsoft.com/office/drawing/2016/5/14/chartex" xmlns:mc="http://schemas.openxmlformats.org/markup-compatibility/2006" xmlns:aink="http://schemas.microsoft.com/office/drawing/2016/ink" xmlns:am3d="http://schemas.microsoft.com/office/drawing/2017/model3d" xmlns:o="urn:schemas-microsoft-com:office:office" xmlns:oel="http://schemas.microsoft.com/office/2019/extlst" xmlns:r="http://schemas.openxmlformats.org/officeDocument/2006/relationships" xmlns:m="http://schemas.openxmlformats.org/officeDocument/2006/math" xmlns:v="urn:schemas-microsoft-com:vml" xmlns:wp14="http://schemas.microsoft.com/office/word/2010/wordprocessingDrawing" xmlns:wp="http://schemas.openxmlformats.org/drawingml/2006/wordprocessingDrawing" xmlns:w10="urn:schemas-microsoft-com:office:word" xmlns:w="http://schemas.openxmlformats.org/wordprocessingml/2006/main" xmlns:w14="http://schemas.microsoft.com/office/word/2010/wordml" xmlns:w15="http://schemas.microsoft.com/office/word/2012/wordml" xmlns:w16cex="http://schemas.microsoft.com/office/word/2018/wordml/cex" xmlns:w16cid="http://schemas.microsoft.com/office/word/2016/wordml/cid" xmlns:w16="http://schemas.microsoft.com/office/word/2018/wordml" xmlns:w16sdtdh="http://schemas.microsoft.com/office/word/2020/wordml/sdtdatahash" xmlns:w16se="http://schemas.microsoft.com/office/word/2015/wordml/symex" xmlns:wpg="http://schemas.microsoft.com/office/word/2010/wordprocessingGroup" xmlns:wpi="http://schemas.microsoft.com/office/word/2010/wordprocessingInk" xmlns:wne="http://schemas.microsoft.com/office/word/2006/wordml" xmlns:wps="http://schemas.microsoft.com/office/word/2010/wordprocessingShape" mc:Ignorable="w14 w15 w16se w16cid w16 w16cex w16sdtdh wp14">
   <w:footnote w:type="separator" w:id="-1">
     <w:p>
       <w:pPr>
@@ -12725,12 +14973,15 @@
 </file>
 
 <file path=word/header1.xml><?xml version="1.0" encoding="utf-8"?>
-<w:hdr xmlns:wpc="http://schemas.microsoft.com/office/word/2010/wordprocessingCanvas" xmlns:mc="http://schemas.openxmlformats.org/markup-compatibility/2006" xmlns:o="urn:schemas-microsoft-com:office:office" xmlns:r="http://schemas.openxmlformats.org/officeDocument/2006/relationships" xmlns:m="http://schemas.openxmlformats.org/officeDocument/2006/math" xmlns:v="urn:schemas-microsoft-com:vml" xmlns:wp14="http://schemas.microsoft.com/office/word/2010/wordprocessingDrawing" xmlns:wp="http://schemas.openxmlformats.org/drawingml/2006/wordprocessingDrawing" xmlns:w10="urn:schemas-microsoft-com:office:word" xmlns:w="http://schemas.openxmlformats.org/wordprocessingml/2006/main" xmlns:w14="http://schemas.microsoft.com/office/word/2010/wordml" xmlns:w15="http://schemas.microsoft.com/office/word/2012/wordml" xmlns:wpg="http://schemas.microsoft.com/office/word/2010/wordprocessingGroup" xmlns:wpi="http://schemas.microsoft.com/office/word/2010/wordprocessingInk" xmlns:wne="http://schemas.microsoft.com/office/word/2006/wordml" xmlns:wps="http://schemas.microsoft.com/office/word/2010/wordprocessingShape" mc:Ignorable="w14 w15 wp14">
+<w:hdr xmlns:wpc="http://schemas.microsoft.com/office/word/2010/wordprocessingCanvas" xmlns:cx="http://schemas.microsoft.com/office/drawing/2014/chartex" xmlns:cx1="http://schemas.microsoft.com/office/drawing/2015/9/8/chartex" xmlns:cx2="http://schemas.microsoft.com/office/drawing/2015/10/21/chartex" xmlns:cx3="http://schemas.microsoft.com/office/drawing/2016/5/9/chartex" xmlns:cx4="http://schemas.microsoft.com/office/drawing/2016/5/10/chartex" xmlns:cx5="http://schemas.microsoft.com/office/drawing/2016/5/11/chartex" xmlns:cx6="http://schemas.microsoft.com/office/drawing/2016/5/12/chartex" xmlns:cx7="http://schemas.microsoft.com/office/drawing/2016/5/13/chartex" xmlns:cx8="http://schemas.microsoft.com/office/drawing/2016/5/14/chartex" xmlns:mc="http://schemas.openxmlformats.org/markup-compatibility/2006" xmlns:aink="http://schemas.microsoft.com/office/drawing/2016/ink" xmlns:am3d="http://schemas.microsoft.com/office/drawing/2017/model3d" xmlns:o="urn:schemas-microsoft-com:office:office" xmlns:oel="http://schemas.microsoft.com/office/2019/extlst" xmlns:r="http://schemas.openxmlformats.org/officeDocument/2006/relationships" xmlns:m="http://schemas.openxmlformats.org/officeDocument/2006/math" xmlns:v="urn:schemas-microsoft-com:vml" xmlns:wp14="http://schemas.microsoft.com/office/word/2010/wordprocessingDrawing" xmlns:wp="http://schemas.openxmlformats.org/drawingml/2006/wordprocessingDrawing" xmlns:w10="urn:schemas-microsoft-com:office:word" xmlns:w="http://schemas.openxmlformats.org/wordprocessingml/2006/main" xmlns:w14="http://schemas.microsoft.com/office/word/2010/wordml" xmlns:w15="http://schemas.microsoft.com/office/word/2012/wordml" xmlns:w16cex="http://schemas.microsoft.com/office/word/2018/wordml/cex" xmlns:w16cid="http://schemas.microsoft.com/office/word/2016/wordml/cid" xmlns:w16="http://schemas.microsoft.com/office/word/2018/wordml" xmlns:w16sdtdh="http://schemas.microsoft.com/office/word/2020/wordml/sdtdatahash" xmlns:w16se="http://schemas.microsoft.com/office/word/2015/wordml/symex" xmlns:wpg="http://schemas.microsoft.com/office/word/2010/wordprocessingGroup" xmlns:wpi="http://schemas.microsoft.com/office/word/2010/wordprocessingInk" xmlns:wne="http://schemas.microsoft.com/office/word/2006/wordml" xmlns:wps="http://schemas.microsoft.com/office/word/2010/wordprocessingShape" mc:Ignorable="w14 w15 w16se w16cid w16 w16cex w16sdtdh wp14">
   <w:p>
     <w:pPr>
-      <w:pStyle w:val="a5"/>
+      <w:pStyle w:val="Header"/>
     </w:pPr>
     <w:r>
+      <w:rPr>
+        <w:noProof/>
+      </w:rPr>
       <w:drawing>
         <wp:anchor distT="0" distB="0" distL="114300" distR="114300" simplePos="0" relativeHeight="251660288" behindDoc="0" locked="0" layoutInCell="1" allowOverlap="1" wp14:anchorId="7A1029DB" wp14:editId="11F68474">
           <wp:simplePos x="0" y="0"/>
@@ -12780,6 +15031,9 @@
       </w:drawing>
     </w:r>
     <w:r>
+      <w:rPr>
+        <w:noProof/>
+      </w:rPr>
       <w:drawing>
         <wp:anchor distT="0" distB="0" distL="114300" distR="114300" simplePos="0" relativeHeight="251659264" behindDoc="0" locked="0" layoutInCell="1" allowOverlap="1" wp14:anchorId="41197A78" wp14:editId="732A421B">
           <wp:simplePos x="0" y="0"/>
@@ -12833,7 +15087,7 @@
 </file>
 
 <file path=word/numbering.xml><?xml version="1.0" encoding="utf-8"?>
-<w:numbering xmlns:wpc="http://schemas.microsoft.com/office/word/2010/wordprocessingCanvas" xmlns:mc="http://schemas.openxmlformats.org/markup-compatibility/2006" xmlns:o="urn:schemas-microsoft-com:office:office" xmlns:r="http://schemas.openxmlformats.org/officeDocument/2006/relationships" xmlns:m="http://schemas.openxmlformats.org/officeDocument/2006/math" xmlns:v="urn:schemas-microsoft-com:vml" xmlns:wp14="http://schemas.microsoft.com/office/word/2010/wordprocessingDrawing" xmlns:wp="http://schemas.openxmlformats.org/drawingml/2006/wordprocessingDrawing" xmlns:w10="urn:schemas-microsoft-com:office:word" xmlns:w="http://schemas.openxmlformats.org/wordprocessingml/2006/main" xmlns:w14="http://schemas.microsoft.com/office/word/2010/wordml" xmlns:w15="http://schemas.microsoft.com/office/word/2012/wordml" xmlns:wpg="http://schemas.microsoft.com/office/word/2010/wordprocessingGroup" xmlns:wpi="http://schemas.microsoft.com/office/word/2010/wordprocessingInk" xmlns:wne="http://schemas.microsoft.com/office/word/2006/wordml" xmlns:wps="http://schemas.microsoft.com/office/word/2010/wordprocessingShape" mc:Ignorable="w14 w15 wp14">
+<w:numbering xmlns:wpc="http://schemas.microsoft.com/office/word/2010/wordprocessingCanvas" xmlns:cx="http://schemas.microsoft.com/office/drawing/2014/chartex" xmlns:cx1="http://schemas.microsoft.com/office/drawing/2015/9/8/chartex" xmlns:cx2="http://schemas.microsoft.com/office/drawing/2015/10/21/chartex" xmlns:cx3="http://schemas.microsoft.com/office/drawing/2016/5/9/chartex" xmlns:cx4="http://schemas.microsoft.com/office/drawing/2016/5/10/chartex" xmlns:cx5="http://schemas.microsoft.com/office/drawing/2016/5/11/chartex" xmlns:cx6="http://schemas.microsoft.com/office/drawing/2016/5/12/chartex" xmlns:cx7="http://schemas.microsoft.com/office/drawing/2016/5/13/chartex" xmlns:cx8="http://schemas.microsoft.com/office/drawing/2016/5/14/chartex" xmlns:mc="http://schemas.openxmlformats.org/markup-compatibility/2006" xmlns:aink="http://schemas.microsoft.com/office/drawing/2016/ink" xmlns:am3d="http://schemas.microsoft.com/office/drawing/2017/model3d" xmlns:o="urn:schemas-microsoft-com:office:office" xmlns:oel="http://schemas.microsoft.com/office/2019/extlst" xmlns:r="http://schemas.openxmlformats.org/officeDocument/2006/relationships" xmlns:m="http://schemas.openxmlformats.org/officeDocument/2006/math" xmlns:v="urn:schemas-microsoft-com:vml" xmlns:wp14="http://schemas.microsoft.com/office/word/2010/wordprocessingDrawing" xmlns:wp="http://schemas.openxmlformats.org/drawingml/2006/wordprocessingDrawing" xmlns:w10="urn:schemas-microsoft-com:office:word" xmlns:w="http://schemas.openxmlformats.org/wordprocessingml/2006/main" xmlns:w14="http://schemas.microsoft.com/office/word/2010/wordml" xmlns:w15="http://schemas.microsoft.com/office/word/2012/wordml" xmlns:w16cex="http://schemas.microsoft.com/office/word/2018/wordml/cex" xmlns:w16cid="http://schemas.microsoft.com/office/word/2016/wordml/cid" xmlns:w16="http://schemas.microsoft.com/office/word/2018/wordml" xmlns:w16sdtdh="http://schemas.microsoft.com/office/word/2020/wordml/sdtdatahash" xmlns:w16se="http://schemas.microsoft.com/office/word/2015/wordml/symex" xmlns:wpg="http://schemas.microsoft.com/office/word/2010/wordprocessingGroup" xmlns:wpi="http://schemas.microsoft.com/office/word/2010/wordprocessingInk" xmlns:wne="http://schemas.microsoft.com/office/word/2006/wordml" xmlns:wps="http://schemas.microsoft.com/office/word/2010/wordprocessingShape" mc:Ignorable="w14 w15 w16se w16cid w16 w16cex w16sdtdh wp14">
   <w:abstractNum w:abstractNumId="0" w15:restartNumberingAfterBreak="0">
     <w:nsid w:val="057E7531"/>
     <w:multiLevelType w:val="multilevel"/>
@@ -12841,7 +15095,7 @@
     <w:lvl w:ilvl="0">
       <w:start w:val="1"/>
       <w:numFmt w:val="decimal"/>
-      <w:pStyle w:val="1"/>
+      <w:pStyle w:val="Heading1"/>
       <w:lvlText w:val="%1."/>
       <w:lvlJc w:val="left"/>
       <w:pPr>
@@ -12856,7 +15110,7 @@
     <w:lvl w:ilvl="1">
       <w:start w:val="1"/>
       <w:numFmt w:val="decimal"/>
-      <w:pStyle w:val="a"/>
+      <w:pStyle w:val="List"/>
       <w:lvlText w:val="%1.%2."/>
       <w:lvlJc w:val="left"/>
       <w:pPr>
@@ -13143,7 +15397,7 @@
     <w:lvl w:ilvl="0">
       <w:start w:val="1"/>
       <w:numFmt w:val="decimal"/>
-      <w:pStyle w:val="a0"/>
+      <w:pStyle w:val="ListParagraph"/>
       <w:lvlText w:val="1.%1."/>
       <w:lvlJc w:val="left"/>
       <w:pPr>
@@ -14763,64 +17017,64 @@
       </w:pPr>
     </w:lvl>
   </w:abstractNum>
-  <w:num w:numId="1">
+  <w:num w:numId="1" w16cid:durableId="60565353">
     <w:abstractNumId w:val="4"/>
   </w:num>
-  <w:num w:numId="2">
+  <w:num w:numId="2" w16cid:durableId="1461411989">
     <w:abstractNumId w:val="14"/>
   </w:num>
-  <w:num w:numId="3">
+  <w:num w:numId="3" w16cid:durableId="526067600">
     <w:abstractNumId w:val="10"/>
   </w:num>
-  <w:num w:numId="4">
+  <w:num w:numId="4" w16cid:durableId="1590431928">
     <w:abstractNumId w:val="13"/>
   </w:num>
-  <w:num w:numId="5">
+  <w:num w:numId="5" w16cid:durableId="590166386">
     <w:abstractNumId w:val="2"/>
   </w:num>
-  <w:num w:numId="6">
+  <w:num w:numId="6" w16cid:durableId="2054695334">
     <w:abstractNumId w:val="11"/>
   </w:num>
-  <w:num w:numId="7">
+  <w:num w:numId="7" w16cid:durableId="72288155">
     <w:abstractNumId w:val="1"/>
   </w:num>
-  <w:num w:numId="8">
+  <w:num w:numId="8" w16cid:durableId="1038361660">
     <w:abstractNumId w:val="8"/>
   </w:num>
-  <w:num w:numId="9">
+  <w:num w:numId="9" w16cid:durableId="306980256">
     <w:abstractNumId w:val="12"/>
   </w:num>
-  <w:num w:numId="10">
+  <w:num w:numId="10" w16cid:durableId="341014761">
     <w:abstractNumId w:val="5"/>
   </w:num>
-  <w:num w:numId="11">
+  <w:num w:numId="11" w16cid:durableId="416251539">
     <w:abstractNumId w:val="19"/>
   </w:num>
-  <w:num w:numId="12">
+  <w:num w:numId="12" w16cid:durableId="1747411353">
     <w:abstractNumId w:val="6"/>
   </w:num>
-  <w:num w:numId="13">
+  <w:num w:numId="13" w16cid:durableId="1968898649">
     <w:abstractNumId w:val="9"/>
   </w:num>
-  <w:num w:numId="14">
+  <w:num w:numId="14" w16cid:durableId="194469616">
     <w:abstractNumId w:val="17"/>
   </w:num>
-  <w:num w:numId="15">
+  <w:num w:numId="15" w16cid:durableId="1441753997">
     <w:abstractNumId w:val="16"/>
   </w:num>
-  <w:num w:numId="16">
+  <w:num w:numId="16" w16cid:durableId="1977367329">
     <w:abstractNumId w:val="7"/>
   </w:num>
-  <w:num w:numId="17">
+  <w:num w:numId="17" w16cid:durableId="1475484449">
     <w:abstractNumId w:val="3"/>
   </w:num>
-  <w:num w:numId="18">
+  <w:num w:numId="18" w16cid:durableId="901597376">
     <w:abstractNumId w:val="0"/>
   </w:num>
-  <w:num w:numId="19">
+  <w:num w:numId="19" w16cid:durableId="645817749">
     <w:abstractNumId w:val="15"/>
   </w:num>
-  <w:num w:numId="20">
+  <w:num w:numId="20" w16cid:durableId="480540205">
     <w:abstractNumId w:val="3"/>
     <w:lvlOverride w:ilvl="0">
       <w:startOverride w:val="1"/>
@@ -14850,10 +17104,10 @@
       <w:startOverride w:val="1"/>
     </w:lvlOverride>
   </w:num>
-  <w:num w:numId="21">
+  <w:num w:numId="21" w16cid:durableId="419760880">
     <w:abstractNumId w:val="18"/>
   </w:num>
-  <w:num w:numId="22">
+  <w:num w:numId="22" w16cid:durableId="2038771015">
     <w:abstractNumId w:val="0"/>
     <w:lvlOverride w:ilvl="0">
       <w:startOverride w:val="1"/>
@@ -14883,10 +17137,10 @@
       <w:startOverride w:val="1"/>
     </w:lvlOverride>
   </w:num>
-  <w:num w:numId="23">
+  <w:num w:numId="23" w16cid:durableId="855079960">
     <w:abstractNumId w:val="0"/>
   </w:num>
-  <w:num w:numId="24">
+  <w:num w:numId="24" w16cid:durableId="1407848366">
     <w:abstractNumId w:val="0"/>
     <w:lvlOverride w:ilvl="0">
       <w:startOverride w:val="1"/>
@@ -14920,7 +17174,7 @@
 </file>
 
 <file path=word/styles.xml><?xml version="1.0" encoding="utf-8"?>
-<w:styles xmlns:mc="http://schemas.openxmlformats.org/markup-compatibility/2006" xmlns:r="http://schemas.openxmlformats.org/officeDocument/2006/relationships" xmlns:w="http://schemas.openxmlformats.org/wordprocessingml/2006/main" xmlns:w14="http://schemas.microsoft.com/office/word/2010/wordml" xmlns:w15="http://schemas.microsoft.com/office/word/2012/wordml" mc:Ignorable="w14 w15">
+<w:styles xmlns:mc="http://schemas.openxmlformats.org/markup-compatibility/2006" xmlns:r="http://schemas.openxmlformats.org/officeDocument/2006/relationships" xmlns:w="http://schemas.openxmlformats.org/wordprocessingml/2006/main" xmlns:w14="http://schemas.microsoft.com/office/word/2010/wordml" xmlns:w15="http://schemas.microsoft.com/office/word/2012/wordml" xmlns:w16cex="http://schemas.microsoft.com/office/word/2018/wordml/cex" xmlns:w16cid="http://schemas.microsoft.com/office/word/2016/wordml/cid" xmlns:w16="http://schemas.microsoft.com/office/word/2018/wordml" xmlns:w16sdtdh="http://schemas.microsoft.com/office/word/2020/wordml/sdtdatahash" xmlns:w16se="http://schemas.microsoft.com/office/word/2015/wordml/symex" mc:Ignorable="w14 w15 w16se w16cid w16 w16cex w16sdtdh">
   <w:docDefaults>
     <w:rPrDefault>
       <w:rPr>
@@ -14936,7 +17190,7 @@
       </w:pPr>
     </w:pPrDefault>
   </w:docDefaults>
-  <w:latentStyles w:defLockedState="0" w:defUIPriority="99" w:defSemiHidden="0" w:defUnhideWhenUsed="0" w:defQFormat="0" w:count="371">
+  <w:latentStyles w:defLockedState="0" w:defUIPriority="99" w:defSemiHidden="0" w:defUnhideWhenUsed="0" w:defQFormat="0" w:count="376">
     <w:lsdException w:name="Normal" w:uiPriority="0" w:qFormat="1"/>
     <w:lsdException w:name="heading 1" w:uiPriority="9" w:qFormat="1"/>
     <w:lsdException w:name="heading 2" w:semiHidden="1" w:uiPriority="9" w:unhideWhenUsed="1" w:qFormat="1"/>
@@ -15308,16 +17562,21 @@
     <w:lsdException w:name="List Table 5 Dark Accent 6" w:uiPriority="50"/>
     <w:lsdException w:name="List Table 6 Colorful Accent 6" w:uiPriority="51"/>
     <w:lsdException w:name="List Table 7 Colorful Accent 6" w:uiPriority="52"/>
+    <w:lsdException w:name="Mention" w:semiHidden="1" w:unhideWhenUsed="1"/>
+    <w:lsdException w:name="Smart Hyperlink" w:semiHidden="1" w:unhideWhenUsed="1"/>
+    <w:lsdException w:name="Hashtag" w:semiHidden="1" w:unhideWhenUsed="1"/>
+    <w:lsdException w:name="Unresolved Mention" w:semiHidden="1" w:unhideWhenUsed="1"/>
+    <w:lsdException w:name="Smart Link" w:semiHidden="1" w:unhideWhenUsed="1"/>
   </w:latentStyles>
-  <w:style w:type="paragraph" w:default="1" w:styleId="a1">
+  <w:style w:type="paragraph" w:default="1" w:styleId="Normal">
     <w:name w:val="Normal"/>
     <w:qFormat/>
   </w:style>
-  <w:style w:type="paragraph" w:styleId="1">
+  <w:style w:type="paragraph" w:styleId="Heading1">
     <w:name w:val="heading 1"/>
-    <w:basedOn w:val="a1"/>
-    <w:next w:val="a1"/>
-    <w:link w:val="10"/>
+    <w:basedOn w:val="Normal"/>
+    <w:next w:val="Normal"/>
+    <w:link w:val="Heading1Char"/>
     <w:uiPriority w:val="9"/>
     <w:qFormat/>
     <w:rsid w:val="006F683F"/>
@@ -15338,11 +17597,11 @@
       <w:szCs w:val="32"/>
     </w:rPr>
   </w:style>
-  <w:style w:type="paragraph" w:styleId="2">
+  <w:style w:type="paragraph" w:styleId="Heading2">
     <w:name w:val="heading 2"/>
-    <w:basedOn w:val="a1"/>
-    <w:next w:val="a1"/>
-    <w:link w:val="20"/>
+    <w:basedOn w:val="Normal"/>
+    <w:next w:val="Normal"/>
+    <w:link w:val="Heading2Char"/>
     <w:uiPriority w:val="9"/>
     <w:semiHidden/>
     <w:unhideWhenUsed/>
@@ -15361,11 +17620,11 @@
       <w:szCs w:val="26"/>
     </w:rPr>
   </w:style>
-  <w:style w:type="paragraph" w:styleId="3">
+  <w:style w:type="paragraph" w:styleId="Heading3">
     <w:name w:val="heading 3"/>
-    <w:basedOn w:val="a1"/>
-    <w:next w:val="a1"/>
-    <w:link w:val="30"/>
+    <w:basedOn w:val="Normal"/>
+    <w:next w:val="Normal"/>
+    <w:link w:val="Heading3Char"/>
     <w:uiPriority w:val="9"/>
     <w:semiHidden/>
     <w:unhideWhenUsed/>
@@ -15382,11 +17641,11 @@
       <w:color w:val="0A2F40" w:themeColor="accent1" w:themeShade="7F"/>
     </w:rPr>
   </w:style>
-  <w:style w:type="paragraph" w:styleId="4">
+  <w:style w:type="paragraph" w:styleId="Heading4">
     <w:name w:val="heading 4"/>
-    <w:basedOn w:val="a1"/>
-    <w:next w:val="a1"/>
-    <w:link w:val="40"/>
+    <w:basedOn w:val="Normal"/>
+    <w:next w:val="Normal"/>
+    <w:link w:val="Heading4Char"/>
     <w:uiPriority w:val="9"/>
     <w:semiHidden/>
     <w:unhideWhenUsed/>
@@ -15405,11 +17664,11 @@
       <w:color w:val="0F4761" w:themeColor="accent1" w:themeShade="BF"/>
     </w:rPr>
   </w:style>
-  <w:style w:type="paragraph" w:styleId="5">
+  <w:style w:type="paragraph" w:styleId="Heading5">
     <w:name w:val="heading 5"/>
-    <w:basedOn w:val="a1"/>
-    <w:next w:val="a1"/>
-    <w:link w:val="50"/>
+    <w:basedOn w:val="Normal"/>
+    <w:next w:val="Normal"/>
+    <w:link w:val="Heading5Char"/>
     <w:uiPriority w:val="9"/>
     <w:semiHidden/>
     <w:unhideWhenUsed/>
@@ -15426,11 +17685,11 @@
       <w:color w:val="0F4761" w:themeColor="accent1" w:themeShade="BF"/>
     </w:rPr>
   </w:style>
-  <w:style w:type="paragraph" w:styleId="6">
+  <w:style w:type="paragraph" w:styleId="Heading6">
     <w:name w:val="heading 6"/>
-    <w:basedOn w:val="a1"/>
-    <w:next w:val="a1"/>
-    <w:link w:val="60"/>
+    <w:basedOn w:val="Normal"/>
+    <w:next w:val="Normal"/>
+    <w:link w:val="Heading6Char"/>
     <w:uiPriority w:val="9"/>
     <w:semiHidden/>
     <w:unhideWhenUsed/>
@@ -15447,11 +17706,11 @@
       <w:color w:val="0A2F40" w:themeColor="accent1" w:themeShade="7F"/>
     </w:rPr>
   </w:style>
-  <w:style w:type="paragraph" w:styleId="7">
+  <w:style w:type="paragraph" w:styleId="Heading7">
     <w:name w:val="heading 7"/>
-    <w:basedOn w:val="a1"/>
-    <w:next w:val="a1"/>
-    <w:link w:val="70"/>
+    <w:basedOn w:val="Normal"/>
+    <w:next w:val="Normal"/>
+    <w:link w:val="Heading7Char"/>
     <w:uiPriority w:val="9"/>
     <w:semiHidden/>
     <w:unhideWhenUsed/>
@@ -15470,11 +17729,11 @@
       <w:color w:val="0A2F40" w:themeColor="accent1" w:themeShade="7F"/>
     </w:rPr>
   </w:style>
-  <w:style w:type="paragraph" w:styleId="8">
+  <w:style w:type="paragraph" w:styleId="Heading8">
     <w:name w:val="heading 8"/>
-    <w:basedOn w:val="a1"/>
-    <w:next w:val="a1"/>
-    <w:link w:val="80"/>
+    <w:basedOn w:val="Normal"/>
+    <w:next w:val="Normal"/>
+    <w:link w:val="Heading8Char"/>
     <w:uiPriority w:val="9"/>
     <w:semiHidden/>
     <w:unhideWhenUsed/>
@@ -15493,11 +17752,11 @@
       <w:szCs w:val="21"/>
     </w:rPr>
   </w:style>
-  <w:style w:type="paragraph" w:styleId="9">
+  <w:style w:type="paragraph" w:styleId="Heading9">
     <w:name w:val="heading 9"/>
-    <w:basedOn w:val="a1"/>
-    <w:next w:val="a1"/>
-    <w:link w:val="90"/>
+    <w:basedOn w:val="Normal"/>
+    <w:next w:val="Normal"/>
+    <w:link w:val="Heading9Char"/>
     <w:uiPriority w:val="9"/>
     <w:semiHidden/>
     <w:unhideWhenUsed/>
@@ -15518,13 +17777,13 @@
       <w:szCs w:val="21"/>
     </w:rPr>
   </w:style>
-  <w:style w:type="character" w:default="1" w:styleId="a2">
+  <w:style w:type="character" w:default="1" w:styleId="DefaultParagraphFont">
     <w:name w:val="Default Paragraph Font"/>
     <w:uiPriority w:val="1"/>
     <w:semiHidden/>
     <w:unhideWhenUsed/>
   </w:style>
-  <w:style w:type="table" w:default="1" w:styleId="a3">
+  <w:style w:type="table" w:default="1" w:styleId="TableNormal">
     <w:name w:val="Normal Table"/>
     <w:uiPriority w:val="99"/>
     <w:semiHidden/>
@@ -15539,15 +17798,15 @@
       </w:tblCellMar>
     </w:tblPr>
   </w:style>
-  <w:style w:type="numbering" w:default="1" w:styleId="a4">
+  <w:style w:type="numbering" w:default="1" w:styleId="NoList">
     <w:name w:val="No List"/>
     <w:uiPriority w:val="99"/>
     <w:semiHidden/>
     <w:unhideWhenUsed/>
   </w:style>
-  <w:style w:type="paragraph" w:styleId="a0">
+  <w:style w:type="paragraph" w:styleId="ListParagraph">
     <w:name w:val="List Paragraph"/>
-    <w:basedOn w:val="a1"/>
+    <w:basedOn w:val="Normal"/>
     <w:autoRedefine/>
     <w:uiPriority w:val="34"/>
     <w:qFormat/>
@@ -15565,10 +17824,10 @@
       <w:sz w:val="20"/>
     </w:rPr>
   </w:style>
-  <w:style w:type="paragraph" w:styleId="a5">
+  <w:style w:type="paragraph" w:styleId="Header">
     <w:name w:val="header"/>
-    <w:basedOn w:val="a1"/>
-    <w:link w:val="a6"/>
+    <w:basedOn w:val="Normal"/>
+    <w:link w:val="HeaderChar"/>
     <w:uiPriority w:val="99"/>
     <w:unhideWhenUsed/>
     <w:rsid w:val="007B5E31"/>
@@ -15580,17 +17839,17 @@
       <w:spacing w:after="0" w:line="240" w:lineRule="auto"/>
     </w:pPr>
   </w:style>
-  <w:style w:type="character" w:customStyle="1" w:styleId="a6">
-    <w:name w:val="Верхний колонтитул Знак"/>
-    <w:basedOn w:val="a2"/>
-    <w:link w:val="a5"/>
+  <w:style w:type="character" w:customStyle="1" w:styleId="HeaderChar">
+    <w:name w:val="Header Char"/>
+    <w:basedOn w:val="DefaultParagraphFont"/>
+    <w:link w:val="Header"/>
     <w:uiPriority w:val="99"/>
     <w:rsid w:val="007B5E31"/>
   </w:style>
-  <w:style w:type="paragraph" w:styleId="a7">
+  <w:style w:type="paragraph" w:styleId="Footer">
     <w:name w:val="footer"/>
-    <w:basedOn w:val="a1"/>
-    <w:link w:val="a8"/>
+    <w:basedOn w:val="Normal"/>
+    <w:link w:val="FooterChar"/>
     <w:uiPriority w:val="99"/>
     <w:unhideWhenUsed/>
     <w:rsid w:val="007B5E31"/>
@@ -15602,16 +17861,16 @@
       <w:spacing w:after="0" w:line="240" w:lineRule="auto"/>
     </w:pPr>
   </w:style>
-  <w:style w:type="character" w:customStyle="1" w:styleId="a8">
-    <w:name w:val="Нижний колонтитул Знак"/>
-    <w:basedOn w:val="a2"/>
-    <w:link w:val="a7"/>
+  <w:style w:type="character" w:customStyle="1" w:styleId="FooterChar">
+    <w:name w:val="Footer Char"/>
+    <w:basedOn w:val="DefaultParagraphFont"/>
+    <w:link w:val="Footer"/>
     <w:uiPriority w:val="99"/>
     <w:rsid w:val="007B5E31"/>
   </w:style>
-  <w:style w:type="table" w:styleId="a9">
+  <w:style w:type="table" w:styleId="TableGrid">
     <w:name w:val="Table Grid"/>
-    <w:basedOn w:val="a3"/>
+    <w:basedOn w:val="TableNormal"/>
     <w:uiPriority w:val="59"/>
     <w:rsid w:val="00FB4123"/>
     <w:pPr>
@@ -15628,10 +17887,10 @@
       </w:tblBorders>
     </w:tblPr>
   </w:style>
-  <w:style w:type="character" w:customStyle="1" w:styleId="20">
-    <w:name w:val="Заголовок 2 Знак"/>
-    <w:basedOn w:val="a2"/>
-    <w:link w:val="2"/>
+  <w:style w:type="character" w:customStyle="1" w:styleId="Heading2Char">
+    <w:name w:val="Heading 2 Char"/>
+    <w:basedOn w:val="DefaultParagraphFont"/>
+    <w:link w:val="Heading2"/>
     <w:uiPriority w:val="9"/>
     <w:semiHidden/>
     <w:rsid w:val="006F683F"/>
@@ -15642,10 +17901,10 @@
       <w:szCs w:val="26"/>
     </w:rPr>
   </w:style>
-  <w:style w:type="character" w:customStyle="1" w:styleId="30">
-    <w:name w:val="Заголовок 3 Знак"/>
-    <w:basedOn w:val="a2"/>
-    <w:link w:val="3"/>
+  <w:style w:type="character" w:customStyle="1" w:styleId="Heading3Char">
+    <w:name w:val="Heading 3 Char"/>
+    <w:basedOn w:val="DefaultParagraphFont"/>
+    <w:link w:val="Heading3"/>
     <w:uiPriority w:val="9"/>
     <w:semiHidden/>
     <w:rsid w:val="006F683F"/>
@@ -15654,10 +17913,10 @@
       <w:color w:val="0A2F40" w:themeColor="accent1" w:themeShade="7F"/>
     </w:rPr>
   </w:style>
-  <w:style w:type="character" w:customStyle="1" w:styleId="40">
-    <w:name w:val="Заголовок 4 Знак"/>
-    <w:basedOn w:val="a2"/>
-    <w:link w:val="4"/>
+  <w:style w:type="character" w:customStyle="1" w:styleId="Heading4Char">
+    <w:name w:val="Heading 4 Char"/>
+    <w:basedOn w:val="DefaultParagraphFont"/>
+    <w:link w:val="Heading4"/>
     <w:uiPriority w:val="9"/>
     <w:semiHidden/>
     <w:rsid w:val="006F683F"/>
@@ -15668,10 +17927,10 @@
       <w:color w:val="0F4761" w:themeColor="accent1" w:themeShade="BF"/>
     </w:rPr>
   </w:style>
-  <w:style w:type="character" w:customStyle="1" w:styleId="50">
-    <w:name w:val="Заголовок 5 Знак"/>
-    <w:basedOn w:val="a2"/>
-    <w:link w:val="5"/>
+  <w:style w:type="character" w:customStyle="1" w:styleId="Heading5Char">
+    <w:name w:val="Heading 5 Char"/>
+    <w:basedOn w:val="DefaultParagraphFont"/>
+    <w:link w:val="Heading5"/>
     <w:uiPriority w:val="9"/>
     <w:semiHidden/>
     <w:rsid w:val="006F683F"/>
@@ -15680,10 +17939,10 @@
       <w:color w:val="0F4761" w:themeColor="accent1" w:themeShade="BF"/>
     </w:rPr>
   </w:style>
-  <w:style w:type="character" w:customStyle="1" w:styleId="60">
-    <w:name w:val="Заголовок 6 Знак"/>
-    <w:basedOn w:val="a2"/>
-    <w:link w:val="6"/>
+  <w:style w:type="character" w:customStyle="1" w:styleId="Heading6Char">
+    <w:name w:val="Heading 6 Char"/>
+    <w:basedOn w:val="DefaultParagraphFont"/>
+    <w:link w:val="Heading6"/>
     <w:uiPriority w:val="9"/>
     <w:semiHidden/>
     <w:rsid w:val="006F683F"/>
@@ -15692,10 +17951,10 @@
       <w:color w:val="0A2F40" w:themeColor="accent1" w:themeShade="7F"/>
     </w:rPr>
   </w:style>
-  <w:style w:type="character" w:customStyle="1" w:styleId="70">
-    <w:name w:val="Заголовок 7 Знак"/>
-    <w:basedOn w:val="a2"/>
-    <w:link w:val="7"/>
+  <w:style w:type="character" w:customStyle="1" w:styleId="Heading7Char">
+    <w:name w:val="Heading 7 Char"/>
+    <w:basedOn w:val="DefaultParagraphFont"/>
+    <w:link w:val="Heading7"/>
     <w:uiPriority w:val="9"/>
     <w:semiHidden/>
     <w:rsid w:val="006F683F"/>
@@ -15706,10 +17965,10 @@
       <w:color w:val="0A2F40" w:themeColor="accent1" w:themeShade="7F"/>
     </w:rPr>
   </w:style>
-  <w:style w:type="character" w:customStyle="1" w:styleId="80">
-    <w:name w:val="Заголовок 8 Знак"/>
-    <w:basedOn w:val="a2"/>
-    <w:link w:val="8"/>
+  <w:style w:type="character" w:customStyle="1" w:styleId="Heading8Char">
+    <w:name w:val="Heading 8 Char"/>
+    <w:basedOn w:val="DefaultParagraphFont"/>
+    <w:link w:val="Heading8"/>
     <w:uiPriority w:val="9"/>
     <w:semiHidden/>
     <w:rsid w:val="006F683F"/>
@@ -15720,10 +17979,10 @@
       <w:szCs w:val="21"/>
     </w:rPr>
   </w:style>
-  <w:style w:type="character" w:customStyle="1" w:styleId="90">
-    <w:name w:val="Заголовок 9 Знак"/>
-    <w:basedOn w:val="a2"/>
-    <w:link w:val="9"/>
+  <w:style w:type="character" w:customStyle="1" w:styleId="Heading9Char">
+    <w:name w:val="Heading 9 Char"/>
+    <w:basedOn w:val="DefaultParagraphFont"/>
+    <w:link w:val="Heading9"/>
     <w:uiPriority w:val="9"/>
     <w:semiHidden/>
     <w:rsid w:val="006F683F"/>
@@ -15736,10 +17995,10 @@
       <w:szCs w:val="21"/>
     </w:rPr>
   </w:style>
-  <w:style w:type="character" w:customStyle="1" w:styleId="10">
-    <w:name w:val="Заголовок 1 Знак"/>
-    <w:basedOn w:val="a2"/>
-    <w:link w:val="1"/>
+  <w:style w:type="character" w:customStyle="1" w:styleId="Heading1Char">
+    <w:name w:val="Heading 1 Char"/>
+    <w:basedOn w:val="DefaultParagraphFont"/>
+    <w:link w:val="Heading1"/>
     <w:uiPriority w:val="9"/>
     <w:rsid w:val="006F683F"/>
     <w:rPr>
@@ -15759,17 +18018,17 @@
       </w:numPr>
     </w:pPr>
   </w:style>
-  <w:style w:type="character" w:styleId="aa">
+  <w:style w:type="character" w:styleId="PageNumber">
     <w:name w:val="page number"/>
-    <w:basedOn w:val="a2"/>
+    <w:basedOn w:val="DefaultParagraphFont"/>
     <w:uiPriority w:val="99"/>
     <w:semiHidden/>
     <w:unhideWhenUsed/>
     <w:rsid w:val="006F683F"/>
   </w:style>
-  <w:style w:type="paragraph" w:styleId="a">
+  <w:style w:type="paragraph" w:styleId="List">
     <w:name w:val="List"/>
-    <w:basedOn w:val="a1"/>
+    <w:basedOn w:val="Normal"/>
     <w:uiPriority w:val="99"/>
     <w:unhideWhenUsed/>
     <w:rsid w:val="006F683F"/>

--- a/public/files/contract_gold_template.docx
+++ b/public/files/contract_gold_template.docx
@@ -2114,7 +2114,7 @@
                 <w:szCs w:val="16"/>
                 <w:lang w:val="hy-AM"/>
               </w:rPr>
-              <w:t>${account_</w:t>
+              <w:t>${</w:t>
             </w:r>
             <w:r>
               <w:rPr>
@@ -2125,7 +2125,7 @@
                 <w:szCs w:val="16"/>
                 <w:lang w:val="hy-AM"/>
               </w:rPr>
-              <w:t>card_</w:t>
+              <w:t>provided_type</w:t>
             </w:r>
             <w:r>
               <w:rPr>
@@ -2136,7 +2136,7 @@
                 <w:szCs w:val="16"/>
                 <w:lang w:val="hy-AM"/>
               </w:rPr>
-              <w:t>number}</w:t>
+              <w:t>}</w:t>
             </w:r>
             <w:r>
               <w:rPr>
@@ -12668,7 +12668,7 @@
               </wp:anchor>
             </w:drawing>
           </mc:Choice>
-          <mc:Fallback xmlns:w16du="http://schemas.microsoft.com/office/word/2023/wordml/word16du" xmlns:w16sdtfl="http://schemas.microsoft.com/office/word/2024/wordml/sdtformatlock">
+          <mc:Fallback xmlns:w16sdtfl="http://schemas.microsoft.com/office/word/2024/wordml/sdtformatlock" xmlns:w16du="http://schemas.microsoft.com/office/word/2023/wordml/word16du">
             <w:pict>
               <v:line w14:anchorId="6A9B0DF6" id="Straight Connector 2" o:spid="_x0000_s1026" style="position:absolute;z-index:251659264;visibility:visible;mso-wrap-style:square;mso-wrap-distance-left:9pt;mso-wrap-distance-top:0;mso-wrap-distance-right:9pt;mso-wrap-distance-bottom:0;mso-position-horizontal:absolute;mso-position-horizontal-relative:text;mso-position-vertical:absolute;mso-position-vertical-relative:text" from="-2.8pt,12.7pt" to="488.9pt,12.7pt" o:gfxdata="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" strokecolor="black [3213]" strokeweight="1.25pt">
                 <v:stroke linestyle="thinThick" joinstyle="miter"/>
@@ -13524,7 +13524,7 @@
               </wp:anchor>
             </w:drawing>
           </mc:Choice>
-          <mc:Fallback xmlns:w16du="http://schemas.microsoft.com/office/word/2023/wordml/word16du" xmlns:w16sdtfl="http://schemas.microsoft.com/office/word/2024/wordml/sdtformatlock">
+          <mc:Fallback xmlns:w16sdtfl="http://schemas.microsoft.com/office/word/2024/wordml/sdtformatlock" xmlns:w16du="http://schemas.microsoft.com/office/word/2023/wordml/word16du">
             <w:pict>
               <v:line w14:anchorId="58052DD5" id="Straight Connector 2" o:spid="_x0000_s1026" style="position:absolute;z-index:251661312;visibility:visible;mso-wrap-style:square;mso-wrap-distance-left:9pt;mso-wrap-distance-top:0;mso-wrap-distance-right:9pt;mso-wrap-distance-bottom:0;mso-position-horizontal:absolute;mso-position-horizontal-relative:text;mso-position-vertical:absolute;mso-position-vertical-relative:text" from="0,13.4pt" to="491.7pt,13.4pt" o:gfxdata="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" strokecolor="black [3213]" strokeweight="1.25pt">
                 <v:stroke linestyle="thinThick" joinstyle="miter"/>
